--- a/204_Spyder_BDA112_Ass2.docx
+++ b/204_Spyder_BDA112_Ass2.docx
@@ -1,6 +1,6 @@
 
 <file path=word/document.xml><?xml version="1.0" encoding="utf-8"?>
-<w:document xmlns:wpc="http://schemas.microsoft.com/office/word/2010/wordprocessingCanvas" xmlns:cx="http://schemas.microsoft.com/office/drawing/2014/chartex" xmlns:cx1="http://schemas.microsoft.com/office/drawing/2015/9/8/chartex" xmlns:cx2="http://schemas.microsoft.com/office/drawing/2015/10/21/chartex" xmlns:cx3="http://schemas.microsoft.com/office/drawing/2016/5/9/chartex" xmlns:cx4="http://schemas.microsoft.com/office/drawing/2016/5/10/chartex" xmlns:cx5="http://schemas.microsoft.com/office/drawing/2016/5/11/chartex" xmlns:cx6="http://schemas.microsoft.com/office/drawing/2016/5/12/chartex" xmlns:cx7="http://schemas.microsoft.com/office/drawing/2016/5/13/chartex" xmlns:cx8="http://schemas.microsoft.com/office/drawing/2016/5/14/chartex" xmlns:mc="http://schemas.openxmlformats.org/markup-compatibility/2006" xmlns:m="http://schemas.openxmlformats.org/officeDocument/2006/math" xmlns:aink="http://schemas.microsoft.com/office/drawing/2016/ink" xmlns:am3d="http://schemas.microsoft.com/office/drawing/2017/model3d" xmlns:oel="http://schemas.microsoft.com/office/2019/extlst" xmlns:r="http://schemas.openxmlformats.org/officeDocument/2006/relationships" xmlns:wp14="http://schemas.microsoft.com/office/word/2010/wordprocessingDrawing" xmlns:wp="http://schemas.openxmlformats.org/drawingml/2006/wordprocessingDrawing" xmlns:wpg="http://schemas.microsoft.com/office/word/2010/wordprocessingGroup" xmlns:wpi="http://schemas.microsoft.com/office/word/2010/wordprocessingInk" xmlns:wps="http://schemas.microsoft.com/office/word/2010/wordprocessingShape" xmlns:o="urn:schemas-microsoft-com:office:office" xmlns:v="urn:schemas-microsoft-com:vml" xmlns:w10="urn:schemas-microsoft-com:office:word" xmlns:w="http://schemas.openxmlformats.org/wordprocessingml/2006/main" xmlns:w14="http://schemas.microsoft.com/office/word/2010/wordml" xmlns:w15="http://schemas.microsoft.com/office/word/2012/wordml" xmlns:w16cex="http://schemas.microsoft.com/office/word/2018/wordml/cex" xmlns:w16cid="http://schemas.microsoft.com/office/word/2016/wordml/cid" xmlns:w16="http://schemas.microsoft.com/office/word/2018/wordml" xmlns:w16sdtdh="http://schemas.microsoft.com/office/word/2020/wordml/sdtdatahash" xmlns:w16sdtfl="http://schemas.microsoft.com/office/word/2024/wordml/sdtformatlock" xmlns:w16se="http://schemas.microsoft.com/office/word/2015/wordml/symex" xmlns:w16du="http://schemas.microsoft.com/office/word/2023/wordml/word16du" xmlns:wne="http://schemas.microsoft.com/office/word/2006/wordml" mc:Ignorable="w14 w15 w16se w16cid w16 w16cex w16sdtdh w16sdtfl w16du wp14">
+<w:document xmlns:wpc="http://schemas.microsoft.com/office/word/2010/wordprocessingCanvas" xmlns:cx="http://schemas.microsoft.com/office/drawing/2014/chartex" xmlns:cx1="http://schemas.microsoft.com/office/drawing/2015/9/8/chartex" xmlns:cx2="http://schemas.microsoft.com/office/drawing/2015/10/21/chartex" xmlns:cx3="http://schemas.microsoft.com/office/drawing/2016/5/9/chartex" xmlns:cx4="http://schemas.microsoft.com/office/drawing/2016/5/10/chartex" xmlns:cx5="http://schemas.microsoft.com/office/drawing/2016/5/11/chartex" xmlns:cx6="http://schemas.microsoft.com/office/drawing/2016/5/12/chartex" xmlns:cx7="http://schemas.microsoft.com/office/drawing/2016/5/13/chartex" xmlns:cx8="http://schemas.microsoft.com/office/drawing/2016/5/14/chartex" xmlns:mc="http://schemas.openxmlformats.org/markup-compatibility/2006" xmlns:m="http://schemas.openxmlformats.org/officeDocument/2006/math" xmlns:aink="http://schemas.microsoft.com/office/drawing/2016/ink" xmlns:am3d="http://schemas.microsoft.com/office/drawing/2017/model3d" xmlns:oel="http://schemas.microsoft.com/office/2019/extlst" xmlns:r="http://schemas.openxmlformats.org/officeDocument/2006/relationships" xmlns:wp14="http://schemas.microsoft.com/office/word/2010/wordprocessingDrawing" xmlns:wp="http://schemas.openxmlformats.org/drawingml/2006/wordprocessingDrawing" xmlns:wpg="http://schemas.microsoft.com/office/word/2010/wordprocessingGroup" xmlns:wpi="http://schemas.microsoft.com/office/word/2010/wordprocessingInk" xmlns:wps="http://schemas.microsoft.com/office/word/2010/wordprocessingShape" xmlns:o="urn:schemas-microsoft-com:office:office" xmlns:v="urn:schemas-microsoft-com:vml" xmlns:w10="urn:schemas-microsoft-com:office:word" xmlns:w="http://schemas.openxmlformats.org/wordprocessingml/2006/main" xmlns:w14="http://schemas.microsoft.com/office/word/2010/wordml" xmlns:w15="http://schemas.microsoft.com/office/word/2012/wordml" xmlns:w16cei="http://schemas.microsoft.com/office/word/2026/wordml/cei" xmlns:w16cex="http://schemas.microsoft.com/office/word/2018/wordml/cex" xmlns:w16cid="http://schemas.microsoft.com/office/word/2016/wordml/cid" xmlns:w16="http://schemas.microsoft.com/office/word/2018/wordml" xmlns:w16sdtdh="http://schemas.microsoft.com/office/word/2020/wordml/sdtdatahash" xmlns:w16sdtfl="http://schemas.microsoft.com/office/word/2024/wordml/sdtformatlock" xmlns:w16se="http://schemas.microsoft.com/office/word/2015/wordml/symex" xmlns:w16du="http://schemas.microsoft.com/office/word/2023/wordml/word16du" xmlns:wne="http://schemas.microsoft.com/office/word/2006/wordml" mc:Ignorable="w14 w15 w16se w16cid w16 w16cex w16sdtdh w16sdtfl w16du wp14">
   <w:body>
     <w:p>
       <w:pPr>
@@ -24,13 +24,61 @@
       </w:r>
     </w:p>
     <w:p>
+      <w:pPr>
+        <w:pStyle w:val="Heading1"/>
+        <w:rPr>
+          <w:rFonts w:ascii="Times New Roman" w:eastAsiaTheme="minorEastAsia" w:hAnsi="Times New Roman" w:cstheme="minorBidi"/>
+          <w:b w:val="0"/>
+          <w:bCs w:val="0"/>
+          <w:szCs w:val="22"/>
+        </w:rPr>
+      </w:pPr>
       <w:r>
-        <w:t>Urban air-quality measurements can help environmental teams identify pollution patterns and decide where further monitoring is needed. This project studies nitrogen dioxide (NO₂) measurements from a published OpenAQ-derived dataset. It explores three monitoring stations and predicts the next hourly reading at the Paris station. The intended users are an environmental monitoring team who need a clear, practical example of how Python can support analysis. The project does not estimate personal exposure or provide public health advice.</w:t>
+        <w:rPr>
+          <w:rFonts w:ascii="Times New Roman" w:eastAsiaTheme="minorEastAsia" w:hAnsi="Times New Roman" w:cstheme="minorBidi"/>
+          <w:b w:val="0"/>
+          <w:bCs w:val="0"/>
+          <w:szCs w:val="22"/>
+        </w:rPr>
+        <w:t>Environmental teams could use urban air-quality data to detect where additional monitoring efforts should be undertaken and to determine air quality patterns. The aim of this project is to examine the nitrogen dioxide (NO₂) data from a published dataset derived from OpenAQ. It investigates three weather stations and forecast the weather condition for the next hour at the Paris station. Users: Environmental monitoring team, clear and practical example of support of Python in analysis. Personal exposure assessments and public health recommendations are not estimated or provided by the project.</w:t>
       </w:r>
     </w:p>
     <w:p>
+      <w:pPr>
+        <w:pStyle w:val="Heading1"/>
+        <w:rPr>
+          <w:rFonts w:ascii="Times New Roman" w:eastAsiaTheme="minorEastAsia" w:hAnsi="Times New Roman" w:cstheme="minorBidi"/>
+          <w:b w:val="0"/>
+          <w:bCs w:val="0"/>
+          <w:szCs w:val="22"/>
+        </w:rPr>
+      </w:pPr>
       <w:r>
-        <w:t>The main question is whether recent NO₂ readings and simple calendar features can improve one-hour-ahead predictions. The project also asks how the observed distributions differ between stations, how Paris readings vary by reported hour and weekday, and whether data quality limits the conclusions. The target is a continuous concentration in micrograms per cubic metre (µg/m³). Therefore, Linear Regression and Random Forest regression are compared with a simple persistence baseline. Success means reducing average prediction error on a later period that was not used to fit or select the model.</w:t>
+        <w:rPr>
+          <w:rFonts w:ascii="Times New Roman" w:eastAsiaTheme="minorEastAsia" w:hAnsi="Times New Roman" w:cstheme="minorBidi"/>
+          <w:b w:val="0"/>
+          <w:bCs w:val="0"/>
+          <w:szCs w:val="22"/>
+        </w:rPr>
+        <w:t>The most important question is whether recent NO₂ readings and basic calendar data can enhance the performance of 1-hour-ahead predictions. The project also includes questions on whether the observed distributions vary between stations, the difference in readings within the hour and by day of the week, and whether the quality of the data affects the conclusions. The target is for continuous concentration in micrograms per cubic met</w:t>
+      </w:r>
+      <w:r>
+        <w:rPr>
+          <w:rFonts w:ascii="Times New Roman" w:eastAsiaTheme="minorEastAsia" w:hAnsi="Times New Roman" w:cstheme="minorBidi"/>
+          <w:b w:val="0"/>
+          <w:bCs w:val="0"/>
+          <w:szCs w:val="22"/>
+        </w:rPr>
+        <w:t>er</w:t>
+      </w:r>
+      <w:r>
+        <w:rPr>
+          <w:rFonts w:ascii="Times New Roman" w:eastAsiaTheme="minorEastAsia" w:hAnsi="Times New Roman" w:cstheme="minorBidi"/>
+          <w:b w:val="0"/>
+          <w:bCs w:val="0"/>
+          <w:szCs w:val="22"/>
+        </w:rPr>
+        <w:t xml:space="preserve"> (µg/m³). Hence, Linear Regression and Random Forest regression models are compared to a simple persistence baseline. Success is defined as having the least average prediction error on the following period which was not used to fit or select the model.</w:t>
       </w:r>
     </w:p>
     <w:p>
@@ -42,34 +90,99 @@
       </w:r>
     </w:p>
     <w:p>
+      <w:pPr>
+        <w:pStyle w:val="Heading1"/>
+        <w:rPr>
+          <w:rFonts w:ascii="Times New Roman" w:eastAsiaTheme="minorEastAsia" w:hAnsi="Times New Roman" w:cstheme="minorBidi"/>
+          <w:b w:val="0"/>
+          <w:bCs w:val="0"/>
+          <w:szCs w:val="22"/>
+        </w:rPr>
+      </w:pPr>
       <w:r>
-        <w:t>Python was selected because it supports cleaning, charts and machine learning in one reproducible workflow. Jupyter combines code, written explanations and outputs, making the steps easier for group members and markers to follow [3]. However, running cells in the wrong order can leave old results in memory. Restarting the kernel and running every cell is therefore part of the final review. A spreadsheet could display the small dataset, but Python makes repeated lag creation and consistent model comparisons easier to reproduce.</w:t>
+        <w:rPr>
+          <w:rFonts w:ascii="Times New Roman" w:eastAsiaTheme="minorEastAsia" w:hAnsi="Times New Roman" w:cstheme="minorBidi"/>
+          <w:b w:val="0"/>
+          <w:bCs w:val="0"/>
+          <w:szCs w:val="22"/>
+        </w:rPr>
+        <w:t>Python was chosen as its support for cleaning, charts and machine learning are all in one reproducible workflow. Jupyter presents a new way for code, written explanations and outputs to be displayed together, thus making it easier for group members and markers to follow the steps [3]. Note that if cells are run in the wrong order, old results can be held in memory. It's therefore a part of the final review to restart the kernel and run each cell. A spreadsheet might contain the small data set; however, Python allows repeated creation of a lag and easy, consistent comparisons of models.</w:t>
       </w:r>
     </w:p>
     <w:p>
+      <w:pPr>
+        <w:pStyle w:val="Heading1"/>
+        <w:rPr>
+          <w:rFonts w:ascii="Times New Roman" w:eastAsiaTheme="minorEastAsia" w:hAnsi="Times New Roman" w:cstheme="minorBidi"/>
+          <w:b w:val="0"/>
+          <w:bCs w:val="0"/>
+          <w:szCs w:val="22"/>
+        </w:rPr>
+      </w:pPr>
       <w:r>
-        <w:t xml:space="preserve">pandas </w:t>
-      </w:r>
-      <w:proofErr w:type="gramStart"/>
-      <w:r>
-        <w:t>was</w:t>
-      </w:r>
-      <w:proofErr w:type="gramEnd"/>
-      <w:r>
-        <w:t xml:space="preserve"> used for CSV import, date conversion, missing-value checks, hourly indexing and grouped summaries [1]. Its labelled tables reduce the chance of mixing up columns. NumPy was used for numeric calculations and the sine and cosine features that represent a repeating daily cycle [7]. These libraries are suitable for a small dataset held in memory. A distributed platform would introduce extra setup without a clear benefit for this project.</w:t>
+        <w:rPr>
+          <w:rFonts w:ascii="Times New Roman" w:eastAsiaTheme="minorEastAsia" w:hAnsi="Times New Roman" w:cstheme="minorBidi"/>
+          <w:b w:val="0"/>
+          <w:bCs w:val="0"/>
+          <w:szCs w:val="22"/>
+        </w:rPr>
+        <w:t>The import of CSV files, conversion of dates to hours, missing value and hourly indexing and grouped summaries were performed using pandas. The labelled tables decrease chances of mixing up columns. The numeric calculations and sine and cosine features which represented the repeating daily cycle [7] were made using the NumPy library. These libraries work well with a small dataset in memory. There is no real need for a distributed platform at this time for this project.</w:t>
       </w:r>
     </w:p>
     <w:p>
+      <w:pPr>
+        <w:pStyle w:val="Heading1"/>
+        <w:rPr>
+          <w:rFonts w:ascii="Times New Roman" w:eastAsiaTheme="minorEastAsia" w:hAnsi="Times New Roman" w:cstheme="minorBidi"/>
+          <w:b w:val="0"/>
+          <w:bCs w:val="0"/>
+          <w:szCs w:val="22"/>
+        </w:rPr>
+      </w:pPr>
       <w:r>
-        <w:t>Matplotlib was selected for labelled boxplots, histograms and time-series charts [8]. It offers direct control over axes, units and figure sizes, although interactive tools would be more convenient for a live dashboard. scikit-learn provides both regression algorithms and consistent evaluation functions [4]</w:t>
+        <w:rPr>
+          <w:rFonts w:ascii="Times New Roman" w:eastAsiaTheme="minorEastAsia" w:hAnsi="Times New Roman" w:cstheme="minorBidi"/>
+          <w:b w:val="0"/>
+          <w:bCs w:val="0"/>
+          <w:szCs w:val="22"/>
+        </w:rPr>
+        <w:t>Labelled boxplots, histograms and time-series charts were chosen to be plotted using Matplotlib. scikit-learn will supply evaluation functions that are consistent across the different regression algorithms, plus regression algorithms themselves [4]</w:t>
       </w:r>
-      <w:proofErr w:type="gramStart"/>
       <w:r>
-        <w:t>–[</w:t>
+        <w:rPr>
+          <w:rFonts w:ascii="Times New Roman" w:eastAsiaTheme="minorEastAsia" w:hAnsi="Times New Roman" w:cstheme="minorBidi"/>
+          <w:b w:val="0"/>
+          <w:bCs w:val="0"/>
+          <w:szCs w:val="22"/>
+        </w:rPr>
+        <w:t>– [</w:t>
       </w:r>
-      <w:proofErr w:type="gramEnd"/>
       <w:r>
-        <w:t>6]. Linear Regression is relatively easy to explain, while Random Forest handles more complex relationships at the cost of transparency. Git or dated shared versions should record the group’s actual revisions and reviews. No student contribution is inferred from an AI-generated file.</w:t>
+        <w:rPr>
+          <w:rFonts w:ascii="Times New Roman" w:eastAsiaTheme="minorEastAsia" w:hAnsi="Times New Roman" w:cstheme="minorBidi"/>
+          <w:b w:val="0"/>
+          <w:bCs w:val="0"/>
+          <w:szCs w:val="22"/>
+        </w:rPr>
+        <w:t xml:space="preserve">6] that allow direct control over axes, units and figure sizes for a live dashboard. Linear Regression is simple to </w:t>
+      </w:r>
+      <w:r>
+        <w:rPr>
+          <w:rFonts w:ascii="Times New Roman" w:eastAsiaTheme="minorEastAsia" w:hAnsi="Times New Roman" w:cstheme="minorBidi"/>
+          <w:b w:val="0"/>
+          <w:bCs w:val="0"/>
+          <w:szCs w:val="22"/>
+        </w:rPr>
+        <w:t>explain,</w:t>
+      </w:r>
+      <w:r>
+        <w:rPr>
+          <w:rFonts w:ascii="Times New Roman" w:eastAsiaTheme="minorEastAsia" w:hAnsi="Times New Roman" w:cstheme="minorBidi"/>
+          <w:b w:val="0"/>
+          <w:bCs w:val="0"/>
+          <w:szCs w:val="22"/>
+        </w:rPr>
+        <w:t xml:space="preserve"> and random forest is opaque but works for more complex relationships. The group’s actual revisions and reviews should be documented in the dated shared versions or in the Git version. If an AI-generated file is created, it is not assumed to be a student's contribution.</w:t>
       </w:r>
     </w:p>
     <w:p>
@@ -81,29 +194,23 @@
       </w:r>
     </w:p>
     <w:p>
+      <w:pPr>
+        <w:pStyle w:val="Heading1"/>
+        <w:rPr>
+          <w:rFonts w:ascii="Times New Roman" w:eastAsiaTheme="minorEastAsia" w:hAnsi="Times New Roman" w:cstheme="minorBidi"/>
+          <w:b w:val="0"/>
+          <w:bCs w:val="0"/>
+          <w:szCs w:val="22"/>
+        </w:rPr>
+      </w:pPr>
       <w:r>
-        <w:t xml:space="preserve">The source is air_quality_no2.csv in the </w:t>
-      </w:r>
-      <w:proofErr w:type="gramStart"/>
-      <w:r>
-        <w:t>pandas</w:t>
-      </w:r>
-      <w:proofErr w:type="gramEnd"/>
-      <w:r>
-        <w:t xml:space="preserve"> project repository, retrieved on 4 September 2026 [2]. pandas </w:t>
-      </w:r>
-      <w:proofErr w:type="gramStart"/>
-      <w:r>
-        <w:t>identifies</w:t>
-      </w:r>
-      <w:proofErr w:type="gramEnd"/>
-      <w:r>
-        <w:t xml:space="preserve"> it as an OpenAQ sample from FR04014 in Paris, BETR801 in Antwerp and London Westminster [1]. It is a historical teaching extract, not a new download from the complete OpenAQ archive. The file contains 1,035 rows and four columns: the reported datetime and one NO₂ column per station. Its reported dates run from 7 May to 21 June 2019. The notebook embeds the recovered CSV snapshot and checks its SHA-256 hash, so a separate data file or API key is unnecessary.</w:t>
-      </w:r>
-    </w:p>
-    <w:p>
-      <w:r>
-        <w:br w:type="page"/>
+        <w:rPr>
+          <w:rFonts w:ascii="Times New Roman" w:eastAsiaTheme="minorEastAsia" w:hAnsi="Times New Roman" w:cstheme="minorBidi"/>
+          <w:b w:val="0"/>
+          <w:bCs w:val="0"/>
+          <w:szCs w:val="22"/>
+        </w:rPr>
+        <w:t>It is retrieved from the pandas project repository on 4 September 2026 [2] and identified by pandas as an OpenAQ sample from FR04014 in Paris, BETR801 in Antwerp and London Westminster [1]. This is not a new download from OpenAQ's full data repository but a historical teaching extract. The data file has four columns (one NO₂ for each station) and 1,035 rows, which is the number of reported datetimes. It is reported to have been held from 7 May to 21 June 2019. The notebook incorporates the recovered CSV snapshot and verifies the snapshot's SHA-256 hash, which means there's no need to have a separate data file or API key.</w:t>
       </w:r>
     </w:p>
     <w:p>
@@ -111,13 +218,16 @@
         <w:pStyle w:val="Heading1"/>
       </w:pPr>
       <w:r>
-        <w:lastRenderedPageBreak/>
         <w:t>4. Data quality assessment and preprocessing</w:t>
       </w:r>
     </w:p>
     <w:p>
       <w:r>
-        <w:t>The raw file was kept separate from the cleaned table. Dates were converted to datetime values, and all three measurement columns were checked as numeric. The assessment found no exact duplicate rows, invalid dates, invalid numeric strings or negative concentrations. The code also checks for conflicting duplicate timestamps and stops for review if they occur. These checks are included even when the current file contains no such errors, because the same workflow should identify them in a later dataset.</w:t>
+        <w:t xml:space="preserve">The raw file was kept separate from the cleaned table. Dates were converted to datetime values, and all three measurement columns were checked as numeric. The assessment found no exact duplicate rows, invalid dates, invalid numeric strings or negative concentrations. The code also checks for </w:t>
+      </w:r>
+      <w:r>
+        <w:lastRenderedPageBreak/>
+        <w:t>conflicting duplicate timestamps and stops for review if they occur. These checks are included even when the current file contains no such errors, because the same workflow should identify them in a later dataset.</w:t>
       </w:r>
     </w:p>
     <w:p>
@@ -1505,7 +1615,7 @@
 </file>
 
 <file path=word/endnotes.xml><?xml version="1.0" encoding="utf-8"?>
-<w:endnotes xmlns:wpc="http://schemas.microsoft.com/office/word/2010/wordprocessingCanvas" xmlns:cx="http://schemas.microsoft.com/office/drawing/2014/chartex" xmlns:cx1="http://schemas.microsoft.com/office/drawing/2015/9/8/chartex" xmlns:cx2="http://schemas.microsoft.com/office/drawing/2015/10/21/chartex" xmlns:cx3="http://schemas.microsoft.com/office/drawing/2016/5/9/chartex" xmlns:cx4="http://schemas.microsoft.com/office/drawing/2016/5/10/chartex" xmlns:cx5="http://schemas.microsoft.com/office/drawing/2016/5/11/chartex" xmlns:cx6="http://schemas.microsoft.com/office/drawing/2016/5/12/chartex" xmlns:cx7="http://schemas.microsoft.com/office/drawing/2016/5/13/chartex" xmlns:cx8="http://schemas.microsoft.com/office/drawing/2016/5/14/chartex" xmlns:mc="http://schemas.openxmlformats.org/markup-compatibility/2006" xmlns:m="http://schemas.openxmlformats.org/officeDocument/2006/math" xmlns:aink="http://schemas.microsoft.com/office/drawing/2016/ink" xmlns:am3d="http://schemas.microsoft.com/office/drawing/2017/model3d" xmlns:oel="http://schemas.microsoft.com/office/2019/extlst" xmlns:r="http://schemas.openxmlformats.org/officeDocument/2006/relationships" xmlns:wp14="http://schemas.microsoft.com/office/word/2010/wordprocessingDrawing" xmlns:wp="http://schemas.openxmlformats.org/drawingml/2006/wordprocessingDrawing" xmlns:wpg="http://schemas.microsoft.com/office/word/2010/wordprocessingGroup" xmlns:wpi="http://schemas.microsoft.com/office/word/2010/wordprocessingInk" xmlns:wps="http://schemas.microsoft.com/office/word/2010/wordprocessingShape" xmlns:o="urn:schemas-microsoft-com:office:office" xmlns:v="urn:schemas-microsoft-com:vml" xmlns:w10="urn:schemas-microsoft-com:office:word" xmlns:w="http://schemas.openxmlformats.org/wordprocessingml/2006/main" xmlns:w14="http://schemas.microsoft.com/office/word/2010/wordml" xmlns:w15="http://schemas.microsoft.com/office/word/2012/wordml" xmlns:w16cex="http://schemas.microsoft.com/office/word/2018/wordml/cex" xmlns:w16cid="http://schemas.microsoft.com/office/word/2016/wordml/cid" xmlns:w16="http://schemas.microsoft.com/office/word/2018/wordml" xmlns:w16sdtdh="http://schemas.microsoft.com/office/word/2020/wordml/sdtdatahash" xmlns:w16sdtfl="http://schemas.microsoft.com/office/word/2024/wordml/sdtformatlock" xmlns:w16se="http://schemas.microsoft.com/office/word/2015/wordml/symex" xmlns:w16du="http://schemas.microsoft.com/office/word/2023/wordml/word16du" xmlns:wne="http://schemas.microsoft.com/office/word/2006/wordml" mc:Ignorable="w14 w15 w16se w16cid w16 w16cex w16sdtdh w16sdtfl w16du wp14">
+<w:endnotes xmlns:wpc="http://schemas.microsoft.com/office/word/2010/wordprocessingCanvas" xmlns:cx="http://schemas.microsoft.com/office/drawing/2014/chartex" xmlns:cx1="http://schemas.microsoft.com/office/drawing/2015/9/8/chartex" xmlns:cx2="http://schemas.microsoft.com/office/drawing/2015/10/21/chartex" xmlns:cx3="http://schemas.microsoft.com/office/drawing/2016/5/9/chartex" xmlns:cx4="http://schemas.microsoft.com/office/drawing/2016/5/10/chartex" xmlns:cx5="http://schemas.microsoft.com/office/drawing/2016/5/11/chartex" xmlns:cx6="http://schemas.microsoft.com/office/drawing/2016/5/12/chartex" xmlns:cx7="http://schemas.microsoft.com/office/drawing/2016/5/13/chartex" xmlns:cx8="http://schemas.microsoft.com/office/drawing/2016/5/14/chartex" xmlns:mc="http://schemas.openxmlformats.org/markup-compatibility/2006" xmlns:m="http://schemas.openxmlformats.org/officeDocument/2006/math" xmlns:aink="http://schemas.microsoft.com/office/drawing/2016/ink" xmlns:am3d="http://schemas.microsoft.com/office/drawing/2017/model3d" xmlns:oel="http://schemas.microsoft.com/office/2019/extlst" xmlns:r="http://schemas.openxmlformats.org/officeDocument/2006/relationships" xmlns:wp14="http://schemas.microsoft.com/office/word/2010/wordprocessingDrawing" xmlns:wp="http://schemas.openxmlformats.org/drawingml/2006/wordprocessingDrawing" xmlns:wpg="http://schemas.microsoft.com/office/word/2010/wordprocessingGroup" xmlns:wpi="http://schemas.microsoft.com/office/word/2010/wordprocessingInk" xmlns:wps="http://schemas.microsoft.com/office/word/2010/wordprocessingShape" xmlns:o="urn:schemas-microsoft-com:office:office" xmlns:v="urn:schemas-microsoft-com:vml" xmlns:w10="urn:schemas-microsoft-com:office:word" xmlns:w="http://schemas.openxmlformats.org/wordprocessingml/2006/main" xmlns:w14="http://schemas.microsoft.com/office/word/2010/wordml" xmlns:w15="http://schemas.microsoft.com/office/word/2012/wordml" xmlns:w16cei="http://schemas.microsoft.com/office/word/2026/wordml/cei" xmlns:w16cex="http://schemas.microsoft.com/office/word/2018/wordml/cex" xmlns:w16cid="http://schemas.microsoft.com/office/word/2016/wordml/cid" xmlns:w16="http://schemas.microsoft.com/office/word/2018/wordml" xmlns:w16sdtdh="http://schemas.microsoft.com/office/word/2020/wordml/sdtdatahash" xmlns:w16sdtfl="http://schemas.microsoft.com/office/word/2024/wordml/sdtformatlock" xmlns:w16se="http://schemas.microsoft.com/office/word/2015/wordml/symex" xmlns:w16du="http://schemas.microsoft.com/office/word/2023/wordml/word16du" xmlns:wne="http://schemas.microsoft.com/office/word/2006/wordml" mc:Ignorable="w14 w15 w16se w16cid w16 w16cex w16sdtdh w16sdtfl w16du wp14">
   <w:endnote w:type="separator" w:id="-1">
     <w:p>
       <w:pPr>
@@ -1530,7 +1640,7 @@
 </file>
 
 <file path=word/footer1.xml><?xml version="1.0" encoding="utf-8"?>
-<w:ftr xmlns:wpc="http://schemas.microsoft.com/office/word/2010/wordprocessingCanvas" xmlns:cx="http://schemas.microsoft.com/office/drawing/2014/chartex" xmlns:cx1="http://schemas.microsoft.com/office/drawing/2015/9/8/chartex" xmlns:cx2="http://schemas.microsoft.com/office/drawing/2015/10/21/chartex" xmlns:cx3="http://schemas.microsoft.com/office/drawing/2016/5/9/chartex" xmlns:cx4="http://schemas.microsoft.com/office/drawing/2016/5/10/chartex" xmlns:cx5="http://schemas.microsoft.com/office/drawing/2016/5/11/chartex" xmlns:cx6="http://schemas.microsoft.com/office/drawing/2016/5/12/chartex" xmlns:cx7="http://schemas.microsoft.com/office/drawing/2016/5/13/chartex" xmlns:cx8="http://schemas.microsoft.com/office/drawing/2016/5/14/chartex" xmlns:mc="http://schemas.openxmlformats.org/markup-compatibility/2006" xmlns:m="http://schemas.openxmlformats.org/officeDocument/2006/math" xmlns:aink="http://schemas.microsoft.com/office/drawing/2016/ink" xmlns:am3d="http://schemas.microsoft.com/office/drawing/2017/model3d" xmlns:oel="http://schemas.microsoft.com/office/2019/extlst" xmlns:r="http://schemas.openxmlformats.org/officeDocument/2006/relationships" xmlns:wp14="http://schemas.microsoft.com/office/word/2010/wordprocessingDrawing" xmlns:wp="http://schemas.openxmlformats.org/drawingml/2006/wordprocessingDrawing" xmlns:wpg="http://schemas.microsoft.com/office/word/2010/wordprocessingGroup" xmlns:wpi="http://schemas.microsoft.com/office/word/2010/wordprocessingInk" xmlns:wps="http://schemas.microsoft.com/office/word/2010/wordprocessingShape" xmlns:o="urn:schemas-microsoft-com:office:office" xmlns:v="urn:schemas-microsoft-com:vml" xmlns:w10="urn:schemas-microsoft-com:office:word" xmlns:w="http://schemas.openxmlformats.org/wordprocessingml/2006/main" xmlns:w14="http://schemas.microsoft.com/office/word/2010/wordml" xmlns:w15="http://schemas.microsoft.com/office/word/2012/wordml" xmlns:w16cex="http://schemas.microsoft.com/office/word/2018/wordml/cex" xmlns:w16cid="http://schemas.microsoft.com/office/word/2016/wordml/cid" xmlns:w16="http://schemas.microsoft.com/office/word/2018/wordml" xmlns:w16sdtdh="http://schemas.microsoft.com/office/word/2020/wordml/sdtdatahash" xmlns:w16sdtfl="http://schemas.microsoft.com/office/word/2024/wordml/sdtformatlock" xmlns:w16se="http://schemas.microsoft.com/office/word/2015/wordml/symex" xmlns:w16du="http://schemas.microsoft.com/office/word/2023/wordml/word16du" xmlns:wne="http://schemas.microsoft.com/office/word/2006/wordml" mc:Ignorable="w14 w15 w16se w16cid w16 w16cex w16sdtdh w16sdtfl w16du wp14">
+<w:ftr xmlns:wpc="http://schemas.microsoft.com/office/word/2010/wordprocessingCanvas" xmlns:cx="http://schemas.microsoft.com/office/drawing/2014/chartex" xmlns:cx1="http://schemas.microsoft.com/office/drawing/2015/9/8/chartex" xmlns:cx2="http://schemas.microsoft.com/office/drawing/2015/10/21/chartex" xmlns:cx3="http://schemas.microsoft.com/office/drawing/2016/5/9/chartex" xmlns:cx4="http://schemas.microsoft.com/office/drawing/2016/5/10/chartex" xmlns:cx5="http://schemas.microsoft.com/office/drawing/2016/5/11/chartex" xmlns:cx6="http://schemas.microsoft.com/office/drawing/2016/5/12/chartex" xmlns:cx7="http://schemas.microsoft.com/office/drawing/2016/5/13/chartex" xmlns:cx8="http://schemas.microsoft.com/office/drawing/2016/5/14/chartex" xmlns:mc="http://schemas.openxmlformats.org/markup-compatibility/2006" xmlns:m="http://schemas.openxmlformats.org/officeDocument/2006/math" xmlns:aink="http://schemas.microsoft.com/office/drawing/2016/ink" xmlns:am3d="http://schemas.microsoft.com/office/drawing/2017/model3d" xmlns:oel="http://schemas.microsoft.com/office/2019/extlst" xmlns:r="http://schemas.openxmlformats.org/officeDocument/2006/relationships" xmlns:wp14="http://schemas.microsoft.com/office/word/2010/wordprocessingDrawing" xmlns:wp="http://schemas.openxmlformats.org/drawingml/2006/wordprocessingDrawing" xmlns:wpg="http://schemas.microsoft.com/office/word/2010/wordprocessingGroup" xmlns:wpi="http://schemas.microsoft.com/office/word/2010/wordprocessingInk" xmlns:wps="http://schemas.microsoft.com/office/word/2010/wordprocessingShape" xmlns:o="urn:schemas-microsoft-com:office:office" xmlns:v="urn:schemas-microsoft-com:vml" xmlns:w10="urn:schemas-microsoft-com:office:word" xmlns:w="http://schemas.openxmlformats.org/wordprocessingml/2006/main" xmlns:w14="http://schemas.microsoft.com/office/word/2010/wordml" xmlns:w15="http://schemas.microsoft.com/office/word/2012/wordml" xmlns:w16cei="http://schemas.microsoft.com/office/word/2026/wordml/cei" xmlns:w16cex="http://schemas.microsoft.com/office/word/2018/wordml/cex" xmlns:w16cid="http://schemas.microsoft.com/office/word/2016/wordml/cid" xmlns:w16="http://schemas.microsoft.com/office/word/2018/wordml" xmlns:w16sdtdh="http://schemas.microsoft.com/office/word/2020/wordml/sdtdatahash" xmlns:w16sdtfl="http://schemas.microsoft.com/office/word/2024/wordml/sdtformatlock" xmlns:w16se="http://schemas.microsoft.com/office/word/2015/wordml/symex" xmlns:w16du="http://schemas.microsoft.com/office/word/2023/wordml/word16du" xmlns:wne="http://schemas.microsoft.com/office/word/2006/wordml" mc:Ignorable="w14 w15 w16se w16cid w16 w16cex w16sdtdh w16sdtfl w16du wp14">
   <w:p>
     <w:pPr>
       <w:pStyle w:val="Footer"/>
@@ -1562,7 +1672,7 @@
 </file>
 
 <file path=word/footnotes.xml><?xml version="1.0" encoding="utf-8"?>
-<w:footnotes xmlns:wpc="http://schemas.microsoft.com/office/word/2010/wordprocessingCanvas" xmlns:cx="http://schemas.microsoft.com/office/drawing/2014/chartex" xmlns:cx1="http://schemas.microsoft.com/office/drawing/2015/9/8/chartex" xmlns:cx2="http://schemas.microsoft.com/office/drawing/2015/10/21/chartex" xmlns:cx3="http://schemas.microsoft.com/office/drawing/2016/5/9/chartex" xmlns:cx4="http://schemas.microsoft.com/office/drawing/2016/5/10/chartex" xmlns:cx5="http://schemas.microsoft.com/office/drawing/2016/5/11/chartex" xmlns:cx6="http://schemas.microsoft.com/office/drawing/2016/5/12/chartex" xmlns:cx7="http://schemas.microsoft.com/office/drawing/2016/5/13/chartex" xmlns:cx8="http://schemas.microsoft.com/office/drawing/2016/5/14/chartex" xmlns:mc="http://schemas.openxmlformats.org/markup-compatibility/2006" xmlns:m="http://schemas.openxmlformats.org/officeDocument/2006/math" xmlns:aink="http://schemas.microsoft.com/office/drawing/2016/ink" xmlns:am3d="http://schemas.microsoft.com/office/drawing/2017/model3d" xmlns:oel="http://schemas.microsoft.com/office/2019/extlst" xmlns:r="http://schemas.openxmlformats.org/officeDocument/2006/relationships" xmlns:wp14="http://schemas.microsoft.com/office/word/2010/wordprocessingDrawing" xmlns:wp="http://schemas.openxmlformats.org/drawingml/2006/wordprocessingDrawing" xmlns:wpg="http://schemas.microsoft.com/office/word/2010/wordprocessingGroup" xmlns:wpi="http://schemas.microsoft.com/office/word/2010/wordprocessingInk" xmlns:wps="http://schemas.microsoft.com/office/word/2010/wordprocessingShape" xmlns:o="urn:schemas-microsoft-com:office:office" xmlns:v="urn:schemas-microsoft-com:vml" xmlns:w10="urn:schemas-microsoft-com:office:word" xmlns:w="http://schemas.openxmlformats.org/wordprocessingml/2006/main" xmlns:w14="http://schemas.microsoft.com/office/word/2010/wordml" xmlns:w15="http://schemas.microsoft.com/office/word/2012/wordml" xmlns:w16cex="http://schemas.microsoft.com/office/word/2018/wordml/cex" xmlns:w16cid="http://schemas.microsoft.com/office/word/2016/wordml/cid" xmlns:w16="http://schemas.microsoft.com/office/word/2018/wordml" xmlns:w16sdtdh="http://schemas.microsoft.com/office/word/2020/wordml/sdtdatahash" xmlns:w16sdtfl="http://schemas.microsoft.com/office/word/2024/wordml/sdtformatlock" xmlns:w16se="http://schemas.microsoft.com/office/word/2015/wordml/symex" xmlns:w16du="http://schemas.microsoft.com/office/word/2023/wordml/word16du" xmlns:wne="http://schemas.microsoft.com/office/word/2006/wordml" mc:Ignorable="w14 w15 w16se w16cid w16 w16cex w16sdtdh w16sdtfl w16du wp14">
+<w:footnotes xmlns:wpc="http://schemas.microsoft.com/office/word/2010/wordprocessingCanvas" xmlns:cx="http://schemas.microsoft.com/office/drawing/2014/chartex" xmlns:cx1="http://schemas.microsoft.com/office/drawing/2015/9/8/chartex" xmlns:cx2="http://schemas.microsoft.com/office/drawing/2015/10/21/chartex" xmlns:cx3="http://schemas.microsoft.com/office/drawing/2016/5/9/chartex" xmlns:cx4="http://schemas.microsoft.com/office/drawing/2016/5/10/chartex" xmlns:cx5="http://schemas.microsoft.com/office/drawing/2016/5/11/chartex" xmlns:cx6="http://schemas.microsoft.com/office/drawing/2016/5/12/chartex" xmlns:cx7="http://schemas.microsoft.com/office/drawing/2016/5/13/chartex" xmlns:cx8="http://schemas.microsoft.com/office/drawing/2016/5/14/chartex" xmlns:mc="http://schemas.openxmlformats.org/markup-compatibility/2006" xmlns:m="http://schemas.openxmlformats.org/officeDocument/2006/math" xmlns:aink="http://schemas.microsoft.com/office/drawing/2016/ink" xmlns:am3d="http://schemas.microsoft.com/office/drawing/2017/model3d" xmlns:oel="http://schemas.microsoft.com/office/2019/extlst" xmlns:r="http://schemas.openxmlformats.org/officeDocument/2006/relationships" xmlns:wp14="http://schemas.microsoft.com/office/word/2010/wordprocessingDrawing" xmlns:wp="http://schemas.openxmlformats.org/drawingml/2006/wordprocessingDrawing" xmlns:wpg="http://schemas.microsoft.com/office/word/2010/wordprocessingGroup" xmlns:wpi="http://schemas.microsoft.com/office/word/2010/wordprocessingInk" xmlns:wps="http://schemas.microsoft.com/office/word/2010/wordprocessingShape" xmlns:o="urn:schemas-microsoft-com:office:office" xmlns:v="urn:schemas-microsoft-com:vml" xmlns:w10="urn:schemas-microsoft-com:office:word" xmlns:w="http://schemas.openxmlformats.org/wordprocessingml/2006/main" xmlns:w14="http://schemas.microsoft.com/office/word/2010/wordml" xmlns:w15="http://schemas.microsoft.com/office/word/2012/wordml" xmlns:w16cei="http://schemas.microsoft.com/office/word/2026/wordml/cei" xmlns:w16cex="http://schemas.microsoft.com/office/word/2018/wordml/cex" xmlns:w16cid="http://schemas.microsoft.com/office/word/2016/wordml/cid" xmlns:w16="http://schemas.microsoft.com/office/word/2018/wordml" xmlns:w16sdtdh="http://schemas.microsoft.com/office/word/2020/wordml/sdtdatahash" xmlns:w16sdtfl="http://schemas.microsoft.com/office/word/2024/wordml/sdtformatlock" xmlns:w16se="http://schemas.microsoft.com/office/word/2015/wordml/symex" xmlns:w16du="http://schemas.microsoft.com/office/word/2023/wordml/word16du" xmlns:wne="http://schemas.microsoft.com/office/word/2006/wordml" mc:Ignorable="w14 w15 w16se w16cid w16 w16cex w16sdtdh w16sdtfl w16du wp14">
   <w:footnote w:type="separator" w:id="-1">
     <w:p>
       <w:pPr>
@@ -1587,7 +1697,7 @@
 </file>
 
 <file path=word/header1.xml><?xml version="1.0" encoding="utf-8"?>
-<w:hdr xmlns:wpc="http://schemas.microsoft.com/office/word/2010/wordprocessingCanvas" xmlns:cx="http://schemas.microsoft.com/office/drawing/2014/chartex" xmlns:cx1="http://schemas.microsoft.com/office/drawing/2015/9/8/chartex" xmlns:cx2="http://schemas.microsoft.com/office/drawing/2015/10/21/chartex" xmlns:cx3="http://schemas.microsoft.com/office/drawing/2016/5/9/chartex" xmlns:cx4="http://schemas.microsoft.com/office/drawing/2016/5/10/chartex" xmlns:cx5="http://schemas.microsoft.com/office/drawing/2016/5/11/chartex" xmlns:cx6="http://schemas.microsoft.com/office/drawing/2016/5/12/chartex" xmlns:cx7="http://schemas.microsoft.com/office/drawing/2016/5/13/chartex" xmlns:cx8="http://schemas.microsoft.com/office/drawing/2016/5/14/chartex" xmlns:mc="http://schemas.openxmlformats.org/markup-compatibility/2006" xmlns:m="http://schemas.openxmlformats.org/officeDocument/2006/math" xmlns:aink="http://schemas.microsoft.com/office/drawing/2016/ink" xmlns:am3d="http://schemas.microsoft.com/office/drawing/2017/model3d" xmlns:oel="http://schemas.microsoft.com/office/2019/extlst" xmlns:r="http://schemas.openxmlformats.org/officeDocument/2006/relationships" xmlns:wp14="http://schemas.microsoft.com/office/word/2010/wordprocessingDrawing" xmlns:wp="http://schemas.openxmlformats.org/drawingml/2006/wordprocessingDrawing" xmlns:wpg="http://schemas.microsoft.com/office/word/2010/wordprocessingGroup" xmlns:wpi="http://schemas.microsoft.com/office/word/2010/wordprocessingInk" xmlns:wps="http://schemas.microsoft.com/office/word/2010/wordprocessingShape" xmlns:o="urn:schemas-microsoft-com:office:office" xmlns:v="urn:schemas-microsoft-com:vml" xmlns:w10="urn:schemas-microsoft-com:office:word" xmlns:w="http://schemas.openxmlformats.org/wordprocessingml/2006/main" xmlns:w14="http://schemas.microsoft.com/office/word/2010/wordml" xmlns:w15="http://schemas.microsoft.com/office/word/2012/wordml" xmlns:w16cex="http://schemas.microsoft.com/office/word/2018/wordml/cex" xmlns:w16cid="http://schemas.microsoft.com/office/word/2016/wordml/cid" xmlns:w16="http://schemas.microsoft.com/office/word/2018/wordml" xmlns:w16sdtdh="http://schemas.microsoft.com/office/word/2020/wordml/sdtdatahash" xmlns:w16sdtfl="http://schemas.microsoft.com/office/word/2024/wordml/sdtformatlock" xmlns:w16se="http://schemas.microsoft.com/office/word/2015/wordml/symex" xmlns:w16du="http://schemas.microsoft.com/office/word/2023/wordml/word16du" xmlns:wne="http://schemas.microsoft.com/office/word/2006/wordml" mc:Ignorable="w14 w15 w16se w16cid w16 w16cex w16sdtdh w16sdtfl w16du wp14">
+<w:hdr xmlns:wpc="http://schemas.microsoft.com/office/word/2010/wordprocessingCanvas" xmlns:cx="http://schemas.microsoft.com/office/drawing/2014/chartex" xmlns:cx1="http://schemas.microsoft.com/office/drawing/2015/9/8/chartex" xmlns:cx2="http://schemas.microsoft.com/office/drawing/2015/10/21/chartex" xmlns:cx3="http://schemas.microsoft.com/office/drawing/2016/5/9/chartex" xmlns:cx4="http://schemas.microsoft.com/office/drawing/2016/5/10/chartex" xmlns:cx5="http://schemas.microsoft.com/office/drawing/2016/5/11/chartex" xmlns:cx6="http://schemas.microsoft.com/office/drawing/2016/5/12/chartex" xmlns:cx7="http://schemas.microsoft.com/office/drawing/2016/5/13/chartex" xmlns:cx8="http://schemas.microsoft.com/office/drawing/2016/5/14/chartex" xmlns:mc="http://schemas.openxmlformats.org/markup-compatibility/2006" xmlns:m="http://schemas.openxmlformats.org/officeDocument/2006/math" xmlns:aink="http://schemas.microsoft.com/office/drawing/2016/ink" xmlns:am3d="http://schemas.microsoft.com/office/drawing/2017/model3d" xmlns:oel="http://schemas.microsoft.com/office/2019/extlst" xmlns:r="http://schemas.openxmlformats.org/officeDocument/2006/relationships" xmlns:wp14="http://schemas.microsoft.com/office/word/2010/wordprocessingDrawing" xmlns:wp="http://schemas.openxmlformats.org/drawingml/2006/wordprocessingDrawing" xmlns:wpg="http://schemas.microsoft.com/office/word/2010/wordprocessingGroup" xmlns:wpi="http://schemas.microsoft.com/office/word/2010/wordprocessingInk" xmlns:wps="http://schemas.microsoft.com/office/word/2010/wordprocessingShape" xmlns:o="urn:schemas-microsoft-com:office:office" xmlns:v="urn:schemas-microsoft-com:vml" xmlns:w10="urn:schemas-microsoft-com:office:word" xmlns:w="http://schemas.openxmlformats.org/wordprocessingml/2006/main" xmlns:w14="http://schemas.microsoft.com/office/word/2010/wordml" xmlns:w15="http://schemas.microsoft.com/office/word/2012/wordml" xmlns:w16cei="http://schemas.microsoft.com/office/word/2026/wordml/cei" xmlns:w16cex="http://schemas.microsoft.com/office/word/2018/wordml/cex" xmlns:w16cid="http://schemas.microsoft.com/office/word/2016/wordml/cid" xmlns:w16="http://schemas.microsoft.com/office/word/2018/wordml" xmlns:w16sdtdh="http://schemas.microsoft.com/office/word/2020/wordml/sdtdatahash" xmlns:w16sdtfl="http://schemas.microsoft.com/office/word/2024/wordml/sdtformatlock" xmlns:w16se="http://schemas.microsoft.com/office/word/2015/wordml/symex" xmlns:w16du="http://schemas.microsoft.com/office/word/2023/wordml/word16du" xmlns:wne="http://schemas.microsoft.com/office/word/2006/wordml" mc:Ignorable="w14 w15 w16se w16cid w16 w16cex w16sdtdh w16sdtfl w16du wp14">
   <w:p>
     <w:r>
       <w:t>BDA112 | Urban Air Quality Analytics with Python</w:t>
@@ -1597,7 +1707,7 @@
 </file>
 
 <file path=word/numbering.xml><?xml version="1.0" encoding="utf-8"?>
-<w:numbering xmlns:wpc="http://schemas.microsoft.com/office/word/2010/wordprocessingCanvas" xmlns:cx="http://schemas.microsoft.com/office/drawing/2014/chartex" xmlns:cx1="http://schemas.microsoft.com/office/drawing/2015/9/8/chartex" xmlns:cx2="http://schemas.microsoft.com/office/drawing/2015/10/21/chartex" xmlns:cx3="http://schemas.microsoft.com/office/drawing/2016/5/9/chartex" xmlns:cx4="http://schemas.microsoft.com/office/drawing/2016/5/10/chartex" xmlns:cx5="http://schemas.microsoft.com/office/drawing/2016/5/11/chartex" xmlns:cx6="http://schemas.microsoft.com/office/drawing/2016/5/12/chartex" xmlns:cx7="http://schemas.microsoft.com/office/drawing/2016/5/13/chartex" xmlns:cx8="http://schemas.microsoft.com/office/drawing/2016/5/14/chartex" xmlns:mc="http://schemas.openxmlformats.org/markup-compatibility/2006" xmlns:m="http://schemas.openxmlformats.org/officeDocument/2006/math" xmlns:aink="http://schemas.microsoft.com/office/drawing/2016/ink" xmlns:am3d="http://schemas.microsoft.com/office/drawing/2017/model3d" xmlns:oel="http://schemas.microsoft.com/office/2019/extlst" xmlns:r="http://schemas.openxmlformats.org/officeDocument/2006/relationships" xmlns:wp14="http://schemas.microsoft.com/office/word/2010/wordprocessingDrawing" xmlns:wp="http://schemas.openxmlformats.org/drawingml/2006/wordprocessingDrawing" xmlns:wpg="http://schemas.microsoft.com/office/word/2010/wordprocessingGroup" xmlns:wpi="http://schemas.microsoft.com/office/word/2010/wordprocessingInk" xmlns:wps="http://schemas.microsoft.com/office/word/2010/wordprocessingShape" xmlns:o="urn:schemas-microsoft-com:office:office" xmlns:v="urn:schemas-microsoft-com:vml" xmlns:w10="urn:schemas-microsoft-com:office:word" xmlns:w="http://schemas.openxmlformats.org/wordprocessingml/2006/main" xmlns:w14="http://schemas.microsoft.com/office/word/2010/wordml" xmlns:w15="http://schemas.microsoft.com/office/word/2012/wordml" xmlns:w16cex="http://schemas.microsoft.com/office/word/2018/wordml/cex" xmlns:w16cid="http://schemas.microsoft.com/office/word/2016/wordml/cid" xmlns:w16="http://schemas.microsoft.com/office/word/2018/wordml" xmlns:w16sdtdh="http://schemas.microsoft.com/office/word/2020/wordml/sdtdatahash" xmlns:w16sdtfl="http://schemas.microsoft.com/office/word/2024/wordml/sdtformatlock" xmlns:w16se="http://schemas.microsoft.com/office/word/2015/wordml/symex" xmlns:w16du="http://schemas.microsoft.com/office/word/2023/wordml/word16du" xmlns:wne="http://schemas.microsoft.com/office/word/2006/wordml" mc:Ignorable="w14 w15 w16se w16cid w16 w16cex w16sdtdh w16sdtfl w16du wp14">
+<w:numbering xmlns:wpc="http://schemas.microsoft.com/office/word/2010/wordprocessingCanvas" xmlns:cx="http://schemas.microsoft.com/office/drawing/2014/chartex" xmlns:cx1="http://schemas.microsoft.com/office/drawing/2015/9/8/chartex" xmlns:cx2="http://schemas.microsoft.com/office/drawing/2015/10/21/chartex" xmlns:cx3="http://schemas.microsoft.com/office/drawing/2016/5/9/chartex" xmlns:cx4="http://schemas.microsoft.com/office/drawing/2016/5/10/chartex" xmlns:cx5="http://schemas.microsoft.com/office/drawing/2016/5/11/chartex" xmlns:cx6="http://schemas.microsoft.com/office/drawing/2016/5/12/chartex" xmlns:cx7="http://schemas.microsoft.com/office/drawing/2016/5/13/chartex" xmlns:cx8="http://schemas.microsoft.com/office/drawing/2016/5/14/chartex" xmlns:mc="http://schemas.openxmlformats.org/markup-compatibility/2006" xmlns:m="http://schemas.openxmlformats.org/officeDocument/2006/math" xmlns:aink="http://schemas.microsoft.com/office/drawing/2016/ink" xmlns:am3d="http://schemas.microsoft.com/office/drawing/2017/model3d" xmlns:oel="http://schemas.microsoft.com/office/2019/extlst" xmlns:r="http://schemas.openxmlformats.org/officeDocument/2006/relationships" xmlns:wp14="http://schemas.microsoft.com/office/word/2010/wordprocessingDrawing" xmlns:wp="http://schemas.openxmlformats.org/drawingml/2006/wordprocessingDrawing" xmlns:wpg="http://schemas.microsoft.com/office/word/2010/wordprocessingGroup" xmlns:wpi="http://schemas.microsoft.com/office/word/2010/wordprocessingInk" xmlns:wps="http://schemas.microsoft.com/office/word/2010/wordprocessingShape" xmlns:o="urn:schemas-microsoft-com:office:office" xmlns:v="urn:schemas-microsoft-com:vml" xmlns:w10="urn:schemas-microsoft-com:office:word" xmlns:w="http://schemas.openxmlformats.org/wordprocessingml/2006/main" xmlns:w14="http://schemas.microsoft.com/office/word/2010/wordml" xmlns:w15="http://schemas.microsoft.com/office/word/2012/wordml" xmlns:w16cei="http://schemas.microsoft.com/office/word/2026/wordml/cei" xmlns:w16cex="http://schemas.microsoft.com/office/word/2018/wordml/cex" xmlns:w16cid="http://schemas.microsoft.com/office/word/2016/wordml/cid" xmlns:w16="http://schemas.microsoft.com/office/word/2018/wordml" xmlns:w16sdtdh="http://schemas.microsoft.com/office/word/2020/wordml/sdtdatahash" xmlns:w16sdtfl="http://schemas.microsoft.com/office/word/2024/wordml/sdtformatlock" xmlns:w16se="http://schemas.microsoft.com/office/word/2015/wordml/symex" xmlns:w16du="http://schemas.microsoft.com/office/word/2023/wordml/word16du" xmlns:wne="http://schemas.microsoft.com/office/word/2006/wordml" mc:Ignorable="w14 w15 w16se w16cid w16 w16cex w16sdtdh w16sdtfl w16du wp14">
   <w:abstractNum w:abstractNumId="0" w15:restartNumberingAfterBreak="0">
     <w:nsid w:val="FFFFFF7C"/>
     <w:multiLevelType w:val="singleLevel"/>

--- a/204_Spyder_BDA112_Ass2.docx
+++ b/204_Spyder_BDA112_Ass2.docx
@@ -1,291 +1,1244 @@
 
 <file path=word/document.xml><?xml version="1.0" encoding="utf-8"?>
-<w:document xmlns:wpc="http://schemas.microsoft.com/office/word/2010/wordprocessingCanvas" xmlns:cx="http://schemas.microsoft.com/office/drawing/2014/chartex" xmlns:cx1="http://schemas.microsoft.com/office/drawing/2015/9/8/chartex" xmlns:cx2="http://schemas.microsoft.com/office/drawing/2015/10/21/chartex" xmlns:cx3="http://schemas.microsoft.com/office/drawing/2016/5/9/chartex" xmlns:cx4="http://schemas.microsoft.com/office/drawing/2016/5/10/chartex" xmlns:cx5="http://schemas.microsoft.com/office/drawing/2016/5/11/chartex" xmlns:cx6="http://schemas.microsoft.com/office/drawing/2016/5/12/chartex" xmlns:cx7="http://schemas.microsoft.com/office/drawing/2016/5/13/chartex" xmlns:cx8="http://schemas.microsoft.com/office/drawing/2016/5/14/chartex" xmlns:mc="http://schemas.openxmlformats.org/markup-compatibility/2006" xmlns:m="http://schemas.openxmlformats.org/officeDocument/2006/math" xmlns:aink="http://schemas.microsoft.com/office/drawing/2016/ink" xmlns:am3d="http://schemas.microsoft.com/office/drawing/2017/model3d" xmlns:oel="http://schemas.microsoft.com/office/2019/extlst" xmlns:r="http://schemas.openxmlformats.org/officeDocument/2006/relationships" xmlns:wp14="http://schemas.microsoft.com/office/word/2010/wordprocessingDrawing" xmlns:wp="http://schemas.openxmlformats.org/drawingml/2006/wordprocessingDrawing" xmlns:wpg="http://schemas.microsoft.com/office/word/2010/wordprocessingGroup" xmlns:wpi="http://schemas.microsoft.com/office/word/2010/wordprocessingInk" xmlns:wps="http://schemas.microsoft.com/office/word/2010/wordprocessingShape" xmlns:o="urn:schemas-microsoft-com:office:office" xmlns:v="urn:schemas-microsoft-com:vml" xmlns:w10="urn:schemas-microsoft-com:office:word" xmlns:w="http://schemas.openxmlformats.org/wordprocessingml/2006/main" xmlns:w14="http://schemas.microsoft.com/office/word/2010/wordml" xmlns:w15="http://schemas.microsoft.com/office/word/2012/wordml" xmlns:w16cei="http://schemas.microsoft.com/office/word/2026/wordml/cei" xmlns:w16cex="http://schemas.microsoft.com/office/word/2018/wordml/cex" xmlns:w16cid="http://schemas.microsoft.com/office/word/2016/wordml/cid" xmlns:w16="http://schemas.microsoft.com/office/word/2018/wordml" xmlns:w16sdtdh="http://schemas.microsoft.com/office/word/2020/wordml/sdtdatahash" xmlns:w16sdtfl="http://schemas.microsoft.com/office/word/2024/wordml/sdtformatlock" xmlns:w16se="http://schemas.microsoft.com/office/word/2015/wordml/symex" xmlns:w16du="http://schemas.microsoft.com/office/word/2023/wordml/word16du" xmlns:wne="http://schemas.microsoft.com/office/word/2006/wordml" mc:Ignorable="w14 w15 w16se w16cid w16 w16cex w16sdtdh w16sdtfl w16du wp14">
+<w:document xmlns:wpc="http://schemas.microsoft.com/office/word/2010/wordprocessingCanvas" xmlns:cx="http://schemas.microsoft.com/office/drawing/2014/chartex" xmlns:cx1="http://schemas.microsoft.com/office/drawing/2015/9/8/chartex" xmlns:cx2="http://schemas.microsoft.com/office/drawing/2015/10/21/chartex" xmlns:cx3="http://schemas.microsoft.com/office/drawing/2016/5/9/chartex" xmlns:cx4="http://schemas.microsoft.com/office/drawing/2016/5/10/chartex" xmlns:cx5="http://schemas.microsoft.com/office/drawing/2016/5/11/chartex" xmlns:cx6="http://schemas.microsoft.com/office/drawing/2016/5/12/chartex" xmlns:cx7="http://schemas.microsoft.com/office/drawing/2016/5/13/chartex" xmlns:cx8="http://schemas.microsoft.com/office/drawing/2016/5/14/chartex" xmlns:mc="http://schemas.openxmlformats.org/markup-compatibility/2006" xmlns:m="http://schemas.openxmlformats.org/officeDocument/2006/math" xmlns:aink="http://schemas.microsoft.com/office/drawing/2016/ink" xmlns:am3d="http://schemas.microsoft.com/office/drawing/2017/model3d" xmlns:oel="http://schemas.microsoft.com/office/2019/extlst" xmlns:r="http://schemas.openxmlformats.org/officeDocument/2006/relationships" xmlns:wp14="http://schemas.microsoft.com/office/word/2010/wordprocessingDrawing" xmlns:wp="http://schemas.openxmlformats.org/drawingml/2006/wordprocessingDrawing" xmlns:wpg="http://schemas.microsoft.com/office/word/2010/wordprocessingGroup" xmlns:wpi="http://schemas.microsoft.com/office/word/2010/wordprocessingInk" xmlns:wps="http://schemas.microsoft.com/office/word/2010/wordprocessingShape" xmlns:o="urn:schemas-microsoft-com:office:office" xmlns:v="urn:schemas-microsoft-com:vml" xmlns:w10="urn:schemas-microsoft-com:office:word" xmlns:w="http://schemas.openxmlformats.org/wordprocessingml/2006/main" xmlns:w14="http://schemas.microsoft.com/office/word/2010/wordml" xmlns:w15="http://schemas.microsoft.com/office/word/2012/wordml" xmlns:w16cex="http://schemas.microsoft.com/office/word/2018/wordml/cex" xmlns:w16cid="http://schemas.microsoft.com/office/word/2016/wordml/cid" xmlns:w16="http://schemas.microsoft.com/office/word/2018/wordml" xmlns:w16sdtdh="http://schemas.microsoft.com/office/word/2020/wordml/sdtdatahash" xmlns:w16sdtfl="http://schemas.microsoft.com/office/word/2024/wordml/sdtformatlock" xmlns:w16se="http://schemas.microsoft.com/office/word/2015/wordml/symex" xmlns:w16du="http://schemas.microsoft.com/office/word/2023/wordml/word16du" xmlns:wne="http://schemas.microsoft.com/office/word/2006/wordml" mc:Ignorable="w14 w15 w16se w16cid w16 w16cex w16sdtdh w16sdtfl w16du wp14">
   <w:body>
     <w:p>
       <w:pPr>
         <w:pStyle w:val="Title"/>
+        <w:spacing w:line="360" w:lineRule="auto"/>
+        <w:rPr>
+          <w:rFonts w:cstheme="majorHAnsi"/>
+          <w:szCs w:val="22"/>
+        </w:rPr>
       </w:pPr>
       <w:r>
+        <w:rPr>
+          <w:rFonts w:cstheme="majorHAnsi"/>
+          <w:szCs w:val="22"/>
+        </w:rPr>
         <w:t>Urban Air Quality Analytics with Python</w:t>
       </w:r>
     </w:p>
     <w:p>
+      <w:pPr>
+        <w:spacing w:line="360" w:lineRule="auto"/>
+        <w:rPr>
+          <w:rFonts w:asciiTheme="majorHAnsi" w:hAnsiTheme="majorHAnsi" w:cstheme="majorHAnsi"/>
+        </w:rPr>
+      </w:pPr>
       <w:r>
+        <w:rPr>
+          <w:rFonts w:asciiTheme="majorHAnsi" w:hAnsiTheme="majorHAnsi" w:cstheme="majorHAnsi"/>
+        </w:rPr>
         <w:t>BDA112 Assignment 2 | Group: [number] | Members and IDs: [add details]</w:t>
       </w:r>
     </w:p>
     <w:p>
       <w:pPr>
-        <w:pStyle w:val="Heading1"/>
+        <w:spacing w:after="200" w:line="360" w:lineRule="auto"/>
+        <w:rPr>
+          <w:rFonts w:asciiTheme="majorHAnsi" w:eastAsiaTheme="majorEastAsia" w:hAnsiTheme="majorHAnsi" w:cstheme="majorHAnsi"/>
+          <w:b/>
+          <w:bCs/>
+          <w:color w:val="76923C" w:themeColor="accent3" w:themeShade="BF"/>
+          <w:sz w:val="28"/>
+          <w:szCs w:val="28"/>
+        </w:rPr>
       </w:pPr>
       <w:r>
-        <w:t>1. Introduction and project objective</w:t>
+        <w:rPr>
+          <w:rFonts w:asciiTheme="majorHAnsi" w:hAnsiTheme="majorHAnsi" w:cstheme="majorHAnsi"/>
+          <w:color w:val="76923C" w:themeColor="accent3" w:themeShade="BF"/>
+          <w:sz w:val="28"/>
+        </w:rPr>
+        <w:br w:type="page"/>
+      </w:r>
+    </w:p>
+    <w:sdt>
+      <w:sdtPr>
+        <w:id w:val="1922825863"/>
+        <w:docPartObj>
+          <w:docPartGallery w:val="Table of Contents"/>
+          <w:docPartUnique/>
+        </w:docPartObj>
+      </w:sdtPr>
+      <w:sdtEndPr>
+        <w:rPr>
+          <w:rFonts w:ascii="Times New Roman" w:eastAsiaTheme="minorEastAsia" w:hAnsi="Times New Roman" w:cstheme="minorBidi"/>
+          <w:noProof/>
+          <w:color w:val="000000" w:themeColor="text1"/>
+          <w:szCs w:val="22"/>
+          <w:highlight w:val="yellow"/>
+        </w:rPr>
+      </w:sdtEndPr>
+      <w:sdtContent>
+        <w:p>
+          <w:pPr>
+            <w:pStyle w:val="TOCHeading"/>
+            <w:spacing w:line="600" w:lineRule="auto"/>
+            <w:jc w:val="center"/>
+            <w:rPr>
+              <w:color w:val="76923C" w:themeColor="accent3" w:themeShade="BF"/>
+              <w:sz w:val="32"/>
+              <w:szCs w:val="32"/>
+            </w:rPr>
+          </w:pPr>
+          <w:r>
+            <w:rPr>
+              <w:color w:val="76923C" w:themeColor="accent3" w:themeShade="BF"/>
+              <w:sz w:val="32"/>
+              <w:szCs w:val="32"/>
+            </w:rPr>
+            <w:t>Table of Contents</w:t>
+          </w:r>
+        </w:p>
+        <w:p>
+          <w:pPr>
+            <w:pStyle w:val="TOC1"/>
+            <w:tabs>
+              <w:tab w:val="right" w:leader="dot" w:pos="9016"/>
+            </w:tabs>
+            <w:spacing w:line="600" w:lineRule="auto"/>
+            <w:rPr>
+              <w:b w:val="0"/>
+              <w:bCs w:val="0"/>
+              <w:i w:val="0"/>
+              <w:iCs w:val="0"/>
+              <w:noProof/>
+              <w:color w:val="000000" w:themeColor="text1"/>
+              <w:kern w:val="2"/>
+              <w:lang w:val="en-GB" w:eastAsia="en-GB"/>
+              <w14:ligatures w14:val="standardContextual"/>
+            </w:rPr>
+          </w:pPr>
+          <w:r>
+            <w:rPr>
+              <w:b w:val="0"/>
+              <w:bCs w:val="0"/>
+              <w:color w:val="000000" w:themeColor="text1"/>
+              <w:highlight w:val="yellow"/>
+            </w:rPr>
+            <w:fldChar w:fldCharType="begin"/>
+          </w:r>
+          <w:r>
+            <w:rPr>
+              <w:color w:val="000000" w:themeColor="text1"/>
+              <w:highlight w:val="yellow"/>
+            </w:rPr>
+            <w:instrText xml:space="preserve"> TOC \o "1-3" \h \z \u </w:instrText>
+          </w:r>
+          <w:r>
+            <w:rPr>
+              <w:b w:val="0"/>
+              <w:bCs w:val="0"/>
+              <w:color w:val="000000" w:themeColor="text1"/>
+              <w:highlight w:val="yellow"/>
+            </w:rPr>
+            <w:fldChar w:fldCharType="separate"/>
+          </w:r>
+          <w:hyperlink w:anchor="_Toc241285187" w:history="1">
+            <w:r>
+              <w:rPr>
+                <w:rStyle w:val="Hyperlink"/>
+                <w:rFonts w:cstheme="majorHAnsi"/>
+                <w:noProof/>
+                <w:color w:val="000000" w:themeColor="text1"/>
+              </w:rPr>
+              <w:t>Introduction and project objective</w:t>
+            </w:r>
+            <w:r>
+              <w:rPr>
+                <w:noProof/>
+                <w:webHidden/>
+                <w:color w:val="000000" w:themeColor="text1"/>
+              </w:rPr>
+              <w:tab/>
+            </w:r>
+            <w:r>
+              <w:rPr>
+                <w:noProof/>
+                <w:webHidden/>
+                <w:color w:val="000000" w:themeColor="text1"/>
+              </w:rPr>
+              <w:fldChar w:fldCharType="begin"/>
+            </w:r>
+            <w:r>
+              <w:rPr>
+                <w:noProof/>
+                <w:webHidden/>
+                <w:color w:val="000000" w:themeColor="text1"/>
+              </w:rPr>
+              <w:instrText xml:space="preserve"> PAGEREF _Toc241285187 \h </w:instrText>
+            </w:r>
+            <w:r>
+              <w:rPr>
+                <w:noProof/>
+                <w:webHidden/>
+                <w:color w:val="000000" w:themeColor="text1"/>
+              </w:rPr>
+            </w:r>
+            <w:r>
+              <w:rPr>
+                <w:noProof/>
+                <w:webHidden/>
+                <w:color w:val="000000" w:themeColor="text1"/>
+              </w:rPr>
+              <w:fldChar w:fldCharType="separate"/>
+            </w:r>
+            <w:r>
+              <w:rPr>
+                <w:noProof/>
+                <w:webHidden/>
+                <w:color w:val="000000" w:themeColor="text1"/>
+              </w:rPr>
+              <w:t>3</w:t>
+            </w:r>
+            <w:r>
+              <w:rPr>
+                <w:noProof/>
+                <w:webHidden/>
+                <w:color w:val="000000" w:themeColor="text1"/>
+              </w:rPr>
+              <w:fldChar w:fldCharType="end"/>
+            </w:r>
+          </w:hyperlink>
+        </w:p>
+        <w:p>
+          <w:pPr>
+            <w:pStyle w:val="TOC1"/>
+            <w:tabs>
+              <w:tab w:val="right" w:leader="dot" w:pos="9016"/>
+            </w:tabs>
+            <w:spacing w:line="600" w:lineRule="auto"/>
+            <w:rPr>
+              <w:b w:val="0"/>
+              <w:bCs w:val="0"/>
+              <w:i w:val="0"/>
+              <w:iCs w:val="0"/>
+              <w:noProof/>
+              <w:color w:val="000000" w:themeColor="text1"/>
+              <w:kern w:val="2"/>
+              <w:lang w:val="en-GB" w:eastAsia="en-GB"/>
+              <w14:ligatures w14:val="standardContextual"/>
+            </w:rPr>
+          </w:pPr>
+          <w:hyperlink w:anchor="_Toc241285188" w:history="1">
+            <w:r>
+              <w:rPr>
+                <w:rStyle w:val="Hyperlink"/>
+                <w:rFonts w:cstheme="majorHAnsi"/>
+                <w:noProof/>
+                <w:color w:val="000000" w:themeColor="text1"/>
+              </w:rPr>
+              <w:t>Eval</w:t>
+            </w:r>
+            <w:r>
+              <w:rPr>
+                <w:rStyle w:val="Hyperlink"/>
+                <w:rFonts w:cstheme="majorHAnsi"/>
+                <w:noProof/>
+                <w:color w:val="000000" w:themeColor="text1"/>
+              </w:rPr>
+              <w:t>u</w:t>
+            </w:r>
+            <w:r>
+              <w:rPr>
+                <w:rStyle w:val="Hyperlink"/>
+                <w:rFonts w:cstheme="majorHAnsi"/>
+                <w:noProof/>
+                <w:color w:val="000000" w:themeColor="text1"/>
+              </w:rPr>
+              <w:t>ation and justification of tools</w:t>
+            </w:r>
+            <w:r>
+              <w:rPr>
+                <w:noProof/>
+                <w:webHidden/>
+                <w:color w:val="000000" w:themeColor="text1"/>
+              </w:rPr>
+              <w:tab/>
+            </w:r>
+            <w:r>
+              <w:rPr>
+                <w:noProof/>
+                <w:webHidden/>
+                <w:color w:val="000000" w:themeColor="text1"/>
+              </w:rPr>
+              <w:fldChar w:fldCharType="begin"/>
+            </w:r>
+            <w:r>
+              <w:rPr>
+                <w:noProof/>
+                <w:webHidden/>
+                <w:color w:val="000000" w:themeColor="text1"/>
+              </w:rPr>
+              <w:instrText xml:space="preserve"> PAGEREF _Toc241285188 \h </w:instrText>
+            </w:r>
+            <w:r>
+              <w:rPr>
+                <w:noProof/>
+                <w:webHidden/>
+                <w:color w:val="000000" w:themeColor="text1"/>
+              </w:rPr>
+            </w:r>
+            <w:r>
+              <w:rPr>
+                <w:noProof/>
+                <w:webHidden/>
+                <w:color w:val="000000" w:themeColor="text1"/>
+              </w:rPr>
+              <w:fldChar w:fldCharType="separate"/>
+            </w:r>
+            <w:r>
+              <w:rPr>
+                <w:noProof/>
+                <w:webHidden/>
+                <w:color w:val="000000" w:themeColor="text1"/>
+              </w:rPr>
+              <w:t>3</w:t>
+            </w:r>
+            <w:r>
+              <w:rPr>
+                <w:noProof/>
+                <w:webHidden/>
+                <w:color w:val="000000" w:themeColor="text1"/>
+              </w:rPr>
+              <w:fldChar w:fldCharType="end"/>
+            </w:r>
+          </w:hyperlink>
+        </w:p>
+        <w:p>
+          <w:pPr>
+            <w:pStyle w:val="TOC1"/>
+            <w:tabs>
+              <w:tab w:val="right" w:leader="dot" w:pos="9016"/>
+            </w:tabs>
+            <w:spacing w:line="600" w:lineRule="auto"/>
+            <w:rPr>
+              <w:b w:val="0"/>
+              <w:bCs w:val="0"/>
+              <w:i w:val="0"/>
+              <w:iCs w:val="0"/>
+              <w:noProof/>
+              <w:color w:val="000000" w:themeColor="text1"/>
+              <w:kern w:val="2"/>
+              <w:lang w:val="en-GB" w:eastAsia="en-GB"/>
+              <w14:ligatures w14:val="standardContextual"/>
+            </w:rPr>
+          </w:pPr>
+          <w:hyperlink w:anchor="_Toc241285189" w:history="1">
+            <w:r>
+              <w:rPr>
+                <w:rStyle w:val="Hyperlink"/>
+                <w:rFonts w:cstheme="majorHAnsi"/>
+                <w:noProof/>
+                <w:color w:val="000000" w:themeColor="text1"/>
+              </w:rPr>
+              <w:t>Dataset acquisition and scope</w:t>
+            </w:r>
+            <w:r>
+              <w:rPr>
+                <w:noProof/>
+                <w:webHidden/>
+                <w:color w:val="000000" w:themeColor="text1"/>
+              </w:rPr>
+              <w:tab/>
+            </w:r>
+            <w:r>
+              <w:rPr>
+                <w:noProof/>
+                <w:webHidden/>
+                <w:color w:val="000000" w:themeColor="text1"/>
+              </w:rPr>
+              <w:fldChar w:fldCharType="begin"/>
+            </w:r>
+            <w:r>
+              <w:rPr>
+                <w:noProof/>
+                <w:webHidden/>
+                <w:color w:val="000000" w:themeColor="text1"/>
+              </w:rPr>
+              <w:instrText xml:space="preserve"> PAGEREF _Toc241285189 \h </w:instrText>
+            </w:r>
+            <w:r>
+              <w:rPr>
+                <w:noProof/>
+                <w:webHidden/>
+                <w:color w:val="000000" w:themeColor="text1"/>
+              </w:rPr>
+            </w:r>
+            <w:r>
+              <w:rPr>
+                <w:noProof/>
+                <w:webHidden/>
+                <w:color w:val="000000" w:themeColor="text1"/>
+              </w:rPr>
+              <w:fldChar w:fldCharType="separate"/>
+            </w:r>
+            <w:r>
+              <w:rPr>
+                <w:noProof/>
+                <w:webHidden/>
+                <w:color w:val="000000" w:themeColor="text1"/>
+              </w:rPr>
+              <w:t>4</w:t>
+            </w:r>
+            <w:r>
+              <w:rPr>
+                <w:noProof/>
+                <w:webHidden/>
+                <w:color w:val="000000" w:themeColor="text1"/>
+              </w:rPr>
+              <w:fldChar w:fldCharType="end"/>
+            </w:r>
+          </w:hyperlink>
+        </w:p>
+        <w:p>
+          <w:pPr>
+            <w:pStyle w:val="TOC1"/>
+            <w:tabs>
+              <w:tab w:val="right" w:leader="dot" w:pos="9016"/>
+            </w:tabs>
+            <w:spacing w:line="600" w:lineRule="auto"/>
+            <w:rPr>
+              <w:b w:val="0"/>
+              <w:bCs w:val="0"/>
+              <w:i w:val="0"/>
+              <w:iCs w:val="0"/>
+              <w:noProof/>
+              <w:color w:val="000000" w:themeColor="text1"/>
+              <w:kern w:val="2"/>
+              <w:lang w:val="en-GB" w:eastAsia="en-GB"/>
+              <w14:ligatures w14:val="standardContextual"/>
+            </w:rPr>
+          </w:pPr>
+          <w:hyperlink w:anchor="_Toc241285190" w:history="1">
+            <w:r>
+              <w:rPr>
+                <w:rStyle w:val="Hyperlink"/>
+                <w:rFonts w:cstheme="majorHAnsi"/>
+                <w:noProof/>
+                <w:color w:val="000000" w:themeColor="text1"/>
+              </w:rPr>
+              <w:t>Data quality assessment and preprocessing</w:t>
+            </w:r>
+            <w:r>
+              <w:rPr>
+                <w:noProof/>
+                <w:webHidden/>
+                <w:color w:val="000000" w:themeColor="text1"/>
+              </w:rPr>
+              <w:tab/>
+            </w:r>
+            <w:r>
+              <w:rPr>
+                <w:noProof/>
+                <w:webHidden/>
+                <w:color w:val="000000" w:themeColor="text1"/>
+              </w:rPr>
+              <w:fldChar w:fldCharType="begin"/>
+            </w:r>
+            <w:r>
+              <w:rPr>
+                <w:noProof/>
+                <w:webHidden/>
+                <w:color w:val="000000" w:themeColor="text1"/>
+              </w:rPr>
+              <w:instrText xml:space="preserve"> PAGEREF _Toc241285190 \h </w:instrText>
+            </w:r>
+            <w:r>
+              <w:rPr>
+                <w:noProof/>
+                <w:webHidden/>
+                <w:color w:val="000000" w:themeColor="text1"/>
+              </w:rPr>
+            </w:r>
+            <w:r>
+              <w:rPr>
+                <w:noProof/>
+                <w:webHidden/>
+                <w:color w:val="000000" w:themeColor="text1"/>
+              </w:rPr>
+              <w:fldChar w:fldCharType="separate"/>
+            </w:r>
+            <w:r>
+              <w:rPr>
+                <w:noProof/>
+                <w:webHidden/>
+                <w:color w:val="000000" w:themeColor="text1"/>
+              </w:rPr>
+              <w:t>4</w:t>
+            </w:r>
+            <w:r>
+              <w:rPr>
+                <w:noProof/>
+                <w:webHidden/>
+                <w:color w:val="000000" w:themeColor="text1"/>
+              </w:rPr>
+              <w:fldChar w:fldCharType="end"/>
+            </w:r>
+          </w:hyperlink>
+        </w:p>
+        <w:p>
+          <w:pPr>
+            <w:pStyle w:val="TOC1"/>
+            <w:tabs>
+              <w:tab w:val="right" w:leader="dot" w:pos="9016"/>
+            </w:tabs>
+            <w:spacing w:line="600" w:lineRule="auto"/>
+            <w:rPr>
+              <w:b w:val="0"/>
+              <w:bCs w:val="0"/>
+              <w:i w:val="0"/>
+              <w:iCs w:val="0"/>
+              <w:noProof/>
+              <w:color w:val="000000" w:themeColor="text1"/>
+              <w:kern w:val="2"/>
+              <w:lang w:val="en-GB" w:eastAsia="en-GB"/>
+              <w14:ligatures w14:val="standardContextual"/>
+            </w:rPr>
+          </w:pPr>
+          <w:hyperlink w:anchor="_Toc241285191" w:history="1">
+            <w:r>
+              <w:rPr>
+                <w:rStyle w:val="Hyperlink"/>
+                <w:rFonts w:cstheme="majorHAnsi"/>
+                <w:noProof/>
+                <w:color w:val="000000" w:themeColor="text1"/>
+              </w:rPr>
+              <w:t>Exploratory data analysis and findings</w:t>
+            </w:r>
+            <w:r>
+              <w:rPr>
+                <w:noProof/>
+                <w:webHidden/>
+                <w:color w:val="000000" w:themeColor="text1"/>
+              </w:rPr>
+              <w:tab/>
+            </w:r>
+            <w:r>
+              <w:rPr>
+                <w:noProof/>
+                <w:webHidden/>
+                <w:color w:val="000000" w:themeColor="text1"/>
+              </w:rPr>
+              <w:fldChar w:fldCharType="begin"/>
+            </w:r>
+            <w:r>
+              <w:rPr>
+                <w:noProof/>
+                <w:webHidden/>
+                <w:color w:val="000000" w:themeColor="text1"/>
+              </w:rPr>
+              <w:instrText xml:space="preserve"> PAGEREF _Toc241285191 \h </w:instrText>
+            </w:r>
+            <w:r>
+              <w:rPr>
+                <w:noProof/>
+                <w:webHidden/>
+                <w:color w:val="000000" w:themeColor="text1"/>
+              </w:rPr>
+            </w:r>
+            <w:r>
+              <w:rPr>
+                <w:noProof/>
+                <w:webHidden/>
+                <w:color w:val="000000" w:themeColor="text1"/>
+              </w:rPr>
+              <w:fldChar w:fldCharType="separate"/>
+            </w:r>
+            <w:r>
+              <w:rPr>
+                <w:noProof/>
+                <w:webHidden/>
+                <w:color w:val="000000" w:themeColor="text1"/>
+              </w:rPr>
+              <w:t>6</w:t>
+            </w:r>
+            <w:r>
+              <w:rPr>
+                <w:noProof/>
+                <w:webHidden/>
+                <w:color w:val="000000" w:themeColor="text1"/>
+              </w:rPr>
+              <w:fldChar w:fldCharType="end"/>
+            </w:r>
+          </w:hyperlink>
+        </w:p>
+        <w:p>
+          <w:pPr>
+            <w:pStyle w:val="TOC1"/>
+            <w:tabs>
+              <w:tab w:val="right" w:leader="dot" w:pos="9016"/>
+            </w:tabs>
+            <w:spacing w:line="600" w:lineRule="auto"/>
+            <w:rPr>
+              <w:b w:val="0"/>
+              <w:bCs w:val="0"/>
+              <w:i w:val="0"/>
+              <w:iCs w:val="0"/>
+              <w:noProof/>
+              <w:color w:val="000000" w:themeColor="text1"/>
+              <w:kern w:val="2"/>
+              <w:lang w:val="en-GB" w:eastAsia="en-GB"/>
+              <w14:ligatures w14:val="standardContextual"/>
+            </w:rPr>
+          </w:pPr>
+          <w:hyperlink w:anchor="_Toc241285192" w:history="1">
+            <w:r>
+              <w:rPr>
+                <w:rStyle w:val="Hyperlink"/>
+                <w:rFonts w:cstheme="majorHAnsi"/>
+                <w:noProof/>
+                <w:color w:val="000000" w:themeColor="text1"/>
+              </w:rPr>
+              <w:t>Predictive models and evaluation</w:t>
+            </w:r>
+            <w:r>
+              <w:rPr>
+                <w:noProof/>
+                <w:webHidden/>
+                <w:color w:val="000000" w:themeColor="text1"/>
+              </w:rPr>
+              <w:tab/>
+            </w:r>
+            <w:r>
+              <w:rPr>
+                <w:noProof/>
+                <w:webHidden/>
+                <w:color w:val="000000" w:themeColor="text1"/>
+              </w:rPr>
+              <w:fldChar w:fldCharType="begin"/>
+            </w:r>
+            <w:r>
+              <w:rPr>
+                <w:noProof/>
+                <w:webHidden/>
+                <w:color w:val="000000" w:themeColor="text1"/>
+              </w:rPr>
+              <w:instrText xml:space="preserve"> PAGEREF _Toc241285192 \h </w:instrText>
+            </w:r>
+            <w:r>
+              <w:rPr>
+                <w:noProof/>
+                <w:webHidden/>
+                <w:color w:val="000000" w:themeColor="text1"/>
+              </w:rPr>
+            </w:r>
+            <w:r>
+              <w:rPr>
+                <w:noProof/>
+                <w:webHidden/>
+                <w:color w:val="000000" w:themeColor="text1"/>
+              </w:rPr>
+              <w:fldChar w:fldCharType="separate"/>
+            </w:r>
+            <w:r>
+              <w:rPr>
+                <w:noProof/>
+                <w:webHidden/>
+                <w:color w:val="000000" w:themeColor="text1"/>
+              </w:rPr>
+              <w:t>7</w:t>
+            </w:r>
+            <w:r>
+              <w:rPr>
+                <w:noProof/>
+                <w:webHidden/>
+                <w:color w:val="000000" w:themeColor="text1"/>
+              </w:rPr>
+              <w:fldChar w:fldCharType="end"/>
+            </w:r>
+          </w:hyperlink>
+        </w:p>
+        <w:p>
+          <w:pPr>
+            <w:pStyle w:val="TOC1"/>
+            <w:tabs>
+              <w:tab w:val="right" w:leader="dot" w:pos="9016"/>
+            </w:tabs>
+            <w:spacing w:line="600" w:lineRule="auto"/>
+            <w:rPr>
+              <w:b w:val="0"/>
+              <w:bCs w:val="0"/>
+              <w:i w:val="0"/>
+              <w:iCs w:val="0"/>
+              <w:noProof/>
+              <w:color w:val="000000" w:themeColor="text1"/>
+              <w:kern w:val="2"/>
+              <w:lang w:val="en-GB" w:eastAsia="en-GB"/>
+              <w14:ligatures w14:val="standardContextual"/>
+            </w:rPr>
+          </w:pPr>
+          <w:hyperlink w:anchor="_Toc241285193" w:history="1">
+            <w:r>
+              <w:rPr>
+                <w:rStyle w:val="Hyperlink"/>
+                <w:rFonts w:cstheme="majorHAnsi"/>
+                <w:noProof/>
+                <w:color w:val="000000" w:themeColor="text1"/>
+              </w:rPr>
+              <w:t>Limitations and practical recommendations</w:t>
+            </w:r>
+            <w:r>
+              <w:rPr>
+                <w:noProof/>
+                <w:webHidden/>
+                <w:color w:val="000000" w:themeColor="text1"/>
+              </w:rPr>
+              <w:tab/>
+            </w:r>
+            <w:r>
+              <w:rPr>
+                <w:noProof/>
+                <w:webHidden/>
+                <w:color w:val="000000" w:themeColor="text1"/>
+              </w:rPr>
+              <w:fldChar w:fldCharType="begin"/>
+            </w:r>
+            <w:r>
+              <w:rPr>
+                <w:noProof/>
+                <w:webHidden/>
+                <w:color w:val="000000" w:themeColor="text1"/>
+              </w:rPr>
+              <w:instrText xml:space="preserve"> PAGEREF _Toc241285193 \h </w:instrText>
+            </w:r>
+            <w:r>
+              <w:rPr>
+                <w:noProof/>
+                <w:webHidden/>
+                <w:color w:val="000000" w:themeColor="text1"/>
+              </w:rPr>
+            </w:r>
+            <w:r>
+              <w:rPr>
+                <w:noProof/>
+                <w:webHidden/>
+                <w:color w:val="000000" w:themeColor="text1"/>
+              </w:rPr>
+              <w:fldChar w:fldCharType="separate"/>
+            </w:r>
+            <w:r>
+              <w:rPr>
+                <w:noProof/>
+                <w:webHidden/>
+                <w:color w:val="000000" w:themeColor="text1"/>
+              </w:rPr>
+              <w:t>9</w:t>
+            </w:r>
+            <w:r>
+              <w:rPr>
+                <w:noProof/>
+                <w:webHidden/>
+                <w:color w:val="000000" w:themeColor="text1"/>
+              </w:rPr>
+              <w:fldChar w:fldCharType="end"/>
+            </w:r>
+          </w:hyperlink>
+        </w:p>
+        <w:p>
+          <w:pPr>
+            <w:pStyle w:val="TOC1"/>
+            <w:tabs>
+              <w:tab w:val="right" w:leader="dot" w:pos="9016"/>
+            </w:tabs>
+            <w:spacing w:line="600" w:lineRule="auto"/>
+            <w:rPr>
+              <w:b w:val="0"/>
+              <w:bCs w:val="0"/>
+              <w:i w:val="0"/>
+              <w:iCs w:val="0"/>
+              <w:noProof/>
+              <w:color w:val="000000" w:themeColor="text1"/>
+              <w:kern w:val="2"/>
+              <w:lang w:val="en-GB" w:eastAsia="en-GB"/>
+              <w14:ligatures w14:val="standardContextual"/>
+            </w:rPr>
+          </w:pPr>
+          <w:hyperlink w:anchor="_Toc241285194" w:history="1">
+            <w:r>
+              <w:rPr>
+                <w:rStyle w:val="Hyperlink"/>
+                <w:rFonts w:cstheme="majorHAnsi"/>
+                <w:noProof/>
+                <w:color w:val="000000" w:themeColor="text1"/>
+              </w:rPr>
+              <w:t>Collaboration, responsible AI and conclusion</w:t>
+            </w:r>
+            <w:r>
+              <w:rPr>
+                <w:noProof/>
+                <w:webHidden/>
+                <w:color w:val="000000" w:themeColor="text1"/>
+              </w:rPr>
+              <w:tab/>
+            </w:r>
+            <w:r>
+              <w:rPr>
+                <w:noProof/>
+                <w:webHidden/>
+                <w:color w:val="000000" w:themeColor="text1"/>
+              </w:rPr>
+              <w:fldChar w:fldCharType="begin"/>
+            </w:r>
+            <w:r>
+              <w:rPr>
+                <w:noProof/>
+                <w:webHidden/>
+                <w:color w:val="000000" w:themeColor="text1"/>
+              </w:rPr>
+              <w:instrText xml:space="preserve"> PAGEREF _Toc241285194 \h </w:instrText>
+            </w:r>
+            <w:r>
+              <w:rPr>
+                <w:noProof/>
+                <w:webHidden/>
+                <w:color w:val="000000" w:themeColor="text1"/>
+              </w:rPr>
+            </w:r>
+            <w:r>
+              <w:rPr>
+                <w:noProof/>
+                <w:webHidden/>
+                <w:color w:val="000000" w:themeColor="text1"/>
+              </w:rPr>
+              <w:fldChar w:fldCharType="separate"/>
+            </w:r>
+            <w:r>
+              <w:rPr>
+                <w:noProof/>
+                <w:webHidden/>
+                <w:color w:val="000000" w:themeColor="text1"/>
+              </w:rPr>
+              <w:t>10</w:t>
+            </w:r>
+            <w:r>
+              <w:rPr>
+                <w:noProof/>
+                <w:webHidden/>
+                <w:color w:val="000000" w:themeColor="text1"/>
+              </w:rPr>
+              <w:fldChar w:fldCharType="end"/>
+            </w:r>
+          </w:hyperlink>
+        </w:p>
+        <w:p>
+          <w:pPr>
+            <w:pStyle w:val="TOC1"/>
+            <w:tabs>
+              <w:tab w:val="right" w:leader="dot" w:pos="9016"/>
+            </w:tabs>
+            <w:spacing w:line="600" w:lineRule="auto"/>
+            <w:rPr>
+              <w:b w:val="0"/>
+              <w:bCs w:val="0"/>
+              <w:i w:val="0"/>
+              <w:iCs w:val="0"/>
+              <w:noProof/>
+              <w:color w:val="4F6228" w:themeColor="accent3" w:themeShade="80"/>
+              <w:kern w:val="2"/>
+              <w:lang w:val="en-GB" w:eastAsia="en-GB"/>
+              <w14:ligatures w14:val="standardContextual"/>
+            </w:rPr>
+          </w:pPr>
+          <w:hyperlink w:anchor="_Toc241285195" w:history="1">
+            <w:r>
+              <w:rPr>
+                <w:rStyle w:val="Hyperlink"/>
+                <w:rFonts w:cstheme="majorHAnsi"/>
+                <w:noProof/>
+                <w:color w:val="000000" w:themeColor="text1"/>
+              </w:rPr>
+              <w:t>References</w:t>
+            </w:r>
+            <w:r>
+              <w:rPr>
+                <w:noProof/>
+                <w:webHidden/>
+                <w:color w:val="000000" w:themeColor="text1"/>
+              </w:rPr>
+              <w:tab/>
+            </w:r>
+            <w:r>
+              <w:rPr>
+                <w:noProof/>
+                <w:webHidden/>
+                <w:color w:val="000000" w:themeColor="text1"/>
+              </w:rPr>
+              <w:fldChar w:fldCharType="begin"/>
+            </w:r>
+            <w:r>
+              <w:rPr>
+                <w:noProof/>
+                <w:webHidden/>
+                <w:color w:val="000000" w:themeColor="text1"/>
+              </w:rPr>
+              <w:instrText xml:space="preserve"> PAGEREF _Toc241285195 \h </w:instrText>
+            </w:r>
+            <w:r>
+              <w:rPr>
+                <w:noProof/>
+                <w:webHidden/>
+                <w:color w:val="000000" w:themeColor="text1"/>
+              </w:rPr>
+            </w:r>
+            <w:r>
+              <w:rPr>
+                <w:noProof/>
+                <w:webHidden/>
+                <w:color w:val="000000" w:themeColor="text1"/>
+              </w:rPr>
+              <w:fldChar w:fldCharType="separate"/>
+            </w:r>
+            <w:r>
+              <w:rPr>
+                <w:noProof/>
+                <w:webHidden/>
+                <w:color w:val="000000" w:themeColor="text1"/>
+              </w:rPr>
+              <w:t>11</w:t>
+            </w:r>
+            <w:r>
+              <w:rPr>
+                <w:noProof/>
+                <w:webHidden/>
+                <w:color w:val="000000" w:themeColor="text1"/>
+              </w:rPr>
+              <w:fldChar w:fldCharType="end"/>
+            </w:r>
+          </w:hyperlink>
+        </w:p>
+        <w:p>
+          <w:pPr>
+            <w:spacing w:line="600" w:lineRule="auto"/>
+            <w:rPr>
+              <w:color w:val="000000" w:themeColor="text1"/>
+            </w:rPr>
+          </w:pPr>
+          <w:r>
+            <w:rPr>
+              <w:b/>
+              <w:bCs/>
+              <w:noProof/>
+              <w:color w:val="000000" w:themeColor="text1"/>
+              <w:highlight w:val="yellow"/>
+            </w:rPr>
+            <w:fldChar w:fldCharType="end"/>
+          </w:r>
+        </w:p>
+      </w:sdtContent>
+    </w:sdt>
+    <w:p>
+      <w:pPr>
+        <w:spacing w:after="200" w:line="276" w:lineRule="auto"/>
+        <w:rPr>
+          <w:rFonts w:asciiTheme="majorHAnsi" w:eastAsiaTheme="majorEastAsia" w:hAnsiTheme="majorHAnsi" w:cstheme="majorHAnsi"/>
+          <w:b/>
+          <w:bCs/>
+          <w:color w:val="76923C" w:themeColor="accent3" w:themeShade="BF"/>
+          <w:sz w:val="28"/>
+          <w:szCs w:val="28"/>
+        </w:rPr>
+      </w:pPr>
+      <w:r>
+        <w:rPr>
+          <w:rFonts w:cstheme="majorHAnsi"/>
+          <w:color w:val="76923C" w:themeColor="accent3" w:themeShade="BF"/>
+          <w:sz w:val="28"/>
+        </w:rPr>
+        <w:br w:type="page"/>
       </w:r>
     </w:p>
     <w:p>
       <w:pPr>
         <w:pStyle w:val="Heading1"/>
+        <w:spacing w:line="360" w:lineRule="auto"/>
         <w:rPr>
-          <w:rFonts w:ascii="Times New Roman" w:eastAsiaTheme="minorEastAsia" w:hAnsi="Times New Roman" w:cstheme="minorBidi"/>
-          <w:b w:val="0"/>
-          <w:bCs w:val="0"/>
-          <w:szCs w:val="22"/>
+          <w:rFonts w:cstheme="majorHAnsi"/>
+          <w:color w:val="76923C" w:themeColor="accent3" w:themeShade="BF"/>
+          <w:sz w:val="28"/>
+        </w:rPr>
+      </w:pPr>
+      <w:bookmarkStart w:id="0" w:name="_Toc241285187"/>
+      <w:r>
+        <w:rPr>
+          <w:rFonts w:cstheme="majorHAnsi"/>
+          <w:color w:val="76923C" w:themeColor="accent3" w:themeShade="BF"/>
+          <w:sz w:val="28"/>
+        </w:rPr>
+        <w:lastRenderedPageBreak/>
+        <w:t>Introduction and project objective</w:t>
+      </w:r>
+      <w:bookmarkEnd w:id="0"/>
+    </w:p>
+    <w:p>
+      <w:pPr>
+        <w:spacing w:line="360" w:lineRule="auto"/>
+        <w:rPr>
+          <w:rFonts w:asciiTheme="majorHAnsi" w:hAnsiTheme="majorHAnsi" w:cstheme="majorHAnsi"/>
+          <w:color w:val="76923C" w:themeColor="accent3" w:themeShade="BF"/>
+          <w:sz w:val="28"/>
         </w:rPr>
       </w:pPr>
       <w:r>
         <w:rPr>
-          <w:rFonts w:ascii="Times New Roman" w:eastAsiaTheme="minorEastAsia" w:hAnsi="Times New Roman" w:cstheme="minorBidi"/>
-          <w:b w:val="0"/>
-          <w:bCs w:val="0"/>
-          <w:szCs w:val="22"/>
+          <w:rFonts w:asciiTheme="majorHAnsi" w:hAnsiTheme="majorHAnsi" w:cstheme="majorHAnsi"/>
         </w:rPr>
-        <w:t>Environmental teams could use urban air-quality data to detect where additional monitoring efforts should be undertaken and to determine air quality patterns. The aim of this project is to examine the nitrogen dioxide (NO₂) data from a published dataset derived from OpenAQ. It investigates three weather stations and forecast the weather condition for the next hour at the Paris station. Users: Environmental monitoring team, clear and practical example of support of Python in analysis. Personal exposure assessments and public health recommendations are not estimated or provided by the project.</w:t>
+        <w:t xml:space="preserve">Environmental teams could use urban air-quality data to detect where additional monitoring efforts should be undertaken and to determine air quality patterns. The aim of this project is to examine the nitrogen dioxide (NO₂) data from a published dataset derived from OpenAQ. It investigates three weather stations and </w:t>
+      </w:r>
+      <w:r>
+        <w:rPr>
+          <w:rFonts w:asciiTheme="majorHAnsi" w:hAnsiTheme="majorHAnsi" w:cstheme="majorHAnsi"/>
+        </w:rPr>
+        <w:t>forecasts</w:t>
+      </w:r>
+      <w:r>
+        <w:rPr>
+          <w:rFonts w:asciiTheme="majorHAnsi" w:hAnsiTheme="majorHAnsi" w:cstheme="majorHAnsi"/>
+        </w:rPr>
+        <w:t xml:space="preserve"> the weather condition for the next hour at the Paris station. Users: Environmental monitoring team, clear and practical example of support of Python in analysis. Personal exposure assessments and public health recommendations are not estimated or provided by the project.</w:t>
+      </w:r>
+    </w:p>
+    <w:p>
+      <w:pPr>
+        <w:spacing w:line="360" w:lineRule="auto"/>
+        <w:rPr>
+          <w:rFonts w:asciiTheme="majorHAnsi" w:hAnsiTheme="majorHAnsi" w:cstheme="majorHAnsi"/>
+          <w:b/>
+          <w:bCs/>
+        </w:rPr>
+      </w:pPr>
+      <w:r>
+        <w:rPr>
+          <w:rFonts w:asciiTheme="majorHAnsi" w:hAnsiTheme="majorHAnsi" w:cstheme="majorHAnsi"/>
+        </w:rPr>
+        <w:t>The most important question is whether recent NO₂ readings and basic calendar data can enhance the performance of 1-hour-ahead predictions. The project also includes questions on whether the observed distributions vary between stations, the difference in readings within the hour and by day of the week, and whether the quality of the data affects the conclusions. The target is for continuous concentration in micrograms per cubic meter (µg/m³). Hence, Linear Regression and Random Forest regression models are compared to a simple persistence baseline. Success is defined as having the least average prediction error on the following period which was not used to fit or select the model.</w:t>
       </w:r>
     </w:p>
     <w:p>
       <w:pPr>
         <w:pStyle w:val="Heading1"/>
+        <w:spacing w:line="360" w:lineRule="auto"/>
         <w:rPr>
-          <w:rFonts w:ascii="Times New Roman" w:eastAsiaTheme="minorEastAsia" w:hAnsi="Times New Roman" w:cstheme="minorBidi"/>
-          <w:b w:val="0"/>
-          <w:bCs w:val="0"/>
-          <w:szCs w:val="22"/>
+          <w:rFonts w:cstheme="majorHAnsi"/>
+          <w:color w:val="76923C" w:themeColor="accent3" w:themeShade="BF"/>
+          <w:sz w:val="28"/>
+        </w:rPr>
+      </w:pPr>
+      <w:bookmarkStart w:id="1" w:name="_Toc241285188"/>
+      <w:r>
+        <w:rPr>
+          <w:rFonts w:cstheme="majorHAnsi"/>
+          <w:color w:val="76923C" w:themeColor="accent3" w:themeShade="BF"/>
+          <w:sz w:val="28"/>
+        </w:rPr>
+        <w:t>Evaluation and justification of tools</w:t>
+      </w:r>
+      <w:bookmarkEnd w:id="1"/>
+    </w:p>
+    <w:p>
+      <w:pPr>
+        <w:spacing w:line="360" w:lineRule="auto"/>
+        <w:rPr>
+          <w:rFonts w:asciiTheme="majorHAnsi" w:hAnsiTheme="majorHAnsi" w:cstheme="majorHAnsi"/>
+          <w:b/>
+          <w:bCs/>
         </w:rPr>
       </w:pPr>
       <w:r>
         <w:rPr>
-          <w:rFonts w:ascii="Times New Roman" w:eastAsiaTheme="minorEastAsia" w:hAnsi="Times New Roman" w:cstheme="minorBidi"/>
-          <w:b w:val="0"/>
-          <w:bCs w:val="0"/>
-          <w:szCs w:val="22"/>
-        </w:rPr>
-        <w:t>The most important question is whether recent NO₂ readings and basic calendar data can enhance the performance of 1-hour-ahead predictions. The project also includes questions on whether the observed distributions vary between stations, the difference in readings within the hour and by day of the week, and whether the quality of the data affects the conclusions. The target is for continuous concentration in micrograms per cubic met</w:t>
-      </w:r>
-      <w:r>
-        <w:rPr>
-          <w:rFonts w:ascii="Times New Roman" w:eastAsiaTheme="minorEastAsia" w:hAnsi="Times New Roman" w:cstheme="minorBidi"/>
-          <w:b w:val="0"/>
-          <w:bCs w:val="0"/>
-          <w:szCs w:val="22"/>
-        </w:rPr>
-        <w:t>er</w:t>
-      </w:r>
-      <w:r>
-        <w:rPr>
-          <w:rFonts w:ascii="Times New Roman" w:eastAsiaTheme="minorEastAsia" w:hAnsi="Times New Roman" w:cstheme="minorBidi"/>
-          <w:b w:val="0"/>
-          <w:bCs w:val="0"/>
-          <w:szCs w:val="22"/>
-        </w:rPr>
-        <w:t xml:space="preserve"> (µg/m³). Hence, Linear Regression and Random Forest regression models are compared to a simple persistence baseline. Success is defined as having the least average prediction error on the following period which was not used to fit or select the model.</w:t>
-      </w:r>
-    </w:p>
-    <w:p>
-      <w:pPr>
-        <w:pStyle w:val="Heading1"/>
-      </w:pPr>
-      <w:r>
-        <w:t>2. Evaluation and justification of tools</w:t>
-      </w:r>
-    </w:p>
-    <w:p>
-      <w:pPr>
-        <w:pStyle w:val="Heading1"/>
-        <w:rPr>
-          <w:rFonts w:ascii="Times New Roman" w:eastAsiaTheme="minorEastAsia" w:hAnsi="Times New Roman" w:cstheme="minorBidi"/>
-          <w:b w:val="0"/>
-          <w:bCs w:val="0"/>
-          <w:szCs w:val="22"/>
-        </w:rPr>
-      </w:pPr>
-      <w:r>
-        <w:rPr>
-          <w:rFonts w:ascii="Times New Roman" w:eastAsiaTheme="minorEastAsia" w:hAnsi="Times New Roman" w:cstheme="minorBidi"/>
-          <w:b w:val="0"/>
-          <w:bCs w:val="0"/>
-          <w:szCs w:val="22"/>
+          <w:rFonts w:asciiTheme="majorHAnsi" w:hAnsiTheme="majorHAnsi" w:cstheme="majorHAnsi"/>
         </w:rPr>
         <w:t>Python was chosen as its support for cleaning, charts and machine learning are all in one reproducible workflow. Jupyter presents a new way for code, written explanations and outputs to be displayed together, thus making it easier for group members and markers to follow the steps [3]. Note that if cells are run in the wrong order, old results can be held in memory. It's therefore a part of the final review to restart the kernel and run each cell. A spreadsheet might contain the small data set; however, Python allows repeated creation of a lag and easy, consistent comparisons of models.</w:t>
       </w:r>
     </w:p>
     <w:p>
       <w:pPr>
-        <w:pStyle w:val="Heading1"/>
+        <w:spacing w:line="360" w:lineRule="auto"/>
         <w:rPr>
-          <w:rFonts w:ascii="Times New Roman" w:eastAsiaTheme="minorEastAsia" w:hAnsi="Times New Roman" w:cstheme="minorBidi"/>
-          <w:b w:val="0"/>
-          <w:bCs w:val="0"/>
-          <w:szCs w:val="22"/>
+          <w:rFonts w:asciiTheme="majorHAnsi" w:hAnsiTheme="majorHAnsi" w:cstheme="majorHAnsi"/>
+          <w:b/>
+          <w:bCs/>
         </w:rPr>
       </w:pPr>
       <w:r>
         <w:rPr>
-          <w:rFonts w:ascii="Times New Roman" w:eastAsiaTheme="minorEastAsia" w:hAnsi="Times New Roman" w:cstheme="minorBidi"/>
-          <w:b w:val="0"/>
-          <w:bCs w:val="0"/>
-          <w:szCs w:val="22"/>
+          <w:rFonts w:asciiTheme="majorHAnsi" w:hAnsiTheme="majorHAnsi" w:cstheme="majorHAnsi"/>
         </w:rPr>
-        <w:t>The import of CSV files, conversion of dates to hours, missing value and hourly indexing and grouped summaries were performed using pandas. The labelled tables decrease chances of mixing up columns. The numeric calculations and sine and cosine features which represented the repeating daily cycle [7] were made using the NumPy library. These libraries work well with a small dataset in memory. There is no real need for a distributed platform at this time for this project.</w:t>
+        <w:t xml:space="preserve">The import of CSV files, conversion of dates to hours, missing value and hourly indexing and grouped summaries were performed using pandas. The labelled tables decrease chances of mixing up columns. The numeric calculations and sine and cosine features which represented the repeating daily cycle [7] were made using the NumPy library. These libraries work well with a small dataset in memory. There is no real need for a distributed platform </w:t>
+      </w:r>
+      <w:proofErr w:type="gramStart"/>
+      <w:r>
+        <w:rPr>
+          <w:rFonts w:asciiTheme="majorHAnsi" w:hAnsiTheme="majorHAnsi" w:cstheme="majorHAnsi"/>
+        </w:rPr>
+        <w:t>at this time</w:t>
+      </w:r>
+      <w:proofErr w:type="gramEnd"/>
+      <w:r>
+        <w:rPr>
+          <w:rFonts w:asciiTheme="majorHAnsi" w:hAnsiTheme="majorHAnsi" w:cstheme="majorHAnsi"/>
+        </w:rPr>
+        <w:t xml:space="preserve"> for this project.</w:t>
+      </w:r>
+    </w:p>
+    <w:p>
+      <w:pPr>
+        <w:spacing w:line="360" w:lineRule="auto"/>
+        <w:rPr>
+          <w:rFonts w:asciiTheme="majorHAnsi" w:hAnsiTheme="majorHAnsi" w:cstheme="majorHAnsi"/>
+          <w:b/>
+          <w:bCs/>
+        </w:rPr>
+      </w:pPr>
+      <w:r>
+        <w:rPr>
+          <w:rFonts w:asciiTheme="majorHAnsi" w:hAnsiTheme="majorHAnsi" w:cstheme="majorHAnsi"/>
+        </w:rPr>
+        <w:t xml:space="preserve">Labelled boxplots, histograms and time-series charts were chosen to be plotted using Matplotlib. scikit-learn will supply evaluation functions that are consistent across the different regression algorithms, plus regression algorithms themselves [4]– [6] that allow direct control over axes, units and figure sizes for a live dashboard. Linear Regression is simple to explain, and random forest is </w:t>
+      </w:r>
+      <w:r>
+        <w:rPr>
+          <w:rFonts w:asciiTheme="majorHAnsi" w:hAnsiTheme="majorHAnsi" w:cstheme="majorHAnsi"/>
+        </w:rPr>
+        <w:lastRenderedPageBreak/>
+        <w:t>opaque but works for more complex relationships. The group’s actual revisions and reviews should be documented in the dated shared versions or in the Git version. If an AI-generated file is created, it is not assumed to be a student's contribution.</w:t>
       </w:r>
     </w:p>
     <w:p>
       <w:pPr>
         <w:pStyle w:val="Heading1"/>
+        <w:spacing w:line="360" w:lineRule="auto"/>
         <w:rPr>
-          <w:rFonts w:ascii="Times New Roman" w:eastAsiaTheme="minorEastAsia" w:hAnsi="Times New Roman" w:cstheme="minorBidi"/>
-          <w:b w:val="0"/>
-          <w:bCs w:val="0"/>
-          <w:szCs w:val="22"/>
+          <w:rFonts w:cstheme="majorHAnsi"/>
+          <w:color w:val="76923C" w:themeColor="accent3" w:themeShade="BF"/>
+          <w:sz w:val="28"/>
+        </w:rPr>
+      </w:pPr>
+      <w:bookmarkStart w:id="2" w:name="_Toc241285189"/>
+      <w:r>
+        <w:rPr>
+          <w:rFonts w:cstheme="majorHAnsi"/>
+          <w:color w:val="76923C" w:themeColor="accent3" w:themeShade="BF"/>
+          <w:sz w:val="28"/>
+        </w:rPr>
+        <w:t>Dataset acquisition and scope</w:t>
+      </w:r>
+      <w:bookmarkEnd w:id="2"/>
+    </w:p>
+    <w:p>
+      <w:pPr>
+        <w:spacing w:line="360" w:lineRule="auto"/>
+        <w:rPr>
+          <w:rFonts w:asciiTheme="majorHAnsi" w:hAnsiTheme="majorHAnsi" w:cstheme="majorHAnsi"/>
+          <w:b/>
+          <w:bCs/>
         </w:rPr>
       </w:pPr>
       <w:r>
         <w:rPr>
-          <w:rFonts w:ascii="Times New Roman" w:eastAsiaTheme="minorEastAsia" w:hAnsi="Times New Roman" w:cstheme="minorBidi"/>
-          <w:b w:val="0"/>
-          <w:bCs w:val="0"/>
-          <w:szCs w:val="22"/>
+          <w:rFonts w:asciiTheme="majorHAnsi" w:hAnsiTheme="majorHAnsi" w:cstheme="majorHAnsi"/>
         </w:rPr>
-        <w:t>Labelled boxplots, histograms and time-series charts were chosen to be plotted using Matplotlib. scikit-learn will supply evaluation functions that are consistent across the different regression algorithms, plus regression algorithms themselves [4]</w:t>
+        <w:t xml:space="preserve">It is retrieved from the </w:t>
       </w:r>
+      <w:proofErr w:type="gramStart"/>
       <w:r>
         <w:rPr>
-          <w:rFonts w:ascii="Times New Roman" w:eastAsiaTheme="minorEastAsia" w:hAnsi="Times New Roman" w:cstheme="minorBidi"/>
-          <w:b w:val="0"/>
-          <w:bCs w:val="0"/>
-          <w:szCs w:val="22"/>
+          <w:rFonts w:asciiTheme="majorHAnsi" w:hAnsiTheme="majorHAnsi" w:cstheme="majorHAnsi"/>
         </w:rPr>
-        <w:t>– [</w:t>
+        <w:t>pandas</w:t>
       </w:r>
+      <w:proofErr w:type="gramEnd"/>
       <w:r>
         <w:rPr>
-          <w:rFonts w:ascii="Times New Roman" w:eastAsiaTheme="minorEastAsia" w:hAnsi="Times New Roman" w:cstheme="minorBidi"/>
-          <w:b w:val="0"/>
-          <w:bCs w:val="0"/>
-          <w:szCs w:val="22"/>
+          <w:rFonts w:asciiTheme="majorHAnsi" w:hAnsiTheme="majorHAnsi" w:cstheme="majorHAnsi"/>
         </w:rPr>
-        <w:t xml:space="preserve">6] that allow direct control over axes, units and figure sizes for a live dashboard. Linear Regression is simple to </w:t>
-      </w:r>
-      <w:r>
-        <w:rPr>
-          <w:rFonts w:ascii="Times New Roman" w:eastAsiaTheme="minorEastAsia" w:hAnsi="Times New Roman" w:cstheme="minorBidi"/>
-          <w:b w:val="0"/>
-          <w:bCs w:val="0"/>
-          <w:szCs w:val="22"/>
-        </w:rPr>
-        <w:t>explain,</w:t>
-      </w:r>
-      <w:r>
-        <w:rPr>
-          <w:rFonts w:ascii="Times New Roman" w:eastAsiaTheme="minorEastAsia" w:hAnsi="Times New Roman" w:cstheme="minorBidi"/>
-          <w:b w:val="0"/>
-          <w:bCs w:val="0"/>
-          <w:szCs w:val="22"/>
-        </w:rPr>
-        <w:t xml:space="preserve"> and random forest is opaque but works for more complex relationships. The group’s actual revisions and reviews should be documented in the dated shared versions or in the Git version. If an AI-generated file is created, it is not assumed to be a student's contribution.</w:t>
+        <w:t xml:space="preserve"> project repository on 4 September 2026 [2] and identified by pandas as an OpenAQ sample from FR04014 in Paris, BETR801 in Antwerp and London Westminster [1]. This is not a new download from OpenAQ's full data repository but a historical teaching extract. The data file has four columns (one NO₂ for each station) and 1,035 rows, which is the number of reported datetimes. It is reported to have been held from 7 May to 21 June 2019. The notebook incorporates the recovered CSV snapshot and verifies the snapshot's SHA-256 hash, which means there's no need to have a separate data file or API key.</w:t>
       </w:r>
     </w:p>
     <w:p>
       <w:pPr>
         <w:pStyle w:val="Heading1"/>
+        <w:spacing w:line="360" w:lineRule="auto"/>
+        <w:rPr>
+          <w:rFonts w:cstheme="majorHAnsi"/>
+          <w:color w:val="76923C" w:themeColor="accent3" w:themeShade="BF"/>
+          <w:sz w:val="28"/>
+        </w:rPr>
+      </w:pPr>
+      <w:bookmarkStart w:id="3" w:name="_Toc241285190"/>
+      <w:r>
+        <w:rPr>
+          <w:rFonts w:cstheme="majorHAnsi"/>
+          <w:color w:val="76923C" w:themeColor="accent3" w:themeShade="BF"/>
+          <w:sz w:val="28"/>
+        </w:rPr>
+        <w:t>Data quality assessment and preprocessing</w:t>
+      </w:r>
+      <w:bookmarkEnd w:id="3"/>
+    </w:p>
+    <w:p>
+      <w:pPr>
+        <w:spacing w:line="360" w:lineRule="auto"/>
+        <w:rPr>
+          <w:rFonts w:asciiTheme="majorHAnsi" w:hAnsiTheme="majorHAnsi" w:cstheme="majorHAnsi"/>
+        </w:rPr>
       </w:pPr>
       <w:r>
-        <w:t>3. Dataset acquisition and scope</w:t>
+        <w:rPr>
+          <w:rFonts w:asciiTheme="majorHAnsi" w:hAnsiTheme="majorHAnsi" w:cstheme="majorHAnsi"/>
+        </w:rPr>
+        <w:t>The raw file was kept separate from the cleaned table. Dates were converted to datetime values, and all three measurement columns were checked as numeric. The assessment found no exact duplicate rows, invalid dates, invalid numeric strings or negative concentrations. The code also checks for conflicting duplicate timestamps and stops for review if they occur. These checks are included even when the current file contains no such errors, because the same workflow should identify them in a later dataset.</w:t>
       </w:r>
     </w:p>
     <w:p>
       <w:pPr>
-        <w:pStyle w:val="Heading1"/>
+        <w:spacing w:line="360" w:lineRule="auto"/>
         <w:rPr>
-          <w:rFonts w:ascii="Times New Roman" w:eastAsiaTheme="minorEastAsia" w:hAnsi="Times New Roman" w:cstheme="minorBidi"/>
-          <w:b w:val="0"/>
-          <w:bCs w:val="0"/>
-          <w:szCs w:val="22"/>
+          <w:rFonts w:asciiTheme="majorHAnsi" w:hAnsiTheme="majorHAnsi" w:cstheme="majorHAnsi"/>
         </w:rPr>
       </w:pPr>
       <w:r>
         <w:rPr>
-          <w:rFonts w:ascii="Times New Roman" w:eastAsiaTheme="minorEastAsia" w:hAnsi="Times New Roman" w:cstheme="minorBidi"/>
-          <w:b w:val="0"/>
-          <w:bCs w:val="0"/>
-          <w:szCs w:val="22"/>
+          <w:rFonts w:asciiTheme="majorHAnsi" w:hAnsiTheme="majorHAnsi" w:cstheme="majorHAnsi"/>
         </w:rPr>
-        <w:t>It is retrieved from the pandas project repository on 4 September 2026 [2] and identified by pandas as an OpenAQ sample from FR04014 in Paris, BETR801 in Antwerp and London Westminster [1]. This is not a new download from OpenAQ's full data repository but a historical teaching extract. The data file has four columns (one NO₂ for each station) and 1,035 rows, which is the number of reported datetimes. It is reported to have been held from 7 May to 21 June 2019. The notebook incorporates the recovered CSV snapshot and verifies the snapshot's SHA-256 hash, which means there's no need to have a separate data file or API key.</w:t>
-      </w:r>
-    </w:p>
-    <w:p>
-      <w:pPr>
-        <w:pStyle w:val="Heading1"/>
-      </w:pPr>
-      <w:r>
-        <w:t>4. Data quality assessment and preprocessing</w:t>
-      </w:r>
-    </w:p>
-    <w:p>
-      <w:r>
-        <w:t xml:space="preserve">The raw file was kept separate from the cleaned table. Dates were converted to datetime values, and all three measurement columns were checked as numeric. The assessment found no exact duplicate rows, invalid dates, invalid numeric strings or negative concentrations. The code also checks for </w:t>
-      </w:r>
-      <w:r>
-        <w:lastRenderedPageBreak/>
-        <w:t>conflicting duplicate timestamps and stops for review if they occur. These checks are included even when the current file contains no such errors, because the same workflow should identify them in a later dataset.</w:t>
-      </w:r>
-    </w:p>
-    <w:p>
-      <w:r>
         <w:t>Missing values required more attention. The original station columns contain 940 missing Antwerp cells, 31 missing Paris cells and 66 missing London cells. There are also 46 entirely absent hourly timestamps. Reindexing from the first to the last reported timestamp creates a grid of 1,081 hours. This exposes missing timestamps and makes a one-row lag equal exactly one hour. Without this step, a previous row could be several hours earlier, producing misleading forecasting features.</w:t>
-      </w:r>
-    </w:p>
-    <w:p>
-      <w:pPr>
-        <w:pStyle w:val="Caption"/>
-      </w:pPr>
-      <w:r>
-        <w:t>Table 1. Observed readings and missingness on the complete hourly grid.</w:t>
       </w:r>
     </w:p>
     <w:tbl>
       <w:tblPr>
-        <w:tblW w:w="9026" w:type="dxa"/>
-        <w:tblInd w:w="120" w:type="dxa"/>
-        <w:tblBorders>
-          <w:top w:val="single" w:sz="4" w:space="0" w:color="B8BCC4"/>
-          <w:left w:val="single" w:sz="4" w:space="0" w:color="B8BCC4"/>
-          <w:bottom w:val="single" w:sz="4" w:space="0" w:color="B8BCC4"/>
-          <w:right w:val="single" w:sz="4" w:space="0" w:color="B8BCC4"/>
-          <w:insideH w:val="single" w:sz="4" w:space="0" w:color="B8BCC4"/>
-          <w:insideV w:val="single" w:sz="4" w:space="0" w:color="B8BCC4"/>
-        </w:tblBorders>
+        <w:tblStyle w:val="GridTable4-Accent3"/>
+        <w:tblW w:w="9104" w:type="dxa"/>
         <w:tblLayout w:type="fixed"/>
-        <w:tblCellMar>
-          <w:top w:w="60" w:type="dxa"/>
-          <w:left w:w="120" w:type="dxa"/>
-          <w:bottom w:w="60" w:type="dxa"/>
-          <w:right w:w="120" w:type="dxa"/>
-        </w:tblCellMar>
         <w:tblLook w:val="04A0" w:firstRow="1" w:lastRow="0" w:firstColumn="1" w:lastColumn="0" w:noHBand="0" w:noVBand="1"/>
       </w:tblPr>
       <w:tblGrid>
-        <w:gridCol w:w="2400"/>
-        <w:gridCol w:w="1700"/>
-        <w:gridCol w:w="2800"/>
-        <w:gridCol w:w="2126"/>
+        <w:gridCol w:w="2421"/>
+        <w:gridCol w:w="1715"/>
+        <w:gridCol w:w="2824"/>
+        <w:gridCol w:w="2144"/>
       </w:tblGrid>
       <w:tr>
         <w:trPr>
-          <w:cantSplit/>
+          <w:cnfStyle w:val="100000000000" w:firstRow="1" w:lastRow="0" w:firstColumn="0" w:lastColumn="0" w:oddVBand="0" w:evenVBand="0" w:oddHBand="0" w:evenHBand="0" w:firstRowFirstColumn="0" w:firstRowLastColumn="0" w:lastRowFirstColumn="0" w:lastRowLastColumn="0"/>
+          <w:trHeight w:val="554"/>
         </w:trPr>
         <w:tc>
           <w:tcPr>
-            <w:tcW w:w="2400" w:type="dxa"/>
-            <w:shd w:val="clear" w:color="auto" w:fill="E8EEF5"/>
+            <w:cnfStyle w:val="001000000000" w:firstRow="0" w:lastRow="0" w:firstColumn="1" w:lastColumn="0" w:oddVBand="0" w:evenVBand="0" w:oddHBand="0" w:evenHBand="0" w:firstRowFirstColumn="0" w:firstRowLastColumn="0" w:lastRowFirstColumn="0" w:lastRowLastColumn="0"/>
+            <w:tcW w:w="2421" w:type="dxa"/>
           </w:tcPr>
           <w:p>
             <w:pPr>
-              <w:spacing w:after="0"/>
+              <w:spacing w:after="0" w:line="360" w:lineRule="auto"/>
+              <w:rPr>
+                <w:rFonts w:asciiTheme="majorHAnsi" w:hAnsiTheme="majorHAnsi" w:cstheme="majorHAnsi"/>
+              </w:rPr>
             </w:pPr>
             <w:r>
               <w:rPr>
-                <w:b/>
+                <w:rFonts w:asciiTheme="majorHAnsi" w:hAnsiTheme="majorHAnsi" w:cstheme="majorHAnsi"/>
               </w:rPr>
               <w:t>Station</w:t>
             </w:r>
@@ -293,16 +1246,19 @@
         </w:tc>
         <w:tc>
           <w:tcPr>
-            <w:tcW w:w="1700" w:type="dxa"/>
-            <w:shd w:val="clear" w:color="auto" w:fill="E8EEF5"/>
+            <w:tcW w:w="1715" w:type="dxa"/>
           </w:tcPr>
           <w:p>
             <w:pPr>
-              <w:spacing w:after="0"/>
+              <w:spacing w:after="0" w:line="360" w:lineRule="auto"/>
+              <w:cnfStyle w:val="100000000000" w:firstRow="1" w:lastRow="0" w:firstColumn="0" w:lastColumn="0" w:oddVBand="0" w:evenVBand="0" w:oddHBand="0" w:evenHBand="0" w:firstRowFirstColumn="0" w:firstRowLastColumn="0" w:lastRowFirstColumn="0" w:lastRowLastColumn="0"/>
+              <w:rPr>
+                <w:rFonts w:asciiTheme="majorHAnsi" w:hAnsiTheme="majorHAnsi" w:cstheme="majorHAnsi"/>
+              </w:rPr>
             </w:pPr>
             <w:r>
               <w:rPr>
-                <w:b/>
+                <w:rFonts w:asciiTheme="majorHAnsi" w:hAnsiTheme="majorHAnsi" w:cstheme="majorHAnsi"/>
               </w:rPr>
               <w:t>Observed</w:t>
             </w:r>
@@ -310,16 +1266,19 @@
         </w:tc>
         <w:tc>
           <w:tcPr>
-            <w:tcW w:w="2800" w:type="dxa"/>
-            <w:shd w:val="clear" w:color="auto" w:fill="E8EEF5"/>
+            <w:tcW w:w="2824" w:type="dxa"/>
           </w:tcPr>
           <w:p>
             <w:pPr>
-              <w:spacing w:after="0"/>
+              <w:spacing w:after="0" w:line="360" w:lineRule="auto"/>
+              <w:cnfStyle w:val="100000000000" w:firstRow="1" w:lastRow="0" w:firstColumn="0" w:lastColumn="0" w:oddVBand="0" w:evenVBand="0" w:oddHBand="0" w:evenHBand="0" w:firstRowFirstColumn="0" w:firstRowLastColumn="0" w:lastRowFirstColumn="0" w:lastRowLastColumn="0"/>
+              <w:rPr>
+                <w:rFonts w:asciiTheme="majorHAnsi" w:hAnsiTheme="majorHAnsi" w:cstheme="majorHAnsi"/>
+              </w:rPr>
             </w:pPr>
             <w:r>
               <w:rPr>
-                <w:b/>
+                <w:rFonts w:asciiTheme="majorHAnsi" w:hAnsiTheme="majorHAnsi" w:cstheme="majorHAnsi"/>
               </w:rPr>
               <w:t>Missing hours</w:t>
             </w:r>
@@ -327,16 +1286,19 @@
         </w:tc>
         <w:tc>
           <w:tcPr>
-            <w:tcW w:w="2126" w:type="dxa"/>
-            <w:shd w:val="clear" w:color="auto" w:fill="E8EEF5"/>
+            <w:tcW w:w="2144" w:type="dxa"/>
           </w:tcPr>
           <w:p>
             <w:pPr>
-              <w:spacing w:after="0"/>
+              <w:spacing w:after="0" w:line="360" w:lineRule="auto"/>
+              <w:cnfStyle w:val="100000000000" w:firstRow="1" w:lastRow="0" w:firstColumn="0" w:lastColumn="0" w:oddVBand="0" w:evenVBand="0" w:oddHBand="0" w:evenHBand="0" w:firstRowFirstColumn="0" w:firstRowLastColumn="0" w:lastRowFirstColumn="0" w:lastRowLastColumn="0"/>
+              <w:rPr>
+                <w:rFonts w:asciiTheme="majorHAnsi" w:hAnsiTheme="majorHAnsi" w:cstheme="majorHAnsi"/>
+              </w:rPr>
             </w:pPr>
             <w:r>
               <w:rPr>
-                <w:b/>
+                <w:rFonts w:asciiTheme="majorHAnsi" w:hAnsiTheme="majorHAnsi" w:cstheme="majorHAnsi"/>
               </w:rPr>
               <w:t>Coverage</w:t>
             </w:r>
@@ -345,56 +1307,85 @@
       </w:tr>
       <w:tr>
         <w:trPr>
-          <w:cantSplit/>
+          <w:cnfStyle w:val="000000100000" w:firstRow="0" w:lastRow="0" w:firstColumn="0" w:lastColumn="0" w:oddVBand="0" w:evenVBand="0" w:oddHBand="1" w:evenHBand="0" w:firstRowFirstColumn="0" w:firstRowLastColumn="0" w:lastRowFirstColumn="0" w:lastRowLastColumn="0"/>
+          <w:trHeight w:val="554"/>
         </w:trPr>
         <w:tc>
           <w:tcPr>
-            <w:tcW w:w="2400" w:type="dxa"/>
+            <w:cnfStyle w:val="001000000000" w:firstRow="0" w:lastRow="0" w:firstColumn="1" w:lastColumn="0" w:oddVBand="0" w:evenVBand="0" w:oddHBand="0" w:evenHBand="0" w:firstRowFirstColumn="0" w:firstRowLastColumn="0" w:lastRowFirstColumn="0" w:lastRowLastColumn="0"/>
+            <w:tcW w:w="2421" w:type="dxa"/>
           </w:tcPr>
           <w:p>
             <w:pPr>
-              <w:spacing w:after="0"/>
+              <w:spacing w:after="0" w:line="360" w:lineRule="auto"/>
+              <w:rPr>
+                <w:rFonts w:asciiTheme="majorHAnsi" w:hAnsiTheme="majorHAnsi" w:cstheme="majorHAnsi"/>
+              </w:rPr>
             </w:pPr>
             <w:r>
+              <w:rPr>
+                <w:rFonts w:asciiTheme="majorHAnsi" w:hAnsiTheme="majorHAnsi" w:cstheme="majorHAnsi"/>
+              </w:rPr>
               <w:t>Antwerp</w:t>
             </w:r>
           </w:p>
         </w:tc>
         <w:tc>
           <w:tcPr>
-            <w:tcW w:w="1700" w:type="dxa"/>
+            <w:tcW w:w="1715" w:type="dxa"/>
           </w:tcPr>
           <w:p>
             <w:pPr>
-              <w:spacing w:after="0"/>
+              <w:spacing w:after="0" w:line="360" w:lineRule="auto"/>
+              <w:cnfStyle w:val="000000100000" w:firstRow="0" w:lastRow="0" w:firstColumn="0" w:lastColumn="0" w:oddVBand="0" w:evenVBand="0" w:oddHBand="1" w:evenHBand="0" w:firstRowFirstColumn="0" w:firstRowLastColumn="0" w:lastRowFirstColumn="0" w:lastRowLastColumn="0"/>
+              <w:rPr>
+                <w:rFonts w:asciiTheme="majorHAnsi" w:hAnsiTheme="majorHAnsi" w:cstheme="majorHAnsi"/>
+              </w:rPr>
             </w:pPr>
             <w:r>
+              <w:rPr>
+                <w:rFonts w:asciiTheme="majorHAnsi" w:hAnsiTheme="majorHAnsi" w:cstheme="majorHAnsi"/>
+              </w:rPr>
               <w:t>95</w:t>
             </w:r>
           </w:p>
         </w:tc>
         <w:tc>
           <w:tcPr>
-            <w:tcW w:w="2800" w:type="dxa"/>
+            <w:tcW w:w="2824" w:type="dxa"/>
           </w:tcPr>
           <w:p>
             <w:pPr>
-              <w:spacing w:after="0"/>
+              <w:spacing w:after="0" w:line="360" w:lineRule="auto"/>
+              <w:cnfStyle w:val="000000100000" w:firstRow="0" w:lastRow="0" w:firstColumn="0" w:lastColumn="0" w:oddVBand="0" w:evenVBand="0" w:oddHBand="1" w:evenHBand="0" w:firstRowFirstColumn="0" w:firstRowLastColumn="0" w:lastRowFirstColumn="0" w:lastRowLastColumn="0"/>
+              <w:rPr>
+                <w:rFonts w:asciiTheme="majorHAnsi" w:hAnsiTheme="majorHAnsi" w:cstheme="majorHAnsi"/>
+              </w:rPr>
             </w:pPr>
             <w:r>
+              <w:rPr>
+                <w:rFonts w:asciiTheme="majorHAnsi" w:hAnsiTheme="majorHAnsi" w:cstheme="majorHAnsi"/>
+              </w:rPr>
               <w:t>986</w:t>
             </w:r>
           </w:p>
         </w:tc>
         <w:tc>
           <w:tcPr>
-            <w:tcW w:w="2126" w:type="dxa"/>
+            <w:tcW w:w="2144" w:type="dxa"/>
           </w:tcPr>
           <w:p>
             <w:pPr>
-              <w:spacing w:after="0"/>
+              <w:spacing w:after="0" w:line="360" w:lineRule="auto"/>
+              <w:cnfStyle w:val="000000100000" w:firstRow="0" w:lastRow="0" w:firstColumn="0" w:lastColumn="0" w:oddVBand="0" w:evenVBand="0" w:oddHBand="1" w:evenHBand="0" w:firstRowFirstColumn="0" w:firstRowLastColumn="0" w:lastRowFirstColumn="0" w:lastRowLastColumn="0"/>
+              <w:rPr>
+                <w:rFonts w:asciiTheme="majorHAnsi" w:hAnsiTheme="majorHAnsi" w:cstheme="majorHAnsi"/>
+              </w:rPr>
             </w:pPr>
             <w:r>
+              <w:rPr>
+                <w:rFonts w:asciiTheme="majorHAnsi" w:hAnsiTheme="majorHAnsi" w:cstheme="majorHAnsi"/>
+              </w:rPr>
               <w:t>8.79%</w:t>
             </w:r>
           </w:p>
@@ -402,56 +1393,84 @@
       </w:tr>
       <w:tr>
         <w:trPr>
-          <w:cantSplit/>
+          <w:trHeight w:val="554"/>
         </w:trPr>
         <w:tc>
           <w:tcPr>
-            <w:tcW w:w="2400" w:type="dxa"/>
+            <w:cnfStyle w:val="001000000000" w:firstRow="0" w:lastRow="0" w:firstColumn="1" w:lastColumn="0" w:oddVBand="0" w:evenVBand="0" w:oddHBand="0" w:evenHBand="0" w:firstRowFirstColumn="0" w:firstRowLastColumn="0" w:lastRowFirstColumn="0" w:lastRowLastColumn="0"/>
+            <w:tcW w:w="2421" w:type="dxa"/>
           </w:tcPr>
           <w:p>
             <w:pPr>
-              <w:spacing w:after="0"/>
+              <w:spacing w:after="0" w:line="360" w:lineRule="auto"/>
+              <w:rPr>
+                <w:rFonts w:asciiTheme="majorHAnsi" w:hAnsiTheme="majorHAnsi" w:cstheme="majorHAnsi"/>
+              </w:rPr>
             </w:pPr>
             <w:r>
+              <w:rPr>
+                <w:rFonts w:asciiTheme="majorHAnsi" w:hAnsiTheme="majorHAnsi" w:cstheme="majorHAnsi"/>
+              </w:rPr>
               <w:t>Paris</w:t>
             </w:r>
           </w:p>
         </w:tc>
         <w:tc>
           <w:tcPr>
-            <w:tcW w:w="1700" w:type="dxa"/>
+            <w:tcW w:w="1715" w:type="dxa"/>
           </w:tcPr>
           <w:p>
             <w:pPr>
-              <w:spacing w:after="0"/>
+              <w:spacing w:after="0" w:line="360" w:lineRule="auto"/>
+              <w:cnfStyle w:val="000000000000" w:firstRow="0" w:lastRow="0" w:firstColumn="0" w:lastColumn="0" w:oddVBand="0" w:evenVBand="0" w:oddHBand="0" w:evenHBand="0" w:firstRowFirstColumn="0" w:firstRowLastColumn="0" w:lastRowFirstColumn="0" w:lastRowLastColumn="0"/>
+              <w:rPr>
+                <w:rFonts w:asciiTheme="majorHAnsi" w:hAnsiTheme="majorHAnsi" w:cstheme="majorHAnsi"/>
+              </w:rPr>
             </w:pPr>
             <w:r>
+              <w:rPr>
+                <w:rFonts w:asciiTheme="majorHAnsi" w:hAnsiTheme="majorHAnsi" w:cstheme="majorHAnsi"/>
+              </w:rPr>
               <w:t>1004</w:t>
             </w:r>
           </w:p>
         </w:tc>
         <w:tc>
           <w:tcPr>
-            <w:tcW w:w="2800" w:type="dxa"/>
+            <w:tcW w:w="2824" w:type="dxa"/>
           </w:tcPr>
           <w:p>
             <w:pPr>
-              <w:spacing w:after="0"/>
+              <w:spacing w:after="0" w:line="360" w:lineRule="auto"/>
+              <w:cnfStyle w:val="000000000000" w:firstRow="0" w:lastRow="0" w:firstColumn="0" w:lastColumn="0" w:oddVBand="0" w:evenVBand="0" w:oddHBand="0" w:evenHBand="0" w:firstRowFirstColumn="0" w:firstRowLastColumn="0" w:lastRowFirstColumn="0" w:lastRowLastColumn="0"/>
+              <w:rPr>
+                <w:rFonts w:asciiTheme="majorHAnsi" w:hAnsiTheme="majorHAnsi" w:cstheme="majorHAnsi"/>
+              </w:rPr>
             </w:pPr>
             <w:r>
+              <w:rPr>
+                <w:rFonts w:asciiTheme="majorHAnsi" w:hAnsiTheme="majorHAnsi" w:cstheme="majorHAnsi"/>
+              </w:rPr>
               <w:t>77</w:t>
             </w:r>
           </w:p>
         </w:tc>
         <w:tc>
           <w:tcPr>
-            <w:tcW w:w="2126" w:type="dxa"/>
+            <w:tcW w:w="2144" w:type="dxa"/>
           </w:tcPr>
           <w:p>
             <w:pPr>
-              <w:spacing w:after="0"/>
+              <w:spacing w:after="0" w:line="360" w:lineRule="auto"/>
+              <w:cnfStyle w:val="000000000000" w:firstRow="0" w:lastRow="0" w:firstColumn="0" w:lastColumn="0" w:oddVBand="0" w:evenVBand="0" w:oddHBand="0" w:evenHBand="0" w:firstRowFirstColumn="0" w:firstRowLastColumn="0" w:lastRowFirstColumn="0" w:lastRowLastColumn="0"/>
+              <w:rPr>
+                <w:rFonts w:asciiTheme="majorHAnsi" w:hAnsiTheme="majorHAnsi" w:cstheme="majorHAnsi"/>
+              </w:rPr>
             </w:pPr>
             <w:r>
+              <w:rPr>
+                <w:rFonts w:asciiTheme="majorHAnsi" w:hAnsiTheme="majorHAnsi" w:cstheme="majorHAnsi"/>
+              </w:rPr>
               <w:t>92.88%</w:t>
             </w:r>
           </w:p>
@@ -459,56 +1478,85 @@
       </w:tr>
       <w:tr>
         <w:trPr>
-          <w:cantSplit/>
+          <w:cnfStyle w:val="000000100000" w:firstRow="0" w:lastRow="0" w:firstColumn="0" w:lastColumn="0" w:oddVBand="0" w:evenVBand="0" w:oddHBand="1" w:evenHBand="0" w:firstRowFirstColumn="0" w:firstRowLastColumn="0" w:lastRowFirstColumn="0" w:lastRowLastColumn="0"/>
+          <w:trHeight w:val="554"/>
         </w:trPr>
         <w:tc>
           <w:tcPr>
-            <w:tcW w:w="2400" w:type="dxa"/>
+            <w:cnfStyle w:val="001000000000" w:firstRow="0" w:lastRow="0" w:firstColumn="1" w:lastColumn="0" w:oddVBand="0" w:evenVBand="0" w:oddHBand="0" w:evenHBand="0" w:firstRowFirstColumn="0" w:firstRowLastColumn="0" w:lastRowFirstColumn="0" w:lastRowLastColumn="0"/>
+            <w:tcW w:w="2421" w:type="dxa"/>
           </w:tcPr>
           <w:p>
             <w:pPr>
-              <w:spacing w:after="0"/>
+              <w:spacing w:after="0" w:line="360" w:lineRule="auto"/>
+              <w:rPr>
+                <w:rFonts w:asciiTheme="majorHAnsi" w:hAnsiTheme="majorHAnsi" w:cstheme="majorHAnsi"/>
+              </w:rPr>
             </w:pPr>
             <w:r>
+              <w:rPr>
+                <w:rFonts w:asciiTheme="majorHAnsi" w:hAnsiTheme="majorHAnsi" w:cstheme="majorHAnsi"/>
+              </w:rPr>
               <w:t>London</w:t>
             </w:r>
           </w:p>
         </w:tc>
         <w:tc>
           <w:tcPr>
-            <w:tcW w:w="1700" w:type="dxa"/>
+            <w:tcW w:w="1715" w:type="dxa"/>
           </w:tcPr>
           <w:p>
             <w:pPr>
-              <w:spacing w:after="0"/>
+              <w:spacing w:after="0" w:line="360" w:lineRule="auto"/>
+              <w:cnfStyle w:val="000000100000" w:firstRow="0" w:lastRow="0" w:firstColumn="0" w:lastColumn="0" w:oddVBand="0" w:evenVBand="0" w:oddHBand="1" w:evenHBand="0" w:firstRowFirstColumn="0" w:firstRowLastColumn="0" w:lastRowFirstColumn="0" w:lastRowLastColumn="0"/>
+              <w:rPr>
+                <w:rFonts w:asciiTheme="majorHAnsi" w:hAnsiTheme="majorHAnsi" w:cstheme="majorHAnsi"/>
+              </w:rPr>
             </w:pPr>
             <w:r>
+              <w:rPr>
+                <w:rFonts w:asciiTheme="majorHAnsi" w:hAnsiTheme="majorHAnsi" w:cstheme="majorHAnsi"/>
+              </w:rPr>
               <w:t>969</w:t>
             </w:r>
           </w:p>
         </w:tc>
         <w:tc>
           <w:tcPr>
-            <w:tcW w:w="2800" w:type="dxa"/>
+            <w:tcW w:w="2824" w:type="dxa"/>
           </w:tcPr>
           <w:p>
             <w:pPr>
-              <w:spacing w:after="0"/>
+              <w:spacing w:after="0" w:line="360" w:lineRule="auto"/>
+              <w:cnfStyle w:val="000000100000" w:firstRow="0" w:lastRow="0" w:firstColumn="0" w:lastColumn="0" w:oddVBand="0" w:evenVBand="0" w:oddHBand="1" w:evenHBand="0" w:firstRowFirstColumn="0" w:firstRowLastColumn="0" w:lastRowFirstColumn="0" w:lastRowLastColumn="0"/>
+              <w:rPr>
+                <w:rFonts w:asciiTheme="majorHAnsi" w:hAnsiTheme="majorHAnsi" w:cstheme="majorHAnsi"/>
+              </w:rPr>
             </w:pPr>
             <w:r>
+              <w:rPr>
+                <w:rFonts w:asciiTheme="majorHAnsi" w:hAnsiTheme="majorHAnsi" w:cstheme="majorHAnsi"/>
+              </w:rPr>
               <w:t>112</w:t>
             </w:r>
           </w:p>
         </w:tc>
         <w:tc>
           <w:tcPr>
-            <w:tcW w:w="2126" w:type="dxa"/>
+            <w:tcW w:w="2144" w:type="dxa"/>
           </w:tcPr>
           <w:p>
             <w:pPr>
-              <w:spacing w:after="0"/>
+              <w:spacing w:after="0" w:line="360" w:lineRule="auto"/>
+              <w:cnfStyle w:val="000000100000" w:firstRow="0" w:lastRow="0" w:firstColumn="0" w:lastColumn="0" w:oddVBand="0" w:evenVBand="0" w:oddHBand="1" w:evenHBand="0" w:firstRowFirstColumn="0" w:firstRowLastColumn="0" w:lastRowFirstColumn="0" w:lastRowLastColumn="0"/>
+              <w:rPr>
+                <w:rFonts w:asciiTheme="majorHAnsi" w:hAnsiTheme="majorHAnsi" w:cstheme="majorHAnsi"/>
+              </w:rPr>
             </w:pPr>
             <w:r>
+              <w:rPr>
+                <w:rFonts w:asciiTheme="majorHAnsi" w:hAnsiTheme="majorHAnsi" w:cstheme="majorHAnsi"/>
+              </w:rPr>
               <w:t>89.64%</w:t>
             </w:r>
           </w:p>
@@ -516,58 +1564,161 @@
       </w:tr>
     </w:tbl>
     <w:p>
+      <w:pPr>
+        <w:spacing w:line="360" w:lineRule="auto"/>
+        <w:rPr>
+          <w:rFonts w:asciiTheme="majorHAnsi" w:hAnsiTheme="majorHAnsi" w:cstheme="majorHAnsi"/>
+        </w:rPr>
+      </w:pPr>
+    </w:p>
+    <w:p>
+      <w:pPr>
+        <w:spacing w:line="360" w:lineRule="auto"/>
+        <w:jc w:val="center"/>
+        <w:rPr>
+          <w:rFonts w:asciiTheme="majorHAnsi" w:hAnsiTheme="majorHAnsi" w:cstheme="majorHAnsi"/>
+          <w:i/>
+          <w:iCs/>
+          <w:color w:val="808080" w:themeColor="background1" w:themeShade="80"/>
+        </w:rPr>
+      </w:pPr>
       <w:r>
+        <w:rPr>
+          <w:rFonts w:asciiTheme="majorHAnsi" w:hAnsiTheme="majorHAnsi" w:cstheme="majorHAnsi"/>
+          <w:i/>
+          <w:iCs/>
+          <w:color w:val="808080" w:themeColor="background1" w:themeShade="80"/>
+        </w:rPr>
+        <w:t>Table 1. Observed readings and missingness on the complete hourly grid.</w:t>
+      </w:r>
+    </w:p>
+    <w:p>
+      <w:pPr>
+        <w:spacing w:line="360" w:lineRule="auto"/>
+        <w:rPr>
+          <w:rFonts w:asciiTheme="majorHAnsi" w:hAnsiTheme="majorHAnsi" w:cstheme="majorHAnsi"/>
+        </w:rPr>
+      </w:pPr>
+      <w:r>
+        <w:rPr>
+          <w:rFonts w:asciiTheme="majorHAnsi" w:hAnsiTheme="majorHAnsi" w:cstheme="majorHAnsi"/>
+        </w:rPr>
+        <w:lastRenderedPageBreak/>
         <w:t xml:space="preserve">Paris was chosen for modelling because it has the highest coverage, as shown in Table 1. Antwerp’s many gaps make it unsuitable for the same hourly forecasting exercise. Missing readings were not replaced with zero or a </w:t>
       </w:r>
-      <w:proofErr w:type="gramStart"/>
       <w:r>
-        <w:t>whole-dataset</w:t>
+        <w:rPr>
+          <w:rFonts w:asciiTheme="majorHAnsi" w:hAnsiTheme="majorHAnsi" w:cstheme="majorHAnsi"/>
+        </w:rPr>
+        <w:t>whole dataset</w:t>
       </w:r>
-      <w:proofErr w:type="gramEnd"/>
       <w:r>
+        <w:rPr>
+          <w:rFonts w:asciiTheme="majorHAnsi" w:hAnsiTheme="majorHAnsi" w:cstheme="majorHAnsi"/>
+        </w:rPr>
         <w:t xml:space="preserve"> mean. Either choice would invent pollution measurements and could reduce genuine variation. Instead, modelling uses only timestamps with an observed Paris target and observed readings at all required lags. This transparent complete-case approach loses information and may underrepresent disrupted </w:t>
       </w:r>
-      <w:proofErr w:type="gramStart"/>
       <w:r>
-        <w:t>periods, but</w:t>
+        <w:rPr>
+          <w:rFonts w:asciiTheme="majorHAnsi" w:hAnsiTheme="majorHAnsi" w:cstheme="majorHAnsi"/>
+        </w:rPr>
+        <w:t>periods but</w:t>
       </w:r>
-      <w:proofErr w:type="gramEnd"/>
       <w:r>
+        <w:rPr>
+          <w:rFonts w:asciiTheme="majorHAnsi" w:hAnsiTheme="majorHAnsi" w:cstheme="majorHAnsi"/>
+        </w:rPr>
         <w:t xml:space="preserve"> avoids pretending that imputed targets are real observations.</w:t>
       </w:r>
     </w:p>
     <w:p>
+      <w:pPr>
+        <w:spacing w:line="360" w:lineRule="auto"/>
+        <w:rPr>
+          <w:rFonts w:asciiTheme="majorHAnsi" w:hAnsiTheme="majorHAnsi" w:cstheme="majorHAnsi"/>
+        </w:rPr>
+      </w:pPr>
       <w:r>
+        <w:rPr>
+          <w:rFonts w:asciiTheme="majorHAnsi" w:hAnsiTheme="majorHAnsi" w:cstheme="majorHAnsi"/>
+        </w:rPr>
         <w:t>There are seven zero readings in Paris and twelve in London. These were retained because no quality flag in this extract identifies them as errors. Likewise, the interquartile range rule flagged one Antwerp, 32 Paris and 30 London readings as unusually high or low relative to their station distributions. These are statistical flags, not proof of incorrect measurement. All flagged observations were retained because a genuine pollution episode may be an important event. The notebook separately calculates a training-only IQR check; no test-derived threshold changes the model data.</w:t>
       </w:r>
     </w:p>
     <w:p>
+      <w:pPr>
+        <w:spacing w:line="360" w:lineRule="auto"/>
+        <w:rPr>
+          <w:rFonts w:asciiTheme="majorHAnsi" w:hAnsiTheme="majorHAnsi" w:cstheme="majorHAnsi"/>
+        </w:rPr>
+      </w:pPr>
       <w:r>
+        <w:rPr>
+          <w:rFonts w:asciiTheme="majorHAnsi" w:hAnsiTheme="majorHAnsi" w:cstheme="majorHAnsi"/>
+        </w:rPr>
         <w:t>The wide CSV does not include timezone metadata or the original provider quality flags. The analysis keeps timestamps on the source’s reported clock and does not call them UTC. Calendar summaries must therefore be interpreted as reported-clock patterns, not verified local rush-hour effects. Cross-station measurements are not used together as forecasting inputs. A deployment would require the original metadata and correctly aligned timezones. The snapshot hash verifies the embedded recovered CSV, rather than claiming byte-for-byte identity with upstream line endings.</w:t>
       </w:r>
     </w:p>
     <w:p>
+      <w:pPr>
+        <w:spacing w:line="360" w:lineRule="auto"/>
+        <w:rPr>
+          <w:rFonts w:asciiTheme="majorHAnsi" w:hAnsiTheme="majorHAnsi" w:cstheme="majorHAnsi"/>
+        </w:rPr>
+      </w:pPr>
       <w:r>
+        <w:rPr>
+          <w:rFonts w:asciiTheme="majorHAnsi" w:hAnsiTheme="majorHAnsi" w:cstheme="majorHAnsi"/>
+        </w:rPr>
         <w:br w:type="page"/>
       </w:r>
     </w:p>
     <w:p>
       <w:pPr>
         <w:pStyle w:val="Heading1"/>
+        <w:spacing w:line="360" w:lineRule="auto"/>
+        <w:rPr>
+          <w:rFonts w:cstheme="majorHAnsi"/>
+          <w:color w:val="76923C" w:themeColor="accent3" w:themeShade="BF"/>
+          <w:sz w:val="28"/>
+        </w:rPr>
+      </w:pPr>
+      <w:bookmarkStart w:id="4" w:name="_Toc241285191"/>
+      <w:r>
+        <w:rPr>
+          <w:rFonts w:cstheme="majorHAnsi"/>
+          <w:color w:val="76923C" w:themeColor="accent3" w:themeShade="BF"/>
+          <w:sz w:val="28"/>
+        </w:rPr>
+        <w:lastRenderedPageBreak/>
+        <w:t>Exploratory data analysis and findings</w:t>
+      </w:r>
+      <w:bookmarkEnd w:id="4"/>
+    </w:p>
+    <w:p>
+      <w:pPr>
+        <w:spacing w:line="360" w:lineRule="auto"/>
+        <w:rPr>
+          <w:rFonts w:asciiTheme="majorHAnsi" w:hAnsiTheme="majorHAnsi" w:cstheme="majorHAnsi"/>
+        </w:rPr>
       </w:pPr>
       <w:r>
-        <w:lastRenderedPageBreak/>
-        <w:t>5. Exploratory data analysis and findings</w:t>
-      </w:r>
-    </w:p>
-    <w:p>
-      <w:r>
+        <w:rPr>
+          <w:rFonts w:asciiTheme="majorHAnsi" w:hAnsiTheme="majorHAnsi" w:cstheme="majorHAnsi"/>
+        </w:rPr>
         <w:t>Paris has an observed mean of 27.74 µg/m³, a median of 24.15 and a standard deviation of 15.29. Its values range from zero to 97.00. The mean exceeds the median, and the histogram shows a longer upper tail, indicating that occasional high readings raise the average. Antwerp’s mean is 25.78 and London’s is 24.78 µg/m³. These station averages use different sets of available times, so they should not be treated as a fair ranking of the three cities.</w:t>
       </w:r>
     </w:p>
     <w:p>
+      <w:pPr>
+        <w:spacing w:line="360" w:lineRule="auto"/>
+        <w:rPr>
+          <w:rFonts w:asciiTheme="majorHAnsi" w:hAnsiTheme="majorHAnsi" w:cstheme="majorHAnsi"/>
+        </w:rPr>
+      </w:pPr>
       <w:r>
         <w:rPr>
+          <w:rFonts w:asciiTheme="majorHAnsi" w:hAnsiTheme="majorHAnsi" w:cstheme="majorHAnsi"/>
           <w:noProof/>
         </w:rPr>
         <w:drawing>
@@ -610,26 +1761,47 @@
     <w:p>
       <w:pPr>
         <w:pStyle w:val="Caption"/>
+        <w:spacing w:line="360" w:lineRule="auto"/>
         <w:jc w:val="center"/>
         <w:rPr>
+          <w:rFonts w:asciiTheme="majorHAnsi" w:hAnsiTheme="majorHAnsi" w:cstheme="majorHAnsi"/>
           <w:color w:val="808080" w:themeColor="background1" w:themeShade="80"/>
+          <w:szCs w:val="22"/>
         </w:rPr>
       </w:pPr>
       <w:r>
         <w:rPr>
+          <w:rFonts w:asciiTheme="majorHAnsi" w:hAnsiTheme="majorHAnsi" w:cstheme="majorHAnsi"/>
           <w:color w:val="808080" w:themeColor="background1" w:themeShade="80"/>
+          <w:szCs w:val="22"/>
         </w:rPr>
         <w:t>Figure 1. Station distributions and Paris histogram using observed values.</w:t>
       </w:r>
     </w:p>
     <w:p>
+      <w:pPr>
+        <w:spacing w:line="360" w:lineRule="auto"/>
+        <w:rPr>
+          <w:rFonts w:asciiTheme="majorHAnsi" w:hAnsiTheme="majorHAnsi" w:cstheme="majorHAnsi"/>
+        </w:rPr>
+      </w:pPr>
       <w:r>
+        <w:rPr>
+          <w:rFonts w:asciiTheme="majorHAnsi" w:hAnsiTheme="majorHAnsi" w:cstheme="majorHAnsi"/>
+        </w:rPr>
         <w:t>Figure 1 shows substantial overlap between the distributions and occasional high readings at each station. The small Antwerp sample is especially important when interpreting its boxplot. A separate daily chart in the notebook includes a station-day only when at least 18 hourly readings are available. This 75% coverage rule reduces the chance of presenting a partial day as a reliable daily average. Missing days remain gaps rather than being connected by invented measurements.</w:t>
       </w:r>
     </w:p>
     <w:p>
+      <w:pPr>
+        <w:spacing w:line="360" w:lineRule="auto"/>
+        <w:rPr>
+          <w:rFonts w:asciiTheme="majorHAnsi" w:hAnsiTheme="majorHAnsi" w:cstheme="majorHAnsi"/>
+        </w:rPr>
+      </w:pPr>
       <w:r>
         <w:rPr>
+          <w:rFonts w:asciiTheme="majorHAnsi" w:hAnsiTheme="majorHAnsi" w:cstheme="majorHAnsi"/>
           <w:noProof/>
         </w:rPr>
         <w:drawing>
@@ -672,109 +1844,156 @@
     <w:p>
       <w:pPr>
         <w:pStyle w:val="Caption"/>
+        <w:spacing w:line="360" w:lineRule="auto"/>
         <w:jc w:val="center"/>
         <w:rPr>
+          <w:rFonts w:asciiTheme="majorHAnsi" w:hAnsiTheme="majorHAnsi" w:cstheme="majorHAnsi"/>
           <w:color w:val="808080" w:themeColor="background1" w:themeShade="80"/>
+          <w:szCs w:val="22"/>
         </w:rPr>
       </w:pPr>
       <w:r>
         <w:rPr>
+          <w:rFonts w:asciiTheme="majorHAnsi" w:hAnsiTheme="majorHAnsi" w:cstheme="majorHAnsi"/>
           <w:color w:val="808080" w:themeColor="background1" w:themeShade="80"/>
+          <w:szCs w:val="22"/>
         </w:rPr>
         <w:t>Figure 2. Paris means by reported hour and weekday; counts appear in the notebook.</w:t>
       </w:r>
     </w:p>
     <w:p>
+      <w:pPr>
+        <w:spacing w:line="360" w:lineRule="auto"/>
+        <w:rPr>
+          <w:rFonts w:asciiTheme="majorHAnsi" w:hAnsiTheme="majorHAnsi" w:cstheme="majorHAnsi"/>
+        </w:rPr>
+      </w:pPr>
       <w:r>
+        <w:rPr>
+          <w:rFonts w:asciiTheme="majorHAnsi" w:hAnsiTheme="majorHAnsi" w:cstheme="majorHAnsi"/>
+        </w:rPr>
+        <w:lastRenderedPageBreak/>
         <w:t>In Figure 2, Paris has its highest reported-hour mean at 09:00, about 40.57 µg/m³, and its lowest at 16:00, about 17.77. Friday has the highest weekday mean, 32.24, while Sunday has the lowest, 24.07. These differences suggest useful calendar features, but do not prove that work schedules or traffic caused them. Weather and emissions data would be needed to investigate those explanations. The analysis covers only part of two months, so neither seasonal patterns nor long-term trends can be established.</w:t>
-      </w:r>
-    </w:p>
-    <w:p>
-      <w:r>
-        <w:br w:type="page"/>
       </w:r>
     </w:p>
     <w:p>
       <w:pPr>
         <w:pStyle w:val="Heading1"/>
+        <w:spacing w:line="360" w:lineRule="auto"/>
+        <w:rPr>
+          <w:rFonts w:cstheme="majorHAnsi"/>
+          <w:color w:val="76923C" w:themeColor="accent3" w:themeShade="BF"/>
+          <w:sz w:val="28"/>
+        </w:rPr>
+      </w:pPr>
+      <w:bookmarkStart w:id="5" w:name="_Toc241285192"/>
+      <w:r>
+        <w:rPr>
+          <w:rFonts w:cstheme="majorHAnsi"/>
+          <w:color w:val="76923C" w:themeColor="accent3" w:themeShade="BF"/>
+          <w:sz w:val="28"/>
+        </w:rPr>
+        <w:t>Predictive models and evaluation</w:t>
+      </w:r>
+      <w:bookmarkEnd w:id="5"/>
+    </w:p>
+    <w:p>
+      <w:pPr>
+        <w:spacing w:line="360" w:lineRule="auto"/>
+        <w:rPr>
+          <w:rFonts w:asciiTheme="majorHAnsi" w:hAnsiTheme="majorHAnsi" w:cstheme="majorHAnsi"/>
+        </w:rPr>
       </w:pPr>
       <w:r>
-        <w:lastRenderedPageBreak/>
-        <w:t>6. Predictive models and evaluation</w:t>
-      </w:r>
-    </w:p>
-    <w:p>
-      <w:r>
+        <w:rPr>
+          <w:rFonts w:asciiTheme="majorHAnsi" w:hAnsiTheme="majorHAnsi" w:cstheme="majorHAnsi"/>
+        </w:rPr>
         <w:t>Both models predict the Paris concentration at time t using readings at t−1, t−2 and t−24 hours, the sine and cosine of the reported hour, and a weekend indicator. For example, a 10:00 prediction uses the readings at 09:00, 08:00 and 10:00 the previous day. The current target is never included as an input. Sine and cosine preserve the repeating daily cycle, so midnight is close to 23:00 rather than being treated as the opposite end of an ordinary numeric scale.</w:t>
       </w:r>
     </w:p>
     <w:p>
+      <w:pPr>
+        <w:spacing w:line="360" w:lineRule="auto"/>
+        <w:rPr>
+          <w:rFonts w:asciiTheme="majorHAnsi" w:hAnsiTheme="majorHAnsi" w:cstheme="majorHAnsi"/>
+        </w:rPr>
+      </w:pPr>
       <w:r>
+        <w:rPr>
+          <w:rFonts w:asciiTheme="majorHAnsi" w:hAnsiTheme="majorHAnsi" w:cstheme="majorHAnsi"/>
+        </w:rPr>
         <w:t>The hourly timeline is divided chronologically: the first 60% for training, the next 20% for validation and the final 20% for testing. Removing rows with missing targets or lags leaves 595 training, 178 validation and 147 test observations, or 920 complete rows. In total, 161 grid rows are unavailable for modelling. The final eligible test observation is 19 June at 00:00, earlier than the dataset’s end because later rows lack required values. No random shuffle or future interpolation is used.</w:t>
       </w:r>
     </w:p>
     <w:p>
+      <w:pPr>
+        <w:spacing w:line="360" w:lineRule="auto"/>
+        <w:rPr>
+          <w:rFonts w:asciiTheme="majorHAnsi" w:hAnsiTheme="majorHAnsi" w:cstheme="majorHAnsi"/>
+        </w:rPr>
+      </w:pPr>
       <w:r>
+        <w:rPr>
+          <w:rFonts w:asciiTheme="majorHAnsi" w:hAnsiTheme="majorHAnsi" w:cstheme="majorHAnsi"/>
+        </w:rPr>
         <w:t>Linear Regression estimates an additive relationship between the inputs and target [4]. Random Forest averages 300 regression trees, with maximum depth 8, minimum leaf size 5 and random seed 42 [5]. These settings were specified before evaluation. The persistence baseline uses the previous hourly value as its prediction. This is a useful comparison because closely spaced measurements can be similar even without machine learning. Random Forest was selected using validation MAE: 4.55</w:t>
       </w:r>
       <w:r>
+        <w:rPr>
+          <w:rFonts w:asciiTheme="majorHAnsi" w:hAnsiTheme="majorHAnsi" w:cstheme="majorHAnsi"/>
+        </w:rPr>
         <w:t>3</w:t>
       </w:r>
       <w:r>
+        <w:rPr>
+          <w:rFonts w:asciiTheme="majorHAnsi" w:hAnsiTheme="majorHAnsi" w:cstheme="majorHAnsi"/>
+        </w:rPr>
         <w:t>, compared with 4.892 for Linear Regression and 5.219 for persistence.</w:t>
       </w:r>
     </w:p>
     <w:p>
       <w:pPr>
         <w:pStyle w:val="Caption"/>
+        <w:spacing w:line="360" w:lineRule="auto"/>
+        <w:rPr>
+          <w:rFonts w:asciiTheme="majorHAnsi" w:hAnsiTheme="majorHAnsi" w:cstheme="majorHAnsi"/>
+          <w:szCs w:val="22"/>
+        </w:rPr>
       </w:pPr>
-      <w:r>
-        <w:t>Table 2. Final performance on the same 147 later test observations.</w:t>
-      </w:r>
     </w:p>
     <w:tbl>
       <w:tblPr>
-        <w:tblW w:w="9026" w:type="dxa"/>
-        <w:tblInd w:w="120" w:type="dxa"/>
-        <w:tblBorders>
-          <w:top w:val="single" w:sz="4" w:space="0" w:color="B8BCC4"/>
-          <w:left w:val="single" w:sz="4" w:space="0" w:color="B8BCC4"/>
-          <w:bottom w:val="single" w:sz="4" w:space="0" w:color="B8BCC4"/>
-          <w:right w:val="single" w:sz="4" w:space="0" w:color="B8BCC4"/>
-          <w:insideH w:val="single" w:sz="4" w:space="0" w:color="B8BCC4"/>
-          <w:insideV w:val="single" w:sz="4" w:space="0" w:color="B8BCC4"/>
-        </w:tblBorders>
+        <w:tblStyle w:val="GridTable4-Accent3"/>
+        <w:tblW w:w="9159" w:type="dxa"/>
         <w:tblLayout w:type="fixed"/>
-        <w:tblCellMar>
-          <w:top w:w="60" w:type="dxa"/>
-          <w:left w:w="120" w:type="dxa"/>
-          <w:bottom w:w="60" w:type="dxa"/>
-          <w:right w:w="120" w:type="dxa"/>
-        </w:tblCellMar>
         <w:tblLook w:val="04A0" w:firstRow="1" w:lastRow="0" w:firstColumn="1" w:lastColumn="0" w:noHBand="0" w:noVBand="1"/>
       </w:tblPr>
       <w:tblGrid>
-        <w:gridCol w:w="2850"/>
-        <w:gridCol w:w="2200"/>
-        <w:gridCol w:w="2300"/>
-        <w:gridCol w:w="1676"/>
+        <w:gridCol w:w="2892"/>
+        <w:gridCol w:w="2232"/>
+        <w:gridCol w:w="2334"/>
+        <w:gridCol w:w="1701"/>
       </w:tblGrid>
       <w:tr>
         <w:trPr>
-          <w:cantSplit/>
+          <w:cnfStyle w:val="100000000000" w:firstRow="1" w:lastRow="0" w:firstColumn="0" w:lastColumn="0" w:oddVBand="0" w:evenVBand="0" w:oddHBand="0" w:evenHBand="0" w:firstRowFirstColumn="0" w:firstRowLastColumn="0" w:lastRowFirstColumn="0" w:lastRowLastColumn="0"/>
+          <w:trHeight w:val="666"/>
         </w:trPr>
         <w:tc>
           <w:tcPr>
-            <w:tcW w:w="2850" w:type="dxa"/>
-            <w:shd w:val="clear" w:color="auto" w:fill="E8EEF5"/>
+            <w:cnfStyle w:val="001000000000" w:firstRow="0" w:lastRow="0" w:firstColumn="1" w:lastColumn="0" w:oddVBand="0" w:evenVBand="0" w:oddHBand="0" w:evenHBand="0" w:firstRowFirstColumn="0" w:firstRowLastColumn="0" w:lastRowFirstColumn="0" w:lastRowLastColumn="0"/>
+            <w:tcW w:w="2892" w:type="dxa"/>
           </w:tcPr>
           <w:p>
             <w:pPr>
-              <w:spacing w:after="0"/>
+              <w:spacing w:after="0" w:line="360" w:lineRule="auto"/>
+              <w:rPr>
+                <w:rFonts w:asciiTheme="majorHAnsi" w:hAnsiTheme="majorHAnsi" w:cstheme="majorHAnsi"/>
+              </w:rPr>
             </w:pPr>
             <w:r>
               <w:rPr>
-                <w:b/>
+                <w:rFonts w:asciiTheme="majorHAnsi" w:hAnsiTheme="majorHAnsi" w:cstheme="majorHAnsi"/>
               </w:rPr>
               <w:t>Model</w:t>
             </w:r>
@@ -782,16 +2001,19 @@
         </w:tc>
         <w:tc>
           <w:tcPr>
-            <w:tcW w:w="2200" w:type="dxa"/>
-            <w:shd w:val="clear" w:color="auto" w:fill="E8EEF5"/>
+            <w:tcW w:w="2232" w:type="dxa"/>
           </w:tcPr>
           <w:p>
             <w:pPr>
-              <w:spacing w:after="0"/>
+              <w:spacing w:after="0" w:line="360" w:lineRule="auto"/>
+              <w:cnfStyle w:val="100000000000" w:firstRow="1" w:lastRow="0" w:firstColumn="0" w:lastColumn="0" w:oddVBand="0" w:evenVBand="0" w:oddHBand="0" w:evenHBand="0" w:firstRowFirstColumn="0" w:firstRowLastColumn="0" w:lastRowFirstColumn="0" w:lastRowLastColumn="0"/>
+              <w:rPr>
+                <w:rFonts w:asciiTheme="majorHAnsi" w:hAnsiTheme="majorHAnsi" w:cstheme="majorHAnsi"/>
+              </w:rPr>
             </w:pPr>
             <w:r>
               <w:rPr>
-                <w:b/>
+                <w:rFonts w:asciiTheme="majorHAnsi" w:hAnsiTheme="majorHAnsi" w:cstheme="majorHAnsi"/>
               </w:rPr>
               <w:t>MAE (µg/m³)</w:t>
             </w:r>
@@ -799,16 +2021,19 @@
         </w:tc>
         <w:tc>
           <w:tcPr>
-            <w:tcW w:w="2300" w:type="dxa"/>
-            <w:shd w:val="clear" w:color="auto" w:fill="E8EEF5"/>
+            <w:tcW w:w="2334" w:type="dxa"/>
           </w:tcPr>
           <w:p>
             <w:pPr>
-              <w:spacing w:after="0"/>
+              <w:spacing w:after="0" w:line="360" w:lineRule="auto"/>
+              <w:cnfStyle w:val="100000000000" w:firstRow="1" w:lastRow="0" w:firstColumn="0" w:lastColumn="0" w:oddVBand="0" w:evenVBand="0" w:oddHBand="0" w:evenHBand="0" w:firstRowFirstColumn="0" w:firstRowLastColumn="0" w:lastRowFirstColumn="0" w:lastRowLastColumn="0"/>
+              <w:rPr>
+                <w:rFonts w:asciiTheme="majorHAnsi" w:hAnsiTheme="majorHAnsi" w:cstheme="majorHAnsi"/>
+              </w:rPr>
             </w:pPr>
             <w:r>
               <w:rPr>
-                <w:b/>
+                <w:rFonts w:asciiTheme="majorHAnsi" w:hAnsiTheme="majorHAnsi" w:cstheme="majorHAnsi"/>
               </w:rPr>
               <w:t>RMSE (µg/m³)</w:t>
             </w:r>
@@ -816,16 +2041,19 @@
         </w:tc>
         <w:tc>
           <w:tcPr>
-            <w:tcW w:w="1676" w:type="dxa"/>
-            <w:shd w:val="clear" w:color="auto" w:fill="E8EEF5"/>
+            <w:tcW w:w="1701" w:type="dxa"/>
           </w:tcPr>
           <w:p>
             <w:pPr>
-              <w:spacing w:after="0"/>
+              <w:spacing w:after="0" w:line="360" w:lineRule="auto"/>
+              <w:cnfStyle w:val="100000000000" w:firstRow="1" w:lastRow="0" w:firstColumn="0" w:lastColumn="0" w:oddVBand="0" w:evenVBand="0" w:oddHBand="0" w:evenHBand="0" w:firstRowFirstColumn="0" w:firstRowLastColumn="0" w:lastRowFirstColumn="0" w:lastRowLastColumn="0"/>
+              <w:rPr>
+                <w:rFonts w:asciiTheme="majorHAnsi" w:hAnsiTheme="majorHAnsi" w:cstheme="majorHAnsi"/>
+              </w:rPr>
             </w:pPr>
             <w:r>
               <w:rPr>
-                <w:b/>
+                <w:rFonts w:asciiTheme="majorHAnsi" w:hAnsiTheme="majorHAnsi" w:cstheme="majorHAnsi"/>
               </w:rPr>
               <w:t>R²</w:t>
             </w:r>
@@ -834,56 +2062,85 @@
       </w:tr>
       <w:tr>
         <w:trPr>
-          <w:cantSplit/>
+          <w:cnfStyle w:val="000000100000" w:firstRow="0" w:lastRow="0" w:firstColumn="0" w:lastColumn="0" w:oddVBand="0" w:evenVBand="0" w:oddHBand="1" w:evenHBand="0" w:firstRowFirstColumn="0" w:firstRowLastColumn="0" w:lastRowFirstColumn="0" w:lastRowLastColumn="0"/>
+          <w:trHeight w:val="627"/>
         </w:trPr>
         <w:tc>
           <w:tcPr>
-            <w:tcW w:w="2850" w:type="dxa"/>
+            <w:cnfStyle w:val="001000000000" w:firstRow="0" w:lastRow="0" w:firstColumn="1" w:lastColumn="0" w:oddVBand="0" w:evenVBand="0" w:oddHBand="0" w:evenHBand="0" w:firstRowFirstColumn="0" w:firstRowLastColumn="0" w:lastRowFirstColumn="0" w:lastRowLastColumn="0"/>
+            <w:tcW w:w="2892" w:type="dxa"/>
           </w:tcPr>
           <w:p>
             <w:pPr>
-              <w:spacing w:after="0"/>
+              <w:spacing w:after="0" w:line="360" w:lineRule="auto"/>
+              <w:rPr>
+                <w:rFonts w:asciiTheme="majorHAnsi" w:hAnsiTheme="majorHAnsi" w:cstheme="majorHAnsi"/>
+              </w:rPr>
             </w:pPr>
             <w:r>
+              <w:rPr>
+                <w:rFonts w:asciiTheme="majorHAnsi" w:hAnsiTheme="majorHAnsi" w:cstheme="majorHAnsi"/>
+              </w:rPr>
               <w:t>Persistence</w:t>
             </w:r>
           </w:p>
         </w:tc>
         <w:tc>
           <w:tcPr>
-            <w:tcW w:w="2200" w:type="dxa"/>
+            <w:tcW w:w="2232" w:type="dxa"/>
           </w:tcPr>
           <w:p>
             <w:pPr>
-              <w:spacing w:after="0"/>
+              <w:spacing w:after="0" w:line="360" w:lineRule="auto"/>
+              <w:cnfStyle w:val="000000100000" w:firstRow="0" w:lastRow="0" w:firstColumn="0" w:lastColumn="0" w:oddVBand="0" w:evenVBand="0" w:oddHBand="1" w:evenHBand="0" w:firstRowFirstColumn="0" w:firstRowLastColumn="0" w:lastRowFirstColumn="0" w:lastRowLastColumn="0"/>
+              <w:rPr>
+                <w:rFonts w:asciiTheme="majorHAnsi" w:hAnsiTheme="majorHAnsi" w:cstheme="majorHAnsi"/>
+              </w:rPr>
             </w:pPr>
             <w:r>
+              <w:rPr>
+                <w:rFonts w:asciiTheme="majorHAnsi" w:hAnsiTheme="majorHAnsi" w:cstheme="majorHAnsi"/>
+              </w:rPr>
               <w:t>5.684</w:t>
             </w:r>
           </w:p>
         </w:tc>
         <w:tc>
           <w:tcPr>
-            <w:tcW w:w="2300" w:type="dxa"/>
+            <w:tcW w:w="2334" w:type="dxa"/>
           </w:tcPr>
           <w:p>
             <w:pPr>
-              <w:spacing w:after="0"/>
+              <w:spacing w:after="0" w:line="360" w:lineRule="auto"/>
+              <w:cnfStyle w:val="000000100000" w:firstRow="0" w:lastRow="0" w:firstColumn="0" w:lastColumn="0" w:oddVBand="0" w:evenVBand="0" w:oddHBand="1" w:evenHBand="0" w:firstRowFirstColumn="0" w:firstRowLastColumn="0" w:lastRowFirstColumn="0" w:lastRowLastColumn="0"/>
+              <w:rPr>
+                <w:rFonts w:asciiTheme="majorHAnsi" w:hAnsiTheme="majorHAnsi" w:cstheme="majorHAnsi"/>
+              </w:rPr>
             </w:pPr>
             <w:r>
+              <w:rPr>
+                <w:rFonts w:asciiTheme="majorHAnsi" w:hAnsiTheme="majorHAnsi" w:cstheme="majorHAnsi"/>
+              </w:rPr>
               <w:t>8.300</w:t>
             </w:r>
           </w:p>
         </w:tc>
         <w:tc>
           <w:tcPr>
-            <w:tcW w:w="1676" w:type="dxa"/>
+            <w:tcW w:w="1701" w:type="dxa"/>
           </w:tcPr>
           <w:p>
             <w:pPr>
-              <w:spacing w:after="0"/>
+              <w:spacing w:after="0" w:line="360" w:lineRule="auto"/>
+              <w:cnfStyle w:val="000000100000" w:firstRow="0" w:lastRow="0" w:firstColumn="0" w:lastColumn="0" w:oddVBand="0" w:evenVBand="0" w:oddHBand="1" w:evenHBand="0" w:firstRowFirstColumn="0" w:firstRowLastColumn="0" w:lastRowFirstColumn="0" w:lastRowLastColumn="0"/>
+              <w:rPr>
+                <w:rFonts w:asciiTheme="majorHAnsi" w:hAnsiTheme="majorHAnsi" w:cstheme="majorHAnsi"/>
+              </w:rPr>
             </w:pPr>
             <w:r>
+              <w:rPr>
+                <w:rFonts w:asciiTheme="majorHAnsi" w:hAnsiTheme="majorHAnsi" w:cstheme="majorHAnsi"/>
+              </w:rPr>
               <w:t>0.787</w:t>
             </w:r>
           </w:p>
@@ -891,56 +2148,84 @@
       </w:tr>
       <w:tr>
         <w:trPr>
-          <w:cantSplit/>
+          <w:trHeight w:val="666"/>
         </w:trPr>
         <w:tc>
           <w:tcPr>
-            <w:tcW w:w="2850" w:type="dxa"/>
+            <w:cnfStyle w:val="001000000000" w:firstRow="0" w:lastRow="0" w:firstColumn="1" w:lastColumn="0" w:oddVBand="0" w:evenVBand="0" w:oddHBand="0" w:evenHBand="0" w:firstRowFirstColumn="0" w:firstRowLastColumn="0" w:lastRowFirstColumn="0" w:lastRowLastColumn="0"/>
+            <w:tcW w:w="2892" w:type="dxa"/>
           </w:tcPr>
           <w:p>
             <w:pPr>
-              <w:spacing w:after="0"/>
+              <w:spacing w:after="0" w:line="360" w:lineRule="auto"/>
+              <w:rPr>
+                <w:rFonts w:asciiTheme="majorHAnsi" w:hAnsiTheme="majorHAnsi" w:cstheme="majorHAnsi"/>
+              </w:rPr>
             </w:pPr>
             <w:r>
+              <w:rPr>
+                <w:rFonts w:asciiTheme="majorHAnsi" w:hAnsiTheme="majorHAnsi" w:cstheme="majorHAnsi"/>
+              </w:rPr>
               <w:t>Linear Regression</w:t>
             </w:r>
           </w:p>
         </w:tc>
         <w:tc>
           <w:tcPr>
-            <w:tcW w:w="2200" w:type="dxa"/>
+            <w:tcW w:w="2232" w:type="dxa"/>
           </w:tcPr>
           <w:p>
             <w:pPr>
-              <w:spacing w:after="0"/>
+              <w:spacing w:after="0" w:line="360" w:lineRule="auto"/>
+              <w:cnfStyle w:val="000000000000" w:firstRow="0" w:lastRow="0" w:firstColumn="0" w:lastColumn="0" w:oddVBand="0" w:evenVBand="0" w:oddHBand="0" w:evenHBand="0" w:firstRowFirstColumn="0" w:firstRowLastColumn="0" w:lastRowFirstColumn="0" w:lastRowLastColumn="0"/>
+              <w:rPr>
+                <w:rFonts w:asciiTheme="majorHAnsi" w:hAnsiTheme="majorHAnsi" w:cstheme="majorHAnsi"/>
+              </w:rPr>
             </w:pPr>
             <w:r>
+              <w:rPr>
+                <w:rFonts w:asciiTheme="majorHAnsi" w:hAnsiTheme="majorHAnsi" w:cstheme="majorHAnsi"/>
+              </w:rPr>
               <w:t>5.116</w:t>
             </w:r>
           </w:p>
         </w:tc>
         <w:tc>
           <w:tcPr>
-            <w:tcW w:w="2300" w:type="dxa"/>
+            <w:tcW w:w="2334" w:type="dxa"/>
           </w:tcPr>
           <w:p>
             <w:pPr>
-              <w:spacing w:after="0"/>
+              <w:spacing w:after="0" w:line="360" w:lineRule="auto"/>
+              <w:cnfStyle w:val="000000000000" w:firstRow="0" w:lastRow="0" w:firstColumn="0" w:lastColumn="0" w:oddVBand="0" w:evenVBand="0" w:oddHBand="0" w:evenHBand="0" w:firstRowFirstColumn="0" w:firstRowLastColumn="0" w:lastRowFirstColumn="0" w:lastRowLastColumn="0"/>
+              <w:rPr>
+                <w:rFonts w:asciiTheme="majorHAnsi" w:hAnsiTheme="majorHAnsi" w:cstheme="majorHAnsi"/>
+              </w:rPr>
             </w:pPr>
             <w:r>
+              <w:rPr>
+                <w:rFonts w:asciiTheme="majorHAnsi" w:hAnsiTheme="majorHAnsi" w:cstheme="majorHAnsi"/>
+              </w:rPr>
               <w:t>7.300</w:t>
             </w:r>
           </w:p>
         </w:tc>
         <w:tc>
           <w:tcPr>
-            <w:tcW w:w="1676" w:type="dxa"/>
+            <w:tcW w:w="1701" w:type="dxa"/>
           </w:tcPr>
           <w:p>
             <w:pPr>
-              <w:spacing w:after="0"/>
+              <w:spacing w:after="0" w:line="360" w:lineRule="auto"/>
+              <w:cnfStyle w:val="000000000000" w:firstRow="0" w:lastRow="0" w:firstColumn="0" w:lastColumn="0" w:oddVBand="0" w:evenVBand="0" w:oddHBand="0" w:evenHBand="0" w:firstRowFirstColumn="0" w:firstRowLastColumn="0" w:lastRowFirstColumn="0" w:lastRowLastColumn="0"/>
+              <w:rPr>
+                <w:rFonts w:asciiTheme="majorHAnsi" w:hAnsiTheme="majorHAnsi" w:cstheme="majorHAnsi"/>
+              </w:rPr>
             </w:pPr>
             <w:r>
+              <w:rPr>
+                <w:rFonts w:asciiTheme="majorHAnsi" w:hAnsiTheme="majorHAnsi" w:cstheme="majorHAnsi"/>
+              </w:rPr>
               <w:t>0.835</w:t>
             </w:r>
           </w:p>
@@ -948,56 +2233,85 @@
       </w:tr>
       <w:tr>
         <w:trPr>
-          <w:cantSplit/>
+          <w:cnfStyle w:val="000000100000" w:firstRow="0" w:lastRow="0" w:firstColumn="0" w:lastColumn="0" w:oddVBand="0" w:evenVBand="0" w:oddHBand="1" w:evenHBand="0" w:firstRowFirstColumn="0" w:firstRowLastColumn="0" w:lastRowFirstColumn="0" w:lastRowLastColumn="0"/>
+          <w:trHeight w:val="627"/>
         </w:trPr>
         <w:tc>
           <w:tcPr>
-            <w:tcW w:w="2850" w:type="dxa"/>
+            <w:cnfStyle w:val="001000000000" w:firstRow="0" w:lastRow="0" w:firstColumn="1" w:lastColumn="0" w:oddVBand="0" w:evenVBand="0" w:oddHBand="0" w:evenHBand="0" w:firstRowFirstColumn="0" w:firstRowLastColumn="0" w:lastRowFirstColumn="0" w:lastRowLastColumn="0"/>
+            <w:tcW w:w="2892" w:type="dxa"/>
           </w:tcPr>
           <w:p>
             <w:pPr>
-              <w:spacing w:after="0"/>
+              <w:spacing w:after="0" w:line="360" w:lineRule="auto"/>
+              <w:rPr>
+                <w:rFonts w:asciiTheme="majorHAnsi" w:hAnsiTheme="majorHAnsi" w:cstheme="majorHAnsi"/>
+              </w:rPr>
             </w:pPr>
             <w:r>
+              <w:rPr>
+                <w:rFonts w:asciiTheme="majorHAnsi" w:hAnsiTheme="majorHAnsi" w:cstheme="majorHAnsi"/>
+              </w:rPr>
               <w:t>Random Forest</w:t>
             </w:r>
           </w:p>
         </w:tc>
         <w:tc>
           <w:tcPr>
-            <w:tcW w:w="2200" w:type="dxa"/>
+            <w:tcW w:w="2232" w:type="dxa"/>
           </w:tcPr>
           <w:p>
             <w:pPr>
-              <w:spacing w:after="0"/>
+              <w:spacing w:after="0" w:line="360" w:lineRule="auto"/>
+              <w:cnfStyle w:val="000000100000" w:firstRow="0" w:lastRow="0" w:firstColumn="0" w:lastColumn="0" w:oddVBand="0" w:evenVBand="0" w:oddHBand="1" w:evenHBand="0" w:firstRowFirstColumn="0" w:firstRowLastColumn="0" w:lastRowFirstColumn="0" w:lastRowLastColumn="0"/>
+              <w:rPr>
+                <w:rFonts w:asciiTheme="majorHAnsi" w:hAnsiTheme="majorHAnsi" w:cstheme="majorHAnsi"/>
+              </w:rPr>
             </w:pPr>
             <w:r>
+              <w:rPr>
+                <w:rFonts w:asciiTheme="majorHAnsi" w:hAnsiTheme="majorHAnsi" w:cstheme="majorHAnsi"/>
+              </w:rPr>
               <w:t>4.919</w:t>
             </w:r>
           </w:p>
         </w:tc>
         <w:tc>
           <w:tcPr>
-            <w:tcW w:w="2300" w:type="dxa"/>
+            <w:tcW w:w="2334" w:type="dxa"/>
           </w:tcPr>
           <w:p>
             <w:pPr>
-              <w:spacing w:after="0"/>
+              <w:spacing w:after="0" w:line="360" w:lineRule="auto"/>
+              <w:cnfStyle w:val="000000100000" w:firstRow="0" w:lastRow="0" w:firstColumn="0" w:lastColumn="0" w:oddVBand="0" w:evenVBand="0" w:oddHBand="1" w:evenHBand="0" w:firstRowFirstColumn="0" w:firstRowLastColumn="0" w:lastRowFirstColumn="0" w:lastRowLastColumn="0"/>
+              <w:rPr>
+                <w:rFonts w:asciiTheme="majorHAnsi" w:hAnsiTheme="majorHAnsi" w:cstheme="majorHAnsi"/>
+              </w:rPr>
             </w:pPr>
             <w:r>
+              <w:rPr>
+                <w:rFonts w:asciiTheme="majorHAnsi" w:hAnsiTheme="majorHAnsi" w:cstheme="majorHAnsi"/>
+              </w:rPr>
               <w:t>7.486</w:t>
             </w:r>
           </w:p>
         </w:tc>
         <w:tc>
           <w:tcPr>
-            <w:tcW w:w="1676" w:type="dxa"/>
+            <w:tcW w:w="1701" w:type="dxa"/>
           </w:tcPr>
           <w:p>
             <w:pPr>
-              <w:spacing w:after="0"/>
+              <w:spacing w:after="0" w:line="360" w:lineRule="auto"/>
+              <w:cnfStyle w:val="000000100000" w:firstRow="0" w:lastRow="0" w:firstColumn="0" w:lastColumn="0" w:oddVBand="0" w:evenVBand="0" w:oddHBand="1" w:evenHBand="0" w:firstRowFirstColumn="0" w:firstRowLastColumn="0" w:lastRowFirstColumn="0" w:lastRowLastColumn="0"/>
+              <w:rPr>
+                <w:rFonts w:asciiTheme="majorHAnsi" w:hAnsiTheme="majorHAnsi" w:cstheme="majorHAnsi"/>
+              </w:rPr>
             </w:pPr>
             <w:r>
+              <w:rPr>
+                <w:rFonts w:asciiTheme="majorHAnsi" w:hAnsiTheme="majorHAnsi" w:cstheme="majorHAnsi"/>
+              </w:rPr>
               <w:t>0.827</w:t>
             </w:r>
           </w:p>
@@ -1005,606 +2319,541 @@
       </w:tr>
     </w:tbl>
     <w:p>
+      <w:pPr>
+        <w:spacing w:line="360" w:lineRule="auto"/>
+        <w:jc w:val="center"/>
+        <w:rPr>
+          <w:rFonts w:asciiTheme="majorHAnsi" w:hAnsiTheme="majorHAnsi" w:cstheme="majorHAnsi"/>
+          <w:i/>
+          <w:iCs/>
+          <w:color w:val="808080" w:themeColor="background1" w:themeShade="80"/>
+        </w:rPr>
+      </w:pPr>
+    </w:p>
+    <w:p>
+      <w:pPr>
+        <w:spacing w:line="360" w:lineRule="auto"/>
+        <w:rPr>
+          <w:rFonts w:asciiTheme="majorHAnsi" w:hAnsiTheme="majorHAnsi" w:cstheme="majorHAnsi"/>
+        </w:rPr>
+      </w:pPr>
       <w:r>
+        <w:rPr>
+          <w:rFonts w:asciiTheme="majorHAnsi" w:hAnsiTheme="majorHAnsi" w:cstheme="majorHAnsi"/>
+        </w:rPr>
+        <w:t>Table 2. Final performance on the same 147 later test observations.</w:t>
+      </w:r>
+    </w:p>
+    <w:p>
+      <w:pPr>
+        <w:spacing w:line="360" w:lineRule="auto"/>
+        <w:rPr>
+          <w:rFonts w:asciiTheme="majorHAnsi" w:hAnsiTheme="majorHAnsi" w:cstheme="majorHAnsi"/>
+        </w:rPr>
+      </w:pPr>
+      <w:r>
+        <w:rPr>
+          <w:rFonts w:asciiTheme="majorHAnsi" w:hAnsiTheme="majorHAnsi" w:cstheme="majorHAnsi"/>
+        </w:rPr>
+        <w:lastRenderedPageBreak/>
         <w:t>Both fitted models were refitted on the combined training and validation data before the final test. MAE measures average absolute error, while RMSE gives greater weight to large errors. R² compares squared error with predicting the test-set mean [6]. Precision and recall are unsuitable because this task predicts concentrations rather than categories. Table 2 shows that Random Forest has the lowest test MAE, improving on persistence by 13.46%. It is preferred for the stated average-error objective, while Linear Regression has better RMSE and R². The forest is therefore not best on every measure.</w:t>
       </w:r>
     </w:p>
     <w:p>
+      <w:pPr>
+        <w:spacing w:line="360" w:lineRule="auto"/>
+        <w:rPr>
+          <w:rFonts w:asciiTheme="majorHAnsi" w:hAnsiTheme="majorHAnsi" w:cstheme="majorHAnsi"/>
+        </w:rPr>
+      </w:pPr>
       <w:r>
+        <w:rPr>
+          <w:rFonts w:asciiTheme="majorHAnsi" w:hAnsiTheme="majorHAnsi" w:cstheme="majorHAnsi"/>
+        </w:rPr>
         <w:t>The selected forest’s refit-training MAE is 3.73, below its test MAE of 4.92. This gap supports further checks for overfitting and changing conditions. Both models tend to miss some sharp movements, as shown by the notebook’s prediction plots. Evaluation represents rolling one-hour-ahead forecasts: each earlier actual reading is available before the next prediction. It does not represent predicting an entire week from one starting point, and statistical certainty is limited by the short test period.</w:t>
       </w:r>
     </w:p>
     <w:p>
+      <w:pPr>
+        <w:spacing w:line="360" w:lineRule="auto"/>
+        <w:rPr>
+          <w:rFonts w:asciiTheme="majorHAnsi" w:hAnsiTheme="majorHAnsi" w:cstheme="majorHAnsi"/>
+        </w:rPr>
+      </w:pPr>
       <w:r>
+        <w:rPr>
+          <w:rFonts w:asciiTheme="majorHAnsi" w:hAnsiTheme="majorHAnsi" w:cstheme="majorHAnsi"/>
+        </w:rPr>
         <w:br w:type="page"/>
       </w:r>
     </w:p>
     <w:p>
       <w:pPr>
         <w:pStyle w:val="Heading1"/>
+        <w:spacing w:line="360" w:lineRule="auto"/>
+        <w:rPr>
+          <w:rFonts w:cstheme="majorHAnsi"/>
+          <w:color w:val="76923C" w:themeColor="accent3" w:themeShade="BF"/>
+          <w:sz w:val="28"/>
+        </w:rPr>
+      </w:pPr>
+      <w:bookmarkStart w:id="6" w:name="_Toc241285193"/>
+      <w:r>
+        <w:rPr>
+          <w:rFonts w:cstheme="majorHAnsi"/>
+          <w:color w:val="76923C" w:themeColor="accent3" w:themeShade="BF"/>
+          <w:sz w:val="28"/>
+        </w:rPr>
+        <w:lastRenderedPageBreak/>
+        <w:t>Limitations and practical recommendations</w:t>
+      </w:r>
+      <w:bookmarkEnd w:id="6"/>
+    </w:p>
+    <w:p>
+      <w:pPr>
+        <w:spacing w:line="360" w:lineRule="auto"/>
+        <w:rPr>
+          <w:rFonts w:asciiTheme="majorHAnsi" w:hAnsiTheme="majorHAnsi" w:cstheme="majorHAnsi"/>
+        </w:rPr>
       </w:pPr>
       <w:r>
-        <w:lastRenderedPageBreak/>
-        <w:t>7. Limitations and practical recommendations</w:t>
-      </w:r>
-    </w:p>
-    <w:p>
-      <w:r>
+        <w:rPr>
+          <w:rFonts w:asciiTheme="majorHAnsi" w:hAnsiTheme="majorHAnsi" w:cstheme="majorHAnsi"/>
+        </w:rPr>
         <w:t>The main limitation is representativeness. One short historical extract cannot describe current pollution conditions, a full year or all neighbourhoods in a city. Paris was chosen because of coverage, which makes the model useful for this station but does not demonstrate transfer to another location. All observations come from existing measurements rather than a controlled experiment. The reported differences are associations, and this project cannot identify which source caused a pollution increase.</w:t>
       </w:r>
     </w:p>
     <w:p>
+      <w:pPr>
+        <w:spacing w:line="360" w:lineRule="auto"/>
+        <w:rPr>
+          <w:rFonts w:asciiTheme="majorHAnsi" w:hAnsiTheme="majorHAnsi" w:cstheme="majorHAnsi"/>
+        </w:rPr>
+      </w:pPr>
       <w:r>
+        <w:rPr>
+          <w:rFonts w:asciiTheme="majorHAnsi" w:hAnsiTheme="majorHAnsi" w:cstheme="majorHAnsi"/>
+        </w:rPr>
         <w:t>Missing data can create selection bias if outages occur during unusual pollution events. Excluding incomplete targets and lags avoids fabricated values, but it does not solve this bias. The extract also lacks weather, traffic counts, emissions information and instrument quality flags. Its unspecified timezone limits calendar interpretation. Zero readings and extreme values remain uncertain until checked with the original provider. These issues should be addressed before treating the model as operational evidence.</w:t>
       </w:r>
     </w:p>
     <w:p>
+      <w:pPr>
+        <w:spacing w:line="360" w:lineRule="auto"/>
+        <w:rPr>
+          <w:rFonts w:asciiTheme="majorHAnsi" w:hAnsiTheme="majorHAnsi" w:cstheme="majorHAnsi"/>
+        </w:rPr>
+      </w:pPr>
       <w:r>
+        <w:rPr>
+          <w:rFonts w:asciiTheme="majorHAnsi" w:hAnsiTheme="majorHAnsi" w:cstheme="majorHAnsi"/>
+        </w:rPr>
         <w:t>First, the monitoring team should obtain a longer dataset with known timezones, clear station metadata and quality-control flags. It should monitor completeness by station and investigate extended gaps, especially where hourly predictions are required. The same cleaning rules should be documented and applied to future updates. High readings should be reviewed against provider records rather than automatically removed, because cleaning away genuine peaks would weaken the practical purpose of an air-quality analysis.</w:t>
       </w:r>
     </w:p>
     <w:p>
+      <w:pPr>
+        <w:spacing w:line="360" w:lineRule="auto"/>
+        <w:rPr>
+          <w:rFonts w:asciiTheme="majorHAnsi" w:hAnsiTheme="majorHAnsi" w:cstheme="majorHAnsi"/>
+        </w:rPr>
+      </w:pPr>
       <w:r>
+        <w:rPr>
+          <w:rFonts w:asciiTheme="majorHAnsi" w:hAnsiTheme="majorHAnsi" w:cstheme="majorHAnsi"/>
+        </w:rPr>
         <w:t>Second, the team should extend the forecasting inputs with relevant weather and traffic information when those data are available. Only values that would be known at the prediction time should be included. Testing should then be repeated across several later periods and additional stations. Model selection should still happen before the final test is inspected. Comparing each new version with persistence will show whether the extra complexity produces a consistent practical improvement.</w:t>
       </w:r>
     </w:p>
     <w:p>
+      <w:pPr>
+        <w:spacing w:line="360" w:lineRule="auto"/>
+        <w:rPr>
+          <w:rFonts w:asciiTheme="majorHAnsi" w:hAnsiTheme="majorHAnsi" w:cstheme="majorHAnsi"/>
+        </w:rPr>
+      </w:pPr>
       <w:r>
+        <w:rPr>
+          <w:rFonts w:asciiTheme="majorHAnsi" w:hAnsiTheme="majorHAnsi" w:cstheme="majorHAnsi"/>
+        </w:rPr>
         <w:t>Third, any pilot should track both MAE and RMSE. Average accuracy matters for routine monitoring, while larger errors may matter more during sudden pollution changes. The preferred model can therefore depend on the monitoring objective. Predictions should be presented with observed readings and missingness information, rather than as certain facts. Public alerts or regulatory conclusions would require suitable standards, validated data and a much stronger evaluation than this classroom example provides.</w:t>
       </w:r>
     </w:p>
     <w:p>
       <w:pPr>
         <w:pStyle w:val="Heading1"/>
+        <w:spacing w:line="360" w:lineRule="auto"/>
+        <w:rPr>
+          <w:rFonts w:cstheme="majorHAnsi"/>
+          <w:color w:val="76923C" w:themeColor="accent3" w:themeShade="BF"/>
+          <w:sz w:val="28"/>
+        </w:rPr>
+      </w:pPr>
+      <w:bookmarkStart w:id="7" w:name="_Toc241285194"/>
+      <w:r>
+        <w:rPr>
+          <w:rFonts w:cstheme="majorHAnsi"/>
+          <w:color w:val="76923C" w:themeColor="accent3" w:themeShade="BF"/>
+          <w:sz w:val="28"/>
+        </w:rPr>
+        <w:lastRenderedPageBreak/>
+        <w:t>Collaboration, responsible AI and conclusion</w:t>
+      </w:r>
+      <w:bookmarkEnd w:id="7"/>
+    </w:p>
+    <w:p>
+      <w:pPr>
+        <w:spacing w:line="360" w:lineRule="auto"/>
+        <w:rPr>
+          <w:rFonts w:asciiTheme="majorHAnsi" w:hAnsiTheme="majorHAnsi" w:cstheme="majorHAnsi"/>
+        </w:rPr>
       </w:pPr>
       <w:r>
-        <w:t>8. Collaboration, responsible AI and conclusion</w:t>
-      </w:r>
-    </w:p>
-    <w:p>
-      <w:r>
+        <w:rPr>
+          <w:rFonts w:asciiTheme="majorHAnsi" w:hAnsiTheme="majorHAnsi" w:cstheme="majorHAnsi"/>
+        </w:rPr>
         <w:br w:type="page"/>
       </w:r>
     </w:p>
     <w:p>
       <w:pPr>
         <w:pStyle w:val="Heading1"/>
+        <w:spacing w:line="360" w:lineRule="auto"/>
+        <w:rPr>
+          <w:rFonts w:cstheme="majorHAnsi"/>
+          <w:color w:val="76923C" w:themeColor="accent3" w:themeShade="BF"/>
+          <w:sz w:val="28"/>
+        </w:rPr>
       </w:pPr>
+      <w:bookmarkStart w:id="8" w:name="_Toc241285195"/>
       <w:r>
+        <w:rPr>
+          <w:rFonts w:cstheme="majorHAnsi"/>
+          <w:color w:val="76923C" w:themeColor="accent3" w:themeShade="BF"/>
+          <w:sz w:val="28"/>
+        </w:rPr>
         <w:lastRenderedPageBreak/>
         <w:t>References</w:t>
       </w:r>
+      <w:bookmarkEnd w:id="8"/>
     </w:p>
     <w:p>
+      <w:pPr>
+        <w:spacing w:line="360" w:lineRule="auto"/>
+        <w:rPr>
+          <w:rFonts w:asciiTheme="majorHAnsi" w:hAnsiTheme="majorHAnsi" w:cstheme="majorHAnsi"/>
+        </w:rPr>
+      </w:pPr>
       <w:r>
+        <w:rPr>
+          <w:rFonts w:asciiTheme="majorHAnsi" w:hAnsiTheme="majorHAnsi" w:cstheme="majorHAnsi"/>
+        </w:rPr>
         <w:t xml:space="preserve">[1] pandas development team, “How do I create plots in </w:t>
       </w:r>
       <w:proofErr w:type="gramStart"/>
       <w:r>
+        <w:rPr>
+          <w:rFonts w:asciiTheme="majorHAnsi" w:hAnsiTheme="majorHAnsi" w:cstheme="majorHAnsi"/>
+        </w:rPr>
         <w:t>pandas?.</w:t>
       </w:r>
       <w:proofErr w:type="gramEnd"/>
       <w:r>
+        <w:rPr>
+          <w:rFonts w:asciiTheme="majorHAnsi" w:hAnsiTheme="majorHAnsi" w:cstheme="majorHAnsi"/>
+        </w:rPr>
         <w:t xml:space="preserve">” Accessed: Sep. </w:t>
       </w:r>
       <w:r>
+        <w:rPr>
+          <w:rFonts w:asciiTheme="majorHAnsi" w:hAnsiTheme="majorHAnsi" w:cstheme="majorHAnsi"/>
+        </w:rPr>
         <w:t>20</w:t>
       </w:r>
       <w:r>
-        <w:t>, 2026. [Online]. Available: https://pandas.pydata.org/docs/getting_started/intro_tutorials/04_plotting.html</w:t>
+        <w:rPr>
+          <w:rFonts w:asciiTheme="majorHAnsi" w:hAnsiTheme="majorHAnsi" w:cstheme="majorHAnsi"/>
+        </w:rPr>
+        <w:t xml:space="preserve">, 2026. [Online]. Available: </w:t>
       </w:r>
+      <w:hyperlink r:id="rId10" w:history="1">
+        <w:r>
+          <w:rPr>
+            <w:rStyle w:val="Hyperlink"/>
+            <w:rFonts w:asciiTheme="majorHAnsi" w:hAnsiTheme="majorHAnsi" w:cstheme="majorHAnsi"/>
+          </w:rPr>
+          <w:t>https://pandas.pydata.org/docs/getting_started/intro_tutorials/04_plotting.html</w:t>
+        </w:r>
+      </w:hyperlink>
     </w:p>
     <w:p>
+      <w:pPr>
+        <w:spacing w:line="360" w:lineRule="auto"/>
+        <w:rPr>
+          <w:rFonts w:asciiTheme="majorHAnsi" w:hAnsiTheme="majorHAnsi" w:cstheme="majorHAnsi"/>
+        </w:rPr>
+      </w:pPr>
       <w:r>
+        <w:rPr>
+          <w:rFonts w:asciiTheme="majorHAnsi" w:hAnsiTheme="majorHAnsi" w:cstheme="majorHAnsi"/>
+        </w:rPr>
         <w:t xml:space="preserve">[2] pandas development team, “air_quality_no2.csv, pandas source repository.” Accessed: Sep. </w:t>
       </w:r>
       <w:r>
+        <w:rPr>
+          <w:rFonts w:asciiTheme="majorHAnsi" w:hAnsiTheme="majorHAnsi" w:cstheme="majorHAnsi"/>
+        </w:rPr>
         <w:t>20</w:t>
       </w:r>
       <w:r>
-        <w:t>, 2026. [Online]. Available: https://github.com/pandas-dev/pandas/blob/main/doc/data/air_quality_no2.csv</w:t>
+        <w:rPr>
+          <w:rFonts w:asciiTheme="majorHAnsi" w:hAnsiTheme="majorHAnsi" w:cstheme="majorHAnsi"/>
+        </w:rPr>
+        <w:t xml:space="preserve">, 2026. [Online]. Available: </w:t>
       </w:r>
+      <w:hyperlink r:id="rId11" w:history="1">
+        <w:r>
+          <w:rPr>
+            <w:rStyle w:val="Hyperlink"/>
+            <w:rFonts w:asciiTheme="majorHAnsi" w:hAnsiTheme="majorHAnsi" w:cstheme="majorHAnsi"/>
+          </w:rPr>
+          <w:t>https://github.com/pandas-dev/pandas/blob/main/doc/data/air_quality_no2.csv</w:t>
+        </w:r>
+      </w:hyperlink>
     </w:p>
     <w:p>
+      <w:pPr>
+        <w:spacing w:line="360" w:lineRule="auto"/>
+        <w:rPr>
+          <w:rFonts w:asciiTheme="majorHAnsi" w:hAnsiTheme="majorHAnsi" w:cstheme="majorHAnsi"/>
+        </w:rPr>
+      </w:pPr>
       <w:r>
+        <w:rPr>
+          <w:rFonts w:asciiTheme="majorHAnsi" w:hAnsiTheme="majorHAnsi" w:cstheme="majorHAnsi"/>
+        </w:rPr>
         <w:t xml:space="preserve">[3] Project Jupyter, “Project Jupyter.” Accessed: Sep. </w:t>
       </w:r>
       <w:r>
+        <w:rPr>
+          <w:rFonts w:asciiTheme="majorHAnsi" w:hAnsiTheme="majorHAnsi" w:cstheme="majorHAnsi"/>
+        </w:rPr>
         <w:t>20</w:t>
       </w:r>
       <w:r>
+        <w:rPr>
+          <w:rFonts w:asciiTheme="majorHAnsi" w:hAnsiTheme="majorHAnsi" w:cstheme="majorHAnsi"/>
+        </w:rPr>
         <w:t>, 2026. [Online]. Available: https://jupyter.org/</w:t>
       </w:r>
     </w:p>
     <w:p>
+      <w:pPr>
+        <w:spacing w:line="360" w:lineRule="auto"/>
+        <w:rPr>
+          <w:rFonts w:asciiTheme="majorHAnsi" w:hAnsiTheme="majorHAnsi" w:cstheme="majorHAnsi"/>
+        </w:rPr>
+      </w:pPr>
       <w:r>
+        <w:rPr>
+          <w:rFonts w:asciiTheme="majorHAnsi" w:hAnsiTheme="majorHAnsi" w:cstheme="majorHAnsi"/>
+        </w:rPr>
         <w:t xml:space="preserve">[4] scikit-learn developers, “LinearRegression.” Accessed: Sep. </w:t>
       </w:r>
       <w:r>
+        <w:rPr>
+          <w:rFonts w:asciiTheme="majorHAnsi" w:hAnsiTheme="majorHAnsi" w:cstheme="majorHAnsi"/>
+        </w:rPr>
         <w:t>19</w:t>
       </w:r>
       <w:r>
-        <w:t>, 2026. [Online]. Available: https://scikit-learn.org/stable/modules/generated/sklearn.linear_model.LinearRegression.html</w:t>
+        <w:rPr>
+          <w:rFonts w:asciiTheme="majorHAnsi" w:hAnsiTheme="majorHAnsi" w:cstheme="majorHAnsi"/>
+        </w:rPr>
+        <w:t xml:space="preserve">, 2026. [Online]. Available: </w:t>
       </w:r>
+      <w:hyperlink r:id="rId12" w:history="1">
+        <w:r>
+          <w:rPr>
+            <w:rStyle w:val="Hyperlink"/>
+            <w:rFonts w:asciiTheme="majorHAnsi" w:hAnsiTheme="majorHAnsi" w:cstheme="majorHAnsi"/>
+          </w:rPr>
+          <w:t>https://scikit-learn.org/stable/modules/generated/sklearn.linear_model.LinearRegression.html</w:t>
+        </w:r>
+      </w:hyperlink>
     </w:p>
     <w:p>
+      <w:pPr>
+        <w:spacing w:line="360" w:lineRule="auto"/>
+        <w:rPr>
+          <w:rFonts w:asciiTheme="majorHAnsi" w:hAnsiTheme="majorHAnsi" w:cstheme="majorHAnsi"/>
+        </w:rPr>
+      </w:pPr>
       <w:r>
+        <w:rPr>
+          <w:rFonts w:asciiTheme="majorHAnsi" w:hAnsiTheme="majorHAnsi" w:cstheme="majorHAnsi"/>
+        </w:rPr>
         <w:t xml:space="preserve">[5] scikit-learn developers, “RandomForestRegressor.” Accessed: Sep. </w:t>
       </w:r>
       <w:r>
+        <w:rPr>
+          <w:rFonts w:asciiTheme="majorHAnsi" w:hAnsiTheme="majorHAnsi" w:cstheme="majorHAnsi"/>
+        </w:rPr>
         <w:t>19</w:t>
       </w:r>
       <w:r>
-        <w:t>, 2026. [Online]. Available: https://scikit-learn.org/stable/modules/generated/sklearn.ensemble.RandomForestRegressor.html</w:t>
+        <w:rPr>
+          <w:rFonts w:asciiTheme="majorHAnsi" w:hAnsiTheme="majorHAnsi" w:cstheme="majorHAnsi"/>
+        </w:rPr>
+        <w:t xml:space="preserve">, 2026. [Online]. Available: </w:t>
       </w:r>
+      <w:hyperlink r:id="rId13" w:history="1">
+        <w:r>
+          <w:rPr>
+            <w:rStyle w:val="Hyperlink"/>
+            <w:rFonts w:asciiTheme="majorHAnsi" w:hAnsiTheme="majorHAnsi" w:cstheme="majorHAnsi"/>
+          </w:rPr>
+          <w:t>https://scikit-learn.org/stable/modules/generated/sklearn.ensemble.RandomForestRegressor.html</w:t>
+        </w:r>
+      </w:hyperlink>
     </w:p>
     <w:p>
+      <w:pPr>
+        <w:spacing w:line="360" w:lineRule="auto"/>
+        <w:rPr>
+          <w:rFonts w:asciiTheme="majorHAnsi" w:hAnsiTheme="majorHAnsi" w:cstheme="majorHAnsi"/>
+        </w:rPr>
+      </w:pPr>
       <w:r>
+        <w:rPr>
+          <w:rFonts w:asciiTheme="majorHAnsi" w:hAnsiTheme="majorHAnsi" w:cstheme="majorHAnsi"/>
+        </w:rPr>
         <w:t xml:space="preserve">[6] scikit-learn developers, “Metrics and scoring: quantifying the quality of predictions.” Accessed: Sep. </w:t>
       </w:r>
       <w:r>
+        <w:rPr>
+          <w:rFonts w:asciiTheme="majorHAnsi" w:hAnsiTheme="majorHAnsi" w:cstheme="majorHAnsi"/>
+        </w:rPr>
         <w:t>20</w:t>
       </w:r>
       <w:r>
-        <w:t>, 2026. [Online]. Available: https://scikit-learn.org/stable/modules/model_evaluation.html</w:t>
+        <w:rPr>
+          <w:rFonts w:asciiTheme="majorHAnsi" w:hAnsiTheme="majorHAnsi" w:cstheme="majorHAnsi"/>
+        </w:rPr>
+        <w:t xml:space="preserve">, 2026. [Online]. Available: </w:t>
       </w:r>
+      <w:hyperlink r:id="rId14" w:history="1">
+        <w:r>
+          <w:rPr>
+            <w:rStyle w:val="Hyperlink"/>
+            <w:rFonts w:asciiTheme="majorHAnsi" w:hAnsiTheme="majorHAnsi" w:cstheme="majorHAnsi"/>
+          </w:rPr>
+          <w:t>https://scikit-learn.org/stable/modules/model_evaluation.html</w:t>
+        </w:r>
+      </w:hyperlink>
     </w:p>
     <w:p>
+      <w:pPr>
+        <w:spacing w:line="360" w:lineRule="auto"/>
+        <w:rPr>
+          <w:rFonts w:asciiTheme="majorHAnsi" w:hAnsiTheme="majorHAnsi" w:cstheme="majorHAnsi"/>
+        </w:rPr>
+      </w:pPr>
       <w:r>
+        <w:rPr>
+          <w:rFonts w:asciiTheme="majorHAnsi" w:hAnsiTheme="majorHAnsi" w:cstheme="majorHAnsi"/>
+        </w:rPr>
         <w:t xml:space="preserve">[7] NumPy developers, “NumPy: the absolute basics for beginners.” Accessed: Sep. </w:t>
       </w:r>
       <w:r>
+        <w:rPr>
+          <w:rFonts w:asciiTheme="majorHAnsi" w:hAnsiTheme="majorHAnsi" w:cstheme="majorHAnsi"/>
+        </w:rPr>
         <w:t>19</w:t>
       </w:r>
       <w:r>
-        <w:t>, 2026. [Online]. Available: https://numpy.org/doc/stable/user/absolute_beginners.html</w:t>
+        <w:rPr>
+          <w:rFonts w:asciiTheme="majorHAnsi" w:hAnsiTheme="majorHAnsi" w:cstheme="majorHAnsi"/>
+        </w:rPr>
+        <w:t xml:space="preserve">, 2026. [Online]. Available: </w:t>
       </w:r>
+      <w:hyperlink r:id="rId15" w:history="1">
+        <w:r>
+          <w:rPr>
+            <w:rStyle w:val="Hyperlink"/>
+            <w:rFonts w:asciiTheme="majorHAnsi" w:hAnsiTheme="majorHAnsi" w:cstheme="majorHAnsi"/>
+          </w:rPr>
+          <w:t>https://numpy.org/doc/stable/user/absolute_beginners.html</w:t>
+        </w:r>
+      </w:hyperlink>
     </w:p>
     <w:p>
+      <w:pPr>
+        <w:spacing w:line="360" w:lineRule="auto"/>
+        <w:rPr>
+          <w:rFonts w:asciiTheme="majorHAnsi" w:hAnsiTheme="majorHAnsi" w:cstheme="majorHAnsi"/>
+        </w:rPr>
+      </w:pPr>
       <w:r>
+        <w:rPr>
+          <w:rFonts w:asciiTheme="majorHAnsi" w:hAnsiTheme="majorHAnsi" w:cstheme="majorHAnsi"/>
+        </w:rPr>
         <w:t xml:space="preserve">[8] Matplotlib developers, “Quick start guide.” Accessed: Sep. </w:t>
       </w:r>
       <w:r>
+        <w:rPr>
+          <w:rFonts w:asciiTheme="majorHAnsi" w:hAnsiTheme="majorHAnsi" w:cstheme="majorHAnsi"/>
+        </w:rPr>
         <w:t>19</w:t>
       </w:r>
       <w:r>
-        <w:t>, 2026. [Online]. Available: https://matplotlib.org/stable/users/explain/quick_start.html</w:t>
+        <w:rPr>
+          <w:rFonts w:asciiTheme="majorHAnsi" w:hAnsiTheme="majorHAnsi" w:cstheme="majorHAnsi"/>
+        </w:rPr>
+        <w:t xml:space="preserve">, 2026. [Online]. Available: </w:t>
+      </w:r>
+      <w:hyperlink r:id="rId16" w:history="1">
+        <w:r>
+          <w:rPr>
+            <w:rStyle w:val="Hyperlink"/>
+            <w:rFonts w:asciiTheme="majorHAnsi" w:hAnsiTheme="majorHAnsi" w:cstheme="majorHAnsi"/>
+          </w:rPr>
+          <w:t>https://matplotlib.org/stable/users/explain/quick_start.html</w:t>
+        </w:r>
+      </w:hyperlink>
+    </w:p>
+    <w:p>
+      <w:pPr>
+        <w:rPr>
+          <w:b/>
+          <w:bCs/>
+        </w:rPr>
+      </w:pPr>
+      <w:r>
+        <w:rPr>
+          <w:b/>
+          <w:bCs/>
+        </w:rPr>
+        <w:t>Appendix A. AI usage declaration and verification</w:t>
       </w:r>
     </w:p>
     <w:p>
       <w:pPr>
-        <w:pStyle w:val="Heading1"/>
+        <w:spacing w:line="360" w:lineRule="auto"/>
+        <w:rPr>
+          <w:rFonts w:asciiTheme="majorHAnsi" w:hAnsiTheme="majorHAnsi" w:cstheme="majorHAnsi"/>
+        </w:rPr>
       </w:pPr>
       <w:r>
-        <w:t>Appendix A. AI usage declaration and verification</w:t>
-      </w:r>
-    </w:p>
-    <w:p>
-      <w:r>
+        <w:rPr>
+          <w:rFonts w:asciiTheme="majorHAnsi" w:hAnsiTheme="majorHAnsi" w:cstheme="majorHAnsi"/>
+        </w:rPr>
         <w:br w:type="page"/>
       </w:r>
     </w:p>
-    <w:p>
-      <w:pPr>
-        <w:pStyle w:val="Heading1"/>
-      </w:pPr>
-      <w:r>
-        <w:lastRenderedPageBreak/>
-        <w:t>Appendix B. Group contribution and version record</w:t>
-      </w:r>
-    </w:p>
-    <w:p>
-      <w:r>
-        <w:t>Complete this appendix using actual work. The tasks below are a proposed allocation, not a claim that they have been completed. Add or remove rows to match the group size. Attach or link genuine evidence of collaborative contributions.</w:t>
-      </w:r>
-    </w:p>
-    <w:tbl>
-      <w:tblPr>
-        <w:tblW w:w="9026" w:type="dxa"/>
-        <w:tblInd w:w="120" w:type="dxa"/>
-        <w:tblBorders>
-          <w:top w:val="single" w:sz="4" w:space="0" w:color="B8BCC4"/>
-          <w:left w:val="single" w:sz="4" w:space="0" w:color="B8BCC4"/>
-          <w:bottom w:val="single" w:sz="4" w:space="0" w:color="B8BCC4"/>
-          <w:right w:val="single" w:sz="4" w:space="0" w:color="B8BCC4"/>
-          <w:insideH w:val="single" w:sz="4" w:space="0" w:color="B8BCC4"/>
-          <w:insideV w:val="single" w:sz="4" w:space="0" w:color="B8BCC4"/>
-        </w:tblBorders>
-        <w:tblLayout w:type="fixed"/>
-        <w:tblCellMar>
-          <w:top w:w="60" w:type="dxa"/>
-          <w:left w:w="120" w:type="dxa"/>
-          <w:bottom w:w="60" w:type="dxa"/>
-          <w:right w:w="120" w:type="dxa"/>
-        </w:tblCellMar>
-        <w:tblLook w:val="04A0" w:firstRow="1" w:lastRow="0" w:firstColumn="1" w:lastColumn="0" w:noHBand="0" w:noVBand="1"/>
-      </w:tblPr>
-      <w:tblGrid>
-        <w:gridCol w:w="2850"/>
-        <w:gridCol w:w="2400"/>
-        <w:gridCol w:w="1900"/>
-        <w:gridCol w:w="1876"/>
-      </w:tblGrid>
-      <w:tr>
-        <w:trPr>
-          <w:cantSplit/>
-        </w:trPr>
-        <w:tc>
-          <w:tcPr>
-            <w:tcW w:w="2850" w:type="dxa"/>
-            <w:shd w:val="clear" w:color="auto" w:fill="E8EEF5"/>
-          </w:tcPr>
-          <w:p>
-            <w:pPr>
-              <w:spacing w:after="0"/>
-            </w:pPr>
-            <w:r>
-              <w:rPr>
-                <w:b/>
-              </w:rPr>
-              <w:t>Task</w:t>
-            </w:r>
-          </w:p>
-        </w:tc>
-        <w:tc>
-          <w:tcPr>
-            <w:tcW w:w="2400" w:type="dxa"/>
-            <w:shd w:val="clear" w:color="auto" w:fill="E8EEF5"/>
-          </w:tcPr>
-          <w:p>
-            <w:pPr>
-              <w:spacing w:after="0"/>
-            </w:pPr>
-            <w:r>
-              <w:rPr>
-                <w:b/>
-              </w:rPr>
-              <w:t>Actual member/ID</w:t>
-            </w:r>
-          </w:p>
-        </w:tc>
-        <w:tc>
-          <w:tcPr>
-            <w:tcW w:w="1900" w:type="dxa"/>
-            <w:shd w:val="clear" w:color="auto" w:fill="E8EEF5"/>
-          </w:tcPr>
-          <w:p>
-            <w:pPr>
-              <w:spacing w:after="0"/>
-            </w:pPr>
-            <w:r>
-              <w:rPr>
-                <w:b/>
-              </w:rPr>
-              <w:t>Date/version</w:t>
-            </w:r>
-          </w:p>
-        </w:tc>
-        <w:tc>
-          <w:tcPr>
-            <w:tcW w:w="1876" w:type="dxa"/>
-            <w:shd w:val="clear" w:color="auto" w:fill="E8EEF5"/>
-          </w:tcPr>
-          <w:p>
-            <w:pPr>
-              <w:spacing w:after="0"/>
-            </w:pPr>
-            <w:r>
-              <w:rPr>
-                <w:b/>
-              </w:rPr>
-              <w:t>Peer reviewer</w:t>
-            </w:r>
-          </w:p>
-        </w:tc>
-      </w:tr>
-      <w:tr>
-        <w:trPr>
-          <w:cantSplit/>
-        </w:trPr>
-        <w:tc>
-          <w:tcPr>
-            <w:tcW w:w="2850" w:type="dxa"/>
-          </w:tcPr>
-          <w:p>
-            <w:pPr>
-              <w:spacing w:after="0"/>
-            </w:pPr>
-            <w:r>
-              <w:t>Dataset and source review</w:t>
-            </w:r>
-          </w:p>
-        </w:tc>
-        <w:tc>
-          <w:tcPr>
-            <w:tcW w:w="2400" w:type="dxa"/>
-          </w:tcPr>
-          <w:p>
-            <w:pPr>
-              <w:spacing w:after="0"/>
-            </w:pPr>
-            <w:r>
-              <w:t>[add]</w:t>
-            </w:r>
-          </w:p>
-        </w:tc>
-        <w:tc>
-          <w:tcPr>
-            <w:tcW w:w="1900" w:type="dxa"/>
-          </w:tcPr>
-          <w:p>
-            <w:pPr>
-              <w:spacing w:after="0"/>
-            </w:pPr>
-            <w:r>
-              <w:t>[add]</w:t>
-            </w:r>
-          </w:p>
-        </w:tc>
-        <w:tc>
-          <w:tcPr>
-            <w:tcW w:w="1876" w:type="dxa"/>
-          </w:tcPr>
-          <w:p>
-            <w:pPr>
-              <w:spacing w:after="0"/>
-            </w:pPr>
-            <w:r>
-              <w:t>[add]</w:t>
-            </w:r>
-          </w:p>
-        </w:tc>
-      </w:tr>
-      <w:tr>
-        <w:trPr>
-          <w:cantSplit/>
-        </w:trPr>
-        <w:tc>
-          <w:tcPr>
-            <w:tcW w:w="2850" w:type="dxa"/>
-          </w:tcPr>
-          <w:p>
-            <w:pPr>
-              <w:spacing w:after="0"/>
-            </w:pPr>
-            <w:r>
-              <w:t>Cleaning and EDA checks</w:t>
-            </w:r>
-          </w:p>
-        </w:tc>
-        <w:tc>
-          <w:tcPr>
-            <w:tcW w:w="2400" w:type="dxa"/>
-          </w:tcPr>
-          <w:p>
-            <w:pPr>
-              <w:spacing w:after="0"/>
-            </w:pPr>
-            <w:r>
-              <w:t>[add]</w:t>
-            </w:r>
-          </w:p>
-        </w:tc>
-        <w:tc>
-          <w:tcPr>
-            <w:tcW w:w="1900" w:type="dxa"/>
-          </w:tcPr>
-          <w:p>
-            <w:pPr>
-              <w:spacing w:after="0"/>
-            </w:pPr>
-            <w:r>
-              <w:t>[add]</w:t>
-            </w:r>
-          </w:p>
-        </w:tc>
-        <w:tc>
-          <w:tcPr>
-            <w:tcW w:w="1876" w:type="dxa"/>
-          </w:tcPr>
-          <w:p>
-            <w:pPr>
-              <w:spacing w:after="0"/>
-            </w:pPr>
-            <w:r>
-              <w:t>[add]</w:t>
-            </w:r>
-          </w:p>
-        </w:tc>
-      </w:tr>
-      <w:tr>
-        <w:trPr>
-          <w:cantSplit/>
-        </w:trPr>
-        <w:tc>
-          <w:tcPr>
-            <w:tcW w:w="2850" w:type="dxa"/>
-          </w:tcPr>
-          <w:p>
-            <w:pPr>
-              <w:spacing w:after="0"/>
-            </w:pPr>
-            <w:r>
-              <w:t>Model and metric checks</w:t>
-            </w:r>
-          </w:p>
-        </w:tc>
-        <w:tc>
-          <w:tcPr>
-            <w:tcW w:w="2400" w:type="dxa"/>
-          </w:tcPr>
-          <w:p>
-            <w:pPr>
-              <w:spacing w:after="0"/>
-            </w:pPr>
-            <w:r>
-              <w:t>[add]</w:t>
-            </w:r>
-          </w:p>
-        </w:tc>
-        <w:tc>
-          <w:tcPr>
-            <w:tcW w:w="1900" w:type="dxa"/>
-          </w:tcPr>
-          <w:p>
-            <w:pPr>
-              <w:spacing w:after="0"/>
-            </w:pPr>
-            <w:r>
-              <w:t>[add]</w:t>
-            </w:r>
-          </w:p>
-        </w:tc>
-        <w:tc>
-          <w:tcPr>
-            <w:tcW w:w="1876" w:type="dxa"/>
-          </w:tcPr>
-          <w:p>
-            <w:pPr>
-              <w:spacing w:after="0"/>
-            </w:pPr>
-            <w:r>
-              <w:t>[add]</w:t>
-            </w:r>
-          </w:p>
-        </w:tc>
-      </w:tr>
-      <w:tr>
-        <w:trPr>
-          <w:cantSplit/>
-        </w:trPr>
-        <w:tc>
-          <w:tcPr>
-            <w:tcW w:w="2850" w:type="dxa"/>
-          </w:tcPr>
-          <w:p>
-            <w:pPr>
-              <w:spacing w:after="0"/>
-            </w:pPr>
-            <w:r>
-              <w:t>Report and slide review</w:t>
-            </w:r>
-          </w:p>
-        </w:tc>
-        <w:tc>
-          <w:tcPr>
-            <w:tcW w:w="2400" w:type="dxa"/>
-          </w:tcPr>
-          <w:p>
-            <w:pPr>
-              <w:spacing w:after="0"/>
-            </w:pPr>
-            <w:r>
-              <w:t>[add]</w:t>
-            </w:r>
-          </w:p>
-        </w:tc>
-        <w:tc>
-          <w:tcPr>
-            <w:tcW w:w="1900" w:type="dxa"/>
-          </w:tcPr>
-          <w:p>
-            <w:pPr>
-              <w:spacing w:after="0"/>
-            </w:pPr>
-            <w:r>
-              <w:t>[add]</w:t>
-            </w:r>
-          </w:p>
-        </w:tc>
-        <w:tc>
-          <w:tcPr>
-            <w:tcW w:w="1876" w:type="dxa"/>
-          </w:tcPr>
-          <w:p>
-            <w:pPr>
-              <w:spacing w:after="0"/>
-            </w:pPr>
-            <w:r>
-              <w:t>[add]</w:t>
-            </w:r>
-          </w:p>
-        </w:tc>
-      </w:tr>
-      <w:tr>
-        <w:trPr>
-          <w:cantSplit/>
-        </w:trPr>
-        <w:tc>
-          <w:tcPr>
-            <w:tcW w:w="2850" w:type="dxa"/>
-          </w:tcPr>
-          <w:p>
-            <w:pPr>
-              <w:spacing w:after="0"/>
-            </w:pPr>
-            <w:r>
-              <w:t>Presentation rehearsal</w:t>
-            </w:r>
-          </w:p>
-        </w:tc>
-        <w:tc>
-          <w:tcPr>
-            <w:tcW w:w="2400" w:type="dxa"/>
-          </w:tcPr>
-          <w:p>
-            <w:pPr>
-              <w:spacing w:after="0"/>
-            </w:pPr>
-            <w:r>
-              <w:t>[add]</w:t>
-            </w:r>
-          </w:p>
-        </w:tc>
-        <w:tc>
-          <w:tcPr>
-            <w:tcW w:w="1900" w:type="dxa"/>
-          </w:tcPr>
-          <w:p>
-            <w:pPr>
-              <w:spacing w:after="0"/>
-            </w:pPr>
-            <w:r>
-              <w:t>[add]</w:t>
-            </w:r>
-          </w:p>
-        </w:tc>
-        <w:tc>
-          <w:tcPr>
-            <w:tcW w:w="1876" w:type="dxa"/>
-          </w:tcPr>
-          <w:p>
-            <w:pPr>
-              <w:spacing w:after="0"/>
-            </w:pPr>
-            <w:r>
-              <w:t>[add]</w:t>
-            </w:r>
-          </w:p>
-        </w:tc>
-      </w:tr>
-    </w:tbl>
-    <w:p>
-      <w:r>
-        <w:t>Git repository or dated shared-version link: [add actual link]</w:t>
-      </w:r>
-      <w:r>
-        <w:br/>
-        <w:t>Meeting dates and decisions: [add genuine records]</w:t>
-      </w:r>
-      <w:r>
-        <w:br/>
-        <w:t>Completed milestones: [add dates, owners and evidence]</w:t>
-      </w:r>
-      <w:r>
-        <w:br/>
-        <w:t>Final group approval and cover-page completion: [add after review]</w:t>
-      </w:r>
-    </w:p>
-    <w:p/>
     <w:sectPr>
-      <w:headerReference w:type="default" r:id="rId10"/>
-      <w:footerReference w:type="default" r:id="rId11"/>
+      <w:headerReference w:type="default" r:id="rId17"/>
+      <w:footerReference w:type="default" r:id="rId18"/>
       <w:pgSz w:w="11906" w:h="16838"/>
       <w:pgMar w:top="1440" w:right="1440" w:bottom="1440" w:left="1440" w:header="708" w:footer="708" w:gutter="0"/>
       <w:cols w:space="720"/>
@@ -1615,7 +2864,7 @@
 </file>
 
 <file path=word/endnotes.xml><?xml version="1.0" encoding="utf-8"?>
-<w:endnotes xmlns:wpc="http://schemas.microsoft.com/office/word/2010/wordprocessingCanvas" xmlns:cx="http://schemas.microsoft.com/office/drawing/2014/chartex" xmlns:cx1="http://schemas.microsoft.com/office/drawing/2015/9/8/chartex" xmlns:cx2="http://schemas.microsoft.com/office/drawing/2015/10/21/chartex" xmlns:cx3="http://schemas.microsoft.com/office/drawing/2016/5/9/chartex" xmlns:cx4="http://schemas.microsoft.com/office/drawing/2016/5/10/chartex" xmlns:cx5="http://schemas.microsoft.com/office/drawing/2016/5/11/chartex" xmlns:cx6="http://schemas.microsoft.com/office/drawing/2016/5/12/chartex" xmlns:cx7="http://schemas.microsoft.com/office/drawing/2016/5/13/chartex" xmlns:cx8="http://schemas.microsoft.com/office/drawing/2016/5/14/chartex" xmlns:mc="http://schemas.openxmlformats.org/markup-compatibility/2006" xmlns:m="http://schemas.openxmlformats.org/officeDocument/2006/math" xmlns:aink="http://schemas.microsoft.com/office/drawing/2016/ink" xmlns:am3d="http://schemas.microsoft.com/office/drawing/2017/model3d" xmlns:oel="http://schemas.microsoft.com/office/2019/extlst" xmlns:r="http://schemas.openxmlformats.org/officeDocument/2006/relationships" xmlns:wp14="http://schemas.microsoft.com/office/word/2010/wordprocessingDrawing" xmlns:wp="http://schemas.openxmlformats.org/drawingml/2006/wordprocessingDrawing" xmlns:wpg="http://schemas.microsoft.com/office/word/2010/wordprocessingGroup" xmlns:wpi="http://schemas.microsoft.com/office/word/2010/wordprocessingInk" xmlns:wps="http://schemas.microsoft.com/office/word/2010/wordprocessingShape" xmlns:o="urn:schemas-microsoft-com:office:office" xmlns:v="urn:schemas-microsoft-com:vml" xmlns:w10="urn:schemas-microsoft-com:office:word" xmlns:w="http://schemas.openxmlformats.org/wordprocessingml/2006/main" xmlns:w14="http://schemas.microsoft.com/office/word/2010/wordml" xmlns:w15="http://schemas.microsoft.com/office/word/2012/wordml" xmlns:w16cei="http://schemas.microsoft.com/office/word/2026/wordml/cei" xmlns:w16cex="http://schemas.microsoft.com/office/word/2018/wordml/cex" xmlns:w16cid="http://schemas.microsoft.com/office/word/2016/wordml/cid" xmlns:w16="http://schemas.microsoft.com/office/word/2018/wordml" xmlns:w16sdtdh="http://schemas.microsoft.com/office/word/2020/wordml/sdtdatahash" xmlns:w16sdtfl="http://schemas.microsoft.com/office/word/2024/wordml/sdtformatlock" xmlns:w16se="http://schemas.microsoft.com/office/word/2015/wordml/symex" xmlns:w16du="http://schemas.microsoft.com/office/word/2023/wordml/word16du" xmlns:wne="http://schemas.microsoft.com/office/word/2006/wordml" mc:Ignorable="w14 w15 w16se w16cid w16 w16cex w16sdtdh w16sdtfl w16du wp14">
+<w:endnotes xmlns:wpc="http://schemas.microsoft.com/office/word/2010/wordprocessingCanvas" xmlns:cx="http://schemas.microsoft.com/office/drawing/2014/chartex" xmlns:cx1="http://schemas.microsoft.com/office/drawing/2015/9/8/chartex" xmlns:cx2="http://schemas.microsoft.com/office/drawing/2015/10/21/chartex" xmlns:cx3="http://schemas.microsoft.com/office/drawing/2016/5/9/chartex" xmlns:cx4="http://schemas.microsoft.com/office/drawing/2016/5/10/chartex" xmlns:cx5="http://schemas.microsoft.com/office/drawing/2016/5/11/chartex" xmlns:cx6="http://schemas.microsoft.com/office/drawing/2016/5/12/chartex" xmlns:cx7="http://schemas.microsoft.com/office/drawing/2016/5/13/chartex" xmlns:cx8="http://schemas.microsoft.com/office/drawing/2016/5/14/chartex" xmlns:mc="http://schemas.openxmlformats.org/markup-compatibility/2006" xmlns:m="http://schemas.openxmlformats.org/officeDocument/2006/math" xmlns:aink="http://schemas.microsoft.com/office/drawing/2016/ink" xmlns:am3d="http://schemas.microsoft.com/office/drawing/2017/model3d" xmlns:oel="http://schemas.microsoft.com/office/2019/extlst" xmlns:r="http://schemas.openxmlformats.org/officeDocument/2006/relationships" xmlns:wp14="http://schemas.microsoft.com/office/word/2010/wordprocessingDrawing" xmlns:wp="http://schemas.openxmlformats.org/drawingml/2006/wordprocessingDrawing" xmlns:wpg="http://schemas.microsoft.com/office/word/2010/wordprocessingGroup" xmlns:wpi="http://schemas.microsoft.com/office/word/2010/wordprocessingInk" xmlns:wps="http://schemas.microsoft.com/office/word/2010/wordprocessingShape" xmlns:o="urn:schemas-microsoft-com:office:office" xmlns:v="urn:schemas-microsoft-com:vml" xmlns:w10="urn:schemas-microsoft-com:office:word" xmlns:w="http://schemas.openxmlformats.org/wordprocessingml/2006/main" xmlns:w14="http://schemas.microsoft.com/office/word/2010/wordml" xmlns:w15="http://schemas.microsoft.com/office/word/2012/wordml" xmlns:w16cex="http://schemas.microsoft.com/office/word/2018/wordml/cex" xmlns:w16cid="http://schemas.microsoft.com/office/word/2016/wordml/cid" xmlns:w16="http://schemas.microsoft.com/office/word/2018/wordml" xmlns:w16sdtdh="http://schemas.microsoft.com/office/word/2020/wordml/sdtdatahash" xmlns:w16sdtfl="http://schemas.microsoft.com/office/word/2024/wordml/sdtformatlock" xmlns:w16se="http://schemas.microsoft.com/office/word/2015/wordml/symex" xmlns:w16du="http://schemas.microsoft.com/office/word/2023/wordml/word16du" xmlns:wne="http://schemas.microsoft.com/office/word/2006/wordml" mc:Ignorable="w14 w15 w16se w16cid w16 w16cex w16sdtdh w16sdtfl w16du wp14">
   <w:endnote w:type="separator" w:id="-1">
     <w:p>
       <w:pPr>
@@ -1640,7 +2889,7 @@
 </file>
 
 <file path=word/footer1.xml><?xml version="1.0" encoding="utf-8"?>
-<w:ftr xmlns:wpc="http://schemas.microsoft.com/office/word/2010/wordprocessingCanvas" xmlns:cx="http://schemas.microsoft.com/office/drawing/2014/chartex" xmlns:cx1="http://schemas.microsoft.com/office/drawing/2015/9/8/chartex" xmlns:cx2="http://schemas.microsoft.com/office/drawing/2015/10/21/chartex" xmlns:cx3="http://schemas.microsoft.com/office/drawing/2016/5/9/chartex" xmlns:cx4="http://schemas.microsoft.com/office/drawing/2016/5/10/chartex" xmlns:cx5="http://schemas.microsoft.com/office/drawing/2016/5/11/chartex" xmlns:cx6="http://schemas.microsoft.com/office/drawing/2016/5/12/chartex" xmlns:cx7="http://schemas.microsoft.com/office/drawing/2016/5/13/chartex" xmlns:cx8="http://schemas.microsoft.com/office/drawing/2016/5/14/chartex" xmlns:mc="http://schemas.openxmlformats.org/markup-compatibility/2006" xmlns:m="http://schemas.openxmlformats.org/officeDocument/2006/math" xmlns:aink="http://schemas.microsoft.com/office/drawing/2016/ink" xmlns:am3d="http://schemas.microsoft.com/office/drawing/2017/model3d" xmlns:oel="http://schemas.microsoft.com/office/2019/extlst" xmlns:r="http://schemas.openxmlformats.org/officeDocument/2006/relationships" xmlns:wp14="http://schemas.microsoft.com/office/word/2010/wordprocessingDrawing" xmlns:wp="http://schemas.openxmlformats.org/drawingml/2006/wordprocessingDrawing" xmlns:wpg="http://schemas.microsoft.com/office/word/2010/wordprocessingGroup" xmlns:wpi="http://schemas.microsoft.com/office/word/2010/wordprocessingInk" xmlns:wps="http://schemas.microsoft.com/office/word/2010/wordprocessingShape" xmlns:o="urn:schemas-microsoft-com:office:office" xmlns:v="urn:schemas-microsoft-com:vml" xmlns:w10="urn:schemas-microsoft-com:office:word" xmlns:w="http://schemas.openxmlformats.org/wordprocessingml/2006/main" xmlns:w14="http://schemas.microsoft.com/office/word/2010/wordml" xmlns:w15="http://schemas.microsoft.com/office/word/2012/wordml" xmlns:w16cei="http://schemas.microsoft.com/office/word/2026/wordml/cei" xmlns:w16cex="http://schemas.microsoft.com/office/word/2018/wordml/cex" xmlns:w16cid="http://schemas.microsoft.com/office/word/2016/wordml/cid" xmlns:w16="http://schemas.microsoft.com/office/word/2018/wordml" xmlns:w16sdtdh="http://schemas.microsoft.com/office/word/2020/wordml/sdtdatahash" xmlns:w16sdtfl="http://schemas.microsoft.com/office/word/2024/wordml/sdtformatlock" xmlns:w16se="http://schemas.microsoft.com/office/word/2015/wordml/symex" xmlns:w16du="http://schemas.microsoft.com/office/word/2023/wordml/word16du" xmlns:wne="http://schemas.microsoft.com/office/word/2006/wordml" mc:Ignorable="w14 w15 w16se w16cid w16 w16cex w16sdtdh w16sdtfl w16du wp14">
+<w:ftr xmlns:wpc="http://schemas.microsoft.com/office/word/2010/wordprocessingCanvas" xmlns:cx="http://schemas.microsoft.com/office/drawing/2014/chartex" xmlns:cx1="http://schemas.microsoft.com/office/drawing/2015/9/8/chartex" xmlns:cx2="http://schemas.microsoft.com/office/drawing/2015/10/21/chartex" xmlns:cx3="http://schemas.microsoft.com/office/drawing/2016/5/9/chartex" xmlns:cx4="http://schemas.microsoft.com/office/drawing/2016/5/10/chartex" xmlns:cx5="http://schemas.microsoft.com/office/drawing/2016/5/11/chartex" xmlns:cx6="http://schemas.microsoft.com/office/drawing/2016/5/12/chartex" xmlns:cx7="http://schemas.microsoft.com/office/drawing/2016/5/13/chartex" xmlns:cx8="http://schemas.microsoft.com/office/drawing/2016/5/14/chartex" xmlns:mc="http://schemas.openxmlformats.org/markup-compatibility/2006" xmlns:m="http://schemas.openxmlformats.org/officeDocument/2006/math" xmlns:aink="http://schemas.microsoft.com/office/drawing/2016/ink" xmlns:am3d="http://schemas.microsoft.com/office/drawing/2017/model3d" xmlns:oel="http://schemas.microsoft.com/office/2019/extlst" xmlns:r="http://schemas.openxmlformats.org/officeDocument/2006/relationships" xmlns:wp14="http://schemas.microsoft.com/office/word/2010/wordprocessingDrawing" xmlns:wp="http://schemas.openxmlformats.org/drawingml/2006/wordprocessingDrawing" xmlns:wpg="http://schemas.microsoft.com/office/word/2010/wordprocessingGroup" xmlns:wpi="http://schemas.microsoft.com/office/word/2010/wordprocessingInk" xmlns:wps="http://schemas.microsoft.com/office/word/2010/wordprocessingShape" xmlns:o="urn:schemas-microsoft-com:office:office" xmlns:v="urn:schemas-microsoft-com:vml" xmlns:w10="urn:schemas-microsoft-com:office:word" xmlns:w="http://schemas.openxmlformats.org/wordprocessingml/2006/main" xmlns:w14="http://schemas.microsoft.com/office/word/2010/wordml" xmlns:w15="http://schemas.microsoft.com/office/word/2012/wordml" xmlns:w16cex="http://schemas.microsoft.com/office/word/2018/wordml/cex" xmlns:w16cid="http://schemas.microsoft.com/office/word/2016/wordml/cid" xmlns:w16="http://schemas.microsoft.com/office/word/2018/wordml" xmlns:w16sdtdh="http://schemas.microsoft.com/office/word/2020/wordml/sdtdatahash" xmlns:w16sdtfl="http://schemas.microsoft.com/office/word/2024/wordml/sdtformatlock" xmlns:w16se="http://schemas.microsoft.com/office/word/2015/wordml/symex" xmlns:w16du="http://schemas.microsoft.com/office/word/2023/wordml/word16du" xmlns:wne="http://schemas.microsoft.com/office/word/2006/wordml" mc:Ignorable="w14 w15 w16se w16cid w16 w16cex w16sdtdh w16sdtfl w16du wp14">
   <w:p>
     <w:pPr>
       <w:pStyle w:val="Footer"/>
@@ -1672,7 +2921,7 @@
 </file>
 
 <file path=word/footnotes.xml><?xml version="1.0" encoding="utf-8"?>
-<w:footnotes xmlns:wpc="http://schemas.microsoft.com/office/word/2010/wordprocessingCanvas" xmlns:cx="http://schemas.microsoft.com/office/drawing/2014/chartex" xmlns:cx1="http://schemas.microsoft.com/office/drawing/2015/9/8/chartex" xmlns:cx2="http://schemas.microsoft.com/office/drawing/2015/10/21/chartex" xmlns:cx3="http://schemas.microsoft.com/office/drawing/2016/5/9/chartex" xmlns:cx4="http://schemas.microsoft.com/office/drawing/2016/5/10/chartex" xmlns:cx5="http://schemas.microsoft.com/office/drawing/2016/5/11/chartex" xmlns:cx6="http://schemas.microsoft.com/office/drawing/2016/5/12/chartex" xmlns:cx7="http://schemas.microsoft.com/office/drawing/2016/5/13/chartex" xmlns:cx8="http://schemas.microsoft.com/office/drawing/2016/5/14/chartex" xmlns:mc="http://schemas.openxmlformats.org/markup-compatibility/2006" xmlns:m="http://schemas.openxmlformats.org/officeDocument/2006/math" xmlns:aink="http://schemas.microsoft.com/office/drawing/2016/ink" xmlns:am3d="http://schemas.microsoft.com/office/drawing/2017/model3d" xmlns:oel="http://schemas.microsoft.com/office/2019/extlst" xmlns:r="http://schemas.openxmlformats.org/officeDocument/2006/relationships" xmlns:wp14="http://schemas.microsoft.com/office/word/2010/wordprocessingDrawing" xmlns:wp="http://schemas.openxmlformats.org/drawingml/2006/wordprocessingDrawing" xmlns:wpg="http://schemas.microsoft.com/office/word/2010/wordprocessingGroup" xmlns:wpi="http://schemas.microsoft.com/office/word/2010/wordprocessingInk" xmlns:wps="http://schemas.microsoft.com/office/word/2010/wordprocessingShape" xmlns:o="urn:schemas-microsoft-com:office:office" xmlns:v="urn:schemas-microsoft-com:vml" xmlns:w10="urn:schemas-microsoft-com:office:word" xmlns:w="http://schemas.openxmlformats.org/wordprocessingml/2006/main" xmlns:w14="http://schemas.microsoft.com/office/word/2010/wordml" xmlns:w15="http://schemas.microsoft.com/office/word/2012/wordml" xmlns:w16cei="http://schemas.microsoft.com/office/word/2026/wordml/cei" xmlns:w16cex="http://schemas.microsoft.com/office/word/2018/wordml/cex" xmlns:w16cid="http://schemas.microsoft.com/office/word/2016/wordml/cid" xmlns:w16="http://schemas.microsoft.com/office/word/2018/wordml" xmlns:w16sdtdh="http://schemas.microsoft.com/office/word/2020/wordml/sdtdatahash" xmlns:w16sdtfl="http://schemas.microsoft.com/office/word/2024/wordml/sdtformatlock" xmlns:w16se="http://schemas.microsoft.com/office/word/2015/wordml/symex" xmlns:w16du="http://schemas.microsoft.com/office/word/2023/wordml/word16du" xmlns:wne="http://schemas.microsoft.com/office/word/2006/wordml" mc:Ignorable="w14 w15 w16se w16cid w16 w16cex w16sdtdh w16sdtfl w16du wp14">
+<w:footnotes xmlns:wpc="http://schemas.microsoft.com/office/word/2010/wordprocessingCanvas" xmlns:cx="http://schemas.microsoft.com/office/drawing/2014/chartex" xmlns:cx1="http://schemas.microsoft.com/office/drawing/2015/9/8/chartex" xmlns:cx2="http://schemas.microsoft.com/office/drawing/2015/10/21/chartex" xmlns:cx3="http://schemas.microsoft.com/office/drawing/2016/5/9/chartex" xmlns:cx4="http://schemas.microsoft.com/office/drawing/2016/5/10/chartex" xmlns:cx5="http://schemas.microsoft.com/office/drawing/2016/5/11/chartex" xmlns:cx6="http://schemas.microsoft.com/office/drawing/2016/5/12/chartex" xmlns:cx7="http://schemas.microsoft.com/office/drawing/2016/5/13/chartex" xmlns:cx8="http://schemas.microsoft.com/office/drawing/2016/5/14/chartex" xmlns:mc="http://schemas.openxmlformats.org/markup-compatibility/2006" xmlns:m="http://schemas.openxmlformats.org/officeDocument/2006/math" xmlns:aink="http://schemas.microsoft.com/office/drawing/2016/ink" xmlns:am3d="http://schemas.microsoft.com/office/drawing/2017/model3d" xmlns:oel="http://schemas.microsoft.com/office/2019/extlst" xmlns:r="http://schemas.openxmlformats.org/officeDocument/2006/relationships" xmlns:wp14="http://schemas.microsoft.com/office/word/2010/wordprocessingDrawing" xmlns:wp="http://schemas.openxmlformats.org/drawingml/2006/wordprocessingDrawing" xmlns:wpg="http://schemas.microsoft.com/office/word/2010/wordprocessingGroup" xmlns:wpi="http://schemas.microsoft.com/office/word/2010/wordprocessingInk" xmlns:wps="http://schemas.microsoft.com/office/word/2010/wordprocessingShape" xmlns:o="urn:schemas-microsoft-com:office:office" xmlns:v="urn:schemas-microsoft-com:vml" xmlns:w10="urn:schemas-microsoft-com:office:word" xmlns:w="http://schemas.openxmlformats.org/wordprocessingml/2006/main" xmlns:w14="http://schemas.microsoft.com/office/word/2010/wordml" xmlns:w15="http://schemas.microsoft.com/office/word/2012/wordml" xmlns:w16cex="http://schemas.microsoft.com/office/word/2018/wordml/cex" xmlns:w16cid="http://schemas.microsoft.com/office/word/2016/wordml/cid" xmlns:w16="http://schemas.microsoft.com/office/word/2018/wordml" xmlns:w16sdtdh="http://schemas.microsoft.com/office/word/2020/wordml/sdtdatahash" xmlns:w16sdtfl="http://schemas.microsoft.com/office/word/2024/wordml/sdtformatlock" xmlns:w16se="http://schemas.microsoft.com/office/word/2015/wordml/symex" xmlns:w16du="http://schemas.microsoft.com/office/word/2023/wordml/word16du" xmlns:wne="http://schemas.microsoft.com/office/word/2006/wordml" mc:Ignorable="w14 w15 w16se w16cid w16 w16cex w16sdtdh w16sdtfl w16du wp14">
   <w:footnote w:type="separator" w:id="-1">
     <w:p>
       <w:pPr>
@@ -1697,7 +2946,7 @@
 </file>
 
 <file path=word/header1.xml><?xml version="1.0" encoding="utf-8"?>
-<w:hdr xmlns:wpc="http://schemas.microsoft.com/office/word/2010/wordprocessingCanvas" xmlns:cx="http://schemas.microsoft.com/office/drawing/2014/chartex" xmlns:cx1="http://schemas.microsoft.com/office/drawing/2015/9/8/chartex" xmlns:cx2="http://schemas.microsoft.com/office/drawing/2015/10/21/chartex" xmlns:cx3="http://schemas.microsoft.com/office/drawing/2016/5/9/chartex" xmlns:cx4="http://schemas.microsoft.com/office/drawing/2016/5/10/chartex" xmlns:cx5="http://schemas.microsoft.com/office/drawing/2016/5/11/chartex" xmlns:cx6="http://schemas.microsoft.com/office/drawing/2016/5/12/chartex" xmlns:cx7="http://schemas.microsoft.com/office/drawing/2016/5/13/chartex" xmlns:cx8="http://schemas.microsoft.com/office/drawing/2016/5/14/chartex" xmlns:mc="http://schemas.openxmlformats.org/markup-compatibility/2006" xmlns:m="http://schemas.openxmlformats.org/officeDocument/2006/math" xmlns:aink="http://schemas.microsoft.com/office/drawing/2016/ink" xmlns:am3d="http://schemas.microsoft.com/office/drawing/2017/model3d" xmlns:oel="http://schemas.microsoft.com/office/2019/extlst" xmlns:r="http://schemas.openxmlformats.org/officeDocument/2006/relationships" xmlns:wp14="http://schemas.microsoft.com/office/word/2010/wordprocessingDrawing" xmlns:wp="http://schemas.openxmlformats.org/drawingml/2006/wordprocessingDrawing" xmlns:wpg="http://schemas.microsoft.com/office/word/2010/wordprocessingGroup" xmlns:wpi="http://schemas.microsoft.com/office/word/2010/wordprocessingInk" xmlns:wps="http://schemas.microsoft.com/office/word/2010/wordprocessingShape" xmlns:o="urn:schemas-microsoft-com:office:office" xmlns:v="urn:schemas-microsoft-com:vml" xmlns:w10="urn:schemas-microsoft-com:office:word" xmlns:w="http://schemas.openxmlformats.org/wordprocessingml/2006/main" xmlns:w14="http://schemas.microsoft.com/office/word/2010/wordml" xmlns:w15="http://schemas.microsoft.com/office/word/2012/wordml" xmlns:w16cei="http://schemas.microsoft.com/office/word/2026/wordml/cei" xmlns:w16cex="http://schemas.microsoft.com/office/word/2018/wordml/cex" xmlns:w16cid="http://schemas.microsoft.com/office/word/2016/wordml/cid" xmlns:w16="http://schemas.microsoft.com/office/word/2018/wordml" xmlns:w16sdtdh="http://schemas.microsoft.com/office/word/2020/wordml/sdtdatahash" xmlns:w16sdtfl="http://schemas.microsoft.com/office/word/2024/wordml/sdtformatlock" xmlns:w16se="http://schemas.microsoft.com/office/word/2015/wordml/symex" xmlns:w16du="http://schemas.microsoft.com/office/word/2023/wordml/word16du" xmlns:wne="http://schemas.microsoft.com/office/word/2006/wordml" mc:Ignorable="w14 w15 w16se w16cid w16 w16cex w16sdtdh w16sdtfl w16du wp14">
+<w:hdr xmlns:wpc="http://schemas.microsoft.com/office/word/2010/wordprocessingCanvas" xmlns:cx="http://schemas.microsoft.com/office/drawing/2014/chartex" xmlns:cx1="http://schemas.microsoft.com/office/drawing/2015/9/8/chartex" xmlns:cx2="http://schemas.microsoft.com/office/drawing/2015/10/21/chartex" xmlns:cx3="http://schemas.microsoft.com/office/drawing/2016/5/9/chartex" xmlns:cx4="http://schemas.microsoft.com/office/drawing/2016/5/10/chartex" xmlns:cx5="http://schemas.microsoft.com/office/drawing/2016/5/11/chartex" xmlns:cx6="http://schemas.microsoft.com/office/drawing/2016/5/12/chartex" xmlns:cx7="http://schemas.microsoft.com/office/drawing/2016/5/13/chartex" xmlns:cx8="http://schemas.microsoft.com/office/drawing/2016/5/14/chartex" xmlns:mc="http://schemas.openxmlformats.org/markup-compatibility/2006" xmlns:m="http://schemas.openxmlformats.org/officeDocument/2006/math" xmlns:aink="http://schemas.microsoft.com/office/drawing/2016/ink" xmlns:am3d="http://schemas.microsoft.com/office/drawing/2017/model3d" xmlns:oel="http://schemas.microsoft.com/office/2019/extlst" xmlns:r="http://schemas.openxmlformats.org/officeDocument/2006/relationships" xmlns:wp14="http://schemas.microsoft.com/office/word/2010/wordprocessingDrawing" xmlns:wp="http://schemas.openxmlformats.org/drawingml/2006/wordprocessingDrawing" xmlns:wpg="http://schemas.microsoft.com/office/word/2010/wordprocessingGroup" xmlns:wpi="http://schemas.microsoft.com/office/word/2010/wordprocessingInk" xmlns:wps="http://schemas.microsoft.com/office/word/2010/wordprocessingShape" xmlns:o="urn:schemas-microsoft-com:office:office" xmlns:v="urn:schemas-microsoft-com:vml" xmlns:w10="urn:schemas-microsoft-com:office:word" xmlns:w="http://schemas.openxmlformats.org/wordprocessingml/2006/main" xmlns:w14="http://schemas.microsoft.com/office/word/2010/wordml" xmlns:w15="http://schemas.microsoft.com/office/word/2012/wordml" xmlns:w16cex="http://schemas.microsoft.com/office/word/2018/wordml/cex" xmlns:w16cid="http://schemas.microsoft.com/office/word/2016/wordml/cid" xmlns:w16="http://schemas.microsoft.com/office/word/2018/wordml" xmlns:w16sdtdh="http://schemas.microsoft.com/office/word/2020/wordml/sdtdatahash" xmlns:w16sdtfl="http://schemas.microsoft.com/office/word/2024/wordml/sdtformatlock" xmlns:w16se="http://schemas.microsoft.com/office/word/2015/wordml/symex" xmlns:w16du="http://schemas.microsoft.com/office/word/2023/wordml/word16du" xmlns:wne="http://schemas.microsoft.com/office/word/2006/wordml" mc:Ignorable="w14 w15 w16se w16cid w16 w16cex w16sdtdh w16sdtfl w16du wp14">
   <w:p>
     <w:r>
       <w:t>BDA112 | Urban Air Quality Analytics with Python</w:t>
@@ -1707,7 +2956,7 @@
 </file>
 
 <file path=word/numbering.xml><?xml version="1.0" encoding="utf-8"?>
-<w:numbering xmlns:wpc="http://schemas.microsoft.com/office/word/2010/wordprocessingCanvas" xmlns:cx="http://schemas.microsoft.com/office/drawing/2014/chartex" xmlns:cx1="http://schemas.microsoft.com/office/drawing/2015/9/8/chartex" xmlns:cx2="http://schemas.microsoft.com/office/drawing/2015/10/21/chartex" xmlns:cx3="http://schemas.microsoft.com/office/drawing/2016/5/9/chartex" xmlns:cx4="http://schemas.microsoft.com/office/drawing/2016/5/10/chartex" xmlns:cx5="http://schemas.microsoft.com/office/drawing/2016/5/11/chartex" xmlns:cx6="http://schemas.microsoft.com/office/drawing/2016/5/12/chartex" xmlns:cx7="http://schemas.microsoft.com/office/drawing/2016/5/13/chartex" xmlns:cx8="http://schemas.microsoft.com/office/drawing/2016/5/14/chartex" xmlns:mc="http://schemas.openxmlformats.org/markup-compatibility/2006" xmlns:m="http://schemas.openxmlformats.org/officeDocument/2006/math" xmlns:aink="http://schemas.microsoft.com/office/drawing/2016/ink" xmlns:am3d="http://schemas.microsoft.com/office/drawing/2017/model3d" xmlns:oel="http://schemas.microsoft.com/office/2019/extlst" xmlns:r="http://schemas.openxmlformats.org/officeDocument/2006/relationships" xmlns:wp14="http://schemas.microsoft.com/office/word/2010/wordprocessingDrawing" xmlns:wp="http://schemas.openxmlformats.org/drawingml/2006/wordprocessingDrawing" xmlns:wpg="http://schemas.microsoft.com/office/word/2010/wordprocessingGroup" xmlns:wpi="http://schemas.microsoft.com/office/word/2010/wordprocessingInk" xmlns:wps="http://schemas.microsoft.com/office/word/2010/wordprocessingShape" xmlns:o="urn:schemas-microsoft-com:office:office" xmlns:v="urn:schemas-microsoft-com:vml" xmlns:w10="urn:schemas-microsoft-com:office:word" xmlns:w="http://schemas.openxmlformats.org/wordprocessingml/2006/main" xmlns:w14="http://schemas.microsoft.com/office/word/2010/wordml" xmlns:w15="http://schemas.microsoft.com/office/word/2012/wordml" xmlns:w16cei="http://schemas.microsoft.com/office/word/2026/wordml/cei" xmlns:w16cex="http://schemas.microsoft.com/office/word/2018/wordml/cex" xmlns:w16cid="http://schemas.microsoft.com/office/word/2016/wordml/cid" xmlns:w16="http://schemas.microsoft.com/office/word/2018/wordml" xmlns:w16sdtdh="http://schemas.microsoft.com/office/word/2020/wordml/sdtdatahash" xmlns:w16sdtfl="http://schemas.microsoft.com/office/word/2024/wordml/sdtformatlock" xmlns:w16se="http://schemas.microsoft.com/office/word/2015/wordml/symex" xmlns:w16du="http://schemas.microsoft.com/office/word/2023/wordml/word16du" xmlns:wne="http://schemas.microsoft.com/office/word/2006/wordml" mc:Ignorable="w14 w15 w16se w16cid w16 w16cex w16sdtdh w16sdtfl w16du wp14">
+<w:numbering xmlns:wpc="http://schemas.microsoft.com/office/word/2010/wordprocessingCanvas" xmlns:cx="http://schemas.microsoft.com/office/drawing/2014/chartex" xmlns:cx1="http://schemas.microsoft.com/office/drawing/2015/9/8/chartex" xmlns:cx2="http://schemas.microsoft.com/office/drawing/2015/10/21/chartex" xmlns:cx3="http://schemas.microsoft.com/office/drawing/2016/5/9/chartex" xmlns:cx4="http://schemas.microsoft.com/office/drawing/2016/5/10/chartex" xmlns:cx5="http://schemas.microsoft.com/office/drawing/2016/5/11/chartex" xmlns:cx6="http://schemas.microsoft.com/office/drawing/2016/5/12/chartex" xmlns:cx7="http://schemas.microsoft.com/office/drawing/2016/5/13/chartex" xmlns:cx8="http://schemas.microsoft.com/office/drawing/2016/5/14/chartex" xmlns:mc="http://schemas.openxmlformats.org/markup-compatibility/2006" xmlns:m="http://schemas.openxmlformats.org/officeDocument/2006/math" xmlns:aink="http://schemas.microsoft.com/office/drawing/2016/ink" xmlns:am3d="http://schemas.microsoft.com/office/drawing/2017/model3d" xmlns:oel="http://schemas.microsoft.com/office/2019/extlst" xmlns:r="http://schemas.openxmlformats.org/officeDocument/2006/relationships" xmlns:wp14="http://schemas.microsoft.com/office/word/2010/wordprocessingDrawing" xmlns:wp="http://schemas.openxmlformats.org/drawingml/2006/wordprocessingDrawing" xmlns:wpg="http://schemas.microsoft.com/office/word/2010/wordprocessingGroup" xmlns:wpi="http://schemas.microsoft.com/office/word/2010/wordprocessingInk" xmlns:wps="http://schemas.microsoft.com/office/word/2010/wordprocessingShape" xmlns:o="urn:schemas-microsoft-com:office:office" xmlns:v="urn:schemas-microsoft-com:vml" xmlns:w10="urn:schemas-microsoft-com:office:word" xmlns:w="http://schemas.openxmlformats.org/wordprocessingml/2006/main" xmlns:w14="http://schemas.microsoft.com/office/word/2010/wordml" xmlns:w15="http://schemas.microsoft.com/office/word/2012/wordml" xmlns:w16cex="http://schemas.microsoft.com/office/word/2018/wordml/cex" xmlns:w16cid="http://schemas.microsoft.com/office/word/2016/wordml/cid" xmlns:w16="http://schemas.microsoft.com/office/word/2018/wordml" xmlns:w16sdtdh="http://schemas.microsoft.com/office/word/2020/wordml/sdtdatahash" xmlns:w16sdtfl="http://schemas.microsoft.com/office/word/2024/wordml/sdtformatlock" xmlns:w16se="http://schemas.microsoft.com/office/word/2015/wordml/symex" xmlns:w16du="http://schemas.microsoft.com/office/word/2023/wordml/word16du" xmlns:wne="http://schemas.microsoft.com/office/word/2006/wordml" mc:Ignorable="w14 w15 w16se w16cid w16 w16cex w16sdtdh w16sdtfl w16du wp14">
   <w:abstractNum w:abstractNumId="0" w15:restartNumberingAfterBreak="0">
     <w:nsid w:val="FFFFFF7C"/>
     <w:multiLevelType w:val="singleLevel"/>
@@ -2515,7 +3764,6 @@
   <w:style w:type="character" w:default="1" w:styleId="DefaultParagraphFont">
     <w:name w:val="Default Paragraph Font"/>
     <w:uiPriority w:val="1"/>
-    <w:semiHidden/>
     <w:unhideWhenUsed/>
   </w:style>
   <w:style w:type="table" w:default="1" w:styleId="TableNormal">
@@ -3222,7 +4470,6 @@
     <w:basedOn w:val="Heading1"/>
     <w:next w:val="Normal"/>
     <w:uiPriority w:val="39"/>
-    <w:semiHidden/>
     <w:unhideWhenUsed/>
     <w:qFormat/>
     <w:rsid w:val="00FC693F"/>
@@ -13283,6 +14530,518 @@
         <w:shd w:val="clear" w:color="auto" w:fill="FBCAA2" w:themeFill="accent6" w:themeFillTint="7F"/>
       </w:tcPr>
     </w:tblStylePr>
+  </w:style>
+  <w:style w:type="table" w:styleId="GridTable4-Accent3">
+    <w:name w:val="Grid Table 4 Accent 3"/>
+    <w:basedOn w:val="TableNormal"/>
+    <w:uiPriority w:val="49"/>
+    <w:rsid w:val="006023B3"/>
+    <w:pPr>
+      <w:spacing w:after="0" w:line="240" w:lineRule="auto"/>
+    </w:pPr>
+    <w:tblPr>
+      <w:tblStyleRowBandSize w:val="1"/>
+      <w:tblStyleColBandSize w:val="1"/>
+      <w:tblBorders>
+        <w:top w:val="single" w:sz="4" w:space="0" w:color="C2D69B" w:themeColor="accent3" w:themeTint="99"/>
+        <w:left w:val="single" w:sz="4" w:space="0" w:color="C2D69B" w:themeColor="accent3" w:themeTint="99"/>
+        <w:bottom w:val="single" w:sz="4" w:space="0" w:color="C2D69B" w:themeColor="accent3" w:themeTint="99"/>
+        <w:right w:val="single" w:sz="4" w:space="0" w:color="C2D69B" w:themeColor="accent3" w:themeTint="99"/>
+        <w:insideH w:val="single" w:sz="4" w:space="0" w:color="C2D69B" w:themeColor="accent3" w:themeTint="99"/>
+        <w:insideV w:val="single" w:sz="4" w:space="0" w:color="C2D69B" w:themeColor="accent3" w:themeTint="99"/>
+      </w:tblBorders>
+    </w:tblPr>
+    <w:tblStylePr w:type="firstRow">
+      <w:rPr>
+        <w:b/>
+        <w:bCs/>
+        <w:color w:val="FFFFFF" w:themeColor="background1"/>
+      </w:rPr>
+      <w:tblPr/>
+      <w:tcPr>
+        <w:tcBorders>
+          <w:top w:val="single" w:sz="4" w:space="0" w:color="9BBB59" w:themeColor="accent3"/>
+          <w:left w:val="single" w:sz="4" w:space="0" w:color="9BBB59" w:themeColor="accent3"/>
+          <w:bottom w:val="single" w:sz="4" w:space="0" w:color="9BBB59" w:themeColor="accent3"/>
+          <w:right w:val="single" w:sz="4" w:space="0" w:color="9BBB59" w:themeColor="accent3"/>
+          <w:insideH w:val="nil"/>
+          <w:insideV w:val="nil"/>
+        </w:tcBorders>
+        <w:shd w:val="clear" w:color="auto" w:fill="9BBB59" w:themeFill="accent3"/>
+      </w:tcPr>
+    </w:tblStylePr>
+    <w:tblStylePr w:type="lastRow">
+      <w:rPr>
+        <w:b/>
+        <w:bCs/>
+      </w:rPr>
+      <w:tblPr/>
+      <w:tcPr>
+        <w:tcBorders>
+          <w:top w:val="double" w:sz="4" w:space="0" w:color="9BBB59" w:themeColor="accent3"/>
+        </w:tcBorders>
+      </w:tcPr>
+    </w:tblStylePr>
+    <w:tblStylePr w:type="firstCol">
+      <w:rPr>
+        <w:b/>
+        <w:bCs/>
+      </w:rPr>
+    </w:tblStylePr>
+    <w:tblStylePr w:type="lastCol">
+      <w:rPr>
+        <w:b/>
+        <w:bCs/>
+      </w:rPr>
+    </w:tblStylePr>
+    <w:tblStylePr w:type="band1Vert">
+      <w:tblPr/>
+      <w:tcPr>
+        <w:shd w:val="clear" w:color="auto" w:fill="EAF1DD" w:themeFill="accent3" w:themeFillTint="33"/>
+      </w:tcPr>
+    </w:tblStylePr>
+    <w:tblStylePr w:type="band1Horz">
+      <w:tblPr/>
+      <w:tcPr>
+        <w:shd w:val="clear" w:color="auto" w:fill="EAF1DD" w:themeFill="accent3" w:themeFillTint="33"/>
+      </w:tcPr>
+    </w:tblStylePr>
+  </w:style>
+  <w:style w:type="table" w:styleId="GridTable4-Accent4">
+    <w:name w:val="Grid Table 4 Accent 4"/>
+    <w:basedOn w:val="TableNormal"/>
+    <w:uiPriority w:val="49"/>
+    <w:rsid w:val="006023B3"/>
+    <w:pPr>
+      <w:spacing w:after="0" w:line="240" w:lineRule="auto"/>
+    </w:pPr>
+    <w:tblPr>
+      <w:tblStyleRowBandSize w:val="1"/>
+      <w:tblStyleColBandSize w:val="1"/>
+      <w:tblBorders>
+        <w:top w:val="single" w:sz="4" w:space="0" w:color="B2A1C7" w:themeColor="accent4" w:themeTint="99"/>
+        <w:left w:val="single" w:sz="4" w:space="0" w:color="B2A1C7" w:themeColor="accent4" w:themeTint="99"/>
+        <w:bottom w:val="single" w:sz="4" w:space="0" w:color="B2A1C7" w:themeColor="accent4" w:themeTint="99"/>
+        <w:right w:val="single" w:sz="4" w:space="0" w:color="B2A1C7" w:themeColor="accent4" w:themeTint="99"/>
+        <w:insideH w:val="single" w:sz="4" w:space="0" w:color="B2A1C7" w:themeColor="accent4" w:themeTint="99"/>
+        <w:insideV w:val="single" w:sz="4" w:space="0" w:color="B2A1C7" w:themeColor="accent4" w:themeTint="99"/>
+      </w:tblBorders>
+    </w:tblPr>
+    <w:tblStylePr w:type="firstRow">
+      <w:rPr>
+        <w:b/>
+        <w:bCs/>
+        <w:color w:val="FFFFFF" w:themeColor="background1"/>
+      </w:rPr>
+      <w:tblPr/>
+      <w:tcPr>
+        <w:tcBorders>
+          <w:top w:val="single" w:sz="4" w:space="0" w:color="8064A2" w:themeColor="accent4"/>
+          <w:left w:val="single" w:sz="4" w:space="0" w:color="8064A2" w:themeColor="accent4"/>
+          <w:bottom w:val="single" w:sz="4" w:space="0" w:color="8064A2" w:themeColor="accent4"/>
+          <w:right w:val="single" w:sz="4" w:space="0" w:color="8064A2" w:themeColor="accent4"/>
+          <w:insideH w:val="nil"/>
+          <w:insideV w:val="nil"/>
+        </w:tcBorders>
+        <w:shd w:val="clear" w:color="auto" w:fill="8064A2" w:themeFill="accent4"/>
+      </w:tcPr>
+    </w:tblStylePr>
+    <w:tblStylePr w:type="lastRow">
+      <w:rPr>
+        <w:b/>
+        <w:bCs/>
+      </w:rPr>
+      <w:tblPr/>
+      <w:tcPr>
+        <w:tcBorders>
+          <w:top w:val="double" w:sz="4" w:space="0" w:color="8064A2" w:themeColor="accent4"/>
+        </w:tcBorders>
+      </w:tcPr>
+    </w:tblStylePr>
+    <w:tblStylePr w:type="firstCol">
+      <w:rPr>
+        <w:b/>
+        <w:bCs/>
+      </w:rPr>
+    </w:tblStylePr>
+    <w:tblStylePr w:type="lastCol">
+      <w:rPr>
+        <w:b/>
+        <w:bCs/>
+      </w:rPr>
+    </w:tblStylePr>
+    <w:tblStylePr w:type="band1Vert">
+      <w:tblPr/>
+      <w:tcPr>
+        <w:shd w:val="clear" w:color="auto" w:fill="E5DFEC" w:themeFill="accent4" w:themeFillTint="33"/>
+      </w:tcPr>
+    </w:tblStylePr>
+    <w:tblStylePr w:type="band1Horz">
+      <w:tblPr/>
+      <w:tcPr>
+        <w:shd w:val="clear" w:color="auto" w:fill="E5DFEC" w:themeFill="accent4" w:themeFillTint="33"/>
+      </w:tcPr>
+    </w:tblStylePr>
+  </w:style>
+  <w:style w:type="table" w:styleId="GridTable4-Accent5">
+    <w:name w:val="Grid Table 4 Accent 5"/>
+    <w:basedOn w:val="TableNormal"/>
+    <w:uiPriority w:val="49"/>
+    <w:rsid w:val="006023B3"/>
+    <w:pPr>
+      <w:spacing w:after="0" w:line="240" w:lineRule="auto"/>
+    </w:pPr>
+    <w:tblPr>
+      <w:tblStyleRowBandSize w:val="1"/>
+      <w:tblStyleColBandSize w:val="1"/>
+      <w:tblBorders>
+        <w:top w:val="single" w:sz="4" w:space="0" w:color="92CDDC" w:themeColor="accent5" w:themeTint="99"/>
+        <w:left w:val="single" w:sz="4" w:space="0" w:color="92CDDC" w:themeColor="accent5" w:themeTint="99"/>
+        <w:bottom w:val="single" w:sz="4" w:space="0" w:color="92CDDC" w:themeColor="accent5" w:themeTint="99"/>
+        <w:right w:val="single" w:sz="4" w:space="0" w:color="92CDDC" w:themeColor="accent5" w:themeTint="99"/>
+        <w:insideH w:val="single" w:sz="4" w:space="0" w:color="92CDDC" w:themeColor="accent5" w:themeTint="99"/>
+        <w:insideV w:val="single" w:sz="4" w:space="0" w:color="92CDDC" w:themeColor="accent5" w:themeTint="99"/>
+      </w:tblBorders>
+    </w:tblPr>
+    <w:tblStylePr w:type="firstRow">
+      <w:rPr>
+        <w:b/>
+        <w:bCs/>
+        <w:color w:val="FFFFFF" w:themeColor="background1"/>
+      </w:rPr>
+      <w:tblPr/>
+      <w:tcPr>
+        <w:tcBorders>
+          <w:top w:val="single" w:sz="4" w:space="0" w:color="4BACC6" w:themeColor="accent5"/>
+          <w:left w:val="single" w:sz="4" w:space="0" w:color="4BACC6" w:themeColor="accent5"/>
+          <w:bottom w:val="single" w:sz="4" w:space="0" w:color="4BACC6" w:themeColor="accent5"/>
+          <w:right w:val="single" w:sz="4" w:space="0" w:color="4BACC6" w:themeColor="accent5"/>
+          <w:insideH w:val="nil"/>
+          <w:insideV w:val="nil"/>
+        </w:tcBorders>
+        <w:shd w:val="clear" w:color="auto" w:fill="4BACC6" w:themeFill="accent5"/>
+      </w:tcPr>
+    </w:tblStylePr>
+    <w:tblStylePr w:type="lastRow">
+      <w:rPr>
+        <w:b/>
+        <w:bCs/>
+      </w:rPr>
+      <w:tblPr/>
+      <w:tcPr>
+        <w:tcBorders>
+          <w:top w:val="double" w:sz="4" w:space="0" w:color="4BACC6" w:themeColor="accent5"/>
+        </w:tcBorders>
+      </w:tcPr>
+    </w:tblStylePr>
+    <w:tblStylePr w:type="firstCol">
+      <w:rPr>
+        <w:b/>
+        <w:bCs/>
+      </w:rPr>
+    </w:tblStylePr>
+    <w:tblStylePr w:type="lastCol">
+      <w:rPr>
+        <w:b/>
+        <w:bCs/>
+      </w:rPr>
+    </w:tblStylePr>
+    <w:tblStylePr w:type="band1Vert">
+      <w:tblPr/>
+      <w:tcPr>
+        <w:shd w:val="clear" w:color="auto" w:fill="DAEEF3" w:themeFill="accent5" w:themeFillTint="33"/>
+      </w:tcPr>
+    </w:tblStylePr>
+    <w:tblStylePr w:type="band1Horz">
+      <w:tblPr/>
+      <w:tcPr>
+        <w:shd w:val="clear" w:color="auto" w:fill="DAEEF3" w:themeFill="accent5" w:themeFillTint="33"/>
+      </w:tcPr>
+    </w:tblStylePr>
+  </w:style>
+  <w:style w:type="table" w:styleId="GridTable4-Accent1">
+    <w:name w:val="Grid Table 4 Accent 1"/>
+    <w:basedOn w:val="TableNormal"/>
+    <w:uiPriority w:val="49"/>
+    <w:rsid w:val="006023B3"/>
+    <w:pPr>
+      <w:spacing w:after="0" w:line="240" w:lineRule="auto"/>
+    </w:pPr>
+    <w:tblPr>
+      <w:tblStyleRowBandSize w:val="1"/>
+      <w:tblStyleColBandSize w:val="1"/>
+      <w:tblBorders>
+        <w:top w:val="single" w:sz="4" w:space="0" w:color="95B3D7" w:themeColor="accent1" w:themeTint="99"/>
+        <w:left w:val="single" w:sz="4" w:space="0" w:color="95B3D7" w:themeColor="accent1" w:themeTint="99"/>
+        <w:bottom w:val="single" w:sz="4" w:space="0" w:color="95B3D7" w:themeColor="accent1" w:themeTint="99"/>
+        <w:right w:val="single" w:sz="4" w:space="0" w:color="95B3D7" w:themeColor="accent1" w:themeTint="99"/>
+        <w:insideH w:val="single" w:sz="4" w:space="0" w:color="95B3D7" w:themeColor="accent1" w:themeTint="99"/>
+        <w:insideV w:val="single" w:sz="4" w:space="0" w:color="95B3D7" w:themeColor="accent1" w:themeTint="99"/>
+      </w:tblBorders>
+    </w:tblPr>
+    <w:tblStylePr w:type="firstRow">
+      <w:rPr>
+        <w:b/>
+        <w:bCs/>
+        <w:color w:val="FFFFFF" w:themeColor="background1"/>
+      </w:rPr>
+      <w:tblPr/>
+      <w:tcPr>
+        <w:tcBorders>
+          <w:top w:val="single" w:sz="4" w:space="0" w:color="4F81BD" w:themeColor="accent1"/>
+          <w:left w:val="single" w:sz="4" w:space="0" w:color="4F81BD" w:themeColor="accent1"/>
+          <w:bottom w:val="single" w:sz="4" w:space="0" w:color="4F81BD" w:themeColor="accent1"/>
+          <w:right w:val="single" w:sz="4" w:space="0" w:color="4F81BD" w:themeColor="accent1"/>
+          <w:insideH w:val="nil"/>
+          <w:insideV w:val="nil"/>
+        </w:tcBorders>
+        <w:shd w:val="clear" w:color="auto" w:fill="4F81BD" w:themeFill="accent1"/>
+      </w:tcPr>
+    </w:tblStylePr>
+    <w:tblStylePr w:type="lastRow">
+      <w:rPr>
+        <w:b/>
+        <w:bCs/>
+      </w:rPr>
+      <w:tblPr/>
+      <w:tcPr>
+        <w:tcBorders>
+          <w:top w:val="double" w:sz="4" w:space="0" w:color="4F81BD" w:themeColor="accent1"/>
+        </w:tcBorders>
+      </w:tcPr>
+    </w:tblStylePr>
+    <w:tblStylePr w:type="firstCol">
+      <w:rPr>
+        <w:b/>
+        <w:bCs/>
+      </w:rPr>
+    </w:tblStylePr>
+    <w:tblStylePr w:type="lastCol">
+      <w:rPr>
+        <w:b/>
+        <w:bCs/>
+      </w:rPr>
+    </w:tblStylePr>
+    <w:tblStylePr w:type="band1Vert">
+      <w:tblPr/>
+      <w:tcPr>
+        <w:shd w:val="clear" w:color="auto" w:fill="DBE5F1" w:themeFill="accent1" w:themeFillTint="33"/>
+      </w:tcPr>
+    </w:tblStylePr>
+    <w:tblStylePr w:type="band1Horz">
+      <w:tblPr/>
+      <w:tcPr>
+        <w:shd w:val="clear" w:color="auto" w:fill="DBE5F1" w:themeFill="accent1" w:themeFillTint="33"/>
+      </w:tcPr>
+    </w:tblStylePr>
+  </w:style>
+  <w:style w:type="character" w:styleId="Hyperlink">
+    <w:name w:val="Hyperlink"/>
+    <w:basedOn w:val="DefaultParagraphFont"/>
+    <w:uiPriority w:val="99"/>
+    <w:unhideWhenUsed/>
+    <w:rsid w:val="006023B3"/>
+    <w:rPr>
+      <w:color w:val="0000FF" w:themeColor="hyperlink"/>
+      <w:u w:val="single"/>
+    </w:rPr>
+  </w:style>
+  <w:style w:type="character" w:styleId="UnresolvedMention">
+    <w:name w:val="Unresolved Mention"/>
+    <w:basedOn w:val="DefaultParagraphFont"/>
+    <w:uiPriority w:val="99"/>
+    <w:semiHidden/>
+    <w:unhideWhenUsed/>
+    <w:rsid w:val="006023B3"/>
+    <w:rPr>
+      <w:color w:val="605E5C"/>
+      <w:shd w:val="clear" w:color="auto" w:fill="E1DFDD"/>
+    </w:rPr>
+  </w:style>
+  <w:style w:type="character" w:styleId="FollowedHyperlink">
+    <w:name w:val="FollowedHyperlink"/>
+    <w:basedOn w:val="DefaultParagraphFont"/>
+    <w:uiPriority w:val="99"/>
+    <w:semiHidden/>
+    <w:unhideWhenUsed/>
+    <w:rsid w:val="006023B3"/>
+    <w:rPr>
+      <w:color w:val="800080" w:themeColor="followedHyperlink"/>
+      <w:u w:val="single"/>
+    </w:rPr>
+  </w:style>
+  <w:style w:type="paragraph" w:styleId="TOC1">
+    <w:name w:val="toc 1"/>
+    <w:basedOn w:val="Normal"/>
+    <w:next w:val="Normal"/>
+    <w:autoRedefine/>
+    <w:uiPriority w:val="39"/>
+    <w:unhideWhenUsed/>
+    <w:rsid w:val="00C36BC8"/>
+    <w:pPr>
+      <w:spacing w:before="120" w:after="0"/>
+    </w:pPr>
+    <w:rPr>
+      <w:rFonts w:asciiTheme="minorHAnsi" w:hAnsiTheme="minorHAnsi"/>
+      <w:b/>
+      <w:bCs/>
+      <w:i/>
+      <w:iCs/>
+      <w:sz w:val="24"/>
+      <w:szCs w:val="24"/>
+    </w:rPr>
+  </w:style>
+  <w:style w:type="paragraph" w:styleId="TOC2">
+    <w:name w:val="toc 2"/>
+    <w:basedOn w:val="Normal"/>
+    <w:next w:val="Normal"/>
+    <w:autoRedefine/>
+    <w:uiPriority w:val="39"/>
+    <w:semiHidden/>
+    <w:unhideWhenUsed/>
+    <w:rsid w:val="00C36BC8"/>
+    <w:pPr>
+      <w:spacing w:before="120" w:after="0"/>
+      <w:ind w:left="220"/>
+    </w:pPr>
+    <w:rPr>
+      <w:rFonts w:asciiTheme="minorHAnsi" w:hAnsiTheme="minorHAnsi"/>
+      <w:b/>
+      <w:bCs/>
+    </w:rPr>
+  </w:style>
+  <w:style w:type="paragraph" w:styleId="TOC3">
+    <w:name w:val="toc 3"/>
+    <w:basedOn w:val="Normal"/>
+    <w:next w:val="Normal"/>
+    <w:autoRedefine/>
+    <w:uiPriority w:val="39"/>
+    <w:semiHidden/>
+    <w:unhideWhenUsed/>
+    <w:rsid w:val="00C36BC8"/>
+    <w:pPr>
+      <w:spacing w:after="0"/>
+      <w:ind w:left="440"/>
+    </w:pPr>
+    <w:rPr>
+      <w:rFonts w:asciiTheme="minorHAnsi" w:hAnsiTheme="minorHAnsi"/>
+      <w:sz w:val="20"/>
+      <w:szCs w:val="20"/>
+    </w:rPr>
+  </w:style>
+  <w:style w:type="paragraph" w:styleId="TOC4">
+    <w:name w:val="toc 4"/>
+    <w:basedOn w:val="Normal"/>
+    <w:next w:val="Normal"/>
+    <w:autoRedefine/>
+    <w:uiPriority w:val="39"/>
+    <w:semiHidden/>
+    <w:unhideWhenUsed/>
+    <w:rsid w:val="00C36BC8"/>
+    <w:pPr>
+      <w:spacing w:after="0"/>
+      <w:ind w:left="660"/>
+    </w:pPr>
+    <w:rPr>
+      <w:rFonts w:asciiTheme="minorHAnsi" w:hAnsiTheme="minorHAnsi"/>
+      <w:sz w:val="20"/>
+      <w:szCs w:val="20"/>
+    </w:rPr>
+  </w:style>
+  <w:style w:type="paragraph" w:styleId="TOC5">
+    <w:name w:val="toc 5"/>
+    <w:basedOn w:val="Normal"/>
+    <w:next w:val="Normal"/>
+    <w:autoRedefine/>
+    <w:uiPriority w:val="39"/>
+    <w:semiHidden/>
+    <w:unhideWhenUsed/>
+    <w:rsid w:val="00C36BC8"/>
+    <w:pPr>
+      <w:spacing w:after="0"/>
+      <w:ind w:left="880"/>
+    </w:pPr>
+    <w:rPr>
+      <w:rFonts w:asciiTheme="minorHAnsi" w:hAnsiTheme="minorHAnsi"/>
+      <w:sz w:val="20"/>
+      <w:szCs w:val="20"/>
+    </w:rPr>
+  </w:style>
+  <w:style w:type="paragraph" w:styleId="TOC6">
+    <w:name w:val="toc 6"/>
+    <w:basedOn w:val="Normal"/>
+    <w:next w:val="Normal"/>
+    <w:autoRedefine/>
+    <w:uiPriority w:val="39"/>
+    <w:semiHidden/>
+    <w:unhideWhenUsed/>
+    <w:rsid w:val="00C36BC8"/>
+    <w:pPr>
+      <w:spacing w:after="0"/>
+      <w:ind w:left="1100"/>
+    </w:pPr>
+    <w:rPr>
+      <w:rFonts w:asciiTheme="minorHAnsi" w:hAnsiTheme="minorHAnsi"/>
+      <w:sz w:val="20"/>
+      <w:szCs w:val="20"/>
+    </w:rPr>
+  </w:style>
+  <w:style w:type="paragraph" w:styleId="TOC7">
+    <w:name w:val="toc 7"/>
+    <w:basedOn w:val="Normal"/>
+    <w:next w:val="Normal"/>
+    <w:autoRedefine/>
+    <w:uiPriority w:val="39"/>
+    <w:semiHidden/>
+    <w:unhideWhenUsed/>
+    <w:rsid w:val="00C36BC8"/>
+    <w:pPr>
+      <w:spacing w:after="0"/>
+      <w:ind w:left="1320"/>
+    </w:pPr>
+    <w:rPr>
+      <w:rFonts w:asciiTheme="minorHAnsi" w:hAnsiTheme="minorHAnsi"/>
+      <w:sz w:val="20"/>
+      <w:szCs w:val="20"/>
+    </w:rPr>
+  </w:style>
+  <w:style w:type="paragraph" w:styleId="TOC8">
+    <w:name w:val="toc 8"/>
+    <w:basedOn w:val="Normal"/>
+    <w:next w:val="Normal"/>
+    <w:autoRedefine/>
+    <w:uiPriority w:val="39"/>
+    <w:semiHidden/>
+    <w:unhideWhenUsed/>
+    <w:rsid w:val="00C36BC8"/>
+    <w:pPr>
+      <w:spacing w:after="0"/>
+      <w:ind w:left="1540"/>
+    </w:pPr>
+    <w:rPr>
+      <w:rFonts w:asciiTheme="minorHAnsi" w:hAnsiTheme="minorHAnsi"/>
+      <w:sz w:val="20"/>
+      <w:szCs w:val="20"/>
+    </w:rPr>
+  </w:style>
+  <w:style w:type="paragraph" w:styleId="TOC9">
+    <w:name w:val="toc 9"/>
+    <w:basedOn w:val="Normal"/>
+    <w:next w:val="Normal"/>
+    <w:autoRedefine/>
+    <w:uiPriority w:val="39"/>
+    <w:semiHidden/>
+    <w:unhideWhenUsed/>
+    <w:rsid w:val="00C36BC8"/>
+    <w:pPr>
+      <w:spacing w:after="0"/>
+      <w:ind w:left="1760"/>
+    </w:pPr>
+    <w:rPr>
+      <w:rFonts w:asciiTheme="minorHAnsi" w:hAnsiTheme="minorHAnsi"/>
+      <w:sz w:val="20"/>
+      <w:szCs w:val="20"/>
+    </w:rPr>
   </w:style>
 </w:styles>
 </file>

--- a/204_Spyder_BDA112_Ass2.docx
+++ b/204_Spyder_BDA112_Ass2.docx
@@ -1,1244 +1,291 @@
 
 <file path=word/document.xml><?xml version="1.0" encoding="utf-8"?>
-<w:document xmlns:wpc="http://schemas.microsoft.com/office/word/2010/wordprocessingCanvas" xmlns:cx="http://schemas.microsoft.com/office/drawing/2014/chartex" xmlns:cx1="http://schemas.microsoft.com/office/drawing/2015/9/8/chartex" xmlns:cx2="http://schemas.microsoft.com/office/drawing/2015/10/21/chartex" xmlns:cx3="http://schemas.microsoft.com/office/drawing/2016/5/9/chartex" xmlns:cx4="http://schemas.microsoft.com/office/drawing/2016/5/10/chartex" xmlns:cx5="http://schemas.microsoft.com/office/drawing/2016/5/11/chartex" xmlns:cx6="http://schemas.microsoft.com/office/drawing/2016/5/12/chartex" xmlns:cx7="http://schemas.microsoft.com/office/drawing/2016/5/13/chartex" xmlns:cx8="http://schemas.microsoft.com/office/drawing/2016/5/14/chartex" xmlns:mc="http://schemas.openxmlformats.org/markup-compatibility/2006" xmlns:m="http://schemas.openxmlformats.org/officeDocument/2006/math" xmlns:aink="http://schemas.microsoft.com/office/drawing/2016/ink" xmlns:am3d="http://schemas.microsoft.com/office/drawing/2017/model3d" xmlns:oel="http://schemas.microsoft.com/office/2019/extlst" xmlns:r="http://schemas.openxmlformats.org/officeDocument/2006/relationships" xmlns:wp14="http://schemas.microsoft.com/office/word/2010/wordprocessingDrawing" xmlns:wp="http://schemas.openxmlformats.org/drawingml/2006/wordprocessingDrawing" xmlns:wpg="http://schemas.microsoft.com/office/word/2010/wordprocessingGroup" xmlns:wpi="http://schemas.microsoft.com/office/word/2010/wordprocessingInk" xmlns:wps="http://schemas.microsoft.com/office/word/2010/wordprocessingShape" xmlns:o="urn:schemas-microsoft-com:office:office" xmlns:v="urn:schemas-microsoft-com:vml" xmlns:w10="urn:schemas-microsoft-com:office:word" xmlns:w="http://schemas.openxmlformats.org/wordprocessingml/2006/main" xmlns:w14="http://schemas.microsoft.com/office/word/2010/wordml" xmlns:w15="http://schemas.microsoft.com/office/word/2012/wordml" xmlns:w16cex="http://schemas.microsoft.com/office/word/2018/wordml/cex" xmlns:w16cid="http://schemas.microsoft.com/office/word/2016/wordml/cid" xmlns:w16="http://schemas.microsoft.com/office/word/2018/wordml" xmlns:w16sdtdh="http://schemas.microsoft.com/office/word/2020/wordml/sdtdatahash" xmlns:w16sdtfl="http://schemas.microsoft.com/office/word/2024/wordml/sdtformatlock" xmlns:w16se="http://schemas.microsoft.com/office/word/2015/wordml/symex" xmlns:w16du="http://schemas.microsoft.com/office/word/2023/wordml/word16du" xmlns:wne="http://schemas.microsoft.com/office/word/2006/wordml" mc:Ignorable="w14 w15 w16se w16cid w16 w16cex w16sdtdh w16sdtfl w16du wp14">
+<w:document xmlns:wpc="http://schemas.microsoft.com/office/word/2010/wordprocessingCanvas" xmlns:cx="http://schemas.microsoft.com/office/drawing/2014/chartex" xmlns:cx1="http://schemas.microsoft.com/office/drawing/2015/9/8/chartex" xmlns:cx2="http://schemas.microsoft.com/office/drawing/2015/10/21/chartex" xmlns:cx3="http://schemas.microsoft.com/office/drawing/2016/5/9/chartex" xmlns:cx4="http://schemas.microsoft.com/office/drawing/2016/5/10/chartex" xmlns:cx5="http://schemas.microsoft.com/office/drawing/2016/5/11/chartex" xmlns:cx6="http://schemas.microsoft.com/office/drawing/2016/5/12/chartex" xmlns:cx7="http://schemas.microsoft.com/office/drawing/2016/5/13/chartex" xmlns:cx8="http://schemas.microsoft.com/office/drawing/2016/5/14/chartex" xmlns:mc="http://schemas.openxmlformats.org/markup-compatibility/2006" xmlns:m="http://schemas.openxmlformats.org/officeDocument/2006/math" xmlns:aink="http://schemas.microsoft.com/office/drawing/2016/ink" xmlns:am3d="http://schemas.microsoft.com/office/drawing/2017/model3d" xmlns:oel="http://schemas.microsoft.com/office/2019/extlst" xmlns:r="http://schemas.openxmlformats.org/officeDocument/2006/relationships" xmlns:wp14="http://schemas.microsoft.com/office/word/2010/wordprocessingDrawing" xmlns:wp="http://schemas.openxmlformats.org/drawingml/2006/wordprocessingDrawing" xmlns:wpg="http://schemas.microsoft.com/office/word/2010/wordprocessingGroup" xmlns:wpi="http://schemas.microsoft.com/office/word/2010/wordprocessingInk" xmlns:wps="http://schemas.microsoft.com/office/word/2010/wordprocessingShape" xmlns:o="urn:schemas-microsoft-com:office:office" xmlns:v="urn:schemas-microsoft-com:vml" xmlns:w10="urn:schemas-microsoft-com:office:word" xmlns:w="http://schemas.openxmlformats.org/wordprocessingml/2006/main" xmlns:w14="http://schemas.microsoft.com/office/word/2010/wordml" xmlns:w15="http://schemas.microsoft.com/office/word/2012/wordml" xmlns:w16cei="http://schemas.microsoft.com/office/word/2026/wordml/cei" xmlns:w16cex="http://schemas.microsoft.com/office/word/2018/wordml/cex" xmlns:w16cid="http://schemas.microsoft.com/office/word/2016/wordml/cid" xmlns:w16="http://schemas.microsoft.com/office/word/2018/wordml" xmlns:w16sdtdh="http://schemas.microsoft.com/office/word/2020/wordml/sdtdatahash" xmlns:w16sdtfl="http://schemas.microsoft.com/office/word/2024/wordml/sdtformatlock" xmlns:w16se="http://schemas.microsoft.com/office/word/2015/wordml/symex" xmlns:w16du="http://schemas.microsoft.com/office/word/2023/wordml/word16du" xmlns:wne="http://schemas.microsoft.com/office/word/2006/wordml" mc:Ignorable="w14 w15 w16se w16cid w16 w16cex w16sdtdh w16sdtfl w16du wp14">
   <w:body>
     <w:p>
       <w:pPr>
         <w:pStyle w:val="Title"/>
-        <w:spacing w:line="360" w:lineRule="auto"/>
+      </w:pPr>
+      <w:r>
+        <w:t>Urban Air Quality Analytics with Python</w:t>
+      </w:r>
+    </w:p>
+    <w:p>
+      <w:r>
+        <w:t>BDA112 Assignment 2 | Group: [number] | Members and IDs: [add details]</w:t>
+      </w:r>
+    </w:p>
+    <w:p>
+      <w:pPr>
+        <w:pStyle w:val="Heading1"/>
+      </w:pPr>
+      <w:r>
+        <w:t>1. Introduction and project objective</w:t>
+      </w:r>
+    </w:p>
+    <w:p>
+      <w:pPr>
+        <w:pStyle w:val="Heading1"/>
         <w:rPr>
-          <w:rFonts w:cstheme="majorHAnsi"/>
+          <w:rFonts w:ascii="Times New Roman" w:eastAsiaTheme="minorEastAsia" w:hAnsi="Times New Roman" w:cstheme="minorBidi"/>
+          <w:b w:val="0"/>
+          <w:bCs w:val="0"/>
           <w:szCs w:val="22"/>
         </w:rPr>
       </w:pPr>
       <w:r>
         <w:rPr>
-          <w:rFonts w:cstheme="majorHAnsi"/>
+          <w:rFonts w:ascii="Times New Roman" w:eastAsiaTheme="minorEastAsia" w:hAnsi="Times New Roman" w:cstheme="minorBidi"/>
+          <w:b w:val="0"/>
+          <w:bCs w:val="0"/>
           <w:szCs w:val="22"/>
         </w:rPr>
-        <w:t>Urban Air Quality Analytics with Python</w:t>
-      </w:r>
-    </w:p>
-    <w:p>
-      <w:pPr>
-        <w:spacing w:line="360" w:lineRule="auto"/>
-        <w:rPr>
-          <w:rFonts w:asciiTheme="majorHAnsi" w:hAnsiTheme="majorHAnsi" w:cstheme="majorHAnsi"/>
-        </w:rPr>
-      </w:pPr>
-      <w:r>
-        <w:rPr>
-          <w:rFonts w:asciiTheme="majorHAnsi" w:hAnsiTheme="majorHAnsi" w:cstheme="majorHAnsi"/>
-        </w:rPr>
-        <w:t>BDA112 Assignment 2 | Group: [number] | Members and IDs: [add details]</w:t>
-      </w:r>
-    </w:p>
-    <w:p>
-      <w:pPr>
-        <w:spacing w:after="200" w:line="360" w:lineRule="auto"/>
-        <w:rPr>
-          <w:rFonts w:asciiTheme="majorHAnsi" w:eastAsiaTheme="majorEastAsia" w:hAnsiTheme="majorHAnsi" w:cstheme="majorHAnsi"/>
-          <w:b/>
-          <w:bCs/>
-          <w:color w:val="76923C" w:themeColor="accent3" w:themeShade="BF"/>
-          <w:sz w:val="28"/>
-          <w:szCs w:val="28"/>
-        </w:rPr>
-      </w:pPr>
-      <w:r>
-        <w:rPr>
-          <w:rFonts w:asciiTheme="majorHAnsi" w:hAnsiTheme="majorHAnsi" w:cstheme="majorHAnsi"/>
-          <w:color w:val="76923C" w:themeColor="accent3" w:themeShade="BF"/>
-          <w:sz w:val="28"/>
-        </w:rPr>
-        <w:br w:type="page"/>
-      </w:r>
-    </w:p>
-    <w:sdt>
-      <w:sdtPr>
-        <w:id w:val="1922825863"/>
-        <w:docPartObj>
-          <w:docPartGallery w:val="Table of Contents"/>
-          <w:docPartUnique/>
-        </w:docPartObj>
-      </w:sdtPr>
-      <w:sdtEndPr>
-        <w:rPr>
-          <w:rFonts w:ascii="Times New Roman" w:eastAsiaTheme="minorEastAsia" w:hAnsi="Times New Roman" w:cstheme="minorBidi"/>
-          <w:noProof/>
-          <w:color w:val="000000" w:themeColor="text1"/>
-          <w:szCs w:val="22"/>
-          <w:highlight w:val="yellow"/>
-        </w:rPr>
-      </w:sdtEndPr>
-      <w:sdtContent>
-        <w:p>
-          <w:pPr>
-            <w:pStyle w:val="TOCHeading"/>
-            <w:spacing w:line="600" w:lineRule="auto"/>
-            <w:jc w:val="center"/>
-            <w:rPr>
-              <w:color w:val="76923C" w:themeColor="accent3" w:themeShade="BF"/>
-              <w:sz w:val="32"/>
-              <w:szCs w:val="32"/>
-            </w:rPr>
-          </w:pPr>
-          <w:r>
-            <w:rPr>
-              <w:color w:val="76923C" w:themeColor="accent3" w:themeShade="BF"/>
-              <w:sz w:val="32"/>
-              <w:szCs w:val="32"/>
-            </w:rPr>
-            <w:t>Table of Contents</w:t>
-          </w:r>
-        </w:p>
-        <w:p>
-          <w:pPr>
-            <w:pStyle w:val="TOC1"/>
-            <w:tabs>
-              <w:tab w:val="right" w:leader="dot" w:pos="9016"/>
-            </w:tabs>
-            <w:spacing w:line="600" w:lineRule="auto"/>
-            <w:rPr>
-              <w:b w:val="0"/>
-              <w:bCs w:val="0"/>
-              <w:i w:val="0"/>
-              <w:iCs w:val="0"/>
-              <w:noProof/>
-              <w:color w:val="000000" w:themeColor="text1"/>
-              <w:kern w:val="2"/>
-              <w:lang w:val="en-GB" w:eastAsia="en-GB"/>
-              <w14:ligatures w14:val="standardContextual"/>
-            </w:rPr>
-          </w:pPr>
-          <w:r>
-            <w:rPr>
-              <w:b w:val="0"/>
-              <w:bCs w:val="0"/>
-              <w:color w:val="000000" w:themeColor="text1"/>
-              <w:highlight w:val="yellow"/>
-            </w:rPr>
-            <w:fldChar w:fldCharType="begin"/>
-          </w:r>
-          <w:r>
-            <w:rPr>
-              <w:color w:val="000000" w:themeColor="text1"/>
-              <w:highlight w:val="yellow"/>
-            </w:rPr>
-            <w:instrText xml:space="preserve"> TOC \o "1-3" \h \z \u </w:instrText>
-          </w:r>
-          <w:r>
-            <w:rPr>
-              <w:b w:val="0"/>
-              <w:bCs w:val="0"/>
-              <w:color w:val="000000" w:themeColor="text1"/>
-              <w:highlight w:val="yellow"/>
-            </w:rPr>
-            <w:fldChar w:fldCharType="separate"/>
-          </w:r>
-          <w:hyperlink w:anchor="_Toc241285187" w:history="1">
-            <w:r>
-              <w:rPr>
-                <w:rStyle w:val="Hyperlink"/>
-                <w:rFonts w:cstheme="majorHAnsi"/>
-                <w:noProof/>
-                <w:color w:val="000000" w:themeColor="text1"/>
-              </w:rPr>
-              <w:t>Introduction and project objective</w:t>
-            </w:r>
-            <w:r>
-              <w:rPr>
-                <w:noProof/>
-                <w:webHidden/>
-                <w:color w:val="000000" w:themeColor="text1"/>
-              </w:rPr>
-              <w:tab/>
-            </w:r>
-            <w:r>
-              <w:rPr>
-                <w:noProof/>
-                <w:webHidden/>
-                <w:color w:val="000000" w:themeColor="text1"/>
-              </w:rPr>
-              <w:fldChar w:fldCharType="begin"/>
-            </w:r>
-            <w:r>
-              <w:rPr>
-                <w:noProof/>
-                <w:webHidden/>
-                <w:color w:val="000000" w:themeColor="text1"/>
-              </w:rPr>
-              <w:instrText xml:space="preserve"> PAGEREF _Toc241285187 \h </w:instrText>
-            </w:r>
-            <w:r>
-              <w:rPr>
-                <w:noProof/>
-                <w:webHidden/>
-                <w:color w:val="000000" w:themeColor="text1"/>
-              </w:rPr>
-            </w:r>
-            <w:r>
-              <w:rPr>
-                <w:noProof/>
-                <w:webHidden/>
-                <w:color w:val="000000" w:themeColor="text1"/>
-              </w:rPr>
-              <w:fldChar w:fldCharType="separate"/>
-            </w:r>
-            <w:r>
-              <w:rPr>
-                <w:noProof/>
-                <w:webHidden/>
-                <w:color w:val="000000" w:themeColor="text1"/>
-              </w:rPr>
-              <w:t>3</w:t>
-            </w:r>
-            <w:r>
-              <w:rPr>
-                <w:noProof/>
-                <w:webHidden/>
-                <w:color w:val="000000" w:themeColor="text1"/>
-              </w:rPr>
-              <w:fldChar w:fldCharType="end"/>
-            </w:r>
-          </w:hyperlink>
-        </w:p>
-        <w:p>
-          <w:pPr>
-            <w:pStyle w:val="TOC1"/>
-            <w:tabs>
-              <w:tab w:val="right" w:leader="dot" w:pos="9016"/>
-            </w:tabs>
-            <w:spacing w:line="600" w:lineRule="auto"/>
-            <w:rPr>
-              <w:b w:val="0"/>
-              <w:bCs w:val="0"/>
-              <w:i w:val="0"/>
-              <w:iCs w:val="0"/>
-              <w:noProof/>
-              <w:color w:val="000000" w:themeColor="text1"/>
-              <w:kern w:val="2"/>
-              <w:lang w:val="en-GB" w:eastAsia="en-GB"/>
-              <w14:ligatures w14:val="standardContextual"/>
-            </w:rPr>
-          </w:pPr>
-          <w:hyperlink w:anchor="_Toc241285188" w:history="1">
-            <w:r>
-              <w:rPr>
-                <w:rStyle w:val="Hyperlink"/>
-                <w:rFonts w:cstheme="majorHAnsi"/>
-                <w:noProof/>
-                <w:color w:val="000000" w:themeColor="text1"/>
-              </w:rPr>
-              <w:t>Eval</w:t>
-            </w:r>
-            <w:r>
-              <w:rPr>
-                <w:rStyle w:val="Hyperlink"/>
-                <w:rFonts w:cstheme="majorHAnsi"/>
-                <w:noProof/>
-                <w:color w:val="000000" w:themeColor="text1"/>
-              </w:rPr>
-              <w:t>u</w:t>
-            </w:r>
-            <w:r>
-              <w:rPr>
-                <w:rStyle w:val="Hyperlink"/>
-                <w:rFonts w:cstheme="majorHAnsi"/>
-                <w:noProof/>
-                <w:color w:val="000000" w:themeColor="text1"/>
-              </w:rPr>
-              <w:t>ation and justification of tools</w:t>
-            </w:r>
-            <w:r>
-              <w:rPr>
-                <w:noProof/>
-                <w:webHidden/>
-                <w:color w:val="000000" w:themeColor="text1"/>
-              </w:rPr>
-              <w:tab/>
-            </w:r>
-            <w:r>
-              <w:rPr>
-                <w:noProof/>
-                <w:webHidden/>
-                <w:color w:val="000000" w:themeColor="text1"/>
-              </w:rPr>
-              <w:fldChar w:fldCharType="begin"/>
-            </w:r>
-            <w:r>
-              <w:rPr>
-                <w:noProof/>
-                <w:webHidden/>
-                <w:color w:val="000000" w:themeColor="text1"/>
-              </w:rPr>
-              <w:instrText xml:space="preserve"> PAGEREF _Toc241285188 \h </w:instrText>
-            </w:r>
-            <w:r>
-              <w:rPr>
-                <w:noProof/>
-                <w:webHidden/>
-                <w:color w:val="000000" w:themeColor="text1"/>
-              </w:rPr>
-            </w:r>
-            <w:r>
-              <w:rPr>
-                <w:noProof/>
-                <w:webHidden/>
-                <w:color w:val="000000" w:themeColor="text1"/>
-              </w:rPr>
-              <w:fldChar w:fldCharType="separate"/>
-            </w:r>
-            <w:r>
-              <w:rPr>
-                <w:noProof/>
-                <w:webHidden/>
-                <w:color w:val="000000" w:themeColor="text1"/>
-              </w:rPr>
-              <w:t>3</w:t>
-            </w:r>
-            <w:r>
-              <w:rPr>
-                <w:noProof/>
-                <w:webHidden/>
-                <w:color w:val="000000" w:themeColor="text1"/>
-              </w:rPr>
-              <w:fldChar w:fldCharType="end"/>
-            </w:r>
-          </w:hyperlink>
-        </w:p>
-        <w:p>
-          <w:pPr>
-            <w:pStyle w:val="TOC1"/>
-            <w:tabs>
-              <w:tab w:val="right" w:leader="dot" w:pos="9016"/>
-            </w:tabs>
-            <w:spacing w:line="600" w:lineRule="auto"/>
-            <w:rPr>
-              <w:b w:val="0"/>
-              <w:bCs w:val="0"/>
-              <w:i w:val="0"/>
-              <w:iCs w:val="0"/>
-              <w:noProof/>
-              <w:color w:val="000000" w:themeColor="text1"/>
-              <w:kern w:val="2"/>
-              <w:lang w:val="en-GB" w:eastAsia="en-GB"/>
-              <w14:ligatures w14:val="standardContextual"/>
-            </w:rPr>
-          </w:pPr>
-          <w:hyperlink w:anchor="_Toc241285189" w:history="1">
-            <w:r>
-              <w:rPr>
-                <w:rStyle w:val="Hyperlink"/>
-                <w:rFonts w:cstheme="majorHAnsi"/>
-                <w:noProof/>
-                <w:color w:val="000000" w:themeColor="text1"/>
-              </w:rPr>
-              <w:t>Dataset acquisition and scope</w:t>
-            </w:r>
-            <w:r>
-              <w:rPr>
-                <w:noProof/>
-                <w:webHidden/>
-                <w:color w:val="000000" w:themeColor="text1"/>
-              </w:rPr>
-              <w:tab/>
-            </w:r>
-            <w:r>
-              <w:rPr>
-                <w:noProof/>
-                <w:webHidden/>
-                <w:color w:val="000000" w:themeColor="text1"/>
-              </w:rPr>
-              <w:fldChar w:fldCharType="begin"/>
-            </w:r>
-            <w:r>
-              <w:rPr>
-                <w:noProof/>
-                <w:webHidden/>
-                <w:color w:val="000000" w:themeColor="text1"/>
-              </w:rPr>
-              <w:instrText xml:space="preserve"> PAGEREF _Toc241285189 \h </w:instrText>
-            </w:r>
-            <w:r>
-              <w:rPr>
-                <w:noProof/>
-                <w:webHidden/>
-                <w:color w:val="000000" w:themeColor="text1"/>
-              </w:rPr>
-            </w:r>
-            <w:r>
-              <w:rPr>
-                <w:noProof/>
-                <w:webHidden/>
-                <w:color w:val="000000" w:themeColor="text1"/>
-              </w:rPr>
-              <w:fldChar w:fldCharType="separate"/>
-            </w:r>
-            <w:r>
-              <w:rPr>
-                <w:noProof/>
-                <w:webHidden/>
-                <w:color w:val="000000" w:themeColor="text1"/>
-              </w:rPr>
-              <w:t>4</w:t>
-            </w:r>
-            <w:r>
-              <w:rPr>
-                <w:noProof/>
-                <w:webHidden/>
-                <w:color w:val="000000" w:themeColor="text1"/>
-              </w:rPr>
-              <w:fldChar w:fldCharType="end"/>
-            </w:r>
-          </w:hyperlink>
-        </w:p>
-        <w:p>
-          <w:pPr>
-            <w:pStyle w:val="TOC1"/>
-            <w:tabs>
-              <w:tab w:val="right" w:leader="dot" w:pos="9016"/>
-            </w:tabs>
-            <w:spacing w:line="600" w:lineRule="auto"/>
-            <w:rPr>
-              <w:b w:val="0"/>
-              <w:bCs w:val="0"/>
-              <w:i w:val="0"/>
-              <w:iCs w:val="0"/>
-              <w:noProof/>
-              <w:color w:val="000000" w:themeColor="text1"/>
-              <w:kern w:val="2"/>
-              <w:lang w:val="en-GB" w:eastAsia="en-GB"/>
-              <w14:ligatures w14:val="standardContextual"/>
-            </w:rPr>
-          </w:pPr>
-          <w:hyperlink w:anchor="_Toc241285190" w:history="1">
-            <w:r>
-              <w:rPr>
-                <w:rStyle w:val="Hyperlink"/>
-                <w:rFonts w:cstheme="majorHAnsi"/>
-                <w:noProof/>
-                <w:color w:val="000000" w:themeColor="text1"/>
-              </w:rPr>
-              <w:t>Data quality assessment and preprocessing</w:t>
-            </w:r>
-            <w:r>
-              <w:rPr>
-                <w:noProof/>
-                <w:webHidden/>
-                <w:color w:val="000000" w:themeColor="text1"/>
-              </w:rPr>
-              <w:tab/>
-            </w:r>
-            <w:r>
-              <w:rPr>
-                <w:noProof/>
-                <w:webHidden/>
-                <w:color w:val="000000" w:themeColor="text1"/>
-              </w:rPr>
-              <w:fldChar w:fldCharType="begin"/>
-            </w:r>
-            <w:r>
-              <w:rPr>
-                <w:noProof/>
-                <w:webHidden/>
-                <w:color w:val="000000" w:themeColor="text1"/>
-              </w:rPr>
-              <w:instrText xml:space="preserve"> PAGEREF _Toc241285190 \h </w:instrText>
-            </w:r>
-            <w:r>
-              <w:rPr>
-                <w:noProof/>
-                <w:webHidden/>
-                <w:color w:val="000000" w:themeColor="text1"/>
-              </w:rPr>
-            </w:r>
-            <w:r>
-              <w:rPr>
-                <w:noProof/>
-                <w:webHidden/>
-                <w:color w:val="000000" w:themeColor="text1"/>
-              </w:rPr>
-              <w:fldChar w:fldCharType="separate"/>
-            </w:r>
-            <w:r>
-              <w:rPr>
-                <w:noProof/>
-                <w:webHidden/>
-                <w:color w:val="000000" w:themeColor="text1"/>
-              </w:rPr>
-              <w:t>4</w:t>
-            </w:r>
-            <w:r>
-              <w:rPr>
-                <w:noProof/>
-                <w:webHidden/>
-                <w:color w:val="000000" w:themeColor="text1"/>
-              </w:rPr>
-              <w:fldChar w:fldCharType="end"/>
-            </w:r>
-          </w:hyperlink>
-        </w:p>
-        <w:p>
-          <w:pPr>
-            <w:pStyle w:val="TOC1"/>
-            <w:tabs>
-              <w:tab w:val="right" w:leader="dot" w:pos="9016"/>
-            </w:tabs>
-            <w:spacing w:line="600" w:lineRule="auto"/>
-            <w:rPr>
-              <w:b w:val="0"/>
-              <w:bCs w:val="0"/>
-              <w:i w:val="0"/>
-              <w:iCs w:val="0"/>
-              <w:noProof/>
-              <w:color w:val="000000" w:themeColor="text1"/>
-              <w:kern w:val="2"/>
-              <w:lang w:val="en-GB" w:eastAsia="en-GB"/>
-              <w14:ligatures w14:val="standardContextual"/>
-            </w:rPr>
-          </w:pPr>
-          <w:hyperlink w:anchor="_Toc241285191" w:history="1">
-            <w:r>
-              <w:rPr>
-                <w:rStyle w:val="Hyperlink"/>
-                <w:rFonts w:cstheme="majorHAnsi"/>
-                <w:noProof/>
-                <w:color w:val="000000" w:themeColor="text1"/>
-              </w:rPr>
-              <w:t>Exploratory data analysis and findings</w:t>
-            </w:r>
-            <w:r>
-              <w:rPr>
-                <w:noProof/>
-                <w:webHidden/>
-                <w:color w:val="000000" w:themeColor="text1"/>
-              </w:rPr>
-              <w:tab/>
-            </w:r>
-            <w:r>
-              <w:rPr>
-                <w:noProof/>
-                <w:webHidden/>
-                <w:color w:val="000000" w:themeColor="text1"/>
-              </w:rPr>
-              <w:fldChar w:fldCharType="begin"/>
-            </w:r>
-            <w:r>
-              <w:rPr>
-                <w:noProof/>
-                <w:webHidden/>
-                <w:color w:val="000000" w:themeColor="text1"/>
-              </w:rPr>
-              <w:instrText xml:space="preserve"> PAGEREF _Toc241285191 \h </w:instrText>
-            </w:r>
-            <w:r>
-              <w:rPr>
-                <w:noProof/>
-                <w:webHidden/>
-                <w:color w:val="000000" w:themeColor="text1"/>
-              </w:rPr>
-            </w:r>
-            <w:r>
-              <w:rPr>
-                <w:noProof/>
-                <w:webHidden/>
-                <w:color w:val="000000" w:themeColor="text1"/>
-              </w:rPr>
-              <w:fldChar w:fldCharType="separate"/>
-            </w:r>
-            <w:r>
-              <w:rPr>
-                <w:noProof/>
-                <w:webHidden/>
-                <w:color w:val="000000" w:themeColor="text1"/>
-              </w:rPr>
-              <w:t>6</w:t>
-            </w:r>
-            <w:r>
-              <w:rPr>
-                <w:noProof/>
-                <w:webHidden/>
-                <w:color w:val="000000" w:themeColor="text1"/>
-              </w:rPr>
-              <w:fldChar w:fldCharType="end"/>
-            </w:r>
-          </w:hyperlink>
-        </w:p>
-        <w:p>
-          <w:pPr>
-            <w:pStyle w:val="TOC1"/>
-            <w:tabs>
-              <w:tab w:val="right" w:leader="dot" w:pos="9016"/>
-            </w:tabs>
-            <w:spacing w:line="600" w:lineRule="auto"/>
-            <w:rPr>
-              <w:b w:val="0"/>
-              <w:bCs w:val="0"/>
-              <w:i w:val="0"/>
-              <w:iCs w:val="0"/>
-              <w:noProof/>
-              <w:color w:val="000000" w:themeColor="text1"/>
-              <w:kern w:val="2"/>
-              <w:lang w:val="en-GB" w:eastAsia="en-GB"/>
-              <w14:ligatures w14:val="standardContextual"/>
-            </w:rPr>
-          </w:pPr>
-          <w:hyperlink w:anchor="_Toc241285192" w:history="1">
-            <w:r>
-              <w:rPr>
-                <w:rStyle w:val="Hyperlink"/>
-                <w:rFonts w:cstheme="majorHAnsi"/>
-                <w:noProof/>
-                <w:color w:val="000000" w:themeColor="text1"/>
-              </w:rPr>
-              <w:t>Predictive models and evaluation</w:t>
-            </w:r>
-            <w:r>
-              <w:rPr>
-                <w:noProof/>
-                <w:webHidden/>
-                <w:color w:val="000000" w:themeColor="text1"/>
-              </w:rPr>
-              <w:tab/>
-            </w:r>
-            <w:r>
-              <w:rPr>
-                <w:noProof/>
-                <w:webHidden/>
-                <w:color w:val="000000" w:themeColor="text1"/>
-              </w:rPr>
-              <w:fldChar w:fldCharType="begin"/>
-            </w:r>
-            <w:r>
-              <w:rPr>
-                <w:noProof/>
-                <w:webHidden/>
-                <w:color w:val="000000" w:themeColor="text1"/>
-              </w:rPr>
-              <w:instrText xml:space="preserve"> PAGEREF _Toc241285192 \h </w:instrText>
-            </w:r>
-            <w:r>
-              <w:rPr>
-                <w:noProof/>
-                <w:webHidden/>
-                <w:color w:val="000000" w:themeColor="text1"/>
-              </w:rPr>
-            </w:r>
-            <w:r>
-              <w:rPr>
-                <w:noProof/>
-                <w:webHidden/>
-                <w:color w:val="000000" w:themeColor="text1"/>
-              </w:rPr>
-              <w:fldChar w:fldCharType="separate"/>
-            </w:r>
-            <w:r>
-              <w:rPr>
-                <w:noProof/>
-                <w:webHidden/>
-                <w:color w:val="000000" w:themeColor="text1"/>
-              </w:rPr>
-              <w:t>7</w:t>
-            </w:r>
-            <w:r>
-              <w:rPr>
-                <w:noProof/>
-                <w:webHidden/>
-                <w:color w:val="000000" w:themeColor="text1"/>
-              </w:rPr>
-              <w:fldChar w:fldCharType="end"/>
-            </w:r>
-          </w:hyperlink>
-        </w:p>
-        <w:p>
-          <w:pPr>
-            <w:pStyle w:val="TOC1"/>
-            <w:tabs>
-              <w:tab w:val="right" w:leader="dot" w:pos="9016"/>
-            </w:tabs>
-            <w:spacing w:line="600" w:lineRule="auto"/>
-            <w:rPr>
-              <w:b w:val="0"/>
-              <w:bCs w:val="0"/>
-              <w:i w:val="0"/>
-              <w:iCs w:val="0"/>
-              <w:noProof/>
-              <w:color w:val="000000" w:themeColor="text1"/>
-              <w:kern w:val="2"/>
-              <w:lang w:val="en-GB" w:eastAsia="en-GB"/>
-              <w14:ligatures w14:val="standardContextual"/>
-            </w:rPr>
-          </w:pPr>
-          <w:hyperlink w:anchor="_Toc241285193" w:history="1">
-            <w:r>
-              <w:rPr>
-                <w:rStyle w:val="Hyperlink"/>
-                <w:rFonts w:cstheme="majorHAnsi"/>
-                <w:noProof/>
-                <w:color w:val="000000" w:themeColor="text1"/>
-              </w:rPr>
-              <w:t>Limitations and practical recommendations</w:t>
-            </w:r>
-            <w:r>
-              <w:rPr>
-                <w:noProof/>
-                <w:webHidden/>
-                <w:color w:val="000000" w:themeColor="text1"/>
-              </w:rPr>
-              <w:tab/>
-            </w:r>
-            <w:r>
-              <w:rPr>
-                <w:noProof/>
-                <w:webHidden/>
-                <w:color w:val="000000" w:themeColor="text1"/>
-              </w:rPr>
-              <w:fldChar w:fldCharType="begin"/>
-            </w:r>
-            <w:r>
-              <w:rPr>
-                <w:noProof/>
-                <w:webHidden/>
-                <w:color w:val="000000" w:themeColor="text1"/>
-              </w:rPr>
-              <w:instrText xml:space="preserve"> PAGEREF _Toc241285193 \h </w:instrText>
-            </w:r>
-            <w:r>
-              <w:rPr>
-                <w:noProof/>
-                <w:webHidden/>
-                <w:color w:val="000000" w:themeColor="text1"/>
-              </w:rPr>
-            </w:r>
-            <w:r>
-              <w:rPr>
-                <w:noProof/>
-                <w:webHidden/>
-                <w:color w:val="000000" w:themeColor="text1"/>
-              </w:rPr>
-              <w:fldChar w:fldCharType="separate"/>
-            </w:r>
-            <w:r>
-              <w:rPr>
-                <w:noProof/>
-                <w:webHidden/>
-                <w:color w:val="000000" w:themeColor="text1"/>
-              </w:rPr>
-              <w:t>9</w:t>
-            </w:r>
-            <w:r>
-              <w:rPr>
-                <w:noProof/>
-                <w:webHidden/>
-                <w:color w:val="000000" w:themeColor="text1"/>
-              </w:rPr>
-              <w:fldChar w:fldCharType="end"/>
-            </w:r>
-          </w:hyperlink>
-        </w:p>
-        <w:p>
-          <w:pPr>
-            <w:pStyle w:val="TOC1"/>
-            <w:tabs>
-              <w:tab w:val="right" w:leader="dot" w:pos="9016"/>
-            </w:tabs>
-            <w:spacing w:line="600" w:lineRule="auto"/>
-            <w:rPr>
-              <w:b w:val="0"/>
-              <w:bCs w:val="0"/>
-              <w:i w:val="0"/>
-              <w:iCs w:val="0"/>
-              <w:noProof/>
-              <w:color w:val="000000" w:themeColor="text1"/>
-              <w:kern w:val="2"/>
-              <w:lang w:val="en-GB" w:eastAsia="en-GB"/>
-              <w14:ligatures w14:val="standardContextual"/>
-            </w:rPr>
-          </w:pPr>
-          <w:hyperlink w:anchor="_Toc241285194" w:history="1">
-            <w:r>
-              <w:rPr>
-                <w:rStyle w:val="Hyperlink"/>
-                <w:rFonts w:cstheme="majorHAnsi"/>
-                <w:noProof/>
-                <w:color w:val="000000" w:themeColor="text1"/>
-              </w:rPr>
-              <w:t>Collaboration, responsible AI and conclusion</w:t>
-            </w:r>
-            <w:r>
-              <w:rPr>
-                <w:noProof/>
-                <w:webHidden/>
-                <w:color w:val="000000" w:themeColor="text1"/>
-              </w:rPr>
-              <w:tab/>
-            </w:r>
-            <w:r>
-              <w:rPr>
-                <w:noProof/>
-                <w:webHidden/>
-                <w:color w:val="000000" w:themeColor="text1"/>
-              </w:rPr>
-              <w:fldChar w:fldCharType="begin"/>
-            </w:r>
-            <w:r>
-              <w:rPr>
-                <w:noProof/>
-                <w:webHidden/>
-                <w:color w:val="000000" w:themeColor="text1"/>
-              </w:rPr>
-              <w:instrText xml:space="preserve"> PAGEREF _Toc241285194 \h </w:instrText>
-            </w:r>
-            <w:r>
-              <w:rPr>
-                <w:noProof/>
-                <w:webHidden/>
-                <w:color w:val="000000" w:themeColor="text1"/>
-              </w:rPr>
-            </w:r>
-            <w:r>
-              <w:rPr>
-                <w:noProof/>
-                <w:webHidden/>
-                <w:color w:val="000000" w:themeColor="text1"/>
-              </w:rPr>
-              <w:fldChar w:fldCharType="separate"/>
-            </w:r>
-            <w:r>
-              <w:rPr>
-                <w:noProof/>
-                <w:webHidden/>
-                <w:color w:val="000000" w:themeColor="text1"/>
-              </w:rPr>
-              <w:t>10</w:t>
-            </w:r>
-            <w:r>
-              <w:rPr>
-                <w:noProof/>
-                <w:webHidden/>
-                <w:color w:val="000000" w:themeColor="text1"/>
-              </w:rPr>
-              <w:fldChar w:fldCharType="end"/>
-            </w:r>
-          </w:hyperlink>
-        </w:p>
-        <w:p>
-          <w:pPr>
-            <w:pStyle w:val="TOC1"/>
-            <w:tabs>
-              <w:tab w:val="right" w:leader="dot" w:pos="9016"/>
-            </w:tabs>
-            <w:spacing w:line="600" w:lineRule="auto"/>
-            <w:rPr>
-              <w:b w:val="0"/>
-              <w:bCs w:val="0"/>
-              <w:i w:val="0"/>
-              <w:iCs w:val="0"/>
-              <w:noProof/>
-              <w:color w:val="4F6228" w:themeColor="accent3" w:themeShade="80"/>
-              <w:kern w:val="2"/>
-              <w:lang w:val="en-GB" w:eastAsia="en-GB"/>
-              <w14:ligatures w14:val="standardContextual"/>
-            </w:rPr>
-          </w:pPr>
-          <w:hyperlink w:anchor="_Toc241285195" w:history="1">
-            <w:r>
-              <w:rPr>
-                <w:rStyle w:val="Hyperlink"/>
-                <w:rFonts w:cstheme="majorHAnsi"/>
-                <w:noProof/>
-                <w:color w:val="000000" w:themeColor="text1"/>
-              </w:rPr>
-              <w:t>References</w:t>
-            </w:r>
-            <w:r>
-              <w:rPr>
-                <w:noProof/>
-                <w:webHidden/>
-                <w:color w:val="000000" w:themeColor="text1"/>
-              </w:rPr>
-              <w:tab/>
-            </w:r>
-            <w:r>
-              <w:rPr>
-                <w:noProof/>
-                <w:webHidden/>
-                <w:color w:val="000000" w:themeColor="text1"/>
-              </w:rPr>
-              <w:fldChar w:fldCharType="begin"/>
-            </w:r>
-            <w:r>
-              <w:rPr>
-                <w:noProof/>
-                <w:webHidden/>
-                <w:color w:val="000000" w:themeColor="text1"/>
-              </w:rPr>
-              <w:instrText xml:space="preserve"> PAGEREF _Toc241285195 \h </w:instrText>
-            </w:r>
-            <w:r>
-              <w:rPr>
-                <w:noProof/>
-                <w:webHidden/>
-                <w:color w:val="000000" w:themeColor="text1"/>
-              </w:rPr>
-            </w:r>
-            <w:r>
-              <w:rPr>
-                <w:noProof/>
-                <w:webHidden/>
-                <w:color w:val="000000" w:themeColor="text1"/>
-              </w:rPr>
-              <w:fldChar w:fldCharType="separate"/>
-            </w:r>
-            <w:r>
-              <w:rPr>
-                <w:noProof/>
-                <w:webHidden/>
-                <w:color w:val="000000" w:themeColor="text1"/>
-              </w:rPr>
-              <w:t>11</w:t>
-            </w:r>
-            <w:r>
-              <w:rPr>
-                <w:noProof/>
-                <w:webHidden/>
-                <w:color w:val="000000" w:themeColor="text1"/>
-              </w:rPr>
-              <w:fldChar w:fldCharType="end"/>
-            </w:r>
-          </w:hyperlink>
-        </w:p>
-        <w:p>
-          <w:pPr>
-            <w:spacing w:line="600" w:lineRule="auto"/>
-            <w:rPr>
-              <w:color w:val="000000" w:themeColor="text1"/>
-            </w:rPr>
-          </w:pPr>
-          <w:r>
-            <w:rPr>
-              <w:b/>
-              <w:bCs/>
-              <w:noProof/>
-              <w:color w:val="000000" w:themeColor="text1"/>
-              <w:highlight w:val="yellow"/>
-            </w:rPr>
-            <w:fldChar w:fldCharType="end"/>
-          </w:r>
-        </w:p>
-      </w:sdtContent>
-    </w:sdt>
-    <w:p>
-      <w:pPr>
-        <w:spacing w:after="200" w:line="276" w:lineRule="auto"/>
-        <w:rPr>
-          <w:rFonts w:asciiTheme="majorHAnsi" w:eastAsiaTheme="majorEastAsia" w:hAnsiTheme="majorHAnsi" w:cstheme="majorHAnsi"/>
-          <w:b/>
-          <w:bCs/>
-          <w:color w:val="76923C" w:themeColor="accent3" w:themeShade="BF"/>
-          <w:sz w:val="28"/>
-          <w:szCs w:val="28"/>
-        </w:rPr>
-      </w:pPr>
-      <w:r>
-        <w:rPr>
-          <w:rFonts w:cstheme="majorHAnsi"/>
-          <w:color w:val="76923C" w:themeColor="accent3" w:themeShade="BF"/>
-          <w:sz w:val="28"/>
-        </w:rPr>
-        <w:br w:type="page"/>
+        <w:t>Environmental teams could use urban air-quality data to detect where additional monitoring efforts should be undertaken and to determine air quality patterns. The aim of this project is to examine the nitrogen dioxide (NO₂) data from a published dataset derived from OpenAQ. It investigates three weather stations and forecast the weather condition for the next hour at the Paris station. Users: Environmental monitoring team, clear and practical example of support of Python in analysis. Personal exposure assessments and public health recommendations are not estimated or provided by the project.</w:t>
       </w:r>
     </w:p>
     <w:p>
       <w:pPr>
         <w:pStyle w:val="Heading1"/>
-        <w:spacing w:line="360" w:lineRule="auto"/>
         <w:rPr>
-          <w:rFonts w:cstheme="majorHAnsi"/>
-          <w:color w:val="76923C" w:themeColor="accent3" w:themeShade="BF"/>
-          <w:sz w:val="28"/>
-        </w:rPr>
-      </w:pPr>
-      <w:bookmarkStart w:id="0" w:name="_Toc241285187"/>
-      <w:r>
-        <w:rPr>
-          <w:rFonts w:cstheme="majorHAnsi"/>
-          <w:color w:val="76923C" w:themeColor="accent3" w:themeShade="BF"/>
-          <w:sz w:val="28"/>
-        </w:rPr>
-        <w:lastRenderedPageBreak/>
-        <w:t>Introduction and project objective</w:t>
-      </w:r>
-      <w:bookmarkEnd w:id="0"/>
-    </w:p>
-    <w:p>
-      <w:pPr>
-        <w:spacing w:line="360" w:lineRule="auto"/>
-        <w:rPr>
-          <w:rFonts w:asciiTheme="majorHAnsi" w:hAnsiTheme="majorHAnsi" w:cstheme="majorHAnsi"/>
-          <w:color w:val="76923C" w:themeColor="accent3" w:themeShade="BF"/>
-          <w:sz w:val="28"/>
+          <w:rFonts w:ascii="Times New Roman" w:eastAsiaTheme="minorEastAsia" w:hAnsi="Times New Roman" w:cstheme="minorBidi"/>
+          <w:b w:val="0"/>
+          <w:bCs w:val="0"/>
+          <w:szCs w:val="22"/>
         </w:rPr>
       </w:pPr>
       <w:r>
         <w:rPr>
-          <w:rFonts w:asciiTheme="majorHAnsi" w:hAnsiTheme="majorHAnsi" w:cstheme="majorHAnsi"/>
+          <w:rFonts w:ascii="Times New Roman" w:eastAsiaTheme="minorEastAsia" w:hAnsi="Times New Roman" w:cstheme="minorBidi"/>
+          <w:b w:val="0"/>
+          <w:bCs w:val="0"/>
+          <w:szCs w:val="22"/>
         </w:rPr>
-        <w:t xml:space="preserve">Environmental teams could use urban air-quality data to detect where additional monitoring efforts should be undertaken and to determine air quality patterns. The aim of this project is to examine the nitrogen dioxide (NO₂) data from a published dataset derived from OpenAQ. It investigates three weather stations and </w:t>
+        <w:t>The most important question is whether recent NO₂ readings and basic calendar data can enhance the performance of 1-hour-ahead predictions. The project also includes questions on whether the observed distributions vary between stations, the difference in readings within the hour and by day of the week, and whether the quality of the data affects the conclusions. The target is for continuous concentration in micrograms per cubic met</w:t>
       </w:r>
       <w:r>
         <w:rPr>
-          <w:rFonts w:asciiTheme="majorHAnsi" w:hAnsiTheme="majorHAnsi" w:cstheme="majorHAnsi"/>
+          <w:rFonts w:ascii="Times New Roman" w:eastAsiaTheme="minorEastAsia" w:hAnsi="Times New Roman" w:cstheme="minorBidi"/>
+          <w:b w:val="0"/>
+          <w:bCs w:val="0"/>
+          <w:szCs w:val="22"/>
         </w:rPr>
-        <w:t>forecasts</w:t>
+        <w:t>er</w:t>
       </w:r>
       <w:r>
         <w:rPr>
-          <w:rFonts w:asciiTheme="majorHAnsi" w:hAnsiTheme="majorHAnsi" w:cstheme="majorHAnsi"/>
+          <w:rFonts w:ascii="Times New Roman" w:eastAsiaTheme="minorEastAsia" w:hAnsi="Times New Roman" w:cstheme="minorBidi"/>
+          <w:b w:val="0"/>
+          <w:bCs w:val="0"/>
+          <w:szCs w:val="22"/>
         </w:rPr>
-        <w:t xml:space="preserve"> the weather condition for the next hour at the Paris station. Users: Environmental monitoring team, clear and practical example of support of Python in analysis. Personal exposure assessments and public health recommendations are not estimated or provided by the project.</w:t>
-      </w:r>
-    </w:p>
-    <w:p>
-      <w:pPr>
-        <w:spacing w:line="360" w:lineRule="auto"/>
-        <w:rPr>
-          <w:rFonts w:asciiTheme="majorHAnsi" w:hAnsiTheme="majorHAnsi" w:cstheme="majorHAnsi"/>
-          <w:b/>
-          <w:bCs/>
-        </w:rPr>
-      </w:pPr>
-      <w:r>
-        <w:rPr>
-          <w:rFonts w:asciiTheme="majorHAnsi" w:hAnsiTheme="majorHAnsi" w:cstheme="majorHAnsi"/>
-        </w:rPr>
-        <w:t>The most important question is whether recent NO₂ readings and basic calendar data can enhance the performance of 1-hour-ahead predictions. The project also includes questions on whether the observed distributions vary between stations, the difference in readings within the hour and by day of the week, and whether the quality of the data affects the conclusions. The target is for continuous concentration in micrograms per cubic meter (µg/m³). Hence, Linear Regression and Random Forest regression models are compared to a simple persistence baseline. Success is defined as having the least average prediction error on the following period which was not used to fit or select the model.</w:t>
+        <w:t xml:space="preserve"> (µg/m³). Hence, Linear Regression and Random Forest regression models are compared to a simple persistence baseline. Success is defined as having the least average prediction error on the following period which was not used to fit or select the model.</w:t>
       </w:r>
     </w:p>
     <w:p>
       <w:pPr>
         <w:pStyle w:val="Heading1"/>
-        <w:spacing w:line="360" w:lineRule="auto"/>
-        <w:rPr>
-          <w:rFonts w:cstheme="majorHAnsi"/>
-          <w:color w:val="76923C" w:themeColor="accent3" w:themeShade="BF"/>
-          <w:sz w:val="28"/>
-        </w:rPr>
       </w:pPr>
-      <w:bookmarkStart w:id="1" w:name="_Toc241285188"/>
       <w:r>
-        <w:rPr>
-          <w:rFonts w:cstheme="majorHAnsi"/>
-          <w:color w:val="76923C" w:themeColor="accent3" w:themeShade="BF"/>
-          <w:sz w:val="28"/>
-        </w:rPr>
-        <w:t>Evaluation and justification of tools</w:t>
+        <w:t>2. Evaluation and justification of tools</w:t>
       </w:r>
-      <w:bookmarkEnd w:id="1"/>
     </w:p>
     <w:p>
       <w:pPr>
-        <w:spacing w:line="360" w:lineRule="auto"/>
+        <w:pStyle w:val="Heading1"/>
         <w:rPr>
-          <w:rFonts w:asciiTheme="majorHAnsi" w:hAnsiTheme="majorHAnsi" w:cstheme="majorHAnsi"/>
-          <w:b/>
-          <w:bCs/>
+          <w:rFonts w:ascii="Times New Roman" w:eastAsiaTheme="minorEastAsia" w:hAnsi="Times New Roman" w:cstheme="minorBidi"/>
+          <w:b w:val="0"/>
+          <w:bCs w:val="0"/>
+          <w:szCs w:val="22"/>
         </w:rPr>
       </w:pPr>
       <w:r>
         <w:rPr>
-          <w:rFonts w:asciiTheme="majorHAnsi" w:hAnsiTheme="majorHAnsi" w:cstheme="majorHAnsi"/>
+          <w:rFonts w:ascii="Times New Roman" w:eastAsiaTheme="minorEastAsia" w:hAnsi="Times New Roman" w:cstheme="minorBidi"/>
+          <w:b w:val="0"/>
+          <w:bCs w:val="0"/>
+          <w:szCs w:val="22"/>
         </w:rPr>
         <w:t>Python was chosen as its support for cleaning, charts and machine learning are all in one reproducible workflow. Jupyter presents a new way for code, written explanations and outputs to be displayed together, thus making it easier for group members and markers to follow the steps [3]. Note that if cells are run in the wrong order, old results can be held in memory. It's therefore a part of the final review to restart the kernel and run each cell. A spreadsheet might contain the small data set; however, Python allows repeated creation of a lag and easy, consistent comparisons of models.</w:t>
       </w:r>
     </w:p>
     <w:p>
       <w:pPr>
-        <w:spacing w:line="360" w:lineRule="auto"/>
+        <w:pStyle w:val="Heading1"/>
         <w:rPr>
-          <w:rFonts w:asciiTheme="majorHAnsi" w:hAnsiTheme="majorHAnsi" w:cstheme="majorHAnsi"/>
-          <w:b/>
-          <w:bCs/>
+          <w:rFonts w:ascii="Times New Roman" w:eastAsiaTheme="minorEastAsia" w:hAnsi="Times New Roman" w:cstheme="minorBidi"/>
+          <w:b w:val="0"/>
+          <w:bCs w:val="0"/>
+          <w:szCs w:val="22"/>
         </w:rPr>
       </w:pPr>
       <w:r>
         <w:rPr>
-          <w:rFonts w:asciiTheme="majorHAnsi" w:hAnsiTheme="majorHAnsi" w:cstheme="majorHAnsi"/>
+          <w:rFonts w:ascii="Times New Roman" w:eastAsiaTheme="minorEastAsia" w:hAnsi="Times New Roman" w:cstheme="minorBidi"/>
+          <w:b w:val="0"/>
+          <w:bCs w:val="0"/>
+          <w:szCs w:val="22"/>
         </w:rPr>
-        <w:t xml:space="preserve">The import of CSV files, conversion of dates to hours, missing value and hourly indexing and grouped summaries were performed using pandas. The labelled tables decrease chances of mixing up columns. The numeric calculations and sine and cosine features which represented the repeating daily cycle [7] were made using the NumPy library. These libraries work well with a small dataset in memory. There is no real need for a distributed platform </w:t>
-      </w:r>
-      <w:proofErr w:type="gramStart"/>
-      <w:r>
-        <w:rPr>
-          <w:rFonts w:asciiTheme="majorHAnsi" w:hAnsiTheme="majorHAnsi" w:cstheme="majorHAnsi"/>
-        </w:rPr>
-        <w:t>at this time</w:t>
-      </w:r>
-      <w:proofErr w:type="gramEnd"/>
-      <w:r>
-        <w:rPr>
-          <w:rFonts w:asciiTheme="majorHAnsi" w:hAnsiTheme="majorHAnsi" w:cstheme="majorHAnsi"/>
-        </w:rPr>
-        <w:t xml:space="preserve"> for this project.</w:t>
-      </w:r>
-    </w:p>
-    <w:p>
-      <w:pPr>
-        <w:spacing w:line="360" w:lineRule="auto"/>
-        <w:rPr>
-          <w:rFonts w:asciiTheme="majorHAnsi" w:hAnsiTheme="majorHAnsi" w:cstheme="majorHAnsi"/>
-          <w:b/>
-          <w:bCs/>
-        </w:rPr>
-      </w:pPr>
-      <w:r>
-        <w:rPr>
-          <w:rFonts w:asciiTheme="majorHAnsi" w:hAnsiTheme="majorHAnsi" w:cstheme="majorHAnsi"/>
-        </w:rPr>
-        <w:t xml:space="preserve">Labelled boxplots, histograms and time-series charts were chosen to be plotted using Matplotlib. scikit-learn will supply evaluation functions that are consistent across the different regression algorithms, plus regression algorithms themselves [4]– [6] that allow direct control over axes, units and figure sizes for a live dashboard. Linear Regression is simple to explain, and random forest is </w:t>
-      </w:r>
-      <w:r>
-        <w:rPr>
-          <w:rFonts w:asciiTheme="majorHAnsi" w:hAnsiTheme="majorHAnsi" w:cstheme="majorHAnsi"/>
-        </w:rPr>
-        <w:lastRenderedPageBreak/>
-        <w:t>opaque but works for more complex relationships. The group’s actual revisions and reviews should be documented in the dated shared versions or in the Git version. If an AI-generated file is created, it is not assumed to be a student's contribution.</w:t>
+        <w:t>The import of CSV files, conversion of dates to hours, missing value and hourly indexing and grouped summaries were performed using pandas. The labelled tables decrease chances of mixing up columns. The numeric calculations and sine and cosine features which represented the repeating daily cycle [7] were made using the NumPy library. These libraries work well with a small dataset in memory. There is no real need for a distributed platform at this time for this project.</w:t>
       </w:r>
     </w:p>
     <w:p>
       <w:pPr>
         <w:pStyle w:val="Heading1"/>
-        <w:spacing w:line="360" w:lineRule="auto"/>
         <w:rPr>
-          <w:rFonts w:cstheme="majorHAnsi"/>
-          <w:color w:val="76923C" w:themeColor="accent3" w:themeShade="BF"/>
-          <w:sz w:val="28"/>
-        </w:rPr>
-      </w:pPr>
-      <w:bookmarkStart w:id="2" w:name="_Toc241285189"/>
-      <w:r>
-        <w:rPr>
-          <w:rFonts w:cstheme="majorHAnsi"/>
-          <w:color w:val="76923C" w:themeColor="accent3" w:themeShade="BF"/>
-          <w:sz w:val="28"/>
-        </w:rPr>
-        <w:t>Dataset acquisition and scope</w:t>
-      </w:r>
-      <w:bookmarkEnd w:id="2"/>
-    </w:p>
-    <w:p>
-      <w:pPr>
-        <w:spacing w:line="360" w:lineRule="auto"/>
-        <w:rPr>
-          <w:rFonts w:asciiTheme="majorHAnsi" w:hAnsiTheme="majorHAnsi" w:cstheme="majorHAnsi"/>
-          <w:b/>
-          <w:bCs/>
+          <w:rFonts w:ascii="Times New Roman" w:eastAsiaTheme="minorEastAsia" w:hAnsi="Times New Roman" w:cstheme="minorBidi"/>
+          <w:b w:val="0"/>
+          <w:bCs w:val="0"/>
+          <w:szCs w:val="22"/>
         </w:rPr>
       </w:pPr>
       <w:r>
         <w:rPr>
-          <w:rFonts w:asciiTheme="majorHAnsi" w:hAnsiTheme="majorHAnsi" w:cstheme="majorHAnsi"/>
+          <w:rFonts w:ascii="Times New Roman" w:eastAsiaTheme="minorEastAsia" w:hAnsi="Times New Roman" w:cstheme="minorBidi"/>
+          <w:b w:val="0"/>
+          <w:bCs w:val="0"/>
+          <w:szCs w:val="22"/>
         </w:rPr>
-        <w:t xml:space="preserve">It is retrieved from the </w:t>
+        <w:t>Labelled boxplots, histograms and time-series charts were chosen to be plotted using Matplotlib. scikit-learn will supply evaluation functions that are consistent across the different regression algorithms, plus regression algorithms themselves [4]</w:t>
       </w:r>
-      <w:proofErr w:type="gramStart"/>
       <w:r>
         <w:rPr>
-          <w:rFonts w:asciiTheme="majorHAnsi" w:hAnsiTheme="majorHAnsi" w:cstheme="majorHAnsi"/>
+          <w:rFonts w:ascii="Times New Roman" w:eastAsiaTheme="minorEastAsia" w:hAnsi="Times New Roman" w:cstheme="minorBidi"/>
+          <w:b w:val="0"/>
+          <w:bCs w:val="0"/>
+          <w:szCs w:val="22"/>
         </w:rPr>
-        <w:t>pandas</w:t>
+        <w:t>– [</w:t>
       </w:r>
-      <w:proofErr w:type="gramEnd"/>
       <w:r>
         <w:rPr>
-          <w:rFonts w:asciiTheme="majorHAnsi" w:hAnsiTheme="majorHAnsi" w:cstheme="majorHAnsi"/>
+          <w:rFonts w:ascii="Times New Roman" w:eastAsiaTheme="minorEastAsia" w:hAnsi="Times New Roman" w:cstheme="minorBidi"/>
+          <w:b w:val="0"/>
+          <w:bCs w:val="0"/>
+          <w:szCs w:val="22"/>
         </w:rPr>
-        <w:t xml:space="preserve"> project repository on 4 September 2026 [2] and identified by pandas as an OpenAQ sample from FR04014 in Paris, BETR801 in Antwerp and London Westminster [1]. This is not a new download from OpenAQ's full data repository but a historical teaching extract. The data file has four columns (one NO₂ for each station) and 1,035 rows, which is the number of reported datetimes. It is reported to have been held from 7 May to 21 June 2019. The notebook incorporates the recovered CSV snapshot and verifies the snapshot's SHA-256 hash, which means there's no need to have a separate data file or API key.</w:t>
+        <w:t xml:space="preserve">6] that allow direct control over axes, units and figure sizes for a live dashboard. Linear Regression is simple to </w:t>
+      </w:r>
+      <w:r>
+        <w:rPr>
+          <w:rFonts w:ascii="Times New Roman" w:eastAsiaTheme="minorEastAsia" w:hAnsi="Times New Roman" w:cstheme="minorBidi"/>
+          <w:b w:val="0"/>
+          <w:bCs w:val="0"/>
+          <w:szCs w:val="22"/>
+        </w:rPr>
+        <w:t>explain,</w:t>
+      </w:r>
+      <w:r>
+        <w:rPr>
+          <w:rFonts w:ascii="Times New Roman" w:eastAsiaTheme="minorEastAsia" w:hAnsi="Times New Roman" w:cstheme="minorBidi"/>
+          <w:b w:val="0"/>
+          <w:bCs w:val="0"/>
+          <w:szCs w:val="22"/>
+        </w:rPr>
+        <w:t xml:space="preserve"> and random forest is opaque but works for more complex relationships. The group’s actual revisions and reviews should be documented in the dated shared versions or in the Git version. If an AI-generated file is created, it is not assumed to be a student's contribution.</w:t>
       </w:r>
     </w:p>
     <w:p>
       <w:pPr>
         <w:pStyle w:val="Heading1"/>
-        <w:spacing w:line="360" w:lineRule="auto"/>
-        <w:rPr>
-          <w:rFonts w:cstheme="majorHAnsi"/>
-          <w:color w:val="76923C" w:themeColor="accent3" w:themeShade="BF"/>
-          <w:sz w:val="28"/>
-        </w:rPr>
       </w:pPr>
-      <w:bookmarkStart w:id="3" w:name="_Toc241285190"/>
       <w:r>
-        <w:rPr>
-          <w:rFonts w:cstheme="majorHAnsi"/>
-          <w:color w:val="76923C" w:themeColor="accent3" w:themeShade="BF"/>
-          <w:sz w:val="28"/>
-        </w:rPr>
-        <w:t>Data quality assessment and preprocessing</w:t>
+        <w:t>3. Dataset acquisition and scope</w:t>
       </w:r>
-      <w:bookmarkEnd w:id="3"/>
     </w:p>
     <w:p>
       <w:pPr>
-        <w:spacing w:line="360" w:lineRule="auto"/>
+        <w:pStyle w:val="Heading1"/>
         <w:rPr>
-          <w:rFonts w:asciiTheme="majorHAnsi" w:hAnsiTheme="majorHAnsi" w:cstheme="majorHAnsi"/>
+          <w:rFonts w:ascii="Times New Roman" w:eastAsiaTheme="minorEastAsia" w:hAnsi="Times New Roman" w:cstheme="minorBidi"/>
+          <w:b w:val="0"/>
+          <w:bCs w:val="0"/>
+          <w:szCs w:val="22"/>
         </w:rPr>
       </w:pPr>
       <w:r>
         <w:rPr>
-          <w:rFonts w:asciiTheme="majorHAnsi" w:hAnsiTheme="majorHAnsi" w:cstheme="majorHAnsi"/>
+          <w:rFonts w:ascii="Times New Roman" w:eastAsiaTheme="minorEastAsia" w:hAnsi="Times New Roman" w:cstheme="minorBidi"/>
+          <w:b w:val="0"/>
+          <w:bCs w:val="0"/>
+          <w:szCs w:val="22"/>
         </w:rPr>
-        <w:t>The raw file was kept separate from the cleaned table. Dates were converted to datetime values, and all three measurement columns were checked as numeric. The assessment found no exact duplicate rows, invalid dates, invalid numeric strings or negative concentrations. The code also checks for conflicting duplicate timestamps and stops for review if they occur. These checks are included even when the current file contains no such errors, because the same workflow should identify them in a later dataset.</w:t>
+        <w:t>It is retrieved from the pandas project repository on 4 September 2026 [2] and identified by pandas as an OpenAQ sample from FR04014 in Paris, BETR801 in Antwerp and London Westminster [1]. This is not a new download from OpenAQ's full data repository but a historical teaching extract. The data file has four columns (one NO₂ for each station) and 1,035 rows, which is the number of reported datetimes. It is reported to have been held from 7 May to 21 June 2019. The notebook incorporates the recovered CSV snapshot and verifies the snapshot's SHA-256 hash, which means there's no need to have a separate data file or API key.</w:t>
       </w:r>
     </w:p>
     <w:p>
       <w:pPr>
-        <w:spacing w:line="360" w:lineRule="auto"/>
-        <w:rPr>
-          <w:rFonts w:asciiTheme="majorHAnsi" w:hAnsiTheme="majorHAnsi" w:cstheme="majorHAnsi"/>
-        </w:rPr>
+        <w:pStyle w:val="Heading1"/>
       </w:pPr>
       <w:r>
-        <w:rPr>
-          <w:rFonts w:asciiTheme="majorHAnsi" w:hAnsiTheme="majorHAnsi" w:cstheme="majorHAnsi"/>
-        </w:rPr>
+        <w:t>4. Data quality assessment and preprocessing</w:t>
+      </w:r>
+    </w:p>
+    <w:p>
+      <w:r>
+        <w:t xml:space="preserve">The raw file was kept separate from the cleaned table. Dates were converted to datetime values, and all three measurement columns were checked as numeric. The assessment found no exact duplicate rows, invalid dates, invalid numeric strings or negative concentrations. The code also checks for </w:t>
+      </w:r>
+      <w:r>
+        <w:lastRenderedPageBreak/>
+        <w:t>conflicting duplicate timestamps and stops for review if they occur. These checks are included even when the current file contains no such errors, because the same workflow should identify them in a later dataset.</w:t>
+      </w:r>
+    </w:p>
+    <w:p>
+      <w:r>
         <w:t>Missing values required more attention. The original station columns contain 940 missing Antwerp cells, 31 missing Paris cells and 66 missing London cells. There are also 46 entirely absent hourly timestamps. Reindexing from the first to the last reported timestamp creates a grid of 1,081 hours. This exposes missing timestamps and makes a one-row lag equal exactly one hour. Without this step, a previous row could be several hours earlier, producing misleading forecasting features.</w:t>
+      </w:r>
+    </w:p>
+    <w:p>
+      <w:pPr>
+        <w:pStyle w:val="Caption"/>
+      </w:pPr>
+      <w:r>
+        <w:t>Table 1. Observed readings and missingness on the complete hourly grid.</w:t>
       </w:r>
     </w:p>
     <w:tbl>
       <w:tblPr>
-        <w:tblStyle w:val="GridTable4-Accent3"/>
-        <w:tblW w:w="9104" w:type="dxa"/>
+        <w:tblW w:w="9026" w:type="dxa"/>
+        <w:tblInd w:w="120" w:type="dxa"/>
+        <w:tblBorders>
+          <w:top w:val="single" w:sz="4" w:space="0" w:color="B8BCC4"/>
+          <w:left w:val="single" w:sz="4" w:space="0" w:color="B8BCC4"/>
+          <w:bottom w:val="single" w:sz="4" w:space="0" w:color="B8BCC4"/>
+          <w:right w:val="single" w:sz="4" w:space="0" w:color="B8BCC4"/>
+          <w:insideH w:val="single" w:sz="4" w:space="0" w:color="B8BCC4"/>
+          <w:insideV w:val="single" w:sz="4" w:space="0" w:color="B8BCC4"/>
+        </w:tblBorders>
         <w:tblLayout w:type="fixed"/>
+        <w:tblCellMar>
+          <w:top w:w="60" w:type="dxa"/>
+          <w:left w:w="120" w:type="dxa"/>
+          <w:bottom w:w="60" w:type="dxa"/>
+          <w:right w:w="120" w:type="dxa"/>
+        </w:tblCellMar>
         <w:tblLook w:val="04A0" w:firstRow="1" w:lastRow="0" w:firstColumn="1" w:lastColumn="0" w:noHBand="0" w:noVBand="1"/>
       </w:tblPr>
       <w:tblGrid>
-        <w:gridCol w:w="2421"/>
-        <w:gridCol w:w="1715"/>
-        <w:gridCol w:w="2824"/>
-        <w:gridCol w:w="2144"/>
+        <w:gridCol w:w="2400"/>
+        <w:gridCol w:w="1700"/>
+        <w:gridCol w:w="2800"/>
+        <w:gridCol w:w="2126"/>
       </w:tblGrid>
       <w:tr>
         <w:trPr>
-          <w:cnfStyle w:val="100000000000" w:firstRow="1" w:lastRow="0" w:firstColumn="0" w:lastColumn="0" w:oddVBand="0" w:evenVBand="0" w:oddHBand="0" w:evenHBand="0" w:firstRowFirstColumn="0" w:firstRowLastColumn="0" w:lastRowFirstColumn="0" w:lastRowLastColumn="0"/>
-          <w:trHeight w:val="554"/>
+          <w:cantSplit/>
         </w:trPr>
         <w:tc>
           <w:tcPr>
-            <w:cnfStyle w:val="001000000000" w:firstRow="0" w:lastRow="0" w:firstColumn="1" w:lastColumn="0" w:oddVBand="0" w:evenVBand="0" w:oddHBand="0" w:evenHBand="0" w:firstRowFirstColumn="0" w:firstRowLastColumn="0" w:lastRowFirstColumn="0" w:lastRowLastColumn="0"/>
-            <w:tcW w:w="2421" w:type="dxa"/>
+            <w:tcW w:w="2400" w:type="dxa"/>
+            <w:shd w:val="clear" w:color="auto" w:fill="E8EEF5"/>
           </w:tcPr>
           <w:p>
             <w:pPr>
-              <w:spacing w:after="0" w:line="360" w:lineRule="auto"/>
-              <w:rPr>
-                <w:rFonts w:asciiTheme="majorHAnsi" w:hAnsiTheme="majorHAnsi" w:cstheme="majorHAnsi"/>
-              </w:rPr>
+              <w:spacing w:after="0"/>
             </w:pPr>
             <w:r>
               <w:rPr>
-                <w:rFonts w:asciiTheme="majorHAnsi" w:hAnsiTheme="majorHAnsi" w:cstheme="majorHAnsi"/>
+                <w:b/>
               </w:rPr>
               <w:t>Station</w:t>
             </w:r>
@@ -1246,19 +293,16 @@
         </w:tc>
         <w:tc>
           <w:tcPr>
-            <w:tcW w:w="1715" w:type="dxa"/>
+            <w:tcW w:w="1700" w:type="dxa"/>
+            <w:shd w:val="clear" w:color="auto" w:fill="E8EEF5"/>
           </w:tcPr>
           <w:p>
             <w:pPr>
-              <w:spacing w:after="0" w:line="360" w:lineRule="auto"/>
-              <w:cnfStyle w:val="100000000000" w:firstRow="1" w:lastRow="0" w:firstColumn="0" w:lastColumn="0" w:oddVBand="0" w:evenVBand="0" w:oddHBand="0" w:evenHBand="0" w:firstRowFirstColumn="0" w:firstRowLastColumn="0" w:lastRowFirstColumn="0" w:lastRowLastColumn="0"/>
-              <w:rPr>
-                <w:rFonts w:asciiTheme="majorHAnsi" w:hAnsiTheme="majorHAnsi" w:cstheme="majorHAnsi"/>
-              </w:rPr>
+              <w:spacing w:after="0"/>
             </w:pPr>
             <w:r>
               <w:rPr>
-                <w:rFonts w:asciiTheme="majorHAnsi" w:hAnsiTheme="majorHAnsi" w:cstheme="majorHAnsi"/>
+                <w:b/>
               </w:rPr>
               <w:t>Observed</w:t>
             </w:r>
@@ -1266,19 +310,16 @@
         </w:tc>
         <w:tc>
           <w:tcPr>
-            <w:tcW w:w="2824" w:type="dxa"/>
+            <w:tcW w:w="2800" w:type="dxa"/>
+            <w:shd w:val="clear" w:color="auto" w:fill="E8EEF5"/>
           </w:tcPr>
           <w:p>
             <w:pPr>
-              <w:spacing w:after="0" w:line="360" w:lineRule="auto"/>
-              <w:cnfStyle w:val="100000000000" w:firstRow="1" w:lastRow="0" w:firstColumn="0" w:lastColumn="0" w:oddVBand="0" w:evenVBand="0" w:oddHBand="0" w:evenHBand="0" w:firstRowFirstColumn="0" w:firstRowLastColumn="0" w:lastRowFirstColumn="0" w:lastRowLastColumn="0"/>
-              <w:rPr>
-                <w:rFonts w:asciiTheme="majorHAnsi" w:hAnsiTheme="majorHAnsi" w:cstheme="majorHAnsi"/>
-              </w:rPr>
+              <w:spacing w:after="0"/>
             </w:pPr>
             <w:r>
               <w:rPr>
-                <w:rFonts w:asciiTheme="majorHAnsi" w:hAnsiTheme="majorHAnsi" w:cstheme="majorHAnsi"/>
+                <w:b/>
               </w:rPr>
               <w:t>Missing hours</w:t>
             </w:r>
@@ -1286,19 +327,16 @@
         </w:tc>
         <w:tc>
           <w:tcPr>
-            <w:tcW w:w="2144" w:type="dxa"/>
+            <w:tcW w:w="2126" w:type="dxa"/>
+            <w:shd w:val="clear" w:color="auto" w:fill="E8EEF5"/>
           </w:tcPr>
           <w:p>
             <w:pPr>
-              <w:spacing w:after="0" w:line="360" w:lineRule="auto"/>
-              <w:cnfStyle w:val="100000000000" w:firstRow="1" w:lastRow="0" w:firstColumn="0" w:lastColumn="0" w:oddVBand="0" w:evenVBand="0" w:oddHBand="0" w:evenHBand="0" w:firstRowFirstColumn="0" w:firstRowLastColumn="0" w:lastRowFirstColumn="0" w:lastRowLastColumn="0"/>
-              <w:rPr>
-                <w:rFonts w:asciiTheme="majorHAnsi" w:hAnsiTheme="majorHAnsi" w:cstheme="majorHAnsi"/>
-              </w:rPr>
+              <w:spacing w:after="0"/>
             </w:pPr>
             <w:r>
               <w:rPr>
-                <w:rFonts w:asciiTheme="majorHAnsi" w:hAnsiTheme="majorHAnsi" w:cstheme="majorHAnsi"/>
+                <w:b/>
               </w:rPr>
               <w:t>Coverage</w:t>
             </w:r>
@@ -1307,85 +345,56 @@
       </w:tr>
       <w:tr>
         <w:trPr>
-          <w:cnfStyle w:val="000000100000" w:firstRow="0" w:lastRow="0" w:firstColumn="0" w:lastColumn="0" w:oddVBand="0" w:evenVBand="0" w:oddHBand="1" w:evenHBand="0" w:firstRowFirstColumn="0" w:firstRowLastColumn="0" w:lastRowFirstColumn="0" w:lastRowLastColumn="0"/>
-          <w:trHeight w:val="554"/>
+          <w:cantSplit/>
         </w:trPr>
         <w:tc>
           <w:tcPr>
-            <w:cnfStyle w:val="001000000000" w:firstRow="0" w:lastRow="0" w:firstColumn="1" w:lastColumn="0" w:oddVBand="0" w:evenVBand="0" w:oddHBand="0" w:evenHBand="0" w:firstRowFirstColumn="0" w:firstRowLastColumn="0" w:lastRowFirstColumn="0" w:lastRowLastColumn="0"/>
-            <w:tcW w:w="2421" w:type="dxa"/>
+            <w:tcW w:w="2400" w:type="dxa"/>
           </w:tcPr>
           <w:p>
             <w:pPr>
-              <w:spacing w:after="0" w:line="360" w:lineRule="auto"/>
-              <w:rPr>
-                <w:rFonts w:asciiTheme="majorHAnsi" w:hAnsiTheme="majorHAnsi" w:cstheme="majorHAnsi"/>
-              </w:rPr>
+              <w:spacing w:after="0"/>
             </w:pPr>
             <w:r>
-              <w:rPr>
-                <w:rFonts w:asciiTheme="majorHAnsi" w:hAnsiTheme="majorHAnsi" w:cstheme="majorHAnsi"/>
-              </w:rPr>
               <w:t>Antwerp</w:t>
             </w:r>
           </w:p>
         </w:tc>
         <w:tc>
           <w:tcPr>
-            <w:tcW w:w="1715" w:type="dxa"/>
+            <w:tcW w:w="1700" w:type="dxa"/>
           </w:tcPr>
           <w:p>
             <w:pPr>
-              <w:spacing w:after="0" w:line="360" w:lineRule="auto"/>
-              <w:cnfStyle w:val="000000100000" w:firstRow="0" w:lastRow="0" w:firstColumn="0" w:lastColumn="0" w:oddVBand="0" w:evenVBand="0" w:oddHBand="1" w:evenHBand="0" w:firstRowFirstColumn="0" w:firstRowLastColumn="0" w:lastRowFirstColumn="0" w:lastRowLastColumn="0"/>
-              <w:rPr>
-                <w:rFonts w:asciiTheme="majorHAnsi" w:hAnsiTheme="majorHAnsi" w:cstheme="majorHAnsi"/>
-              </w:rPr>
+              <w:spacing w:after="0"/>
             </w:pPr>
             <w:r>
-              <w:rPr>
-                <w:rFonts w:asciiTheme="majorHAnsi" w:hAnsiTheme="majorHAnsi" w:cstheme="majorHAnsi"/>
-              </w:rPr>
               <w:t>95</w:t>
             </w:r>
           </w:p>
         </w:tc>
         <w:tc>
           <w:tcPr>
-            <w:tcW w:w="2824" w:type="dxa"/>
+            <w:tcW w:w="2800" w:type="dxa"/>
           </w:tcPr>
           <w:p>
             <w:pPr>
-              <w:spacing w:after="0" w:line="360" w:lineRule="auto"/>
-              <w:cnfStyle w:val="000000100000" w:firstRow="0" w:lastRow="0" w:firstColumn="0" w:lastColumn="0" w:oddVBand="0" w:evenVBand="0" w:oddHBand="1" w:evenHBand="0" w:firstRowFirstColumn="0" w:firstRowLastColumn="0" w:lastRowFirstColumn="0" w:lastRowLastColumn="0"/>
-              <w:rPr>
-                <w:rFonts w:asciiTheme="majorHAnsi" w:hAnsiTheme="majorHAnsi" w:cstheme="majorHAnsi"/>
-              </w:rPr>
+              <w:spacing w:after="0"/>
             </w:pPr>
             <w:r>
-              <w:rPr>
-                <w:rFonts w:asciiTheme="majorHAnsi" w:hAnsiTheme="majorHAnsi" w:cstheme="majorHAnsi"/>
-              </w:rPr>
               <w:t>986</w:t>
             </w:r>
           </w:p>
         </w:tc>
         <w:tc>
           <w:tcPr>
-            <w:tcW w:w="2144" w:type="dxa"/>
+            <w:tcW w:w="2126" w:type="dxa"/>
           </w:tcPr>
           <w:p>
             <w:pPr>
-              <w:spacing w:after="0" w:line="360" w:lineRule="auto"/>
-              <w:cnfStyle w:val="000000100000" w:firstRow="0" w:lastRow="0" w:firstColumn="0" w:lastColumn="0" w:oddVBand="0" w:evenVBand="0" w:oddHBand="1" w:evenHBand="0" w:firstRowFirstColumn="0" w:firstRowLastColumn="0" w:lastRowFirstColumn="0" w:lastRowLastColumn="0"/>
-              <w:rPr>
-                <w:rFonts w:asciiTheme="majorHAnsi" w:hAnsiTheme="majorHAnsi" w:cstheme="majorHAnsi"/>
-              </w:rPr>
+              <w:spacing w:after="0"/>
             </w:pPr>
             <w:r>
-              <w:rPr>
-                <w:rFonts w:asciiTheme="majorHAnsi" w:hAnsiTheme="majorHAnsi" w:cstheme="majorHAnsi"/>
-              </w:rPr>
               <w:t>8.79%</w:t>
             </w:r>
           </w:p>
@@ -1393,84 +402,56 @@
       </w:tr>
       <w:tr>
         <w:trPr>
-          <w:trHeight w:val="554"/>
+          <w:cantSplit/>
         </w:trPr>
         <w:tc>
           <w:tcPr>
-            <w:cnfStyle w:val="001000000000" w:firstRow="0" w:lastRow="0" w:firstColumn="1" w:lastColumn="0" w:oddVBand="0" w:evenVBand="0" w:oddHBand="0" w:evenHBand="0" w:firstRowFirstColumn="0" w:firstRowLastColumn="0" w:lastRowFirstColumn="0" w:lastRowLastColumn="0"/>
-            <w:tcW w:w="2421" w:type="dxa"/>
+            <w:tcW w:w="2400" w:type="dxa"/>
           </w:tcPr>
           <w:p>
             <w:pPr>
-              <w:spacing w:after="0" w:line="360" w:lineRule="auto"/>
-              <w:rPr>
-                <w:rFonts w:asciiTheme="majorHAnsi" w:hAnsiTheme="majorHAnsi" w:cstheme="majorHAnsi"/>
-              </w:rPr>
+              <w:spacing w:after="0"/>
             </w:pPr>
             <w:r>
-              <w:rPr>
-                <w:rFonts w:asciiTheme="majorHAnsi" w:hAnsiTheme="majorHAnsi" w:cstheme="majorHAnsi"/>
-              </w:rPr>
               <w:t>Paris</w:t>
             </w:r>
           </w:p>
         </w:tc>
         <w:tc>
           <w:tcPr>
-            <w:tcW w:w="1715" w:type="dxa"/>
+            <w:tcW w:w="1700" w:type="dxa"/>
           </w:tcPr>
           <w:p>
             <w:pPr>
-              <w:spacing w:after="0" w:line="360" w:lineRule="auto"/>
-              <w:cnfStyle w:val="000000000000" w:firstRow="0" w:lastRow="0" w:firstColumn="0" w:lastColumn="0" w:oddVBand="0" w:evenVBand="0" w:oddHBand="0" w:evenHBand="0" w:firstRowFirstColumn="0" w:firstRowLastColumn="0" w:lastRowFirstColumn="0" w:lastRowLastColumn="0"/>
-              <w:rPr>
-                <w:rFonts w:asciiTheme="majorHAnsi" w:hAnsiTheme="majorHAnsi" w:cstheme="majorHAnsi"/>
-              </w:rPr>
+              <w:spacing w:after="0"/>
             </w:pPr>
             <w:r>
-              <w:rPr>
-                <w:rFonts w:asciiTheme="majorHAnsi" w:hAnsiTheme="majorHAnsi" w:cstheme="majorHAnsi"/>
-              </w:rPr>
               <w:t>1004</w:t>
             </w:r>
           </w:p>
         </w:tc>
         <w:tc>
           <w:tcPr>
-            <w:tcW w:w="2824" w:type="dxa"/>
+            <w:tcW w:w="2800" w:type="dxa"/>
           </w:tcPr>
           <w:p>
             <w:pPr>
-              <w:spacing w:after="0" w:line="360" w:lineRule="auto"/>
-              <w:cnfStyle w:val="000000000000" w:firstRow="0" w:lastRow="0" w:firstColumn="0" w:lastColumn="0" w:oddVBand="0" w:evenVBand="0" w:oddHBand="0" w:evenHBand="0" w:firstRowFirstColumn="0" w:firstRowLastColumn="0" w:lastRowFirstColumn="0" w:lastRowLastColumn="0"/>
-              <w:rPr>
-                <w:rFonts w:asciiTheme="majorHAnsi" w:hAnsiTheme="majorHAnsi" w:cstheme="majorHAnsi"/>
-              </w:rPr>
+              <w:spacing w:after="0"/>
             </w:pPr>
             <w:r>
-              <w:rPr>
-                <w:rFonts w:asciiTheme="majorHAnsi" w:hAnsiTheme="majorHAnsi" w:cstheme="majorHAnsi"/>
-              </w:rPr>
               <w:t>77</w:t>
             </w:r>
           </w:p>
         </w:tc>
         <w:tc>
           <w:tcPr>
-            <w:tcW w:w="2144" w:type="dxa"/>
+            <w:tcW w:w="2126" w:type="dxa"/>
           </w:tcPr>
           <w:p>
             <w:pPr>
-              <w:spacing w:after="0" w:line="360" w:lineRule="auto"/>
-              <w:cnfStyle w:val="000000000000" w:firstRow="0" w:lastRow="0" w:firstColumn="0" w:lastColumn="0" w:oddVBand="0" w:evenVBand="0" w:oddHBand="0" w:evenHBand="0" w:firstRowFirstColumn="0" w:firstRowLastColumn="0" w:lastRowFirstColumn="0" w:lastRowLastColumn="0"/>
-              <w:rPr>
-                <w:rFonts w:asciiTheme="majorHAnsi" w:hAnsiTheme="majorHAnsi" w:cstheme="majorHAnsi"/>
-              </w:rPr>
+              <w:spacing w:after="0"/>
             </w:pPr>
             <w:r>
-              <w:rPr>
-                <w:rFonts w:asciiTheme="majorHAnsi" w:hAnsiTheme="majorHAnsi" w:cstheme="majorHAnsi"/>
-              </w:rPr>
               <w:t>92.88%</w:t>
             </w:r>
           </w:p>
@@ -1478,85 +459,56 @@
       </w:tr>
       <w:tr>
         <w:trPr>
-          <w:cnfStyle w:val="000000100000" w:firstRow="0" w:lastRow="0" w:firstColumn="0" w:lastColumn="0" w:oddVBand="0" w:evenVBand="0" w:oddHBand="1" w:evenHBand="0" w:firstRowFirstColumn="0" w:firstRowLastColumn="0" w:lastRowFirstColumn="0" w:lastRowLastColumn="0"/>
-          <w:trHeight w:val="554"/>
+          <w:cantSplit/>
         </w:trPr>
         <w:tc>
           <w:tcPr>
-            <w:cnfStyle w:val="001000000000" w:firstRow="0" w:lastRow="0" w:firstColumn="1" w:lastColumn="0" w:oddVBand="0" w:evenVBand="0" w:oddHBand="0" w:evenHBand="0" w:firstRowFirstColumn="0" w:firstRowLastColumn="0" w:lastRowFirstColumn="0" w:lastRowLastColumn="0"/>
-            <w:tcW w:w="2421" w:type="dxa"/>
+            <w:tcW w:w="2400" w:type="dxa"/>
           </w:tcPr>
           <w:p>
             <w:pPr>
-              <w:spacing w:after="0" w:line="360" w:lineRule="auto"/>
-              <w:rPr>
-                <w:rFonts w:asciiTheme="majorHAnsi" w:hAnsiTheme="majorHAnsi" w:cstheme="majorHAnsi"/>
-              </w:rPr>
+              <w:spacing w:after="0"/>
             </w:pPr>
             <w:r>
-              <w:rPr>
-                <w:rFonts w:asciiTheme="majorHAnsi" w:hAnsiTheme="majorHAnsi" w:cstheme="majorHAnsi"/>
-              </w:rPr>
               <w:t>London</w:t>
             </w:r>
           </w:p>
         </w:tc>
         <w:tc>
           <w:tcPr>
-            <w:tcW w:w="1715" w:type="dxa"/>
+            <w:tcW w:w="1700" w:type="dxa"/>
           </w:tcPr>
           <w:p>
             <w:pPr>
-              <w:spacing w:after="0" w:line="360" w:lineRule="auto"/>
-              <w:cnfStyle w:val="000000100000" w:firstRow="0" w:lastRow="0" w:firstColumn="0" w:lastColumn="0" w:oddVBand="0" w:evenVBand="0" w:oddHBand="1" w:evenHBand="0" w:firstRowFirstColumn="0" w:firstRowLastColumn="0" w:lastRowFirstColumn="0" w:lastRowLastColumn="0"/>
-              <w:rPr>
-                <w:rFonts w:asciiTheme="majorHAnsi" w:hAnsiTheme="majorHAnsi" w:cstheme="majorHAnsi"/>
-              </w:rPr>
+              <w:spacing w:after="0"/>
             </w:pPr>
             <w:r>
-              <w:rPr>
-                <w:rFonts w:asciiTheme="majorHAnsi" w:hAnsiTheme="majorHAnsi" w:cstheme="majorHAnsi"/>
-              </w:rPr>
               <w:t>969</w:t>
             </w:r>
           </w:p>
         </w:tc>
         <w:tc>
           <w:tcPr>
-            <w:tcW w:w="2824" w:type="dxa"/>
+            <w:tcW w:w="2800" w:type="dxa"/>
           </w:tcPr>
           <w:p>
             <w:pPr>
-              <w:spacing w:after="0" w:line="360" w:lineRule="auto"/>
-              <w:cnfStyle w:val="000000100000" w:firstRow="0" w:lastRow="0" w:firstColumn="0" w:lastColumn="0" w:oddVBand="0" w:evenVBand="0" w:oddHBand="1" w:evenHBand="0" w:firstRowFirstColumn="0" w:firstRowLastColumn="0" w:lastRowFirstColumn="0" w:lastRowLastColumn="0"/>
-              <w:rPr>
-                <w:rFonts w:asciiTheme="majorHAnsi" w:hAnsiTheme="majorHAnsi" w:cstheme="majorHAnsi"/>
-              </w:rPr>
+              <w:spacing w:after="0"/>
             </w:pPr>
             <w:r>
-              <w:rPr>
-                <w:rFonts w:asciiTheme="majorHAnsi" w:hAnsiTheme="majorHAnsi" w:cstheme="majorHAnsi"/>
-              </w:rPr>
               <w:t>112</w:t>
             </w:r>
           </w:p>
         </w:tc>
         <w:tc>
           <w:tcPr>
-            <w:tcW w:w="2144" w:type="dxa"/>
+            <w:tcW w:w="2126" w:type="dxa"/>
           </w:tcPr>
           <w:p>
             <w:pPr>
-              <w:spacing w:after="0" w:line="360" w:lineRule="auto"/>
-              <w:cnfStyle w:val="000000100000" w:firstRow="0" w:lastRow="0" w:firstColumn="0" w:lastColumn="0" w:oddVBand="0" w:evenVBand="0" w:oddHBand="1" w:evenHBand="0" w:firstRowFirstColumn="0" w:firstRowLastColumn="0" w:lastRowFirstColumn="0" w:lastRowLastColumn="0"/>
-              <w:rPr>
-                <w:rFonts w:asciiTheme="majorHAnsi" w:hAnsiTheme="majorHAnsi" w:cstheme="majorHAnsi"/>
-              </w:rPr>
+              <w:spacing w:after="0"/>
             </w:pPr>
             <w:r>
-              <w:rPr>
-                <w:rFonts w:asciiTheme="majorHAnsi" w:hAnsiTheme="majorHAnsi" w:cstheme="majorHAnsi"/>
-              </w:rPr>
               <w:t>89.64%</w:t>
             </w:r>
           </w:p>
@@ -1564,161 +516,58 @@
       </w:tr>
     </w:tbl>
     <w:p>
-      <w:pPr>
-        <w:spacing w:line="360" w:lineRule="auto"/>
-        <w:rPr>
-          <w:rFonts w:asciiTheme="majorHAnsi" w:hAnsiTheme="majorHAnsi" w:cstheme="majorHAnsi"/>
-        </w:rPr>
-      </w:pPr>
-    </w:p>
-    <w:p>
-      <w:pPr>
-        <w:spacing w:line="360" w:lineRule="auto"/>
-        <w:jc w:val="center"/>
-        <w:rPr>
-          <w:rFonts w:asciiTheme="majorHAnsi" w:hAnsiTheme="majorHAnsi" w:cstheme="majorHAnsi"/>
-          <w:i/>
-          <w:iCs/>
-          <w:color w:val="808080" w:themeColor="background1" w:themeShade="80"/>
-        </w:rPr>
-      </w:pPr>
       <w:r>
-        <w:rPr>
-          <w:rFonts w:asciiTheme="majorHAnsi" w:hAnsiTheme="majorHAnsi" w:cstheme="majorHAnsi"/>
-          <w:i/>
-          <w:iCs/>
-          <w:color w:val="808080" w:themeColor="background1" w:themeShade="80"/>
-        </w:rPr>
-        <w:t>Table 1. Observed readings and missingness on the complete hourly grid.</w:t>
-      </w:r>
-    </w:p>
-    <w:p>
-      <w:pPr>
-        <w:spacing w:line="360" w:lineRule="auto"/>
-        <w:rPr>
-          <w:rFonts w:asciiTheme="majorHAnsi" w:hAnsiTheme="majorHAnsi" w:cstheme="majorHAnsi"/>
-        </w:rPr>
-      </w:pPr>
-      <w:r>
-        <w:rPr>
-          <w:rFonts w:asciiTheme="majorHAnsi" w:hAnsiTheme="majorHAnsi" w:cstheme="majorHAnsi"/>
-        </w:rPr>
-        <w:lastRenderedPageBreak/>
         <w:t xml:space="preserve">Paris was chosen for modelling because it has the highest coverage, as shown in Table 1. Antwerp’s many gaps make it unsuitable for the same hourly forecasting exercise. Missing readings were not replaced with zero or a </w:t>
       </w:r>
+      <w:proofErr w:type="gramStart"/>
       <w:r>
-        <w:rPr>
-          <w:rFonts w:asciiTheme="majorHAnsi" w:hAnsiTheme="majorHAnsi" w:cstheme="majorHAnsi"/>
-        </w:rPr>
-        <w:t>whole dataset</w:t>
+        <w:t>whole-dataset</w:t>
       </w:r>
+      <w:proofErr w:type="gramEnd"/>
       <w:r>
-        <w:rPr>
-          <w:rFonts w:asciiTheme="majorHAnsi" w:hAnsiTheme="majorHAnsi" w:cstheme="majorHAnsi"/>
-        </w:rPr>
         <w:t xml:space="preserve"> mean. Either choice would invent pollution measurements and could reduce genuine variation. Instead, modelling uses only timestamps with an observed Paris target and observed readings at all required lags. This transparent complete-case approach loses information and may underrepresent disrupted </w:t>
       </w:r>
+      <w:proofErr w:type="gramStart"/>
       <w:r>
-        <w:rPr>
-          <w:rFonts w:asciiTheme="majorHAnsi" w:hAnsiTheme="majorHAnsi" w:cstheme="majorHAnsi"/>
-        </w:rPr>
-        <w:t>periods but</w:t>
+        <w:t>periods, but</w:t>
       </w:r>
+      <w:proofErr w:type="gramEnd"/>
       <w:r>
-        <w:rPr>
-          <w:rFonts w:asciiTheme="majorHAnsi" w:hAnsiTheme="majorHAnsi" w:cstheme="majorHAnsi"/>
-        </w:rPr>
         <w:t xml:space="preserve"> avoids pretending that imputed targets are real observations.</w:t>
       </w:r>
     </w:p>
     <w:p>
-      <w:pPr>
-        <w:spacing w:line="360" w:lineRule="auto"/>
-        <w:rPr>
-          <w:rFonts w:asciiTheme="majorHAnsi" w:hAnsiTheme="majorHAnsi" w:cstheme="majorHAnsi"/>
-        </w:rPr>
-      </w:pPr>
       <w:r>
-        <w:rPr>
-          <w:rFonts w:asciiTheme="majorHAnsi" w:hAnsiTheme="majorHAnsi" w:cstheme="majorHAnsi"/>
-        </w:rPr>
         <w:t>There are seven zero readings in Paris and twelve in London. These were retained because no quality flag in this extract identifies them as errors. Likewise, the interquartile range rule flagged one Antwerp, 32 Paris and 30 London readings as unusually high or low relative to their station distributions. These are statistical flags, not proof of incorrect measurement. All flagged observations were retained because a genuine pollution episode may be an important event. The notebook separately calculates a training-only IQR check; no test-derived threshold changes the model data.</w:t>
       </w:r>
     </w:p>
     <w:p>
-      <w:pPr>
-        <w:spacing w:line="360" w:lineRule="auto"/>
-        <w:rPr>
-          <w:rFonts w:asciiTheme="majorHAnsi" w:hAnsiTheme="majorHAnsi" w:cstheme="majorHAnsi"/>
-        </w:rPr>
-      </w:pPr>
       <w:r>
-        <w:rPr>
-          <w:rFonts w:asciiTheme="majorHAnsi" w:hAnsiTheme="majorHAnsi" w:cstheme="majorHAnsi"/>
-        </w:rPr>
         <w:t>The wide CSV does not include timezone metadata or the original provider quality flags. The analysis keeps timestamps on the source’s reported clock and does not call them UTC. Calendar summaries must therefore be interpreted as reported-clock patterns, not verified local rush-hour effects. Cross-station measurements are not used together as forecasting inputs. A deployment would require the original metadata and correctly aligned timezones. The snapshot hash verifies the embedded recovered CSV, rather than claiming byte-for-byte identity with upstream line endings.</w:t>
       </w:r>
     </w:p>
     <w:p>
-      <w:pPr>
-        <w:spacing w:line="360" w:lineRule="auto"/>
-        <w:rPr>
-          <w:rFonts w:asciiTheme="majorHAnsi" w:hAnsiTheme="majorHAnsi" w:cstheme="majorHAnsi"/>
-        </w:rPr>
-      </w:pPr>
       <w:r>
-        <w:rPr>
-          <w:rFonts w:asciiTheme="majorHAnsi" w:hAnsiTheme="majorHAnsi" w:cstheme="majorHAnsi"/>
-        </w:rPr>
         <w:br w:type="page"/>
       </w:r>
     </w:p>
     <w:p>
       <w:pPr>
         <w:pStyle w:val="Heading1"/>
-        <w:spacing w:line="360" w:lineRule="auto"/>
-        <w:rPr>
-          <w:rFonts w:cstheme="majorHAnsi"/>
-          <w:color w:val="76923C" w:themeColor="accent3" w:themeShade="BF"/>
-          <w:sz w:val="28"/>
-        </w:rPr>
       </w:pPr>
-      <w:bookmarkStart w:id="4" w:name="_Toc241285191"/>
       <w:r>
-        <w:rPr>
-          <w:rFonts w:cstheme="majorHAnsi"/>
-          <w:color w:val="76923C" w:themeColor="accent3" w:themeShade="BF"/>
-          <w:sz w:val="28"/>
-        </w:rPr>
         <w:lastRenderedPageBreak/>
-        <w:t>Exploratory data analysis and findings</w:t>
+        <w:t>5. Exploratory data analysis and findings</w:t>
       </w:r>
-      <w:bookmarkEnd w:id="4"/>
     </w:p>
     <w:p>
-      <w:pPr>
-        <w:spacing w:line="360" w:lineRule="auto"/>
-        <w:rPr>
-          <w:rFonts w:asciiTheme="majorHAnsi" w:hAnsiTheme="majorHAnsi" w:cstheme="majorHAnsi"/>
-        </w:rPr>
-      </w:pPr>
       <w:r>
-        <w:rPr>
-          <w:rFonts w:asciiTheme="majorHAnsi" w:hAnsiTheme="majorHAnsi" w:cstheme="majorHAnsi"/>
-        </w:rPr>
         <w:t>Paris has an observed mean of 27.74 µg/m³, a median of 24.15 and a standard deviation of 15.29. Its values range from zero to 97.00. The mean exceeds the median, and the histogram shows a longer upper tail, indicating that occasional high readings raise the average. Antwerp’s mean is 25.78 and London’s is 24.78 µg/m³. These station averages use different sets of available times, so they should not be treated as a fair ranking of the three cities.</w:t>
       </w:r>
     </w:p>
     <w:p>
-      <w:pPr>
-        <w:spacing w:line="360" w:lineRule="auto"/>
-        <w:rPr>
-          <w:rFonts w:asciiTheme="majorHAnsi" w:hAnsiTheme="majorHAnsi" w:cstheme="majorHAnsi"/>
-        </w:rPr>
-      </w:pPr>
       <w:r>
         <w:rPr>
-          <w:rFonts w:asciiTheme="majorHAnsi" w:hAnsiTheme="majorHAnsi" w:cstheme="majorHAnsi"/>
           <w:noProof/>
         </w:rPr>
         <w:drawing>
@@ -1761,47 +610,26 @@
     <w:p>
       <w:pPr>
         <w:pStyle w:val="Caption"/>
-        <w:spacing w:line="360" w:lineRule="auto"/>
         <w:jc w:val="center"/>
         <w:rPr>
-          <w:rFonts w:asciiTheme="majorHAnsi" w:hAnsiTheme="majorHAnsi" w:cstheme="majorHAnsi"/>
           <w:color w:val="808080" w:themeColor="background1" w:themeShade="80"/>
-          <w:szCs w:val="22"/>
         </w:rPr>
       </w:pPr>
       <w:r>
         <w:rPr>
-          <w:rFonts w:asciiTheme="majorHAnsi" w:hAnsiTheme="majorHAnsi" w:cstheme="majorHAnsi"/>
           <w:color w:val="808080" w:themeColor="background1" w:themeShade="80"/>
-          <w:szCs w:val="22"/>
         </w:rPr>
         <w:t>Figure 1. Station distributions and Paris histogram using observed values.</w:t>
       </w:r>
     </w:p>
     <w:p>
-      <w:pPr>
-        <w:spacing w:line="360" w:lineRule="auto"/>
-        <w:rPr>
-          <w:rFonts w:asciiTheme="majorHAnsi" w:hAnsiTheme="majorHAnsi" w:cstheme="majorHAnsi"/>
-        </w:rPr>
-      </w:pPr>
       <w:r>
-        <w:rPr>
-          <w:rFonts w:asciiTheme="majorHAnsi" w:hAnsiTheme="majorHAnsi" w:cstheme="majorHAnsi"/>
-        </w:rPr>
         <w:t>Figure 1 shows substantial overlap between the distributions and occasional high readings at each station. The small Antwerp sample is especially important when interpreting its boxplot. A separate daily chart in the notebook includes a station-day only when at least 18 hourly readings are available. This 75% coverage rule reduces the chance of presenting a partial day as a reliable daily average. Missing days remain gaps rather than being connected by invented measurements.</w:t>
       </w:r>
     </w:p>
     <w:p>
-      <w:pPr>
-        <w:spacing w:line="360" w:lineRule="auto"/>
-        <w:rPr>
-          <w:rFonts w:asciiTheme="majorHAnsi" w:hAnsiTheme="majorHAnsi" w:cstheme="majorHAnsi"/>
-        </w:rPr>
-      </w:pPr>
       <w:r>
         <w:rPr>
-          <w:rFonts w:asciiTheme="majorHAnsi" w:hAnsiTheme="majorHAnsi" w:cstheme="majorHAnsi"/>
           <w:noProof/>
         </w:rPr>
         <w:drawing>
@@ -1844,156 +672,109 @@
     <w:p>
       <w:pPr>
         <w:pStyle w:val="Caption"/>
-        <w:spacing w:line="360" w:lineRule="auto"/>
         <w:jc w:val="center"/>
         <w:rPr>
-          <w:rFonts w:asciiTheme="majorHAnsi" w:hAnsiTheme="majorHAnsi" w:cstheme="majorHAnsi"/>
           <w:color w:val="808080" w:themeColor="background1" w:themeShade="80"/>
-          <w:szCs w:val="22"/>
         </w:rPr>
       </w:pPr>
       <w:r>
         <w:rPr>
-          <w:rFonts w:asciiTheme="majorHAnsi" w:hAnsiTheme="majorHAnsi" w:cstheme="majorHAnsi"/>
           <w:color w:val="808080" w:themeColor="background1" w:themeShade="80"/>
-          <w:szCs w:val="22"/>
         </w:rPr>
         <w:t>Figure 2. Paris means by reported hour and weekday; counts appear in the notebook.</w:t>
       </w:r>
     </w:p>
     <w:p>
-      <w:pPr>
-        <w:spacing w:line="360" w:lineRule="auto"/>
-        <w:rPr>
-          <w:rFonts w:asciiTheme="majorHAnsi" w:hAnsiTheme="majorHAnsi" w:cstheme="majorHAnsi"/>
-        </w:rPr>
-      </w:pPr>
       <w:r>
-        <w:rPr>
-          <w:rFonts w:asciiTheme="majorHAnsi" w:hAnsiTheme="majorHAnsi" w:cstheme="majorHAnsi"/>
-        </w:rPr>
-        <w:lastRenderedPageBreak/>
         <w:t>In Figure 2, Paris has its highest reported-hour mean at 09:00, about 40.57 µg/m³, and its lowest at 16:00, about 17.77. Friday has the highest weekday mean, 32.24, while Sunday has the lowest, 24.07. These differences suggest useful calendar features, but do not prove that work schedules or traffic caused them. Weather and emissions data would be needed to investigate those explanations. The analysis covers only part of two months, so neither seasonal patterns nor long-term trends can be established.</w:t>
+      </w:r>
+    </w:p>
+    <w:p>
+      <w:r>
+        <w:br w:type="page"/>
       </w:r>
     </w:p>
     <w:p>
       <w:pPr>
         <w:pStyle w:val="Heading1"/>
-        <w:spacing w:line="360" w:lineRule="auto"/>
-        <w:rPr>
-          <w:rFonts w:cstheme="majorHAnsi"/>
-          <w:color w:val="76923C" w:themeColor="accent3" w:themeShade="BF"/>
-          <w:sz w:val="28"/>
-        </w:rPr>
       </w:pPr>
-      <w:bookmarkStart w:id="5" w:name="_Toc241285192"/>
       <w:r>
-        <w:rPr>
-          <w:rFonts w:cstheme="majorHAnsi"/>
-          <w:color w:val="76923C" w:themeColor="accent3" w:themeShade="BF"/>
-          <w:sz w:val="28"/>
-        </w:rPr>
-        <w:t>Predictive models and evaluation</w:t>
+        <w:lastRenderedPageBreak/>
+        <w:t>6. Predictive models and evaluation</w:t>
       </w:r>
-      <w:bookmarkEnd w:id="5"/>
     </w:p>
     <w:p>
-      <w:pPr>
-        <w:spacing w:line="360" w:lineRule="auto"/>
-        <w:rPr>
-          <w:rFonts w:asciiTheme="majorHAnsi" w:hAnsiTheme="majorHAnsi" w:cstheme="majorHAnsi"/>
-        </w:rPr>
-      </w:pPr>
       <w:r>
-        <w:rPr>
-          <w:rFonts w:asciiTheme="majorHAnsi" w:hAnsiTheme="majorHAnsi" w:cstheme="majorHAnsi"/>
-        </w:rPr>
         <w:t>Both models predict the Paris concentration at time t using readings at t−1, t−2 and t−24 hours, the sine and cosine of the reported hour, and a weekend indicator. For example, a 10:00 prediction uses the readings at 09:00, 08:00 and 10:00 the previous day. The current target is never included as an input. Sine and cosine preserve the repeating daily cycle, so midnight is close to 23:00 rather than being treated as the opposite end of an ordinary numeric scale.</w:t>
       </w:r>
     </w:p>
     <w:p>
-      <w:pPr>
-        <w:spacing w:line="360" w:lineRule="auto"/>
-        <w:rPr>
-          <w:rFonts w:asciiTheme="majorHAnsi" w:hAnsiTheme="majorHAnsi" w:cstheme="majorHAnsi"/>
-        </w:rPr>
-      </w:pPr>
       <w:r>
-        <w:rPr>
-          <w:rFonts w:asciiTheme="majorHAnsi" w:hAnsiTheme="majorHAnsi" w:cstheme="majorHAnsi"/>
-        </w:rPr>
         <w:t>The hourly timeline is divided chronologically: the first 60% for training, the next 20% for validation and the final 20% for testing. Removing rows with missing targets or lags leaves 595 training, 178 validation and 147 test observations, or 920 complete rows. In total, 161 grid rows are unavailable for modelling. The final eligible test observation is 19 June at 00:00, earlier than the dataset’s end because later rows lack required values. No random shuffle or future interpolation is used.</w:t>
       </w:r>
     </w:p>
     <w:p>
-      <w:pPr>
-        <w:spacing w:line="360" w:lineRule="auto"/>
-        <w:rPr>
-          <w:rFonts w:asciiTheme="majorHAnsi" w:hAnsiTheme="majorHAnsi" w:cstheme="majorHAnsi"/>
-        </w:rPr>
-      </w:pPr>
       <w:r>
-        <w:rPr>
-          <w:rFonts w:asciiTheme="majorHAnsi" w:hAnsiTheme="majorHAnsi" w:cstheme="majorHAnsi"/>
-        </w:rPr>
         <w:t>Linear Regression estimates an additive relationship between the inputs and target [4]. Random Forest averages 300 regression trees, with maximum depth 8, minimum leaf size 5 and random seed 42 [5]. These settings were specified before evaluation. The persistence baseline uses the previous hourly value as its prediction. This is a useful comparison because closely spaced measurements can be similar even without machine learning. Random Forest was selected using validation MAE: 4.55</w:t>
       </w:r>
       <w:r>
-        <w:rPr>
-          <w:rFonts w:asciiTheme="majorHAnsi" w:hAnsiTheme="majorHAnsi" w:cstheme="majorHAnsi"/>
-        </w:rPr>
         <w:t>3</w:t>
       </w:r>
       <w:r>
-        <w:rPr>
-          <w:rFonts w:asciiTheme="majorHAnsi" w:hAnsiTheme="majorHAnsi" w:cstheme="majorHAnsi"/>
-        </w:rPr>
         <w:t>, compared with 4.892 for Linear Regression and 5.219 for persistence.</w:t>
       </w:r>
     </w:p>
     <w:p>
       <w:pPr>
         <w:pStyle w:val="Caption"/>
-        <w:spacing w:line="360" w:lineRule="auto"/>
-        <w:rPr>
-          <w:rFonts w:asciiTheme="majorHAnsi" w:hAnsiTheme="majorHAnsi" w:cstheme="majorHAnsi"/>
-          <w:szCs w:val="22"/>
-        </w:rPr>
       </w:pPr>
+      <w:r>
+        <w:t>Table 2. Final performance on the same 147 later test observations.</w:t>
+      </w:r>
     </w:p>
     <w:tbl>
       <w:tblPr>
-        <w:tblStyle w:val="GridTable4-Accent3"/>
-        <w:tblW w:w="9159" w:type="dxa"/>
+        <w:tblW w:w="9026" w:type="dxa"/>
+        <w:tblInd w:w="120" w:type="dxa"/>
+        <w:tblBorders>
+          <w:top w:val="single" w:sz="4" w:space="0" w:color="B8BCC4"/>
+          <w:left w:val="single" w:sz="4" w:space="0" w:color="B8BCC4"/>
+          <w:bottom w:val="single" w:sz="4" w:space="0" w:color="B8BCC4"/>
+          <w:right w:val="single" w:sz="4" w:space="0" w:color="B8BCC4"/>
+          <w:insideH w:val="single" w:sz="4" w:space="0" w:color="B8BCC4"/>
+          <w:insideV w:val="single" w:sz="4" w:space="0" w:color="B8BCC4"/>
+        </w:tblBorders>
         <w:tblLayout w:type="fixed"/>
+        <w:tblCellMar>
+          <w:top w:w="60" w:type="dxa"/>
+          <w:left w:w="120" w:type="dxa"/>
+          <w:bottom w:w="60" w:type="dxa"/>
+          <w:right w:w="120" w:type="dxa"/>
+        </w:tblCellMar>
         <w:tblLook w:val="04A0" w:firstRow="1" w:lastRow="0" w:firstColumn="1" w:lastColumn="0" w:noHBand="0" w:noVBand="1"/>
       </w:tblPr>
       <w:tblGrid>
-        <w:gridCol w:w="2892"/>
-        <w:gridCol w:w="2232"/>
-        <w:gridCol w:w="2334"/>
-        <w:gridCol w:w="1701"/>
+        <w:gridCol w:w="2850"/>
+        <w:gridCol w:w="2200"/>
+        <w:gridCol w:w="2300"/>
+        <w:gridCol w:w="1676"/>
       </w:tblGrid>
       <w:tr>
         <w:trPr>
-          <w:cnfStyle w:val="100000000000" w:firstRow="1" w:lastRow="0" w:firstColumn="0" w:lastColumn="0" w:oddVBand="0" w:evenVBand="0" w:oddHBand="0" w:evenHBand="0" w:firstRowFirstColumn="0" w:firstRowLastColumn="0" w:lastRowFirstColumn="0" w:lastRowLastColumn="0"/>
-          <w:trHeight w:val="666"/>
+          <w:cantSplit/>
         </w:trPr>
         <w:tc>
           <w:tcPr>
-            <w:cnfStyle w:val="001000000000" w:firstRow="0" w:lastRow="0" w:firstColumn="1" w:lastColumn="0" w:oddVBand="0" w:evenVBand="0" w:oddHBand="0" w:evenHBand="0" w:firstRowFirstColumn="0" w:firstRowLastColumn="0" w:lastRowFirstColumn="0" w:lastRowLastColumn="0"/>
-            <w:tcW w:w="2892" w:type="dxa"/>
+            <w:tcW w:w="2850" w:type="dxa"/>
+            <w:shd w:val="clear" w:color="auto" w:fill="E8EEF5"/>
           </w:tcPr>
           <w:p>
             <w:pPr>
-              <w:spacing w:after="0" w:line="360" w:lineRule="auto"/>
-              <w:rPr>
-                <w:rFonts w:asciiTheme="majorHAnsi" w:hAnsiTheme="majorHAnsi" w:cstheme="majorHAnsi"/>
-              </w:rPr>
+              <w:spacing w:after="0"/>
             </w:pPr>
             <w:r>
               <w:rPr>
-                <w:rFonts w:asciiTheme="majorHAnsi" w:hAnsiTheme="majorHAnsi" w:cstheme="majorHAnsi"/>
+                <w:b/>
               </w:rPr>
               <w:t>Model</w:t>
             </w:r>
@@ -2001,19 +782,16 @@
         </w:tc>
         <w:tc>
           <w:tcPr>
-            <w:tcW w:w="2232" w:type="dxa"/>
+            <w:tcW w:w="2200" w:type="dxa"/>
+            <w:shd w:val="clear" w:color="auto" w:fill="E8EEF5"/>
           </w:tcPr>
           <w:p>
             <w:pPr>
-              <w:spacing w:after="0" w:line="360" w:lineRule="auto"/>
-              <w:cnfStyle w:val="100000000000" w:firstRow="1" w:lastRow="0" w:firstColumn="0" w:lastColumn="0" w:oddVBand="0" w:evenVBand="0" w:oddHBand="0" w:evenHBand="0" w:firstRowFirstColumn="0" w:firstRowLastColumn="0" w:lastRowFirstColumn="0" w:lastRowLastColumn="0"/>
-              <w:rPr>
-                <w:rFonts w:asciiTheme="majorHAnsi" w:hAnsiTheme="majorHAnsi" w:cstheme="majorHAnsi"/>
-              </w:rPr>
+              <w:spacing w:after="0"/>
             </w:pPr>
             <w:r>
               <w:rPr>
-                <w:rFonts w:asciiTheme="majorHAnsi" w:hAnsiTheme="majorHAnsi" w:cstheme="majorHAnsi"/>
+                <w:b/>
               </w:rPr>
               <w:t>MAE (µg/m³)</w:t>
             </w:r>
@@ -2021,19 +799,16 @@
         </w:tc>
         <w:tc>
           <w:tcPr>
-            <w:tcW w:w="2334" w:type="dxa"/>
+            <w:tcW w:w="2300" w:type="dxa"/>
+            <w:shd w:val="clear" w:color="auto" w:fill="E8EEF5"/>
           </w:tcPr>
           <w:p>
             <w:pPr>
-              <w:spacing w:after="0" w:line="360" w:lineRule="auto"/>
-              <w:cnfStyle w:val="100000000000" w:firstRow="1" w:lastRow="0" w:firstColumn="0" w:lastColumn="0" w:oddVBand="0" w:evenVBand="0" w:oddHBand="0" w:evenHBand="0" w:firstRowFirstColumn="0" w:firstRowLastColumn="0" w:lastRowFirstColumn="0" w:lastRowLastColumn="0"/>
-              <w:rPr>
-                <w:rFonts w:asciiTheme="majorHAnsi" w:hAnsiTheme="majorHAnsi" w:cstheme="majorHAnsi"/>
-              </w:rPr>
+              <w:spacing w:after="0"/>
             </w:pPr>
             <w:r>
               <w:rPr>
-                <w:rFonts w:asciiTheme="majorHAnsi" w:hAnsiTheme="majorHAnsi" w:cstheme="majorHAnsi"/>
+                <w:b/>
               </w:rPr>
               <w:t>RMSE (µg/m³)</w:t>
             </w:r>
@@ -2041,19 +816,16 @@
         </w:tc>
         <w:tc>
           <w:tcPr>
-            <w:tcW w:w="1701" w:type="dxa"/>
+            <w:tcW w:w="1676" w:type="dxa"/>
+            <w:shd w:val="clear" w:color="auto" w:fill="E8EEF5"/>
           </w:tcPr>
           <w:p>
             <w:pPr>
-              <w:spacing w:after="0" w:line="360" w:lineRule="auto"/>
-              <w:cnfStyle w:val="100000000000" w:firstRow="1" w:lastRow="0" w:firstColumn="0" w:lastColumn="0" w:oddVBand="0" w:evenVBand="0" w:oddHBand="0" w:evenHBand="0" w:firstRowFirstColumn="0" w:firstRowLastColumn="0" w:lastRowFirstColumn="0" w:lastRowLastColumn="0"/>
-              <w:rPr>
-                <w:rFonts w:asciiTheme="majorHAnsi" w:hAnsiTheme="majorHAnsi" w:cstheme="majorHAnsi"/>
-              </w:rPr>
+              <w:spacing w:after="0"/>
             </w:pPr>
             <w:r>
               <w:rPr>
-                <w:rFonts w:asciiTheme="majorHAnsi" w:hAnsiTheme="majorHAnsi" w:cstheme="majorHAnsi"/>
+                <w:b/>
               </w:rPr>
               <w:t>R²</w:t>
             </w:r>
@@ -2062,85 +834,56 @@
       </w:tr>
       <w:tr>
         <w:trPr>
-          <w:cnfStyle w:val="000000100000" w:firstRow="0" w:lastRow="0" w:firstColumn="0" w:lastColumn="0" w:oddVBand="0" w:evenVBand="0" w:oddHBand="1" w:evenHBand="0" w:firstRowFirstColumn="0" w:firstRowLastColumn="0" w:lastRowFirstColumn="0" w:lastRowLastColumn="0"/>
-          <w:trHeight w:val="627"/>
+          <w:cantSplit/>
         </w:trPr>
         <w:tc>
           <w:tcPr>
-            <w:cnfStyle w:val="001000000000" w:firstRow="0" w:lastRow="0" w:firstColumn="1" w:lastColumn="0" w:oddVBand="0" w:evenVBand="0" w:oddHBand="0" w:evenHBand="0" w:firstRowFirstColumn="0" w:firstRowLastColumn="0" w:lastRowFirstColumn="0" w:lastRowLastColumn="0"/>
-            <w:tcW w:w="2892" w:type="dxa"/>
+            <w:tcW w:w="2850" w:type="dxa"/>
           </w:tcPr>
           <w:p>
             <w:pPr>
-              <w:spacing w:after="0" w:line="360" w:lineRule="auto"/>
-              <w:rPr>
-                <w:rFonts w:asciiTheme="majorHAnsi" w:hAnsiTheme="majorHAnsi" w:cstheme="majorHAnsi"/>
-              </w:rPr>
+              <w:spacing w:after="0"/>
             </w:pPr>
             <w:r>
-              <w:rPr>
-                <w:rFonts w:asciiTheme="majorHAnsi" w:hAnsiTheme="majorHAnsi" w:cstheme="majorHAnsi"/>
-              </w:rPr>
               <w:t>Persistence</w:t>
             </w:r>
           </w:p>
         </w:tc>
         <w:tc>
           <w:tcPr>
-            <w:tcW w:w="2232" w:type="dxa"/>
+            <w:tcW w:w="2200" w:type="dxa"/>
           </w:tcPr>
           <w:p>
             <w:pPr>
-              <w:spacing w:after="0" w:line="360" w:lineRule="auto"/>
-              <w:cnfStyle w:val="000000100000" w:firstRow="0" w:lastRow="0" w:firstColumn="0" w:lastColumn="0" w:oddVBand="0" w:evenVBand="0" w:oddHBand="1" w:evenHBand="0" w:firstRowFirstColumn="0" w:firstRowLastColumn="0" w:lastRowFirstColumn="0" w:lastRowLastColumn="0"/>
-              <w:rPr>
-                <w:rFonts w:asciiTheme="majorHAnsi" w:hAnsiTheme="majorHAnsi" w:cstheme="majorHAnsi"/>
-              </w:rPr>
+              <w:spacing w:after="0"/>
             </w:pPr>
             <w:r>
-              <w:rPr>
-                <w:rFonts w:asciiTheme="majorHAnsi" w:hAnsiTheme="majorHAnsi" w:cstheme="majorHAnsi"/>
-              </w:rPr>
               <w:t>5.684</w:t>
             </w:r>
           </w:p>
         </w:tc>
         <w:tc>
           <w:tcPr>
-            <w:tcW w:w="2334" w:type="dxa"/>
+            <w:tcW w:w="2300" w:type="dxa"/>
           </w:tcPr>
           <w:p>
             <w:pPr>
-              <w:spacing w:after="0" w:line="360" w:lineRule="auto"/>
-              <w:cnfStyle w:val="000000100000" w:firstRow="0" w:lastRow="0" w:firstColumn="0" w:lastColumn="0" w:oddVBand="0" w:evenVBand="0" w:oddHBand="1" w:evenHBand="0" w:firstRowFirstColumn="0" w:firstRowLastColumn="0" w:lastRowFirstColumn="0" w:lastRowLastColumn="0"/>
-              <w:rPr>
-                <w:rFonts w:asciiTheme="majorHAnsi" w:hAnsiTheme="majorHAnsi" w:cstheme="majorHAnsi"/>
-              </w:rPr>
+              <w:spacing w:after="0"/>
             </w:pPr>
             <w:r>
-              <w:rPr>
-                <w:rFonts w:asciiTheme="majorHAnsi" w:hAnsiTheme="majorHAnsi" w:cstheme="majorHAnsi"/>
-              </w:rPr>
               <w:t>8.300</w:t>
             </w:r>
           </w:p>
         </w:tc>
         <w:tc>
           <w:tcPr>
-            <w:tcW w:w="1701" w:type="dxa"/>
+            <w:tcW w:w="1676" w:type="dxa"/>
           </w:tcPr>
           <w:p>
             <w:pPr>
-              <w:spacing w:after="0" w:line="360" w:lineRule="auto"/>
-              <w:cnfStyle w:val="000000100000" w:firstRow="0" w:lastRow="0" w:firstColumn="0" w:lastColumn="0" w:oddVBand="0" w:evenVBand="0" w:oddHBand="1" w:evenHBand="0" w:firstRowFirstColumn="0" w:firstRowLastColumn="0" w:lastRowFirstColumn="0" w:lastRowLastColumn="0"/>
-              <w:rPr>
-                <w:rFonts w:asciiTheme="majorHAnsi" w:hAnsiTheme="majorHAnsi" w:cstheme="majorHAnsi"/>
-              </w:rPr>
+              <w:spacing w:after="0"/>
             </w:pPr>
             <w:r>
-              <w:rPr>
-                <w:rFonts w:asciiTheme="majorHAnsi" w:hAnsiTheme="majorHAnsi" w:cstheme="majorHAnsi"/>
-              </w:rPr>
               <w:t>0.787</w:t>
             </w:r>
           </w:p>
@@ -2148,84 +891,56 @@
       </w:tr>
       <w:tr>
         <w:trPr>
-          <w:trHeight w:val="666"/>
+          <w:cantSplit/>
         </w:trPr>
         <w:tc>
           <w:tcPr>
-            <w:cnfStyle w:val="001000000000" w:firstRow="0" w:lastRow="0" w:firstColumn="1" w:lastColumn="0" w:oddVBand="0" w:evenVBand="0" w:oddHBand="0" w:evenHBand="0" w:firstRowFirstColumn="0" w:firstRowLastColumn="0" w:lastRowFirstColumn="0" w:lastRowLastColumn="0"/>
-            <w:tcW w:w="2892" w:type="dxa"/>
+            <w:tcW w:w="2850" w:type="dxa"/>
           </w:tcPr>
           <w:p>
             <w:pPr>
-              <w:spacing w:after="0" w:line="360" w:lineRule="auto"/>
-              <w:rPr>
-                <w:rFonts w:asciiTheme="majorHAnsi" w:hAnsiTheme="majorHAnsi" w:cstheme="majorHAnsi"/>
-              </w:rPr>
+              <w:spacing w:after="0"/>
             </w:pPr>
             <w:r>
-              <w:rPr>
-                <w:rFonts w:asciiTheme="majorHAnsi" w:hAnsiTheme="majorHAnsi" w:cstheme="majorHAnsi"/>
-              </w:rPr>
               <w:t>Linear Regression</w:t>
             </w:r>
           </w:p>
         </w:tc>
         <w:tc>
           <w:tcPr>
-            <w:tcW w:w="2232" w:type="dxa"/>
+            <w:tcW w:w="2200" w:type="dxa"/>
           </w:tcPr>
           <w:p>
             <w:pPr>
-              <w:spacing w:after="0" w:line="360" w:lineRule="auto"/>
-              <w:cnfStyle w:val="000000000000" w:firstRow="0" w:lastRow="0" w:firstColumn="0" w:lastColumn="0" w:oddVBand="0" w:evenVBand="0" w:oddHBand="0" w:evenHBand="0" w:firstRowFirstColumn="0" w:firstRowLastColumn="0" w:lastRowFirstColumn="0" w:lastRowLastColumn="0"/>
-              <w:rPr>
-                <w:rFonts w:asciiTheme="majorHAnsi" w:hAnsiTheme="majorHAnsi" w:cstheme="majorHAnsi"/>
-              </w:rPr>
+              <w:spacing w:after="0"/>
             </w:pPr>
             <w:r>
-              <w:rPr>
-                <w:rFonts w:asciiTheme="majorHAnsi" w:hAnsiTheme="majorHAnsi" w:cstheme="majorHAnsi"/>
-              </w:rPr>
               <w:t>5.116</w:t>
             </w:r>
           </w:p>
         </w:tc>
         <w:tc>
           <w:tcPr>
-            <w:tcW w:w="2334" w:type="dxa"/>
+            <w:tcW w:w="2300" w:type="dxa"/>
           </w:tcPr>
           <w:p>
             <w:pPr>
-              <w:spacing w:after="0" w:line="360" w:lineRule="auto"/>
-              <w:cnfStyle w:val="000000000000" w:firstRow="0" w:lastRow="0" w:firstColumn="0" w:lastColumn="0" w:oddVBand="0" w:evenVBand="0" w:oddHBand="0" w:evenHBand="0" w:firstRowFirstColumn="0" w:firstRowLastColumn="0" w:lastRowFirstColumn="0" w:lastRowLastColumn="0"/>
-              <w:rPr>
-                <w:rFonts w:asciiTheme="majorHAnsi" w:hAnsiTheme="majorHAnsi" w:cstheme="majorHAnsi"/>
-              </w:rPr>
+              <w:spacing w:after="0"/>
             </w:pPr>
             <w:r>
-              <w:rPr>
-                <w:rFonts w:asciiTheme="majorHAnsi" w:hAnsiTheme="majorHAnsi" w:cstheme="majorHAnsi"/>
-              </w:rPr>
               <w:t>7.300</w:t>
             </w:r>
           </w:p>
         </w:tc>
         <w:tc>
           <w:tcPr>
-            <w:tcW w:w="1701" w:type="dxa"/>
+            <w:tcW w:w="1676" w:type="dxa"/>
           </w:tcPr>
           <w:p>
             <w:pPr>
-              <w:spacing w:after="0" w:line="360" w:lineRule="auto"/>
-              <w:cnfStyle w:val="000000000000" w:firstRow="0" w:lastRow="0" w:firstColumn="0" w:lastColumn="0" w:oddVBand="0" w:evenVBand="0" w:oddHBand="0" w:evenHBand="0" w:firstRowFirstColumn="0" w:firstRowLastColumn="0" w:lastRowFirstColumn="0" w:lastRowLastColumn="0"/>
-              <w:rPr>
-                <w:rFonts w:asciiTheme="majorHAnsi" w:hAnsiTheme="majorHAnsi" w:cstheme="majorHAnsi"/>
-              </w:rPr>
+              <w:spacing w:after="0"/>
             </w:pPr>
             <w:r>
-              <w:rPr>
-                <w:rFonts w:asciiTheme="majorHAnsi" w:hAnsiTheme="majorHAnsi" w:cstheme="majorHAnsi"/>
-              </w:rPr>
               <w:t>0.835</w:t>
             </w:r>
           </w:p>
@@ -2233,85 +948,56 @@
       </w:tr>
       <w:tr>
         <w:trPr>
-          <w:cnfStyle w:val="000000100000" w:firstRow="0" w:lastRow="0" w:firstColumn="0" w:lastColumn="0" w:oddVBand="0" w:evenVBand="0" w:oddHBand="1" w:evenHBand="0" w:firstRowFirstColumn="0" w:firstRowLastColumn="0" w:lastRowFirstColumn="0" w:lastRowLastColumn="0"/>
-          <w:trHeight w:val="627"/>
+          <w:cantSplit/>
         </w:trPr>
         <w:tc>
           <w:tcPr>
-            <w:cnfStyle w:val="001000000000" w:firstRow="0" w:lastRow="0" w:firstColumn="1" w:lastColumn="0" w:oddVBand="0" w:evenVBand="0" w:oddHBand="0" w:evenHBand="0" w:firstRowFirstColumn="0" w:firstRowLastColumn="0" w:lastRowFirstColumn="0" w:lastRowLastColumn="0"/>
-            <w:tcW w:w="2892" w:type="dxa"/>
+            <w:tcW w:w="2850" w:type="dxa"/>
           </w:tcPr>
           <w:p>
             <w:pPr>
-              <w:spacing w:after="0" w:line="360" w:lineRule="auto"/>
-              <w:rPr>
-                <w:rFonts w:asciiTheme="majorHAnsi" w:hAnsiTheme="majorHAnsi" w:cstheme="majorHAnsi"/>
-              </w:rPr>
+              <w:spacing w:after="0"/>
             </w:pPr>
             <w:r>
-              <w:rPr>
-                <w:rFonts w:asciiTheme="majorHAnsi" w:hAnsiTheme="majorHAnsi" w:cstheme="majorHAnsi"/>
-              </w:rPr>
               <w:t>Random Forest</w:t>
             </w:r>
           </w:p>
         </w:tc>
         <w:tc>
           <w:tcPr>
-            <w:tcW w:w="2232" w:type="dxa"/>
+            <w:tcW w:w="2200" w:type="dxa"/>
           </w:tcPr>
           <w:p>
             <w:pPr>
-              <w:spacing w:after="0" w:line="360" w:lineRule="auto"/>
-              <w:cnfStyle w:val="000000100000" w:firstRow="0" w:lastRow="0" w:firstColumn="0" w:lastColumn="0" w:oddVBand="0" w:evenVBand="0" w:oddHBand="1" w:evenHBand="0" w:firstRowFirstColumn="0" w:firstRowLastColumn="0" w:lastRowFirstColumn="0" w:lastRowLastColumn="0"/>
-              <w:rPr>
-                <w:rFonts w:asciiTheme="majorHAnsi" w:hAnsiTheme="majorHAnsi" w:cstheme="majorHAnsi"/>
-              </w:rPr>
+              <w:spacing w:after="0"/>
             </w:pPr>
             <w:r>
-              <w:rPr>
-                <w:rFonts w:asciiTheme="majorHAnsi" w:hAnsiTheme="majorHAnsi" w:cstheme="majorHAnsi"/>
-              </w:rPr>
               <w:t>4.919</w:t>
             </w:r>
           </w:p>
         </w:tc>
         <w:tc>
           <w:tcPr>
-            <w:tcW w:w="2334" w:type="dxa"/>
+            <w:tcW w:w="2300" w:type="dxa"/>
           </w:tcPr>
           <w:p>
             <w:pPr>
-              <w:spacing w:after="0" w:line="360" w:lineRule="auto"/>
-              <w:cnfStyle w:val="000000100000" w:firstRow="0" w:lastRow="0" w:firstColumn="0" w:lastColumn="0" w:oddVBand="0" w:evenVBand="0" w:oddHBand="1" w:evenHBand="0" w:firstRowFirstColumn="0" w:firstRowLastColumn="0" w:lastRowFirstColumn="0" w:lastRowLastColumn="0"/>
-              <w:rPr>
-                <w:rFonts w:asciiTheme="majorHAnsi" w:hAnsiTheme="majorHAnsi" w:cstheme="majorHAnsi"/>
-              </w:rPr>
+              <w:spacing w:after="0"/>
             </w:pPr>
             <w:r>
-              <w:rPr>
-                <w:rFonts w:asciiTheme="majorHAnsi" w:hAnsiTheme="majorHAnsi" w:cstheme="majorHAnsi"/>
-              </w:rPr>
               <w:t>7.486</w:t>
             </w:r>
           </w:p>
         </w:tc>
         <w:tc>
           <w:tcPr>
-            <w:tcW w:w="1701" w:type="dxa"/>
+            <w:tcW w:w="1676" w:type="dxa"/>
           </w:tcPr>
           <w:p>
             <w:pPr>
-              <w:spacing w:after="0" w:line="360" w:lineRule="auto"/>
-              <w:cnfStyle w:val="000000100000" w:firstRow="0" w:lastRow="0" w:firstColumn="0" w:lastColumn="0" w:oddVBand="0" w:evenVBand="0" w:oddHBand="1" w:evenHBand="0" w:firstRowFirstColumn="0" w:firstRowLastColumn="0" w:lastRowFirstColumn="0" w:lastRowLastColumn="0"/>
-              <w:rPr>
-                <w:rFonts w:asciiTheme="majorHAnsi" w:hAnsiTheme="majorHAnsi" w:cstheme="majorHAnsi"/>
-              </w:rPr>
+              <w:spacing w:after="0"/>
             </w:pPr>
             <w:r>
-              <w:rPr>
-                <w:rFonts w:asciiTheme="majorHAnsi" w:hAnsiTheme="majorHAnsi" w:cstheme="majorHAnsi"/>
-              </w:rPr>
               <w:t>0.827</w:t>
             </w:r>
           </w:p>
@@ -2319,541 +1005,606 @@
       </w:tr>
     </w:tbl>
     <w:p>
-      <w:pPr>
-        <w:spacing w:line="360" w:lineRule="auto"/>
-        <w:jc w:val="center"/>
-        <w:rPr>
-          <w:rFonts w:asciiTheme="majorHAnsi" w:hAnsiTheme="majorHAnsi" w:cstheme="majorHAnsi"/>
-          <w:i/>
-          <w:iCs/>
-          <w:color w:val="808080" w:themeColor="background1" w:themeShade="80"/>
-        </w:rPr>
-      </w:pPr>
-    </w:p>
-    <w:p>
-      <w:pPr>
-        <w:spacing w:line="360" w:lineRule="auto"/>
-        <w:rPr>
-          <w:rFonts w:asciiTheme="majorHAnsi" w:hAnsiTheme="majorHAnsi" w:cstheme="majorHAnsi"/>
-        </w:rPr>
-      </w:pPr>
       <w:r>
-        <w:rPr>
-          <w:rFonts w:asciiTheme="majorHAnsi" w:hAnsiTheme="majorHAnsi" w:cstheme="majorHAnsi"/>
-        </w:rPr>
-        <w:t>Table 2. Final performance on the same 147 later test observations.</w:t>
-      </w:r>
-    </w:p>
-    <w:p>
-      <w:pPr>
-        <w:spacing w:line="360" w:lineRule="auto"/>
-        <w:rPr>
-          <w:rFonts w:asciiTheme="majorHAnsi" w:hAnsiTheme="majorHAnsi" w:cstheme="majorHAnsi"/>
-        </w:rPr>
-      </w:pPr>
-      <w:r>
-        <w:rPr>
-          <w:rFonts w:asciiTheme="majorHAnsi" w:hAnsiTheme="majorHAnsi" w:cstheme="majorHAnsi"/>
-        </w:rPr>
-        <w:lastRenderedPageBreak/>
         <w:t>Both fitted models were refitted on the combined training and validation data before the final test. MAE measures average absolute error, while RMSE gives greater weight to large errors. R² compares squared error with predicting the test-set mean [6]. Precision and recall are unsuitable because this task predicts concentrations rather than categories. Table 2 shows that Random Forest has the lowest test MAE, improving on persistence by 13.46%. It is preferred for the stated average-error objective, while Linear Regression has better RMSE and R². The forest is therefore not best on every measure.</w:t>
       </w:r>
     </w:p>
     <w:p>
-      <w:pPr>
-        <w:spacing w:line="360" w:lineRule="auto"/>
-        <w:rPr>
-          <w:rFonts w:asciiTheme="majorHAnsi" w:hAnsiTheme="majorHAnsi" w:cstheme="majorHAnsi"/>
-        </w:rPr>
-      </w:pPr>
       <w:r>
-        <w:rPr>
-          <w:rFonts w:asciiTheme="majorHAnsi" w:hAnsiTheme="majorHAnsi" w:cstheme="majorHAnsi"/>
-        </w:rPr>
         <w:t>The selected forest’s refit-training MAE is 3.73, below its test MAE of 4.92. This gap supports further checks for overfitting and changing conditions. Both models tend to miss some sharp movements, as shown by the notebook’s prediction plots. Evaluation represents rolling one-hour-ahead forecasts: each earlier actual reading is available before the next prediction. It does not represent predicting an entire week from one starting point, and statistical certainty is limited by the short test period.</w:t>
       </w:r>
     </w:p>
     <w:p>
-      <w:pPr>
-        <w:spacing w:line="360" w:lineRule="auto"/>
-        <w:rPr>
-          <w:rFonts w:asciiTheme="majorHAnsi" w:hAnsiTheme="majorHAnsi" w:cstheme="majorHAnsi"/>
-        </w:rPr>
-      </w:pPr>
       <w:r>
-        <w:rPr>
-          <w:rFonts w:asciiTheme="majorHAnsi" w:hAnsiTheme="majorHAnsi" w:cstheme="majorHAnsi"/>
-        </w:rPr>
         <w:br w:type="page"/>
       </w:r>
     </w:p>
     <w:p>
       <w:pPr>
         <w:pStyle w:val="Heading1"/>
-        <w:spacing w:line="360" w:lineRule="auto"/>
-        <w:rPr>
-          <w:rFonts w:cstheme="majorHAnsi"/>
-          <w:color w:val="76923C" w:themeColor="accent3" w:themeShade="BF"/>
-          <w:sz w:val="28"/>
-        </w:rPr>
       </w:pPr>
-      <w:bookmarkStart w:id="6" w:name="_Toc241285193"/>
       <w:r>
-        <w:rPr>
-          <w:rFonts w:cstheme="majorHAnsi"/>
-          <w:color w:val="76923C" w:themeColor="accent3" w:themeShade="BF"/>
-          <w:sz w:val="28"/>
-        </w:rPr>
         <w:lastRenderedPageBreak/>
-        <w:t>Limitations and practical recommendations</w:t>
+        <w:t>7. Limitations and practical recommendations</w:t>
       </w:r>
-      <w:bookmarkEnd w:id="6"/>
     </w:p>
     <w:p>
-      <w:pPr>
-        <w:spacing w:line="360" w:lineRule="auto"/>
-        <w:rPr>
-          <w:rFonts w:asciiTheme="majorHAnsi" w:hAnsiTheme="majorHAnsi" w:cstheme="majorHAnsi"/>
-        </w:rPr>
-      </w:pPr>
       <w:r>
-        <w:rPr>
-          <w:rFonts w:asciiTheme="majorHAnsi" w:hAnsiTheme="majorHAnsi" w:cstheme="majorHAnsi"/>
-        </w:rPr>
         <w:t>The main limitation is representativeness. One short historical extract cannot describe current pollution conditions, a full year or all neighbourhoods in a city. Paris was chosen because of coverage, which makes the model useful for this station but does not demonstrate transfer to another location. All observations come from existing measurements rather than a controlled experiment. The reported differences are associations, and this project cannot identify which source caused a pollution increase.</w:t>
       </w:r>
     </w:p>
     <w:p>
-      <w:pPr>
-        <w:spacing w:line="360" w:lineRule="auto"/>
-        <w:rPr>
-          <w:rFonts w:asciiTheme="majorHAnsi" w:hAnsiTheme="majorHAnsi" w:cstheme="majorHAnsi"/>
-        </w:rPr>
-      </w:pPr>
       <w:r>
-        <w:rPr>
-          <w:rFonts w:asciiTheme="majorHAnsi" w:hAnsiTheme="majorHAnsi" w:cstheme="majorHAnsi"/>
-        </w:rPr>
         <w:t>Missing data can create selection bias if outages occur during unusual pollution events. Excluding incomplete targets and lags avoids fabricated values, but it does not solve this bias. The extract also lacks weather, traffic counts, emissions information and instrument quality flags. Its unspecified timezone limits calendar interpretation. Zero readings and extreme values remain uncertain until checked with the original provider. These issues should be addressed before treating the model as operational evidence.</w:t>
       </w:r>
     </w:p>
     <w:p>
-      <w:pPr>
-        <w:spacing w:line="360" w:lineRule="auto"/>
-        <w:rPr>
-          <w:rFonts w:asciiTheme="majorHAnsi" w:hAnsiTheme="majorHAnsi" w:cstheme="majorHAnsi"/>
-        </w:rPr>
-      </w:pPr>
       <w:r>
-        <w:rPr>
-          <w:rFonts w:asciiTheme="majorHAnsi" w:hAnsiTheme="majorHAnsi" w:cstheme="majorHAnsi"/>
-        </w:rPr>
         <w:t>First, the monitoring team should obtain a longer dataset with known timezones, clear station metadata and quality-control flags. It should monitor completeness by station and investigate extended gaps, especially where hourly predictions are required. The same cleaning rules should be documented and applied to future updates. High readings should be reviewed against provider records rather than automatically removed, because cleaning away genuine peaks would weaken the practical purpose of an air-quality analysis.</w:t>
       </w:r>
     </w:p>
     <w:p>
-      <w:pPr>
-        <w:spacing w:line="360" w:lineRule="auto"/>
-        <w:rPr>
-          <w:rFonts w:asciiTheme="majorHAnsi" w:hAnsiTheme="majorHAnsi" w:cstheme="majorHAnsi"/>
-        </w:rPr>
-      </w:pPr>
       <w:r>
-        <w:rPr>
-          <w:rFonts w:asciiTheme="majorHAnsi" w:hAnsiTheme="majorHAnsi" w:cstheme="majorHAnsi"/>
-        </w:rPr>
         <w:t>Second, the team should extend the forecasting inputs with relevant weather and traffic information when those data are available. Only values that would be known at the prediction time should be included. Testing should then be repeated across several later periods and additional stations. Model selection should still happen before the final test is inspected. Comparing each new version with persistence will show whether the extra complexity produces a consistent practical improvement.</w:t>
       </w:r>
     </w:p>
     <w:p>
-      <w:pPr>
-        <w:spacing w:line="360" w:lineRule="auto"/>
-        <w:rPr>
-          <w:rFonts w:asciiTheme="majorHAnsi" w:hAnsiTheme="majorHAnsi" w:cstheme="majorHAnsi"/>
-        </w:rPr>
-      </w:pPr>
       <w:r>
-        <w:rPr>
-          <w:rFonts w:asciiTheme="majorHAnsi" w:hAnsiTheme="majorHAnsi" w:cstheme="majorHAnsi"/>
-        </w:rPr>
         <w:t>Third, any pilot should track both MAE and RMSE. Average accuracy matters for routine monitoring, while larger errors may matter more during sudden pollution changes. The preferred model can therefore depend on the monitoring objective. Predictions should be presented with observed readings and missingness information, rather than as certain facts. Public alerts or regulatory conclusions would require suitable standards, validated data and a much stronger evaluation than this classroom example provides.</w:t>
       </w:r>
     </w:p>
     <w:p>
       <w:pPr>
         <w:pStyle w:val="Heading1"/>
-        <w:spacing w:line="360" w:lineRule="auto"/>
-        <w:rPr>
-          <w:rFonts w:cstheme="majorHAnsi"/>
-          <w:color w:val="76923C" w:themeColor="accent3" w:themeShade="BF"/>
-          <w:sz w:val="28"/>
-        </w:rPr>
       </w:pPr>
-      <w:bookmarkStart w:id="7" w:name="_Toc241285194"/>
       <w:r>
-        <w:rPr>
-          <w:rFonts w:cstheme="majorHAnsi"/>
-          <w:color w:val="76923C" w:themeColor="accent3" w:themeShade="BF"/>
-          <w:sz w:val="28"/>
-        </w:rPr>
-        <w:lastRenderedPageBreak/>
-        <w:t>Collaboration, responsible AI and conclusion</w:t>
+        <w:t>8. Collaboration, responsible AI and conclusion</w:t>
       </w:r>
-      <w:bookmarkEnd w:id="7"/>
     </w:p>
     <w:p>
-      <w:pPr>
-        <w:spacing w:line="360" w:lineRule="auto"/>
-        <w:rPr>
-          <w:rFonts w:asciiTheme="majorHAnsi" w:hAnsiTheme="majorHAnsi" w:cstheme="majorHAnsi"/>
-        </w:rPr>
-      </w:pPr>
       <w:r>
-        <w:rPr>
-          <w:rFonts w:asciiTheme="majorHAnsi" w:hAnsiTheme="majorHAnsi" w:cstheme="majorHAnsi"/>
-        </w:rPr>
         <w:br w:type="page"/>
       </w:r>
     </w:p>
     <w:p>
       <w:pPr>
         <w:pStyle w:val="Heading1"/>
-        <w:spacing w:line="360" w:lineRule="auto"/>
-        <w:rPr>
-          <w:rFonts w:cstheme="majorHAnsi"/>
-          <w:color w:val="76923C" w:themeColor="accent3" w:themeShade="BF"/>
-          <w:sz w:val="28"/>
-        </w:rPr>
       </w:pPr>
-      <w:bookmarkStart w:id="8" w:name="_Toc241285195"/>
       <w:r>
-        <w:rPr>
-          <w:rFonts w:cstheme="majorHAnsi"/>
-          <w:color w:val="76923C" w:themeColor="accent3" w:themeShade="BF"/>
-          <w:sz w:val="28"/>
-        </w:rPr>
         <w:lastRenderedPageBreak/>
         <w:t>References</w:t>
       </w:r>
-      <w:bookmarkEnd w:id="8"/>
     </w:p>
     <w:p>
-      <w:pPr>
-        <w:spacing w:line="360" w:lineRule="auto"/>
-        <w:rPr>
-          <w:rFonts w:asciiTheme="majorHAnsi" w:hAnsiTheme="majorHAnsi" w:cstheme="majorHAnsi"/>
-        </w:rPr>
-      </w:pPr>
       <w:r>
-        <w:rPr>
-          <w:rFonts w:asciiTheme="majorHAnsi" w:hAnsiTheme="majorHAnsi" w:cstheme="majorHAnsi"/>
-        </w:rPr>
         <w:t xml:space="preserve">[1] pandas development team, “How do I create plots in </w:t>
       </w:r>
       <w:proofErr w:type="gramStart"/>
       <w:r>
-        <w:rPr>
-          <w:rFonts w:asciiTheme="majorHAnsi" w:hAnsiTheme="majorHAnsi" w:cstheme="majorHAnsi"/>
-        </w:rPr>
         <w:t>pandas?.</w:t>
       </w:r>
       <w:proofErr w:type="gramEnd"/>
       <w:r>
-        <w:rPr>
-          <w:rFonts w:asciiTheme="majorHAnsi" w:hAnsiTheme="majorHAnsi" w:cstheme="majorHAnsi"/>
-        </w:rPr>
         <w:t xml:space="preserve">” Accessed: Sep. </w:t>
       </w:r>
       <w:r>
-        <w:rPr>
-          <w:rFonts w:asciiTheme="majorHAnsi" w:hAnsiTheme="majorHAnsi" w:cstheme="majorHAnsi"/>
-        </w:rPr>
         <w:t>20</w:t>
       </w:r>
       <w:r>
-        <w:rPr>
-          <w:rFonts w:asciiTheme="majorHAnsi" w:hAnsiTheme="majorHAnsi" w:cstheme="majorHAnsi"/>
-        </w:rPr>
-        <w:t xml:space="preserve">, 2026. [Online]. Available: </w:t>
+        <w:t>, 2026. [Online]. Available: https://pandas.pydata.org/docs/getting_started/intro_tutorials/04_plotting.html</w:t>
       </w:r>
-      <w:hyperlink r:id="rId10" w:history="1">
-        <w:r>
-          <w:rPr>
-            <w:rStyle w:val="Hyperlink"/>
-            <w:rFonts w:asciiTheme="majorHAnsi" w:hAnsiTheme="majorHAnsi" w:cstheme="majorHAnsi"/>
-          </w:rPr>
-          <w:t>https://pandas.pydata.org/docs/getting_started/intro_tutorials/04_plotting.html</w:t>
-        </w:r>
-      </w:hyperlink>
     </w:p>
     <w:p>
-      <w:pPr>
-        <w:spacing w:line="360" w:lineRule="auto"/>
-        <w:rPr>
-          <w:rFonts w:asciiTheme="majorHAnsi" w:hAnsiTheme="majorHAnsi" w:cstheme="majorHAnsi"/>
-        </w:rPr>
-      </w:pPr>
       <w:r>
-        <w:rPr>
-          <w:rFonts w:asciiTheme="majorHAnsi" w:hAnsiTheme="majorHAnsi" w:cstheme="majorHAnsi"/>
-        </w:rPr>
         <w:t xml:space="preserve">[2] pandas development team, “air_quality_no2.csv, pandas source repository.” Accessed: Sep. </w:t>
       </w:r>
       <w:r>
-        <w:rPr>
-          <w:rFonts w:asciiTheme="majorHAnsi" w:hAnsiTheme="majorHAnsi" w:cstheme="majorHAnsi"/>
-        </w:rPr>
         <w:t>20</w:t>
       </w:r>
       <w:r>
-        <w:rPr>
-          <w:rFonts w:asciiTheme="majorHAnsi" w:hAnsiTheme="majorHAnsi" w:cstheme="majorHAnsi"/>
-        </w:rPr>
-        <w:t xml:space="preserve">, 2026. [Online]. Available: </w:t>
+        <w:t>, 2026. [Online]. Available: https://github.com/pandas-dev/pandas/blob/main/doc/data/air_quality_no2.csv</w:t>
       </w:r>
-      <w:hyperlink r:id="rId11" w:history="1">
-        <w:r>
-          <w:rPr>
-            <w:rStyle w:val="Hyperlink"/>
-            <w:rFonts w:asciiTheme="majorHAnsi" w:hAnsiTheme="majorHAnsi" w:cstheme="majorHAnsi"/>
-          </w:rPr>
-          <w:t>https://github.com/pandas-dev/pandas/blob/main/doc/data/air_quality_no2.csv</w:t>
-        </w:r>
-      </w:hyperlink>
     </w:p>
     <w:p>
-      <w:pPr>
-        <w:spacing w:line="360" w:lineRule="auto"/>
-        <w:rPr>
-          <w:rFonts w:asciiTheme="majorHAnsi" w:hAnsiTheme="majorHAnsi" w:cstheme="majorHAnsi"/>
-        </w:rPr>
-      </w:pPr>
       <w:r>
-        <w:rPr>
-          <w:rFonts w:asciiTheme="majorHAnsi" w:hAnsiTheme="majorHAnsi" w:cstheme="majorHAnsi"/>
-        </w:rPr>
         <w:t xml:space="preserve">[3] Project Jupyter, “Project Jupyter.” Accessed: Sep. </w:t>
       </w:r>
       <w:r>
-        <w:rPr>
-          <w:rFonts w:asciiTheme="majorHAnsi" w:hAnsiTheme="majorHAnsi" w:cstheme="majorHAnsi"/>
-        </w:rPr>
         <w:t>20</w:t>
       </w:r>
       <w:r>
-        <w:rPr>
-          <w:rFonts w:asciiTheme="majorHAnsi" w:hAnsiTheme="majorHAnsi" w:cstheme="majorHAnsi"/>
-        </w:rPr>
         <w:t>, 2026. [Online]. Available: https://jupyter.org/</w:t>
       </w:r>
     </w:p>
     <w:p>
-      <w:pPr>
-        <w:spacing w:line="360" w:lineRule="auto"/>
-        <w:rPr>
-          <w:rFonts w:asciiTheme="majorHAnsi" w:hAnsiTheme="majorHAnsi" w:cstheme="majorHAnsi"/>
-        </w:rPr>
-      </w:pPr>
       <w:r>
-        <w:rPr>
-          <w:rFonts w:asciiTheme="majorHAnsi" w:hAnsiTheme="majorHAnsi" w:cstheme="majorHAnsi"/>
-        </w:rPr>
         <w:t xml:space="preserve">[4] scikit-learn developers, “LinearRegression.” Accessed: Sep. </w:t>
       </w:r>
       <w:r>
-        <w:rPr>
-          <w:rFonts w:asciiTheme="majorHAnsi" w:hAnsiTheme="majorHAnsi" w:cstheme="majorHAnsi"/>
-        </w:rPr>
         <w:t>19</w:t>
       </w:r>
       <w:r>
-        <w:rPr>
-          <w:rFonts w:asciiTheme="majorHAnsi" w:hAnsiTheme="majorHAnsi" w:cstheme="majorHAnsi"/>
-        </w:rPr>
-        <w:t xml:space="preserve">, 2026. [Online]. Available: </w:t>
+        <w:t>, 2026. [Online]. Available: https://scikit-learn.org/stable/modules/generated/sklearn.linear_model.LinearRegression.html</w:t>
       </w:r>
-      <w:hyperlink r:id="rId12" w:history="1">
-        <w:r>
-          <w:rPr>
-            <w:rStyle w:val="Hyperlink"/>
-            <w:rFonts w:asciiTheme="majorHAnsi" w:hAnsiTheme="majorHAnsi" w:cstheme="majorHAnsi"/>
-          </w:rPr>
-          <w:t>https://scikit-learn.org/stable/modules/generated/sklearn.linear_model.LinearRegression.html</w:t>
-        </w:r>
-      </w:hyperlink>
+    </w:p>
+    <w:p>
+      <w:r>
+        <w:t xml:space="preserve">[5] scikit-learn developers, “RandomForestRegressor.” Accessed: Sep. </w:t>
+      </w:r>
+      <w:r>
+        <w:t>19</w:t>
+      </w:r>
+      <w:r>
+        <w:t>, 2026. [Online]. Available: https://scikit-learn.org/stable/modules/generated/sklearn.ensemble.RandomForestRegressor.html</w:t>
+      </w:r>
+    </w:p>
+    <w:p>
+      <w:r>
+        <w:t xml:space="preserve">[6] scikit-learn developers, “Metrics and scoring: quantifying the quality of predictions.” Accessed: Sep. </w:t>
+      </w:r>
+      <w:r>
+        <w:t>20</w:t>
+      </w:r>
+      <w:r>
+        <w:t>, 2026. [Online]. Available: https://scikit-learn.org/stable/modules/model_evaluation.html</w:t>
+      </w:r>
+    </w:p>
+    <w:p>
+      <w:r>
+        <w:t xml:space="preserve">[7] NumPy developers, “NumPy: the absolute basics for beginners.” Accessed: Sep. </w:t>
+      </w:r>
+      <w:r>
+        <w:t>19</w:t>
+      </w:r>
+      <w:r>
+        <w:t>, 2026. [Online]. Available: https://numpy.org/doc/stable/user/absolute_beginners.html</w:t>
+      </w:r>
+    </w:p>
+    <w:p>
+      <w:r>
+        <w:t xml:space="preserve">[8] Matplotlib developers, “Quick start guide.” Accessed: Sep. </w:t>
+      </w:r>
+      <w:r>
+        <w:t>19</w:t>
+      </w:r>
+      <w:r>
+        <w:t>, 2026. [Online]. Available: https://matplotlib.org/stable/users/explain/quick_start.html</w:t>
+      </w:r>
     </w:p>
     <w:p>
       <w:pPr>
-        <w:spacing w:line="360" w:lineRule="auto"/>
-        <w:rPr>
-          <w:rFonts w:asciiTheme="majorHAnsi" w:hAnsiTheme="majorHAnsi" w:cstheme="majorHAnsi"/>
-        </w:rPr>
+        <w:pStyle w:val="Heading1"/>
       </w:pPr>
       <w:r>
-        <w:rPr>
-          <w:rFonts w:asciiTheme="majorHAnsi" w:hAnsiTheme="majorHAnsi" w:cstheme="majorHAnsi"/>
-        </w:rPr>
-        <w:t xml:space="preserve">[5] scikit-learn developers, “RandomForestRegressor.” Accessed: Sep. </w:t>
-      </w:r>
-      <w:r>
-        <w:rPr>
-          <w:rFonts w:asciiTheme="majorHAnsi" w:hAnsiTheme="majorHAnsi" w:cstheme="majorHAnsi"/>
-        </w:rPr>
-        <w:t>19</w:t>
-      </w:r>
-      <w:r>
-        <w:rPr>
-          <w:rFonts w:asciiTheme="majorHAnsi" w:hAnsiTheme="majorHAnsi" w:cstheme="majorHAnsi"/>
-        </w:rPr>
-        <w:t xml:space="preserve">, 2026. [Online]. Available: </w:t>
-      </w:r>
-      <w:hyperlink r:id="rId13" w:history="1">
-        <w:r>
-          <w:rPr>
-            <w:rStyle w:val="Hyperlink"/>
-            <w:rFonts w:asciiTheme="majorHAnsi" w:hAnsiTheme="majorHAnsi" w:cstheme="majorHAnsi"/>
-          </w:rPr>
-          <w:t>https://scikit-learn.org/stable/modules/generated/sklearn.ensemble.RandomForestRegressor.html</w:t>
-        </w:r>
-      </w:hyperlink>
-    </w:p>
-    <w:p>
-      <w:pPr>
-        <w:spacing w:line="360" w:lineRule="auto"/>
-        <w:rPr>
-          <w:rFonts w:asciiTheme="majorHAnsi" w:hAnsiTheme="majorHAnsi" w:cstheme="majorHAnsi"/>
-        </w:rPr>
-      </w:pPr>
-      <w:r>
-        <w:rPr>
-          <w:rFonts w:asciiTheme="majorHAnsi" w:hAnsiTheme="majorHAnsi" w:cstheme="majorHAnsi"/>
-        </w:rPr>
-        <w:t xml:space="preserve">[6] scikit-learn developers, “Metrics and scoring: quantifying the quality of predictions.” Accessed: Sep. </w:t>
-      </w:r>
-      <w:r>
-        <w:rPr>
-          <w:rFonts w:asciiTheme="majorHAnsi" w:hAnsiTheme="majorHAnsi" w:cstheme="majorHAnsi"/>
-        </w:rPr>
-        <w:t>20</w:t>
-      </w:r>
-      <w:r>
-        <w:rPr>
-          <w:rFonts w:asciiTheme="majorHAnsi" w:hAnsiTheme="majorHAnsi" w:cstheme="majorHAnsi"/>
-        </w:rPr>
-        <w:t xml:space="preserve">, 2026. [Online]. Available: </w:t>
-      </w:r>
-      <w:hyperlink r:id="rId14" w:history="1">
-        <w:r>
-          <w:rPr>
-            <w:rStyle w:val="Hyperlink"/>
-            <w:rFonts w:asciiTheme="majorHAnsi" w:hAnsiTheme="majorHAnsi" w:cstheme="majorHAnsi"/>
-          </w:rPr>
-          <w:t>https://scikit-learn.org/stable/modules/model_evaluation.html</w:t>
-        </w:r>
-      </w:hyperlink>
-    </w:p>
-    <w:p>
-      <w:pPr>
-        <w:spacing w:line="360" w:lineRule="auto"/>
-        <w:rPr>
-          <w:rFonts w:asciiTheme="majorHAnsi" w:hAnsiTheme="majorHAnsi" w:cstheme="majorHAnsi"/>
-        </w:rPr>
-      </w:pPr>
-      <w:r>
-        <w:rPr>
-          <w:rFonts w:asciiTheme="majorHAnsi" w:hAnsiTheme="majorHAnsi" w:cstheme="majorHAnsi"/>
-        </w:rPr>
-        <w:t xml:space="preserve">[7] NumPy developers, “NumPy: the absolute basics for beginners.” Accessed: Sep. </w:t>
-      </w:r>
-      <w:r>
-        <w:rPr>
-          <w:rFonts w:asciiTheme="majorHAnsi" w:hAnsiTheme="majorHAnsi" w:cstheme="majorHAnsi"/>
-        </w:rPr>
-        <w:t>19</w:t>
-      </w:r>
-      <w:r>
-        <w:rPr>
-          <w:rFonts w:asciiTheme="majorHAnsi" w:hAnsiTheme="majorHAnsi" w:cstheme="majorHAnsi"/>
-        </w:rPr>
-        <w:t xml:space="preserve">, 2026. [Online]. Available: </w:t>
-      </w:r>
-      <w:hyperlink r:id="rId15" w:history="1">
-        <w:r>
-          <w:rPr>
-            <w:rStyle w:val="Hyperlink"/>
-            <w:rFonts w:asciiTheme="majorHAnsi" w:hAnsiTheme="majorHAnsi" w:cstheme="majorHAnsi"/>
-          </w:rPr>
-          <w:t>https://numpy.org/doc/stable/user/absolute_beginners.html</w:t>
-        </w:r>
-      </w:hyperlink>
-    </w:p>
-    <w:p>
-      <w:pPr>
-        <w:spacing w:line="360" w:lineRule="auto"/>
-        <w:rPr>
-          <w:rFonts w:asciiTheme="majorHAnsi" w:hAnsiTheme="majorHAnsi" w:cstheme="majorHAnsi"/>
-        </w:rPr>
-      </w:pPr>
-      <w:r>
-        <w:rPr>
-          <w:rFonts w:asciiTheme="majorHAnsi" w:hAnsiTheme="majorHAnsi" w:cstheme="majorHAnsi"/>
-        </w:rPr>
-        <w:t xml:space="preserve">[8] Matplotlib developers, “Quick start guide.” Accessed: Sep. </w:t>
-      </w:r>
-      <w:r>
-        <w:rPr>
-          <w:rFonts w:asciiTheme="majorHAnsi" w:hAnsiTheme="majorHAnsi" w:cstheme="majorHAnsi"/>
-        </w:rPr>
-        <w:t>19</w:t>
-      </w:r>
-      <w:r>
-        <w:rPr>
-          <w:rFonts w:asciiTheme="majorHAnsi" w:hAnsiTheme="majorHAnsi" w:cstheme="majorHAnsi"/>
-        </w:rPr>
-        <w:t xml:space="preserve">, 2026. [Online]. Available: </w:t>
-      </w:r>
-      <w:hyperlink r:id="rId16" w:history="1">
-        <w:r>
-          <w:rPr>
-            <w:rStyle w:val="Hyperlink"/>
-            <w:rFonts w:asciiTheme="majorHAnsi" w:hAnsiTheme="majorHAnsi" w:cstheme="majorHAnsi"/>
-          </w:rPr>
-          <w:t>https://matplotlib.org/stable/users/explain/quick_start.html</w:t>
-        </w:r>
-      </w:hyperlink>
-    </w:p>
-    <w:p>
-      <w:pPr>
-        <w:rPr>
-          <w:b/>
-          <w:bCs/>
-        </w:rPr>
-      </w:pPr>
-      <w:r>
-        <w:rPr>
-          <w:b/>
-          <w:bCs/>
-        </w:rPr>
         <w:t>Appendix A. AI usage declaration and verification</w:t>
       </w:r>
     </w:p>
     <w:p>
-      <w:pPr>
-        <w:spacing w:line="360" w:lineRule="auto"/>
-        <w:rPr>
-          <w:rFonts w:asciiTheme="majorHAnsi" w:hAnsiTheme="majorHAnsi" w:cstheme="majorHAnsi"/>
-        </w:rPr>
-      </w:pPr>
       <w:r>
-        <w:rPr>
-          <w:rFonts w:asciiTheme="majorHAnsi" w:hAnsiTheme="majorHAnsi" w:cstheme="majorHAnsi"/>
-        </w:rPr>
         <w:br w:type="page"/>
       </w:r>
     </w:p>
+    <w:p>
+      <w:pPr>
+        <w:pStyle w:val="Heading1"/>
+      </w:pPr>
+      <w:r>
+        <w:lastRenderedPageBreak/>
+        <w:t>Appendix B. Group contribution and version record</w:t>
+      </w:r>
+    </w:p>
+    <w:p>
+      <w:r>
+        <w:t>Complete this appendix using actual work. The tasks below are a proposed allocation, not a claim that they have been completed. Add or remove rows to match the group size. Attach or link genuine evidence of collaborative contributions.</w:t>
+      </w:r>
+    </w:p>
+    <w:tbl>
+      <w:tblPr>
+        <w:tblW w:w="9026" w:type="dxa"/>
+        <w:tblInd w:w="120" w:type="dxa"/>
+        <w:tblBorders>
+          <w:top w:val="single" w:sz="4" w:space="0" w:color="B8BCC4"/>
+          <w:left w:val="single" w:sz="4" w:space="0" w:color="B8BCC4"/>
+          <w:bottom w:val="single" w:sz="4" w:space="0" w:color="B8BCC4"/>
+          <w:right w:val="single" w:sz="4" w:space="0" w:color="B8BCC4"/>
+          <w:insideH w:val="single" w:sz="4" w:space="0" w:color="B8BCC4"/>
+          <w:insideV w:val="single" w:sz="4" w:space="0" w:color="B8BCC4"/>
+        </w:tblBorders>
+        <w:tblLayout w:type="fixed"/>
+        <w:tblCellMar>
+          <w:top w:w="60" w:type="dxa"/>
+          <w:left w:w="120" w:type="dxa"/>
+          <w:bottom w:w="60" w:type="dxa"/>
+          <w:right w:w="120" w:type="dxa"/>
+        </w:tblCellMar>
+        <w:tblLook w:val="04A0" w:firstRow="1" w:lastRow="0" w:firstColumn="1" w:lastColumn="0" w:noHBand="0" w:noVBand="1"/>
+      </w:tblPr>
+      <w:tblGrid>
+        <w:gridCol w:w="2850"/>
+        <w:gridCol w:w="2400"/>
+        <w:gridCol w:w="1900"/>
+        <w:gridCol w:w="1876"/>
+      </w:tblGrid>
+      <w:tr>
+        <w:trPr>
+          <w:cantSplit/>
+        </w:trPr>
+        <w:tc>
+          <w:tcPr>
+            <w:tcW w:w="2850" w:type="dxa"/>
+            <w:shd w:val="clear" w:color="auto" w:fill="E8EEF5"/>
+          </w:tcPr>
+          <w:p>
+            <w:pPr>
+              <w:spacing w:after="0"/>
+            </w:pPr>
+            <w:r>
+              <w:rPr>
+                <w:b/>
+              </w:rPr>
+              <w:t>Task</w:t>
+            </w:r>
+          </w:p>
+        </w:tc>
+        <w:tc>
+          <w:tcPr>
+            <w:tcW w:w="2400" w:type="dxa"/>
+            <w:shd w:val="clear" w:color="auto" w:fill="E8EEF5"/>
+          </w:tcPr>
+          <w:p>
+            <w:pPr>
+              <w:spacing w:after="0"/>
+            </w:pPr>
+            <w:r>
+              <w:rPr>
+                <w:b/>
+              </w:rPr>
+              <w:t>Actual member/ID</w:t>
+            </w:r>
+          </w:p>
+        </w:tc>
+        <w:tc>
+          <w:tcPr>
+            <w:tcW w:w="1900" w:type="dxa"/>
+            <w:shd w:val="clear" w:color="auto" w:fill="E8EEF5"/>
+          </w:tcPr>
+          <w:p>
+            <w:pPr>
+              <w:spacing w:after="0"/>
+            </w:pPr>
+            <w:r>
+              <w:rPr>
+                <w:b/>
+              </w:rPr>
+              <w:t>Date/version</w:t>
+            </w:r>
+          </w:p>
+        </w:tc>
+        <w:tc>
+          <w:tcPr>
+            <w:tcW w:w="1876" w:type="dxa"/>
+            <w:shd w:val="clear" w:color="auto" w:fill="E8EEF5"/>
+          </w:tcPr>
+          <w:p>
+            <w:pPr>
+              <w:spacing w:after="0"/>
+            </w:pPr>
+            <w:r>
+              <w:rPr>
+                <w:b/>
+              </w:rPr>
+              <w:t>Peer reviewer</w:t>
+            </w:r>
+          </w:p>
+        </w:tc>
+      </w:tr>
+      <w:tr>
+        <w:trPr>
+          <w:cantSplit/>
+        </w:trPr>
+        <w:tc>
+          <w:tcPr>
+            <w:tcW w:w="2850" w:type="dxa"/>
+          </w:tcPr>
+          <w:p>
+            <w:pPr>
+              <w:spacing w:after="0"/>
+            </w:pPr>
+            <w:r>
+              <w:t>Dataset and source review</w:t>
+            </w:r>
+          </w:p>
+        </w:tc>
+        <w:tc>
+          <w:tcPr>
+            <w:tcW w:w="2400" w:type="dxa"/>
+          </w:tcPr>
+          <w:p>
+            <w:pPr>
+              <w:spacing w:after="0"/>
+            </w:pPr>
+            <w:r>
+              <w:t>[add]</w:t>
+            </w:r>
+          </w:p>
+        </w:tc>
+        <w:tc>
+          <w:tcPr>
+            <w:tcW w:w="1900" w:type="dxa"/>
+          </w:tcPr>
+          <w:p>
+            <w:pPr>
+              <w:spacing w:after="0"/>
+            </w:pPr>
+            <w:r>
+              <w:t>[add]</w:t>
+            </w:r>
+          </w:p>
+        </w:tc>
+        <w:tc>
+          <w:tcPr>
+            <w:tcW w:w="1876" w:type="dxa"/>
+          </w:tcPr>
+          <w:p>
+            <w:pPr>
+              <w:spacing w:after="0"/>
+            </w:pPr>
+            <w:r>
+              <w:t>[add]</w:t>
+            </w:r>
+          </w:p>
+        </w:tc>
+      </w:tr>
+      <w:tr>
+        <w:trPr>
+          <w:cantSplit/>
+        </w:trPr>
+        <w:tc>
+          <w:tcPr>
+            <w:tcW w:w="2850" w:type="dxa"/>
+          </w:tcPr>
+          <w:p>
+            <w:pPr>
+              <w:spacing w:after="0"/>
+            </w:pPr>
+            <w:r>
+              <w:t>Cleaning and EDA checks</w:t>
+            </w:r>
+          </w:p>
+        </w:tc>
+        <w:tc>
+          <w:tcPr>
+            <w:tcW w:w="2400" w:type="dxa"/>
+          </w:tcPr>
+          <w:p>
+            <w:pPr>
+              <w:spacing w:after="0"/>
+            </w:pPr>
+            <w:r>
+              <w:t>[add]</w:t>
+            </w:r>
+          </w:p>
+        </w:tc>
+        <w:tc>
+          <w:tcPr>
+            <w:tcW w:w="1900" w:type="dxa"/>
+          </w:tcPr>
+          <w:p>
+            <w:pPr>
+              <w:spacing w:after="0"/>
+            </w:pPr>
+            <w:r>
+              <w:t>[add]</w:t>
+            </w:r>
+          </w:p>
+        </w:tc>
+        <w:tc>
+          <w:tcPr>
+            <w:tcW w:w="1876" w:type="dxa"/>
+          </w:tcPr>
+          <w:p>
+            <w:pPr>
+              <w:spacing w:after="0"/>
+            </w:pPr>
+            <w:r>
+              <w:t>[add]</w:t>
+            </w:r>
+          </w:p>
+        </w:tc>
+      </w:tr>
+      <w:tr>
+        <w:trPr>
+          <w:cantSplit/>
+        </w:trPr>
+        <w:tc>
+          <w:tcPr>
+            <w:tcW w:w="2850" w:type="dxa"/>
+          </w:tcPr>
+          <w:p>
+            <w:pPr>
+              <w:spacing w:after="0"/>
+            </w:pPr>
+            <w:r>
+              <w:t>Model and metric checks</w:t>
+            </w:r>
+          </w:p>
+        </w:tc>
+        <w:tc>
+          <w:tcPr>
+            <w:tcW w:w="2400" w:type="dxa"/>
+          </w:tcPr>
+          <w:p>
+            <w:pPr>
+              <w:spacing w:after="0"/>
+            </w:pPr>
+            <w:r>
+              <w:t>[add]</w:t>
+            </w:r>
+          </w:p>
+        </w:tc>
+        <w:tc>
+          <w:tcPr>
+            <w:tcW w:w="1900" w:type="dxa"/>
+          </w:tcPr>
+          <w:p>
+            <w:pPr>
+              <w:spacing w:after="0"/>
+            </w:pPr>
+            <w:r>
+              <w:t>[add]</w:t>
+            </w:r>
+          </w:p>
+        </w:tc>
+        <w:tc>
+          <w:tcPr>
+            <w:tcW w:w="1876" w:type="dxa"/>
+          </w:tcPr>
+          <w:p>
+            <w:pPr>
+              <w:spacing w:after="0"/>
+            </w:pPr>
+            <w:r>
+              <w:t>[add]</w:t>
+            </w:r>
+          </w:p>
+        </w:tc>
+      </w:tr>
+      <w:tr>
+        <w:trPr>
+          <w:cantSplit/>
+        </w:trPr>
+        <w:tc>
+          <w:tcPr>
+            <w:tcW w:w="2850" w:type="dxa"/>
+          </w:tcPr>
+          <w:p>
+            <w:pPr>
+              <w:spacing w:after="0"/>
+            </w:pPr>
+            <w:r>
+              <w:t>Report and slide review</w:t>
+            </w:r>
+          </w:p>
+        </w:tc>
+        <w:tc>
+          <w:tcPr>
+            <w:tcW w:w="2400" w:type="dxa"/>
+          </w:tcPr>
+          <w:p>
+            <w:pPr>
+              <w:spacing w:after="0"/>
+            </w:pPr>
+            <w:r>
+              <w:t>[add]</w:t>
+            </w:r>
+          </w:p>
+        </w:tc>
+        <w:tc>
+          <w:tcPr>
+            <w:tcW w:w="1900" w:type="dxa"/>
+          </w:tcPr>
+          <w:p>
+            <w:pPr>
+              <w:spacing w:after="0"/>
+            </w:pPr>
+            <w:r>
+              <w:t>[add]</w:t>
+            </w:r>
+          </w:p>
+        </w:tc>
+        <w:tc>
+          <w:tcPr>
+            <w:tcW w:w="1876" w:type="dxa"/>
+          </w:tcPr>
+          <w:p>
+            <w:pPr>
+              <w:spacing w:after="0"/>
+            </w:pPr>
+            <w:r>
+              <w:t>[add]</w:t>
+            </w:r>
+          </w:p>
+        </w:tc>
+      </w:tr>
+      <w:tr>
+        <w:trPr>
+          <w:cantSplit/>
+        </w:trPr>
+        <w:tc>
+          <w:tcPr>
+            <w:tcW w:w="2850" w:type="dxa"/>
+          </w:tcPr>
+          <w:p>
+            <w:pPr>
+              <w:spacing w:after="0"/>
+            </w:pPr>
+            <w:r>
+              <w:t>Presentation rehearsal</w:t>
+            </w:r>
+          </w:p>
+        </w:tc>
+        <w:tc>
+          <w:tcPr>
+            <w:tcW w:w="2400" w:type="dxa"/>
+          </w:tcPr>
+          <w:p>
+            <w:pPr>
+              <w:spacing w:after="0"/>
+            </w:pPr>
+            <w:r>
+              <w:t>[add]</w:t>
+            </w:r>
+          </w:p>
+        </w:tc>
+        <w:tc>
+          <w:tcPr>
+            <w:tcW w:w="1900" w:type="dxa"/>
+          </w:tcPr>
+          <w:p>
+            <w:pPr>
+              <w:spacing w:after="0"/>
+            </w:pPr>
+            <w:r>
+              <w:t>[add]</w:t>
+            </w:r>
+          </w:p>
+        </w:tc>
+        <w:tc>
+          <w:tcPr>
+            <w:tcW w:w="1876" w:type="dxa"/>
+          </w:tcPr>
+          <w:p>
+            <w:pPr>
+              <w:spacing w:after="0"/>
+            </w:pPr>
+            <w:r>
+              <w:t>[add]</w:t>
+            </w:r>
+          </w:p>
+        </w:tc>
+      </w:tr>
+    </w:tbl>
+    <w:p>
+      <w:r>
+        <w:t>Git repository or dated shared-version link: [add actual link]</w:t>
+      </w:r>
+      <w:r>
+        <w:br/>
+        <w:t>Meeting dates and decisions: [add genuine records]</w:t>
+      </w:r>
+      <w:r>
+        <w:br/>
+        <w:t>Completed milestones: [add dates, owners and evidence]</w:t>
+      </w:r>
+      <w:r>
+        <w:br/>
+        <w:t>Final group approval and cover-page completion: [add after review]</w:t>
+      </w:r>
+    </w:p>
+    <w:p/>
     <w:sectPr>
-      <w:headerReference w:type="default" r:id="rId17"/>
-      <w:footerReference w:type="default" r:id="rId18"/>
+      <w:headerReference w:type="default" r:id="rId10"/>
+      <w:footerReference w:type="default" r:id="rId11"/>
       <w:pgSz w:w="11906" w:h="16838"/>
       <w:pgMar w:top="1440" w:right="1440" w:bottom="1440" w:left="1440" w:header="708" w:footer="708" w:gutter="0"/>
       <w:cols w:space="720"/>
@@ -2864,7 +1615,7 @@
 </file>
 
 <file path=word/endnotes.xml><?xml version="1.0" encoding="utf-8"?>
-<w:endnotes xmlns:wpc="http://schemas.microsoft.com/office/word/2010/wordprocessingCanvas" xmlns:cx="http://schemas.microsoft.com/office/drawing/2014/chartex" xmlns:cx1="http://schemas.microsoft.com/office/drawing/2015/9/8/chartex" xmlns:cx2="http://schemas.microsoft.com/office/drawing/2015/10/21/chartex" xmlns:cx3="http://schemas.microsoft.com/office/drawing/2016/5/9/chartex" xmlns:cx4="http://schemas.microsoft.com/office/drawing/2016/5/10/chartex" xmlns:cx5="http://schemas.microsoft.com/office/drawing/2016/5/11/chartex" xmlns:cx6="http://schemas.microsoft.com/office/drawing/2016/5/12/chartex" xmlns:cx7="http://schemas.microsoft.com/office/drawing/2016/5/13/chartex" xmlns:cx8="http://schemas.microsoft.com/office/drawing/2016/5/14/chartex" xmlns:mc="http://schemas.openxmlformats.org/markup-compatibility/2006" xmlns:m="http://schemas.openxmlformats.org/officeDocument/2006/math" xmlns:aink="http://schemas.microsoft.com/office/drawing/2016/ink" xmlns:am3d="http://schemas.microsoft.com/office/drawing/2017/model3d" xmlns:oel="http://schemas.microsoft.com/office/2019/extlst" xmlns:r="http://schemas.openxmlformats.org/officeDocument/2006/relationships" xmlns:wp14="http://schemas.microsoft.com/office/word/2010/wordprocessingDrawing" xmlns:wp="http://schemas.openxmlformats.org/drawingml/2006/wordprocessingDrawing" xmlns:wpg="http://schemas.microsoft.com/office/word/2010/wordprocessingGroup" xmlns:wpi="http://schemas.microsoft.com/office/word/2010/wordprocessingInk" xmlns:wps="http://schemas.microsoft.com/office/word/2010/wordprocessingShape" xmlns:o="urn:schemas-microsoft-com:office:office" xmlns:v="urn:schemas-microsoft-com:vml" xmlns:w10="urn:schemas-microsoft-com:office:word" xmlns:w="http://schemas.openxmlformats.org/wordprocessingml/2006/main" xmlns:w14="http://schemas.microsoft.com/office/word/2010/wordml" xmlns:w15="http://schemas.microsoft.com/office/word/2012/wordml" xmlns:w16cex="http://schemas.microsoft.com/office/word/2018/wordml/cex" xmlns:w16cid="http://schemas.microsoft.com/office/word/2016/wordml/cid" xmlns:w16="http://schemas.microsoft.com/office/word/2018/wordml" xmlns:w16sdtdh="http://schemas.microsoft.com/office/word/2020/wordml/sdtdatahash" xmlns:w16sdtfl="http://schemas.microsoft.com/office/word/2024/wordml/sdtformatlock" xmlns:w16se="http://schemas.microsoft.com/office/word/2015/wordml/symex" xmlns:w16du="http://schemas.microsoft.com/office/word/2023/wordml/word16du" xmlns:wne="http://schemas.microsoft.com/office/word/2006/wordml" mc:Ignorable="w14 w15 w16se w16cid w16 w16cex w16sdtdh w16sdtfl w16du wp14">
+<w:endnotes xmlns:wpc="http://schemas.microsoft.com/office/word/2010/wordprocessingCanvas" xmlns:cx="http://schemas.microsoft.com/office/drawing/2014/chartex" xmlns:cx1="http://schemas.microsoft.com/office/drawing/2015/9/8/chartex" xmlns:cx2="http://schemas.microsoft.com/office/drawing/2015/10/21/chartex" xmlns:cx3="http://schemas.microsoft.com/office/drawing/2016/5/9/chartex" xmlns:cx4="http://schemas.microsoft.com/office/drawing/2016/5/10/chartex" xmlns:cx5="http://schemas.microsoft.com/office/drawing/2016/5/11/chartex" xmlns:cx6="http://schemas.microsoft.com/office/drawing/2016/5/12/chartex" xmlns:cx7="http://schemas.microsoft.com/office/drawing/2016/5/13/chartex" xmlns:cx8="http://schemas.microsoft.com/office/drawing/2016/5/14/chartex" xmlns:mc="http://schemas.openxmlformats.org/markup-compatibility/2006" xmlns:m="http://schemas.openxmlformats.org/officeDocument/2006/math" xmlns:aink="http://schemas.microsoft.com/office/drawing/2016/ink" xmlns:am3d="http://schemas.microsoft.com/office/drawing/2017/model3d" xmlns:oel="http://schemas.microsoft.com/office/2019/extlst" xmlns:r="http://schemas.openxmlformats.org/officeDocument/2006/relationships" xmlns:wp14="http://schemas.microsoft.com/office/word/2010/wordprocessingDrawing" xmlns:wp="http://schemas.openxmlformats.org/drawingml/2006/wordprocessingDrawing" xmlns:wpg="http://schemas.microsoft.com/office/word/2010/wordprocessingGroup" xmlns:wpi="http://schemas.microsoft.com/office/word/2010/wordprocessingInk" xmlns:wps="http://schemas.microsoft.com/office/word/2010/wordprocessingShape" xmlns:o="urn:schemas-microsoft-com:office:office" xmlns:v="urn:schemas-microsoft-com:vml" xmlns:w10="urn:schemas-microsoft-com:office:word" xmlns:w="http://schemas.openxmlformats.org/wordprocessingml/2006/main" xmlns:w14="http://schemas.microsoft.com/office/word/2010/wordml" xmlns:w15="http://schemas.microsoft.com/office/word/2012/wordml" xmlns:w16cei="http://schemas.microsoft.com/office/word/2026/wordml/cei" xmlns:w16cex="http://schemas.microsoft.com/office/word/2018/wordml/cex" xmlns:w16cid="http://schemas.microsoft.com/office/word/2016/wordml/cid" xmlns:w16="http://schemas.microsoft.com/office/word/2018/wordml" xmlns:w16sdtdh="http://schemas.microsoft.com/office/word/2020/wordml/sdtdatahash" xmlns:w16sdtfl="http://schemas.microsoft.com/office/word/2024/wordml/sdtformatlock" xmlns:w16se="http://schemas.microsoft.com/office/word/2015/wordml/symex" xmlns:w16du="http://schemas.microsoft.com/office/word/2023/wordml/word16du" xmlns:wne="http://schemas.microsoft.com/office/word/2006/wordml" mc:Ignorable="w14 w15 w16se w16cid w16 w16cex w16sdtdh w16sdtfl w16du wp14">
   <w:endnote w:type="separator" w:id="-1">
     <w:p>
       <w:pPr>
@@ -2889,7 +1640,7 @@
 </file>
 
 <file path=word/footer1.xml><?xml version="1.0" encoding="utf-8"?>
-<w:ftr xmlns:wpc="http://schemas.microsoft.com/office/word/2010/wordprocessingCanvas" xmlns:cx="http://schemas.microsoft.com/office/drawing/2014/chartex" xmlns:cx1="http://schemas.microsoft.com/office/drawing/2015/9/8/chartex" xmlns:cx2="http://schemas.microsoft.com/office/drawing/2015/10/21/chartex" xmlns:cx3="http://schemas.microsoft.com/office/drawing/2016/5/9/chartex" xmlns:cx4="http://schemas.microsoft.com/office/drawing/2016/5/10/chartex" xmlns:cx5="http://schemas.microsoft.com/office/drawing/2016/5/11/chartex" xmlns:cx6="http://schemas.microsoft.com/office/drawing/2016/5/12/chartex" xmlns:cx7="http://schemas.microsoft.com/office/drawing/2016/5/13/chartex" xmlns:cx8="http://schemas.microsoft.com/office/drawing/2016/5/14/chartex" xmlns:mc="http://schemas.openxmlformats.org/markup-compatibility/2006" xmlns:m="http://schemas.openxmlformats.org/officeDocument/2006/math" xmlns:aink="http://schemas.microsoft.com/office/drawing/2016/ink" xmlns:am3d="http://schemas.microsoft.com/office/drawing/2017/model3d" xmlns:oel="http://schemas.microsoft.com/office/2019/extlst" xmlns:r="http://schemas.openxmlformats.org/officeDocument/2006/relationships" xmlns:wp14="http://schemas.microsoft.com/office/word/2010/wordprocessingDrawing" xmlns:wp="http://schemas.openxmlformats.org/drawingml/2006/wordprocessingDrawing" xmlns:wpg="http://schemas.microsoft.com/office/word/2010/wordprocessingGroup" xmlns:wpi="http://schemas.microsoft.com/office/word/2010/wordprocessingInk" xmlns:wps="http://schemas.microsoft.com/office/word/2010/wordprocessingShape" xmlns:o="urn:schemas-microsoft-com:office:office" xmlns:v="urn:schemas-microsoft-com:vml" xmlns:w10="urn:schemas-microsoft-com:office:word" xmlns:w="http://schemas.openxmlformats.org/wordprocessingml/2006/main" xmlns:w14="http://schemas.microsoft.com/office/word/2010/wordml" xmlns:w15="http://schemas.microsoft.com/office/word/2012/wordml" xmlns:w16cex="http://schemas.microsoft.com/office/word/2018/wordml/cex" xmlns:w16cid="http://schemas.microsoft.com/office/word/2016/wordml/cid" xmlns:w16="http://schemas.microsoft.com/office/word/2018/wordml" xmlns:w16sdtdh="http://schemas.microsoft.com/office/word/2020/wordml/sdtdatahash" xmlns:w16sdtfl="http://schemas.microsoft.com/office/word/2024/wordml/sdtformatlock" xmlns:w16se="http://schemas.microsoft.com/office/word/2015/wordml/symex" xmlns:w16du="http://schemas.microsoft.com/office/word/2023/wordml/word16du" xmlns:wne="http://schemas.microsoft.com/office/word/2006/wordml" mc:Ignorable="w14 w15 w16se w16cid w16 w16cex w16sdtdh w16sdtfl w16du wp14">
+<w:ftr xmlns:wpc="http://schemas.microsoft.com/office/word/2010/wordprocessingCanvas" xmlns:cx="http://schemas.microsoft.com/office/drawing/2014/chartex" xmlns:cx1="http://schemas.microsoft.com/office/drawing/2015/9/8/chartex" xmlns:cx2="http://schemas.microsoft.com/office/drawing/2015/10/21/chartex" xmlns:cx3="http://schemas.microsoft.com/office/drawing/2016/5/9/chartex" xmlns:cx4="http://schemas.microsoft.com/office/drawing/2016/5/10/chartex" xmlns:cx5="http://schemas.microsoft.com/office/drawing/2016/5/11/chartex" xmlns:cx6="http://schemas.microsoft.com/office/drawing/2016/5/12/chartex" xmlns:cx7="http://schemas.microsoft.com/office/drawing/2016/5/13/chartex" xmlns:cx8="http://schemas.microsoft.com/office/drawing/2016/5/14/chartex" xmlns:mc="http://schemas.openxmlformats.org/markup-compatibility/2006" xmlns:m="http://schemas.openxmlformats.org/officeDocument/2006/math" xmlns:aink="http://schemas.microsoft.com/office/drawing/2016/ink" xmlns:am3d="http://schemas.microsoft.com/office/drawing/2017/model3d" xmlns:oel="http://schemas.microsoft.com/office/2019/extlst" xmlns:r="http://schemas.openxmlformats.org/officeDocument/2006/relationships" xmlns:wp14="http://schemas.microsoft.com/office/word/2010/wordprocessingDrawing" xmlns:wp="http://schemas.openxmlformats.org/drawingml/2006/wordprocessingDrawing" xmlns:wpg="http://schemas.microsoft.com/office/word/2010/wordprocessingGroup" xmlns:wpi="http://schemas.microsoft.com/office/word/2010/wordprocessingInk" xmlns:wps="http://schemas.microsoft.com/office/word/2010/wordprocessingShape" xmlns:o="urn:schemas-microsoft-com:office:office" xmlns:v="urn:schemas-microsoft-com:vml" xmlns:w10="urn:schemas-microsoft-com:office:word" xmlns:w="http://schemas.openxmlformats.org/wordprocessingml/2006/main" xmlns:w14="http://schemas.microsoft.com/office/word/2010/wordml" xmlns:w15="http://schemas.microsoft.com/office/word/2012/wordml" xmlns:w16cei="http://schemas.microsoft.com/office/word/2026/wordml/cei" xmlns:w16cex="http://schemas.microsoft.com/office/word/2018/wordml/cex" xmlns:w16cid="http://schemas.microsoft.com/office/word/2016/wordml/cid" xmlns:w16="http://schemas.microsoft.com/office/word/2018/wordml" xmlns:w16sdtdh="http://schemas.microsoft.com/office/word/2020/wordml/sdtdatahash" xmlns:w16sdtfl="http://schemas.microsoft.com/office/word/2024/wordml/sdtformatlock" xmlns:w16se="http://schemas.microsoft.com/office/word/2015/wordml/symex" xmlns:w16du="http://schemas.microsoft.com/office/word/2023/wordml/word16du" xmlns:wne="http://schemas.microsoft.com/office/word/2006/wordml" mc:Ignorable="w14 w15 w16se w16cid w16 w16cex w16sdtdh w16sdtfl w16du wp14">
   <w:p>
     <w:pPr>
       <w:pStyle w:val="Footer"/>
@@ -2921,7 +1672,7 @@
 </file>
 
 <file path=word/footnotes.xml><?xml version="1.0" encoding="utf-8"?>
-<w:footnotes xmlns:wpc="http://schemas.microsoft.com/office/word/2010/wordprocessingCanvas" xmlns:cx="http://schemas.microsoft.com/office/drawing/2014/chartex" xmlns:cx1="http://schemas.microsoft.com/office/drawing/2015/9/8/chartex" xmlns:cx2="http://schemas.microsoft.com/office/drawing/2015/10/21/chartex" xmlns:cx3="http://schemas.microsoft.com/office/drawing/2016/5/9/chartex" xmlns:cx4="http://schemas.microsoft.com/office/drawing/2016/5/10/chartex" xmlns:cx5="http://schemas.microsoft.com/office/drawing/2016/5/11/chartex" xmlns:cx6="http://schemas.microsoft.com/office/drawing/2016/5/12/chartex" xmlns:cx7="http://schemas.microsoft.com/office/drawing/2016/5/13/chartex" xmlns:cx8="http://schemas.microsoft.com/office/drawing/2016/5/14/chartex" xmlns:mc="http://schemas.openxmlformats.org/markup-compatibility/2006" xmlns:m="http://schemas.openxmlformats.org/officeDocument/2006/math" xmlns:aink="http://schemas.microsoft.com/office/drawing/2016/ink" xmlns:am3d="http://schemas.microsoft.com/office/drawing/2017/model3d" xmlns:oel="http://schemas.microsoft.com/office/2019/extlst" xmlns:r="http://schemas.openxmlformats.org/officeDocument/2006/relationships" xmlns:wp14="http://schemas.microsoft.com/office/word/2010/wordprocessingDrawing" xmlns:wp="http://schemas.openxmlformats.org/drawingml/2006/wordprocessingDrawing" xmlns:wpg="http://schemas.microsoft.com/office/word/2010/wordprocessingGroup" xmlns:wpi="http://schemas.microsoft.com/office/word/2010/wordprocessingInk" xmlns:wps="http://schemas.microsoft.com/office/word/2010/wordprocessingShape" xmlns:o="urn:schemas-microsoft-com:office:office" xmlns:v="urn:schemas-microsoft-com:vml" xmlns:w10="urn:schemas-microsoft-com:office:word" xmlns:w="http://schemas.openxmlformats.org/wordprocessingml/2006/main" xmlns:w14="http://schemas.microsoft.com/office/word/2010/wordml" xmlns:w15="http://schemas.microsoft.com/office/word/2012/wordml" xmlns:w16cex="http://schemas.microsoft.com/office/word/2018/wordml/cex" xmlns:w16cid="http://schemas.microsoft.com/office/word/2016/wordml/cid" xmlns:w16="http://schemas.microsoft.com/office/word/2018/wordml" xmlns:w16sdtdh="http://schemas.microsoft.com/office/word/2020/wordml/sdtdatahash" xmlns:w16sdtfl="http://schemas.microsoft.com/office/word/2024/wordml/sdtformatlock" xmlns:w16se="http://schemas.microsoft.com/office/word/2015/wordml/symex" xmlns:w16du="http://schemas.microsoft.com/office/word/2023/wordml/word16du" xmlns:wne="http://schemas.microsoft.com/office/word/2006/wordml" mc:Ignorable="w14 w15 w16se w16cid w16 w16cex w16sdtdh w16sdtfl w16du wp14">
+<w:footnotes xmlns:wpc="http://schemas.microsoft.com/office/word/2010/wordprocessingCanvas" xmlns:cx="http://schemas.microsoft.com/office/drawing/2014/chartex" xmlns:cx1="http://schemas.microsoft.com/office/drawing/2015/9/8/chartex" xmlns:cx2="http://schemas.microsoft.com/office/drawing/2015/10/21/chartex" xmlns:cx3="http://schemas.microsoft.com/office/drawing/2016/5/9/chartex" xmlns:cx4="http://schemas.microsoft.com/office/drawing/2016/5/10/chartex" xmlns:cx5="http://schemas.microsoft.com/office/drawing/2016/5/11/chartex" xmlns:cx6="http://schemas.microsoft.com/office/drawing/2016/5/12/chartex" xmlns:cx7="http://schemas.microsoft.com/office/drawing/2016/5/13/chartex" xmlns:cx8="http://schemas.microsoft.com/office/drawing/2016/5/14/chartex" xmlns:mc="http://schemas.openxmlformats.org/markup-compatibility/2006" xmlns:m="http://schemas.openxmlformats.org/officeDocument/2006/math" xmlns:aink="http://schemas.microsoft.com/office/drawing/2016/ink" xmlns:am3d="http://schemas.microsoft.com/office/drawing/2017/model3d" xmlns:oel="http://schemas.microsoft.com/office/2019/extlst" xmlns:r="http://schemas.openxmlformats.org/officeDocument/2006/relationships" xmlns:wp14="http://schemas.microsoft.com/office/word/2010/wordprocessingDrawing" xmlns:wp="http://schemas.openxmlformats.org/drawingml/2006/wordprocessingDrawing" xmlns:wpg="http://schemas.microsoft.com/office/word/2010/wordprocessingGroup" xmlns:wpi="http://schemas.microsoft.com/office/word/2010/wordprocessingInk" xmlns:wps="http://schemas.microsoft.com/office/word/2010/wordprocessingShape" xmlns:o="urn:schemas-microsoft-com:office:office" xmlns:v="urn:schemas-microsoft-com:vml" xmlns:w10="urn:schemas-microsoft-com:office:word" xmlns:w="http://schemas.openxmlformats.org/wordprocessingml/2006/main" xmlns:w14="http://schemas.microsoft.com/office/word/2010/wordml" xmlns:w15="http://schemas.microsoft.com/office/word/2012/wordml" xmlns:w16cei="http://schemas.microsoft.com/office/word/2026/wordml/cei" xmlns:w16cex="http://schemas.microsoft.com/office/word/2018/wordml/cex" xmlns:w16cid="http://schemas.microsoft.com/office/word/2016/wordml/cid" xmlns:w16="http://schemas.microsoft.com/office/word/2018/wordml" xmlns:w16sdtdh="http://schemas.microsoft.com/office/word/2020/wordml/sdtdatahash" xmlns:w16sdtfl="http://schemas.microsoft.com/office/word/2024/wordml/sdtformatlock" xmlns:w16se="http://schemas.microsoft.com/office/word/2015/wordml/symex" xmlns:w16du="http://schemas.microsoft.com/office/word/2023/wordml/word16du" xmlns:wne="http://schemas.microsoft.com/office/word/2006/wordml" mc:Ignorable="w14 w15 w16se w16cid w16 w16cex w16sdtdh w16sdtfl w16du wp14">
   <w:footnote w:type="separator" w:id="-1">
     <w:p>
       <w:pPr>
@@ -2946,7 +1697,7 @@
 </file>
 
 <file path=word/header1.xml><?xml version="1.0" encoding="utf-8"?>
-<w:hdr xmlns:wpc="http://schemas.microsoft.com/office/word/2010/wordprocessingCanvas" xmlns:cx="http://schemas.microsoft.com/office/drawing/2014/chartex" xmlns:cx1="http://schemas.microsoft.com/office/drawing/2015/9/8/chartex" xmlns:cx2="http://schemas.microsoft.com/office/drawing/2015/10/21/chartex" xmlns:cx3="http://schemas.microsoft.com/office/drawing/2016/5/9/chartex" xmlns:cx4="http://schemas.microsoft.com/office/drawing/2016/5/10/chartex" xmlns:cx5="http://schemas.microsoft.com/office/drawing/2016/5/11/chartex" xmlns:cx6="http://schemas.microsoft.com/office/drawing/2016/5/12/chartex" xmlns:cx7="http://schemas.microsoft.com/office/drawing/2016/5/13/chartex" xmlns:cx8="http://schemas.microsoft.com/office/drawing/2016/5/14/chartex" xmlns:mc="http://schemas.openxmlformats.org/markup-compatibility/2006" xmlns:m="http://schemas.openxmlformats.org/officeDocument/2006/math" xmlns:aink="http://schemas.microsoft.com/office/drawing/2016/ink" xmlns:am3d="http://schemas.microsoft.com/office/drawing/2017/model3d" xmlns:oel="http://schemas.microsoft.com/office/2019/extlst" xmlns:r="http://schemas.openxmlformats.org/officeDocument/2006/relationships" xmlns:wp14="http://schemas.microsoft.com/office/word/2010/wordprocessingDrawing" xmlns:wp="http://schemas.openxmlformats.org/drawingml/2006/wordprocessingDrawing" xmlns:wpg="http://schemas.microsoft.com/office/word/2010/wordprocessingGroup" xmlns:wpi="http://schemas.microsoft.com/office/word/2010/wordprocessingInk" xmlns:wps="http://schemas.microsoft.com/office/word/2010/wordprocessingShape" xmlns:o="urn:schemas-microsoft-com:office:office" xmlns:v="urn:schemas-microsoft-com:vml" xmlns:w10="urn:schemas-microsoft-com:office:word" xmlns:w="http://schemas.openxmlformats.org/wordprocessingml/2006/main" xmlns:w14="http://schemas.microsoft.com/office/word/2010/wordml" xmlns:w15="http://schemas.microsoft.com/office/word/2012/wordml" xmlns:w16cex="http://schemas.microsoft.com/office/word/2018/wordml/cex" xmlns:w16cid="http://schemas.microsoft.com/office/word/2016/wordml/cid" xmlns:w16="http://schemas.microsoft.com/office/word/2018/wordml" xmlns:w16sdtdh="http://schemas.microsoft.com/office/word/2020/wordml/sdtdatahash" xmlns:w16sdtfl="http://schemas.microsoft.com/office/word/2024/wordml/sdtformatlock" xmlns:w16se="http://schemas.microsoft.com/office/word/2015/wordml/symex" xmlns:w16du="http://schemas.microsoft.com/office/word/2023/wordml/word16du" xmlns:wne="http://schemas.microsoft.com/office/word/2006/wordml" mc:Ignorable="w14 w15 w16se w16cid w16 w16cex w16sdtdh w16sdtfl w16du wp14">
+<w:hdr xmlns:wpc="http://schemas.microsoft.com/office/word/2010/wordprocessingCanvas" xmlns:cx="http://schemas.microsoft.com/office/drawing/2014/chartex" xmlns:cx1="http://schemas.microsoft.com/office/drawing/2015/9/8/chartex" xmlns:cx2="http://schemas.microsoft.com/office/drawing/2015/10/21/chartex" xmlns:cx3="http://schemas.microsoft.com/office/drawing/2016/5/9/chartex" xmlns:cx4="http://schemas.microsoft.com/office/drawing/2016/5/10/chartex" xmlns:cx5="http://schemas.microsoft.com/office/drawing/2016/5/11/chartex" xmlns:cx6="http://schemas.microsoft.com/office/drawing/2016/5/12/chartex" xmlns:cx7="http://schemas.microsoft.com/office/drawing/2016/5/13/chartex" xmlns:cx8="http://schemas.microsoft.com/office/drawing/2016/5/14/chartex" xmlns:mc="http://schemas.openxmlformats.org/markup-compatibility/2006" xmlns:m="http://schemas.openxmlformats.org/officeDocument/2006/math" xmlns:aink="http://schemas.microsoft.com/office/drawing/2016/ink" xmlns:am3d="http://schemas.microsoft.com/office/drawing/2017/model3d" xmlns:oel="http://schemas.microsoft.com/office/2019/extlst" xmlns:r="http://schemas.openxmlformats.org/officeDocument/2006/relationships" xmlns:wp14="http://schemas.microsoft.com/office/word/2010/wordprocessingDrawing" xmlns:wp="http://schemas.openxmlformats.org/drawingml/2006/wordprocessingDrawing" xmlns:wpg="http://schemas.microsoft.com/office/word/2010/wordprocessingGroup" xmlns:wpi="http://schemas.microsoft.com/office/word/2010/wordprocessingInk" xmlns:wps="http://schemas.microsoft.com/office/word/2010/wordprocessingShape" xmlns:o="urn:schemas-microsoft-com:office:office" xmlns:v="urn:schemas-microsoft-com:vml" xmlns:w10="urn:schemas-microsoft-com:office:word" xmlns:w="http://schemas.openxmlformats.org/wordprocessingml/2006/main" xmlns:w14="http://schemas.microsoft.com/office/word/2010/wordml" xmlns:w15="http://schemas.microsoft.com/office/word/2012/wordml" xmlns:w16cei="http://schemas.microsoft.com/office/word/2026/wordml/cei" xmlns:w16cex="http://schemas.microsoft.com/office/word/2018/wordml/cex" xmlns:w16cid="http://schemas.microsoft.com/office/word/2016/wordml/cid" xmlns:w16="http://schemas.microsoft.com/office/word/2018/wordml" xmlns:w16sdtdh="http://schemas.microsoft.com/office/word/2020/wordml/sdtdatahash" xmlns:w16sdtfl="http://schemas.microsoft.com/office/word/2024/wordml/sdtformatlock" xmlns:w16se="http://schemas.microsoft.com/office/word/2015/wordml/symex" xmlns:w16du="http://schemas.microsoft.com/office/word/2023/wordml/word16du" xmlns:wne="http://schemas.microsoft.com/office/word/2006/wordml" mc:Ignorable="w14 w15 w16se w16cid w16 w16cex w16sdtdh w16sdtfl w16du wp14">
   <w:p>
     <w:r>
       <w:t>BDA112 | Urban Air Quality Analytics with Python</w:t>
@@ -2956,7 +1707,7 @@
 </file>
 
 <file path=word/numbering.xml><?xml version="1.0" encoding="utf-8"?>
-<w:numbering xmlns:wpc="http://schemas.microsoft.com/office/word/2010/wordprocessingCanvas" xmlns:cx="http://schemas.microsoft.com/office/drawing/2014/chartex" xmlns:cx1="http://schemas.microsoft.com/office/drawing/2015/9/8/chartex" xmlns:cx2="http://schemas.microsoft.com/office/drawing/2015/10/21/chartex" xmlns:cx3="http://schemas.microsoft.com/office/drawing/2016/5/9/chartex" xmlns:cx4="http://schemas.microsoft.com/office/drawing/2016/5/10/chartex" xmlns:cx5="http://schemas.microsoft.com/office/drawing/2016/5/11/chartex" xmlns:cx6="http://schemas.microsoft.com/office/drawing/2016/5/12/chartex" xmlns:cx7="http://schemas.microsoft.com/office/drawing/2016/5/13/chartex" xmlns:cx8="http://schemas.microsoft.com/office/drawing/2016/5/14/chartex" xmlns:mc="http://schemas.openxmlformats.org/markup-compatibility/2006" xmlns:m="http://schemas.openxmlformats.org/officeDocument/2006/math" xmlns:aink="http://schemas.microsoft.com/office/drawing/2016/ink" xmlns:am3d="http://schemas.microsoft.com/office/drawing/2017/model3d" xmlns:oel="http://schemas.microsoft.com/office/2019/extlst" xmlns:r="http://schemas.openxmlformats.org/officeDocument/2006/relationships" xmlns:wp14="http://schemas.microsoft.com/office/word/2010/wordprocessingDrawing" xmlns:wp="http://schemas.openxmlformats.org/drawingml/2006/wordprocessingDrawing" xmlns:wpg="http://schemas.microsoft.com/office/word/2010/wordprocessingGroup" xmlns:wpi="http://schemas.microsoft.com/office/word/2010/wordprocessingInk" xmlns:wps="http://schemas.microsoft.com/office/word/2010/wordprocessingShape" xmlns:o="urn:schemas-microsoft-com:office:office" xmlns:v="urn:schemas-microsoft-com:vml" xmlns:w10="urn:schemas-microsoft-com:office:word" xmlns:w="http://schemas.openxmlformats.org/wordprocessingml/2006/main" xmlns:w14="http://schemas.microsoft.com/office/word/2010/wordml" xmlns:w15="http://schemas.microsoft.com/office/word/2012/wordml" xmlns:w16cex="http://schemas.microsoft.com/office/word/2018/wordml/cex" xmlns:w16cid="http://schemas.microsoft.com/office/word/2016/wordml/cid" xmlns:w16="http://schemas.microsoft.com/office/word/2018/wordml" xmlns:w16sdtdh="http://schemas.microsoft.com/office/word/2020/wordml/sdtdatahash" xmlns:w16sdtfl="http://schemas.microsoft.com/office/word/2024/wordml/sdtformatlock" xmlns:w16se="http://schemas.microsoft.com/office/word/2015/wordml/symex" xmlns:w16du="http://schemas.microsoft.com/office/word/2023/wordml/word16du" xmlns:wne="http://schemas.microsoft.com/office/word/2006/wordml" mc:Ignorable="w14 w15 w16se w16cid w16 w16cex w16sdtdh w16sdtfl w16du wp14">
+<w:numbering xmlns:wpc="http://schemas.microsoft.com/office/word/2010/wordprocessingCanvas" xmlns:cx="http://schemas.microsoft.com/office/drawing/2014/chartex" xmlns:cx1="http://schemas.microsoft.com/office/drawing/2015/9/8/chartex" xmlns:cx2="http://schemas.microsoft.com/office/drawing/2015/10/21/chartex" xmlns:cx3="http://schemas.microsoft.com/office/drawing/2016/5/9/chartex" xmlns:cx4="http://schemas.microsoft.com/office/drawing/2016/5/10/chartex" xmlns:cx5="http://schemas.microsoft.com/office/drawing/2016/5/11/chartex" xmlns:cx6="http://schemas.microsoft.com/office/drawing/2016/5/12/chartex" xmlns:cx7="http://schemas.microsoft.com/office/drawing/2016/5/13/chartex" xmlns:cx8="http://schemas.microsoft.com/office/drawing/2016/5/14/chartex" xmlns:mc="http://schemas.openxmlformats.org/markup-compatibility/2006" xmlns:m="http://schemas.openxmlformats.org/officeDocument/2006/math" xmlns:aink="http://schemas.microsoft.com/office/drawing/2016/ink" xmlns:am3d="http://schemas.microsoft.com/office/drawing/2017/model3d" xmlns:oel="http://schemas.microsoft.com/office/2019/extlst" xmlns:r="http://schemas.openxmlformats.org/officeDocument/2006/relationships" xmlns:wp14="http://schemas.microsoft.com/office/word/2010/wordprocessingDrawing" xmlns:wp="http://schemas.openxmlformats.org/drawingml/2006/wordprocessingDrawing" xmlns:wpg="http://schemas.microsoft.com/office/word/2010/wordprocessingGroup" xmlns:wpi="http://schemas.microsoft.com/office/word/2010/wordprocessingInk" xmlns:wps="http://schemas.microsoft.com/office/word/2010/wordprocessingShape" xmlns:o="urn:schemas-microsoft-com:office:office" xmlns:v="urn:schemas-microsoft-com:vml" xmlns:w10="urn:schemas-microsoft-com:office:word" xmlns:w="http://schemas.openxmlformats.org/wordprocessingml/2006/main" xmlns:w14="http://schemas.microsoft.com/office/word/2010/wordml" xmlns:w15="http://schemas.microsoft.com/office/word/2012/wordml" xmlns:w16cei="http://schemas.microsoft.com/office/word/2026/wordml/cei" xmlns:w16cex="http://schemas.microsoft.com/office/word/2018/wordml/cex" xmlns:w16cid="http://schemas.microsoft.com/office/word/2016/wordml/cid" xmlns:w16="http://schemas.microsoft.com/office/word/2018/wordml" xmlns:w16sdtdh="http://schemas.microsoft.com/office/word/2020/wordml/sdtdatahash" xmlns:w16sdtfl="http://schemas.microsoft.com/office/word/2024/wordml/sdtformatlock" xmlns:w16se="http://schemas.microsoft.com/office/word/2015/wordml/symex" xmlns:w16du="http://schemas.microsoft.com/office/word/2023/wordml/word16du" xmlns:wne="http://schemas.microsoft.com/office/word/2006/wordml" mc:Ignorable="w14 w15 w16se w16cid w16 w16cex w16sdtdh w16sdtfl w16du wp14">
   <w:abstractNum w:abstractNumId="0" w15:restartNumberingAfterBreak="0">
     <w:nsid w:val="FFFFFF7C"/>
     <w:multiLevelType w:val="singleLevel"/>
@@ -3764,6 +2515,7 @@
   <w:style w:type="character" w:default="1" w:styleId="DefaultParagraphFont">
     <w:name w:val="Default Paragraph Font"/>
     <w:uiPriority w:val="1"/>
+    <w:semiHidden/>
     <w:unhideWhenUsed/>
   </w:style>
   <w:style w:type="table" w:default="1" w:styleId="TableNormal">
@@ -4470,6 +3222,7 @@
     <w:basedOn w:val="Heading1"/>
     <w:next w:val="Normal"/>
     <w:uiPriority w:val="39"/>
+    <w:semiHidden/>
     <w:unhideWhenUsed/>
     <w:qFormat/>
     <w:rsid w:val="00FC693F"/>
@@ -14530,518 +13283,6 @@
         <w:shd w:val="clear" w:color="auto" w:fill="FBCAA2" w:themeFill="accent6" w:themeFillTint="7F"/>
       </w:tcPr>
     </w:tblStylePr>
-  </w:style>
-  <w:style w:type="table" w:styleId="GridTable4-Accent3">
-    <w:name w:val="Grid Table 4 Accent 3"/>
-    <w:basedOn w:val="TableNormal"/>
-    <w:uiPriority w:val="49"/>
-    <w:rsid w:val="006023B3"/>
-    <w:pPr>
-      <w:spacing w:after="0" w:line="240" w:lineRule="auto"/>
-    </w:pPr>
-    <w:tblPr>
-      <w:tblStyleRowBandSize w:val="1"/>
-      <w:tblStyleColBandSize w:val="1"/>
-      <w:tblBorders>
-        <w:top w:val="single" w:sz="4" w:space="0" w:color="C2D69B" w:themeColor="accent3" w:themeTint="99"/>
-        <w:left w:val="single" w:sz="4" w:space="0" w:color="C2D69B" w:themeColor="accent3" w:themeTint="99"/>
-        <w:bottom w:val="single" w:sz="4" w:space="0" w:color="C2D69B" w:themeColor="accent3" w:themeTint="99"/>
-        <w:right w:val="single" w:sz="4" w:space="0" w:color="C2D69B" w:themeColor="accent3" w:themeTint="99"/>
-        <w:insideH w:val="single" w:sz="4" w:space="0" w:color="C2D69B" w:themeColor="accent3" w:themeTint="99"/>
-        <w:insideV w:val="single" w:sz="4" w:space="0" w:color="C2D69B" w:themeColor="accent3" w:themeTint="99"/>
-      </w:tblBorders>
-    </w:tblPr>
-    <w:tblStylePr w:type="firstRow">
-      <w:rPr>
-        <w:b/>
-        <w:bCs/>
-        <w:color w:val="FFFFFF" w:themeColor="background1"/>
-      </w:rPr>
-      <w:tblPr/>
-      <w:tcPr>
-        <w:tcBorders>
-          <w:top w:val="single" w:sz="4" w:space="0" w:color="9BBB59" w:themeColor="accent3"/>
-          <w:left w:val="single" w:sz="4" w:space="0" w:color="9BBB59" w:themeColor="accent3"/>
-          <w:bottom w:val="single" w:sz="4" w:space="0" w:color="9BBB59" w:themeColor="accent3"/>
-          <w:right w:val="single" w:sz="4" w:space="0" w:color="9BBB59" w:themeColor="accent3"/>
-          <w:insideH w:val="nil"/>
-          <w:insideV w:val="nil"/>
-        </w:tcBorders>
-        <w:shd w:val="clear" w:color="auto" w:fill="9BBB59" w:themeFill="accent3"/>
-      </w:tcPr>
-    </w:tblStylePr>
-    <w:tblStylePr w:type="lastRow">
-      <w:rPr>
-        <w:b/>
-        <w:bCs/>
-      </w:rPr>
-      <w:tblPr/>
-      <w:tcPr>
-        <w:tcBorders>
-          <w:top w:val="double" w:sz="4" w:space="0" w:color="9BBB59" w:themeColor="accent3"/>
-        </w:tcBorders>
-      </w:tcPr>
-    </w:tblStylePr>
-    <w:tblStylePr w:type="firstCol">
-      <w:rPr>
-        <w:b/>
-        <w:bCs/>
-      </w:rPr>
-    </w:tblStylePr>
-    <w:tblStylePr w:type="lastCol">
-      <w:rPr>
-        <w:b/>
-        <w:bCs/>
-      </w:rPr>
-    </w:tblStylePr>
-    <w:tblStylePr w:type="band1Vert">
-      <w:tblPr/>
-      <w:tcPr>
-        <w:shd w:val="clear" w:color="auto" w:fill="EAF1DD" w:themeFill="accent3" w:themeFillTint="33"/>
-      </w:tcPr>
-    </w:tblStylePr>
-    <w:tblStylePr w:type="band1Horz">
-      <w:tblPr/>
-      <w:tcPr>
-        <w:shd w:val="clear" w:color="auto" w:fill="EAF1DD" w:themeFill="accent3" w:themeFillTint="33"/>
-      </w:tcPr>
-    </w:tblStylePr>
-  </w:style>
-  <w:style w:type="table" w:styleId="GridTable4-Accent4">
-    <w:name w:val="Grid Table 4 Accent 4"/>
-    <w:basedOn w:val="TableNormal"/>
-    <w:uiPriority w:val="49"/>
-    <w:rsid w:val="006023B3"/>
-    <w:pPr>
-      <w:spacing w:after="0" w:line="240" w:lineRule="auto"/>
-    </w:pPr>
-    <w:tblPr>
-      <w:tblStyleRowBandSize w:val="1"/>
-      <w:tblStyleColBandSize w:val="1"/>
-      <w:tblBorders>
-        <w:top w:val="single" w:sz="4" w:space="0" w:color="B2A1C7" w:themeColor="accent4" w:themeTint="99"/>
-        <w:left w:val="single" w:sz="4" w:space="0" w:color="B2A1C7" w:themeColor="accent4" w:themeTint="99"/>
-        <w:bottom w:val="single" w:sz="4" w:space="0" w:color="B2A1C7" w:themeColor="accent4" w:themeTint="99"/>
-        <w:right w:val="single" w:sz="4" w:space="0" w:color="B2A1C7" w:themeColor="accent4" w:themeTint="99"/>
-        <w:insideH w:val="single" w:sz="4" w:space="0" w:color="B2A1C7" w:themeColor="accent4" w:themeTint="99"/>
-        <w:insideV w:val="single" w:sz="4" w:space="0" w:color="B2A1C7" w:themeColor="accent4" w:themeTint="99"/>
-      </w:tblBorders>
-    </w:tblPr>
-    <w:tblStylePr w:type="firstRow">
-      <w:rPr>
-        <w:b/>
-        <w:bCs/>
-        <w:color w:val="FFFFFF" w:themeColor="background1"/>
-      </w:rPr>
-      <w:tblPr/>
-      <w:tcPr>
-        <w:tcBorders>
-          <w:top w:val="single" w:sz="4" w:space="0" w:color="8064A2" w:themeColor="accent4"/>
-          <w:left w:val="single" w:sz="4" w:space="0" w:color="8064A2" w:themeColor="accent4"/>
-          <w:bottom w:val="single" w:sz="4" w:space="0" w:color="8064A2" w:themeColor="accent4"/>
-          <w:right w:val="single" w:sz="4" w:space="0" w:color="8064A2" w:themeColor="accent4"/>
-          <w:insideH w:val="nil"/>
-          <w:insideV w:val="nil"/>
-        </w:tcBorders>
-        <w:shd w:val="clear" w:color="auto" w:fill="8064A2" w:themeFill="accent4"/>
-      </w:tcPr>
-    </w:tblStylePr>
-    <w:tblStylePr w:type="lastRow">
-      <w:rPr>
-        <w:b/>
-        <w:bCs/>
-      </w:rPr>
-      <w:tblPr/>
-      <w:tcPr>
-        <w:tcBorders>
-          <w:top w:val="double" w:sz="4" w:space="0" w:color="8064A2" w:themeColor="accent4"/>
-        </w:tcBorders>
-      </w:tcPr>
-    </w:tblStylePr>
-    <w:tblStylePr w:type="firstCol">
-      <w:rPr>
-        <w:b/>
-        <w:bCs/>
-      </w:rPr>
-    </w:tblStylePr>
-    <w:tblStylePr w:type="lastCol">
-      <w:rPr>
-        <w:b/>
-        <w:bCs/>
-      </w:rPr>
-    </w:tblStylePr>
-    <w:tblStylePr w:type="band1Vert">
-      <w:tblPr/>
-      <w:tcPr>
-        <w:shd w:val="clear" w:color="auto" w:fill="E5DFEC" w:themeFill="accent4" w:themeFillTint="33"/>
-      </w:tcPr>
-    </w:tblStylePr>
-    <w:tblStylePr w:type="band1Horz">
-      <w:tblPr/>
-      <w:tcPr>
-        <w:shd w:val="clear" w:color="auto" w:fill="E5DFEC" w:themeFill="accent4" w:themeFillTint="33"/>
-      </w:tcPr>
-    </w:tblStylePr>
-  </w:style>
-  <w:style w:type="table" w:styleId="GridTable4-Accent5">
-    <w:name w:val="Grid Table 4 Accent 5"/>
-    <w:basedOn w:val="TableNormal"/>
-    <w:uiPriority w:val="49"/>
-    <w:rsid w:val="006023B3"/>
-    <w:pPr>
-      <w:spacing w:after="0" w:line="240" w:lineRule="auto"/>
-    </w:pPr>
-    <w:tblPr>
-      <w:tblStyleRowBandSize w:val="1"/>
-      <w:tblStyleColBandSize w:val="1"/>
-      <w:tblBorders>
-        <w:top w:val="single" w:sz="4" w:space="0" w:color="92CDDC" w:themeColor="accent5" w:themeTint="99"/>
-        <w:left w:val="single" w:sz="4" w:space="0" w:color="92CDDC" w:themeColor="accent5" w:themeTint="99"/>
-        <w:bottom w:val="single" w:sz="4" w:space="0" w:color="92CDDC" w:themeColor="accent5" w:themeTint="99"/>
-        <w:right w:val="single" w:sz="4" w:space="0" w:color="92CDDC" w:themeColor="accent5" w:themeTint="99"/>
-        <w:insideH w:val="single" w:sz="4" w:space="0" w:color="92CDDC" w:themeColor="accent5" w:themeTint="99"/>
-        <w:insideV w:val="single" w:sz="4" w:space="0" w:color="92CDDC" w:themeColor="accent5" w:themeTint="99"/>
-      </w:tblBorders>
-    </w:tblPr>
-    <w:tblStylePr w:type="firstRow">
-      <w:rPr>
-        <w:b/>
-        <w:bCs/>
-        <w:color w:val="FFFFFF" w:themeColor="background1"/>
-      </w:rPr>
-      <w:tblPr/>
-      <w:tcPr>
-        <w:tcBorders>
-          <w:top w:val="single" w:sz="4" w:space="0" w:color="4BACC6" w:themeColor="accent5"/>
-          <w:left w:val="single" w:sz="4" w:space="0" w:color="4BACC6" w:themeColor="accent5"/>
-          <w:bottom w:val="single" w:sz="4" w:space="0" w:color="4BACC6" w:themeColor="accent5"/>
-          <w:right w:val="single" w:sz="4" w:space="0" w:color="4BACC6" w:themeColor="accent5"/>
-          <w:insideH w:val="nil"/>
-          <w:insideV w:val="nil"/>
-        </w:tcBorders>
-        <w:shd w:val="clear" w:color="auto" w:fill="4BACC6" w:themeFill="accent5"/>
-      </w:tcPr>
-    </w:tblStylePr>
-    <w:tblStylePr w:type="lastRow">
-      <w:rPr>
-        <w:b/>
-        <w:bCs/>
-      </w:rPr>
-      <w:tblPr/>
-      <w:tcPr>
-        <w:tcBorders>
-          <w:top w:val="double" w:sz="4" w:space="0" w:color="4BACC6" w:themeColor="accent5"/>
-        </w:tcBorders>
-      </w:tcPr>
-    </w:tblStylePr>
-    <w:tblStylePr w:type="firstCol">
-      <w:rPr>
-        <w:b/>
-        <w:bCs/>
-      </w:rPr>
-    </w:tblStylePr>
-    <w:tblStylePr w:type="lastCol">
-      <w:rPr>
-        <w:b/>
-        <w:bCs/>
-      </w:rPr>
-    </w:tblStylePr>
-    <w:tblStylePr w:type="band1Vert">
-      <w:tblPr/>
-      <w:tcPr>
-        <w:shd w:val="clear" w:color="auto" w:fill="DAEEF3" w:themeFill="accent5" w:themeFillTint="33"/>
-      </w:tcPr>
-    </w:tblStylePr>
-    <w:tblStylePr w:type="band1Horz">
-      <w:tblPr/>
-      <w:tcPr>
-        <w:shd w:val="clear" w:color="auto" w:fill="DAEEF3" w:themeFill="accent5" w:themeFillTint="33"/>
-      </w:tcPr>
-    </w:tblStylePr>
-  </w:style>
-  <w:style w:type="table" w:styleId="GridTable4-Accent1">
-    <w:name w:val="Grid Table 4 Accent 1"/>
-    <w:basedOn w:val="TableNormal"/>
-    <w:uiPriority w:val="49"/>
-    <w:rsid w:val="006023B3"/>
-    <w:pPr>
-      <w:spacing w:after="0" w:line="240" w:lineRule="auto"/>
-    </w:pPr>
-    <w:tblPr>
-      <w:tblStyleRowBandSize w:val="1"/>
-      <w:tblStyleColBandSize w:val="1"/>
-      <w:tblBorders>
-        <w:top w:val="single" w:sz="4" w:space="0" w:color="95B3D7" w:themeColor="accent1" w:themeTint="99"/>
-        <w:left w:val="single" w:sz="4" w:space="0" w:color="95B3D7" w:themeColor="accent1" w:themeTint="99"/>
-        <w:bottom w:val="single" w:sz="4" w:space="0" w:color="95B3D7" w:themeColor="accent1" w:themeTint="99"/>
-        <w:right w:val="single" w:sz="4" w:space="0" w:color="95B3D7" w:themeColor="accent1" w:themeTint="99"/>
-        <w:insideH w:val="single" w:sz="4" w:space="0" w:color="95B3D7" w:themeColor="accent1" w:themeTint="99"/>
-        <w:insideV w:val="single" w:sz="4" w:space="0" w:color="95B3D7" w:themeColor="accent1" w:themeTint="99"/>
-      </w:tblBorders>
-    </w:tblPr>
-    <w:tblStylePr w:type="firstRow">
-      <w:rPr>
-        <w:b/>
-        <w:bCs/>
-        <w:color w:val="FFFFFF" w:themeColor="background1"/>
-      </w:rPr>
-      <w:tblPr/>
-      <w:tcPr>
-        <w:tcBorders>
-          <w:top w:val="single" w:sz="4" w:space="0" w:color="4F81BD" w:themeColor="accent1"/>
-          <w:left w:val="single" w:sz="4" w:space="0" w:color="4F81BD" w:themeColor="accent1"/>
-          <w:bottom w:val="single" w:sz="4" w:space="0" w:color="4F81BD" w:themeColor="accent1"/>
-          <w:right w:val="single" w:sz="4" w:space="0" w:color="4F81BD" w:themeColor="accent1"/>
-          <w:insideH w:val="nil"/>
-          <w:insideV w:val="nil"/>
-        </w:tcBorders>
-        <w:shd w:val="clear" w:color="auto" w:fill="4F81BD" w:themeFill="accent1"/>
-      </w:tcPr>
-    </w:tblStylePr>
-    <w:tblStylePr w:type="lastRow">
-      <w:rPr>
-        <w:b/>
-        <w:bCs/>
-      </w:rPr>
-      <w:tblPr/>
-      <w:tcPr>
-        <w:tcBorders>
-          <w:top w:val="double" w:sz="4" w:space="0" w:color="4F81BD" w:themeColor="accent1"/>
-        </w:tcBorders>
-      </w:tcPr>
-    </w:tblStylePr>
-    <w:tblStylePr w:type="firstCol">
-      <w:rPr>
-        <w:b/>
-        <w:bCs/>
-      </w:rPr>
-    </w:tblStylePr>
-    <w:tblStylePr w:type="lastCol">
-      <w:rPr>
-        <w:b/>
-        <w:bCs/>
-      </w:rPr>
-    </w:tblStylePr>
-    <w:tblStylePr w:type="band1Vert">
-      <w:tblPr/>
-      <w:tcPr>
-        <w:shd w:val="clear" w:color="auto" w:fill="DBE5F1" w:themeFill="accent1" w:themeFillTint="33"/>
-      </w:tcPr>
-    </w:tblStylePr>
-    <w:tblStylePr w:type="band1Horz">
-      <w:tblPr/>
-      <w:tcPr>
-        <w:shd w:val="clear" w:color="auto" w:fill="DBE5F1" w:themeFill="accent1" w:themeFillTint="33"/>
-      </w:tcPr>
-    </w:tblStylePr>
-  </w:style>
-  <w:style w:type="character" w:styleId="Hyperlink">
-    <w:name w:val="Hyperlink"/>
-    <w:basedOn w:val="DefaultParagraphFont"/>
-    <w:uiPriority w:val="99"/>
-    <w:unhideWhenUsed/>
-    <w:rsid w:val="006023B3"/>
-    <w:rPr>
-      <w:color w:val="0000FF" w:themeColor="hyperlink"/>
-      <w:u w:val="single"/>
-    </w:rPr>
-  </w:style>
-  <w:style w:type="character" w:styleId="UnresolvedMention">
-    <w:name w:val="Unresolved Mention"/>
-    <w:basedOn w:val="DefaultParagraphFont"/>
-    <w:uiPriority w:val="99"/>
-    <w:semiHidden/>
-    <w:unhideWhenUsed/>
-    <w:rsid w:val="006023B3"/>
-    <w:rPr>
-      <w:color w:val="605E5C"/>
-      <w:shd w:val="clear" w:color="auto" w:fill="E1DFDD"/>
-    </w:rPr>
-  </w:style>
-  <w:style w:type="character" w:styleId="FollowedHyperlink">
-    <w:name w:val="FollowedHyperlink"/>
-    <w:basedOn w:val="DefaultParagraphFont"/>
-    <w:uiPriority w:val="99"/>
-    <w:semiHidden/>
-    <w:unhideWhenUsed/>
-    <w:rsid w:val="006023B3"/>
-    <w:rPr>
-      <w:color w:val="800080" w:themeColor="followedHyperlink"/>
-      <w:u w:val="single"/>
-    </w:rPr>
-  </w:style>
-  <w:style w:type="paragraph" w:styleId="TOC1">
-    <w:name w:val="toc 1"/>
-    <w:basedOn w:val="Normal"/>
-    <w:next w:val="Normal"/>
-    <w:autoRedefine/>
-    <w:uiPriority w:val="39"/>
-    <w:unhideWhenUsed/>
-    <w:rsid w:val="00C36BC8"/>
-    <w:pPr>
-      <w:spacing w:before="120" w:after="0"/>
-    </w:pPr>
-    <w:rPr>
-      <w:rFonts w:asciiTheme="minorHAnsi" w:hAnsiTheme="minorHAnsi"/>
-      <w:b/>
-      <w:bCs/>
-      <w:i/>
-      <w:iCs/>
-      <w:sz w:val="24"/>
-      <w:szCs w:val="24"/>
-    </w:rPr>
-  </w:style>
-  <w:style w:type="paragraph" w:styleId="TOC2">
-    <w:name w:val="toc 2"/>
-    <w:basedOn w:val="Normal"/>
-    <w:next w:val="Normal"/>
-    <w:autoRedefine/>
-    <w:uiPriority w:val="39"/>
-    <w:semiHidden/>
-    <w:unhideWhenUsed/>
-    <w:rsid w:val="00C36BC8"/>
-    <w:pPr>
-      <w:spacing w:before="120" w:after="0"/>
-      <w:ind w:left="220"/>
-    </w:pPr>
-    <w:rPr>
-      <w:rFonts w:asciiTheme="minorHAnsi" w:hAnsiTheme="minorHAnsi"/>
-      <w:b/>
-      <w:bCs/>
-    </w:rPr>
-  </w:style>
-  <w:style w:type="paragraph" w:styleId="TOC3">
-    <w:name w:val="toc 3"/>
-    <w:basedOn w:val="Normal"/>
-    <w:next w:val="Normal"/>
-    <w:autoRedefine/>
-    <w:uiPriority w:val="39"/>
-    <w:semiHidden/>
-    <w:unhideWhenUsed/>
-    <w:rsid w:val="00C36BC8"/>
-    <w:pPr>
-      <w:spacing w:after="0"/>
-      <w:ind w:left="440"/>
-    </w:pPr>
-    <w:rPr>
-      <w:rFonts w:asciiTheme="minorHAnsi" w:hAnsiTheme="minorHAnsi"/>
-      <w:sz w:val="20"/>
-      <w:szCs w:val="20"/>
-    </w:rPr>
-  </w:style>
-  <w:style w:type="paragraph" w:styleId="TOC4">
-    <w:name w:val="toc 4"/>
-    <w:basedOn w:val="Normal"/>
-    <w:next w:val="Normal"/>
-    <w:autoRedefine/>
-    <w:uiPriority w:val="39"/>
-    <w:semiHidden/>
-    <w:unhideWhenUsed/>
-    <w:rsid w:val="00C36BC8"/>
-    <w:pPr>
-      <w:spacing w:after="0"/>
-      <w:ind w:left="660"/>
-    </w:pPr>
-    <w:rPr>
-      <w:rFonts w:asciiTheme="minorHAnsi" w:hAnsiTheme="minorHAnsi"/>
-      <w:sz w:val="20"/>
-      <w:szCs w:val="20"/>
-    </w:rPr>
-  </w:style>
-  <w:style w:type="paragraph" w:styleId="TOC5">
-    <w:name w:val="toc 5"/>
-    <w:basedOn w:val="Normal"/>
-    <w:next w:val="Normal"/>
-    <w:autoRedefine/>
-    <w:uiPriority w:val="39"/>
-    <w:semiHidden/>
-    <w:unhideWhenUsed/>
-    <w:rsid w:val="00C36BC8"/>
-    <w:pPr>
-      <w:spacing w:after="0"/>
-      <w:ind w:left="880"/>
-    </w:pPr>
-    <w:rPr>
-      <w:rFonts w:asciiTheme="minorHAnsi" w:hAnsiTheme="minorHAnsi"/>
-      <w:sz w:val="20"/>
-      <w:szCs w:val="20"/>
-    </w:rPr>
-  </w:style>
-  <w:style w:type="paragraph" w:styleId="TOC6">
-    <w:name w:val="toc 6"/>
-    <w:basedOn w:val="Normal"/>
-    <w:next w:val="Normal"/>
-    <w:autoRedefine/>
-    <w:uiPriority w:val="39"/>
-    <w:semiHidden/>
-    <w:unhideWhenUsed/>
-    <w:rsid w:val="00C36BC8"/>
-    <w:pPr>
-      <w:spacing w:after="0"/>
-      <w:ind w:left="1100"/>
-    </w:pPr>
-    <w:rPr>
-      <w:rFonts w:asciiTheme="minorHAnsi" w:hAnsiTheme="minorHAnsi"/>
-      <w:sz w:val="20"/>
-      <w:szCs w:val="20"/>
-    </w:rPr>
-  </w:style>
-  <w:style w:type="paragraph" w:styleId="TOC7">
-    <w:name w:val="toc 7"/>
-    <w:basedOn w:val="Normal"/>
-    <w:next w:val="Normal"/>
-    <w:autoRedefine/>
-    <w:uiPriority w:val="39"/>
-    <w:semiHidden/>
-    <w:unhideWhenUsed/>
-    <w:rsid w:val="00C36BC8"/>
-    <w:pPr>
-      <w:spacing w:after="0"/>
-      <w:ind w:left="1320"/>
-    </w:pPr>
-    <w:rPr>
-      <w:rFonts w:asciiTheme="minorHAnsi" w:hAnsiTheme="minorHAnsi"/>
-      <w:sz w:val="20"/>
-      <w:szCs w:val="20"/>
-    </w:rPr>
-  </w:style>
-  <w:style w:type="paragraph" w:styleId="TOC8">
-    <w:name w:val="toc 8"/>
-    <w:basedOn w:val="Normal"/>
-    <w:next w:val="Normal"/>
-    <w:autoRedefine/>
-    <w:uiPriority w:val="39"/>
-    <w:semiHidden/>
-    <w:unhideWhenUsed/>
-    <w:rsid w:val="00C36BC8"/>
-    <w:pPr>
-      <w:spacing w:after="0"/>
-      <w:ind w:left="1540"/>
-    </w:pPr>
-    <w:rPr>
-      <w:rFonts w:asciiTheme="minorHAnsi" w:hAnsiTheme="minorHAnsi"/>
-      <w:sz w:val="20"/>
-      <w:szCs w:val="20"/>
-    </w:rPr>
-  </w:style>
-  <w:style w:type="paragraph" w:styleId="TOC9">
-    <w:name w:val="toc 9"/>
-    <w:basedOn w:val="Normal"/>
-    <w:next w:val="Normal"/>
-    <w:autoRedefine/>
-    <w:uiPriority w:val="39"/>
-    <w:semiHidden/>
-    <w:unhideWhenUsed/>
-    <w:rsid w:val="00C36BC8"/>
-    <w:pPr>
-      <w:spacing w:after="0"/>
-      <w:ind w:left="1760"/>
-    </w:pPr>
-    <w:rPr>
-      <w:rFonts w:asciiTheme="minorHAnsi" w:hAnsiTheme="minorHAnsi"/>
-      <w:sz w:val="20"/>
-      <w:szCs w:val="20"/>
-    </w:rPr>
   </w:style>
 </w:styles>
 </file>

--- a/204_Spyder_BDA112_Ass2.docx
+++ b/204_Spyder_BDA112_Ass2.docx
@@ -1,575 +1,5937 @@
 
 <file path=word/document.xml><?xml version="1.0" encoding="utf-8"?>
-<w:document xmlns:wpc="http://schemas.microsoft.com/office/word/2010/wordprocessingCanvas" xmlns:cx="http://schemas.microsoft.com/office/drawing/2014/chartex" xmlns:cx1="http://schemas.microsoft.com/office/drawing/2015/9/8/chartex" xmlns:cx2="http://schemas.microsoft.com/office/drawing/2015/10/21/chartex" xmlns:cx3="http://schemas.microsoft.com/office/drawing/2016/5/9/chartex" xmlns:cx4="http://schemas.microsoft.com/office/drawing/2016/5/10/chartex" xmlns:cx5="http://schemas.microsoft.com/office/drawing/2016/5/11/chartex" xmlns:cx6="http://schemas.microsoft.com/office/drawing/2016/5/12/chartex" xmlns:cx7="http://schemas.microsoft.com/office/drawing/2016/5/13/chartex" xmlns:cx8="http://schemas.microsoft.com/office/drawing/2016/5/14/chartex" xmlns:mc="http://schemas.openxmlformats.org/markup-compatibility/2006" xmlns:m="http://schemas.openxmlformats.org/officeDocument/2006/math" xmlns:aink="http://schemas.microsoft.com/office/drawing/2016/ink" xmlns:am3d="http://schemas.microsoft.com/office/drawing/2017/model3d" xmlns:oel="http://schemas.microsoft.com/office/2019/extlst" xmlns:r="http://schemas.openxmlformats.org/officeDocument/2006/relationships" xmlns:wp14="http://schemas.microsoft.com/office/word/2010/wordprocessingDrawing" xmlns:wp="http://schemas.openxmlformats.org/drawingml/2006/wordprocessingDrawing" xmlns:wpg="http://schemas.microsoft.com/office/word/2010/wordprocessingGroup" xmlns:wpi="http://schemas.microsoft.com/office/word/2010/wordprocessingInk" xmlns:wps="http://schemas.microsoft.com/office/word/2010/wordprocessingShape" xmlns:o="urn:schemas-microsoft-com:office:office" xmlns:v="urn:schemas-microsoft-com:vml" xmlns:w10="urn:schemas-microsoft-com:office:word" xmlns:w="http://schemas.openxmlformats.org/wordprocessingml/2006/main" xmlns:w14="http://schemas.microsoft.com/office/word/2010/wordml" xmlns:w15="http://schemas.microsoft.com/office/word/2012/wordml" xmlns:w16cei="http://schemas.microsoft.com/office/word/2026/wordml/cei" xmlns:w16cex="http://schemas.microsoft.com/office/word/2018/wordml/cex" xmlns:w16cid="http://schemas.microsoft.com/office/word/2016/wordml/cid" xmlns:w16="http://schemas.microsoft.com/office/word/2018/wordml" xmlns:w16sdtdh="http://schemas.microsoft.com/office/word/2020/wordml/sdtdatahash" xmlns:w16sdtfl="http://schemas.microsoft.com/office/word/2024/wordml/sdtformatlock" xmlns:w16se="http://schemas.microsoft.com/office/word/2015/wordml/symex" xmlns:w16du="http://schemas.microsoft.com/office/word/2023/wordml/word16du" xmlns:wne="http://schemas.microsoft.com/office/word/2006/wordml" mc:Ignorable="w14 w15 w16se w16cid w16 w16cex w16sdtdh w16sdtfl w16du wp14">
+<w:document xmlns:wpc="http://schemas.microsoft.com/office/word/2010/wordprocessingCanvas" xmlns:cx="http://schemas.microsoft.com/office/drawing/2014/chartex" xmlns:cx1="http://schemas.microsoft.com/office/drawing/2015/9/8/chartex" xmlns:cx2="http://schemas.microsoft.com/office/drawing/2015/10/21/chartex" xmlns:cx3="http://schemas.microsoft.com/office/drawing/2016/5/9/chartex" xmlns:cx4="http://schemas.microsoft.com/office/drawing/2016/5/10/chartex" xmlns:cx5="http://schemas.microsoft.com/office/drawing/2016/5/11/chartex" xmlns:cx6="http://schemas.microsoft.com/office/drawing/2016/5/12/chartex" xmlns:cx7="http://schemas.microsoft.com/office/drawing/2016/5/13/chartex" xmlns:cx8="http://schemas.microsoft.com/office/drawing/2016/5/14/chartex" xmlns:mc="http://schemas.openxmlformats.org/markup-compatibility/2006" xmlns:m="http://schemas.openxmlformats.org/officeDocument/2006/math" xmlns:aink="http://schemas.microsoft.com/office/drawing/2016/ink" xmlns:am3d="http://schemas.microsoft.com/office/drawing/2017/model3d" xmlns:oel="http://schemas.microsoft.com/office/2019/extlst" xmlns:r="http://schemas.openxmlformats.org/officeDocument/2006/relationships" xmlns:wp14="http://schemas.microsoft.com/office/word/2010/wordprocessingDrawing" xmlns:wp="http://schemas.openxmlformats.org/drawingml/2006/wordprocessingDrawing" xmlns:wpg="http://schemas.microsoft.com/office/word/2010/wordprocessingGroup" xmlns:wpi="http://schemas.microsoft.com/office/word/2010/wordprocessingInk" xmlns:wps="http://schemas.microsoft.com/office/word/2010/wordprocessingShape" xmlns:o="urn:schemas-microsoft-com:office:office" xmlns:v="urn:schemas-microsoft-com:vml" xmlns:w10="urn:schemas-microsoft-com:office:word" xmlns:w="http://schemas.openxmlformats.org/wordprocessingml/2006/main" xmlns:w14="http://schemas.microsoft.com/office/word/2010/wordml" xmlns:w15="http://schemas.microsoft.com/office/word/2012/wordml" xmlns:w16cex="http://schemas.microsoft.com/office/word/2018/wordml/cex" xmlns:w16cid="http://schemas.microsoft.com/office/word/2016/wordml/cid" xmlns:w16="http://schemas.microsoft.com/office/word/2018/wordml" xmlns:w16sdtdh="http://schemas.microsoft.com/office/word/2020/wordml/sdtdatahash" xmlns:w16sdtfl="http://schemas.microsoft.com/office/word/2024/wordml/sdtformatlock" xmlns:w16se="http://schemas.microsoft.com/office/word/2015/wordml/symex" xmlns:w16du="http://schemas.microsoft.com/office/word/2023/wordml/word16du" xmlns:wne="http://schemas.microsoft.com/office/word/2006/wordml" mc:Ignorable="w14 w15 w16se w16cid w16 w16cex w16sdtdh w16sdtfl w16du wp14">
   <w:body>
+    <w:sdt>
+      <w:sdtPr>
+        <w:id w:val="-16855578"/>
+        <w:docPartObj>
+          <w:docPartGallery w:val="Cover Pages"/>
+          <w:docPartUnique/>
+        </w:docPartObj>
+      </w:sdtPr>
+      <w:sdtEndPr>
+        <w:rPr>
+          <w:rFonts w:cs="Calibri"/>
+          <w:b/>
+          <w:spacing w:val="-2"/>
+          <w:sz w:val="24"/>
+          <w:szCs w:val="24"/>
+          <w:lang w:val="en-AU"/>
+        </w:rPr>
+      </w:sdtEndPr>
+      <w:sdtContent>
+        <w:p>
+          <w:r>
+            <w:rPr>
+              <w:noProof/>
+            </w:rPr>
+            <mc:AlternateContent>
+              <mc:Choice Requires="wpg">
+                <w:drawing>
+                  <wp:anchor distT="0" distB="0" distL="114300" distR="114300" simplePos="0" relativeHeight="251659264" behindDoc="1" locked="0" layoutInCell="1" allowOverlap="1" wp14:anchorId="10E9E350" wp14:editId="5A34EAB0">
+                    <wp:simplePos x="0" y="0"/>
+                    <wp:positionH relativeFrom="page">
+                      <wp:posOffset>216131</wp:posOffset>
+                    </wp:positionH>
+                    <wp:positionV relativeFrom="page">
+                      <wp:posOffset>482138</wp:posOffset>
+                    </wp:positionV>
+                    <wp:extent cx="7093102" cy="9144000"/>
+                    <wp:effectExtent l="0" t="0" r="6350" b="0"/>
+                    <wp:wrapNone/>
+                    <wp:docPr id="48" name="Group 85"/>
+                    <wp:cNvGraphicFramePr/>
+                    <a:graphic xmlns:a="http://schemas.openxmlformats.org/drawingml/2006/main">
+                      <a:graphicData uri="http://schemas.microsoft.com/office/word/2010/wordprocessingGroup">
+                        <wpg:wgp>
+                          <wpg:cNvGrpSpPr/>
+                          <wpg:grpSpPr>
+                            <a:xfrm>
+                              <a:off x="0" y="0"/>
+                              <a:ext cx="7093102" cy="9144000"/>
+                              <a:chOff x="-239864" y="0"/>
+                              <a:chExt cx="7093102" cy="9144000"/>
+                            </a:xfrm>
+                          </wpg:grpSpPr>
+                          <wpg:grpSp>
+                            <wpg:cNvPr id="49" name="Group 49"/>
+                            <wpg:cNvGrpSpPr/>
+                            <wpg:grpSpPr>
+                              <a:xfrm>
+                                <a:off x="-149629" y="0"/>
+                                <a:ext cx="7002867" cy="9144000"/>
+                                <a:chOff x="-149629" y="0"/>
+                                <a:chExt cx="7002867" cy="9144000"/>
+                              </a:xfrm>
+                            </wpg:grpSpPr>
+                            <wps:wsp>
+                              <wps:cNvPr id="54" name="Rectangle 54"/>
+                              <wps:cNvSpPr/>
+                              <wps:spPr>
+                                <a:xfrm>
+                                  <a:off x="-149629" y="0"/>
+                                  <a:ext cx="6858000" cy="9144000"/>
+                                </a:xfrm>
+                                <a:prstGeom prst="rect">
+                                  <a:avLst/>
+                                </a:prstGeom>
+                                <a:solidFill>
+                                  <a:schemeClr val="accent3">
+                                    <a:lumMod val="50000"/>
+                                  </a:schemeClr>
+                                </a:solidFill>
+                                <a:ln>
+                                  <a:noFill/>
+                                </a:ln>
+                              </wps:spPr>
+                              <wps:style>
+                                <a:lnRef idx="2">
+                                  <a:schemeClr val="accent1">
+                                    <a:shade val="50000"/>
+                                  </a:schemeClr>
+                                </a:lnRef>
+                                <a:fillRef idx="1002">
+                                  <a:schemeClr val="dk2"/>
+                                </a:fillRef>
+                                <a:effectRef idx="0">
+                                  <a:schemeClr val="accent1"/>
+                                </a:effectRef>
+                                <a:fontRef idx="minor">
+                                  <a:schemeClr val="lt1"/>
+                                </a:fontRef>
+                              </wps:style>
+                              <wps:txbx>
+                                <w:txbxContent>
+                                  <w:p>
+                                    <w:pPr>
+                                      <w:pStyle w:val="NoSpacing"/>
+                                      <w:rPr>
+                                        <w:color w:val="FFFFFF" w:themeColor="background1"/>
+                                        <w:sz w:val="48"/>
+                                        <w:szCs w:val="48"/>
+                                      </w:rPr>
+                                    </w:pPr>
+                                  </w:p>
+                                </w:txbxContent>
+                              </wps:txbx>
+                              <wps:bodyPr rot="0" spcFirstLastPara="0" vertOverflow="overflow" horzOverflow="overflow" vert="horz" wrap="square" lIns="685800" tIns="685800" rIns="914400" bIns="4572000" numCol="1" spcCol="0" rtlCol="0" fromWordArt="0" anchor="t" anchorCtr="0" forceAA="0" compatLnSpc="1">
+                                <a:prstTxWarp prst="textNoShape">
+                                  <a:avLst/>
+                                </a:prstTxWarp>
+                                <a:noAutofit/>
+                              </wps:bodyPr>
+                            </wps:wsp>
+                            <wpg:grpSp>
+                              <wpg:cNvPr id="55" name="Group 2"/>
+                              <wpg:cNvGrpSpPr/>
+                              <wpg:grpSpPr>
+                                <a:xfrm>
+                                  <a:off x="2524125" y="0"/>
+                                  <a:ext cx="4329113" cy="4491038"/>
+                                  <a:chOff x="0" y="0"/>
+                                  <a:chExt cx="4329113" cy="4491038"/>
+                                </a:xfrm>
+                                <a:solidFill>
+                                  <a:schemeClr val="bg1"/>
+                                </a:solidFill>
+                              </wpg:grpSpPr>
+                              <wps:wsp>
+                                <wps:cNvPr id="56" name="Freeform 56"/>
+                                <wps:cNvSpPr>
+                                  <a:spLocks/>
+                                </wps:cNvSpPr>
+                                <wps:spPr bwMode="auto">
+                                  <a:xfrm>
+                                    <a:off x="1501775" y="0"/>
+                                    <a:ext cx="2827338" cy="2835275"/>
+                                  </a:xfrm>
+                                  <a:custGeom>
+                                    <a:avLst/>
+                                    <a:gdLst>
+                                      <a:gd name="T0" fmla="*/ 4 w 1781"/>
+                                      <a:gd name="T1" fmla="*/ 1786 h 1786"/>
+                                      <a:gd name="T2" fmla="*/ 0 w 1781"/>
+                                      <a:gd name="T3" fmla="*/ 1782 h 1786"/>
+                                      <a:gd name="T4" fmla="*/ 1776 w 1781"/>
+                                      <a:gd name="T5" fmla="*/ 0 h 1786"/>
+                                      <a:gd name="T6" fmla="*/ 1781 w 1781"/>
+                                      <a:gd name="T7" fmla="*/ 5 h 1786"/>
+                                      <a:gd name="T8" fmla="*/ 4 w 1781"/>
+                                      <a:gd name="T9" fmla="*/ 1786 h 1786"/>
+                                    </a:gdLst>
+                                    <a:ahLst/>
+                                    <a:cxnLst>
+                                      <a:cxn ang="0">
+                                        <a:pos x="T0" y="T1"/>
+                                      </a:cxn>
+                                      <a:cxn ang="0">
+                                        <a:pos x="T2" y="T3"/>
+                                      </a:cxn>
+                                      <a:cxn ang="0">
+                                        <a:pos x="T4" y="T5"/>
+                                      </a:cxn>
+                                      <a:cxn ang="0">
+                                        <a:pos x="T6" y="T7"/>
+                                      </a:cxn>
+                                      <a:cxn ang="0">
+                                        <a:pos x="T8" y="T9"/>
+                                      </a:cxn>
+                                    </a:cxnLst>
+                                    <a:rect l="0" t="0" r="r" b="b"/>
+                                    <a:pathLst>
+                                      <a:path w="1781" h="1786">
+                                        <a:moveTo>
+                                          <a:pt x="4" y="1786"/>
+                                        </a:moveTo>
+                                        <a:lnTo>
+                                          <a:pt x="0" y="1782"/>
+                                        </a:lnTo>
+                                        <a:lnTo>
+                                          <a:pt x="1776" y="0"/>
+                                        </a:lnTo>
+                                        <a:lnTo>
+                                          <a:pt x="1781" y="5"/>
+                                        </a:lnTo>
+                                        <a:lnTo>
+                                          <a:pt x="4" y="1786"/>
+                                        </a:lnTo>
+                                        <a:close/>
+                                      </a:path>
+                                    </a:pathLst>
+                                  </a:custGeom>
+                                  <a:grpFill/>
+                                  <a:ln>
+                                    <a:noFill/>
+                                  </a:ln>
+                                  <a:extLst>
+                                    <a:ext uri="{91240B29-F687-4F45-9708-019B960494DF}">
+                                      <a14:hiddenLine xmlns:a14="http://schemas.microsoft.com/office/drawing/2010/main" w="9525">
+                                        <a:solidFill>
+                                          <a:srgbClr val="000000"/>
+                                        </a:solidFill>
+                                        <a:round/>
+                                        <a:headEnd/>
+                                        <a:tailEnd/>
+                                      </a14:hiddenLine>
+                                    </a:ext>
+                                  </a:extLst>
+                                </wps:spPr>
+                                <wps:bodyPr vert="horz" wrap="square" lIns="91440" tIns="45720" rIns="91440" bIns="45720" numCol="1" anchor="t" anchorCtr="0" compatLnSpc="1">
+                                  <a:prstTxWarp prst="textNoShape">
+                                    <a:avLst/>
+                                  </a:prstTxWarp>
+                                </wps:bodyPr>
+                              </wps:wsp>
+                              <wps:wsp>
+                                <wps:cNvPr id="57" name="Freeform 57"/>
+                                <wps:cNvSpPr>
+                                  <a:spLocks/>
+                                </wps:cNvSpPr>
+                                <wps:spPr bwMode="auto">
+                                  <a:xfrm>
+                                    <a:off x="782637" y="227013"/>
+                                    <a:ext cx="3546475" cy="3546475"/>
+                                  </a:xfrm>
+                                  <a:custGeom>
+                                    <a:avLst/>
+                                    <a:gdLst>
+                                      <a:gd name="T0" fmla="*/ 5 w 2234"/>
+                                      <a:gd name="T1" fmla="*/ 2234 h 2234"/>
+                                      <a:gd name="T2" fmla="*/ 0 w 2234"/>
+                                      <a:gd name="T3" fmla="*/ 2229 h 2234"/>
+                                      <a:gd name="T4" fmla="*/ 2229 w 2234"/>
+                                      <a:gd name="T5" fmla="*/ 0 h 2234"/>
+                                      <a:gd name="T6" fmla="*/ 2234 w 2234"/>
+                                      <a:gd name="T7" fmla="*/ 5 h 2234"/>
+                                      <a:gd name="T8" fmla="*/ 5 w 2234"/>
+                                      <a:gd name="T9" fmla="*/ 2234 h 2234"/>
+                                    </a:gdLst>
+                                    <a:ahLst/>
+                                    <a:cxnLst>
+                                      <a:cxn ang="0">
+                                        <a:pos x="T0" y="T1"/>
+                                      </a:cxn>
+                                      <a:cxn ang="0">
+                                        <a:pos x="T2" y="T3"/>
+                                      </a:cxn>
+                                      <a:cxn ang="0">
+                                        <a:pos x="T4" y="T5"/>
+                                      </a:cxn>
+                                      <a:cxn ang="0">
+                                        <a:pos x="T6" y="T7"/>
+                                      </a:cxn>
+                                      <a:cxn ang="0">
+                                        <a:pos x="T8" y="T9"/>
+                                      </a:cxn>
+                                    </a:cxnLst>
+                                    <a:rect l="0" t="0" r="r" b="b"/>
+                                    <a:pathLst>
+                                      <a:path w="2234" h="2234">
+                                        <a:moveTo>
+                                          <a:pt x="5" y="2234"/>
+                                        </a:moveTo>
+                                        <a:lnTo>
+                                          <a:pt x="0" y="2229"/>
+                                        </a:lnTo>
+                                        <a:lnTo>
+                                          <a:pt x="2229" y="0"/>
+                                        </a:lnTo>
+                                        <a:lnTo>
+                                          <a:pt x="2234" y="5"/>
+                                        </a:lnTo>
+                                        <a:lnTo>
+                                          <a:pt x="5" y="2234"/>
+                                        </a:lnTo>
+                                        <a:close/>
+                                      </a:path>
+                                    </a:pathLst>
+                                  </a:custGeom>
+                                  <a:grpFill/>
+                                  <a:ln>
+                                    <a:noFill/>
+                                  </a:ln>
+                                  <a:extLst>
+                                    <a:ext uri="{91240B29-F687-4F45-9708-019B960494DF}">
+                                      <a14:hiddenLine xmlns:a14="http://schemas.microsoft.com/office/drawing/2010/main" w="9525">
+                                        <a:solidFill>
+                                          <a:srgbClr val="000000"/>
+                                        </a:solidFill>
+                                        <a:round/>
+                                        <a:headEnd/>
+                                        <a:tailEnd/>
+                                      </a14:hiddenLine>
+                                    </a:ext>
+                                  </a:extLst>
+                                </wps:spPr>
+                                <wps:bodyPr vert="horz" wrap="square" lIns="91440" tIns="45720" rIns="91440" bIns="45720" numCol="1" anchor="t" anchorCtr="0" compatLnSpc="1">
+                                  <a:prstTxWarp prst="textNoShape">
+                                    <a:avLst/>
+                                  </a:prstTxWarp>
+                                </wps:bodyPr>
+                              </wps:wsp>
+                              <wps:wsp>
+                                <wps:cNvPr id="58" name="Freeform 58"/>
+                                <wps:cNvSpPr>
+                                  <a:spLocks/>
+                                </wps:cNvSpPr>
+                                <wps:spPr bwMode="auto">
+                                  <a:xfrm>
+                                    <a:off x="841375" y="109538"/>
+                                    <a:ext cx="3487738" cy="3487738"/>
+                                  </a:xfrm>
+                                  <a:custGeom>
+                                    <a:avLst/>
+                                    <a:gdLst>
+                                      <a:gd name="T0" fmla="*/ 9 w 2197"/>
+                                      <a:gd name="T1" fmla="*/ 2197 h 2197"/>
+                                      <a:gd name="T2" fmla="*/ 0 w 2197"/>
+                                      <a:gd name="T3" fmla="*/ 2193 h 2197"/>
+                                      <a:gd name="T4" fmla="*/ 2188 w 2197"/>
+                                      <a:gd name="T5" fmla="*/ 0 h 2197"/>
+                                      <a:gd name="T6" fmla="*/ 2197 w 2197"/>
+                                      <a:gd name="T7" fmla="*/ 10 h 2197"/>
+                                      <a:gd name="T8" fmla="*/ 9 w 2197"/>
+                                      <a:gd name="T9" fmla="*/ 2197 h 2197"/>
+                                    </a:gdLst>
+                                    <a:ahLst/>
+                                    <a:cxnLst>
+                                      <a:cxn ang="0">
+                                        <a:pos x="T0" y="T1"/>
+                                      </a:cxn>
+                                      <a:cxn ang="0">
+                                        <a:pos x="T2" y="T3"/>
+                                      </a:cxn>
+                                      <a:cxn ang="0">
+                                        <a:pos x="T4" y="T5"/>
+                                      </a:cxn>
+                                      <a:cxn ang="0">
+                                        <a:pos x="T6" y="T7"/>
+                                      </a:cxn>
+                                      <a:cxn ang="0">
+                                        <a:pos x="T8" y="T9"/>
+                                      </a:cxn>
+                                    </a:cxnLst>
+                                    <a:rect l="0" t="0" r="r" b="b"/>
+                                    <a:pathLst>
+                                      <a:path w="2197" h="2197">
+                                        <a:moveTo>
+                                          <a:pt x="9" y="2197"/>
+                                        </a:moveTo>
+                                        <a:lnTo>
+                                          <a:pt x="0" y="2193"/>
+                                        </a:lnTo>
+                                        <a:lnTo>
+                                          <a:pt x="2188" y="0"/>
+                                        </a:lnTo>
+                                        <a:lnTo>
+                                          <a:pt x="2197" y="10"/>
+                                        </a:lnTo>
+                                        <a:lnTo>
+                                          <a:pt x="9" y="2197"/>
+                                        </a:lnTo>
+                                        <a:close/>
+                                      </a:path>
+                                    </a:pathLst>
+                                  </a:custGeom>
+                                  <a:grpFill/>
+                                  <a:ln>
+                                    <a:noFill/>
+                                  </a:ln>
+                                  <a:extLst>
+                                    <a:ext uri="{91240B29-F687-4F45-9708-019B960494DF}">
+                                      <a14:hiddenLine xmlns:a14="http://schemas.microsoft.com/office/drawing/2010/main" w="9525">
+                                        <a:solidFill>
+                                          <a:srgbClr val="000000"/>
+                                        </a:solidFill>
+                                        <a:round/>
+                                        <a:headEnd/>
+                                        <a:tailEnd/>
+                                      </a14:hiddenLine>
+                                    </a:ext>
+                                  </a:extLst>
+                                </wps:spPr>
+                                <wps:bodyPr vert="horz" wrap="square" lIns="91440" tIns="45720" rIns="91440" bIns="45720" numCol="1" anchor="t" anchorCtr="0" compatLnSpc="1">
+                                  <a:prstTxWarp prst="textNoShape">
+                                    <a:avLst/>
+                                  </a:prstTxWarp>
+                                </wps:bodyPr>
+                              </wps:wsp>
+                              <wps:wsp>
+                                <wps:cNvPr id="59" name="Freeform 59"/>
+                                <wps:cNvSpPr>
+                                  <a:spLocks/>
+                                </wps:cNvSpPr>
+                                <wps:spPr bwMode="auto">
+                                  <a:xfrm>
+                                    <a:off x="1216025" y="498475"/>
+                                    <a:ext cx="3113088" cy="3121025"/>
+                                  </a:xfrm>
+                                  <a:custGeom>
+                                    <a:avLst/>
+                                    <a:gdLst>
+                                      <a:gd name="T0" fmla="*/ 9 w 1961"/>
+                                      <a:gd name="T1" fmla="*/ 1966 h 1966"/>
+                                      <a:gd name="T2" fmla="*/ 0 w 1961"/>
+                                      <a:gd name="T3" fmla="*/ 1957 h 1966"/>
+                                      <a:gd name="T4" fmla="*/ 1952 w 1961"/>
+                                      <a:gd name="T5" fmla="*/ 0 h 1966"/>
+                                      <a:gd name="T6" fmla="*/ 1961 w 1961"/>
+                                      <a:gd name="T7" fmla="*/ 9 h 1966"/>
+                                      <a:gd name="T8" fmla="*/ 9 w 1961"/>
+                                      <a:gd name="T9" fmla="*/ 1966 h 1966"/>
+                                    </a:gdLst>
+                                    <a:ahLst/>
+                                    <a:cxnLst>
+                                      <a:cxn ang="0">
+                                        <a:pos x="T0" y="T1"/>
+                                      </a:cxn>
+                                      <a:cxn ang="0">
+                                        <a:pos x="T2" y="T3"/>
+                                      </a:cxn>
+                                      <a:cxn ang="0">
+                                        <a:pos x="T4" y="T5"/>
+                                      </a:cxn>
+                                      <a:cxn ang="0">
+                                        <a:pos x="T6" y="T7"/>
+                                      </a:cxn>
+                                      <a:cxn ang="0">
+                                        <a:pos x="T8" y="T9"/>
+                                      </a:cxn>
+                                    </a:cxnLst>
+                                    <a:rect l="0" t="0" r="r" b="b"/>
+                                    <a:pathLst>
+                                      <a:path w="1961" h="1966">
+                                        <a:moveTo>
+                                          <a:pt x="9" y="1966"/>
+                                        </a:moveTo>
+                                        <a:lnTo>
+                                          <a:pt x="0" y="1957"/>
+                                        </a:lnTo>
+                                        <a:lnTo>
+                                          <a:pt x="1952" y="0"/>
+                                        </a:lnTo>
+                                        <a:lnTo>
+                                          <a:pt x="1961" y="9"/>
+                                        </a:lnTo>
+                                        <a:lnTo>
+                                          <a:pt x="9" y="1966"/>
+                                        </a:lnTo>
+                                        <a:close/>
+                                      </a:path>
+                                    </a:pathLst>
+                                  </a:custGeom>
+                                  <a:grpFill/>
+                                  <a:ln>
+                                    <a:noFill/>
+                                  </a:ln>
+                                  <a:extLst>
+                                    <a:ext uri="{91240B29-F687-4F45-9708-019B960494DF}">
+                                      <a14:hiddenLine xmlns:a14="http://schemas.microsoft.com/office/drawing/2010/main" w="9525">
+                                        <a:solidFill>
+                                          <a:srgbClr val="000000"/>
+                                        </a:solidFill>
+                                        <a:round/>
+                                        <a:headEnd/>
+                                        <a:tailEnd/>
+                                      </a14:hiddenLine>
+                                    </a:ext>
+                                  </a:extLst>
+                                </wps:spPr>
+                                <wps:bodyPr vert="horz" wrap="square" lIns="91440" tIns="45720" rIns="91440" bIns="45720" numCol="1" anchor="t" anchorCtr="0" compatLnSpc="1">
+                                  <a:prstTxWarp prst="textNoShape">
+                                    <a:avLst/>
+                                  </a:prstTxWarp>
+                                </wps:bodyPr>
+                              </wps:wsp>
+                              <wps:wsp>
+                                <wps:cNvPr id="60" name="Freeform 60"/>
+                                <wps:cNvSpPr>
+                                  <a:spLocks/>
+                                </wps:cNvSpPr>
+                                <wps:spPr bwMode="auto">
+                                  <a:xfrm>
+                                    <a:off x="0" y="153988"/>
+                                    <a:ext cx="4329113" cy="4337050"/>
+                                  </a:xfrm>
+                                  <a:custGeom>
+                                    <a:avLst/>
+                                    <a:gdLst>
+                                      <a:gd name="T0" fmla="*/ 0 w 2727"/>
+                                      <a:gd name="T1" fmla="*/ 2732 h 2732"/>
+                                      <a:gd name="T2" fmla="*/ 0 w 2727"/>
+                                      <a:gd name="T3" fmla="*/ 2728 h 2732"/>
+                                      <a:gd name="T4" fmla="*/ 2722 w 2727"/>
+                                      <a:gd name="T5" fmla="*/ 0 h 2732"/>
+                                      <a:gd name="T6" fmla="*/ 2727 w 2727"/>
+                                      <a:gd name="T7" fmla="*/ 5 h 2732"/>
+                                      <a:gd name="T8" fmla="*/ 0 w 2727"/>
+                                      <a:gd name="T9" fmla="*/ 2732 h 2732"/>
+                                    </a:gdLst>
+                                    <a:ahLst/>
+                                    <a:cxnLst>
+                                      <a:cxn ang="0">
+                                        <a:pos x="T0" y="T1"/>
+                                      </a:cxn>
+                                      <a:cxn ang="0">
+                                        <a:pos x="T2" y="T3"/>
+                                      </a:cxn>
+                                      <a:cxn ang="0">
+                                        <a:pos x="T4" y="T5"/>
+                                      </a:cxn>
+                                      <a:cxn ang="0">
+                                        <a:pos x="T6" y="T7"/>
+                                      </a:cxn>
+                                      <a:cxn ang="0">
+                                        <a:pos x="T8" y="T9"/>
+                                      </a:cxn>
+                                    </a:cxnLst>
+                                    <a:rect l="0" t="0" r="r" b="b"/>
+                                    <a:pathLst>
+                                      <a:path w="2727" h="2732">
+                                        <a:moveTo>
+                                          <a:pt x="0" y="2732"/>
+                                        </a:moveTo>
+                                        <a:lnTo>
+                                          <a:pt x="0" y="2728"/>
+                                        </a:lnTo>
+                                        <a:lnTo>
+                                          <a:pt x="2722" y="0"/>
+                                        </a:lnTo>
+                                        <a:lnTo>
+                                          <a:pt x="2727" y="5"/>
+                                        </a:lnTo>
+                                        <a:lnTo>
+                                          <a:pt x="0" y="2732"/>
+                                        </a:lnTo>
+                                        <a:close/>
+                                      </a:path>
+                                    </a:pathLst>
+                                  </a:custGeom>
+                                  <a:grpFill/>
+                                  <a:ln>
+                                    <a:noFill/>
+                                  </a:ln>
+                                  <a:extLst>
+                                    <a:ext uri="{91240B29-F687-4F45-9708-019B960494DF}">
+                                      <a14:hiddenLine xmlns:a14="http://schemas.microsoft.com/office/drawing/2010/main" w="9525">
+                                        <a:solidFill>
+                                          <a:srgbClr val="000000"/>
+                                        </a:solidFill>
+                                        <a:round/>
+                                        <a:headEnd/>
+                                        <a:tailEnd/>
+                                      </a14:hiddenLine>
+                                    </a:ext>
+                                  </a:extLst>
+                                </wps:spPr>
+                                <wps:bodyPr vert="horz" wrap="square" lIns="91440" tIns="45720" rIns="91440" bIns="45720" numCol="1" anchor="t" anchorCtr="0" compatLnSpc="1">
+                                  <a:prstTxWarp prst="textNoShape">
+                                    <a:avLst/>
+                                  </a:prstTxWarp>
+                                </wps:bodyPr>
+                              </wps:wsp>
+                            </wpg:grpSp>
+                          </wpg:grpSp>
+                          <wps:wsp>
+                            <wps:cNvPr id="61" name="Text Box 61"/>
+                            <wps:cNvSpPr txBox="1"/>
+                            <wps:spPr>
+                              <a:xfrm>
+                                <a:off x="-239864" y="3704989"/>
+                                <a:ext cx="6843395" cy="3789752"/>
+                              </a:xfrm>
+                              <a:prstGeom prst="rect">
+                                <a:avLst/>
+                              </a:prstGeom>
+                              <a:noFill/>
+                              <a:ln w="6350">
+                                <a:noFill/>
+                              </a:ln>
+                              <a:effectLst/>
+                            </wps:spPr>
+                            <wps:style>
+                              <a:lnRef idx="0">
+                                <a:schemeClr val="accent1"/>
+                              </a:lnRef>
+                              <a:fillRef idx="0">
+                                <a:schemeClr val="accent1"/>
+                              </a:fillRef>
+                              <a:effectRef idx="0">
+                                <a:schemeClr val="accent1"/>
+                              </a:effectRef>
+                              <a:fontRef idx="minor">
+                                <a:schemeClr val="dk1"/>
+                              </a:fontRef>
+                            </wps:style>
+                            <wps:txbx>
+                              <w:txbxContent>
+                                <w:sdt>
+                                  <w:sdtPr>
+                                    <w:rPr>
+                                      <w:rFonts w:asciiTheme="majorHAnsi" w:eastAsiaTheme="majorEastAsia" w:hAnsiTheme="majorHAnsi" w:cstheme="majorBidi"/>
+                                      <w:caps/>
+                                      <w:color w:val="FFFFFF" w:themeColor="background1"/>
+                                      <w:sz w:val="64"/>
+                                      <w:szCs w:val="64"/>
+                                    </w:rPr>
+                                    <w:alias w:val="Title"/>
+                                    <w:tag w:val=""/>
+                                    <w:id w:val="1841046763"/>
+                                    <w:dataBinding w:prefixMappings="xmlns:ns0='http://purl.org/dc/elements/1.1/' xmlns:ns1='http://schemas.openxmlformats.org/package/2006/metadata/core-properties' " w:xpath="/ns1:coreProperties[1]/ns0:title[1]" w:storeItemID="{6C3C8BC8-F283-45AE-878A-BAB7291924A1}"/>
+                                    <w:text/>
+                                  </w:sdtPr>
+                                  <w:sdtContent>
+                                    <w:p>
+                                      <w:pPr>
+                                        <w:pStyle w:val="NoSpacing"/>
+                                        <w:rPr>
+                                          <w:rFonts w:asciiTheme="majorHAnsi" w:eastAsiaTheme="majorEastAsia" w:hAnsiTheme="majorHAnsi" w:cstheme="majorBidi"/>
+                                          <w:caps/>
+                                          <w:color w:val="FFFFFF" w:themeColor="background1"/>
+                                          <w:sz w:val="64"/>
+                                          <w:szCs w:val="64"/>
+                                        </w:rPr>
+                                      </w:pPr>
+                                      <w:r>
+                                        <w:rPr>
+                                          <w:rFonts w:asciiTheme="majorHAnsi" w:eastAsiaTheme="majorEastAsia" w:hAnsiTheme="majorHAnsi" w:cstheme="majorBidi"/>
+                                          <w:color w:val="FFFFFF" w:themeColor="background1"/>
+                                          <w:sz w:val="64"/>
+                                          <w:szCs w:val="64"/>
+                                        </w:rPr>
+                                        <w:t>Urban Air Quality Analytics</w:t>
+                                      </w:r>
+                                    </w:p>
+                                  </w:sdtContent>
+                                </w:sdt>
+                                <w:sdt>
+                                  <w:sdtPr>
+                                    <w:rPr>
+                                      <w:color w:val="FFFFFF" w:themeColor="background1"/>
+                                      <w:sz w:val="36"/>
+                                      <w:szCs w:val="36"/>
+                                    </w:rPr>
+                                    <w:alias w:val="Subtitle"/>
+                                    <w:tag w:val=""/>
+                                    <w:id w:val="-1686441493"/>
+                                    <w:dataBinding w:prefixMappings="xmlns:ns0='http://purl.org/dc/elements/1.1/' xmlns:ns1='http://schemas.openxmlformats.org/package/2006/metadata/core-properties' " w:xpath="/ns1:coreProperties[1]/ns0:subject[1]" w:storeItemID="{6C3C8BC8-F283-45AE-878A-BAB7291924A1}"/>
+                                    <w:text/>
+                                  </w:sdtPr>
+                                  <w:sdtContent>
+                                    <w:p>
+                                      <w:pPr>
+                                        <w:pStyle w:val="NoSpacing"/>
+                                        <w:spacing w:before="120"/>
+                                        <w:rPr>
+                                          <w:color w:val="FFFFFF" w:themeColor="background1"/>
+                                          <w:sz w:val="36"/>
+                                          <w:szCs w:val="36"/>
+                                        </w:rPr>
+                                      </w:pPr>
+                                      <w:r>
+                                        <w:rPr>
+                                          <w:color w:val="FFFFFF" w:themeColor="background1"/>
+                                          <w:sz w:val="36"/>
+                                          <w:szCs w:val="36"/>
+                                        </w:rPr>
+                                        <w:t>BDA112 Assignment 2</w:t>
+                                      </w:r>
+                                    </w:p>
+                                  </w:sdtContent>
+                                </w:sdt>
+                              </w:txbxContent>
+                            </wps:txbx>
+                            <wps:bodyPr rot="0" spcFirstLastPara="0" vertOverflow="overflow" horzOverflow="overflow" vert="horz" wrap="square" lIns="685800" tIns="0" rIns="914400" bIns="0" numCol="1" spcCol="0" rtlCol="0" fromWordArt="0" anchor="b" anchorCtr="0" forceAA="0" compatLnSpc="1">
+                              <a:prstTxWarp prst="textNoShape">
+                                <a:avLst/>
+                              </a:prstTxWarp>
+                              <a:noAutofit/>
+                            </wps:bodyPr>
+                          </wps:wsp>
+                        </wpg:wgp>
+                      </a:graphicData>
+                    </a:graphic>
+                    <wp14:sizeRelH relativeFrom="page">
+                      <wp14:pctWidth>0</wp14:pctWidth>
+                    </wp14:sizeRelH>
+                    <wp14:sizeRelV relativeFrom="page">
+                      <wp14:pctHeight>90900</wp14:pctHeight>
+                    </wp14:sizeRelV>
+                  </wp:anchor>
+                </w:drawing>
+              </mc:Choice>
+              <mc:Fallback>
+                <w:pict>
+                  <v:group w14:anchorId="10E9E350" id="Group 85" o:spid="_x0000_s1026" style="position:absolute;margin-left:17pt;margin-top:37.95pt;width:558.5pt;height:10in;z-index:-251657216;mso-height-percent:909;mso-position-horizontal-relative:page;mso-position-vertical-relative:page;mso-height-percent:909" coordorigin="-2398" coordsize="70931,91440" o:gfxdata="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">
+                    <v:group id="Group 49" o:spid="_x0000_s1027" style="position:absolute;left:-1496;width:70028;height:91440" coordorigin="-1496" coordsize="70028,91440" o:gfxdata="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">
+                      <v:rect id="Rectangle 54" o:spid="_x0000_s1028" style="position:absolute;left:-1496;width:68579;height:91440;visibility:visible;mso-wrap-style:square;v-text-anchor:top" o:gfxdata="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" fillcolor="#4e6128 [1606]" stroked="f" strokeweight="2pt">
+                        <v:textbox inset="54pt,54pt,1in,5in">
+                          <w:txbxContent>
+                            <w:p>
+                              <w:pPr>
+                                <w:pStyle w:val="NoSpacing"/>
+                                <w:rPr>
+                                  <w:color w:val="FFFFFF" w:themeColor="background1"/>
+                                  <w:sz w:val="48"/>
+                                  <w:szCs w:val="48"/>
+                                </w:rPr>
+                              </w:pPr>
+                            </w:p>
+                          </w:txbxContent>
+                        </v:textbox>
+                      </v:rect>
+                      <v:group id="Group 2" o:spid="_x0000_s1029" style="position:absolute;left:25241;width:43291;height:44910" coordsize="43291,44910" o:gfxdata="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">
+                        <v:shape id="Freeform 56" o:spid="_x0000_s1030" style="position:absolute;left:15017;width:28274;height:28352;visibility:visible;mso-wrap-style:square;v-text-anchor:top" coordsize="1781,1786" o:gfxdata="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" path="m4,1786l,1782,1776,r5,5l4,1786xe" filled="f" stroked="f">
+                          <v:path arrowok="t" o:connecttype="custom" o:connectlocs="6350,2835275;0,2828925;2819400,0;2827338,7938;6350,2835275" o:connectangles="0,0,0,0,0"/>
+                        </v:shape>
+                        <v:shape id="Freeform 57" o:spid="_x0000_s1031" style="position:absolute;left:7826;top:2270;width:35465;height:35464;visibility:visible;mso-wrap-style:square;v-text-anchor:top" coordsize="2234,2234" o:gfxdata="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" path="m5,2234l,2229,2229,r5,5l5,2234xe" filled="f" stroked="f">
+                          <v:path arrowok="t" o:connecttype="custom" o:connectlocs="7938,3546475;0,3538538;3538538,0;3546475,7938;7938,3546475" o:connectangles="0,0,0,0,0"/>
+                        </v:shape>
+                        <v:shape id="Freeform 58" o:spid="_x0000_s1032" style="position:absolute;left:8413;top:1095;width:34878;height:34877;visibility:visible;mso-wrap-style:square;v-text-anchor:top" coordsize="2197,2197" o:gfxdata="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" path="m9,2197l,2193,2188,r9,10l9,2197xe" filled="f" stroked="f">
+                          <v:path arrowok="t" o:connecttype="custom" o:connectlocs="14288,3487738;0,3481388;3473450,0;3487738,15875;14288,3487738" o:connectangles="0,0,0,0,0"/>
+                        </v:shape>
+                        <v:shape id="Freeform 59" o:spid="_x0000_s1033" style="position:absolute;left:12160;top:4984;width:31131;height:31211;visibility:visible;mso-wrap-style:square;v-text-anchor:top" coordsize="1961,1966" o:gfxdata="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" path="m9,1966l,1957,1952,r9,9l9,1966xe" filled="f" stroked="f">
+                          <v:path arrowok="t" o:connecttype="custom" o:connectlocs="14288,3121025;0,3106738;3098800,0;3113088,14288;14288,3121025" o:connectangles="0,0,0,0,0"/>
+                        </v:shape>
+                        <v:shape id="Freeform 60" o:spid="_x0000_s1034" style="position:absolute;top:1539;width:43291;height:43371;visibility:visible;mso-wrap-style:square;v-text-anchor:top" coordsize="2727,2732" o:gfxdata="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" path="m,2732r,-4l2722,r5,5l,2732xe" filled="f" stroked="f">
+                          <v:path arrowok="t" o:connecttype="custom" o:connectlocs="0,4337050;0,4330700;4321175,0;4329113,7938;0,4337050" o:connectangles="0,0,0,0,0"/>
+                        </v:shape>
+                      </v:group>
+                    </v:group>
+                    <v:shapetype id="_x0000_t202" coordsize="21600,21600" o:spt="202" path="m,l,21600r21600,l21600,xe">
+                      <v:stroke joinstyle="miter"/>
+                      <v:path gradientshapeok="t" o:connecttype="rect"/>
+                    </v:shapetype>
+                    <v:shape id="Text Box 61" o:spid="_x0000_s1035" type="#_x0000_t202" style="position:absolute;left:-2398;top:37049;width:68433;height:37898;visibility:visible;mso-wrap-style:square;v-text-anchor:bottom" o:gfxdata="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" filled="f" stroked="f" strokeweight=".5pt">
+                      <v:textbox inset="54pt,0,1in,0">
+                        <w:txbxContent>
+                          <w:sdt>
+                            <w:sdtPr>
+                              <w:rPr>
+                                <w:rFonts w:asciiTheme="majorHAnsi" w:eastAsiaTheme="majorEastAsia" w:hAnsiTheme="majorHAnsi" w:cstheme="majorBidi"/>
+                                <w:caps/>
+                                <w:color w:val="FFFFFF" w:themeColor="background1"/>
+                                <w:sz w:val="64"/>
+                                <w:szCs w:val="64"/>
+                              </w:rPr>
+                              <w:alias w:val="Title"/>
+                              <w:tag w:val=""/>
+                              <w:id w:val="1841046763"/>
+                              <w:dataBinding w:prefixMappings="xmlns:ns0='http://purl.org/dc/elements/1.1/' xmlns:ns1='http://schemas.openxmlformats.org/package/2006/metadata/core-properties' " w:xpath="/ns1:coreProperties[1]/ns0:title[1]" w:storeItemID="{6C3C8BC8-F283-45AE-878A-BAB7291924A1}"/>
+                              <w:text/>
+                            </w:sdtPr>
+                            <w:sdtContent>
+                              <w:p>
+                                <w:pPr>
+                                  <w:pStyle w:val="NoSpacing"/>
+                                  <w:rPr>
+                                    <w:rFonts w:asciiTheme="majorHAnsi" w:eastAsiaTheme="majorEastAsia" w:hAnsiTheme="majorHAnsi" w:cstheme="majorBidi"/>
+                                    <w:caps/>
+                                    <w:color w:val="FFFFFF" w:themeColor="background1"/>
+                                    <w:sz w:val="64"/>
+                                    <w:szCs w:val="64"/>
+                                  </w:rPr>
+                                </w:pPr>
+                                <w:r>
+                                  <w:rPr>
+                                    <w:rFonts w:asciiTheme="majorHAnsi" w:eastAsiaTheme="majorEastAsia" w:hAnsiTheme="majorHAnsi" w:cstheme="majorBidi"/>
+                                    <w:color w:val="FFFFFF" w:themeColor="background1"/>
+                                    <w:sz w:val="64"/>
+                                    <w:szCs w:val="64"/>
+                                  </w:rPr>
+                                  <w:t>Urban Air Quality Analytics</w:t>
+                                </w:r>
+                              </w:p>
+                            </w:sdtContent>
+                          </w:sdt>
+                          <w:sdt>
+                            <w:sdtPr>
+                              <w:rPr>
+                                <w:color w:val="FFFFFF" w:themeColor="background1"/>
+                                <w:sz w:val="36"/>
+                                <w:szCs w:val="36"/>
+                              </w:rPr>
+                              <w:alias w:val="Subtitle"/>
+                              <w:tag w:val=""/>
+                              <w:id w:val="-1686441493"/>
+                              <w:dataBinding w:prefixMappings="xmlns:ns0='http://purl.org/dc/elements/1.1/' xmlns:ns1='http://schemas.openxmlformats.org/package/2006/metadata/core-properties' " w:xpath="/ns1:coreProperties[1]/ns0:subject[1]" w:storeItemID="{6C3C8BC8-F283-45AE-878A-BAB7291924A1}"/>
+                              <w:text/>
+                            </w:sdtPr>
+                            <w:sdtContent>
+                              <w:p>
+                                <w:pPr>
+                                  <w:pStyle w:val="NoSpacing"/>
+                                  <w:spacing w:before="120"/>
+                                  <w:rPr>
+                                    <w:color w:val="FFFFFF" w:themeColor="background1"/>
+                                    <w:sz w:val="36"/>
+                                    <w:szCs w:val="36"/>
+                                  </w:rPr>
+                                </w:pPr>
+                                <w:r>
+                                  <w:rPr>
+                                    <w:color w:val="FFFFFF" w:themeColor="background1"/>
+                                    <w:sz w:val="36"/>
+                                    <w:szCs w:val="36"/>
+                                  </w:rPr>
+                                  <w:t>BDA112 Assignment 2</w:t>
+                                </w:r>
+                              </w:p>
+                            </w:sdtContent>
+                          </w:sdt>
+                        </w:txbxContent>
+                      </v:textbox>
+                    </v:shape>
+                    <w10:wrap anchorx="page" anchory="page"/>
+                  </v:group>
+                </w:pict>
+              </mc:Fallback>
+            </mc:AlternateContent>
+          </w:r>
+        </w:p>
+        <w:p>
+          <w:pPr>
+            <w:spacing w:after="200" w:line="276" w:lineRule="auto"/>
+            <w:rPr>
+              <w:rFonts w:cs="Calibri"/>
+              <w:spacing w:val="-2"/>
+              <w:sz w:val="24"/>
+              <w:szCs w:val="24"/>
+              <w:lang w:val="en-AU"/>
+            </w:rPr>
+          </w:pPr>
+          <w:r>
+            <w:rPr>
+              <w:rFonts w:cs="Calibri"/>
+              <w:b/>
+              <w:spacing w:val="-2"/>
+              <w:sz w:val="24"/>
+              <w:szCs w:val="24"/>
+              <w:lang w:val="en-AU"/>
+            </w:rPr>
+            <w:br w:type="page"/>
+          </w:r>
+        </w:p>
+      </w:sdtContent>
+    </w:sdt>
     <w:p>
       <w:pPr>
         <w:pStyle w:val="Title"/>
+        <w:spacing w:line="360" w:lineRule="auto"/>
+        <w:rPr>
+          <w:rFonts w:cstheme="majorHAnsi"/>
+          <w:szCs w:val="22"/>
+        </w:rPr>
       </w:pPr>
       <w:r>
+        <w:rPr>
+          <w:rFonts w:cstheme="majorHAnsi"/>
+          <w:szCs w:val="22"/>
+        </w:rPr>
+        <w:lastRenderedPageBreak/>
         <w:t>Urban Air Quality Analytics with Python</w:t>
       </w:r>
     </w:p>
     <w:p>
+      <w:pPr>
+        <w:spacing w:after="200"/>
+        <w:jc w:val="center"/>
+        <w:rPr>
+          <w:rFonts w:asciiTheme="majorHAnsi" w:hAnsiTheme="majorHAnsi" w:cstheme="majorHAnsi"/>
+        </w:rPr>
+      </w:pPr>
       <w:r>
-        <w:t>BDA112 Assignment 2 | Group: [number] | Members and IDs: [add details]</w:t>
+        <w:rPr>
+          <w:rFonts w:cs="Calibri"/>
+          <w:spacing w:val="-2"/>
+          <w:lang w:val="en-AU"/>
+        </w:rPr>
+        <w:t>Assessment</w:t>
+      </w:r>
+      <w:r>
+        <w:rPr>
+          <w:rFonts w:cs="Calibri"/>
+          <w:spacing w:val="-22"/>
+          <w:lang w:val="en-AU"/>
+        </w:rPr>
+        <w:t xml:space="preserve"> </w:t>
+      </w:r>
+      <w:r>
+        <w:rPr>
+          <w:rFonts w:cs="Calibri"/>
+          <w:spacing w:val="-2"/>
+          <w:lang w:val="en-AU"/>
+        </w:rPr>
+        <w:t>Cover</w:t>
+      </w:r>
+      <w:r>
+        <w:rPr>
+          <w:rFonts w:cs="Calibri"/>
+          <w:spacing w:val="-19"/>
+          <w:lang w:val="en-AU"/>
+        </w:rPr>
+        <w:t xml:space="preserve"> </w:t>
+      </w:r>
+      <w:r>
+        <w:rPr>
+          <w:rFonts w:cs="Calibri"/>
+          <w:spacing w:val="-4"/>
+          <w:lang w:val="en-AU"/>
+        </w:rPr>
+        <w:t>Sheet</w:t>
+      </w:r>
+    </w:p>
+    <w:p>
+      <w:pPr>
+        <w:pStyle w:val="BodyText"/>
+        <w:spacing w:before="22"/>
+        <w:rPr>
+          <w:rFonts w:cs="Calibri"/>
+          <w:b/>
+          <w:lang w:val="en-AU"/>
+        </w:rPr>
+      </w:pPr>
+    </w:p>
+    <w:tbl>
+      <w:tblPr>
+        <w:tblW w:w="0" w:type="auto"/>
+        <w:tblInd w:w="399" w:type="dxa"/>
+        <w:tblBorders>
+          <w:top w:val="single" w:sz="4" w:space="0" w:color="000000"/>
+          <w:left w:val="single" w:sz="4" w:space="0" w:color="000000"/>
+          <w:bottom w:val="single" w:sz="4" w:space="0" w:color="000000"/>
+          <w:right w:val="single" w:sz="4" w:space="0" w:color="000000"/>
+          <w:insideH w:val="single" w:sz="4" w:space="0" w:color="000000"/>
+          <w:insideV w:val="single" w:sz="4" w:space="0" w:color="000000"/>
+        </w:tblBorders>
+        <w:tblLayout w:type="fixed"/>
+        <w:tblCellMar>
+          <w:left w:w="0" w:type="dxa"/>
+          <w:right w:w="0" w:type="dxa"/>
+        </w:tblCellMar>
+        <w:tblLook w:val="01E0" w:firstRow="1" w:lastRow="1" w:firstColumn="1" w:lastColumn="1" w:noHBand="0" w:noVBand="0"/>
+      </w:tblPr>
+      <w:tblGrid>
+        <w:gridCol w:w="2857"/>
+        <w:gridCol w:w="3268"/>
+        <w:gridCol w:w="4113"/>
+      </w:tblGrid>
+      <w:tr>
+        <w:trPr>
+          <w:trHeight w:val="465"/>
+        </w:trPr>
+        <w:tc>
+          <w:tcPr>
+            <w:tcW w:w="2857" w:type="dxa"/>
+          </w:tcPr>
+          <w:p>
+            <w:pPr>
+              <w:pStyle w:val="TableParagraph"/>
+              <w:spacing w:before="114"/>
+              <w:ind w:left="124"/>
+              <w:rPr>
+                <w:rFonts w:ascii="Calibri" w:hAnsi="Calibri" w:cs="Calibri"/>
+                <w:lang w:val="en-AU"/>
+              </w:rPr>
+            </w:pPr>
+            <w:r>
+              <w:rPr>
+                <w:rFonts w:ascii="Calibri" w:hAnsi="Calibri" w:cs="Calibri"/>
+                <w:lang w:val="en-AU"/>
+              </w:rPr>
+              <w:t>Student</w:t>
+            </w:r>
+            <w:r>
+              <w:rPr>
+                <w:rFonts w:ascii="Calibri" w:hAnsi="Calibri" w:cs="Calibri"/>
+                <w:spacing w:val="-7"/>
+                <w:lang w:val="en-AU"/>
+              </w:rPr>
+              <w:t xml:space="preserve"> </w:t>
+            </w:r>
+            <w:r>
+              <w:rPr>
+                <w:rFonts w:ascii="Calibri" w:hAnsi="Calibri" w:cs="Calibri"/>
+                <w:lang w:val="en-AU"/>
+              </w:rPr>
+              <w:t>ID</w:t>
+            </w:r>
+            <w:r>
+              <w:rPr>
+                <w:rFonts w:ascii="Calibri" w:hAnsi="Calibri" w:cs="Calibri"/>
+                <w:spacing w:val="-6"/>
+                <w:lang w:val="en-AU"/>
+              </w:rPr>
+              <w:t xml:space="preserve"> </w:t>
+            </w:r>
+            <w:r>
+              <w:rPr>
+                <w:rFonts w:ascii="Calibri" w:hAnsi="Calibri" w:cs="Calibri"/>
+                <w:spacing w:val="-2"/>
+                <w:lang w:val="en-AU"/>
+              </w:rPr>
+              <w:t>Number/s:</w:t>
+            </w:r>
+          </w:p>
+        </w:tc>
+        <w:tc>
+          <w:tcPr>
+            <w:tcW w:w="3268" w:type="dxa"/>
+          </w:tcPr>
+          <w:p>
+            <w:pPr>
+              <w:pStyle w:val="TableParagraph"/>
+              <w:spacing w:before="114"/>
+              <w:ind w:left="124"/>
+              <w:rPr>
+                <w:rFonts w:ascii="Calibri" w:hAnsi="Calibri" w:cs="Calibri"/>
+                <w:lang w:val="en-AU"/>
+              </w:rPr>
+            </w:pPr>
+            <w:r>
+              <w:rPr>
+                <w:rFonts w:ascii="Calibri" w:hAnsi="Calibri" w:cs="Calibri"/>
+                <w:lang w:val="en-AU"/>
+              </w:rPr>
+              <w:t>Student</w:t>
+            </w:r>
+            <w:r>
+              <w:rPr>
+                <w:rFonts w:ascii="Calibri" w:hAnsi="Calibri" w:cs="Calibri"/>
+                <w:spacing w:val="-13"/>
+                <w:lang w:val="en-AU"/>
+              </w:rPr>
+              <w:t xml:space="preserve"> </w:t>
+            </w:r>
+            <w:r>
+              <w:rPr>
+                <w:rFonts w:ascii="Calibri" w:hAnsi="Calibri" w:cs="Calibri"/>
+                <w:spacing w:val="-2"/>
+                <w:lang w:val="en-AU"/>
+              </w:rPr>
+              <w:t>Surname/s:</w:t>
+            </w:r>
+          </w:p>
+        </w:tc>
+        <w:tc>
+          <w:tcPr>
+            <w:tcW w:w="4113" w:type="dxa"/>
+          </w:tcPr>
+          <w:p>
+            <w:pPr>
+              <w:pStyle w:val="TableParagraph"/>
+              <w:spacing w:before="114"/>
+              <w:ind w:left="123"/>
+              <w:rPr>
+                <w:rFonts w:ascii="Calibri" w:hAnsi="Calibri" w:cs="Calibri"/>
+                <w:lang w:val="en-AU"/>
+              </w:rPr>
+            </w:pPr>
+            <w:r>
+              <w:rPr>
+                <w:rFonts w:ascii="Calibri" w:hAnsi="Calibri" w:cs="Calibri"/>
+                <w:lang w:val="en-AU"/>
+              </w:rPr>
+              <w:t>Given</w:t>
+            </w:r>
+            <w:r>
+              <w:rPr>
+                <w:rFonts w:ascii="Calibri" w:hAnsi="Calibri" w:cs="Calibri"/>
+                <w:spacing w:val="-12"/>
+                <w:lang w:val="en-AU"/>
+              </w:rPr>
+              <w:t xml:space="preserve"> </w:t>
+            </w:r>
+            <w:r>
+              <w:rPr>
+                <w:rFonts w:ascii="Calibri" w:hAnsi="Calibri" w:cs="Calibri"/>
+                <w:spacing w:val="-2"/>
+                <w:lang w:val="en-AU"/>
+              </w:rPr>
+              <w:t>name/s:</w:t>
+            </w:r>
+          </w:p>
+        </w:tc>
+      </w:tr>
+      <w:tr>
+        <w:trPr>
+          <w:trHeight w:val="340"/>
+        </w:trPr>
+        <w:tc>
+          <w:tcPr>
+            <w:tcW w:w="2857" w:type="dxa"/>
+          </w:tcPr>
+          <w:p>
+            <w:pPr>
+              <w:pStyle w:val="TableParagraph"/>
+              <w:rPr>
+                <w:rFonts w:ascii="Calibri" w:hAnsi="Calibri" w:cs="Calibri"/>
+                <w:lang w:val="en-AU"/>
+              </w:rPr>
+            </w:pPr>
+            <w:r>
+              <w:rPr>
+                <w:rFonts w:ascii="Calibri" w:hAnsi="Calibri" w:cs="Calibri"/>
+                <w:lang w:val="en-AU"/>
+              </w:rPr>
+              <w:t>MIT251869</w:t>
+            </w:r>
+          </w:p>
+        </w:tc>
+        <w:tc>
+          <w:tcPr>
+            <w:tcW w:w="3268" w:type="dxa"/>
+            <w:tcBorders>
+              <w:bottom w:val="single" w:sz="4" w:space="0" w:color="000000"/>
+            </w:tcBorders>
+          </w:tcPr>
+          <w:p>
+            <w:pPr>
+              <w:pStyle w:val="TableParagraph"/>
+              <w:rPr>
+                <w:rFonts w:ascii="Calibri" w:hAnsi="Calibri" w:cs="Calibri"/>
+                <w:lang w:val="en-AU"/>
+              </w:rPr>
+            </w:pPr>
+            <w:r>
+              <w:rPr>
+                <w:rFonts w:ascii="Calibri" w:hAnsi="Calibri" w:cs="Calibri"/>
+                <w:lang w:val="en-AU"/>
+              </w:rPr>
+              <w:t>SAH</w:t>
+            </w:r>
+          </w:p>
+        </w:tc>
+        <w:tc>
+          <w:tcPr>
+            <w:tcW w:w="4113" w:type="dxa"/>
+            <w:tcBorders>
+              <w:bottom w:val="single" w:sz="4" w:space="0" w:color="000000"/>
+            </w:tcBorders>
+          </w:tcPr>
+          <w:p>
+            <w:pPr>
+              <w:pStyle w:val="TableParagraph"/>
+              <w:rPr>
+                <w:rFonts w:ascii="Calibri" w:hAnsi="Calibri" w:cs="Calibri"/>
+                <w:lang w:val="en-AU"/>
+              </w:rPr>
+            </w:pPr>
+            <w:r>
+              <w:rPr>
+                <w:rFonts w:ascii="Calibri" w:hAnsi="Calibri" w:cs="Calibri"/>
+                <w:lang w:val="en-AU"/>
+              </w:rPr>
+              <w:t>ROMA</w:t>
+            </w:r>
+          </w:p>
+        </w:tc>
+      </w:tr>
+      <w:tr>
+        <w:trPr>
+          <w:trHeight w:val="316"/>
+        </w:trPr>
+        <w:tc>
+          <w:tcPr>
+            <w:tcW w:w="2857" w:type="dxa"/>
+          </w:tcPr>
+          <w:p>
+            <w:pPr>
+              <w:pStyle w:val="TableParagraph"/>
+              <w:rPr>
+                <w:rFonts w:ascii="Calibri" w:hAnsi="Calibri" w:cs="Calibri"/>
+                <w:lang w:val="en-GB"/>
+              </w:rPr>
+            </w:pPr>
+            <w:r>
+              <w:rPr>
+                <w:rFonts w:ascii="Calibri" w:hAnsi="Calibri" w:cs="Calibri"/>
+                <w:lang w:val="en-GB"/>
+              </w:rPr>
+              <w:t>MIT250470</w:t>
+            </w:r>
+          </w:p>
+        </w:tc>
+        <w:tc>
+          <w:tcPr>
+            <w:tcW w:w="3268" w:type="dxa"/>
+            <w:tcBorders>
+              <w:bottom w:val="single" w:sz="4" w:space="0" w:color="auto"/>
+            </w:tcBorders>
+          </w:tcPr>
+          <w:p>
+            <w:pPr>
+              <w:pStyle w:val="TableParagraph"/>
+              <w:rPr>
+                <w:rFonts w:ascii="Calibri" w:hAnsi="Calibri" w:cs="Calibri"/>
+                <w:lang w:val="en-AU"/>
+              </w:rPr>
+            </w:pPr>
+            <w:r>
+              <w:rPr>
+                <w:rFonts w:ascii="Calibri" w:hAnsi="Calibri" w:cs="Calibri"/>
+                <w:lang w:val="en-GB"/>
+              </w:rPr>
+              <w:t>GHARTI</w:t>
+            </w:r>
+          </w:p>
+        </w:tc>
+        <w:tc>
+          <w:tcPr>
+            <w:tcW w:w="4113" w:type="dxa"/>
+            <w:tcBorders>
+              <w:bottom w:val="single" w:sz="4" w:space="0" w:color="auto"/>
+            </w:tcBorders>
+          </w:tcPr>
+          <w:p>
+            <w:pPr>
+              <w:pStyle w:val="TableParagraph"/>
+              <w:rPr>
+                <w:rFonts w:ascii="Calibri" w:hAnsi="Calibri" w:cs="Calibri"/>
+                <w:lang w:val="en-AU"/>
+              </w:rPr>
+            </w:pPr>
+            <w:r>
+              <w:rPr>
+                <w:rFonts w:ascii="Calibri" w:hAnsi="Calibri" w:cs="Calibri"/>
+                <w:lang w:val="en-GB"/>
+              </w:rPr>
+              <w:t xml:space="preserve">AASHIKA </w:t>
+            </w:r>
+          </w:p>
+        </w:tc>
+      </w:tr>
+      <w:tr>
+        <w:trPr>
+          <w:trHeight w:val="359"/>
+        </w:trPr>
+        <w:tc>
+          <w:tcPr>
+            <w:tcW w:w="2857" w:type="dxa"/>
+          </w:tcPr>
+          <w:p>
+            <w:pPr>
+              <w:pStyle w:val="TableParagraph"/>
+              <w:rPr>
+                <w:rFonts w:ascii="Calibri" w:hAnsi="Calibri" w:cs="Calibri"/>
+                <w:lang w:val="en-GB"/>
+              </w:rPr>
+            </w:pPr>
+            <w:r>
+              <w:rPr>
+                <w:rFonts w:ascii="Calibri" w:hAnsi="Calibri" w:cs="Calibri"/>
+                <w:lang w:val="en-GB"/>
+              </w:rPr>
+              <w:t>MIT250310</w:t>
+            </w:r>
+          </w:p>
+        </w:tc>
+        <w:tc>
+          <w:tcPr>
+            <w:tcW w:w="3268" w:type="dxa"/>
+            <w:tcBorders>
+              <w:top w:val="single" w:sz="4" w:space="0" w:color="auto"/>
+            </w:tcBorders>
+          </w:tcPr>
+          <w:p>
+            <w:pPr>
+              <w:pStyle w:val="TableParagraph"/>
+              <w:rPr>
+                <w:rFonts w:ascii="Calibri" w:hAnsi="Calibri" w:cs="Calibri"/>
+                <w:lang w:val="en-AU"/>
+              </w:rPr>
+            </w:pPr>
+            <w:r>
+              <w:rPr>
+                <w:rFonts w:ascii="Calibri" w:hAnsi="Calibri" w:cs="Calibri"/>
+                <w:lang w:val="en-GB"/>
+              </w:rPr>
+              <w:t>RAFI</w:t>
+            </w:r>
+          </w:p>
+        </w:tc>
+        <w:tc>
+          <w:tcPr>
+            <w:tcW w:w="4113" w:type="dxa"/>
+            <w:tcBorders>
+              <w:top w:val="single" w:sz="4" w:space="0" w:color="auto"/>
+            </w:tcBorders>
+          </w:tcPr>
+          <w:p>
+            <w:pPr>
+              <w:pStyle w:val="TableParagraph"/>
+              <w:rPr>
+                <w:rFonts w:ascii="Calibri" w:hAnsi="Calibri" w:cs="Calibri"/>
+                <w:lang w:val="en-AU"/>
+              </w:rPr>
+            </w:pPr>
+            <w:r>
+              <w:rPr>
+                <w:rFonts w:ascii="Calibri" w:hAnsi="Calibri" w:cs="Calibri"/>
+                <w:lang w:val="en-GB"/>
+              </w:rPr>
+              <w:t xml:space="preserve">MD SAMIUL ALAM </w:t>
+            </w:r>
+          </w:p>
+        </w:tc>
+      </w:tr>
+      <w:tr>
+        <w:trPr>
+          <w:trHeight w:val="280"/>
+        </w:trPr>
+        <w:tc>
+          <w:tcPr>
+            <w:tcW w:w="2857" w:type="dxa"/>
+          </w:tcPr>
+          <w:p>
+            <w:pPr>
+              <w:pStyle w:val="TableParagraph"/>
+              <w:rPr>
+                <w:rFonts w:ascii="Calibri" w:hAnsi="Calibri" w:cs="Calibri"/>
+                <w:lang w:val="en-AU"/>
+              </w:rPr>
+            </w:pPr>
+          </w:p>
+        </w:tc>
+        <w:tc>
+          <w:tcPr>
+            <w:tcW w:w="3268" w:type="dxa"/>
+          </w:tcPr>
+          <w:p>
+            <w:pPr>
+              <w:pStyle w:val="TableParagraph"/>
+              <w:rPr>
+                <w:rFonts w:ascii="Calibri" w:hAnsi="Calibri" w:cs="Calibri"/>
+                <w:lang w:val="en-AU"/>
+              </w:rPr>
+            </w:pPr>
+          </w:p>
+        </w:tc>
+        <w:tc>
+          <w:tcPr>
+            <w:tcW w:w="4113" w:type="dxa"/>
+          </w:tcPr>
+          <w:p>
+            <w:pPr>
+              <w:pStyle w:val="TableParagraph"/>
+              <w:rPr>
+                <w:rFonts w:ascii="Calibri" w:hAnsi="Calibri" w:cs="Calibri"/>
+                <w:lang w:val="en-AU"/>
+              </w:rPr>
+            </w:pPr>
+          </w:p>
+        </w:tc>
+      </w:tr>
+      <w:tr>
+        <w:trPr>
+          <w:trHeight w:val="278"/>
+        </w:trPr>
+        <w:tc>
+          <w:tcPr>
+            <w:tcW w:w="2857" w:type="dxa"/>
+          </w:tcPr>
+          <w:p>
+            <w:pPr>
+              <w:pStyle w:val="TableParagraph"/>
+              <w:rPr>
+                <w:rFonts w:ascii="Calibri" w:hAnsi="Calibri" w:cs="Calibri"/>
+                <w:lang w:val="en-AU"/>
+              </w:rPr>
+            </w:pPr>
+          </w:p>
+        </w:tc>
+        <w:tc>
+          <w:tcPr>
+            <w:tcW w:w="3268" w:type="dxa"/>
+          </w:tcPr>
+          <w:p>
+            <w:pPr>
+              <w:pStyle w:val="TableParagraph"/>
+              <w:rPr>
+                <w:rFonts w:ascii="Calibri" w:hAnsi="Calibri" w:cs="Calibri"/>
+                <w:lang w:val="en-AU"/>
+              </w:rPr>
+            </w:pPr>
+          </w:p>
+        </w:tc>
+        <w:tc>
+          <w:tcPr>
+            <w:tcW w:w="4113" w:type="dxa"/>
+          </w:tcPr>
+          <w:p>
+            <w:pPr>
+              <w:pStyle w:val="TableParagraph"/>
+              <w:rPr>
+                <w:rFonts w:ascii="Calibri" w:hAnsi="Calibri" w:cs="Calibri"/>
+                <w:lang w:val="en-AU"/>
+              </w:rPr>
+            </w:pPr>
+          </w:p>
+        </w:tc>
+      </w:tr>
+      <w:tr>
+        <w:trPr>
+          <w:trHeight w:val="436"/>
+        </w:trPr>
+        <w:tc>
+          <w:tcPr>
+            <w:tcW w:w="6125" w:type="dxa"/>
+            <w:gridSpan w:val="2"/>
+          </w:tcPr>
+          <w:p>
+            <w:pPr>
+              <w:pStyle w:val="TableParagraph"/>
+              <w:spacing w:before="116"/>
+              <w:ind w:left="124"/>
+              <w:rPr>
+                <w:rFonts w:ascii="Calibri" w:hAnsi="Calibri" w:cs="Calibri"/>
+                <w:lang w:val="en-AU"/>
+              </w:rPr>
+            </w:pPr>
+            <w:r>
+              <w:rPr>
+                <w:rFonts w:ascii="Calibri" w:hAnsi="Calibri" w:cs="Calibri"/>
+                <w:spacing w:val="-2"/>
+                <w:lang w:val="en-AU"/>
+              </w:rPr>
+              <w:t>Course:</w:t>
+            </w:r>
+            <w:r>
+              <w:rPr>
+                <w:rFonts w:ascii="Calibri" w:hAnsi="Calibri" w:cs="Calibri"/>
+                <w:lang w:val="en-AU"/>
+              </w:rPr>
+              <w:t xml:space="preserve"> Bachelor</w:t>
+            </w:r>
+            <w:r>
+              <w:rPr>
+                <w:rFonts w:ascii="Calibri" w:hAnsi="Calibri" w:cs="Calibri"/>
+                <w:spacing w:val="-13"/>
+                <w:lang w:val="en-AU"/>
+              </w:rPr>
+              <w:t xml:space="preserve"> </w:t>
+            </w:r>
+            <w:r>
+              <w:rPr>
+                <w:rFonts w:ascii="Calibri" w:hAnsi="Calibri" w:cs="Calibri"/>
+                <w:lang w:val="en-AU"/>
+              </w:rPr>
+              <w:t>of</w:t>
+            </w:r>
+            <w:r>
+              <w:rPr>
+                <w:rFonts w:ascii="Calibri" w:hAnsi="Calibri" w:cs="Calibri"/>
+                <w:spacing w:val="-9"/>
+                <w:lang w:val="en-AU"/>
+              </w:rPr>
+              <w:t xml:space="preserve"> </w:t>
+            </w:r>
+            <w:r>
+              <w:rPr>
+                <w:rFonts w:ascii="Calibri" w:hAnsi="Calibri" w:cs="Calibri"/>
+                <w:spacing w:val="-2"/>
+                <w:lang w:val="en-AU"/>
+              </w:rPr>
+              <w:t>Business</w:t>
+            </w:r>
+          </w:p>
+        </w:tc>
+        <w:tc>
+          <w:tcPr>
+            <w:tcW w:w="4113" w:type="dxa"/>
+          </w:tcPr>
+          <w:p>
+            <w:pPr>
+              <w:pStyle w:val="TableParagraph"/>
+              <w:spacing w:before="116"/>
+              <w:ind w:left="123"/>
+              <w:rPr>
+                <w:rFonts w:ascii="Calibri" w:hAnsi="Calibri" w:cs="Calibri"/>
+                <w:lang w:val="en-AU"/>
+              </w:rPr>
+            </w:pPr>
+            <w:r>
+              <w:rPr>
+                <w:rFonts w:ascii="Calibri" w:hAnsi="Calibri" w:cs="Calibri"/>
+                <w:spacing w:val="-2"/>
+                <w:lang w:val="en-AU"/>
+              </w:rPr>
+              <w:t xml:space="preserve">School: MIT SYDNEY </w:t>
+            </w:r>
+          </w:p>
+        </w:tc>
+      </w:tr>
+      <w:tr>
+        <w:trPr>
+          <w:trHeight w:val="400"/>
+        </w:trPr>
+        <w:tc>
+          <w:tcPr>
+            <w:tcW w:w="2857" w:type="dxa"/>
+          </w:tcPr>
+          <w:p>
+            <w:pPr>
+              <w:pStyle w:val="TableParagraph"/>
+              <w:spacing w:before="116"/>
+              <w:ind w:left="124"/>
+              <w:rPr>
+                <w:rFonts w:ascii="Calibri" w:hAnsi="Calibri" w:cs="Calibri"/>
+                <w:spacing w:val="-2"/>
+                <w:lang w:val="en-GB"/>
+              </w:rPr>
+            </w:pPr>
+            <w:r>
+              <w:rPr>
+                <w:rFonts w:ascii="Calibri" w:hAnsi="Calibri" w:cs="Calibri"/>
+                <w:lang w:val="en-AU"/>
+              </w:rPr>
+              <w:t>Unit</w:t>
+            </w:r>
+            <w:r>
+              <w:rPr>
+                <w:rFonts w:ascii="Calibri" w:hAnsi="Calibri" w:cs="Calibri"/>
+                <w:spacing w:val="-8"/>
+                <w:lang w:val="en-AU"/>
+              </w:rPr>
+              <w:t xml:space="preserve"> </w:t>
+            </w:r>
+            <w:r>
+              <w:rPr>
+                <w:rFonts w:ascii="Calibri" w:hAnsi="Calibri" w:cs="Calibri"/>
+                <w:spacing w:val="-2"/>
+                <w:lang w:val="en-AU"/>
+              </w:rPr>
+              <w:t xml:space="preserve">code: </w:t>
+            </w:r>
+            <w:r>
+              <w:rPr>
+                <w:rFonts w:ascii="Calibri" w:hAnsi="Calibri" w:cs="Calibri"/>
+                <w:spacing w:val="-2"/>
+                <w:lang w:val="en-GB"/>
+              </w:rPr>
+              <w:t>BDA112</w:t>
+            </w:r>
+          </w:p>
+        </w:tc>
+        <w:tc>
+          <w:tcPr>
+            <w:tcW w:w="7381" w:type="dxa"/>
+            <w:gridSpan w:val="2"/>
+          </w:tcPr>
+          <w:p>
+            <w:pPr>
+              <w:pStyle w:val="TableParagraph"/>
+              <w:spacing w:before="116"/>
+              <w:ind w:left="124"/>
+              <w:rPr>
+                <w:rFonts w:ascii="Calibri" w:hAnsi="Calibri" w:cs="Calibri"/>
+                <w:lang w:val="en-AU"/>
+              </w:rPr>
+            </w:pPr>
+            <w:r>
+              <w:rPr>
+                <w:rFonts w:ascii="Calibri" w:hAnsi="Calibri" w:cs="Calibri"/>
+                <w:lang w:val="en-AU"/>
+              </w:rPr>
+              <w:t>Unit</w:t>
+            </w:r>
+            <w:r>
+              <w:rPr>
+                <w:rFonts w:ascii="Calibri" w:hAnsi="Calibri" w:cs="Calibri"/>
+                <w:spacing w:val="-6"/>
+                <w:lang w:val="en-AU"/>
+              </w:rPr>
+              <w:t xml:space="preserve"> </w:t>
+            </w:r>
+            <w:r>
+              <w:rPr>
+                <w:rFonts w:ascii="Calibri" w:hAnsi="Calibri" w:cs="Calibri"/>
+                <w:spacing w:val="-2"/>
+                <w:lang w:val="en-AU"/>
+              </w:rPr>
+              <w:t xml:space="preserve">title: </w:t>
+            </w:r>
+            <w:r>
+              <w:rPr>
+                <w:rFonts w:ascii="Calibri" w:hAnsi="Calibri" w:cs="Calibri"/>
+                <w:spacing w:val="-2"/>
+                <w:lang w:val="en-AU"/>
+              </w:rPr>
+              <w:t xml:space="preserve">Data Science </w:t>
+            </w:r>
+          </w:p>
+        </w:tc>
+      </w:tr>
+      <w:tr>
+        <w:trPr>
+          <w:trHeight w:val="414"/>
+        </w:trPr>
+        <w:tc>
+          <w:tcPr>
+            <w:tcW w:w="2857" w:type="dxa"/>
+          </w:tcPr>
+          <w:p>
+            <w:pPr>
+              <w:pStyle w:val="TableParagraph"/>
+              <w:spacing w:before="109"/>
+              <w:ind w:left="124"/>
+              <w:rPr>
+                <w:rFonts w:ascii="Calibri" w:hAnsi="Calibri" w:cs="Calibri"/>
+                <w:lang w:val="en-AU"/>
+              </w:rPr>
+            </w:pPr>
+            <w:r>
+              <w:rPr>
+                <w:rFonts w:ascii="Calibri" w:hAnsi="Calibri" w:cs="Calibri"/>
+                <w:lang w:val="en-AU"/>
+              </w:rPr>
+              <w:t>Due</w:t>
+            </w:r>
+            <w:r>
+              <w:rPr>
+                <w:rFonts w:ascii="Calibri" w:hAnsi="Calibri" w:cs="Calibri"/>
+                <w:spacing w:val="-7"/>
+                <w:lang w:val="en-AU"/>
+              </w:rPr>
+              <w:t xml:space="preserve"> </w:t>
+            </w:r>
+            <w:r>
+              <w:rPr>
+                <w:rFonts w:ascii="Calibri" w:hAnsi="Calibri" w:cs="Calibri"/>
+                <w:spacing w:val="-2"/>
+                <w:lang w:val="en-AU"/>
+              </w:rPr>
+              <w:t>date:</w:t>
+            </w:r>
+            <w:r>
+              <w:rPr>
+                <w:rFonts w:ascii="Calibri" w:hAnsi="Calibri" w:cs="Calibri"/>
+                <w:spacing w:val="-2"/>
+                <w:lang w:val="en-AU"/>
+              </w:rPr>
+              <w:t>2</w:t>
+            </w:r>
+            <w:r>
+              <w:rPr>
+                <w:rFonts w:ascii="Calibri" w:hAnsi="Calibri" w:cs="Calibri"/>
+                <w:spacing w:val="-2"/>
+                <w:lang w:val="en-AU"/>
+              </w:rPr>
+              <w:t>6</w:t>
+            </w:r>
+            <w:r>
+              <w:rPr>
+                <w:rFonts w:ascii="Calibri" w:hAnsi="Calibri" w:cs="Calibri"/>
+                <w:spacing w:val="-2"/>
+                <w:vertAlign w:val="superscript"/>
+                <w:lang w:val="en-AU"/>
+              </w:rPr>
+              <w:t>th</w:t>
+            </w:r>
+            <w:r>
+              <w:rPr>
+                <w:rFonts w:ascii="Calibri" w:hAnsi="Calibri" w:cs="Calibri"/>
+                <w:spacing w:val="-2"/>
+                <w:lang w:val="en-AU"/>
+              </w:rPr>
+              <w:t xml:space="preserve"> Sep 2026</w:t>
+            </w:r>
+          </w:p>
+        </w:tc>
+        <w:tc>
+          <w:tcPr>
+            <w:tcW w:w="3268" w:type="dxa"/>
+          </w:tcPr>
+          <w:p>
+            <w:pPr>
+              <w:pStyle w:val="TableParagraph"/>
+              <w:spacing w:before="109"/>
+              <w:ind w:left="124"/>
+              <w:rPr>
+                <w:rFonts w:ascii="Calibri" w:hAnsi="Calibri" w:cs="Calibri"/>
+                <w:lang w:val="en-AU"/>
+              </w:rPr>
+            </w:pPr>
+            <w:r>
+              <w:rPr>
+                <w:rFonts w:ascii="Calibri" w:hAnsi="Calibri" w:cs="Calibri"/>
+                <w:lang w:val="en-AU"/>
+              </w:rPr>
+              <w:t>Date</w:t>
+            </w:r>
+            <w:r>
+              <w:rPr>
+                <w:rFonts w:ascii="Calibri" w:hAnsi="Calibri" w:cs="Calibri"/>
+                <w:spacing w:val="1"/>
+                <w:lang w:val="en-AU"/>
+              </w:rPr>
+              <w:t xml:space="preserve"> </w:t>
+            </w:r>
+            <w:r>
+              <w:rPr>
+                <w:rFonts w:ascii="Calibri" w:hAnsi="Calibri" w:cs="Calibri"/>
+                <w:spacing w:val="-2"/>
+                <w:lang w:val="en-AU"/>
+              </w:rPr>
+              <w:t>submitted:</w:t>
+            </w:r>
+            <w:r>
+              <w:rPr>
+                <w:rFonts w:ascii="Calibri" w:hAnsi="Calibri" w:cs="Calibri"/>
+                <w:spacing w:val="-2"/>
+                <w:lang w:val="en-AU"/>
+              </w:rPr>
+              <w:t>26</w:t>
+            </w:r>
+            <w:r>
+              <w:rPr>
+                <w:rFonts w:ascii="Calibri" w:hAnsi="Calibri" w:cs="Calibri"/>
+                <w:spacing w:val="-2"/>
+                <w:vertAlign w:val="superscript"/>
+                <w:lang w:val="en-AU"/>
+              </w:rPr>
+              <w:t>th</w:t>
+            </w:r>
+            <w:r>
+              <w:rPr>
+                <w:rFonts w:ascii="Calibri" w:hAnsi="Calibri" w:cs="Calibri"/>
+                <w:spacing w:val="-2"/>
+                <w:lang w:val="en-AU"/>
+              </w:rPr>
+              <w:t xml:space="preserve"> Sep 2026  </w:t>
+            </w:r>
+          </w:p>
+        </w:tc>
+        <w:tc>
+          <w:tcPr>
+            <w:tcW w:w="4113" w:type="dxa"/>
+          </w:tcPr>
+          <w:p>
+            <w:pPr>
+              <w:pStyle w:val="TableParagraph"/>
+              <w:spacing w:before="109"/>
+              <w:ind w:left="123"/>
+              <w:rPr>
+                <w:rFonts w:ascii="Calibri" w:hAnsi="Calibri" w:cs="Calibri"/>
+                <w:lang w:val="en-AU"/>
+              </w:rPr>
+            </w:pPr>
+            <w:r>
+              <w:rPr>
+                <w:rFonts w:ascii="Calibri" w:hAnsi="Calibri" w:cs="Calibri"/>
+                <w:spacing w:val="-2"/>
+                <w:lang w:val="en-AU"/>
+              </w:rPr>
+              <w:t>Campus: MIT SYDNEY</w:t>
+            </w:r>
+          </w:p>
+        </w:tc>
+      </w:tr>
+      <w:tr>
+        <w:trPr>
+          <w:trHeight w:val="410"/>
+        </w:trPr>
+        <w:tc>
+          <w:tcPr>
+            <w:tcW w:w="6125" w:type="dxa"/>
+            <w:gridSpan w:val="2"/>
+          </w:tcPr>
+          <w:p>
+            <w:pPr>
+              <w:pStyle w:val="TableParagraph"/>
+              <w:spacing w:before="115"/>
+              <w:ind w:left="124"/>
+              <w:rPr>
+                <w:rFonts w:ascii="Calibri" w:hAnsi="Calibri" w:cs="Calibri"/>
+                <w:lang w:val="en-AU"/>
+              </w:rPr>
+            </w:pPr>
+            <w:r>
+              <w:rPr>
+                <w:rFonts w:ascii="Calibri" w:hAnsi="Calibri" w:cs="Calibri"/>
+                <w:spacing w:val="-2"/>
+                <w:lang w:val="en-AU"/>
+              </w:rPr>
+              <w:t xml:space="preserve">Lecturer: </w:t>
+            </w:r>
+            <w:r>
+              <w:rPr>
+                <w:rFonts w:ascii="Calibri" w:hAnsi="Calibri" w:cs="Calibri"/>
+                <w:spacing w:val="-2"/>
+              </w:rPr>
+              <w:t>Dr. Charles Liu</w:t>
+            </w:r>
+          </w:p>
+        </w:tc>
+        <w:tc>
+          <w:tcPr>
+            <w:tcW w:w="4113" w:type="dxa"/>
+          </w:tcPr>
+          <w:p>
+            <w:pPr>
+              <w:pStyle w:val="TableParagraph"/>
+              <w:spacing w:before="115"/>
+              <w:ind w:left="123"/>
+              <w:rPr>
+                <w:rFonts w:ascii="Calibri" w:hAnsi="Calibri" w:cs="Calibri"/>
+                <w:lang w:val="en-AU"/>
+              </w:rPr>
+            </w:pPr>
+            <w:r>
+              <w:rPr>
+                <w:rFonts w:ascii="Calibri" w:hAnsi="Calibri" w:cs="Calibri"/>
+                <w:spacing w:val="-2"/>
+                <w:lang w:val="en-AU"/>
+              </w:rPr>
+              <w:t xml:space="preserve">Tutor: </w:t>
+            </w:r>
+            <w:r>
+              <w:rPr>
+                <w:rFonts w:ascii="Calibri" w:hAnsi="Calibri" w:cs="Calibri"/>
+                <w:spacing w:val="-2"/>
+              </w:rPr>
+              <w:t>Dr. Charles Liu</w:t>
+            </w:r>
+          </w:p>
+        </w:tc>
+      </w:tr>
+    </w:tbl>
+    <w:p>
+      <w:pPr>
+        <w:pStyle w:val="BodyText"/>
+        <w:spacing w:before="189"/>
+        <w:rPr>
+          <w:rFonts w:cs="Calibri"/>
+          <w:b/>
+          <w:lang w:val="en-AU"/>
+        </w:rPr>
+      </w:pPr>
+    </w:p>
+    <w:tbl>
+      <w:tblPr>
+        <w:tblW w:w="0" w:type="auto"/>
+        <w:tblInd w:w="320" w:type="dxa"/>
+        <w:tblBorders>
+          <w:top w:val="single" w:sz="4" w:space="0" w:color="999999"/>
+          <w:left w:val="single" w:sz="4" w:space="0" w:color="999999"/>
+          <w:bottom w:val="single" w:sz="4" w:space="0" w:color="999999"/>
+          <w:right w:val="single" w:sz="4" w:space="0" w:color="999999"/>
+          <w:insideH w:val="single" w:sz="4" w:space="0" w:color="999999"/>
+          <w:insideV w:val="single" w:sz="4" w:space="0" w:color="999999"/>
+        </w:tblBorders>
+        <w:tblLayout w:type="fixed"/>
+        <w:tblCellMar>
+          <w:left w:w="0" w:type="dxa"/>
+          <w:right w:w="0" w:type="dxa"/>
+        </w:tblCellMar>
+        <w:tblLook w:val="01E0" w:firstRow="1" w:lastRow="1" w:firstColumn="1" w:lastColumn="1" w:noHBand="0" w:noVBand="0"/>
+      </w:tblPr>
+      <w:tblGrid>
+        <w:gridCol w:w="5490"/>
+        <w:gridCol w:w="2658"/>
+        <w:gridCol w:w="2254"/>
+      </w:tblGrid>
+      <w:tr>
+        <w:trPr>
+          <w:trHeight w:val="3671"/>
+        </w:trPr>
+        <w:tc>
+          <w:tcPr>
+            <w:tcW w:w="10402" w:type="dxa"/>
+            <w:gridSpan w:val="3"/>
+            <w:tcBorders>
+              <w:bottom w:val="single" w:sz="6" w:space="0" w:color="999999"/>
+            </w:tcBorders>
+            <w:shd w:val="clear" w:color="auto" w:fill="DFDFDF"/>
+          </w:tcPr>
+          <w:p>
+            <w:pPr>
+              <w:pStyle w:val="TableParagraph"/>
+              <w:spacing w:before="83"/>
+              <w:ind w:left="124"/>
+              <w:rPr>
+                <w:rFonts w:ascii="Calibri" w:hAnsi="Calibri" w:cs="Calibri"/>
+                <w:b/>
+                <w:lang w:val="en-AU"/>
+              </w:rPr>
+            </w:pPr>
+            <w:r>
+              <w:rPr>
+                <w:rFonts w:ascii="Calibri" w:hAnsi="Calibri" w:cs="Calibri"/>
+                <w:b/>
+                <w:lang w:val="en-AU"/>
+              </w:rPr>
+              <w:t>Student</w:t>
+            </w:r>
+            <w:r>
+              <w:rPr>
+                <w:rFonts w:ascii="Calibri" w:hAnsi="Calibri" w:cs="Calibri"/>
+                <w:b/>
+                <w:spacing w:val="-8"/>
+                <w:lang w:val="en-AU"/>
+              </w:rPr>
+              <w:t xml:space="preserve"> </w:t>
+            </w:r>
+            <w:r>
+              <w:rPr>
+                <w:rFonts w:ascii="Calibri" w:hAnsi="Calibri" w:cs="Calibri"/>
+                <w:b/>
+                <w:spacing w:val="-2"/>
+                <w:lang w:val="en-AU"/>
+              </w:rPr>
+              <w:t>Declaration</w:t>
+            </w:r>
+          </w:p>
+          <w:p>
+            <w:pPr>
+              <w:pStyle w:val="TableParagraph"/>
+              <w:spacing w:before="10"/>
+              <w:ind w:left="124"/>
+              <w:rPr>
+                <w:rFonts w:ascii="Calibri" w:hAnsi="Calibri" w:cs="Calibri"/>
+                <w:lang w:val="en-AU"/>
+              </w:rPr>
+            </w:pPr>
+            <w:r>
+              <w:rPr>
+                <w:rFonts w:ascii="Calibri" w:hAnsi="Calibri" w:cs="Calibri"/>
+                <w:lang w:val="en-AU"/>
+              </w:rPr>
+              <w:t>I/We</w:t>
+            </w:r>
+            <w:r>
+              <w:rPr>
+                <w:rFonts w:ascii="Calibri" w:hAnsi="Calibri" w:cs="Calibri"/>
+                <w:spacing w:val="-11"/>
+                <w:lang w:val="en-AU"/>
+              </w:rPr>
+              <w:t xml:space="preserve"> </w:t>
+            </w:r>
+            <w:r>
+              <w:rPr>
+                <w:rFonts w:ascii="Calibri" w:hAnsi="Calibri" w:cs="Calibri"/>
+                <w:lang w:val="en-AU"/>
+              </w:rPr>
+              <w:t>declare</w:t>
+            </w:r>
+            <w:r>
+              <w:rPr>
+                <w:rFonts w:ascii="Calibri" w:hAnsi="Calibri" w:cs="Calibri"/>
+                <w:spacing w:val="-4"/>
+                <w:lang w:val="en-AU"/>
+              </w:rPr>
+              <w:t xml:space="preserve"> </w:t>
+            </w:r>
+            <w:r>
+              <w:rPr>
+                <w:rFonts w:ascii="Calibri" w:hAnsi="Calibri" w:cs="Calibri"/>
+                <w:spacing w:val="-2"/>
+                <w:lang w:val="en-AU"/>
+              </w:rPr>
+              <w:t>that:</w:t>
+            </w:r>
+          </w:p>
+          <w:p>
+            <w:pPr>
+              <w:pStyle w:val="TableParagraph"/>
+              <w:numPr>
+                <w:ilvl w:val="0"/>
+                <w:numId w:val="10"/>
+              </w:numPr>
+              <w:tabs>
+                <w:tab w:val="left" w:pos="845"/>
+              </w:tabs>
+              <w:spacing w:before="2"/>
+              <w:ind w:right="287"/>
+              <w:rPr>
+                <w:rFonts w:ascii="Calibri" w:hAnsi="Calibri" w:cs="Calibri"/>
+                <w:lang w:val="en-AU"/>
+              </w:rPr>
+            </w:pPr>
+            <w:r>
+              <w:rPr>
+                <w:rFonts w:ascii="Calibri" w:hAnsi="Calibri" w:cs="Calibri"/>
+                <w:lang w:val="en-AU"/>
+              </w:rPr>
+              <w:t>The</w:t>
+            </w:r>
+            <w:r>
+              <w:rPr>
+                <w:rFonts w:ascii="Calibri" w:hAnsi="Calibri" w:cs="Calibri"/>
+                <w:spacing w:val="-14"/>
+                <w:lang w:val="en-AU"/>
+              </w:rPr>
+              <w:t xml:space="preserve"> </w:t>
+            </w:r>
+            <w:r>
+              <w:rPr>
+                <w:rFonts w:ascii="Calibri" w:hAnsi="Calibri" w:cs="Calibri"/>
+                <w:lang w:val="en-AU"/>
+              </w:rPr>
+              <w:t>work</w:t>
+            </w:r>
+            <w:r>
+              <w:rPr>
+                <w:rFonts w:ascii="Calibri" w:hAnsi="Calibri" w:cs="Calibri"/>
+                <w:spacing w:val="-13"/>
+                <w:lang w:val="en-AU"/>
+              </w:rPr>
+              <w:t xml:space="preserve"> </w:t>
+            </w:r>
+            <w:r>
+              <w:rPr>
+                <w:rFonts w:ascii="Calibri" w:hAnsi="Calibri" w:cs="Calibri"/>
+                <w:lang w:val="en-AU"/>
+              </w:rPr>
+              <w:t>contained</w:t>
+            </w:r>
+            <w:r>
+              <w:rPr>
+                <w:rFonts w:ascii="Calibri" w:hAnsi="Calibri" w:cs="Calibri"/>
+                <w:spacing w:val="-14"/>
+                <w:lang w:val="en-AU"/>
+              </w:rPr>
+              <w:t xml:space="preserve"> </w:t>
+            </w:r>
+            <w:r>
+              <w:rPr>
+                <w:rFonts w:ascii="Calibri" w:hAnsi="Calibri" w:cs="Calibri"/>
+                <w:lang w:val="en-AU"/>
+              </w:rPr>
+              <w:t>in</w:t>
+            </w:r>
+            <w:r>
+              <w:rPr>
+                <w:rFonts w:ascii="Calibri" w:hAnsi="Calibri" w:cs="Calibri"/>
+                <w:spacing w:val="-12"/>
+                <w:lang w:val="en-AU"/>
+              </w:rPr>
+              <w:t xml:space="preserve"> </w:t>
+            </w:r>
+            <w:r>
+              <w:rPr>
+                <w:rFonts w:ascii="Calibri" w:hAnsi="Calibri" w:cs="Calibri"/>
+                <w:lang w:val="en-AU"/>
+              </w:rPr>
+              <w:t>this</w:t>
+            </w:r>
+            <w:r>
+              <w:rPr>
+                <w:rFonts w:ascii="Calibri" w:hAnsi="Calibri" w:cs="Calibri"/>
+                <w:spacing w:val="-19"/>
+                <w:lang w:val="en-AU"/>
+              </w:rPr>
+              <w:t xml:space="preserve"> </w:t>
+            </w:r>
+            <w:r>
+              <w:rPr>
+                <w:rFonts w:ascii="Calibri" w:hAnsi="Calibri" w:cs="Calibri"/>
+                <w:lang w:val="en-AU"/>
+              </w:rPr>
+              <w:t>assignment</w:t>
+            </w:r>
+            <w:r>
+              <w:rPr>
+                <w:rFonts w:ascii="Calibri" w:hAnsi="Calibri" w:cs="Calibri"/>
+                <w:spacing w:val="-14"/>
+                <w:lang w:val="en-AU"/>
+              </w:rPr>
+              <w:t xml:space="preserve"> </w:t>
+            </w:r>
+            <w:r>
+              <w:rPr>
+                <w:rFonts w:ascii="Calibri" w:hAnsi="Calibri" w:cs="Calibri"/>
+                <w:lang w:val="en-AU"/>
+              </w:rPr>
+              <w:t>is</w:t>
+            </w:r>
+            <w:r>
+              <w:rPr>
+                <w:rFonts w:ascii="Calibri" w:hAnsi="Calibri" w:cs="Calibri"/>
+                <w:spacing w:val="-14"/>
+                <w:lang w:val="en-AU"/>
+              </w:rPr>
+              <w:t xml:space="preserve"> </w:t>
+            </w:r>
+            <w:r>
+              <w:rPr>
+                <w:rFonts w:ascii="Calibri" w:hAnsi="Calibri" w:cs="Calibri"/>
+                <w:lang w:val="en-AU"/>
+              </w:rPr>
+              <w:t>my/our</w:t>
+            </w:r>
+            <w:r>
+              <w:rPr>
+                <w:rFonts w:ascii="Calibri" w:hAnsi="Calibri" w:cs="Calibri"/>
+                <w:spacing w:val="-14"/>
+                <w:lang w:val="en-AU"/>
+              </w:rPr>
+              <w:t xml:space="preserve"> </w:t>
+            </w:r>
+            <w:r>
+              <w:rPr>
+                <w:rFonts w:ascii="Calibri" w:hAnsi="Calibri" w:cs="Calibri"/>
+                <w:lang w:val="en-AU"/>
+              </w:rPr>
+              <w:t>own</w:t>
+            </w:r>
+            <w:r>
+              <w:rPr>
+                <w:rFonts w:ascii="Calibri" w:hAnsi="Calibri" w:cs="Calibri"/>
+                <w:spacing w:val="-14"/>
+                <w:lang w:val="en-AU"/>
+              </w:rPr>
+              <w:t xml:space="preserve"> </w:t>
+            </w:r>
+            <w:r>
+              <w:rPr>
+                <w:rFonts w:ascii="Calibri" w:hAnsi="Calibri" w:cs="Calibri"/>
+                <w:lang w:val="en-AU"/>
+              </w:rPr>
+              <w:t>work/group</w:t>
+            </w:r>
+            <w:r>
+              <w:rPr>
+                <w:rFonts w:ascii="Calibri" w:hAnsi="Calibri" w:cs="Calibri"/>
+                <w:spacing w:val="-13"/>
+                <w:lang w:val="en-AU"/>
+              </w:rPr>
+              <w:t xml:space="preserve"> </w:t>
+            </w:r>
+            <w:r>
+              <w:rPr>
+                <w:rFonts w:ascii="Calibri" w:hAnsi="Calibri" w:cs="Calibri"/>
+                <w:lang w:val="en-AU"/>
+              </w:rPr>
+              <w:t>work,</w:t>
+            </w:r>
+            <w:r>
+              <w:rPr>
+                <w:rFonts w:ascii="Calibri" w:hAnsi="Calibri" w:cs="Calibri"/>
+                <w:spacing w:val="-14"/>
+                <w:lang w:val="en-AU"/>
+              </w:rPr>
+              <w:t xml:space="preserve"> </w:t>
+            </w:r>
+            <w:r>
+              <w:rPr>
+                <w:rFonts w:ascii="Calibri" w:hAnsi="Calibri" w:cs="Calibri"/>
+                <w:lang w:val="en-AU"/>
+              </w:rPr>
+              <w:t>except</w:t>
+            </w:r>
+            <w:r>
+              <w:rPr>
+                <w:rFonts w:ascii="Calibri" w:hAnsi="Calibri" w:cs="Calibri"/>
+                <w:spacing w:val="-14"/>
+                <w:lang w:val="en-AU"/>
+              </w:rPr>
+              <w:t xml:space="preserve"> </w:t>
+            </w:r>
+            <w:r>
+              <w:rPr>
+                <w:rFonts w:ascii="Calibri" w:hAnsi="Calibri" w:cs="Calibri"/>
+                <w:lang w:val="en-AU"/>
+              </w:rPr>
+              <w:t>where</w:t>
+            </w:r>
+            <w:r>
+              <w:rPr>
+                <w:rFonts w:ascii="Calibri" w:hAnsi="Calibri" w:cs="Calibri"/>
+                <w:spacing w:val="-12"/>
+                <w:lang w:val="en-AU"/>
+              </w:rPr>
+              <w:t xml:space="preserve"> </w:t>
+            </w:r>
+            <w:r>
+              <w:rPr>
+                <w:rFonts w:ascii="Calibri" w:hAnsi="Calibri" w:cs="Calibri"/>
+                <w:lang w:val="en-AU"/>
+              </w:rPr>
+              <w:t>acknowledgement of sources is made.</w:t>
+            </w:r>
+          </w:p>
+          <w:p>
+            <w:pPr>
+              <w:pStyle w:val="TableParagraph"/>
+              <w:numPr>
+                <w:ilvl w:val="0"/>
+                <w:numId w:val="10"/>
+              </w:numPr>
+              <w:tabs>
+                <w:tab w:val="left" w:pos="845"/>
+              </w:tabs>
+              <w:ind w:right="569"/>
+              <w:rPr>
+                <w:rFonts w:ascii="Calibri" w:hAnsi="Calibri" w:cs="Calibri"/>
+                <w:lang w:val="en-AU"/>
+              </w:rPr>
+            </w:pPr>
+            <w:r>
+              <w:rPr>
+                <w:rFonts w:ascii="Calibri" w:hAnsi="Calibri" w:cs="Calibri"/>
+                <w:lang w:val="en-AU"/>
+              </w:rPr>
+              <w:t>Certify</w:t>
+            </w:r>
+            <w:r>
+              <w:rPr>
+                <w:rFonts w:ascii="Calibri" w:hAnsi="Calibri" w:cs="Calibri"/>
+                <w:spacing w:val="-14"/>
+                <w:lang w:val="en-AU"/>
+              </w:rPr>
+              <w:t xml:space="preserve"> </w:t>
+            </w:r>
+            <w:r>
+              <w:rPr>
+                <w:rFonts w:ascii="Calibri" w:hAnsi="Calibri" w:cs="Calibri"/>
+                <w:lang w:val="en-AU"/>
+              </w:rPr>
+              <w:t>that</w:t>
+            </w:r>
+            <w:r>
+              <w:rPr>
+                <w:rFonts w:ascii="Calibri" w:hAnsi="Calibri" w:cs="Calibri"/>
+                <w:spacing w:val="-13"/>
+                <w:lang w:val="en-AU"/>
+              </w:rPr>
+              <w:t xml:space="preserve"> </w:t>
+            </w:r>
+            <w:r>
+              <w:rPr>
+                <w:rFonts w:ascii="Calibri" w:hAnsi="Calibri" w:cs="Calibri"/>
+                <w:lang w:val="en-AU"/>
+              </w:rPr>
+              <w:t>this</w:t>
+            </w:r>
+            <w:r>
+              <w:rPr>
+                <w:rFonts w:ascii="Calibri" w:hAnsi="Calibri" w:cs="Calibri"/>
+                <w:spacing w:val="-12"/>
+                <w:lang w:val="en-AU"/>
+              </w:rPr>
+              <w:t xml:space="preserve"> </w:t>
+            </w:r>
+            <w:r>
+              <w:rPr>
+                <w:rFonts w:ascii="Calibri" w:hAnsi="Calibri" w:cs="Calibri"/>
+                <w:lang w:val="en-AU"/>
+              </w:rPr>
+              <w:t>assessment</w:t>
+            </w:r>
+            <w:r>
+              <w:rPr>
+                <w:rFonts w:ascii="Calibri" w:hAnsi="Calibri" w:cs="Calibri"/>
+                <w:spacing w:val="-13"/>
+                <w:lang w:val="en-AU"/>
+              </w:rPr>
+              <w:t xml:space="preserve"> </w:t>
+            </w:r>
+            <w:r>
+              <w:rPr>
+                <w:rFonts w:ascii="Calibri" w:hAnsi="Calibri" w:cs="Calibri"/>
+                <w:lang w:val="en-AU"/>
+              </w:rPr>
+              <w:t>has</w:t>
+            </w:r>
+            <w:r>
+              <w:rPr>
+                <w:rFonts w:ascii="Calibri" w:hAnsi="Calibri" w:cs="Calibri"/>
+                <w:spacing w:val="-13"/>
+                <w:lang w:val="en-AU"/>
+              </w:rPr>
+              <w:t xml:space="preserve"> </w:t>
+            </w:r>
+            <w:r>
+              <w:rPr>
+                <w:rFonts w:ascii="Calibri" w:hAnsi="Calibri" w:cs="Calibri"/>
+                <w:lang w:val="en-AU"/>
+              </w:rPr>
+              <w:t>not</w:t>
+            </w:r>
+            <w:r>
+              <w:rPr>
+                <w:rFonts w:ascii="Calibri" w:hAnsi="Calibri" w:cs="Calibri"/>
+                <w:spacing w:val="-12"/>
+                <w:lang w:val="en-AU"/>
+              </w:rPr>
+              <w:t xml:space="preserve"> </w:t>
+            </w:r>
+            <w:r>
+              <w:rPr>
+                <w:rFonts w:ascii="Calibri" w:hAnsi="Calibri" w:cs="Calibri"/>
+                <w:lang w:val="en-AU"/>
+              </w:rPr>
+              <w:t>been</w:t>
+            </w:r>
+            <w:r>
+              <w:rPr>
+                <w:rFonts w:ascii="Calibri" w:hAnsi="Calibri" w:cs="Calibri"/>
+                <w:spacing w:val="-13"/>
+                <w:lang w:val="en-AU"/>
+              </w:rPr>
+              <w:t xml:space="preserve"> </w:t>
+            </w:r>
+            <w:r>
+              <w:rPr>
+                <w:rFonts w:ascii="Calibri" w:hAnsi="Calibri" w:cs="Calibri"/>
+                <w:lang w:val="en-AU"/>
+              </w:rPr>
+              <w:t>submitted</w:t>
+            </w:r>
+            <w:r>
+              <w:rPr>
+                <w:rFonts w:ascii="Calibri" w:hAnsi="Calibri" w:cs="Calibri"/>
+                <w:spacing w:val="-12"/>
+                <w:lang w:val="en-AU"/>
+              </w:rPr>
+              <w:t xml:space="preserve"> </w:t>
+            </w:r>
+            <w:r>
+              <w:rPr>
+                <w:rFonts w:ascii="Calibri" w:hAnsi="Calibri" w:cs="Calibri"/>
+                <w:lang w:val="en-AU"/>
+              </w:rPr>
+              <w:t>previously</w:t>
+            </w:r>
+            <w:r>
+              <w:rPr>
+                <w:rFonts w:ascii="Calibri" w:hAnsi="Calibri" w:cs="Calibri"/>
+                <w:spacing w:val="-13"/>
+                <w:lang w:val="en-AU"/>
+              </w:rPr>
+              <w:t xml:space="preserve"> </w:t>
+            </w:r>
+            <w:r>
+              <w:rPr>
+                <w:rFonts w:ascii="Calibri" w:hAnsi="Calibri" w:cs="Calibri"/>
+                <w:lang w:val="en-AU"/>
+              </w:rPr>
+              <w:t>for</w:t>
+            </w:r>
+            <w:r>
+              <w:rPr>
+                <w:rFonts w:ascii="Calibri" w:hAnsi="Calibri" w:cs="Calibri"/>
+                <w:spacing w:val="-12"/>
+                <w:lang w:val="en-AU"/>
+              </w:rPr>
+              <w:t xml:space="preserve"> </w:t>
+            </w:r>
+            <w:r>
+              <w:rPr>
+                <w:rFonts w:ascii="Calibri" w:hAnsi="Calibri" w:cs="Calibri"/>
+                <w:lang w:val="en-AU"/>
+              </w:rPr>
+              <w:t>academic</w:t>
+            </w:r>
+            <w:r>
+              <w:rPr>
+                <w:rFonts w:ascii="Calibri" w:hAnsi="Calibri" w:cs="Calibri"/>
+                <w:spacing w:val="-14"/>
+                <w:lang w:val="en-AU"/>
+              </w:rPr>
+              <w:t xml:space="preserve"> </w:t>
+            </w:r>
+            <w:r>
+              <w:rPr>
+                <w:rFonts w:ascii="Calibri" w:hAnsi="Calibri" w:cs="Calibri"/>
+                <w:lang w:val="en-AU"/>
+              </w:rPr>
+              <w:t>credit</w:t>
+            </w:r>
+            <w:r>
+              <w:rPr>
+                <w:rFonts w:ascii="Calibri" w:hAnsi="Calibri" w:cs="Calibri"/>
+                <w:spacing w:val="-12"/>
+                <w:lang w:val="en-AU"/>
+              </w:rPr>
+              <w:t xml:space="preserve"> </w:t>
+            </w:r>
+            <w:r>
+              <w:rPr>
+                <w:rFonts w:ascii="Calibri" w:hAnsi="Calibri" w:cs="Calibri"/>
+                <w:lang w:val="en-AU"/>
+              </w:rPr>
+              <w:t>in</w:t>
+            </w:r>
+            <w:r>
+              <w:rPr>
+                <w:rFonts w:ascii="Calibri" w:hAnsi="Calibri" w:cs="Calibri"/>
+                <w:spacing w:val="-12"/>
+                <w:lang w:val="en-AU"/>
+              </w:rPr>
+              <w:t xml:space="preserve"> </w:t>
+            </w:r>
+            <w:r>
+              <w:rPr>
+                <w:rFonts w:ascii="Calibri" w:hAnsi="Calibri" w:cs="Calibri"/>
+                <w:lang w:val="en-AU"/>
+              </w:rPr>
+              <w:t>this</w:t>
+            </w:r>
+            <w:r>
+              <w:rPr>
+                <w:rFonts w:ascii="Calibri" w:hAnsi="Calibri" w:cs="Calibri"/>
+                <w:spacing w:val="-12"/>
+                <w:lang w:val="en-AU"/>
+              </w:rPr>
+              <w:t xml:space="preserve"> </w:t>
+            </w:r>
+            <w:r>
+              <w:rPr>
+                <w:rFonts w:ascii="Calibri" w:hAnsi="Calibri" w:cs="Calibri"/>
+                <w:lang w:val="en-AU"/>
+              </w:rPr>
+              <w:t>or</w:t>
+            </w:r>
+            <w:r>
+              <w:rPr>
+                <w:rFonts w:ascii="Calibri" w:hAnsi="Calibri" w:cs="Calibri"/>
+                <w:spacing w:val="-12"/>
+                <w:lang w:val="en-AU"/>
+              </w:rPr>
+              <w:t xml:space="preserve"> </w:t>
+            </w:r>
+            <w:r>
+              <w:rPr>
+                <w:rFonts w:ascii="Calibri" w:hAnsi="Calibri" w:cs="Calibri"/>
+                <w:lang w:val="en-AU"/>
+              </w:rPr>
+              <w:t>any</w:t>
+            </w:r>
+            <w:r>
+              <w:rPr>
+                <w:rFonts w:ascii="Calibri" w:hAnsi="Calibri" w:cs="Calibri"/>
+                <w:spacing w:val="-13"/>
+                <w:lang w:val="en-AU"/>
+              </w:rPr>
+              <w:t xml:space="preserve"> </w:t>
+            </w:r>
+            <w:r>
+              <w:rPr>
+                <w:rFonts w:ascii="Calibri" w:hAnsi="Calibri" w:cs="Calibri"/>
+                <w:lang w:val="en-AU"/>
+              </w:rPr>
+              <w:t xml:space="preserve">other </w:t>
+            </w:r>
+            <w:r>
+              <w:rPr>
+                <w:rFonts w:ascii="Calibri" w:hAnsi="Calibri" w:cs="Calibri"/>
+                <w:spacing w:val="-2"/>
+                <w:lang w:val="en-AU"/>
+              </w:rPr>
+              <w:t>course.</w:t>
+            </w:r>
+          </w:p>
+          <w:p>
+            <w:pPr>
+              <w:pStyle w:val="TableParagraph"/>
+              <w:numPr>
+                <w:ilvl w:val="0"/>
+                <w:numId w:val="10"/>
+              </w:numPr>
+              <w:tabs>
+                <w:tab w:val="left" w:pos="845"/>
+              </w:tabs>
+              <w:spacing w:before="3"/>
+              <w:ind w:right="581" w:hanging="726"/>
+              <w:rPr>
+                <w:rFonts w:ascii="Calibri" w:hAnsi="Calibri" w:cs="Calibri"/>
+                <w:lang w:val="en-AU"/>
+              </w:rPr>
+            </w:pPr>
+            <w:r>
+              <w:rPr>
+                <w:rFonts w:ascii="Calibri" w:hAnsi="Calibri" w:cs="Calibri"/>
+                <w:lang w:val="en-AU"/>
+              </w:rPr>
+              <w:t>I/we</w:t>
+            </w:r>
+            <w:r>
+              <w:rPr>
+                <w:rFonts w:ascii="Calibri" w:hAnsi="Calibri" w:cs="Calibri"/>
+                <w:spacing w:val="-13"/>
+                <w:lang w:val="en-AU"/>
+              </w:rPr>
+              <w:t xml:space="preserve"> </w:t>
+            </w:r>
+            <w:r>
+              <w:rPr>
+                <w:rFonts w:ascii="Calibri" w:hAnsi="Calibri" w:cs="Calibri"/>
+                <w:lang w:val="en-AU"/>
+              </w:rPr>
+              <w:t>have</w:t>
+            </w:r>
+            <w:r>
+              <w:rPr>
+                <w:rFonts w:ascii="Calibri" w:hAnsi="Calibri" w:cs="Calibri"/>
+                <w:spacing w:val="-14"/>
+                <w:lang w:val="en-AU"/>
+              </w:rPr>
+              <w:t xml:space="preserve"> </w:t>
+            </w:r>
+            <w:r>
+              <w:rPr>
+                <w:rFonts w:ascii="Calibri" w:hAnsi="Calibri" w:cs="Calibri"/>
+                <w:lang w:val="en-AU"/>
+              </w:rPr>
+              <w:t>read</w:t>
+            </w:r>
+            <w:r>
+              <w:rPr>
+                <w:rFonts w:ascii="Calibri" w:hAnsi="Calibri" w:cs="Calibri"/>
+                <w:spacing w:val="-18"/>
+                <w:lang w:val="en-AU"/>
+              </w:rPr>
+              <w:t xml:space="preserve"> </w:t>
+            </w:r>
+            <w:r>
+              <w:rPr>
+                <w:rFonts w:ascii="Calibri" w:hAnsi="Calibri" w:cs="Calibri"/>
+                <w:lang w:val="en-AU"/>
+              </w:rPr>
+              <w:t>MIT’s</w:t>
+            </w:r>
+            <w:r>
+              <w:rPr>
+                <w:rFonts w:ascii="Calibri" w:hAnsi="Calibri" w:cs="Calibri"/>
+                <w:spacing w:val="-14"/>
+                <w:lang w:val="en-AU"/>
+              </w:rPr>
+              <w:t xml:space="preserve"> </w:t>
+            </w:r>
+            <w:r>
+              <w:rPr>
+                <w:rFonts w:ascii="Calibri" w:hAnsi="Calibri" w:cs="Calibri"/>
+                <w:lang w:val="en-AU"/>
+              </w:rPr>
+              <w:t>Plagiarism</w:t>
+            </w:r>
+            <w:r>
+              <w:rPr>
+                <w:rFonts w:ascii="Calibri" w:hAnsi="Calibri" w:cs="Calibri"/>
+                <w:spacing w:val="-13"/>
+                <w:lang w:val="en-AU"/>
+              </w:rPr>
+              <w:t xml:space="preserve"> </w:t>
+            </w:r>
+            <w:r>
+              <w:rPr>
+                <w:rFonts w:ascii="Calibri" w:hAnsi="Calibri" w:cs="Calibri"/>
+                <w:lang w:val="en-AU"/>
+              </w:rPr>
+              <w:t>and</w:t>
+            </w:r>
+            <w:r>
+              <w:rPr>
+                <w:rFonts w:ascii="Calibri" w:hAnsi="Calibri" w:cs="Calibri"/>
+                <w:spacing w:val="-13"/>
+                <w:lang w:val="en-AU"/>
+              </w:rPr>
+              <w:t xml:space="preserve"> </w:t>
+            </w:r>
+            <w:r>
+              <w:rPr>
+                <w:rFonts w:ascii="Calibri" w:hAnsi="Calibri" w:cs="Calibri"/>
+                <w:lang w:val="en-AU"/>
+              </w:rPr>
+              <w:t>Academic</w:t>
+            </w:r>
+            <w:r>
+              <w:rPr>
+                <w:rFonts w:ascii="Calibri" w:hAnsi="Calibri" w:cs="Calibri"/>
+                <w:spacing w:val="-14"/>
+                <w:lang w:val="en-AU"/>
+              </w:rPr>
+              <w:t xml:space="preserve"> </w:t>
+            </w:r>
+            <w:r>
+              <w:rPr>
+                <w:rFonts w:ascii="Calibri" w:hAnsi="Calibri" w:cs="Calibri"/>
+                <w:lang w:val="en-AU"/>
+              </w:rPr>
+              <w:t>Misconduct</w:t>
+            </w:r>
+            <w:r>
+              <w:rPr>
+                <w:rFonts w:ascii="Calibri" w:hAnsi="Calibri" w:cs="Calibri"/>
+                <w:spacing w:val="-13"/>
+                <w:lang w:val="en-AU"/>
+              </w:rPr>
+              <w:t xml:space="preserve"> </w:t>
+            </w:r>
+            <w:r>
+              <w:rPr>
+                <w:rFonts w:ascii="Calibri" w:hAnsi="Calibri" w:cs="Calibri"/>
+                <w:lang w:val="en-AU"/>
+              </w:rPr>
+              <w:t>Policy</w:t>
+            </w:r>
+            <w:r>
+              <w:rPr>
+                <w:rFonts w:ascii="Calibri" w:hAnsi="Calibri" w:cs="Calibri"/>
+                <w:spacing w:val="-16"/>
+                <w:lang w:val="en-AU"/>
+              </w:rPr>
+              <w:t xml:space="preserve"> </w:t>
+            </w:r>
+            <w:r>
+              <w:rPr>
+                <w:rFonts w:ascii="Calibri" w:hAnsi="Calibri" w:cs="Calibri"/>
+                <w:lang w:val="en-AU"/>
+              </w:rPr>
+              <w:t>Procedure,</w:t>
+            </w:r>
+            <w:r>
+              <w:rPr>
+                <w:rFonts w:ascii="Calibri" w:hAnsi="Calibri" w:cs="Calibri"/>
+                <w:spacing w:val="-13"/>
+                <w:lang w:val="en-AU"/>
+              </w:rPr>
+              <w:t xml:space="preserve"> </w:t>
+            </w:r>
+            <w:r>
+              <w:rPr>
+                <w:rFonts w:ascii="Calibri" w:hAnsi="Calibri" w:cs="Calibri"/>
+                <w:lang w:val="en-AU"/>
+              </w:rPr>
+              <w:t>and</w:t>
+            </w:r>
+            <w:r>
+              <w:rPr>
+                <w:rFonts w:ascii="Calibri" w:hAnsi="Calibri" w:cs="Calibri"/>
+                <w:spacing w:val="-17"/>
+                <w:lang w:val="en-AU"/>
+              </w:rPr>
+              <w:t xml:space="preserve"> </w:t>
+            </w:r>
+            <w:r>
+              <w:rPr>
+                <w:rFonts w:ascii="Calibri" w:hAnsi="Calibri" w:cs="Calibri"/>
+                <w:lang w:val="en-AU"/>
+              </w:rPr>
+              <w:t>I/we</w:t>
+            </w:r>
+            <w:r>
+              <w:rPr>
+                <w:rFonts w:ascii="Calibri" w:hAnsi="Calibri" w:cs="Calibri"/>
+                <w:spacing w:val="-12"/>
+                <w:lang w:val="en-AU"/>
+              </w:rPr>
+              <w:t xml:space="preserve"> </w:t>
+            </w:r>
+            <w:r>
+              <w:rPr>
+                <w:rFonts w:ascii="Calibri" w:hAnsi="Calibri" w:cs="Calibri"/>
+                <w:lang w:val="en-AU"/>
+              </w:rPr>
+              <w:t>understand</w:t>
+            </w:r>
+            <w:r>
+              <w:rPr>
+                <w:rFonts w:ascii="Calibri" w:hAnsi="Calibri" w:cs="Calibri"/>
+                <w:spacing w:val="-17"/>
+                <w:lang w:val="en-AU"/>
+              </w:rPr>
+              <w:t xml:space="preserve"> </w:t>
+            </w:r>
+            <w:r>
+              <w:rPr>
+                <w:rFonts w:ascii="Calibri" w:hAnsi="Calibri" w:cs="Calibri"/>
+                <w:lang w:val="en-AU"/>
+              </w:rPr>
+              <w:t>the consequences of engaging in plagiarism, collusion, and Contract Cheating.</w:t>
+            </w:r>
+          </w:p>
+          <w:p>
+            <w:pPr>
+              <w:pStyle w:val="TableParagraph"/>
+              <w:numPr>
+                <w:ilvl w:val="0"/>
+                <w:numId w:val="10"/>
+              </w:numPr>
+              <w:tabs>
+                <w:tab w:val="left" w:pos="845"/>
+              </w:tabs>
+              <w:spacing w:before="1"/>
+              <w:ind w:right="1172"/>
+              <w:rPr>
+                <w:rFonts w:ascii="Calibri" w:hAnsi="Calibri" w:cs="Calibri"/>
+                <w:lang w:val="en-AU"/>
+              </w:rPr>
+            </w:pPr>
+            <w:r>
+              <w:rPr>
+                <w:rFonts w:ascii="Calibri" w:hAnsi="Calibri" w:cs="Calibri"/>
+                <w:lang w:val="en-AU"/>
+              </w:rPr>
+              <w:t>A</w:t>
+            </w:r>
+            <w:r>
+              <w:rPr>
+                <w:rFonts w:ascii="Calibri" w:hAnsi="Calibri" w:cs="Calibri"/>
+                <w:spacing w:val="-13"/>
+                <w:lang w:val="en-AU"/>
+              </w:rPr>
+              <w:t xml:space="preserve"> </w:t>
+            </w:r>
+            <w:r>
+              <w:rPr>
+                <w:rFonts w:ascii="Calibri" w:hAnsi="Calibri" w:cs="Calibri"/>
+                <w:lang w:val="en-AU"/>
+              </w:rPr>
+              <w:t>copy</w:t>
+            </w:r>
+            <w:r>
+              <w:rPr>
+                <w:rFonts w:ascii="Calibri" w:hAnsi="Calibri" w:cs="Calibri"/>
+                <w:spacing w:val="-13"/>
+                <w:lang w:val="en-AU"/>
+              </w:rPr>
+              <w:t xml:space="preserve"> </w:t>
+            </w:r>
+            <w:r>
+              <w:rPr>
+                <w:rFonts w:ascii="Calibri" w:hAnsi="Calibri" w:cs="Calibri"/>
+                <w:lang w:val="en-AU"/>
+              </w:rPr>
+              <w:t>of</w:t>
+            </w:r>
+            <w:r>
+              <w:rPr>
+                <w:rFonts w:ascii="Calibri" w:hAnsi="Calibri" w:cs="Calibri"/>
+                <w:spacing w:val="-14"/>
+                <w:lang w:val="en-AU"/>
+              </w:rPr>
+              <w:t xml:space="preserve"> </w:t>
+            </w:r>
+            <w:r>
+              <w:rPr>
+                <w:rFonts w:ascii="Calibri" w:hAnsi="Calibri" w:cs="Calibri"/>
+                <w:lang w:val="en-AU"/>
+              </w:rPr>
+              <w:t>the</w:t>
+            </w:r>
+            <w:r>
+              <w:rPr>
+                <w:rFonts w:ascii="Calibri" w:hAnsi="Calibri" w:cs="Calibri"/>
+                <w:spacing w:val="-14"/>
+                <w:lang w:val="en-AU"/>
+              </w:rPr>
+              <w:t xml:space="preserve"> </w:t>
+            </w:r>
+            <w:r>
+              <w:rPr>
+                <w:rFonts w:ascii="Calibri" w:hAnsi="Calibri" w:cs="Calibri"/>
+                <w:lang w:val="en-AU"/>
+              </w:rPr>
+              <w:t>original</w:t>
+            </w:r>
+            <w:r>
+              <w:rPr>
+                <w:rFonts w:ascii="Calibri" w:hAnsi="Calibri" w:cs="Calibri"/>
+                <w:spacing w:val="-12"/>
+                <w:lang w:val="en-AU"/>
+              </w:rPr>
+              <w:t xml:space="preserve"> </w:t>
+            </w:r>
+            <w:r>
+              <w:rPr>
+                <w:rFonts w:ascii="Calibri" w:hAnsi="Calibri" w:cs="Calibri"/>
+                <w:lang w:val="en-AU"/>
+              </w:rPr>
+              <w:t>assignment</w:t>
+            </w:r>
+            <w:r>
+              <w:rPr>
+                <w:rFonts w:ascii="Calibri" w:hAnsi="Calibri" w:cs="Calibri"/>
+                <w:spacing w:val="-11"/>
+                <w:lang w:val="en-AU"/>
+              </w:rPr>
+              <w:t xml:space="preserve"> </w:t>
+            </w:r>
+            <w:r>
+              <w:rPr>
+                <w:rFonts w:ascii="Calibri" w:hAnsi="Calibri" w:cs="Calibri"/>
+                <w:lang w:val="en-AU"/>
+              </w:rPr>
+              <w:t>is</w:t>
+            </w:r>
+            <w:r>
+              <w:rPr>
+                <w:rFonts w:ascii="Calibri" w:hAnsi="Calibri" w:cs="Calibri"/>
+                <w:spacing w:val="-10"/>
+                <w:lang w:val="en-AU"/>
+              </w:rPr>
+              <w:t xml:space="preserve"> </w:t>
+            </w:r>
+            <w:r>
+              <w:rPr>
+                <w:rFonts w:ascii="Calibri" w:hAnsi="Calibri" w:cs="Calibri"/>
+                <w:lang w:val="en-AU"/>
+              </w:rPr>
+              <w:t>retained</w:t>
+            </w:r>
+            <w:r>
+              <w:rPr>
+                <w:rFonts w:ascii="Calibri" w:hAnsi="Calibri" w:cs="Calibri"/>
+                <w:spacing w:val="-11"/>
+                <w:lang w:val="en-AU"/>
+              </w:rPr>
+              <w:t xml:space="preserve"> </w:t>
+            </w:r>
+            <w:r>
+              <w:rPr>
+                <w:rFonts w:ascii="Calibri" w:hAnsi="Calibri" w:cs="Calibri"/>
+                <w:lang w:val="en-AU"/>
+              </w:rPr>
+              <w:t>by</w:t>
+            </w:r>
+            <w:r>
+              <w:rPr>
+                <w:rFonts w:ascii="Calibri" w:hAnsi="Calibri" w:cs="Calibri"/>
+                <w:spacing w:val="-14"/>
+                <w:lang w:val="en-AU"/>
+              </w:rPr>
+              <w:t xml:space="preserve"> </w:t>
+            </w:r>
+            <w:r>
+              <w:rPr>
+                <w:rFonts w:ascii="Calibri" w:hAnsi="Calibri" w:cs="Calibri"/>
+                <w:lang w:val="en-AU"/>
+              </w:rPr>
+              <w:t>me/us,</w:t>
+            </w:r>
+            <w:r>
+              <w:rPr>
+                <w:rFonts w:ascii="Calibri" w:hAnsi="Calibri" w:cs="Calibri"/>
+                <w:spacing w:val="-13"/>
+                <w:lang w:val="en-AU"/>
+              </w:rPr>
+              <w:t xml:space="preserve"> </w:t>
+            </w:r>
+            <w:r>
+              <w:rPr>
+                <w:rFonts w:ascii="Calibri" w:hAnsi="Calibri" w:cs="Calibri"/>
+                <w:lang w:val="en-AU"/>
+              </w:rPr>
+              <w:t>and</w:t>
+            </w:r>
+            <w:r>
+              <w:rPr>
+                <w:rFonts w:ascii="Calibri" w:hAnsi="Calibri" w:cs="Calibri"/>
+                <w:spacing w:val="-9"/>
+                <w:lang w:val="en-AU"/>
+              </w:rPr>
+              <w:t xml:space="preserve"> </w:t>
+            </w:r>
+            <w:r>
+              <w:rPr>
+                <w:rFonts w:ascii="Calibri" w:hAnsi="Calibri" w:cs="Calibri"/>
+                <w:lang w:val="en-AU"/>
+              </w:rPr>
+              <w:t>I/we</w:t>
+            </w:r>
+            <w:r>
+              <w:rPr>
+                <w:rFonts w:ascii="Calibri" w:hAnsi="Calibri" w:cs="Calibri"/>
+                <w:spacing w:val="-13"/>
+                <w:lang w:val="en-AU"/>
+              </w:rPr>
+              <w:t xml:space="preserve"> </w:t>
+            </w:r>
+            <w:r>
+              <w:rPr>
+                <w:rFonts w:ascii="Calibri" w:hAnsi="Calibri" w:cs="Calibri"/>
+                <w:lang w:val="en-AU"/>
+              </w:rPr>
+              <w:t>may</w:t>
+            </w:r>
+            <w:r>
+              <w:rPr>
+                <w:rFonts w:ascii="Calibri" w:hAnsi="Calibri" w:cs="Calibri"/>
+                <w:spacing w:val="-11"/>
+                <w:lang w:val="en-AU"/>
+              </w:rPr>
+              <w:t xml:space="preserve"> </w:t>
+            </w:r>
+            <w:r>
+              <w:rPr>
+                <w:rFonts w:ascii="Calibri" w:hAnsi="Calibri" w:cs="Calibri"/>
+                <w:lang w:val="en-AU"/>
+              </w:rPr>
+              <w:t>be</w:t>
+            </w:r>
+            <w:r>
+              <w:rPr>
+                <w:rFonts w:ascii="Calibri" w:hAnsi="Calibri" w:cs="Calibri"/>
+                <w:spacing w:val="-6"/>
+                <w:lang w:val="en-AU"/>
+              </w:rPr>
+              <w:t xml:space="preserve"> </w:t>
+            </w:r>
+            <w:r>
+              <w:rPr>
+                <w:rFonts w:ascii="Calibri" w:hAnsi="Calibri" w:cs="Calibri"/>
+                <w:lang w:val="en-AU"/>
+              </w:rPr>
+              <w:t>required</w:t>
+            </w:r>
+            <w:r>
+              <w:rPr>
+                <w:rFonts w:ascii="Calibri" w:hAnsi="Calibri" w:cs="Calibri"/>
+                <w:spacing w:val="-14"/>
+                <w:lang w:val="en-AU"/>
+              </w:rPr>
+              <w:t xml:space="preserve"> </w:t>
+            </w:r>
+            <w:r>
+              <w:rPr>
+                <w:rFonts w:ascii="Calibri" w:hAnsi="Calibri" w:cs="Calibri"/>
+                <w:lang w:val="en-AU"/>
+              </w:rPr>
+              <w:t>to</w:t>
+            </w:r>
+            <w:r>
+              <w:rPr>
+                <w:rFonts w:ascii="Calibri" w:hAnsi="Calibri" w:cs="Calibri"/>
+                <w:spacing w:val="-7"/>
+                <w:lang w:val="en-AU"/>
+              </w:rPr>
+              <w:t xml:space="preserve"> </w:t>
+            </w:r>
+            <w:r>
+              <w:rPr>
+                <w:rFonts w:ascii="Calibri" w:hAnsi="Calibri" w:cs="Calibri"/>
+                <w:lang w:val="en-AU"/>
+              </w:rPr>
+              <w:t>submit</w:t>
+            </w:r>
+            <w:r>
+              <w:rPr>
+                <w:rFonts w:ascii="Calibri" w:hAnsi="Calibri" w:cs="Calibri"/>
+                <w:spacing w:val="-13"/>
+                <w:lang w:val="en-AU"/>
+              </w:rPr>
+              <w:t xml:space="preserve"> </w:t>
+            </w:r>
+            <w:r>
+              <w:rPr>
+                <w:rFonts w:ascii="Calibri" w:hAnsi="Calibri" w:cs="Calibri"/>
+                <w:lang w:val="en-AU"/>
+              </w:rPr>
+              <w:t>the original assignment to the Lecturer and/or Unit Coordinator upon request.</w:t>
+            </w:r>
+          </w:p>
+          <w:p>
+            <w:pPr>
+              <w:pStyle w:val="TableParagraph"/>
+              <w:spacing w:before="19"/>
+              <w:rPr>
+                <w:rFonts w:ascii="Calibri" w:hAnsi="Calibri" w:cs="Calibri"/>
+                <w:b/>
+                <w:lang w:val="en-AU"/>
+              </w:rPr>
+            </w:pPr>
+          </w:p>
+          <w:p>
+            <w:pPr>
+              <w:pStyle w:val="TableParagraph"/>
+              <w:ind w:left="124"/>
+              <w:rPr>
+                <w:rFonts w:ascii="Calibri" w:hAnsi="Calibri" w:cs="Calibri"/>
+                <w:lang w:val="en-AU"/>
+              </w:rPr>
+            </w:pPr>
+            <w:r>
+              <w:rPr>
+                <w:rFonts w:ascii="Calibri" w:hAnsi="Calibri" w:cs="Calibri"/>
+                <w:lang w:val="en-AU"/>
+              </w:rPr>
+              <w:t>I/we</w:t>
+            </w:r>
+            <w:r>
+              <w:rPr>
+                <w:rFonts w:ascii="Calibri" w:hAnsi="Calibri" w:cs="Calibri"/>
+                <w:spacing w:val="-11"/>
+                <w:lang w:val="en-AU"/>
+              </w:rPr>
+              <w:t xml:space="preserve"> </w:t>
+            </w:r>
+            <w:r>
+              <w:rPr>
+                <w:rFonts w:ascii="Calibri" w:hAnsi="Calibri" w:cs="Calibri"/>
+                <w:lang w:val="en-AU"/>
+              </w:rPr>
+              <w:t>have</w:t>
+            </w:r>
+            <w:r>
+              <w:rPr>
+                <w:rFonts w:ascii="Calibri" w:hAnsi="Calibri" w:cs="Calibri"/>
+                <w:spacing w:val="-4"/>
+                <w:lang w:val="en-AU"/>
+              </w:rPr>
+              <w:t xml:space="preserve"> </w:t>
+            </w:r>
+            <w:r>
+              <w:rPr>
+                <w:rFonts w:ascii="Calibri" w:hAnsi="Calibri" w:cs="Calibri"/>
+                <w:lang w:val="en-AU"/>
+              </w:rPr>
+              <w:t>not</w:t>
+            </w:r>
+            <w:r>
+              <w:rPr>
+                <w:rFonts w:ascii="Calibri" w:hAnsi="Calibri" w:cs="Calibri"/>
+                <w:spacing w:val="-6"/>
+                <w:lang w:val="en-AU"/>
+              </w:rPr>
+              <w:t xml:space="preserve"> </w:t>
+            </w:r>
+            <w:r>
+              <w:rPr>
+                <w:rFonts w:ascii="Calibri" w:hAnsi="Calibri" w:cs="Calibri"/>
+                <w:lang w:val="en-AU"/>
+              </w:rPr>
+              <w:t>plagiarised</w:t>
+            </w:r>
+            <w:r>
+              <w:rPr>
+                <w:rFonts w:ascii="Calibri" w:hAnsi="Calibri" w:cs="Calibri"/>
+                <w:spacing w:val="-12"/>
+                <w:lang w:val="en-AU"/>
+              </w:rPr>
+              <w:t xml:space="preserve"> </w:t>
+            </w:r>
+            <w:r>
+              <w:rPr>
+                <w:rFonts w:ascii="Calibri" w:hAnsi="Calibri" w:cs="Calibri"/>
+                <w:lang w:val="en-AU"/>
+              </w:rPr>
+              <w:t>the</w:t>
+            </w:r>
+            <w:r>
+              <w:rPr>
+                <w:rFonts w:ascii="Calibri" w:hAnsi="Calibri" w:cs="Calibri"/>
+                <w:spacing w:val="-6"/>
+                <w:lang w:val="en-AU"/>
+              </w:rPr>
+              <w:t xml:space="preserve"> </w:t>
+            </w:r>
+            <w:r>
+              <w:rPr>
+                <w:rFonts w:ascii="Calibri" w:hAnsi="Calibri" w:cs="Calibri"/>
+                <w:lang w:val="en-AU"/>
+              </w:rPr>
+              <w:t>work</w:t>
+            </w:r>
+            <w:r>
+              <w:rPr>
+                <w:rFonts w:ascii="Calibri" w:hAnsi="Calibri" w:cs="Calibri"/>
+                <w:spacing w:val="-10"/>
+                <w:lang w:val="en-AU"/>
+              </w:rPr>
+              <w:t xml:space="preserve"> </w:t>
+            </w:r>
+            <w:r>
+              <w:rPr>
+                <w:rFonts w:ascii="Calibri" w:hAnsi="Calibri" w:cs="Calibri"/>
+                <w:lang w:val="en-AU"/>
+              </w:rPr>
+              <w:t>of</w:t>
+            </w:r>
+            <w:r>
+              <w:rPr>
+                <w:rFonts w:ascii="Calibri" w:hAnsi="Calibri" w:cs="Calibri"/>
+                <w:spacing w:val="-13"/>
+                <w:lang w:val="en-AU"/>
+              </w:rPr>
+              <w:t xml:space="preserve"> </w:t>
+            </w:r>
+            <w:r>
+              <w:rPr>
+                <w:rFonts w:ascii="Calibri" w:hAnsi="Calibri" w:cs="Calibri"/>
+                <w:lang w:val="en-AU"/>
+              </w:rPr>
+              <w:t>others</w:t>
+            </w:r>
+            <w:r>
+              <w:rPr>
+                <w:rFonts w:ascii="Calibri" w:hAnsi="Calibri" w:cs="Calibri"/>
+                <w:spacing w:val="-8"/>
+                <w:lang w:val="en-AU"/>
+              </w:rPr>
+              <w:t xml:space="preserve"> </w:t>
+            </w:r>
+            <w:r>
+              <w:rPr>
+                <w:rFonts w:ascii="Calibri" w:hAnsi="Calibri" w:cs="Calibri"/>
+                <w:lang w:val="en-AU"/>
+              </w:rPr>
+              <w:t>or</w:t>
+            </w:r>
+            <w:r>
+              <w:rPr>
+                <w:rFonts w:ascii="Calibri" w:hAnsi="Calibri" w:cs="Calibri"/>
+                <w:spacing w:val="-9"/>
+                <w:lang w:val="en-AU"/>
+              </w:rPr>
+              <w:t xml:space="preserve"> </w:t>
+            </w:r>
+            <w:r>
+              <w:rPr>
+                <w:rFonts w:ascii="Calibri" w:hAnsi="Calibri" w:cs="Calibri"/>
+                <w:lang w:val="en-AU"/>
+              </w:rPr>
+              <w:t>participated</w:t>
+            </w:r>
+            <w:r>
+              <w:rPr>
+                <w:rFonts w:ascii="Calibri" w:hAnsi="Calibri" w:cs="Calibri"/>
+                <w:spacing w:val="-10"/>
+                <w:lang w:val="en-AU"/>
+              </w:rPr>
+              <w:t xml:space="preserve"> </w:t>
+            </w:r>
+            <w:r>
+              <w:rPr>
+                <w:rFonts w:ascii="Calibri" w:hAnsi="Calibri" w:cs="Calibri"/>
+                <w:lang w:val="en-AU"/>
+              </w:rPr>
+              <w:t>in</w:t>
+            </w:r>
+            <w:r>
+              <w:rPr>
+                <w:rFonts w:ascii="Calibri" w:hAnsi="Calibri" w:cs="Calibri"/>
+                <w:spacing w:val="-7"/>
+                <w:lang w:val="en-AU"/>
+              </w:rPr>
+              <w:t xml:space="preserve"> </w:t>
+            </w:r>
+            <w:r>
+              <w:rPr>
+                <w:rFonts w:ascii="Calibri" w:hAnsi="Calibri" w:cs="Calibri"/>
+                <w:lang w:val="en-AU"/>
+              </w:rPr>
+              <w:t>unauthorised</w:t>
+            </w:r>
+            <w:r>
+              <w:rPr>
+                <w:rFonts w:ascii="Calibri" w:hAnsi="Calibri" w:cs="Calibri"/>
+                <w:spacing w:val="-4"/>
+                <w:lang w:val="en-AU"/>
+              </w:rPr>
+              <w:t xml:space="preserve"> </w:t>
+            </w:r>
+            <w:r>
+              <w:rPr>
+                <w:rFonts w:ascii="Calibri" w:hAnsi="Calibri" w:cs="Calibri"/>
+                <w:lang w:val="en-AU"/>
+              </w:rPr>
+              <w:t>collaboration</w:t>
+            </w:r>
+            <w:r>
+              <w:rPr>
+                <w:rFonts w:ascii="Calibri" w:hAnsi="Calibri" w:cs="Calibri"/>
+                <w:spacing w:val="-9"/>
+                <w:lang w:val="en-AU"/>
+              </w:rPr>
+              <w:t xml:space="preserve"> </w:t>
+            </w:r>
+            <w:r>
+              <w:rPr>
+                <w:rFonts w:ascii="Calibri" w:hAnsi="Calibri" w:cs="Calibri"/>
+                <w:lang w:val="en-AU"/>
+              </w:rPr>
+              <w:t>(collusion)</w:t>
+            </w:r>
+            <w:r>
+              <w:rPr>
+                <w:rFonts w:ascii="Calibri" w:hAnsi="Calibri" w:cs="Calibri"/>
+                <w:spacing w:val="-11"/>
+                <w:lang w:val="en-AU"/>
+              </w:rPr>
+              <w:t xml:space="preserve"> </w:t>
+            </w:r>
+            <w:r>
+              <w:rPr>
+                <w:rFonts w:ascii="Calibri" w:hAnsi="Calibri" w:cs="Calibri"/>
+                <w:lang w:val="en-AU"/>
+              </w:rPr>
+              <w:t>or</w:t>
+            </w:r>
+            <w:r>
+              <w:rPr>
+                <w:rFonts w:ascii="Calibri" w:hAnsi="Calibri" w:cs="Calibri"/>
+                <w:spacing w:val="-12"/>
+                <w:lang w:val="en-AU"/>
+              </w:rPr>
+              <w:t xml:space="preserve"> </w:t>
+            </w:r>
+            <w:r>
+              <w:rPr>
+                <w:rFonts w:ascii="Calibri" w:hAnsi="Calibri" w:cs="Calibri"/>
+                <w:lang w:val="en-AU"/>
+              </w:rPr>
+              <w:t>Contract Cheating when preparing this assignment.</w:t>
+            </w:r>
+          </w:p>
+        </w:tc>
+      </w:tr>
+      <w:tr>
+        <w:trPr>
+          <w:trHeight w:val="388"/>
+        </w:trPr>
+        <w:tc>
+          <w:tcPr>
+            <w:tcW w:w="5490" w:type="dxa"/>
+            <w:tcBorders>
+              <w:top w:val="single" w:sz="6" w:space="0" w:color="999999"/>
+              <w:right w:val="single" w:sz="6" w:space="0" w:color="999999"/>
+            </w:tcBorders>
+          </w:tcPr>
+          <w:p>
+            <w:pPr>
+              <w:pStyle w:val="TableParagraph"/>
+              <w:spacing w:before="49"/>
+              <w:ind w:left="124"/>
+              <w:rPr>
+                <w:rFonts w:ascii="Calibri" w:hAnsi="Calibri" w:cs="Calibri"/>
+                <w:lang w:val="en-AU"/>
+              </w:rPr>
+            </w:pPr>
+            <w:r>
+              <w:rPr>
+                <w:rFonts w:ascii="Calibri" w:hAnsi="Calibri" w:cs="Calibri"/>
+                <w:lang w:val="en-AU"/>
+              </w:rPr>
+              <w:t>MIT</w:t>
+            </w:r>
+            <w:r>
+              <w:rPr>
+                <w:rFonts w:ascii="Calibri" w:hAnsi="Calibri" w:cs="Calibri"/>
+                <w:spacing w:val="-5"/>
+                <w:lang w:val="en-AU"/>
+              </w:rPr>
+              <w:t xml:space="preserve"> ID</w:t>
+            </w:r>
+          </w:p>
+        </w:tc>
+        <w:tc>
+          <w:tcPr>
+            <w:tcW w:w="2658" w:type="dxa"/>
+            <w:tcBorders>
+              <w:top w:val="single" w:sz="6" w:space="0" w:color="999999"/>
+              <w:left w:val="single" w:sz="6" w:space="0" w:color="999999"/>
+              <w:right w:val="single" w:sz="6" w:space="0" w:color="999999"/>
+            </w:tcBorders>
+          </w:tcPr>
+          <w:p>
+            <w:pPr>
+              <w:pStyle w:val="TableParagraph"/>
+              <w:spacing w:before="49"/>
+              <w:ind w:left="117"/>
+              <w:rPr>
+                <w:rFonts w:ascii="Calibri" w:hAnsi="Calibri" w:cs="Calibri"/>
+                <w:lang w:val="en-AU"/>
+              </w:rPr>
+            </w:pPr>
+            <w:r>
+              <w:rPr>
+                <w:rFonts w:ascii="Calibri" w:hAnsi="Calibri" w:cs="Calibri"/>
+                <w:spacing w:val="-2"/>
+                <w:lang w:val="en-AU"/>
+              </w:rPr>
+              <w:t>Signature</w:t>
+            </w:r>
+          </w:p>
+        </w:tc>
+        <w:tc>
+          <w:tcPr>
+            <w:tcW w:w="2254" w:type="dxa"/>
+            <w:tcBorders>
+              <w:top w:val="single" w:sz="6" w:space="0" w:color="999999"/>
+              <w:left w:val="single" w:sz="6" w:space="0" w:color="999999"/>
+            </w:tcBorders>
+          </w:tcPr>
+          <w:p>
+            <w:pPr>
+              <w:pStyle w:val="TableParagraph"/>
+              <w:ind w:left="119"/>
+              <w:rPr>
+                <w:rFonts w:ascii="Calibri" w:hAnsi="Calibri" w:cs="Calibri"/>
+                <w:lang w:val="en-AU"/>
+              </w:rPr>
+            </w:pPr>
+            <w:r>
+              <w:rPr>
+                <w:rFonts w:ascii="Calibri" w:hAnsi="Calibri" w:cs="Calibri"/>
+                <w:spacing w:val="-4"/>
+                <w:lang w:val="en-AU"/>
+              </w:rPr>
+              <w:t>Date</w:t>
+            </w:r>
+          </w:p>
+        </w:tc>
+      </w:tr>
+      <w:tr>
+        <w:trPr>
+          <w:trHeight w:val="294"/>
+        </w:trPr>
+        <w:tc>
+          <w:tcPr>
+            <w:tcW w:w="5490" w:type="dxa"/>
+            <w:tcBorders>
+              <w:right w:val="single" w:sz="6" w:space="0" w:color="999999"/>
+            </w:tcBorders>
+          </w:tcPr>
+          <w:p>
+            <w:pPr>
+              <w:pStyle w:val="TableParagraph"/>
+              <w:rPr>
+                <w:rFonts w:ascii="Calibri" w:hAnsi="Calibri" w:cs="Calibri"/>
+                <w:lang w:val="en-AU"/>
+              </w:rPr>
+            </w:pPr>
+            <w:r>
+              <w:rPr>
+                <w:rFonts w:ascii="Calibri" w:hAnsi="Calibri" w:cs="Calibri"/>
+                <w:lang w:val="en-AU"/>
+              </w:rPr>
+              <w:t>MIT251869</w:t>
+            </w:r>
+          </w:p>
+        </w:tc>
+        <w:tc>
+          <w:tcPr>
+            <w:tcW w:w="2658" w:type="dxa"/>
+            <w:tcBorders>
+              <w:left w:val="single" w:sz="6" w:space="0" w:color="999999"/>
+              <w:right w:val="single" w:sz="6" w:space="0" w:color="999999"/>
+            </w:tcBorders>
+          </w:tcPr>
+          <w:p>
+            <w:pPr>
+              <w:pStyle w:val="TableParagraph"/>
+              <w:rPr>
+                <w:rFonts w:ascii="Calibri" w:hAnsi="Calibri" w:cs="Calibri"/>
+                <w:lang w:val="en-AU"/>
+              </w:rPr>
+            </w:pPr>
+            <w:r>
+              <w:rPr>
+                <w:rFonts w:ascii="Calibri" w:hAnsi="Calibri" w:cs="Calibri"/>
+                <w:lang w:val="en-AU"/>
+              </w:rPr>
+              <w:t>ROMA</w:t>
+            </w:r>
+          </w:p>
+        </w:tc>
+        <w:tc>
+          <w:tcPr>
+            <w:tcW w:w="2254" w:type="dxa"/>
+            <w:tcBorders>
+              <w:left w:val="single" w:sz="6" w:space="0" w:color="999999"/>
+            </w:tcBorders>
+          </w:tcPr>
+          <w:p>
+            <w:pPr>
+              <w:pStyle w:val="TableParagraph"/>
+              <w:rPr>
+                <w:rFonts w:ascii="Calibri" w:hAnsi="Calibri" w:cs="Calibri"/>
+                <w:lang w:val="en-AU"/>
+              </w:rPr>
+            </w:pPr>
+            <w:r>
+              <w:rPr>
+                <w:rFonts w:ascii="Calibri" w:hAnsi="Calibri" w:cs="Calibri"/>
+                <w:lang w:val="en-AU"/>
+              </w:rPr>
+              <w:t>26</w:t>
+            </w:r>
+            <w:r>
+              <w:rPr>
+                <w:rFonts w:ascii="Calibri" w:hAnsi="Calibri" w:cs="Calibri"/>
+                <w:vertAlign w:val="superscript"/>
+                <w:lang w:val="en-AU"/>
+              </w:rPr>
+              <w:t>th</w:t>
+            </w:r>
+            <w:r>
+              <w:rPr>
+                <w:rFonts w:ascii="Calibri" w:hAnsi="Calibri" w:cs="Calibri"/>
+                <w:lang w:val="en-AU"/>
+              </w:rPr>
+              <w:t xml:space="preserve"> Sep</w:t>
+            </w:r>
+            <w:r>
+              <w:rPr>
+                <w:rFonts w:ascii="Calibri" w:hAnsi="Calibri" w:cs="Calibri"/>
+                <w:lang w:val="en-AU"/>
+              </w:rPr>
+              <w:t xml:space="preserve"> 2026</w:t>
+            </w:r>
+          </w:p>
+        </w:tc>
+      </w:tr>
+      <w:tr>
+        <w:trPr>
+          <w:trHeight w:val="386"/>
+        </w:trPr>
+        <w:tc>
+          <w:tcPr>
+            <w:tcW w:w="5490" w:type="dxa"/>
+            <w:tcBorders>
+              <w:right w:val="single" w:sz="6" w:space="0" w:color="999999"/>
+            </w:tcBorders>
+          </w:tcPr>
+          <w:p>
+            <w:pPr>
+              <w:pStyle w:val="TableParagraph"/>
+              <w:rPr>
+                <w:rFonts w:ascii="Calibri" w:hAnsi="Calibri" w:cs="Calibri"/>
+                <w:lang w:val="en-AU"/>
+              </w:rPr>
+            </w:pPr>
+            <w:r>
+              <w:rPr>
+                <w:rFonts w:ascii="Calibri" w:hAnsi="Calibri" w:cs="Calibri"/>
+                <w:lang w:val="en-GB"/>
+              </w:rPr>
+              <w:t>MIT250470</w:t>
+            </w:r>
+          </w:p>
+        </w:tc>
+        <w:tc>
+          <w:tcPr>
+            <w:tcW w:w="2658" w:type="dxa"/>
+            <w:tcBorders>
+              <w:left w:val="single" w:sz="6" w:space="0" w:color="999999"/>
+              <w:right w:val="single" w:sz="6" w:space="0" w:color="999999"/>
+            </w:tcBorders>
+          </w:tcPr>
+          <w:p>
+            <w:pPr>
+              <w:pStyle w:val="TableParagraph"/>
+              <w:rPr>
+                <w:rFonts w:ascii="Calibri" w:hAnsi="Calibri" w:cs="Calibri"/>
+                <w:lang w:val="en-AU"/>
+              </w:rPr>
+            </w:pPr>
+            <w:r>
+              <w:rPr>
+                <w:rFonts w:ascii="Calibri" w:hAnsi="Calibri" w:cs="Calibri"/>
+                <w:lang w:val="en-GB"/>
+              </w:rPr>
+              <w:t>AASHIKA</w:t>
+            </w:r>
+          </w:p>
+        </w:tc>
+        <w:tc>
+          <w:tcPr>
+            <w:tcW w:w="2254" w:type="dxa"/>
+            <w:tcBorders>
+              <w:left w:val="single" w:sz="6" w:space="0" w:color="999999"/>
+            </w:tcBorders>
+          </w:tcPr>
+          <w:p>
+            <w:pPr>
+              <w:pStyle w:val="TableParagraph"/>
+              <w:rPr>
+                <w:rFonts w:ascii="Calibri" w:hAnsi="Calibri" w:cs="Calibri"/>
+                <w:lang w:val="en-AU"/>
+              </w:rPr>
+            </w:pPr>
+            <w:r>
+              <w:rPr>
+                <w:rFonts w:ascii="Calibri" w:hAnsi="Calibri" w:cs="Calibri"/>
+                <w:lang w:val="en-AU"/>
+              </w:rPr>
+              <w:t>26</w:t>
+            </w:r>
+            <w:r>
+              <w:rPr>
+                <w:rFonts w:ascii="Calibri" w:hAnsi="Calibri" w:cs="Calibri"/>
+                <w:vertAlign w:val="superscript"/>
+                <w:lang w:val="en-AU"/>
+              </w:rPr>
+              <w:t>th</w:t>
+            </w:r>
+            <w:r>
+              <w:rPr>
+                <w:rFonts w:ascii="Calibri" w:hAnsi="Calibri" w:cs="Calibri"/>
+                <w:lang w:val="en-AU"/>
+              </w:rPr>
+              <w:t xml:space="preserve"> </w:t>
+            </w:r>
+            <w:r>
+              <w:rPr>
+                <w:rFonts w:ascii="Calibri" w:hAnsi="Calibri" w:cs="Calibri"/>
+                <w:lang w:val="en-AU"/>
+              </w:rPr>
+              <w:t>Sep 2026</w:t>
+            </w:r>
+          </w:p>
+        </w:tc>
+      </w:tr>
+      <w:tr>
+        <w:trPr>
+          <w:trHeight w:val="390"/>
+        </w:trPr>
+        <w:tc>
+          <w:tcPr>
+            <w:tcW w:w="5490" w:type="dxa"/>
+            <w:tcBorders>
+              <w:right w:val="single" w:sz="6" w:space="0" w:color="999999"/>
+            </w:tcBorders>
+          </w:tcPr>
+          <w:p>
+            <w:pPr>
+              <w:pStyle w:val="TableParagraph"/>
+              <w:rPr>
+                <w:rFonts w:ascii="Calibri" w:hAnsi="Calibri" w:cs="Calibri"/>
+                <w:lang w:val="en-AU"/>
+              </w:rPr>
+            </w:pPr>
+            <w:r>
+              <w:rPr>
+                <w:rFonts w:ascii="Calibri" w:hAnsi="Calibri" w:cs="Calibri"/>
+                <w:lang w:val="en-GB"/>
+              </w:rPr>
+              <w:t>MIT250310</w:t>
+            </w:r>
+          </w:p>
+        </w:tc>
+        <w:tc>
+          <w:tcPr>
+            <w:tcW w:w="2658" w:type="dxa"/>
+            <w:tcBorders>
+              <w:left w:val="single" w:sz="6" w:space="0" w:color="999999"/>
+              <w:right w:val="single" w:sz="6" w:space="0" w:color="999999"/>
+            </w:tcBorders>
+          </w:tcPr>
+          <w:p>
+            <w:pPr>
+              <w:pStyle w:val="TableParagraph"/>
+              <w:rPr>
+                <w:rFonts w:ascii="Calibri" w:hAnsi="Calibri" w:cs="Calibri"/>
+                <w:lang w:val="en-AU"/>
+              </w:rPr>
+            </w:pPr>
+            <w:r>
+              <w:rPr>
+                <w:rFonts w:ascii="Calibri" w:hAnsi="Calibri" w:cs="Calibri"/>
+                <w:lang w:val="en-GB"/>
+              </w:rPr>
+              <w:t>MD SAMIUL ALAM</w:t>
+            </w:r>
+          </w:p>
+        </w:tc>
+        <w:tc>
+          <w:tcPr>
+            <w:tcW w:w="2254" w:type="dxa"/>
+            <w:tcBorders>
+              <w:left w:val="single" w:sz="6" w:space="0" w:color="999999"/>
+            </w:tcBorders>
+          </w:tcPr>
+          <w:p>
+            <w:pPr>
+              <w:pStyle w:val="TableParagraph"/>
+              <w:rPr>
+                <w:rFonts w:ascii="Calibri" w:hAnsi="Calibri" w:cs="Calibri"/>
+                <w:lang w:val="en-AU"/>
+              </w:rPr>
+            </w:pPr>
+            <w:r>
+              <w:rPr>
+                <w:rFonts w:ascii="Calibri" w:hAnsi="Calibri" w:cs="Calibri"/>
+                <w:lang w:val="en-AU"/>
+              </w:rPr>
+              <w:t>26</w:t>
+            </w:r>
+            <w:r>
+              <w:rPr>
+                <w:rFonts w:ascii="Calibri" w:hAnsi="Calibri" w:cs="Calibri"/>
+                <w:vertAlign w:val="superscript"/>
+                <w:lang w:val="en-AU"/>
+              </w:rPr>
+              <w:t>th</w:t>
+            </w:r>
+            <w:r>
+              <w:rPr>
+                <w:rFonts w:ascii="Calibri" w:hAnsi="Calibri" w:cs="Calibri"/>
+                <w:lang w:val="en-AU"/>
+              </w:rPr>
+              <w:t xml:space="preserve"> </w:t>
+            </w:r>
+            <w:r>
+              <w:rPr>
+                <w:rFonts w:ascii="Calibri" w:hAnsi="Calibri" w:cs="Calibri"/>
+                <w:lang w:val="en-AU"/>
+              </w:rPr>
+              <w:t>Sep 2026</w:t>
+            </w:r>
+          </w:p>
+        </w:tc>
+      </w:tr>
+      <w:tr>
+        <w:trPr>
+          <w:trHeight w:val="393"/>
+        </w:trPr>
+        <w:tc>
+          <w:tcPr>
+            <w:tcW w:w="5490" w:type="dxa"/>
+            <w:tcBorders>
+              <w:right w:val="single" w:sz="6" w:space="0" w:color="999999"/>
+            </w:tcBorders>
+          </w:tcPr>
+          <w:p>
+            <w:pPr>
+              <w:pStyle w:val="TableParagraph"/>
+              <w:rPr>
+                <w:rFonts w:ascii="Calibri" w:hAnsi="Calibri" w:cs="Calibri"/>
+                <w:lang w:val="en-AU"/>
+              </w:rPr>
+            </w:pPr>
+          </w:p>
+        </w:tc>
+        <w:tc>
+          <w:tcPr>
+            <w:tcW w:w="2658" w:type="dxa"/>
+            <w:tcBorders>
+              <w:left w:val="single" w:sz="6" w:space="0" w:color="999999"/>
+              <w:right w:val="single" w:sz="6" w:space="0" w:color="999999"/>
+            </w:tcBorders>
+          </w:tcPr>
+          <w:p>
+            <w:pPr>
+              <w:pStyle w:val="TableParagraph"/>
+              <w:rPr>
+                <w:rFonts w:ascii="Calibri" w:hAnsi="Calibri" w:cs="Calibri"/>
+                <w:lang w:val="en-AU"/>
+              </w:rPr>
+            </w:pPr>
+          </w:p>
+        </w:tc>
+        <w:tc>
+          <w:tcPr>
+            <w:tcW w:w="2254" w:type="dxa"/>
+            <w:tcBorders>
+              <w:left w:val="single" w:sz="6" w:space="0" w:color="999999"/>
+            </w:tcBorders>
+          </w:tcPr>
+          <w:p>
+            <w:pPr>
+              <w:pStyle w:val="TableParagraph"/>
+              <w:rPr>
+                <w:rFonts w:ascii="Calibri" w:hAnsi="Calibri" w:cs="Calibri"/>
+                <w:lang w:val="en-AU"/>
+              </w:rPr>
+            </w:pPr>
+          </w:p>
+        </w:tc>
+      </w:tr>
+      <w:tr>
+        <w:trPr>
+          <w:trHeight w:val="395"/>
+        </w:trPr>
+        <w:tc>
+          <w:tcPr>
+            <w:tcW w:w="5490" w:type="dxa"/>
+            <w:tcBorders>
+              <w:right w:val="single" w:sz="6" w:space="0" w:color="999999"/>
+            </w:tcBorders>
+          </w:tcPr>
+          <w:p>
+            <w:pPr>
+              <w:pStyle w:val="TableParagraph"/>
+              <w:rPr>
+                <w:rFonts w:ascii="Calibri" w:hAnsi="Calibri" w:cs="Calibri"/>
+                <w:lang w:val="en-AU"/>
+              </w:rPr>
+            </w:pPr>
+          </w:p>
+        </w:tc>
+        <w:tc>
+          <w:tcPr>
+            <w:tcW w:w="2658" w:type="dxa"/>
+            <w:tcBorders>
+              <w:left w:val="single" w:sz="6" w:space="0" w:color="999999"/>
+              <w:right w:val="single" w:sz="6" w:space="0" w:color="999999"/>
+            </w:tcBorders>
+          </w:tcPr>
+          <w:p>
+            <w:pPr>
+              <w:pStyle w:val="TableParagraph"/>
+              <w:rPr>
+                <w:rFonts w:ascii="Calibri" w:hAnsi="Calibri" w:cs="Calibri"/>
+                <w:lang w:val="en-AU"/>
+              </w:rPr>
+            </w:pPr>
+          </w:p>
+        </w:tc>
+        <w:tc>
+          <w:tcPr>
+            <w:tcW w:w="2254" w:type="dxa"/>
+            <w:tcBorders>
+              <w:left w:val="single" w:sz="6" w:space="0" w:color="999999"/>
+            </w:tcBorders>
+          </w:tcPr>
+          <w:p>
+            <w:pPr>
+              <w:pStyle w:val="TableParagraph"/>
+              <w:rPr>
+                <w:rFonts w:ascii="Calibri" w:hAnsi="Calibri" w:cs="Calibri"/>
+                <w:lang w:val="en-AU"/>
+              </w:rPr>
+            </w:pPr>
+          </w:p>
+        </w:tc>
+      </w:tr>
+    </w:tbl>
+    <w:p>
+      <w:pPr>
+        <w:spacing w:before="269"/>
+        <w:ind w:left="139"/>
+        <w:rPr>
+          <w:rFonts w:cs="Calibri"/>
+          <w:lang w:val="en-AU"/>
+        </w:rPr>
+      </w:pPr>
+      <w:r>
+        <w:rPr>
+          <w:rFonts w:cs="Calibri"/>
+          <w:lang w:val="en-AU"/>
+        </w:rPr>
+        <w:t>For</w:t>
+      </w:r>
+      <w:r>
+        <w:rPr>
+          <w:rFonts w:cs="Calibri"/>
+          <w:spacing w:val="-12"/>
+          <w:lang w:val="en-AU"/>
+        </w:rPr>
+        <w:t xml:space="preserve"> </w:t>
+      </w:r>
+      <w:r>
+        <w:rPr>
+          <w:rFonts w:cs="Calibri"/>
+          <w:lang w:val="en-AU"/>
+        </w:rPr>
+        <w:t>Assessor</w:t>
+      </w:r>
+      <w:r>
+        <w:rPr>
+          <w:rFonts w:cs="Calibri"/>
+          <w:spacing w:val="-12"/>
+          <w:lang w:val="en-AU"/>
+        </w:rPr>
+        <w:t xml:space="preserve"> </w:t>
+      </w:r>
+      <w:r>
+        <w:rPr>
+          <w:rFonts w:cs="Calibri"/>
+          <w:lang w:val="en-AU"/>
+        </w:rPr>
+        <w:t>Use</w:t>
+      </w:r>
+      <w:r>
+        <w:rPr>
+          <w:rFonts w:cs="Calibri"/>
+          <w:spacing w:val="-10"/>
+          <w:lang w:val="en-AU"/>
+        </w:rPr>
+        <w:t xml:space="preserve"> </w:t>
+      </w:r>
+      <w:r>
+        <w:rPr>
+          <w:rFonts w:cs="Calibri"/>
+          <w:lang w:val="en-AU"/>
+        </w:rPr>
+        <w:t>Only</w:t>
+      </w:r>
+      <w:r>
+        <w:rPr>
+          <w:rFonts w:cs="Calibri"/>
+          <w:spacing w:val="-12"/>
+          <w:lang w:val="en-AU"/>
+        </w:rPr>
+        <w:t xml:space="preserve"> </w:t>
+      </w:r>
+      <w:r>
+        <w:rPr>
+          <w:rFonts w:cs="Calibri"/>
+          <w:lang w:val="en-AU"/>
+        </w:rPr>
+        <w:t>(if</w:t>
+      </w:r>
+      <w:r>
+        <w:rPr>
+          <w:rFonts w:cs="Calibri"/>
+          <w:spacing w:val="-8"/>
+          <w:lang w:val="en-AU"/>
+        </w:rPr>
+        <w:t xml:space="preserve"> </w:t>
+      </w:r>
+      <w:r>
+        <w:rPr>
+          <w:rFonts w:cs="Calibri"/>
+          <w:lang w:val="en-AU"/>
+        </w:rPr>
+        <w:t>not</w:t>
+      </w:r>
+      <w:r>
+        <w:rPr>
+          <w:rFonts w:cs="Calibri"/>
+          <w:spacing w:val="-7"/>
+          <w:lang w:val="en-AU"/>
+        </w:rPr>
+        <w:t xml:space="preserve"> </w:t>
+      </w:r>
+      <w:r>
+        <w:rPr>
+          <w:rFonts w:cs="Calibri"/>
+          <w:lang w:val="en-AU"/>
+        </w:rPr>
+        <w:t>marked</w:t>
+      </w:r>
+      <w:r>
+        <w:rPr>
+          <w:rFonts w:cs="Calibri"/>
+          <w:spacing w:val="-11"/>
+          <w:lang w:val="en-AU"/>
+        </w:rPr>
+        <w:t xml:space="preserve"> </w:t>
+      </w:r>
+      <w:r>
+        <w:rPr>
+          <w:rFonts w:cs="Calibri"/>
+          <w:lang w:val="en-AU"/>
+        </w:rPr>
+        <w:t>on</w:t>
+      </w:r>
+      <w:r>
+        <w:rPr>
+          <w:rFonts w:cs="Calibri"/>
+          <w:spacing w:val="-6"/>
+          <w:lang w:val="en-AU"/>
+        </w:rPr>
+        <w:t xml:space="preserve"> </w:t>
+      </w:r>
+      <w:r>
+        <w:rPr>
+          <w:rFonts w:cs="Calibri"/>
+          <w:spacing w:val="-2"/>
+          <w:lang w:val="en-AU"/>
+        </w:rPr>
+        <w:t>Moodle)</w:t>
+      </w:r>
+    </w:p>
+    <w:p>
+      <w:pPr>
+        <w:pStyle w:val="BodyText"/>
+        <w:spacing w:before="35"/>
+        <w:rPr>
+          <w:rFonts w:cs="Calibri"/>
+          <w:lang w:val="en-AU"/>
+        </w:rPr>
+      </w:pPr>
+    </w:p>
+    <w:tbl>
+      <w:tblPr>
+        <w:tblW w:w="0" w:type="auto"/>
+        <w:tblInd w:w="483" w:type="dxa"/>
+        <w:tblBorders>
+          <w:top w:val="single" w:sz="4" w:space="0" w:color="000000"/>
+          <w:left w:val="single" w:sz="4" w:space="0" w:color="000000"/>
+          <w:bottom w:val="single" w:sz="4" w:space="0" w:color="000000"/>
+          <w:right w:val="single" w:sz="4" w:space="0" w:color="000000"/>
+          <w:insideH w:val="single" w:sz="4" w:space="0" w:color="000000"/>
+          <w:insideV w:val="single" w:sz="4" w:space="0" w:color="000000"/>
+        </w:tblBorders>
+        <w:tblLayout w:type="fixed"/>
+        <w:tblCellMar>
+          <w:left w:w="0" w:type="dxa"/>
+          <w:right w:w="0" w:type="dxa"/>
+        </w:tblCellMar>
+        <w:tblLook w:val="01E0" w:firstRow="1" w:lastRow="1" w:firstColumn="1" w:lastColumn="1" w:noHBand="0" w:noVBand="0"/>
+      </w:tblPr>
+      <w:tblGrid>
+        <w:gridCol w:w="2602"/>
+        <w:gridCol w:w="7475"/>
+      </w:tblGrid>
+      <w:tr>
+        <w:trPr>
+          <w:trHeight w:val="290"/>
+        </w:trPr>
+        <w:tc>
+          <w:tcPr>
+            <w:tcW w:w="2602" w:type="dxa"/>
+          </w:tcPr>
+          <w:p>
+            <w:pPr>
+              <w:pStyle w:val="TableParagraph"/>
+              <w:ind w:left="127"/>
+              <w:rPr>
+                <w:rFonts w:ascii="Calibri" w:hAnsi="Calibri" w:cs="Calibri"/>
+                <w:lang w:val="en-AU"/>
+              </w:rPr>
+            </w:pPr>
+            <w:r>
+              <w:rPr>
+                <w:rFonts w:ascii="Calibri" w:hAnsi="Calibri" w:cs="Calibri"/>
+                <w:spacing w:val="-2"/>
+                <w:lang w:val="en-AU"/>
+              </w:rPr>
+              <w:t>Name:</w:t>
+            </w:r>
+          </w:p>
+        </w:tc>
+        <w:tc>
+          <w:tcPr>
+            <w:tcW w:w="7475" w:type="dxa"/>
+          </w:tcPr>
+          <w:p>
+            <w:pPr>
+              <w:pStyle w:val="TableParagraph"/>
+              <w:rPr>
+                <w:rFonts w:ascii="Calibri" w:hAnsi="Calibri" w:cs="Calibri"/>
+                <w:lang w:val="en-AU"/>
+              </w:rPr>
+            </w:pPr>
+          </w:p>
+        </w:tc>
+      </w:tr>
+      <w:tr>
+        <w:trPr>
+          <w:trHeight w:val="290"/>
+        </w:trPr>
+        <w:tc>
+          <w:tcPr>
+            <w:tcW w:w="2602" w:type="dxa"/>
+          </w:tcPr>
+          <w:p>
+            <w:pPr>
+              <w:pStyle w:val="TableParagraph"/>
+              <w:ind w:left="127"/>
+              <w:rPr>
+                <w:rFonts w:ascii="Calibri" w:hAnsi="Calibri" w:cs="Calibri"/>
+                <w:lang w:val="en-AU"/>
+              </w:rPr>
+            </w:pPr>
+            <w:r>
+              <w:rPr>
+                <w:rFonts w:ascii="Calibri" w:hAnsi="Calibri" w:cs="Calibri"/>
+                <w:spacing w:val="-2"/>
+                <w:lang w:val="en-AU"/>
+              </w:rPr>
+              <w:t>Position</w:t>
+            </w:r>
+          </w:p>
+        </w:tc>
+        <w:tc>
+          <w:tcPr>
+            <w:tcW w:w="7475" w:type="dxa"/>
+          </w:tcPr>
+          <w:p>
+            <w:pPr>
+              <w:pStyle w:val="TableParagraph"/>
+              <w:rPr>
+                <w:rFonts w:ascii="Calibri" w:hAnsi="Calibri" w:cs="Calibri"/>
+                <w:lang w:val="en-AU"/>
+              </w:rPr>
+            </w:pPr>
+          </w:p>
+        </w:tc>
+      </w:tr>
+      <w:tr>
+        <w:trPr>
+          <w:trHeight w:val="294"/>
+        </w:trPr>
+        <w:tc>
+          <w:tcPr>
+            <w:tcW w:w="2602" w:type="dxa"/>
+          </w:tcPr>
+          <w:p>
+            <w:pPr>
+              <w:pStyle w:val="TableParagraph"/>
+              <w:ind w:left="127"/>
+              <w:rPr>
+                <w:rFonts w:ascii="Calibri" w:hAnsi="Calibri" w:cs="Calibri"/>
+                <w:lang w:val="en-AU"/>
+              </w:rPr>
+            </w:pPr>
+            <w:r>
+              <w:rPr>
+                <w:rFonts w:ascii="Calibri" w:hAnsi="Calibri" w:cs="Calibri"/>
+                <w:spacing w:val="-2"/>
+                <w:lang w:val="en-AU"/>
+              </w:rPr>
+              <w:t>Date:</w:t>
+            </w:r>
+          </w:p>
+        </w:tc>
+        <w:tc>
+          <w:tcPr>
+            <w:tcW w:w="7475" w:type="dxa"/>
+          </w:tcPr>
+          <w:p>
+            <w:pPr>
+              <w:pStyle w:val="TableParagraph"/>
+              <w:rPr>
+                <w:rFonts w:ascii="Calibri" w:hAnsi="Calibri" w:cs="Calibri"/>
+                <w:lang w:val="en-AU"/>
+              </w:rPr>
+            </w:pPr>
+          </w:p>
+        </w:tc>
+      </w:tr>
+      <w:tr>
+        <w:trPr>
+          <w:trHeight w:val="290"/>
+        </w:trPr>
+        <w:tc>
+          <w:tcPr>
+            <w:tcW w:w="2602" w:type="dxa"/>
+          </w:tcPr>
+          <w:p>
+            <w:pPr>
+              <w:pStyle w:val="TableParagraph"/>
+              <w:ind w:left="127"/>
+              <w:rPr>
+                <w:rFonts w:ascii="Calibri" w:hAnsi="Calibri" w:cs="Calibri"/>
+                <w:lang w:val="en-AU"/>
+              </w:rPr>
+            </w:pPr>
+            <w:r>
+              <w:rPr>
+                <w:rFonts w:ascii="Calibri" w:hAnsi="Calibri" w:cs="Calibri"/>
+                <w:spacing w:val="-2"/>
+                <w:lang w:val="en-AU"/>
+              </w:rPr>
+              <w:t>Signature:</w:t>
+            </w:r>
+          </w:p>
+        </w:tc>
+        <w:tc>
+          <w:tcPr>
+            <w:tcW w:w="7475" w:type="dxa"/>
+          </w:tcPr>
+          <w:p>
+            <w:pPr>
+              <w:pStyle w:val="TableParagraph"/>
+              <w:rPr>
+                <w:rFonts w:ascii="Calibri" w:hAnsi="Calibri" w:cs="Calibri"/>
+                <w:lang w:val="en-AU"/>
+              </w:rPr>
+            </w:pPr>
+          </w:p>
+        </w:tc>
+      </w:tr>
+      <w:tr>
+        <w:trPr>
+          <w:trHeight w:val="294"/>
+        </w:trPr>
+        <w:tc>
+          <w:tcPr>
+            <w:tcW w:w="2602" w:type="dxa"/>
+          </w:tcPr>
+          <w:p>
+            <w:pPr>
+              <w:pStyle w:val="TableParagraph"/>
+              <w:ind w:left="127"/>
+              <w:rPr>
+                <w:rFonts w:ascii="Calibri" w:hAnsi="Calibri" w:cs="Calibri"/>
+                <w:lang w:val="en-AU"/>
+              </w:rPr>
+            </w:pPr>
+            <w:r>
+              <w:rPr>
+                <w:rFonts w:ascii="Calibri" w:hAnsi="Calibri" w:cs="Calibri"/>
+                <w:spacing w:val="-2"/>
+                <w:lang w:val="en-AU"/>
+              </w:rPr>
+              <w:t>Marks/Grades:</w:t>
+            </w:r>
+          </w:p>
+        </w:tc>
+        <w:tc>
+          <w:tcPr>
+            <w:tcW w:w="7475" w:type="dxa"/>
+          </w:tcPr>
+          <w:p>
+            <w:pPr>
+              <w:pStyle w:val="TableParagraph"/>
+              <w:rPr>
+                <w:rFonts w:ascii="Calibri" w:hAnsi="Calibri" w:cs="Calibri"/>
+                <w:lang w:val="en-AU"/>
+              </w:rPr>
+            </w:pPr>
+          </w:p>
+        </w:tc>
+      </w:tr>
+    </w:tbl>
+    <w:p>
+      <w:pPr>
+        <w:pStyle w:val="TableParagraph"/>
+        <w:rPr>
+          <w:rFonts w:ascii="Calibri" w:hAnsi="Calibri" w:cs="Calibri"/>
+          <w:lang w:val="en-AU"/>
+        </w:rPr>
+        <w:sectPr>
+          <w:pgSz w:w="11940" w:h="16860"/>
+          <w:pgMar w:top="1260" w:right="566" w:bottom="1220" w:left="566" w:header="0" w:footer="1030" w:gutter="0"/>
+          <w:pgNumType w:start="0"/>
+          <w:cols w:space="720"/>
+          <w:titlePg/>
+          <w:docGrid w:linePitch="299"/>
+        </w:sectPr>
+      </w:pPr>
+    </w:p>
+    <w:sdt>
+      <w:sdtPr>
+        <w:id w:val="1922825863"/>
+        <w:docPartObj>
+          <w:docPartGallery w:val="Table of Contents"/>
+          <w:docPartUnique/>
+        </w:docPartObj>
+      </w:sdtPr>
+      <w:sdtEndPr>
+        <w:rPr>
+          <w:rFonts w:ascii="Times New Roman" w:eastAsiaTheme="minorEastAsia" w:hAnsi="Times New Roman" w:cstheme="minorBidi"/>
+          <w:noProof/>
+          <w:color w:val="000000" w:themeColor="text1"/>
+          <w:szCs w:val="22"/>
+          <w:highlight w:val="yellow"/>
+        </w:rPr>
+      </w:sdtEndPr>
+      <w:sdtContent>
+        <w:p>
+          <w:pPr>
+            <w:pStyle w:val="TOCHeading"/>
+            <w:spacing w:line="600" w:lineRule="auto"/>
+            <w:jc w:val="center"/>
+            <w:rPr>
+              <w:color w:val="76923C" w:themeColor="accent3" w:themeShade="BF"/>
+              <w:sz w:val="32"/>
+              <w:szCs w:val="32"/>
+            </w:rPr>
+          </w:pPr>
+          <w:r>
+            <w:rPr>
+              <w:color w:val="76923C" w:themeColor="accent3" w:themeShade="BF"/>
+              <w:sz w:val="32"/>
+              <w:szCs w:val="32"/>
+            </w:rPr>
+            <w:t>Table of Contents</w:t>
+          </w:r>
+        </w:p>
+        <w:p>
+          <w:pPr>
+            <w:pStyle w:val="TOC1"/>
+            <w:tabs>
+              <w:tab w:val="right" w:leader="dot" w:pos="9016"/>
+            </w:tabs>
+            <w:spacing w:line="600" w:lineRule="auto"/>
+            <w:rPr>
+              <w:b w:val="0"/>
+              <w:bCs w:val="0"/>
+              <w:i w:val="0"/>
+              <w:iCs w:val="0"/>
+              <w:noProof/>
+              <w:color w:val="000000" w:themeColor="text1"/>
+              <w:kern w:val="2"/>
+              <w:lang w:val="en-GB" w:eastAsia="en-GB"/>
+              <w14:ligatures w14:val="standardContextual"/>
+            </w:rPr>
+          </w:pPr>
+          <w:r>
+            <w:rPr>
+              <w:b w:val="0"/>
+              <w:bCs w:val="0"/>
+              <w:color w:val="000000" w:themeColor="text1"/>
+              <w:highlight w:val="yellow"/>
+            </w:rPr>
+            <w:fldChar w:fldCharType="begin"/>
+          </w:r>
+          <w:r>
+            <w:rPr>
+              <w:color w:val="000000" w:themeColor="text1"/>
+              <w:highlight w:val="yellow"/>
+            </w:rPr>
+            <w:instrText xml:space="preserve"> TOC \o "1-3" \h \z \u </w:instrText>
+          </w:r>
+          <w:r>
+            <w:rPr>
+              <w:b w:val="0"/>
+              <w:bCs w:val="0"/>
+              <w:color w:val="000000" w:themeColor="text1"/>
+              <w:highlight w:val="yellow"/>
+            </w:rPr>
+            <w:fldChar w:fldCharType="separate"/>
+          </w:r>
+          <w:hyperlink w:anchor="_Toc241346064" w:history="1">
+            <w:r>
+              <w:rPr>
+                <w:rStyle w:val="Hyperlink"/>
+                <w:rFonts w:cstheme="majorHAnsi"/>
+                <w:noProof/>
+                <w:color w:val="000000" w:themeColor="text1"/>
+              </w:rPr>
+              <w:t>Introduction and project objective</w:t>
+            </w:r>
+            <w:r>
+              <w:rPr>
+                <w:noProof/>
+                <w:webHidden/>
+                <w:color w:val="000000" w:themeColor="text1"/>
+              </w:rPr>
+              <w:tab/>
+            </w:r>
+            <w:r>
+              <w:rPr>
+                <w:noProof/>
+                <w:webHidden/>
+                <w:color w:val="000000" w:themeColor="text1"/>
+              </w:rPr>
+              <w:fldChar w:fldCharType="begin"/>
+            </w:r>
+            <w:r>
+              <w:rPr>
+                <w:noProof/>
+                <w:webHidden/>
+                <w:color w:val="000000" w:themeColor="text1"/>
+              </w:rPr>
+              <w:instrText xml:space="preserve"> PAGEREF _Toc241346064 \h </w:instrText>
+            </w:r>
+            <w:r>
+              <w:rPr>
+                <w:noProof/>
+                <w:webHidden/>
+                <w:color w:val="000000" w:themeColor="text1"/>
+              </w:rPr>
+            </w:r>
+            <w:r>
+              <w:rPr>
+                <w:noProof/>
+                <w:webHidden/>
+                <w:color w:val="000000" w:themeColor="text1"/>
+              </w:rPr>
+              <w:fldChar w:fldCharType="separate"/>
+            </w:r>
+            <w:r>
+              <w:rPr>
+                <w:noProof/>
+                <w:webHidden/>
+                <w:color w:val="000000" w:themeColor="text1"/>
+              </w:rPr>
+              <w:t>3</w:t>
+            </w:r>
+            <w:r>
+              <w:rPr>
+                <w:noProof/>
+                <w:webHidden/>
+                <w:color w:val="000000" w:themeColor="text1"/>
+              </w:rPr>
+              <w:fldChar w:fldCharType="end"/>
+            </w:r>
+          </w:hyperlink>
+        </w:p>
+        <w:p>
+          <w:pPr>
+            <w:pStyle w:val="TOC1"/>
+            <w:tabs>
+              <w:tab w:val="right" w:leader="dot" w:pos="9016"/>
+            </w:tabs>
+            <w:spacing w:line="600" w:lineRule="auto"/>
+            <w:rPr>
+              <w:b w:val="0"/>
+              <w:bCs w:val="0"/>
+              <w:i w:val="0"/>
+              <w:iCs w:val="0"/>
+              <w:noProof/>
+              <w:color w:val="000000" w:themeColor="text1"/>
+              <w:kern w:val="2"/>
+              <w:lang w:val="en-GB" w:eastAsia="en-GB"/>
+              <w14:ligatures w14:val="standardContextual"/>
+            </w:rPr>
+          </w:pPr>
+          <w:hyperlink w:anchor="_Toc241346065" w:history="1">
+            <w:r>
+              <w:rPr>
+                <w:rStyle w:val="Hyperlink"/>
+                <w:rFonts w:cstheme="majorHAnsi"/>
+                <w:noProof/>
+                <w:color w:val="000000" w:themeColor="text1"/>
+              </w:rPr>
+              <w:t>Evaluation and justification of tools</w:t>
+            </w:r>
+            <w:r>
+              <w:rPr>
+                <w:noProof/>
+                <w:webHidden/>
+                <w:color w:val="000000" w:themeColor="text1"/>
+              </w:rPr>
+              <w:tab/>
+            </w:r>
+            <w:r>
+              <w:rPr>
+                <w:noProof/>
+                <w:webHidden/>
+                <w:color w:val="000000" w:themeColor="text1"/>
+              </w:rPr>
+              <w:fldChar w:fldCharType="begin"/>
+            </w:r>
+            <w:r>
+              <w:rPr>
+                <w:noProof/>
+                <w:webHidden/>
+                <w:color w:val="000000" w:themeColor="text1"/>
+              </w:rPr>
+              <w:instrText xml:space="preserve"> PAGEREF _Toc241346065 \h </w:instrText>
+            </w:r>
+            <w:r>
+              <w:rPr>
+                <w:noProof/>
+                <w:webHidden/>
+                <w:color w:val="000000" w:themeColor="text1"/>
+              </w:rPr>
+            </w:r>
+            <w:r>
+              <w:rPr>
+                <w:noProof/>
+                <w:webHidden/>
+                <w:color w:val="000000" w:themeColor="text1"/>
+              </w:rPr>
+              <w:fldChar w:fldCharType="separate"/>
+            </w:r>
+            <w:r>
+              <w:rPr>
+                <w:noProof/>
+                <w:webHidden/>
+                <w:color w:val="000000" w:themeColor="text1"/>
+              </w:rPr>
+              <w:t>3</w:t>
+            </w:r>
+            <w:r>
+              <w:rPr>
+                <w:noProof/>
+                <w:webHidden/>
+                <w:color w:val="000000" w:themeColor="text1"/>
+              </w:rPr>
+              <w:fldChar w:fldCharType="end"/>
+            </w:r>
+          </w:hyperlink>
+        </w:p>
+        <w:p>
+          <w:pPr>
+            <w:pStyle w:val="TOC1"/>
+            <w:tabs>
+              <w:tab w:val="right" w:leader="dot" w:pos="9016"/>
+            </w:tabs>
+            <w:spacing w:line="600" w:lineRule="auto"/>
+            <w:rPr>
+              <w:b w:val="0"/>
+              <w:bCs w:val="0"/>
+              <w:i w:val="0"/>
+              <w:iCs w:val="0"/>
+              <w:noProof/>
+              <w:color w:val="000000" w:themeColor="text1"/>
+              <w:kern w:val="2"/>
+              <w:lang w:val="en-GB" w:eastAsia="en-GB"/>
+              <w14:ligatures w14:val="standardContextual"/>
+            </w:rPr>
+          </w:pPr>
+          <w:hyperlink w:anchor="_Toc241346066" w:history="1">
+            <w:r>
+              <w:rPr>
+                <w:rStyle w:val="Hyperlink"/>
+                <w:rFonts w:cstheme="majorHAnsi"/>
+                <w:noProof/>
+                <w:color w:val="000000" w:themeColor="text1"/>
+              </w:rPr>
+              <w:t>Dataset acquisition and scope</w:t>
+            </w:r>
+            <w:r>
+              <w:rPr>
+                <w:noProof/>
+                <w:webHidden/>
+                <w:color w:val="000000" w:themeColor="text1"/>
+              </w:rPr>
+              <w:tab/>
+            </w:r>
+            <w:r>
+              <w:rPr>
+                <w:noProof/>
+                <w:webHidden/>
+                <w:color w:val="000000" w:themeColor="text1"/>
+              </w:rPr>
+              <w:fldChar w:fldCharType="begin"/>
+            </w:r>
+            <w:r>
+              <w:rPr>
+                <w:noProof/>
+                <w:webHidden/>
+                <w:color w:val="000000" w:themeColor="text1"/>
+              </w:rPr>
+              <w:instrText xml:space="preserve"> PAGEREF _Toc241346066 \h </w:instrText>
+            </w:r>
+            <w:r>
+              <w:rPr>
+                <w:noProof/>
+                <w:webHidden/>
+                <w:color w:val="000000" w:themeColor="text1"/>
+              </w:rPr>
+            </w:r>
+            <w:r>
+              <w:rPr>
+                <w:noProof/>
+                <w:webHidden/>
+                <w:color w:val="000000" w:themeColor="text1"/>
+              </w:rPr>
+              <w:fldChar w:fldCharType="separate"/>
+            </w:r>
+            <w:r>
+              <w:rPr>
+                <w:noProof/>
+                <w:webHidden/>
+                <w:color w:val="000000" w:themeColor="text1"/>
+              </w:rPr>
+              <w:t>4</w:t>
+            </w:r>
+            <w:r>
+              <w:rPr>
+                <w:noProof/>
+                <w:webHidden/>
+                <w:color w:val="000000" w:themeColor="text1"/>
+              </w:rPr>
+              <w:fldChar w:fldCharType="end"/>
+            </w:r>
+          </w:hyperlink>
+        </w:p>
+        <w:p>
+          <w:pPr>
+            <w:pStyle w:val="TOC1"/>
+            <w:tabs>
+              <w:tab w:val="right" w:leader="dot" w:pos="9016"/>
+            </w:tabs>
+            <w:spacing w:line="600" w:lineRule="auto"/>
+            <w:rPr>
+              <w:b w:val="0"/>
+              <w:bCs w:val="0"/>
+              <w:i w:val="0"/>
+              <w:iCs w:val="0"/>
+              <w:noProof/>
+              <w:color w:val="000000" w:themeColor="text1"/>
+              <w:kern w:val="2"/>
+              <w:lang w:val="en-GB" w:eastAsia="en-GB"/>
+              <w14:ligatures w14:val="standardContextual"/>
+            </w:rPr>
+          </w:pPr>
+          <w:hyperlink w:anchor="_Toc241346067" w:history="1">
+            <w:r>
+              <w:rPr>
+                <w:rStyle w:val="Hyperlink"/>
+                <w:rFonts w:cstheme="majorHAnsi"/>
+                <w:noProof/>
+                <w:color w:val="000000" w:themeColor="text1"/>
+              </w:rPr>
+              <w:t>Data quality assessment and preprocessing</w:t>
+            </w:r>
+            <w:r>
+              <w:rPr>
+                <w:noProof/>
+                <w:webHidden/>
+                <w:color w:val="000000" w:themeColor="text1"/>
+              </w:rPr>
+              <w:tab/>
+            </w:r>
+            <w:r>
+              <w:rPr>
+                <w:noProof/>
+                <w:webHidden/>
+                <w:color w:val="000000" w:themeColor="text1"/>
+              </w:rPr>
+              <w:fldChar w:fldCharType="begin"/>
+            </w:r>
+            <w:r>
+              <w:rPr>
+                <w:noProof/>
+                <w:webHidden/>
+                <w:color w:val="000000" w:themeColor="text1"/>
+              </w:rPr>
+              <w:instrText xml:space="preserve"> PAGEREF _Toc241346067 \h </w:instrText>
+            </w:r>
+            <w:r>
+              <w:rPr>
+                <w:noProof/>
+                <w:webHidden/>
+                <w:color w:val="000000" w:themeColor="text1"/>
+              </w:rPr>
+            </w:r>
+            <w:r>
+              <w:rPr>
+                <w:noProof/>
+                <w:webHidden/>
+                <w:color w:val="000000" w:themeColor="text1"/>
+              </w:rPr>
+              <w:fldChar w:fldCharType="separate"/>
+            </w:r>
+            <w:r>
+              <w:rPr>
+                <w:noProof/>
+                <w:webHidden/>
+                <w:color w:val="000000" w:themeColor="text1"/>
+              </w:rPr>
+              <w:t>4</w:t>
+            </w:r>
+            <w:r>
+              <w:rPr>
+                <w:noProof/>
+                <w:webHidden/>
+                <w:color w:val="000000" w:themeColor="text1"/>
+              </w:rPr>
+              <w:fldChar w:fldCharType="end"/>
+            </w:r>
+          </w:hyperlink>
+        </w:p>
+        <w:p>
+          <w:pPr>
+            <w:pStyle w:val="TOC1"/>
+            <w:tabs>
+              <w:tab w:val="right" w:leader="dot" w:pos="9016"/>
+            </w:tabs>
+            <w:spacing w:line="600" w:lineRule="auto"/>
+            <w:rPr>
+              <w:b w:val="0"/>
+              <w:bCs w:val="0"/>
+              <w:i w:val="0"/>
+              <w:iCs w:val="0"/>
+              <w:noProof/>
+              <w:color w:val="000000" w:themeColor="text1"/>
+              <w:kern w:val="2"/>
+              <w:lang w:val="en-GB" w:eastAsia="en-GB"/>
+              <w14:ligatures w14:val="standardContextual"/>
+            </w:rPr>
+          </w:pPr>
+          <w:hyperlink w:anchor="_Toc241346068" w:history="1">
+            <w:r>
+              <w:rPr>
+                <w:rStyle w:val="Hyperlink"/>
+                <w:noProof/>
+                <w:color w:val="000000" w:themeColor="text1"/>
+              </w:rPr>
+              <w:t>Exploratory data analysis and findings</w:t>
+            </w:r>
+            <w:r>
+              <w:rPr>
+                <w:noProof/>
+                <w:webHidden/>
+                <w:color w:val="000000" w:themeColor="text1"/>
+              </w:rPr>
+              <w:tab/>
+            </w:r>
+            <w:r>
+              <w:rPr>
+                <w:noProof/>
+                <w:webHidden/>
+                <w:color w:val="000000" w:themeColor="text1"/>
+              </w:rPr>
+              <w:fldChar w:fldCharType="begin"/>
+            </w:r>
+            <w:r>
+              <w:rPr>
+                <w:noProof/>
+                <w:webHidden/>
+                <w:color w:val="000000" w:themeColor="text1"/>
+              </w:rPr>
+              <w:instrText xml:space="preserve"> PAGEREF _Toc241346068 \h </w:instrText>
+            </w:r>
+            <w:r>
+              <w:rPr>
+                <w:noProof/>
+                <w:webHidden/>
+                <w:color w:val="000000" w:themeColor="text1"/>
+              </w:rPr>
+            </w:r>
+            <w:r>
+              <w:rPr>
+                <w:noProof/>
+                <w:webHidden/>
+                <w:color w:val="000000" w:themeColor="text1"/>
+              </w:rPr>
+              <w:fldChar w:fldCharType="separate"/>
+            </w:r>
+            <w:r>
+              <w:rPr>
+                <w:noProof/>
+                <w:webHidden/>
+                <w:color w:val="000000" w:themeColor="text1"/>
+              </w:rPr>
+              <w:t>5</w:t>
+            </w:r>
+            <w:r>
+              <w:rPr>
+                <w:noProof/>
+                <w:webHidden/>
+                <w:color w:val="000000" w:themeColor="text1"/>
+              </w:rPr>
+              <w:fldChar w:fldCharType="end"/>
+            </w:r>
+          </w:hyperlink>
+        </w:p>
+        <w:p>
+          <w:pPr>
+            <w:pStyle w:val="TOC1"/>
+            <w:tabs>
+              <w:tab w:val="right" w:leader="dot" w:pos="9016"/>
+            </w:tabs>
+            <w:spacing w:line="600" w:lineRule="auto"/>
+            <w:rPr>
+              <w:b w:val="0"/>
+              <w:bCs w:val="0"/>
+              <w:i w:val="0"/>
+              <w:iCs w:val="0"/>
+              <w:noProof/>
+              <w:color w:val="000000" w:themeColor="text1"/>
+              <w:kern w:val="2"/>
+              <w:lang w:val="en-GB" w:eastAsia="en-GB"/>
+              <w14:ligatures w14:val="standardContextual"/>
+            </w:rPr>
+          </w:pPr>
+          <w:hyperlink w:anchor="_Toc241346069" w:history="1">
+            <w:r>
+              <w:rPr>
+                <w:rStyle w:val="Hyperlink"/>
+                <w:rFonts w:cstheme="majorHAnsi"/>
+                <w:noProof/>
+                <w:color w:val="000000" w:themeColor="text1"/>
+              </w:rPr>
+              <w:t>Predictive models and evaluation</w:t>
+            </w:r>
+            <w:r>
+              <w:rPr>
+                <w:noProof/>
+                <w:webHidden/>
+                <w:color w:val="000000" w:themeColor="text1"/>
+              </w:rPr>
+              <w:tab/>
+            </w:r>
+            <w:r>
+              <w:rPr>
+                <w:noProof/>
+                <w:webHidden/>
+                <w:color w:val="000000" w:themeColor="text1"/>
+              </w:rPr>
+              <w:fldChar w:fldCharType="begin"/>
+            </w:r>
+            <w:r>
+              <w:rPr>
+                <w:noProof/>
+                <w:webHidden/>
+                <w:color w:val="000000" w:themeColor="text1"/>
+              </w:rPr>
+              <w:instrText xml:space="preserve"> PAGEREF _Toc241346069 \h </w:instrText>
+            </w:r>
+            <w:r>
+              <w:rPr>
+                <w:noProof/>
+                <w:webHidden/>
+                <w:color w:val="000000" w:themeColor="text1"/>
+              </w:rPr>
+            </w:r>
+            <w:r>
+              <w:rPr>
+                <w:noProof/>
+                <w:webHidden/>
+                <w:color w:val="000000" w:themeColor="text1"/>
+              </w:rPr>
+              <w:fldChar w:fldCharType="separate"/>
+            </w:r>
+            <w:r>
+              <w:rPr>
+                <w:noProof/>
+                <w:webHidden/>
+                <w:color w:val="000000" w:themeColor="text1"/>
+              </w:rPr>
+              <w:t>7</w:t>
+            </w:r>
+            <w:r>
+              <w:rPr>
+                <w:noProof/>
+                <w:webHidden/>
+                <w:color w:val="000000" w:themeColor="text1"/>
+              </w:rPr>
+              <w:fldChar w:fldCharType="end"/>
+            </w:r>
+          </w:hyperlink>
+        </w:p>
+        <w:p>
+          <w:pPr>
+            <w:pStyle w:val="TOC1"/>
+            <w:tabs>
+              <w:tab w:val="right" w:leader="dot" w:pos="9016"/>
+            </w:tabs>
+            <w:spacing w:line="600" w:lineRule="auto"/>
+            <w:rPr>
+              <w:b w:val="0"/>
+              <w:bCs w:val="0"/>
+              <w:i w:val="0"/>
+              <w:iCs w:val="0"/>
+              <w:noProof/>
+              <w:color w:val="000000" w:themeColor="text1"/>
+              <w:kern w:val="2"/>
+              <w:lang w:val="en-GB" w:eastAsia="en-GB"/>
+              <w14:ligatures w14:val="standardContextual"/>
+            </w:rPr>
+          </w:pPr>
+          <w:hyperlink w:anchor="_Toc241346070" w:history="1">
+            <w:r>
+              <w:rPr>
+                <w:rStyle w:val="Hyperlink"/>
+                <w:noProof/>
+                <w:color w:val="000000" w:themeColor="text1"/>
+                <w:lang w:val="en-GB"/>
+              </w:rPr>
+              <w:t>Limitations and practical recommendations</w:t>
+            </w:r>
+            <w:r>
+              <w:rPr>
+                <w:noProof/>
+                <w:webHidden/>
+                <w:color w:val="000000" w:themeColor="text1"/>
+              </w:rPr>
+              <w:tab/>
+            </w:r>
+            <w:r>
+              <w:rPr>
+                <w:noProof/>
+                <w:webHidden/>
+                <w:color w:val="000000" w:themeColor="text1"/>
+              </w:rPr>
+              <w:fldChar w:fldCharType="begin"/>
+            </w:r>
+            <w:r>
+              <w:rPr>
+                <w:noProof/>
+                <w:webHidden/>
+                <w:color w:val="000000" w:themeColor="text1"/>
+              </w:rPr>
+              <w:instrText xml:space="preserve"> PAGEREF _Toc241346070 \h </w:instrText>
+            </w:r>
+            <w:r>
+              <w:rPr>
+                <w:noProof/>
+                <w:webHidden/>
+                <w:color w:val="000000" w:themeColor="text1"/>
+              </w:rPr>
+            </w:r>
+            <w:r>
+              <w:rPr>
+                <w:noProof/>
+                <w:webHidden/>
+                <w:color w:val="000000" w:themeColor="text1"/>
+              </w:rPr>
+              <w:fldChar w:fldCharType="separate"/>
+            </w:r>
+            <w:r>
+              <w:rPr>
+                <w:noProof/>
+                <w:webHidden/>
+                <w:color w:val="000000" w:themeColor="text1"/>
+              </w:rPr>
+              <w:t>8</w:t>
+            </w:r>
+            <w:r>
+              <w:rPr>
+                <w:noProof/>
+                <w:webHidden/>
+                <w:color w:val="000000" w:themeColor="text1"/>
+              </w:rPr>
+              <w:fldChar w:fldCharType="end"/>
+            </w:r>
+          </w:hyperlink>
+        </w:p>
+        <w:p>
+          <w:pPr>
+            <w:pStyle w:val="TOC1"/>
+            <w:tabs>
+              <w:tab w:val="right" w:leader="dot" w:pos="9016"/>
+            </w:tabs>
+            <w:spacing w:line="600" w:lineRule="auto"/>
+            <w:rPr>
+              <w:b w:val="0"/>
+              <w:bCs w:val="0"/>
+              <w:i w:val="0"/>
+              <w:iCs w:val="0"/>
+              <w:noProof/>
+              <w:color w:val="000000" w:themeColor="text1"/>
+              <w:kern w:val="2"/>
+              <w:lang w:val="en-GB" w:eastAsia="en-GB"/>
+              <w14:ligatures w14:val="standardContextual"/>
+            </w:rPr>
+          </w:pPr>
+          <w:hyperlink w:anchor="_Toc241346071" w:history="1">
+            <w:r>
+              <w:rPr>
+                <w:rStyle w:val="Hyperlink"/>
+                <w:noProof/>
+                <w:color w:val="000000" w:themeColor="text1"/>
+                <w:lang w:val="en-GB"/>
+              </w:rPr>
+              <w:t>Conclusion</w:t>
+            </w:r>
+            <w:r>
+              <w:rPr>
+                <w:noProof/>
+                <w:webHidden/>
+                <w:color w:val="000000" w:themeColor="text1"/>
+              </w:rPr>
+              <w:tab/>
+            </w:r>
+            <w:r>
+              <w:rPr>
+                <w:noProof/>
+                <w:webHidden/>
+                <w:color w:val="000000" w:themeColor="text1"/>
+              </w:rPr>
+              <w:fldChar w:fldCharType="begin"/>
+            </w:r>
+            <w:r>
+              <w:rPr>
+                <w:noProof/>
+                <w:webHidden/>
+                <w:color w:val="000000" w:themeColor="text1"/>
+              </w:rPr>
+              <w:instrText xml:space="preserve"> PAGEREF _Toc241346071 \h </w:instrText>
+            </w:r>
+            <w:r>
+              <w:rPr>
+                <w:noProof/>
+                <w:webHidden/>
+                <w:color w:val="000000" w:themeColor="text1"/>
+              </w:rPr>
+            </w:r>
+            <w:r>
+              <w:rPr>
+                <w:noProof/>
+                <w:webHidden/>
+                <w:color w:val="000000" w:themeColor="text1"/>
+              </w:rPr>
+              <w:fldChar w:fldCharType="separate"/>
+            </w:r>
+            <w:r>
+              <w:rPr>
+                <w:noProof/>
+                <w:webHidden/>
+                <w:color w:val="000000" w:themeColor="text1"/>
+              </w:rPr>
+              <w:t>8</w:t>
+            </w:r>
+            <w:r>
+              <w:rPr>
+                <w:noProof/>
+                <w:webHidden/>
+                <w:color w:val="000000" w:themeColor="text1"/>
+              </w:rPr>
+              <w:fldChar w:fldCharType="end"/>
+            </w:r>
+          </w:hyperlink>
+        </w:p>
+        <w:p>
+          <w:pPr>
+            <w:pStyle w:val="TOC1"/>
+            <w:tabs>
+              <w:tab w:val="right" w:leader="dot" w:pos="9016"/>
+            </w:tabs>
+            <w:spacing w:line="600" w:lineRule="auto"/>
+            <w:rPr>
+              <w:b w:val="0"/>
+              <w:bCs w:val="0"/>
+              <w:i w:val="0"/>
+              <w:iCs w:val="0"/>
+              <w:noProof/>
+              <w:color w:val="000000" w:themeColor="text1"/>
+              <w:kern w:val="2"/>
+              <w:lang w:val="en-GB" w:eastAsia="en-GB"/>
+              <w14:ligatures w14:val="standardContextual"/>
+            </w:rPr>
+          </w:pPr>
+          <w:hyperlink w:anchor="_Toc241346072" w:history="1">
+            <w:r>
+              <w:rPr>
+                <w:rStyle w:val="Hyperlink"/>
+                <w:noProof/>
+                <w:color w:val="000000" w:themeColor="text1"/>
+                <w:lang w:val="en-GB"/>
+              </w:rPr>
+              <w:t>Collaboration and milestones</w:t>
+            </w:r>
+            <w:r>
+              <w:rPr>
+                <w:noProof/>
+                <w:webHidden/>
+                <w:color w:val="000000" w:themeColor="text1"/>
+              </w:rPr>
+              <w:tab/>
+            </w:r>
+            <w:r>
+              <w:rPr>
+                <w:noProof/>
+                <w:webHidden/>
+                <w:color w:val="000000" w:themeColor="text1"/>
+              </w:rPr>
+              <w:fldChar w:fldCharType="begin"/>
+            </w:r>
+            <w:r>
+              <w:rPr>
+                <w:noProof/>
+                <w:webHidden/>
+                <w:color w:val="000000" w:themeColor="text1"/>
+              </w:rPr>
+              <w:instrText xml:space="preserve"> PAGEREF _Toc241346072 \h </w:instrText>
+            </w:r>
+            <w:r>
+              <w:rPr>
+                <w:noProof/>
+                <w:webHidden/>
+                <w:color w:val="000000" w:themeColor="text1"/>
+              </w:rPr>
+            </w:r>
+            <w:r>
+              <w:rPr>
+                <w:noProof/>
+                <w:webHidden/>
+                <w:color w:val="000000" w:themeColor="text1"/>
+              </w:rPr>
+              <w:fldChar w:fldCharType="separate"/>
+            </w:r>
+            <w:r>
+              <w:rPr>
+                <w:noProof/>
+                <w:webHidden/>
+                <w:color w:val="000000" w:themeColor="text1"/>
+              </w:rPr>
+              <w:t>8</w:t>
+            </w:r>
+            <w:r>
+              <w:rPr>
+                <w:noProof/>
+                <w:webHidden/>
+                <w:color w:val="000000" w:themeColor="text1"/>
+              </w:rPr>
+              <w:fldChar w:fldCharType="end"/>
+            </w:r>
+          </w:hyperlink>
+        </w:p>
+        <w:p>
+          <w:pPr>
+            <w:pStyle w:val="TOC1"/>
+            <w:tabs>
+              <w:tab w:val="right" w:leader="dot" w:pos="9016"/>
+            </w:tabs>
+            <w:spacing w:line="600" w:lineRule="auto"/>
+            <w:rPr>
+              <w:b w:val="0"/>
+              <w:bCs w:val="0"/>
+              <w:i w:val="0"/>
+              <w:iCs w:val="0"/>
+              <w:noProof/>
+              <w:color w:val="000000" w:themeColor="text1"/>
+              <w:kern w:val="2"/>
+              <w:lang w:val="en-GB" w:eastAsia="en-GB"/>
+              <w14:ligatures w14:val="standardContextual"/>
+            </w:rPr>
+          </w:pPr>
+          <w:hyperlink w:anchor="_Toc241346073" w:history="1">
+            <w:r>
+              <w:rPr>
+                <w:rStyle w:val="Hyperlink"/>
+                <w:rFonts w:cstheme="majorHAnsi"/>
+                <w:noProof/>
+                <w:color w:val="000000" w:themeColor="text1"/>
+              </w:rPr>
+              <w:t>References</w:t>
+            </w:r>
+            <w:r>
+              <w:rPr>
+                <w:noProof/>
+                <w:webHidden/>
+                <w:color w:val="000000" w:themeColor="text1"/>
+              </w:rPr>
+              <w:tab/>
+            </w:r>
+            <w:r>
+              <w:rPr>
+                <w:noProof/>
+                <w:webHidden/>
+                <w:color w:val="000000" w:themeColor="text1"/>
+              </w:rPr>
+              <w:fldChar w:fldCharType="begin"/>
+            </w:r>
+            <w:r>
+              <w:rPr>
+                <w:noProof/>
+                <w:webHidden/>
+                <w:color w:val="000000" w:themeColor="text1"/>
+              </w:rPr>
+              <w:instrText xml:space="preserve"> PAGEREF _Toc241346073 \h </w:instrText>
+            </w:r>
+            <w:r>
+              <w:rPr>
+                <w:noProof/>
+                <w:webHidden/>
+                <w:color w:val="000000" w:themeColor="text1"/>
+              </w:rPr>
+            </w:r>
+            <w:r>
+              <w:rPr>
+                <w:noProof/>
+                <w:webHidden/>
+                <w:color w:val="000000" w:themeColor="text1"/>
+              </w:rPr>
+              <w:fldChar w:fldCharType="separate"/>
+            </w:r>
+            <w:r>
+              <w:rPr>
+                <w:noProof/>
+                <w:webHidden/>
+                <w:color w:val="000000" w:themeColor="text1"/>
+              </w:rPr>
+              <w:t>10</w:t>
+            </w:r>
+            <w:r>
+              <w:rPr>
+                <w:noProof/>
+                <w:webHidden/>
+                <w:color w:val="000000" w:themeColor="text1"/>
+              </w:rPr>
+              <w:fldChar w:fldCharType="end"/>
+            </w:r>
+          </w:hyperlink>
+        </w:p>
+        <w:p>
+          <w:pPr>
+            <w:pStyle w:val="TOC1"/>
+            <w:tabs>
+              <w:tab w:val="right" w:leader="dot" w:pos="9016"/>
+            </w:tabs>
+            <w:spacing w:line="600" w:lineRule="auto"/>
+            <w:rPr>
+              <w:b w:val="0"/>
+              <w:bCs w:val="0"/>
+              <w:i w:val="0"/>
+              <w:iCs w:val="0"/>
+              <w:noProof/>
+              <w:color w:val="000000" w:themeColor="text1"/>
+              <w:kern w:val="2"/>
+              <w:lang w:val="en-GB" w:eastAsia="en-GB"/>
+              <w14:ligatures w14:val="standardContextual"/>
+            </w:rPr>
+          </w:pPr>
+          <w:hyperlink w:anchor="_Toc241346074" w:history="1">
+            <w:r>
+              <w:rPr>
+                <w:rStyle w:val="Hyperlink"/>
+                <w:noProof/>
+                <w:color w:val="000000" w:themeColor="text1"/>
+              </w:rPr>
+              <w:t>Appendix A. AI usage declaration</w:t>
+            </w:r>
+            <w:r>
+              <w:rPr>
+                <w:noProof/>
+                <w:webHidden/>
+                <w:color w:val="000000" w:themeColor="text1"/>
+              </w:rPr>
+              <w:tab/>
+            </w:r>
+            <w:r>
+              <w:rPr>
+                <w:noProof/>
+                <w:webHidden/>
+                <w:color w:val="000000" w:themeColor="text1"/>
+              </w:rPr>
+              <w:fldChar w:fldCharType="begin"/>
+            </w:r>
+            <w:r>
+              <w:rPr>
+                <w:noProof/>
+                <w:webHidden/>
+                <w:color w:val="000000" w:themeColor="text1"/>
+              </w:rPr>
+              <w:instrText xml:space="preserve"> PAGEREF _Toc241346074 \h </w:instrText>
+            </w:r>
+            <w:r>
+              <w:rPr>
+                <w:noProof/>
+                <w:webHidden/>
+                <w:color w:val="000000" w:themeColor="text1"/>
+              </w:rPr>
+            </w:r>
+            <w:r>
+              <w:rPr>
+                <w:noProof/>
+                <w:webHidden/>
+                <w:color w:val="000000" w:themeColor="text1"/>
+              </w:rPr>
+              <w:fldChar w:fldCharType="separate"/>
+            </w:r>
+            <w:r>
+              <w:rPr>
+                <w:noProof/>
+                <w:webHidden/>
+                <w:color w:val="000000" w:themeColor="text1"/>
+              </w:rPr>
+              <w:t>10</w:t>
+            </w:r>
+            <w:r>
+              <w:rPr>
+                <w:noProof/>
+                <w:webHidden/>
+                <w:color w:val="000000" w:themeColor="text1"/>
+              </w:rPr>
+              <w:fldChar w:fldCharType="end"/>
+            </w:r>
+          </w:hyperlink>
+        </w:p>
+        <w:p>
+          <w:pPr>
+            <w:spacing w:line="600" w:lineRule="auto"/>
+            <w:rPr>
+              <w:color w:val="000000" w:themeColor="text1"/>
+            </w:rPr>
+          </w:pPr>
+          <w:r>
+            <w:rPr>
+              <w:b/>
+              <w:bCs/>
+              <w:noProof/>
+              <w:color w:val="000000" w:themeColor="text1"/>
+              <w:highlight w:val="yellow"/>
+            </w:rPr>
+            <w:fldChar w:fldCharType="end"/>
+          </w:r>
+        </w:p>
+      </w:sdtContent>
+    </w:sdt>
+    <w:p>
+      <w:pPr>
+        <w:spacing w:after="200" w:line="276" w:lineRule="auto"/>
+        <w:rPr>
+          <w:rFonts w:asciiTheme="majorHAnsi" w:eastAsiaTheme="majorEastAsia" w:hAnsiTheme="majorHAnsi" w:cstheme="majorHAnsi"/>
+          <w:b/>
+          <w:bCs/>
+          <w:color w:val="76923C" w:themeColor="accent3" w:themeShade="BF"/>
+          <w:sz w:val="28"/>
+          <w:szCs w:val="28"/>
+        </w:rPr>
+      </w:pPr>
+      <w:r>
+        <w:rPr>
+          <w:rFonts w:cstheme="majorHAnsi"/>
+          <w:color w:val="76923C" w:themeColor="accent3" w:themeShade="BF"/>
+          <w:sz w:val="28"/>
+        </w:rPr>
+        <w:br w:type="page"/>
       </w:r>
     </w:p>
     <w:p>
       <w:pPr>
         <w:pStyle w:val="Heading1"/>
+        <w:spacing w:line="360" w:lineRule="auto"/>
+        <w:rPr>
+          <w:rFonts w:cstheme="majorHAnsi"/>
+          <w:color w:val="76923C" w:themeColor="accent3" w:themeShade="BF"/>
+          <w:sz w:val="28"/>
+        </w:rPr>
+      </w:pPr>
+      <w:bookmarkStart w:id="0" w:name="_Toc241346064"/>
+      <w:r>
+        <w:rPr>
+          <w:rFonts w:cstheme="majorHAnsi"/>
+          <w:color w:val="76923C" w:themeColor="accent3" w:themeShade="BF"/>
+          <w:sz w:val="28"/>
+        </w:rPr>
+        <w:lastRenderedPageBreak/>
+        <w:t>Introduction and project objective</w:t>
+      </w:r>
+      <w:bookmarkEnd w:id="0"/>
+    </w:p>
+    <w:p>
+      <w:pPr>
+        <w:spacing w:line="360" w:lineRule="auto"/>
+        <w:rPr>
+          <w:rFonts w:asciiTheme="majorHAnsi" w:hAnsiTheme="majorHAnsi" w:cstheme="majorHAnsi"/>
+          <w:color w:val="76923C" w:themeColor="accent3" w:themeShade="BF"/>
+          <w:sz w:val="28"/>
+        </w:rPr>
       </w:pPr>
       <w:r>
-        <w:t>1. Introduction and project objective</w:t>
+        <w:rPr>
+          <w:rFonts w:asciiTheme="majorHAnsi" w:hAnsiTheme="majorHAnsi" w:cstheme="majorHAnsi"/>
+        </w:rPr>
+        <w:t xml:space="preserve">Environmental teams could use urban air-quality data to detect where additional monitoring efforts should be undertaken and to determine air quality patterns. The aim of this project is to examine the nitrogen dioxide (NO₂) data from a published dataset derived from OpenAQ. It investigates three weather stations and </w:t>
+      </w:r>
+      <w:r>
+        <w:rPr>
+          <w:rFonts w:asciiTheme="majorHAnsi" w:hAnsiTheme="majorHAnsi" w:cstheme="majorHAnsi"/>
+        </w:rPr>
+        <w:t>forecasts</w:t>
+      </w:r>
+      <w:r>
+        <w:rPr>
+          <w:rFonts w:asciiTheme="majorHAnsi" w:hAnsiTheme="majorHAnsi" w:cstheme="majorHAnsi"/>
+        </w:rPr>
+        <w:t xml:space="preserve"> the weather condition for the next hour at the Paris station. Users: Environmental monitoring team, clear and practical example of support of Python in analysis. Personal exposure assessments and public health recommendations are not estimated or provided by the project.</w:t>
+      </w:r>
+    </w:p>
+    <w:p>
+      <w:pPr>
+        <w:spacing w:line="360" w:lineRule="auto"/>
+        <w:rPr>
+          <w:rFonts w:asciiTheme="majorHAnsi" w:hAnsiTheme="majorHAnsi" w:cstheme="majorHAnsi"/>
+          <w:b/>
+          <w:bCs/>
+        </w:rPr>
+      </w:pPr>
+      <w:r>
+        <w:rPr>
+          <w:rFonts w:asciiTheme="majorHAnsi" w:hAnsiTheme="majorHAnsi" w:cstheme="majorHAnsi"/>
+        </w:rPr>
+        <w:t>The most important question is whether recent NO₂ readings and basic calendar data can enhance the performance of 1-hour-ahead predictions. The project also includes questions on whether the observed distributions vary between stations, the difference in readings within the hour and by day of the week, and whether the quality of the data affects the conclusions. The target is for continuous concentration in micrograms per cubic meter (µg/m³). Hence, Linear Regression and Random Forest regression models are compared to a simple persistence baseline. Success is defined as having the least average prediction error on the following period which was not used to fit or select the model.</w:t>
+      </w:r>
+    </w:p>
+    <w:p>
+      <w:pPr>
+        <w:pStyle w:val="Heading1"/>
+        <w:spacing w:line="360" w:lineRule="auto"/>
+        <w:rPr>
+          <w:rFonts w:cstheme="majorHAnsi"/>
+          <w:color w:val="76923C" w:themeColor="accent3" w:themeShade="BF"/>
+          <w:sz w:val="28"/>
+        </w:rPr>
+      </w:pPr>
+      <w:bookmarkStart w:id="1" w:name="_Toc241346065"/>
+      <w:r>
+        <w:rPr>
+          <w:rFonts w:cstheme="majorHAnsi"/>
+          <w:color w:val="76923C" w:themeColor="accent3" w:themeShade="BF"/>
+          <w:sz w:val="28"/>
+        </w:rPr>
+        <w:t>Evaluation and justification of tools</w:t>
+      </w:r>
+      <w:bookmarkEnd w:id="1"/>
+    </w:p>
+    <w:p>
+      <w:pPr>
+        <w:spacing w:line="360" w:lineRule="auto"/>
+        <w:rPr>
+          <w:rFonts w:asciiTheme="majorHAnsi" w:hAnsiTheme="majorHAnsi" w:cstheme="majorHAnsi"/>
+          <w:b/>
+          <w:bCs/>
+        </w:rPr>
+      </w:pPr>
+      <w:r>
+        <w:rPr>
+          <w:rFonts w:asciiTheme="majorHAnsi" w:hAnsiTheme="majorHAnsi" w:cstheme="majorHAnsi"/>
+        </w:rPr>
+        <w:t>Python was chosen as its support for cleaning, charts and machine learning are all in one reproducible workflow. Jupyter presents a new way for code, written explanations and outputs to be displayed together, thus making it easier for group members and markers to follow the steps [3]. Note that if cells are run in the wrong order, old results can be held in memory. It's therefore a part of the final review to restart the kernel and run each cell. A spreadsheet might contain the small data set; however, Python allows repeated creation of a lag and easy, consistent comparisons of models.</w:t>
+      </w:r>
+    </w:p>
+    <w:p>
+      <w:pPr>
+        <w:spacing w:line="360" w:lineRule="auto"/>
+        <w:rPr>
+          <w:rFonts w:asciiTheme="majorHAnsi" w:hAnsiTheme="majorHAnsi" w:cstheme="majorHAnsi"/>
+          <w:b/>
+          <w:bCs/>
+        </w:rPr>
+      </w:pPr>
+      <w:r>
+        <w:rPr>
+          <w:rFonts w:asciiTheme="majorHAnsi" w:hAnsiTheme="majorHAnsi" w:cstheme="majorHAnsi"/>
+        </w:rPr>
+        <w:t xml:space="preserve">The import of CSV files, conversion of dates to hours, missing value and hourly indexing and grouped summaries were performed using pandas. The labelled tables decrease chances of mixing up columns. The numeric calculations and sine and cosine features which represented the repeating daily cycle [7] were made using the NumPy library. These libraries work well with a small dataset in memory. There is no real need for a distributed platform </w:t>
+      </w:r>
+      <w:proofErr w:type="gramStart"/>
+      <w:r>
+        <w:rPr>
+          <w:rFonts w:asciiTheme="majorHAnsi" w:hAnsiTheme="majorHAnsi" w:cstheme="majorHAnsi"/>
+        </w:rPr>
+        <w:t>at this time</w:t>
+      </w:r>
+      <w:proofErr w:type="gramEnd"/>
+      <w:r>
+        <w:rPr>
+          <w:rFonts w:asciiTheme="majorHAnsi" w:hAnsiTheme="majorHAnsi" w:cstheme="majorHAnsi"/>
+        </w:rPr>
+        <w:t xml:space="preserve"> for this project.</w:t>
+      </w:r>
+    </w:p>
+    <w:p>
+      <w:pPr>
+        <w:spacing w:line="360" w:lineRule="auto"/>
+        <w:rPr>
+          <w:rFonts w:asciiTheme="majorHAnsi" w:hAnsiTheme="majorHAnsi" w:cstheme="majorHAnsi"/>
+          <w:b/>
+          <w:bCs/>
+        </w:rPr>
+      </w:pPr>
+      <w:r>
+        <w:rPr>
+          <w:rFonts w:asciiTheme="majorHAnsi" w:hAnsiTheme="majorHAnsi" w:cstheme="majorHAnsi"/>
+        </w:rPr>
+        <w:t xml:space="preserve">Labelled boxplots, histograms and time-series charts were chosen to be plotted using Matplotlib. scikit-learn will supply evaluation functions that are consistent across the different regression algorithms, plus regression algorithms themselves [4]– [6] that allow direct control over axes, units and figure sizes for a live dashboard. Linear Regression is simple to explain, and random forest is </w:t>
+      </w:r>
+      <w:r>
+        <w:rPr>
+          <w:rFonts w:asciiTheme="majorHAnsi" w:hAnsiTheme="majorHAnsi" w:cstheme="majorHAnsi"/>
+        </w:rPr>
+        <w:lastRenderedPageBreak/>
+        <w:t>opaque but works for more complex relationships. The group’s actual revisions and reviews should be documented in the dated shared versions or in the Git version. If an AI-generated file is created, it is not assumed to be a student's contribution.</w:t>
+      </w:r>
+    </w:p>
+    <w:p>
+      <w:pPr>
+        <w:pStyle w:val="Heading1"/>
+        <w:spacing w:line="360" w:lineRule="auto"/>
+        <w:rPr>
+          <w:rFonts w:cstheme="majorHAnsi"/>
+          <w:color w:val="76923C" w:themeColor="accent3" w:themeShade="BF"/>
+          <w:sz w:val="28"/>
+        </w:rPr>
+      </w:pPr>
+      <w:bookmarkStart w:id="2" w:name="_Toc241346066"/>
+      <w:r>
+        <w:rPr>
+          <w:rFonts w:cstheme="majorHAnsi"/>
+          <w:color w:val="76923C" w:themeColor="accent3" w:themeShade="BF"/>
+          <w:sz w:val="28"/>
+        </w:rPr>
+        <w:t>Dataset acquisition and scope</w:t>
+      </w:r>
+      <w:bookmarkEnd w:id="2"/>
+    </w:p>
+    <w:p>
+      <w:pPr>
+        <w:spacing w:line="360" w:lineRule="auto"/>
+        <w:rPr>
+          <w:rFonts w:asciiTheme="majorHAnsi" w:hAnsiTheme="majorHAnsi" w:cstheme="majorHAnsi"/>
+          <w:b/>
+          <w:bCs/>
+        </w:rPr>
+      </w:pPr>
+      <w:r>
+        <w:rPr>
+          <w:rFonts w:asciiTheme="majorHAnsi" w:hAnsiTheme="majorHAnsi" w:cstheme="majorHAnsi"/>
+        </w:rPr>
+        <w:t xml:space="preserve">It is retrieved from the </w:t>
+      </w:r>
+      <w:proofErr w:type="gramStart"/>
+      <w:r>
+        <w:rPr>
+          <w:rFonts w:asciiTheme="majorHAnsi" w:hAnsiTheme="majorHAnsi" w:cstheme="majorHAnsi"/>
+        </w:rPr>
+        <w:t>pandas</w:t>
+      </w:r>
+      <w:proofErr w:type="gramEnd"/>
+      <w:r>
+        <w:rPr>
+          <w:rFonts w:asciiTheme="majorHAnsi" w:hAnsiTheme="majorHAnsi" w:cstheme="majorHAnsi"/>
+        </w:rPr>
+        <w:t xml:space="preserve"> project repository on 4 September 2026 [2] and identified by pandas as an OpenAQ sample from FR04014 in Paris, BETR801 in Antwerp and London Westminster [1]. This is not a new download from OpenAQ's full data repository but a historical teaching extract. The data file has four columns (one NO₂ for each station) and 1,035 rows, which is the number of reported datetimes. It is reported to have been held from 7 May to 21 June 2019. The notebook incorporates the recovered CSV snapshot and verifies the snapshot's SHA-256 hash, which means there's no need to have a separate data file or API key.</w:t>
+      </w:r>
+    </w:p>
+    <w:p>
+      <w:pPr>
+        <w:pStyle w:val="Heading1"/>
+        <w:spacing w:line="360" w:lineRule="auto"/>
+        <w:rPr>
+          <w:rFonts w:cstheme="majorHAnsi"/>
+          <w:color w:val="76923C" w:themeColor="accent3" w:themeShade="BF"/>
+          <w:sz w:val="28"/>
+        </w:rPr>
+      </w:pPr>
+      <w:bookmarkStart w:id="3" w:name="_Toc241346067"/>
+      <w:r>
+        <w:rPr>
+          <w:rFonts w:cstheme="majorHAnsi"/>
+          <w:color w:val="76923C" w:themeColor="accent3" w:themeShade="BF"/>
+          <w:sz w:val="28"/>
+        </w:rPr>
+        <w:t>Data quality assessment and preprocessing</w:t>
+      </w:r>
+      <w:bookmarkEnd w:id="3"/>
+    </w:p>
+    <w:p>
+      <w:pPr>
+        <w:spacing w:line="360" w:lineRule="auto"/>
+        <w:rPr>
+          <w:rFonts w:asciiTheme="majorHAnsi" w:hAnsiTheme="majorHAnsi" w:cstheme="majorHAnsi"/>
+        </w:rPr>
+      </w:pPr>
+      <w:r>
+        <w:rPr>
+          <w:rFonts w:asciiTheme="majorHAnsi" w:hAnsiTheme="majorHAnsi" w:cstheme="majorHAnsi"/>
+        </w:rPr>
+        <w:t>The raw file was kept separate from the cleaned table. Dates were converted to datetime values, and all three measurement columns were checked as numeric. The assessment found no exact duplicate rows, invalid dates, invalid numeric strings or negative concentrations. The code also checks for conflicting duplicate timestamps and stops for review if they occur. These checks are included even when the current file contains no such errors, because the same workflow should identify them in a later dataset.</w:t>
+      </w:r>
+    </w:p>
+    <w:p>
+      <w:pPr>
+        <w:spacing w:line="360" w:lineRule="auto"/>
+        <w:rPr>
+          <w:rFonts w:asciiTheme="majorHAnsi" w:hAnsiTheme="majorHAnsi" w:cstheme="majorHAnsi"/>
+        </w:rPr>
+      </w:pPr>
+      <w:r>
+        <w:rPr>
+          <w:rFonts w:asciiTheme="majorHAnsi" w:hAnsiTheme="majorHAnsi" w:cstheme="majorHAnsi"/>
+        </w:rPr>
+        <w:t>Missing values required more attention. The original station columns contain 940 missing Antwerp cells, 31 missing Paris cells and 66 missing London cells. There are also 46 entirely absent hourly timestamps. Reindexing from the first to the last reported timestamp creates a grid of 1,081 hours. This exposes missing timestamps and makes a one-row lag equal exactly one hour. Without this step, a previous row could be several hours earlier, producing misleading forecasting features.</w:t>
+      </w:r>
+    </w:p>
+    <w:tbl>
+      <w:tblPr>
+        <w:tblStyle w:val="GridTable4-Accent3"/>
+        <w:tblW w:w="9104" w:type="dxa"/>
+        <w:tblLayout w:type="fixed"/>
+        <w:tblLook w:val="04A0" w:firstRow="1" w:lastRow="0" w:firstColumn="1" w:lastColumn="0" w:noHBand="0" w:noVBand="1"/>
+      </w:tblPr>
+      <w:tblGrid>
+        <w:gridCol w:w="2421"/>
+        <w:gridCol w:w="1715"/>
+        <w:gridCol w:w="2824"/>
+        <w:gridCol w:w="2144"/>
+      </w:tblGrid>
+      <w:tr>
+        <w:trPr>
+          <w:cnfStyle w:val="100000000000" w:firstRow="1" w:lastRow="0" w:firstColumn="0" w:lastColumn="0" w:oddVBand="0" w:evenVBand="0" w:oddHBand="0" w:evenHBand="0" w:firstRowFirstColumn="0" w:firstRowLastColumn="0" w:lastRowFirstColumn="0" w:lastRowLastColumn="0"/>
+          <w:trHeight w:val="554"/>
+        </w:trPr>
+        <w:tc>
+          <w:tcPr>
+            <w:cnfStyle w:val="001000000000" w:firstRow="0" w:lastRow="0" w:firstColumn="1" w:lastColumn="0" w:oddVBand="0" w:evenVBand="0" w:oddHBand="0" w:evenHBand="0" w:firstRowFirstColumn="0" w:firstRowLastColumn="0" w:lastRowFirstColumn="0" w:lastRowLastColumn="0"/>
+            <w:tcW w:w="2421" w:type="dxa"/>
+          </w:tcPr>
+          <w:p>
+            <w:pPr>
+              <w:spacing w:after="0" w:line="360" w:lineRule="auto"/>
+              <w:rPr>
+                <w:rFonts w:asciiTheme="majorHAnsi" w:hAnsiTheme="majorHAnsi" w:cstheme="majorHAnsi"/>
+              </w:rPr>
+            </w:pPr>
+            <w:r>
+              <w:rPr>
+                <w:rFonts w:asciiTheme="majorHAnsi" w:hAnsiTheme="majorHAnsi" w:cstheme="majorHAnsi"/>
+              </w:rPr>
+              <w:t>Station</w:t>
+            </w:r>
+          </w:p>
+        </w:tc>
+        <w:tc>
+          <w:tcPr>
+            <w:tcW w:w="1715" w:type="dxa"/>
+          </w:tcPr>
+          <w:p>
+            <w:pPr>
+              <w:spacing w:after="0" w:line="360" w:lineRule="auto"/>
+              <w:cnfStyle w:val="100000000000" w:firstRow="1" w:lastRow="0" w:firstColumn="0" w:lastColumn="0" w:oddVBand="0" w:evenVBand="0" w:oddHBand="0" w:evenHBand="0" w:firstRowFirstColumn="0" w:firstRowLastColumn="0" w:lastRowFirstColumn="0" w:lastRowLastColumn="0"/>
+              <w:rPr>
+                <w:rFonts w:asciiTheme="majorHAnsi" w:hAnsiTheme="majorHAnsi" w:cstheme="majorHAnsi"/>
+              </w:rPr>
+            </w:pPr>
+            <w:r>
+              <w:rPr>
+                <w:rFonts w:asciiTheme="majorHAnsi" w:hAnsiTheme="majorHAnsi" w:cstheme="majorHAnsi"/>
+              </w:rPr>
+              <w:t>Observed</w:t>
+            </w:r>
+          </w:p>
+        </w:tc>
+        <w:tc>
+          <w:tcPr>
+            <w:tcW w:w="2824" w:type="dxa"/>
+          </w:tcPr>
+          <w:p>
+            <w:pPr>
+              <w:spacing w:after="0" w:line="360" w:lineRule="auto"/>
+              <w:cnfStyle w:val="100000000000" w:firstRow="1" w:lastRow="0" w:firstColumn="0" w:lastColumn="0" w:oddVBand="0" w:evenVBand="0" w:oddHBand="0" w:evenHBand="0" w:firstRowFirstColumn="0" w:firstRowLastColumn="0" w:lastRowFirstColumn="0" w:lastRowLastColumn="0"/>
+              <w:rPr>
+                <w:rFonts w:asciiTheme="majorHAnsi" w:hAnsiTheme="majorHAnsi" w:cstheme="majorHAnsi"/>
+              </w:rPr>
+            </w:pPr>
+            <w:r>
+              <w:rPr>
+                <w:rFonts w:asciiTheme="majorHAnsi" w:hAnsiTheme="majorHAnsi" w:cstheme="majorHAnsi"/>
+              </w:rPr>
+              <w:t>Missing hours</w:t>
+            </w:r>
+          </w:p>
+        </w:tc>
+        <w:tc>
+          <w:tcPr>
+            <w:tcW w:w="2144" w:type="dxa"/>
+          </w:tcPr>
+          <w:p>
+            <w:pPr>
+              <w:spacing w:after="0" w:line="360" w:lineRule="auto"/>
+              <w:cnfStyle w:val="100000000000" w:firstRow="1" w:lastRow="0" w:firstColumn="0" w:lastColumn="0" w:oddVBand="0" w:evenVBand="0" w:oddHBand="0" w:evenHBand="0" w:firstRowFirstColumn="0" w:firstRowLastColumn="0" w:lastRowFirstColumn="0" w:lastRowLastColumn="0"/>
+              <w:rPr>
+                <w:rFonts w:asciiTheme="majorHAnsi" w:hAnsiTheme="majorHAnsi" w:cstheme="majorHAnsi"/>
+              </w:rPr>
+            </w:pPr>
+            <w:r>
+              <w:rPr>
+                <w:rFonts w:asciiTheme="majorHAnsi" w:hAnsiTheme="majorHAnsi" w:cstheme="majorHAnsi"/>
+              </w:rPr>
+              <w:t>Coverage</w:t>
+            </w:r>
+          </w:p>
+        </w:tc>
+      </w:tr>
+      <w:tr>
+        <w:trPr>
+          <w:cnfStyle w:val="000000100000" w:firstRow="0" w:lastRow="0" w:firstColumn="0" w:lastColumn="0" w:oddVBand="0" w:evenVBand="0" w:oddHBand="1" w:evenHBand="0" w:firstRowFirstColumn="0" w:firstRowLastColumn="0" w:lastRowFirstColumn="0" w:lastRowLastColumn="0"/>
+          <w:trHeight w:val="554"/>
+        </w:trPr>
+        <w:tc>
+          <w:tcPr>
+            <w:cnfStyle w:val="001000000000" w:firstRow="0" w:lastRow="0" w:firstColumn="1" w:lastColumn="0" w:oddVBand="0" w:evenVBand="0" w:oddHBand="0" w:evenHBand="0" w:firstRowFirstColumn="0" w:firstRowLastColumn="0" w:lastRowFirstColumn="0" w:lastRowLastColumn="0"/>
+            <w:tcW w:w="2421" w:type="dxa"/>
+          </w:tcPr>
+          <w:p>
+            <w:pPr>
+              <w:spacing w:after="0" w:line="360" w:lineRule="auto"/>
+              <w:rPr>
+                <w:rFonts w:asciiTheme="majorHAnsi" w:hAnsiTheme="majorHAnsi" w:cstheme="majorHAnsi"/>
+              </w:rPr>
+            </w:pPr>
+            <w:r>
+              <w:rPr>
+                <w:rFonts w:asciiTheme="majorHAnsi" w:hAnsiTheme="majorHAnsi" w:cstheme="majorHAnsi"/>
+              </w:rPr>
+              <w:t>Antwerp</w:t>
+            </w:r>
+          </w:p>
+        </w:tc>
+        <w:tc>
+          <w:tcPr>
+            <w:tcW w:w="1715" w:type="dxa"/>
+          </w:tcPr>
+          <w:p>
+            <w:pPr>
+              <w:spacing w:after="0" w:line="360" w:lineRule="auto"/>
+              <w:cnfStyle w:val="000000100000" w:firstRow="0" w:lastRow="0" w:firstColumn="0" w:lastColumn="0" w:oddVBand="0" w:evenVBand="0" w:oddHBand="1" w:evenHBand="0" w:firstRowFirstColumn="0" w:firstRowLastColumn="0" w:lastRowFirstColumn="0" w:lastRowLastColumn="0"/>
+              <w:rPr>
+                <w:rFonts w:asciiTheme="majorHAnsi" w:hAnsiTheme="majorHAnsi" w:cstheme="majorHAnsi"/>
+              </w:rPr>
+            </w:pPr>
+            <w:r>
+              <w:rPr>
+                <w:rFonts w:asciiTheme="majorHAnsi" w:hAnsiTheme="majorHAnsi" w:cstheme="majorHAnsi"/>
+              </w:rPr>
+              <w:t>95</w:t>
+            </w:r>
+          </w:p>
+        </w:tc>
+        <w:tc>
+          <w:tcPr>
+            <w:tcW w:w="2824" w:type="dxa"/>
+          </w:tcPr>
+          <w:p>
+            <w:pPr>
+              <w:spacing w:after="0" w:line="360" w:lineRule="auto"/>
+              <w:cnfStyle w:val="000000100000" w:firstRow="0" w:lastRow="0" w:firstColumn="0" w:lastColumn="0" w:oddVBand="0" w:evenVBand="0" w:oddHBand="1" w:evenHBand="0" w:firstRowFirstColumn="0" w:firstRowLastColumn="0" w:lastRowFirstColumn="0" w:lastRowLastColumn="0"/>
+              <w:rPr>
+                <w:rFonts w:asciiTheme="majorHAnsi" w:hAnsiTheme="majorHAnsi" w:cstheme="majorHAnsi"/>
+              </w:rPr>
+            </w:pPr>
+            <w:r>
+              <w:rPr>
+                <w:rFonts w:asciiTheme="majorHAnsi" w:hAnsiTheme="majorHAnsi" w:cstheme="majorHAnsi"/>
+              </w:rPr>
+              <w:t>986</w:t>
+            </w:r>
+          </w:p>
+        </w:tc>
+        <w:tc>
+          <w:tcPr>
+            <w:tcW w:w="2144" w:type="dxa"/>
+          </w:tcPr>
+          <w:p>
+            <w:pPr>
+              <w:spacing w:after="0" w:line="360" w:lineRule="auto"/>
+              <w:cnfStyle w:val="000000100000" w:firstRow="0" w:lastRow="0" w:firstColumn="0" w:lastColumn="0" w:oddVBand="0" w:evenVBand="0" w:oddHBand="1" w:evenHBand="0" w:firstRowFirstColumn="0" w:firstRowLastColumn="0" w:lastRowFirstColumn="0" w:lastRowLastColumn="0"/>
+              <w:rPr>
+                <w:rFonts w:asciiTheme="majorHAnsi" w:hAnsiTheme="majorHAnsi" w:cstheme="majorHAnsi"/>
+              </w:rPr>
+            </w:pPr>
+            <w:r>
+              <w:rPr>
+                <w:rFonts w:asciiTheme="majorHAnsi" w:hAnsiTheme="majorHAnsi" w:cstheme="majorHAnsi"/>
+              </w:rPr>
+              <w:t>8.79%</w:t>
+            </w:r>
+          </w:p>
+        </w:tc>
+      </w:tr>
+      <w:tr>
+        <w:trPr>
+          <w:trHeight w:val="554"/>
+        </w:trPr>
+        <w:tc>
+          <w:tcPr>
+            <w:cnfStyle w:val="001000000000" w:firstRow="0" w:lastRow="0" w:firstColumn="1" w:lastColumn="0" w:oddVBand="0" w:evenVBand="0" w:oddHBand="0" w:evenHBand="0" w:firstRowFirstColumn="0" w:firstRowLastColumn="0" w:lastRowFirstColumn="0" w:lastRowLastColumn="0"/>
+            <w:tcW w:w="2421" w:type="dxa"/>
+          </w:tcPr>
+          <w:p>
+            <w:pPr>
+              <w:spacing w:after="0" w:line="360" w:lineRule="auto"/>
+              <w:rPr>
+                <w:rFonts w:asciiTheme="majorHAnsi" w:hAnsiTheme="majorHAnsi" w:cstheme="majorHAnsi"/>
+              </w:rPr>
+            </w:pPr>
+            <w:r>
+              <w:rPr>
+                <w:rFonts w:asciiTheme="majorHAnsi" w:hAnsiTheme="majorHAnsi" w:cstheme="majorHAnsi"/>
+              </w:rPr>
+              <w:t>Paris</w:t>
+            </w:r>
+          </w:p>
+        </w:tc>
+        <w:tc>
+          <w:tcPr>
+            <w:tcW w:w="1715" w:type="dxa"/>
+          </w:tcPr>
+          <w:p>
+            <w:pPr>
+              <w:spacing w:after="0" w:line="360" w:lineRule="auto"/>
+              <w:cnfStyle w:val="000000000000" w:firstRow="0" w:lastRow="0" w:firstColumn="0" w:lastColumn="0" w:oddVBand="0" w:evenVBand="0" w:oddHBand="0" w:evenHBand="0" w:firstRowFirstColumn="0" w:firstRowLastColumn="0" w:lastRowFirstColumn="0" w:lastRowLastColumn="0"/>
+              <w:rPr>
+                <w:rFonts w:asciiTheme="majorHAnsi" w:hAnsiTheme="majorHAnsi" w:cstheme="majorHAnsi"/>
+              </w:rPr>
+            </w:pPr>
+            <w:r>
+              <w:rPr>
+                <w:rFonts w:asciiTheme="majorHAnsi" w:hAnsiTheme="majorHAnsi" w:cstheme="majorHAnsi"/>
+              </w:rPr>
+              <w:t>1004</w:t>
+            </w:r>
+          </w:p>
+        </w:tc>
+        <w:tc>
+          <w:tcPr>
+            <w:tcW w:w="2824" w:type="dxa"/>
+          </w:tcPr>
+          <w:p>
+            <w:pPr>
+              <w:spacing w:after="0" w:line="360" w:lineRule="auto"/>
+              <w:cnfStyle w:val="000000000000" w:firstRow="0" w:lastRow="0" w:firstColumn="0" w:lastColumn="0" w:oddVBand="0" w:evenVBand="0" w:oddHBand="0" w:evenHBand="0" w:firstRowFirstColumn="0" w:firstRowLastColumn="0" w:lastRowFirstColumn="0" w:lastRowLastColumn="0"/>
+              <w:rPr>
+                <w:rFonts w:asciiTheme="majorHAnsi" w:hAnsiTheme="majorHAnsi" w:cstheme="majorHAnsi"/>
+              </w:rPr>
+            </w:pPr>
+            <w:r>
+              <w:rPr>
+                <w:rFonts w:asciiTheme="majorHAnsi" w:hAnsiTheme="majorHAnsi" w:cstheme="majorHAnsi"/>
+              </w:rPr>
+              <w:t>77</w:t>
+            </w:r>
+          </w:p>
+        </w:tc>
+        <w:tc>
+          <w:tcPr>
+            <w:tcW w:w="2144" w:type="dxa"/>
+          </w:tcPr>
+          <w:p>
+            <w:pPr>
+              <w:spacing w:after="0" w:line="360" w:lineRule="auto"/>
+              <w:cnfStyle w:val="000000000000" w:firstRow="0" w:lastRow="0" w:firstColumn="0" w:lastColumn="0" w:oddVBand="0" w:evenVBand="0" w:oddHBand="0" w:evenHBand="0" w:firstRowFirstColumn="0" w:firstRowLastColumn="0" w:lastRowFirstColumn="0" w:lastRowLastColumn="0"/>
+              <w:rPr>
+                <w:rFonts w:asciiTheme="majorHAnsi" w:hAnsiTheme="majorHAnsi" w:cstheme="majorHAnsi"/>
+              </w:rPr>
+            </w:pPr>
+            <w:r>
+              <w:rPr>
+                <w:rFonts w:asciiTheme="majorHAnsi" w:hAnsiTheme="majorHAnsi" w:cstheme="majorHAnsi"/>
+              </w:rPr>
+              <w:t>92.88%</w:t>
+            </w:r>
+          </w:p>
+        </w:tc>
+      </w:tr>
+      <w:tr>
+        <w:trPr>
+          <w:cnfStyle w:val="000000100000" w:firstRow="0" w:lastRow="0" w:firstColumn="0" w:lastColumn="0" w:oddVBand="0" w:evenVBand="0" w:oddHBand="1" w:evenHBand="0" w:firstRowFirstColumn="0" w:firstRowLastColumn="0" w:lastRowFirstColumn="0" w:lastRowLastColumn="0"/>
+          <w:trHeight w:val="554"/>
+        </w:trPr>
+        <w:tc>
+          <w:tcPr>
+            <w:cnfStyle w:val="001000000000" w:firstRow="0" w:lastRow="0" w:firstColumn="1" w:lastColumn="0" w:oddVBand="0" w:evenVBand="0" w:oddHBand="0" w:evenHBand="0" w:firstRowFirstColumn="0" w:firstRowLastColumn="0" w:lastRowFirstColumn="0" w:lastRowLastColumn="0"/>
+            <w:tcW w:w="2421" w:type="dxa"/>
+          </w:tcPr>
+          <w:p>
+            <w:pPr>
+              <w:spacing w:after="0" w:line="360" w:lineRule="auto"/>
+              <w:rPr>
+                <w:rFonts w:asciiTheme="majorHAnsi" w:hAnsiTheme="majorHAnsi" w:cstheme="majorHAnsi"/>
+              </w:rPr>
+            </w:pPr>
+            <w:r>
+              <w:rPr>
+                <w:rFonts w:asciiTheme="majorHAnsi" w:hAnsiTheme="majorHAnsi" w:cstheme="majorHAnsi"/>
+              </w:rPr>
+              <w:t>London</w:t>
+            </w:r>
+          </w:p>
+        </w:tc>
+        <w:tc>
+          <w:tcPr>
+            <w:tcW w:w="1715" w:type="dxa"/>
+          </w:tcPr>
+          <w:p>
+            <w:pPr>
+              <w:spacing w:after="0" w:line="360" w:lineRule="auto"/>
+              <w:cnfStyle w:val="000000100000" w:firstRow="0" w:lastRow="0" w:firstColumn="0" w:lastColumn="0" w:oddVBand="0" w:evenVBand="0" w:oddHBand="1" w:evenHBand="0" w:firstRowFirstColumn="0" w:firstRowLastColumn="0" w:lastRowFirstColumn="0" w:lastRowLastColumn="0"/>
+              <w:rPr>
+                <w:rFonts w:asciiTheme="majorHAnsi" w:hAnsiTheme="majorHAnsi" w:cstheme="majorHAnsi"/>
+              </w:rPr>
+            </w:pPr>
+            <w:r>
+              <w:rPr>
+                <w:rFonts w:asciiTheme="majorHAnsi" w:hAnsiTheme="majorHAnsi" w:cstheme="majorHAnsi"/>
+              </w:rPr>
+              <w:t>969</w:t>
+            </w:r>
+          </w:p>
+        </w:tc>
+        <w:tc>
+          <w:tcPr>
+            <w:tcW w:w="2824" w:type="dxa"/>
+          </w:tcPr>
+          <w:p>
+            <w:pPr>
+              <w:spacing w:after="0" w:line="360" w:lineRule="auto"/>
+              <w:cnfStyle w:val="000000100000" w:firstRow="0" w:lastRow="0" w:firstColumn="0" w:lastColumn="0" w:oddVBand="0" w:evenVBand="0" w:oddHBand="1" w:evenHBand="0" w:firstRowFirstColumn="0" w:firstRowLastColumn="0" w:lastRowFirstColumn="0" w:lastRowLastColumn="0"/>
+              <w:rPr>
+                <w:rFonts w:asciiTheme="majorHAnsi" w:hAnsiTheme="majorHAnsi" w:cstheme="majorHAnsi"/>
+              </w:rPr>
+            </w:pPr>
+            <w:r>
+              <w:rPr>
+                <w:rFonts w:asciiTheme="majorHAnsi" w:hAnsiTheme="majorHAnsi" w:cstheme="majorHAnsi"/>
+              </w:rPr>
+              <w:t>112</w:t>
+            </w:r>
+          </w:p>
+        </w:tc>
+        <w:tc>
+          <w:tcPr>
+            <w:tcW w:w="2144" w:type="dxa"/>
+          </w:tcPr>
+          <w:p>
+            <w:pPr>
+              <w:spacing w:after="0" w:line="360" w:lineRule="auto"/>
+              <w:cnfStyle w:val="000000100000" w:firstRow="0" w:lastRow="0" w:firstColumn="0" w:lastColumn="0" w:oddVBand="0" w:evenVBand="0" w:oddHBand="1" w:evenHBand="0" w:firstRowFirstColumn="0" w:firstRowLastColumn="0" w:lastRowFirstColumn="0" w:lastRowLastColumn="0"/>
+              <w:rPr>
+                <w:rFonts w:asciiTheme="majorHAnsi" w:hAnsiTheme="majorHAnsi" w:cstheme="majorHAnsi"/>
+              </w:rPr>
+            </w:pPr>
+            <w:r>
+              <w:rPr>
+                <w:rFonts w:asciiTheme="majorHAnsi" w:hAnsiTheme="majorHAnsi" w:cstheme="majorHAnsi"/>
+              </w:rPr>
+              <w:t>89.64%</w:t>
+            </w:r>
+          </w:p>
+        </w:tc>
+      </w:tr>
+    </w:tbl>
+    <w:p>
+      <w:pPr>
+        <w:spacing w:line="360" w:lineRule="auto"/>
+        <w:rPr>
+          <w:rFonts w:asciiTheme="majorHAnsi" w:hAnsiTheme="majorHAnsi" w:cstheme="majorHAnsi"/>
+        </w:rPr>
+      </w:pPr>
+    </w:p>
+    <w:p>
+      <w:pPr>
+        <w:spacing w:line="360" w:lineRule="auto"/>
+        <w:jc w:val="center"/>
+        <w:rPr>
+          <w:rFonts w:asciiTheme="majorHAnsi" w:hAnsiTheme="majorHAnsi" w:cstheme="majorHAnsi"/>
+          <w:i/>
+          <w:iCs/>
+          <w:color w:val="808080" w:themeColor="background1" w:themeShade="80"/>
+        </w:rPr>
+      </w:pPr>
+      <w:r>
+        <w:rPr>
+          <w:rFonts w:asciiTheme="majorHAnsi" w:hAnsiTheme="majorHAnsi" w:cstheme="majorHAnsi"/>
+          <w:i/>
+          <w:iCs/>
+          <w:color w:val="808080" w:themeColor="background1" w:themeShade="80"/>
+        </w:rPr>
+        <w:t>Table 1. Observed readings and missingness on the complete hourly grid.</w:t>
+      </w:r>
+    </w:p>
+    <w:p>
+      <w:pPr>
+        <w:spacing w:line="360" w:lineRule="auto"/>
+        <w:rPr>
+          <w:rFonts w:asciiTheme="majorHAnsi" w:hAnsiTheme="majorHAnsi" w:cstheme="majorHAnsi"/>
+        </w:rPr>
+      </w:pPr>
+      <w:r>
+        <w:rPr>
+          <w:rFonts w:asciiTheme="majorHAnsi" w:hAnsiTheme="majorHAnsi" w:cstheme="majorHAnsi"/>
+        </w:rPr>
+        <w:lastRenderedPageBreak/>
+        <w:t xml:space="preserve">Paris was chosen for modelling because it has the highest coverage, as shown in Table 1. Antwerp’s many gaps make it unsuitable for the same hourly forecasting exercise. Missing readings were not replaced with zero or a </w:t>
+      </w:r>
+      <w:r>
+        <w:rPr>
+          <w:rFonts w:asciiTheme="majorHAnsi" w:hAnsiTheme="majorHAnsi" w:cstheme="majorHAnsi"/>
+        </w:rPr>
+        <w:t>whole dataset</w:t>
+      </w:r>
+      <w:r>
+        <w:rPr>
+          <w:rFonts w:asciiTheme="majorHAnsi" w:hAnsiTheme="majorHAnsi" w:cstheme="majorHAnsi"/>
+        </w:rPr>
+        <w:t xml:space="preserve"> mean. Either choice would invent pollution measurements and could reduce genuine variation. Instead, modelling uses only timestamps with an observed Paris target and observed readings at all required lags. This transparent complete-case approach loses information and may underrepresent disrupted </w:t>
+      </w:r>
+      <w:r>
+        <w:rPr>
+          <w:rFonts w:asciiTheme="majorHAnsi" w:hAnsiTheme="majorHAnsi" w:cstheme="majorHAnsi"/>
+        </w:rPr>
+        <w:t>periods but</w:t>
+      </w:r>
+      <w:r>
+        <w:rPr>
+          <w:rFonts w:asciiTheme="majorHAnsi" w:hAnsiTheme="majorHAnsi" w:cstheme="majorHAnsi"/>
+        </w:rPr>
+        <w:t xml:space="preserve"> avoids pretending that imputed targets are real observations.</w:t>
+      </w:r>
+    </w:p>
+    <w:p>
+      <w:pPr>
+        <w:spacing w:line="360" w:lineRule="auto"/>
+        <w:rPr>
+          <w:rFonts w:asciiTheme="majorHAnsi" w:hAnsiTheme="majorHAnsi" w:cstheme="majorHAnsi"/>
+        </w:rPr>
+      </w:pPr>
+      <w:r>
+        <w:rPr>
+          <w:rFonts w:asciiTheme="majorHAnsi" w:hAnsiTheme="majorHAnsi" w:cstheme="majorHAnsi"/>
+        </w:rPr>
+        <w:t>There are seven zero readings in Paris and twelve in London. These were retained because no quality flag in this extract identifies them as errors. Likewise, the interquartile range rule flagged one Antwerp, 32 Paris and 30 London readings as unusually high or low relative to their station distributions. These are statistical flags, not proof of incorrect measurement. All flagged observations were retained because a genuine pollution episode may be an important event. The notebook separately calculates a training-only IQR check; no test-derived threshold changes the model data.</w:t>
+      </w:r>
+    </w:p>
+    <w:p>
+      <w:pPr>
+        <w:spacing w:line="360" w:lineRule="auto"/>
+        <w:rPr>
+          <w:rFonts w:asciiTheme="majorHAnsi" w:hAnsiTheme="majorHAnsi" w:cstheme="majorHAnsi"/>
+        </w:rPr>
+      </w:pPr>
+      <w:r>
+        <w:rPr>
+          <w:rFonts w:asciiTheme="majorHAnsi" w:hAnsiTheme="majorHAnsi" w:cstheme="majorHAnsi"/>
+        </w:rPr>
+        <w:t>The wide CSV does not include timezone metadata or the original provider quality flags. The analysis keeps timestamps on the source’s reported clock and does not call them UTC. Calendar summaries must therefore be interpreted as reported-clock patterns, not verified local rush-hour effects. Cross-station measurements are not used together as forecasting inputs. A deployment would require the original metadata and correctly aligned timezones. The snapshot hash verifies the embedded recovered CSV, rather than claiming byte-for-byte identity with upstream line endings.</w:t>
       </w:r>
     </w:p>
     <w:p>
       <w:pPr>
         <w:pStyle w:val="Heading1"/>
         <w:rPr>
-          <w:rFonts w:ascii="Times New Roman" w:eastAsiaTheme="minorEastAsia" w:hAnsi="Times New Roman" w:cstheme="minorBidi"/>
-          <w:b w:val="0"/>
-          <w:bCs w:val="0"/>
-          <w:szCs w:val="22"/>
+          <w:color w:val="76923C" w:themeColor="accent3" w:themeShade="BF"/>
+          <w:sz w:val="28"/>
+        </w:rPr>
+      </w:pPr>
+      <w:bookmarkStart w:id="4" w:name="_Toc241346068"/>
+      <w:r>
+        <w:rPr>
+          <w:color w:val="76923C" w:themeColor="accent3" w:themeShade="BF"/>
+          <w:sz w:val="28"/>
+        </w:rPr>
+        <w:t>Exploratory data analysis and findings</w:t>
+      </w:r>
+      <w:bookmarkEnd w:id="4"/>
+    </w:p>
+    <w:p/>
+    <w:p>
+      <w:pPr>
+        <w:spacing w:line="360" w:lineRule="auto"/>
+        <w:rPr>
+          <w:rFonts w:asciiTheme="majorHAnsi" w:hAnsiTheme="majorHAnsi" w:cstheme="majorHAnsi"/>
         </w:rPr>
       </w:pPr>
       <w:r>
         <w:rPr>
-          <w:rFonts w:ascii="Times New Roman" w:eastAsiaTheme="minorEastAsia" w:hAnsi="Times New Roman" w:cstheme="minorBidi"/>
-          <w:b w:val="0"/>
-          <w:bCs w:val="0"/>
-          <w:szCs w:val="22"/>
+          <w:rFonts w:asciiTheme="majorHAnsi" w:hAnsiTheme="majorHAnsi" w:cstheme="majorHAnsi"/>
         </w:rPr>
-        <w:t>Environmental teams could use urban air-quality data to detect where additional monitoring efforts should be undertaken and to determine air quality patterns. The aim of this project is to examine the nitrogen dioxide (NO₂) data from a published dataset derived from OpenAQ. It investigates three weather stations and forecast the weather condition for the next hour at the Paris station. Users: Environmental monitoring team, clear and practical example of support of Python in analysis. Personal exposure assessments and public health recommendations are not estimated or provided by the project.</w:t>
+        <w:t>Paris has an observed mean of 27.74 µg/m³, a median of 24.15 and a standard deviation of 15.29. Its values range from zero to 97.00. The mean exceeds the median, and the histogram shows a longer upper tail, indicating that occasional high readings raise the average. Antwerp’s mean is 25.78 and London’s is 24.78 µg/m³. These station averages use different sets of available times, so they should not be treated as a fair ranking of the three cities.</w:t>
       </w:r>
     </w:p>
     <w:p>
       <w:pPr>
-        <w:pStyle w:val="Heading1"/>
+        <w:spacing w:line="360" w:lineRule="auto"/>
         <w:rPr>
-          <w:rFonts w:ascii="Times New Roman" w:eastAsiaTheme="minorEastAsia" w:hAnsi="Times New Roman" w:cstheme="minorBidi"/>
-          <w:b w:val="0"/>
-          <w:bCs w:val="0"/>
-          <w:szCs w:val="22"/>
+          <w:rFonts w:asciiTheme="majorHAnsi" w:hAnsiTheme="majorHAnsi" w:cstheme="majorHAnsi"/>
         </w:rPr>
       </w:pPr>
       <w:r>
         <w:rPr>
-          <w:rFonts w:ascii="Times New Roman" w:eastAsiaTheme="minorEastAsia" w:hAnsi="Times New Roman" w:cstheme="minorBidi"/>
-          <w:b w:val="0"/>
-          <w:bCs w:val="0"/>
-          <w:szCs w:val="22"/>
-        </w:rPr>
-        <w:t>The most important question is whether recent NO₂ readings and basic calendar data can enhance the performance of 1-hour-ahead predictions. The project also includes questions on whether the observed distributions vary between stations, the difference in readings within the hour and by day of the week, and whether the quality of the data affects the conclusions. The target is for continuous concentration in micrograms per cubic met</w:t>
-      </w:r>
-      <w:r>
-        <w:rPr>
-          <w:rFonts w:ascii="Times New Roman" w:eastAsiaTheme="minorEastAsia" w:hAnsi="Times New Roman" w:cstheme="minorBidi"/>
-          <w:b w:val="0"/>
-          <w:bCs w:val="0"/>
-          <w:szCs w:val="22"/>
-        </w:rPr>
-        <w:t>er</w:t>
-      </w:r>
-      <w:r>
-        <w:rPr>
-          <w:rFonts w:ascii="Times New Roman" w:eastAsiaTheme="minorEastAsia" w:hAnsi="Times New Roman" w:cstheme="minorBidi"/>
-          <w:b w:val="0"/>
-          <w:bCs w:val="0"/>
-          <w:szCs w:val="22"/>
-        </w:rPr>
-        <w:t xml:space="preserve"> (µg/m³). Hence, Linear Regression and Random Forest regression models are compared to a simple persistence baseline. Success is defined as having the least average prediction error on the following period which was not used to fit or select the model.</w:t>
-      </w:r>
-    </w:p>
-    <w:p>
-      <w:pPr>
-        <w:pStyle w:val="Heading1"/>
-      </w:pPr>
-      <w:r>
-        <w:t>2. Evaluation and justification of tools</w:t>
-      </w:r>
-    </w:p>
-    <w:p>
-      <w:pPr>
-        <w:pStyle w:val="Heading1"/>
-        <w:rPr>
-          <w:rFonts w:ascii="Times New Roman" w:eastAsiaTheme="minorEastAsia" w:hAnsi="Times New Roman" w:cstheme="minorBidi"/>
-          <w:b w:val="0"/>
-          <w:bCs w:val="0"/>
-          <w:szCs w:val="22"/>
-        </w:rPr>
-      </w:pPr>
-      <w:r>
-        <w:rPr>
-          <w:rFonts w:ascii="Times New Roman" w:eastAsiaTheme="minorEastAsia" w:hAnsi="Times New Roman" w:cstheme="minorBidi"/>
-          <w:b w:val="0"/>
-          <w:bCs w:val="0"/>
-          <w:szCs w:val="22"/>
-        </w:rPr>
-        <w:t>Python was chosen as its support for cleaning, charts and machine learning are all in one reproducible workflow. Jupyter presents a new way for code, written explanations and outputs to be displayed together, thus making it easier for group members and markers to follow the steps [3]. Note that if cells are run in the wrong order, old results can be held in memory. It's therefore a part of the final review to restart the kernel and run each cell. A spreadsheet might contain the small data set; however, Python allows repeated creation of a lag and easy, consistent comparisons of models.</w:t>
-      </w:r>
-    </w:p>
-    <w:p>
-      <w:pPr>
-        <w:pStyle w:val="Heading1"/>
-        <w:rPr>
-          <w:rFonts w:ascii="Times New Roman" w:eastAsiaTheme="minorEastAsia" w:hAnsi="Times New Roman" w:cstheme="minorBidi"/>
-          <w:b w:val="0"/>
-          <w:bCs w:val="0"/>
-          <w:szCs w:val="22"/>
-        </w:rPr>
-      </w:pPr>
-      <w:r>
-        <w:rPr>
-          <w:rFonts w:ascii="Times New Roman" w:eastAsiaTheme="minorEastAsia" w:hAnsi="Times New Roman" w:cstheme="minorBidi"/>
-          <w:b w:val="0"/>
-          <w:bCs w:val="0"/>
-          <w:szCs w:val="22"/>
-        </w:rPr>
-        <w:t>The import of CSV files, conversion of dates to hours, missing value and hourly indexing and grouped summaries were performed using pandas. The labelled tables decrease chances of mixing up columns. The numeric calculations and sine and cosine features which represented the repeating daily cycle [7] were made using the NumPy library. These libraries work well with a small dataset in memory. There is no real need for a distributed platform at this time for this project.</w:t>
-      </w:r>
-    </w:p>
-    <w:p>
-      <w:pPr>
-        <w:pStyle w:val="Heading1"/>
-        <w:rPr>
-          <w:rFonts w:ascii="Times New Roman" w:eastAsiaTheme="minorEastAsia" w:hAnsi="Times New Roman" w:cstheme="minorBidi"/>
-          <w:b w:val="0"/>
-          <w:bCs w:val="0"/>
-          <w:szCs w:val="22"/>
-        </w:rPr>
-      </w:pPr>
-      <w:r>
-        <w:rPr>
-          <w:rFonts w:ascii="Times New Roman" w:eastAsiaTheme="minorEastAsia" w:hAnsi="Times New Roman" w:cstheme="minorBidi"/>
-          <w:b w:val="0"/>
-          <w:bCs w:val="0"/>
-          <w:szCs w:val="22"/>
-        </w:rPr>
-        <w:t>Labelled boxplots, histograms and time-series charts were chosen to be plotted using Matplotlib. scikit-learn will supply evaluation functions that are consistent across the different regression algorithms, plus regression algorithms themselves [4]</w:t>
-      </w:r>
-      <w:r>
-        <w:rPr>
-          <w:rFonts w:ascii="Times New Roman" w:eastAsiaTheme="minorEastAsia" w:hAnsi="Times New Roman" w:cstheme="minorBidi"/>
-          <w:b w:val="0"/>
-          <w:bCs w:val="0"/>
-          <w:szCs w:val="22"/>
-        </w:rPr>
-        <w:t>– [</w:t>
-      </w:r>
-      <w:r>
-        <w:rPr>
-          <w:rFonts w:ascii="Times New Roman" w:eastAsiaTheme="minorEastAsia" w:hAnsi="Times New Roman" w:cstheme="minorBidi"/>
-          <w:b w:val="0"/>
-          <w:bCs w:val="0"/>
-          <w:szCs w:val="22"/>
-        </w:rPr>
-        <w:t xml:space="preserve">6] that allow direct control over axes, units and figure sizes for a live dashboard. Linear Regression is simple to </w:t>
-      </w:r>
-      <w:r>
-        <w:rPr>
-          <w:rFonts w:ascii="Times New Roman" w:eastAsiaTheme="minorEastAsia" w:hAnsi="Times New Roman" w:cstheme="minorBidi"/>
-          <w:b w:val="0"/>
-          <w:bCs w:val="0"/>
-          <w:szCs w:val="22"/>
-        </w:rPr>
-        <w:t>explain,</w:t>
-      </w:r>
-      <w:r>
-        <w:rPr>
-          <w:rFonts w:ascii="Times New Roman" w:eastAsiaTheme="minorEastAsia" w:hAnsi="Times New Roman" w:cstheme="minorBidi"/>
-          <w:b w:val="0"/>
-          <w:bCs w:val="0"/>
-          <w:szCs w:val="22"/>
-        </w:rPr>
-        <w:t xml:space="preserve"> and random forest is opaque but works for more complex relationships. The group’s actual revisions and reviews should be documented in the dated shared versions or in the Git version. If an AI-generated file is created, it is not assumed to be a student's contribution.</w:t>
-      </w:r>
-    </w:p>
-    <w:p>
-      <w:pPr>
-        <w:pStyle w:val="Heading1"/>
-      </w:pPr>
-      <w:r>
-        <w:t>3. Dataset acquisition and scope</w:t>
-      </w:r>
-    </w:p>
-    <w:p>
-      <w:pPr>
-        <w:pStyle w:val="Heading1"/>
-        <w:rPr>
-          <w:rFonts w:ascii="Times New Roman" w:eastAsiaTheme="minorEastAsia" w:hAnsi="Times New Roman" w:cstheme="minorBidi"/>
-          <w:b w:val="0"/>
-          <w:bCs w:val="0"/>
-          <w:szCs w:val="22"/>
-        </w:rPr>
-      </w:pPr>
-      <w:r>
-        <w:rPr>
-          <w:rFonts w:ascii="Times New Roman" w:eastAsiaTheme="minorEastAsia" w:hAnsi="Times New Roman" w:cstheme="minorBidi"/>
-          <w:b w:val="0"/>
-          <w:bCs w:val="0"/>
-          <w:szCs w:val="22"/>
-        </w:rPr>
-        <w:t>It is retrieved from the pandas project repository on 4 September 2026 [2] and identified by pandas as an OpenAQ sample from FR04014 in Paris, BETR801 in Antwerp and London Westminster [1]. This is not a new download from OpenAQ's full data repository but a historical teaching extract. The data file has four columns (one NO₂ for each station) and 1,035 rows, which is the number of reported datetimes. It is reported to have been held from 7 May to 21 June 2019. The notebook incorporates the recovered CSV snapshot and verifies the snapshot's SHA-256 hash, which means there's no need to have a separate data file or API key.</w:t>
-      </w:r>
-    </w:p>
-    <w:p>
-      <w:pPr>
-        <w:pStyle w:val="Heading1"/>
-      </w:pPr>
-      <w:r>
-        <w:t>4. Data quality assessment and preprocessing</w:t>
-      </w:r>
-    </w:p>
-    <w:p>
-      <w:r>
-        <w:t xml:space="preserve">The raw file was kept separate from the cleaned table. Dates were converted to datetime values, and all three measurement columns were checked as numeric. The assessment found no exact duplicate rows, invalid dates, invalid numeric strings or negative concentrations. The code also checks for </w:t>
-      </w:r>
-      <w:r>
-        <w:lastRenderedPageBreak/>
-        <w:t>conflicting duplicate timestamps and stops for review if they occur. These checks are included even when the current file contains no such errors, because the same workflow should identify them in a later dataset.</w:t>
-      </w:r>
-    </w:p>
-    <w:p>
-      <w:r>
-        <w:t>Missing values required more attention. The original station columns contain 940 missing Antwerp cells, 31 missing Paris cells and 66 missing London cells. There are also 46 entirely absent hourly timestamps. Reindexing from the first to the last reported timestamp creates a grid of 1,081 hours. This exposes missing timestamps and makes a one-row lag equal exactly one hour. Without this step, a previous row could be several hours earlier, producing misleading forecasting features.</w:t>
-      </w:r>
-    </w:p>
-    <w:p>
-      <w:pPr>
-        <w:pStyle w:val="Caption"/>
-      </w:pPr>
-      <w:r>
-        <w:t>Table 1. Observed readings and missingness on the complete hourly grid.</w:t>
-      </w:r>
-    </w:p>
-    <w:tbl>
-      <w:tblPr>
-        <w:tblW w:w="9026" w:type="dxa"/>
-        <w:tblInd w:w="120" w:type="dxa"/>
-        <w:tblBorders>
-          <w:top w:val="single" w:sz="4" w:space="0" w:color="B8BCC4"/>
-          <w:left w:val="single" w:sz="4" w:space="0" w:color="B8BCC4"/>
-          <w:bottom w:val="single" w:sz="4" w:space="0" w:color="B8BCC4"/>
-          <w:right w:val="single" w:sz="4" w:space="0" w:color="B8BCC4"/>
-          <w:insideH w:val="single" w:sz="4" w:space="0" w:color="B8BCC4"/>
-          <w:insideV w:val="single" w:sz="4" w:space="0" w:color="B8BCC4"/>
-        </w:tblBorders>
-        <w:tblLayout w:type="fixed"/>
-        <w:tblCellMar>
-          <w:top w:w="60" w:type="dxa"/>
-          <w:left w:w="120" w:type="dxa"/>
-          <w:bottom w:w="60" w:type="dxa"/>
-          <w:right w:w="120" w:type="dxa"/>
-        </w:tblCellMar>
-        <w:tblLook w:val="04A0" w:firstRow="1" w:lastRow="0" w:firstColumn="1" w:lastColumn="0" w:noHBand="0" w:noVBand="1"/>
-      </w:tblPr>
-      <w:tblGrid>
-        <w:gridCol w:w="2400"/>
-        <w:gridCol w:w="1700"/>
-        <w:gridCol w:w="2800"/>
-        <w:gridCol w:w="2126"/>
-      </w:tblGrid>
-      <w:tr>
-        <w:trPr>
-          <w:cantSplit/>
-        </w:trPr>
-        <w:tc>
-          <w:tcPr>
-            <w:tcW w:w="2400" w:type="dxa"/>
-            <w:shd w:val="clear" w:color="auto" w:fill="E8EEF5"/>
-          </w:tcPr>
-          <w:p>
-            <w:pPr>
-              <w:spacing w:after="0"/>
-            </w:pPr>
-            <w:r>
-              <w:rPr>
-                <w:b/>
-              </w:rPr>
-              <w:t>Station</w:t>
-            </w:r>
-          </w:p>
-        </w:tc>
-        <w:tc>
-          <w:tcPr>
-            <w:tcW w:w="1700" w:type="dxa"/>
-            <w:shd w:val="clear" w:color="auto" w:fill="E8EEF5"/>
-          </w:tcPr>
-          <w:p>
-            <w:pPr>
-              <w:spacing w:after="0"/>
-            </w:pPr>
-            <w:r>
-              <w:rPr>
-                <w:b/>
-              </w:rPr>
-              <w:t>Observed</w:t>
-            </w:r>
-          </w:p>
-        </w:tc>
-        <w:tc>
-          <w:tcPr>
-            <w:tcW w:w="2800" w:type="dxa"/>
-            <w:shd w:val="clear" w:color="auto" w:fill="E8EEF5"/>
-          </w:tcPr>
-          <w:p>
-            <w:pPr>
-              <w:spacing w:after="0"/>
-            </w:pPr>
-            <w:r>
-              <w:rPr>
-                <w:b/>
-              </w:rPr>
-              <w:t>Missing hours</w:t>
-            </w:r>
-          </w:p>
-        </w:tc>
-        <w:tc>
-          <w:tcPr>
-            <w:tcW w:w="2126" w:type="dxa"/>
-            <w:shd w:val="clear" w:color="auto" w:fill="E8EEF5"/>
-          </w:tcPr>
-          <w:p>
-            <w:pPr>
-              <w:spacing w:after="0"/>
-            </w:pPr>
-            <w:r>
-              <w:rPr>
-                <w:b/>
-              </w:rPr>
-              <w:t>Coverage</w:t>
-            </w:r>
-          </w:p>
-        </w:tc>
-      </w:tr>
-      <w:tr>
-        <w:trPr>
-          <w:cantSplit/>
-        </w:trPr>
-        <w:tc>
-          <w:tcPr>
-            <w:tcW w:w="2400" w:type="dxa"/>
-          </w:tcPr>
-          <w:p>
-            <w:pPr>
-              <w:spacing w:after="0"/>
-            </w:pPr>
-            <w:r>
-              <w:t>Antwerp</w:t>
-            </w:r>
-          </w:p>
-        </w:tc>
-        <w:tc>
-          <w:tcPr>
-            <w:tcW w:w="1700" w:type="dxa"/>
-          </w:tcPr>
-          <w:p>
-            <w:pPr>
-              <w:spacing w:after="0"/>
-            </w:pPr>
-            <w:r>
-              <w:t>95</w:t>
-            </w:r>
-          </w:p>
-        </w:tc>
-        <w:tc>
-          <w:tcPr>
-            <w:tcW w:w="2800" w:type="dxa"/>
-          </w:tcPr>
-          <w:p>
-            <w:pPr>
-              <w:spacing w:after="0"/>
-            </w:pPr>
-            <w:r>
-              <w:t>986</w:t>
-            </w:r>
-          </w:p>
-        </w:tc>
-        <w:tc>
-          <w:tcPr>
-            <w:tcW w:w="2126" w:type="dxa"/>
-          </w:tcPr>
-          <w:p>
-            <w:pPr>
-              <w:spacing w:after="0"/>
-            </w:pPr>
-            <w:r>
-              <w:t>8.79%</w:t>
-            </w:r>
-          </w:p>
-        </w:tc>
-      </w:tr>
-      <w:tr>
-        <w:trPr>
-          <w:cantSplit/>
-        </w:trPr>
-        <w:tc>
-          <w:tcPr>
-            <w:tcW w:w="2400" w:type="dxa"/>
-          </w:tcPr>
-          <w:p>
-            <w:pPr>
-              <w:spacing w:after="0"/>
-            </w:pPr>
-            <w:r>
-              <w:t>Paris</w:t>
-            </w:r>
-          </w:p>
-        </w:tc>
-        <w:tc>
-          <w:tcPr>
-            <w:tcW w:w="1700" w:type="dxa"/>
-          </w:tcPr>
-          <w:p>
-            <w:pPr>
-              <w:spacing w:after="0"/>
-            </w:pPr>
-            <w:r>
-              <w:t>1004</w:t>
-            </w:r>
-          </w:p>
-        </w:tc>
-        <w:tc>
-          <w:tcPr>
-            <w:tcW w:w="2800" w:type="dxa"/>
-          </w:tcPr>
-          <w:p>
-            <w:pPr>
-              <w:spacing w:after="0"/>
-            </w:pPr>
-            <w:r>
-              <w:t>77</w:t>
-            </w:r>
-          </w:p>
-        </w:tc>
-        <w:tc>
-          <w:tcPr>
-            <w:tcW w:w="2126" w:type="dxa"/>
-          </w:tcPr>
-          <w:p>
-            <w:pPr>
-              <w:spacing w:after="0"/>
-            </w:pPr>
-            <w:r>
-              <w:t>92.88%</w:t>
-            </w:r>
-          </w:p>
-        </w:tc>
-      </w:tr>
-      <w:tr>
-        <w:trPr>
-          <w:cantSplit/>
-        </w:trPr>
-        <w:tc>
-          <w:tcPr>
-            <w:tcW w:w="2400" w:type="dxa"/>
-          </w:tcPr>
-          <w:p>
-            <w:pPr>
-              <w:spacing w:after="0"/>
-            </w:pPr>
-            <w:r>
-              <w:t>London</w:t>
-            </w:r>
-          </w:p>
-        </w:tc>
-        <w:tc>
-          <w:tcPr>
-            <w:tcW w:w="1700" w:type="dxa"/>
-          </w:tcPr>
-          <w:p>
-            <w:pPr>
-              <w:spacing w:after="0"/>
-            </w:pPr>
-            <w:r>
-              <w:t>969</w:t>
-            </w:r>
-          </w:p>
-        </w:tc>
-        <w:tc>
-          <w:tcPr>
-            <w:tcW w:w="2800" w:type="dxa"/>
-          </w:tcPr>
-          <w:p>
-            <w:pPr>
-              <w:spacing w:after="0"/>
-            </w:pPr>
-            <w:r>
-              <w:t>112</w:t>
-            </w:r>
-          </w:p>
-        </w:tc>
-        <w:tc>
-          <w:tcPr>
-            <w:tcW w:w="2126" w:type="dxa"/>
-          </w:tcPr>
-          <w:p>
-            <w:pPr>
-              <w:spacing w:after="0"/>
-            </w:pPr>
-            <w:r>
-              <w:t>89.64%</w:t>
-            </w:r>
-          </w:p>
-        </w:tc>
-      </w:tr>
-    </w:tbl>
-    <w:p>
-      <w:r>
-        <w:t xml:space="preserve">Paris was chosen for modelling because it has the highest coverage, as shown in Table 1. Antwerp’s many gaps make it unsuitable for the same hourly forecasting exercise. Missing readings were not replaced with zero or a </w:t>
-      </w:r>
-      <w:proofErr w:type="gramStart"/>
-      <w:r>
-        <w:t>whole-dataset</w:t>
-      </w:r>
-      <w:proofErr w:type="gramEnd"/>
-      <w:r>
-        <w:t xml:space="preserve"> mean. Either choice would invent pollution measurements and could reduce genuine variation. Instead, modelling uses only timestamps with an observed Paris target and observed readings at all required lags. This transparent complete-case approach loses information and may underrepresent disrupted </w:t>
-      </w:r>
-      <w:proofErr w:type="gramStart"/>
-      <w:r>
-        <w:t>periods, but</w:t>
-      </w:r>
-      <w:proofErr w:type="gramEnd"/>
-      <w:r>
-        <w:t xml:space="preserve"> avoids pretending that imputed targets are real observations.</w:t>
-      </w:r>
-    </w:p>
-    <w:p>
-      <w:r>
-        <w:t>There are seven zero readings in Paris and twelve in London. These were retained because no quality flag in this extract identifies them as errors. Likewise, the interquartile range rule flagged one Antwerp, 32 Paris and 30 London readings as unusually high or low relative to their station distributions. These are statistical flags, not proof of incorrect measurement. All flagged observations were retained because a genuine pollution episode may be an important event. The notebook separately calculates a training-only IQR check; no test-derived threshold changes the model data.</w:t>
-      </w:r>
-    </w:p>
-    <w:p>
-      <w:r>
-        <w:t>The wide CSV does not include timezone metadata or the original provider quality flags. The analysis keeps timestamps on the source’s reported clock and does not call them UTC. Calendar summaries must therefore be interpreted as reported-clock patterns, not verified local rush-hour effects. Cross-station measurements are not used together as forecasting inputs. A deployment would require the original metadata and correctly aligned timezones. The snapshot hash verifies the embedded recovered CSV, rather than claiming byte-for-byte identity with upstream line endings.</w:t>
-      </w:r>
-    </w:p>
-    <w:p>
-      <w:r>
-        <w:br w:type="page"/>
-      </w:r>
-    </w:p>
-    <w:p>
-      <w:pPr>
-        <w:pStyle w:val="Heading1"/>
-      </w:pPr>
-      <w:r>
-        <w:lastRenderedPageBreak/>
-        <w:t>5. Exploratory data analysis and findings</w:t>
-      </w:r>
-    </w:p>
-    <w:p>
-      <w:r>
-        <w:t>Paris has an observed mean of 27.74 µg/m³, a median of 24.15 and a standard deviation of 15.29. Its values range from zero to 97.00. The mean exceeds the median, and the histogram shows a longer upper tail, indicating that occasional high readings raise the average. Antwerp’s mean is 25.78 and London’s is 24.78 µg/m³. These station averages use different sets of available times, so they should not be treated as a fair ranking of the three cities.</w:t>
-      </w:r>
-    </w:p>
-    <w:p>
-      <w:r>
-        <w:rPr>
+          <w:rFonts w:asciiTheme="majorHAnsi" w:hAnsiTheme="majorHAnsi" w:cstheme="majorHAnsi"/>
           <w:noProof/>
         </w:rPr>
+        <w:lastRenderedPageBreak/>
         <w:drawing>
           <wp:inline distT="0" distB="0" distL="0" distR="0" wp14:anchorId="25D7B743" wp14:editId="497471B7">
             <wp:extent cx="5753100" cy="2533650"/>
@@ -610,26 +5972,47 @@
     <w:p>
       <w:pPr>
         <w:pStyle w:val="Caption"/>
+        <w:spacing w:line="360" w:lineRule="auto"/>
         <w:jc w:val="center"/>
         <w:rPr>
+          <w:rFonts w:asciiTheme="majorHAnsi" w:hAnsiTheme="majorHAnsi" w:cstheme="majorHAnsi"/>
           <w:color w:val="808080" w:themeColor="background1" w:themeShade="80"/>
+          <w:szCs w:val="22"/>
         </w:rPr>
       </w:pPr>
       <w:r>
         <w:rPr>
+          <w:rFonts w:asciiTheme="majorHAnsi" w:hAnsiTheme="majorHAnsi" w:cstheme="majorHAnsi"/>
           <w:color w:val="808080" w:themeColor="background1" w:themeShade="80"/>
+          <w:szCs w:val="22"/>
         </w:rPr>
         <w:t>Figure 1. Station distributions and Paris histogram using observed values.</w:t>
       </w:r>
     </w:p>
     <w:p>
+      <w:pPr>
+        <w:spacing w:line="360" w:lineRule="auto"/>
+        <w:rPr>
+          <w:rFonts w:asciiTheme="majorHAnsi" w:hAnsiTheme="majorHAnsi" w:cstheme="majorHAnsi"/>
+        </w:rPr>
+      </w:pPr>
       <w:r>
+        <w:rPr>
+          <w:rFonts w:asciiTheme="majorHAnsi" w:hAnsiTheme="majorHAnsi" w:cstheme="majorHAnsi"/>
+        </w:rPr>
         <w:t>Figure 1 shows substantial overlap between the distributions and occasional high readings at each station. The small Antwerp sample is especially important when interpreting its boxplot. A separate daily chart in the notebook includes a station-day only when at least 18 hourly readings are available. This 75% coverage rule reduces the chance of presenting a partial day as a reliable daily average. Missing days remain gaps rather than being connected by invented measurements.</w:t>
       </w:r>
     </w:p>
     <w:p>
+      <w:pPr>
+        <w:spacing w:line="360" w:lineRule="auto"/>
+        <w:rPr>
+          <w:rFonts w:asciiTheme="majorHAnsi" w:hAnsiTheme="majorHAnsi" w:cstheme="majorHAnsi"/>
+        </w:rPr>
+      </w:pPr>
       <w:r>
         <w:rPr>
+          <w:rFonts w:asciiTheme="majorHAnsi" w:hAnsiTheme="majorHAnsi" w:cstheme="majorHAnsi"/>
           <w:noProof/>
         </w:rPr>
         <w:drawing>
@@ -672,939 +6055,1819 @@
     <w:p>
       <w:pPr>
         <w:pStyle w:val="Caption"/>
+        <w:spacing w:line="360" w:lineRule="auto"/>
         <w:jc w:val="center"/>
         <w:rPr>
+          <w:rFonts w:asciiTheme="majorHAnsi" w:hAnsiTheme="majorHAnsi" w:cstheme="majorHAnsi"/>
+          <w:color w:val="808080" w:themeColor="background1" w:themeShade="80"/>
+          <w:szCs w:val="22"/>
+        </w:rPr>
+      </w:pPr>
+      <w:r>
+        <w:rPr>
+          <w:rFonts w:asciiTheme="majorHAnsi" w:hAnsiTheme="majorHAnsi" w:cstheme="majorHAnsi"/>
+          <w:color w:val="808080" w:themeColor="background1" w:themeShade="80"/>
+          <w:szCs w:val="22"/>
+        </w:rPr>
+        <w:t>Figure 2. Paris means by reported hour and weekday; counts appear in the notebook.</w:t>
+      </w:r>
+    </w:p>
+    <w:p>
+      <w:pPr>
+        <w:spacing w:line="360" w:lineRule="auto"/>
+        <w:rPr>
+          <w:rFonts w:asciiTheme="majorHAnsi" w:hAnsiTheme="majorHAnsi" w:cstheme="majorHAnsi"/>
+        </w:rPr>
+      </w:pPr>
+      <w:r>
+        <w:rPr>
+          <w:rFonts w:asciiTheme="majorHAnsi" w:hAnsiTheme="majorHAnsi" w:cstheme="majorHAnsi"/>
+        </w:rPr>
+        <w:t>In Figure 2, Paris has its highest reported-hour mean at 09:00, about 40.57 µg/m³, and its lowest at 16:00, about 17.77. Friday has the highest weekday mean, 32.24, while Sunday has the lowest, 24.07. These differences suggest useful calendar features, but do not prove that work schedules or traffic caused them. Weather and emissions data would be needed to investigate those explanations. The analysis covers only part of two months, so neither seasonal patterns nor long-term trends can be established.</w:t>
+      </w:r>
+    </w:p>
+    <w:p>
+      <w:pPr>
+        <w:pStyle w:val="Heading1"/>
+        <w:spacing w:line="360" w:lineRule="auto"/>
+        <w:rPr>
+          <w:rFonts w:cstheme="majorHAnsi"/>
+          <w:color w:val="76923C" w:themeColor="accent3" w:themeShade="BF"/>
+          <w:sz w:val="28"/>
+        </w:rPr>
+      </w:pPr>
+      <w:bookmarkStart w:id="5" w:name="_Toc241346069"/>
+      <w:r>
+        <w:rPr>
+          <w:rFonts w:cstheme="majorHAnsi"/>
+          <w:color w:val="76923C" w:themeColor="accent3" w:themeShade="BF"/>
+          <w:sz w:val="28"/>
+        </w:rPr>
+        <w:lastRenderedPageBreak/>
+        <w:t>Predictive models and evaluation</w:t>
+      </w:r>
+      <w:bookmarkEnd w:id="5"/>
+    </w:p>
+    <w:p>
+      <w:pPr>
+        <w:spacing w:line="360" w:lineRule="auto"/>
+        <w:rPr>
+          <w:rFonts w:asciiTheme="majorHAnsi" w:hAnsiTheme="majorHAnsi" w:cstheme="majorHAnsi"/>
+        </w:rPr>
+      </w:pPr>
+      <w:r>
+        <w:rPr>
+          <w:rFonts w:asciiTheme="majorHAnsi" w:hAnsiTheme="majorHAnsi" w:cstheme="majorHAnsi"/>
+        </w:rPr>
+        <w:t>Both models predict the Paris concentration at time t using readings at t−1, t−2 and t−24 hours, the sine and cosine of the reported hour, and a weekend indicator. For example, a 10:00 prediction uses the readings at 09:00, 08:00 and 10:00 the previous day. The current target is never included as an input. Sine and cosine preserve the repeating daily cycle, so midnight is close to 23:00 rather than being treated as the opposite end of an ordinary numeric scale.</w:t>
+      </w:r>
+    </w:p>
+    <w:p>
+      <w:pPr>
+        <w:spacing w:line="360" w:lineRule="auto"/>
+        <w:rPr>
+          <w:rFonts w:asciiTheme="majorHAnsi" w:hAnsiTheme="majorHAnsi" w:cstheme="majorHAnsi"/>
+        </w:rPr>
+      </w:pPr>
+      <w:r>
+        <w:rPr>
+          <w:rFonts w:asciiTheme="majorHAnsi" w:hAnsiTheme="majorHAnsi" w:cstheme="majorHAnsi"/>
+        </w:rPr>
+        <w:t>The hourly timeline is divided chronologically: the first 60% for training, the next 20% for validation and the final 20% for testing. Removing rows with missing targets or lags leaves 595 training, 178 validation and 147 test observations, or 920 complete rows. In total, 161 grid rows are unavailable for modelling. The final eligible test observation is 19 June at 00:00, earlier than the dataset’s end because later rows lack required values. No random shuffle or future interpolation is used.</w:t>
+      </w:r>
+    </w:p>
+    <w:p>
+      <w:pPr>
+        <w:spacing w:line="360" w:lineRule="auto"/>
+        <w:rPr>
+          <w:rFonts w:asciiTheme="majorHAnsi" w:hAnsiTheme="majorHAnsi" w:cstheme="majorHAnsi"/>
+        </w:rPr>
+      </w:pPr>
+      <w:r>
+        <w:rPr>
+          <w:rFonts w:asciiTheme="majorHAnsi" w:hAnsiTheme="majorHAnsi" w:cstheme="majorHAnsi"/>
+        </w:rPr>
+        <w:t>Linear Regression estimates an additive relationship between the inputs and target [4]. Random Forest averages 300 regression trees, with maximum depth 8, minimum leaf size 5 and random seed 42 [5]. These settings were specified before evaluation. The persistence baseline uses the previous hourly value as its prediction. This is a useful comparison because closely spaced measurements can be similar even without machine learning. Random Forest was selected using validation MAE: 4.55</w:t>
+      </w:r>
+      <w:r>
+        <w:rPr>
+          <w:rFonts w:asciiTheme="majorHAnsi" w:hAnsiTheme="majorHAnsi" w:cstheme="majorHAnsi"/>
+        </w:rPr>
+        <w:t>3</w:t>
+      </w:r>
+      <w:r>
+        <w:rPr>
+          <w:rFonts w:asciiTheme="majorHAnsi" w:hAnsiTheme="majorHAnsi" w:cstheme="majorHAnsi"/>
+        </w:rPr>
+        <w:t>, compared with 4.892 for Linear Regression and 5.219 for persistence.</w:t>
+      </w:r>
+    </w:p>
+    <w:p>
+      <w:pPr>
+        <w:pStyle w:val="Caption"/>
+        <w:spacing w:line="360" w:lineRule="auto"/>
+        <w:rPr>
+          <w:rFonts w:asciiTheme="majorHAnsi" w:hAnsiTheme="majorHAnsi" w:cstheme="majorHAnsi"/>
+          <w:szCs w:val="22"/>
+        </w:rPr>
+      </w:pPr>
+    </w:p>
+    <w:tbl>
+      <w:tblPr>
+        <w:tblStyle w:val="GridTable4-Accent3"/>
+        <w:tblW w:w="9159" w:type="dxa"/>
+        <w:tblLayout w:type="fixed"/>
+        <w:tblLook w:val="04A0" w:firstRow="1" w:lastRow="0" w:firstColumn="1" w:lastColumn="0" w:noHBand="0" w:noVBand="1"/>
+      </w:tblPr>
+      <w:tblGrid>
+        <w:gridCol w:w="2892"/>
+        <w:gridCol w:w="2232"/>
+        <w:gridCol w:w="2334"/>
+        <w:gridCol w:w="1701"/>
+      </w:tblGrid>
+      <w:tr>
+        <w:trPr>
+          <w:cnfStyle w:val="100000000000" w:firstRow="1" w:lastRow="0" w:firstColumn="0" w:lastColumn="0" w:oddVBand="0" w:evenVBand="0" w:oddHBand="0" w:evenHBand="0" w:firstRowFirstColumn="0" w:firstRowLastColumn="0" w:lastRowFirstColumn="0" w:lastRowLastColumn="0"/>
+          <w:trHeight w:val="666"/>
+        </w:trPr>
+        <w:tc>
+          <w:tcPr>
+            <w:cnfStyle w:val="001000000000" w:firstRow="0" w:lastRow="0" w:firstColumn="1" w:lastColumn="0" w:oddVBand="0" w:evenVBand="0" w:oddHBand="0" w:evenHBand="0" w:firstRowFirstColumn="0" w:firstRowLastColumn="0" w:lastRowFirstColumn="0" w:lastRowLastColumn="0"/>
+            <w:tcW w:w="2892" w:type="dxa"/>
+          </w:tcPr>
+          <w:p>
+            <w:pPr>
+              <w:spacing w:after="0" w:line="360" w:lineRule="auto"/>
+              <w:rPr>
+                <w:rFonts w:asciiTheme="majorHAnsi" w:hAnsiTheme="majorHAnsi" w:cstheme="majorHAnsi"/>
+              </w:rPr>
+            </w:pPr>
+            <w:r>
+              <w:rPr>
+                <w:rFonts w:asciiTheme="majorHAnsi" w:hAnsiTheme="majorHAnsi" w:cstheme="majorHAnsi"/>
+              </w:rPr>
+              <w:t>Model</w:t>
+            </w:r>
+          </w:p>
+        </w:tc>
+        <w:tc>
+          <w:tcPr>
+            <w:tcW w:w="2232" w:type="dxa"/>
+          </w:tcPr>
+          <w:p>
+            <w:pPr>
+              <w:spacing w:after="0" w:line="360" w:lineRule="auto"/>
+              <w:cnfStyle w:val="100000000000" w:firstRow="1" w:lastRow="0" w:firstColumn="0" w:lastColumn="0" w:oddVBand="0" w:evenVBand="0" w:oddHBand="0" w:evenHBand="0" w:firstRowFirstColumn="0" w:firstRowLastColumn="0" w:lastRowFirstColumn="0" w:lastRowLastColumn="0"/>
+              <w:rPr>
+                <w:rFonts w:asciiTheme="majorHAnsi" w:hAnsiTheme="majorHAnsi" w:cstheme="majorHAnsi"/>
+              </w:rPr>
+            </w:pPr>
+            <w:r>
+              <w:rPr>
+                <w:rFonts w:asciiTheme="majorHAnsi" w:hAnsiTheme="majorHAnsi" w:cstheme="majorHAnsi"/>
+              </w:rPr>
+              <w:t>MAE (µg/m³)</w:t>
+            </w:r>
+          </w:p>
+        </w:tc>
+        <w:tc>
+          <w:tcPr>
+            <w:tcW w:w="2334" w:type="dxa"/>
+          </w:tcPr>
+          <w:p>
+            <w:pPr>
+              <w:spacing w:after="0" w:line="360" w:lineRule="auto"/>
+              <w:cnfStyle w:val="100000000000" w:firstRow="1" w:lastRow="0" w:firstColumn="0" w:lastColumn="0" w:oddVBand="0" w:evenVBand="0" w:oddHBand="0" w:evenHBand="0" w:firstRowFirstColumn="0" w:firstRowLastColumn="0" w:lastRowFirstColumn="0" w:lastRowLastColumn="0"/>
+              <w:rPr>
+                <w:rFonts w:asciiTheme="majorHAnsi" w:hAnsiTheme="majorHAnsi" w:cstheme="majorHAnsi"/>
+              </w:rPr>
+            </w:pPr>
+            <w:r>
+              <w:rPr>
+                <w:rFonts w:asciiTheme="majorHAnsi" w:hAnsiTheme="majorHAnsi" w:cstheme="majorHAnsi"/>
+              </w:rPr>
+              <w:t>RMSE (µg/m³)</w:t>
+            </w:r>
+          </w:p>
+        </w:tc>
+        <w:tc>
+          <w:tcPr>
+            <w:tcW w:w="1701" w:type="dxa"/>
+          </w:tcPr>
+          <w:p>
+            <w:pPr>
+              <w:spacing w:after="0" w:line="360" w:lineRule="auto"/>
+              <w:cnfStyle w:val="100000000000" w:firstRow="1" w:lastRow="0" w:firstColumn="0" w:lastColumn="0" w:oddVBand="0" w:evenVBand="0" w:oddHBand="0" w:evenHBand="0" w:firstRowFirstColumn="0" w:firstRowLastColumn="0" w:lastRowFirstColumn="0" w:lastRowLastColumn="0"/>
+              <w:rPr>
+                <w:rFonts w:asciiTheme="majorHAnsi" w:hAnsiTheme="majorHAnsi" w:cstheme="majorHAnsi"/>
+              </w:rPr>
+            </w:pPr>
+            <w:r>
+              <w:rPr>
+                <w:rFonts w:asciiTheme="majorHAnsi" w:hAnsiTheme="majorHAnsi" w:cstheme="majorHAnsi"/>
+              </w:rPr>
+              <w:t>R²</w:t>
+            </w:r>
+          </w:p>
+        </w:tc>
+      </w:tr>
+      <w:tr>
+        <w:trPr>
+          <w:cnfStyle w:val="000000100000" w:firstRow="0" w:lastRow="0" w:firstColumn="0" w:lastColumn="0" w:oddVBand="0" w:evenVBand="0" w:oddHBand="1" w:evenHBand="0" w:firstRowFirstColumn="0" w:firstRowLastColumn="0" w:lastRowFirstColumn="0" w:lastRowLastColumn="0"/>
+          <w:trHeight w:val="627"/>
+        </w:trPr>
+        <w:tc>
+          <w:tcPr>
+            <w:cnfStyle w:val="001000000000" w:firstRow="0" w:lastRow="0" w:firstColumn="1" w:lastColumn="0" w:oddVBand="0" w:evenVBand="0" w:oddHBand="0" w:evenHBand="0" w:firstRowFirstColumn="0" w:firstRowLastColumn="0" w:lastRowFirstColumn="0" w:lastRowLastColumn="0"/>
+            <w:tcW w:w="2892" w:type="dxa"/>
+          </w:tcPr>
+          <w:p>
+            <w:pPr>
+              <w:spacing w:after="0" w:line="360" w:lineRule="auto"/>
+              <w:rPr>
+                <w:rFonts w:asciiTheme="majorHAnsi" w:hAnsiTheme="majorHAnsi" w:cstheme="majorHAnsi"/>
+              </w:rPr>
+            </w:pPr>
+            <w:r>
+              <w:rPr>
+                <w:rFonts w:asciiTheme="majorHAnsi" w:hAnsiTheme="majorHAnsi" w:cstheme="majorHAnsi"/>
+              </w:rPr>
+              <w:t>Persistence</w:t>
+            </w:r>
+          </w:p>
+        </w:tc>
+        <w:tc>
+          <w:tcPr>
+            <w:tcW w:w="2232" w:type="dxa"/>
+          </w:tcPr>
+          <w:p>
+            <w:pPr>
+              <w:spacing w:after="0" w:line="360" w:lineRule="auto"/>
+              <w:cnfStyle w:val="000000100000" w:firstRow="0" w:lastRow="0" w:firstColumn="0" w:lastColumn="0" w:oddVBand="0" w:evenVBand="0" w:oddHBand="1" w:evenHBand="0" w:firstRowFirstColumn="0" w:firstRowLastColumn="0" w:lastRowFirstColumn="0" w:lastRowLastColumn="0"/>
+              <w:rPr>
+                <w:rFonts w:asciiTheme="majorHAnsi" w:hAnsiTheme="majorHAnsi" w:cstheme="majorHAnsi"/>
+              </w:rPr>
+            </w:pPr>
+            <w:r>
+              <w:rPr>
+                <w:rFonts w:asciiTheme="majorHAnsi" w:hAnsiTheme="majorHAnsi" w:cstheme="majorHAnsi"/>
+              </w:rPr>
+              <w:t>5.684</w:t>
+            </w:r>
+          </w:p>
+        </w:tc>
+        <w:tc>
+          <w:tcPr>
+            <w:tcW w:w="2334" w:type="dxa"/>
+          </w:tcPr>
+          <w:p>
+            <w:pPr>
+              <w:spacing w:after="0" w:line="360" w:lineRule="auto"/>
+              <w:cnfStyle w:val="000000100000" w:firstRow="0" w:lastRow="0" w:firstColumn="0" w:lastColumn="0" w:oddVBand="0" w:evenVBand="0" w:oddHBand="1" w:evenHBand="0" w:firstRowFirstColumn="0" w:firstRowLastColumn="0" w:lastRowFirstColumn="0" w:lastRowLastColumn="0"/>
+              <w:rPr>
+                <w:rFonts w:asciiTheme="majorHAnsi" w:hAnsiTheme="majorHAnsi" w:cstheme="majorHAnsi"/>
+              </w:rPr>
+            </w:pPr>
+            <w:r>
+              <w:rPr>
+                <w:rFonts w:asciiTheme="majorHAnsi" w:hAnsiTheme="majorHAnsi" w:cstheme="majorHAnsi"/>
+              </w:rPr>
+              <w:t>8.300</w:t>
+            </w:r>
+          </w:p>
+        </w:tc>
+        <w:tc>
+          <w:tcPr>
+            <w:tcW w:w="1701" w:type="dxa"/>
+          </w:tcPr>
+          <w:p>
+            <w:pPr>
+              <w:spacing w:after="0" w:line="360" w:lineRule="auto"/>
+              <w:cnfStyle w:val="000000100000" w:firstRow="0" w:lastRow="0" w:firstColumn="0" w:lastColumn="0" w:oddVBand="0" w:evenVBand="0" w:oddHBand="1" w:evenHBand="0" w:firstRowFirstColumn="0" w:firstRowLastColumn="0" w:lastRowFirstColumn="0" w:lastRowLastColumn="0"/>
+              <w:rPr>
+                <w:rFonts w:asciiTheme="majorHAnsi" w:hAnsiTheme="majorHAnsi" w:cstheme="majorHAnsi"/>
+              </w:rPr>
+            </w:pPr>
+            <w:r>
+              <w:rPr>
+                <w:rFonts w:asciiTheme="majorHAnsi" w:hAnsiTheme="majorHAnsi" w:cstheme="majorHAnsi"/>
+              </w:rPr>
+              <w:t>0.787</w:t>
+            </w:r>
+          </w:p>
+        </w:tc>
+      </w:tr>
+      <w:tr>
+        <w:trPr>
+          <w:trHeight w:val="666"/>
+        </w:trPr>
+        <w:tc>
+          <w:tcPr>
+            <w:cnfStyle w:val="001000000000" w:firstRow="0" w:lastRow="0" w:firstColumn="1" w:lastColumn="0" w:oddVBand="0" w:evenVBand="0" w:oddHBand="0" w:evenHBand="0" w:firstRowFirstColumn="0" w:firstRowLastColumn="0" w:lastRowFirstColumn="0" w:lastRowLastColumn="0"/>
+            <w:tcW w:w="2892" w:type="dxa"/>
+          </w:tcPr>
+          <w:p>
+            <w:pPr>
+              <w:spacing w:after="0" w:line="360" w:lineRule="auto"/>
+              <w:rPr>
+                <w:rFonts w:asciiTheme="majorHAnsi" w:hAnsiTheme="majorHAnsi" w:cstheme="majorHAnsi"/>
+              </w:rPr>
+            </w:pPr>
+            <w:r>
+              <w:rPr>
+                <w:rFonts w:asciiTheme="majorHAnsi" w:hAnsiTheme="majorHAnsi" w:cstheme="majorHAnsi"/>
+              </w:rPr>
+              <w:t>Linear Regression</w:t>
+            </w:r>
+          </w:p>
+        </w:tc>
+        <w:tc>
+          <w:tcPr>
+            <w:tcW w:w="2232" w:type="dxa"/>
+          </w:tcPr>
+          <w:p>
+            <w:pPr>
+              <w:spacing w:after="0" w:line="360" w:lineRule="auto"/>
+              <w:cnfStyle w:val="000000000000" w:firstRow="0" w:lastRow="0" w:firstColumn="0" w:lastColumn="0" w:oddVBand="0" w:evenVBand="0" w:oddHBand="0" w:evenHBand="0" w:firstRowFirstColumn="0" w:firstRowLastColumn="0" w:lastRowFirstColumn="0" w:lastRowLastColumn="0"/>
+              <w:rPr>
+                <w:rFonts w:asciiTheme="majorHAnsi" w:hAnsiTheme="majorHAnsi" w:cstheme="majorHAnsi"/>
+              </w:rPr>
+            </w:pPr>
+            <w:r>
+              <w:rPr>
+                <w:rFonts w:asciiTheme="majorHAnsi" w:hAnsiTheme="majorHAnsi" w:cstheme="majorHAnsi"/>
+              </w:rPr>
+              <w:t>5.116</w:t>
+            </w:r>
+          </w:p>
+        </w:tc>
+        <w:tc>
+          <w:tcPr>
+            <w:tcW w:w="2334" w:type="dxa"/>
+          </w:tcPr>
+          <w:p>
+            <w:pPr>
+              <w:spacing w:after="0" w:line="360" w:lineRule="auto"/>
+              <w:cnfStyle w:val="000000000000" w:firstRow="0" w:lastRow="0" w:firstColumn="0" w:lastColumn="0" w:oddVBand="0" w:evenVBand="0" w:oddHBand="0" w:evenHBand="0" w:firstRowFirstColumn="0" w:firstRowLastColumn="0" w:lastRowFirstColumn="0" w:lastRowLastColumn="0"/>
+              <w:rPr>
+                <w:rFonts w:asciiTheme="majorHAnsi" w:hAnsiTheme="majorHAnsi" w:cstheme="majorHAnsi"/>
+              </w:rPr>
+            </w:pPr>
+            <w:r>
+              <w:rPr>
+                <w:rFonts w:asciiTheme="majorHAnsi" w:hAnsiTheme="majorHAnsi" w:cstheme="majorHAnsi"/>
+              </w:rPr>
+              <w:t>7.300</w:t>
+            </w:r>
+          </w:p>
+        </w:tc>
+        <w:tc>
+          <w:tcPr>
+            <w:tcW w:w="1701" w:type="dxa"/>
+          </w:tcPr>
+          <w:p>
+            <w:pPr>
+              <w:spacing w:after="0" w:line="360" w:lineRule="auto"/>
+              <w:cnfStyle w:val="000000000000" w:firstRow="0" w:lastRow="0" w:firstColumn="0" w:lastColumn="0" w:oddVBand="0" w:evenVBand="0" w:oddHBand="0" w:evenHBand="0" w:firstRowFirstColumn="0" w:firstRowLastColumn="0" w:lastRowFirstColumn="0" w:lastRowLastColumn="0"/>
+              <w:rPr>
+                <w:rFonts w:asciiTheme="majorHAnsi" w:hAnsiTheme="majorHAnsi" w:cstheme="majorHAnsi"/>
+              </w:rPr>
+            </w:pPr>
+            <w:r>
+              <w:rPr>
+                <w:rFonts w:asciiTheme="majorHAnsi" w:hAnsiTheme="majorHAnsi" w:cstheme="majorHAnsi"/>
+              </w:rPr>
+              <w:t>0.835</w:t>
+            </w:r>
+          </w:p>
+        </w:tc>
+      </w:tr>
+      <w:tr>
+        <w:trPr>
+          <w:cnfStyle w:val="000000100000" w:firstRow="0" w:lastRow="0" w:firstColumn="0" w:lastColumn="0" w:oddVBand="0" w:evenVBand="0" w:oddHBand="1" w:evenHBand="0" w:firstRowFirstColumn="0" w:firstRowLastColumn="0" w:lastRowFirstColumn="0" w:lastRowLastColumn="0"/>
+          <w:trHeight w:val="627"/>
+        </w:trPr>
+        <w:tc>
+          <w:tcPr>
+            <w:cnfStyle w:val="001000000000" w:firstRow="0" w:lastRow="0" w:firstColumn="1" w:lastColumn="0" w:oddVBand="0" w:evenVBand="0" w:oddHBand="0" w:evenHBand="0" w:firstRowFirstColumn="0" w:firstRowLastColumn="0" w:lastRowFirstColumn="0" w:lastRowLastColumn="0"/>
+            <w:tcW w:w="2892" w:type="dxa"/>
+          </w:tcPr>
+          <w:p>
+            <w:pPr>
+              <w:spacing w:after="0" w:line="360" w:lineRule="auto"/>
+              <w:rPr>
+                <w:rFonts w:asciiTheme="majorHAnsi" w:hAnsiTheme="majorHAnsi" w:cstheme="majorHAnsi"/>
+              </w:rPr>
+            </w:pPr>
+            <w:r>
+              <w:rPr>
+                <w:rFonts w:asciiTheme="majorHAnsi" w:hAnsiTheme="majorHAnsi" w:cstheme="majorHAnsi"/>
+              </w:rPr>
+              <w:t>Random Forest</w:t>
+            </w:r>
+          </w:p>
+        </w:tc>
+        <w:tc>
+          <w:tcPr>
+            <w:tcW w:w="2232" w:type="dxa"/>
+          </w:tcPr>
+          <w:p>
+            <w:pPr>
+              <w:spacing w:after="0" w:line="360" w:lineRule="auto"/>
+              <w:cnfStyle w:val="000000100000" w:firstRow="0" w:lastRow="0" w:firstColumn="0" w:lastColumn="0" w:oddVBand="0" w:evenVBand="0" w:oddHBand="1" w:evenHBand="0" w:firstRowFirstColumn="0" w:firstRowLastColumn="0" w:lastRowFirstColumn="0" w:lastRowLastColumn="0"/>
+              <w:rPr>
+                <w:rFonts w:asciiTheme="majorHAnsi" w:hAnsiTheme="majorHAnsi" w:cstheme="majorHAnsi"/>
+              </w:rPr>
+            </w:pPr>
+            <w:r>
+              <w:rPr>
+                <w:rFonts w:asciiTheme="majorHAnsi" w:hAnsiTheme="majorHAnsi" w:cstheme="majorHAnsi"/>
+              </w:rPr>
+              <w:t>4.919</w:t>
+            </w:r>
+          </w:p>
+        </w:tc>
+        <w:tc>
+          <w:tcPr>
+            <w:tcW w:w="2334" w:type="dxa"/>
+          </w:tcPr>
+          <w:p>
+            <w:pPr>
+              <w:spacing w:after="0" w:line="360" w:lineRule="auto"/>
+              <w:cnfStyle w:val="000000100000" w:firstRow="0" w:lastRow="0" w:firstColumn="0" w:lastColumn="0" w:oddVBand="0" w:evenVBand="0" w:oddHBand="1" w:evenHBand="0" w:firstRowFirstColumn="0" w:firstRowLastColumn="0" w:lastRowFirstColumn="0" w:lastRowLastColumn="0"/>
+              <w:rPr>
+                <w:rFonts w:asciiTheme="majorHAnsi" w:hAnsiTheme="majorHAnsi" w:cstheme="majorHAnsi"/>
+              </w:rPr>
+            </w:pPr>
+            <w:r>
+              <w:rPr>
+                <w:rFonts w:asciiTheme="majorHAnsi" w:hAnsiTheme="majorHAnsi" w:cstheme="majorHAnsi"/>
+              </w:rPr>
+              <w:t>7.486</w:t>
+            </w:r>
+          </w:p>
+        </w:tc>
+        <w:tc>
+          <w:tcPr>
+            <w:tcW w:w="1701" w:type="dxa"/>
+          </w:tcPr>
+          <w:p>
+            <w:pPr>
+              <w:spacing w:after="0" w:line="360" w:lineRule="auto"/>
+              <w:cnfStyle w:val="000000100000" w:firstRow="0" w:lastRow="0" w:firstColumn="0" w:lastColumn="0" w:oddVBand="0" w:evenVBand="0" w:oddHBand="1" w:evenHBand="0" w:firstRowFirstColumn="0" w:firstRowLastColumn="0" w:lastRowFirstColumn="0" w:lastRowLastColumn="0"/>
+              <w:rPr>
+                <w:rFonts w:asciiTheme="majorHAnsi" w:hAnsiTheme="majorHAnsi" w:cstheme="majorHAnsi"/>
+              </w:rPr>
+            </w:pPr>
+            <w:r>
+              <w:rPr>
+                <w:rFonts w:asciiTheme="majorHAnsi" w:hAnsiTheme="majorHAnsi" w:cstheme="majorHAnsi"/>
+              </w:rPr>
+              <w:t>0.827</w:t>
+            </w:r>
+          </w:p>
+        </w:tc>
+      </w:tr>
+    </w:tbl>
+    <w:p>
+      <w:pPr>
+        <w:spacing w:line="360" w:lineRule="auto"/>
+        <w:rPr>
+          <w:rFonts w:asciiTheme="majorHAnsi" w:hAnsiTheme="majorHAnsi" w:cstheme="majorHAnsi"/>
+          <w:i/>
+          <w:iCs/>
+          <w:color w:val="808080" w:themeColor="background1" w:themeShade="80"/>
+        </w:rPr>
+      </w:pPr>
+    </w:p>
+    <w:p>
+      <w:pPr>
+        <w:spacing w:line="360" w:lineRule="auto"/>
+        <w:jc w:val="center"/>
+        <w:rPr>
+          <w:rFonts w:asciiTheme="majorHAnsi" w:hAnsiTheme="majorHAnsi" w:cstheme="majorHAnsi"/>
+          <w:i/>
+          <w:iCs/>
           <w:color w:val="808080" w:themeColor="background1" w:themeShade="80"/>
         </w:rPr>
       </w:pPr>
       <w:r>
         <w:rPr>
+          <w:rFonts w:asciiTheme="majorHAnsi" w:hAnsiTheme="majorHAnsi" w:cstheme="majorHAnsi"/>
+          <w:i/>
+          <w:iCs/>
           <w:color w:val="808080" w:themeColor="background1" w:themeShade="80"/>
         </w:rPr>
-        <w:t>Figure 2. Paris means by reported hour and weekday; counts appear in the notebook.</w:t>
+        <w:t>Table 2. Final performance on the same 147 later test observations.</w:t>
       </w:r>
     </w:p>
     <w:p>
+      <w:pPr>
+        <w:spacing w:line="360" w:lineRule="auto"/>
+        <w:rPr>
+          <w:rFonts w:asciiTheme="majorHAnsi" w:hAnsiTheme="majorHAnsi" w:cstheme="majorHAnsi"/>
+        </w:rPr>
+      </w:pPr>
       <w:r>
-        <w:t>In Figure 2, Paris has its highest reported-hour mean at 09:00, about 40.57 µg/m³, and its lowest at 16:00, about 17.77. Friday has the highest weekday mean, 32.24, while Sunday has the lowest, 24.07. These differences suggest useful calendar features, but do not prove that work schedules or traffic caused them. Weather and emissions data would be needed to investigate those explanations. The analysis covers only part of two months, so neither seasonal patterns nor long-term trends can be established.</w:t>
+        <w:rPr>
+          <w:rFonts w:asciiTheme="majorHAnsi" w:hAnsiTheme="majorHAnsi" w:cstheme="majorHAnsi"/>
+        </w:rPr>
+        <w:t xml:space="preserve">Both fitted models were refitted on the combined training and validation data before the final test. MAE measures average absolute error, while RMSE gives greater weight to large errors. R² compares squared error with predicting the test-set mean [6]. Precision and recall are unsuitable because this task predicts concentrations rather than categories. Table 2 shows that Random Forest has the lowest test MAE, improving on persistence by 13.46%. It is preferred for the stated average-error </w:t>
+      </w:r>
+      <w:r>
+        <w:rPr>
+          <w:rFonts w:asciiTheme="majorHAnsi" w:hAnsiTheme="majorHAnsi" w:cstheme="majorHAnsi"/>
+        </w:rPr>
+        <w:lastRenderedPageBreak/>
+        <w:t>objective, while Linear Regression has better RMSE and R². The forest is therefore not best on every measure.</w:t>
       </w:r>
     </w:p>
     <w:p>
+      <w:pPr>
+        <w:spacing w:line="360" w:lineRule="auto"/>
+        <w:rPr>
+          <w:rFonts w:asciiTheme="majorHAnsi" w:hAnsiTheme="majorHAnsi" w:cstheme="majorHAnsi"/>
+        </w:rPr>
+      </w:pPr>
       <w:r>
+        <w:rPr>
+          <w:rFonts w:asciiTheme="majorHAnsi" w:hAnsiTheme="majorHAnsi" w:cstheme="majorHAnsi"/>
+        </w:rPr>
+        <w:t>The selected forest’s refit-training MAE is 3.73, below its test MAE of 4.92. This gap supports further checks for overfitting and changing conditions. Both models tend to miss some sharp movements, as shown by the notebook’s prediction plots. Evaluation represents rolling one-hour-ahead forecasts: each earlier actual reading is available before the next prediction. It does not represent predicting an entire week from one starting point, and statistical certainty is limited by the short test period.</w:t>
+      </w:r>
+    </w:p>
+    <w:p>
+      <w:pPr>
+        <w:pStyle w:val="Heading1"/>
+        <w:rPr>
+          <w:rFonts w:cstheme="majorHAnsi"/>
+          <w:color w:val="76923C" w:themeColor="accent3" w:themeShade="BF"/>
+          <w:sz w:val="28"/>
+        </w:rPr>
+      </w:pPr>
+      <w:bookmarkStart w:id="6" w:name="_Toc241346070"/>
+      <w:r>
+        <w:rPr>
+          <w:color w:val="76923C" w:themeColor="accent3" w:themeShade="BF"/>
+          <w:sz w:val="28"/>
+          <w:lang w:val="en-GB"/>
+        </w:rPr>
+        <w:t>Limitations and practical recommendations</w:t>
+      </w:r>
+      <w:bookmarkEnd w:id="6"/>
+    </w:p>
+    <w:p>
+      <w:pPr>
+        <w:rPr>
+          <w:lang w:val="en-GB"/>
+        </w:rPr>
+      </w:pPr>
+    </w:p>
+    <w:p>
+      <w:pPr>
+        <w:spacing w:line="360" w:lineRule="auto"/>
+        <w:rPr>
+          <w:rFonts w:asciiTheme="majorHAnsi" w:hAnsiTheme="majorHAnsi" w:cstheme="majorHAnsi"/>
+          <w:lang w:val="en-GB"/>
+        </w:rPr>
+      </w:pPr>
+      <w:r>
+        <w:rPr>
+          <w:rFonts w:asciiTheme="majorHAnsi" w:hAnsiTheme="majorHAnsi" w:cstheme="majorHAnsi"/>
+          <w:lang w:val="en-GB"/>
+        </w:rPr>
+        <w:t>This study used a short historical dataset based on three monitoring stations. Paris had the best coverage, but its results may not be applicable to other locations or current conditions. Missing readings, a different timezone and the absence of weather, traffic, pollution and quality information also restrict the findings. Therefore, the observed patterns cannot prove what caused the pollution changes.</w:t>
+      </w:r>
+    </w:p>
+    <w:p>
+      <w:pPr>
+        <w:spacing w:line="360" w:lineRule="auto"/>
+        <w:rPr>
+          <w:rFonts w:asciiTheme="majorHAnsi" w:hAnsiTheme="majorHAnsi" w:cstheme="majorHAnsi"/>
+          <w:lang w:val="en-GB"/>
+        </w:rPr>
+      </w:pPr>
+      <w:r>
+        <w:rPr>
+          <w:rFonts w:asciiTheme="majorHAnsi" w:hAnsiTheme="majorHAnsi" w:cstheme="majorHAnsi"/>
+          <w:lang w:val="en-GB"/>
+        </w:rPr>
+        <w:t>The future work should be based on a longer and quality-checked dataset with confirmed timezones and station information. Weather and traffic information could be added at prediction time. The models should be tested with all periods and stations and compared to the persistence baseline using MAE and RMSE. The unusual observations should be checked instead of eliminated automatically. This model should remain a classroom prototype until stronger data and testing are available</w:t>
+      </w:r>
+      <w:r>
+        <w:rPr>
+          <w:rFonts w:asciiTheme="majorHAnsi" w:hAnsiTheme="majorHAnsi" w:cstheme="majorHAnsi"/>
+          <w:lang w:val="en-GB"/>
+        </w:rPr>
+        <w:t>.</w:t>
+      </w:r>
+    </w:p>
+    <w:p>
+      <w:pPr>
+        <w:pStyle w:val="Heading1"/>
+        <w:rPr>
+          <w:color w:val="76923C" w:themeColor="accent3" w:themeShade="BF"/>
+          <w:sz w:val="28"/>
+          <w:lang w:val="en-GB"/>
+        </w:rPr>
+      </w:pPr>
+      <w:bookmarkStart w:id="7" w:name="_Toc241346071"/>
+      <w:r>
+        <w:rPr>
+          <w:color w:val="76923C" w:themeColor="accent3" w:themeShade="BF"/>
+          <w:sz w:val="28"/>
+          <w:lang w:val="en-GB"/>
+        </w:rPr>
+        <w:t>Conclusion</w:t>
+      </w:r>
+      <w:bookmarkEnd w:id="7"/>
+    </w:p>
+    <w:p>
+      <w:pPr>
+        <w:rPr>
+          <w:lang w:val="en-GB"/>
+        </w:rPr>
+      </w:pPr>
+    </w:p>
+    <w:p>
+      <w:pPr>
+        <w:spacing w:line="360" w:lineRule="auto"/>
+        <w:rPr>
+          <w:rFonts w:asciiTheme="majorHAnsi" w:hAnsiTheme="majorHAnsi" w:cstheme="majorHAnsi"/>
+          <w:lang w:val="en-GB"/>
+        </w:rPr>
+      </w:pPr>
+      <w:r>
+        <w:rPr>
+          <w:rFonts w:asciiTheme="majorHAnsi" w:hAnsiTheme="majorHAnsi" w:cstheme="majorHAnsi"/>
+          <w:lang w:val="en-GB"/>
+        </w:rPr>
+        <w:t>In this project we analysed NO₂ data and predicted the next hourly Paris reading using Linear Regression and Random Forest. Random Forest was chosen because it had the lowest validation MAE. On the test data, it obtained an MAE of 4.9190 µg/m³ and improved persistence by 13.46%. Linear Regression did, however, have slightly better RMSE and R² results and showed that model selection depends on the evaluation measure.</w:t>
+      </w:r>
+    </w:p>
+    <w:p>
+      <w:pPr>
+        <w:spacing w:line="360" w:lineRule="auto"/>
+        <w:rPr>
+          <w:rFonts w:asciiTheme="majorHAnsi" w:hAnsiTheme="majorHAnsi" w:cstheme="majorHAnsi"/>
+          <w:lang w:val="en-GB"/>
+        </w:rPr>
+      </w:pPr>
+      <w:r>
+        <w:rPr>
+          <w:rFonts w:asciiTheme="majorHAnsi" w:hAnsiTheme="majorHAnsi" w:cstheme="majorHAnsi"/>
+          <w:lang w:val="en-GB"/>
+        </w:rPr>
+        <w:t>Overall, recent readings were very helpful for short-term prediction, but the small and incomplete dataset limits the practical use of the model. A longer and more detailed dataset is required before the model can be used to make real air-quality decisions.</w:t>
+      </w:r>
+    </w:p>
+    <w:p>
+      <w:pPr>
+        <w:spacing w:line="360" w:lineRule="auto"/>
+        <w:rPr>
+          <w:rFonts w:asciiTheme="majorHAnsi" w:hAnsiTheme="majorHAnsi" w:cstheme="majorHAnsi"/>
+          <w:lang w:val="en-GB"/>
+        </w:rPr>
+      </w:pPr>
+    </w:p>
+    <w:p>
+      <w:pPr>
+        <w:pStyle w:val="Heading1"/>
+        <w:rPr>
+          <w:color w:val="76923C" w:themeColor="accent3" w:themeShade="BF"/>
+          <w:sz w:val="28"/>
+          <w:lang w:val="en-GB"/>
+        </w:rPr>
+      </w:pPr>
+      <w:bookmarkStart w:id="8" w:name="_Toc241346072"/>
+      <w:r>
+        <w:rPr>
+          <w:color w:val="76923C" w:themeColor="accent3" w:themeShade="BF"/>
+          <w:sz w:val="28"/>
+          <w:lang w:val="en-GB"/>
+        </w:rPr>
+        <w:t>Collaboration and milestones</w:t>
+      </w:r>
+      <w:bookmarkEnd w:id="8"/>
+    </w:p>
+    <w:p>
+      <w:pPr>
+        <w:rPr>
+          <w:lang w:val="en-GB"/>
+        </w:rPr>
+      </w:pPr>
+    </w:p>
+    <w:p>
+      <w:pPr>
+        <w:rPr>
+          <w:lang w:val="en-GB"/>
+        </w:rPr>
+      </w:pPr>
+      <w:r>
+        <w:rPr>
+          <w:lang w:val="en-GB"/>
+        </w:rPr>
+        <w:lastRenderedPageBreak/>
+        <w:t xml:space="preserve">GitHub was used to record genuine file updates and reviews completed by the group. The table below includes only work </w:t>
+      </w:r>
+      <w:proofErr w:type="gramStart"/>
+      <w:r>
+        <w:rPr>
+          <w:lang w:val="en-GB"/>
+        </w:rPr>
+        <w:t>actually completed</w:t>
+      </w:r>
+      <w:proofErr w:type="gramEnd"/>
+      <w:r>
+        <w:rPr>
+          <w:lang w:val="en-GB"/>
+        </w:rPr>
+        <w:t>.</w:t>
+      </w:r>
+    </w:p>
+    <w:p>
+      <w:pPr>
+        <w:rPr>
+          <w:lang w:val="en-GB"/>
+        </w:rPr>
+      </w:pPr>
+    </w:p>
+    <w:tbl>
+      <w:tblPr>
+        <w:tblStyle w:val="TableGrid"/>
+        <w:tblW w:w="0" w:type="auto"/>
+        <w:tblBorders>
+          <w:top w:val="single" w:sz="18" w:space="0" w:color="4F6228" w:themeColor="accent3" w:themeShade="80"/>
+          <w:left w:val="single" w:sz="18" w:space="0" w:color="4F6228" w:themeColor="accent3" w:themeShade="80"/>
+          <w:bottom w:val="single" w:sz="18" w:space="0" w:color="4F6228" w:themeColor="accent3" w:themeShade="80"/>
+          <w:right w:val="single" w:sz="18" w:space="0" w:color="4F6228" w:themeColor="accent3" w:themeShade="80"/>
+          <w:insideH w:val="single" w:sz="18" w:space="0" w:color="4F6228" w:themeColor="accent3" w:themeShade="80"/>
+          <w:insideV w:val="single" w:sz="18" w:space="0" w:color="4F6228" w:themeColor="accent3" w:themeShade="80"/>
+        </w:tblBorders>
+        <w:tblLook w:val="04A0" w:firstRow="1" w:lastRow="0" w:firstColumn="1" w:lastColumn="0" w:noHBand="0" w:noVBand="1"/>
+      </w:tblPr>
+      <w:tblGrid>
+        <w:gridCol w:w="1240"/>
+        <w:gridCol w:w="1450"/>
+        <w:gridCol w:w="2922"/>
+        <w:gridCol w:w="2091"/>
+        <w:gridCol w:w="1277"/>
+      </w:tblGrid>
+      <w:tr>
+        <w:tc>
+          <w:tcPr>
+            <w:tcW w:w="0" w:type="auto"/>
+            <w:hideMark/>
+          </w:tcPr>
+          <w:p>
+            <w:pPr>
+              <w:rPr>
+                <w:lang w:val="en-GB"/>
+              </w:rPr>
+            </w:pPr>
+            <w:r>
+              <w:rPr>
+                <w:lang w:val="en-GB"/>
+              </w:rPr>
+              <w:t>Date</w:t>
+            </w:r>
+          </w:p>
+        </w:tc>
+        <w:tc>
+          <w:tcPr>
+            <w:tcW w:w="0" w:type="auto"/>
+            <w:hideMark/>
+          </w:tcPr>
+          <w:p>
+            <w:pPr>
+              <w:rPr>
+                <w:lang w:val="en-GB"/>
+              </w:rPr>
+            </w:pPr>
+            <w:r>
+              <w:rPr>
+                <w:lang w:val="en-GB"/>
+              </w:rPr>
+              <w:t>Member and student ID</w:t>
+            </w:r>
+          </w:p>
+        </w:tc>
+        <w:tc>
+          <w:tcPr>
+            <w:tcW w:w="0" w:type="auto"/>
+            <w:hideMark/>
+          </w:tcPr>
+          <w:p>
+            <w:pPr>
+              <w:rPr>
+                <w:lang w:val="en-GB"/>
+              </w:rPr>
+            </w:pPr>
+            <w:r>
+              <w:rPr>
+                <w:lang w:val="en-GB"/>
+              </w:rPr>
+              <w:t>Work completed</w:t>
+            </w:r>
+          </w:p>
+        </w:tc>
+        <w:tc>
+          <w:tcPr>
+            <w:tcW w:w="0" w:type="auto"/>
+            <w:hideMark/>
+          </w:tcPr>
+          <w:p>
+            <w:pPr>
+              <w:rPr>
+                <w:lang w:val="en-GB"/>
+              </w:rPr>
+            </w:pPr>
+            <w:r>
+              <w:rPr>
+                <w:lang w:val="en-GB"/>
+              </w:rPr>
+              <w:t>GitHub evidence</w:t>
+            </w:r>
+          </w:p>
+        </w:tc>
+        <w:tc>
+          <w:tcPr>
+            <w:tcW w:w="0" w:type="auto"/>
+            <w:hideMark/>
+          </w:tcPr>
+          <w:p>
+            <w:pPr>
+              <w:rPr>
+                <w:lang w:val="en-GB"/>
+              </w:rPr>
+            </w:pPr>
+            <w:r>
+              <w:rPr>
+                <w:lang w:val="en-GB"/>
+              </w:rPr>
+              <w:t>Reviewer</w:t>
+            </w:r>
+          </w:p>
+        </w:tc>
+      </w:tr>
+      <w:tr>
+        <w:tc>
+          <w:tcPr>
+            <w:tcW w:w="0" w:type="auto"/>
+            <w:hideMark/>
+          </w:tcPr>
+          <w:p>
+            <w:pPr>
+              <w:rPr>
+                <w:lang w:val="en-GB"/>
+              </w:rPr>
+            </w:pPr>
+            <w:r>
+              <w:rPr>
+                <w:lang w:val="en-GB"/>
+              </w:rPr>
+              <w:t>25 September 2026</w:t>
+            </w:r>
+          </w:p>
+        </w:tc>
+        <w:tc>
+          <w:tcPr>
+            <w:tcW w:w="0" w:type="auto"/>
+            <w:hideMark/>
+          </w:tcPr>
+          <w:p>
+            <w:pPr>
+              <w:rPr>
+                <w:lang w:val="en-GB"/>
+              </w:rPr>
+            </w:pPr>
+            <w:r>
+              <w:rPr>
+                <w:lang w:val="en-GB"/>
+              </w:rPr>
+              <w:t>Aashika Gharti – MIT250470</w:t>
+            </w:r>
+          </w:p>
+        </w:tc>
+        <w:tc>
+          <w:tcPr>
+            <w:tcW w:w="0" w:type="auto"/>
+            <w:hideMark/>
+          </w:tcPr>
+          <w:p>
+            <w:pPr>
+              <w:rPr>
+                <w:lang w:val="en-GB"/>
+              </w:rPr>
+            </w:pPr>
+            <w:r>
+              <w:rPr>
+                <w:lang w:val="en-GB"/>
+              </w:rPr>
+              <w:t>Reviewed the dataset source, data dictionary and preprocessing. Checked missing values, duplicates, invalid values and hourly reindexing. Reviewed Sections 1–3.</w:t>
+            </w:r>
+          </w:p>
+        </w:tc>
+        <w:tc>
+          <w:tcPr>
+            <w:tcW w:w="0" w:type="auto"/>
+            <w:hideMark/>
+          </w:tcPr>
+          <w:p>
+            <w:pPr>
+              <w:rPr>
+                <w:lang w:val="en-GB"/>
+              </w:rPr>
+            </w:pPr>
+            <w:r>
+              <w:rPr>
+                <w:lang w:val="en-GB"/>
+              </w:rPr>
+              <w:t>Review dataset documentation and preprocessing</w:t>
+            </w:r>
+          </w:p>
+        </w:tc>
+        <w:tc>
+          <w:tcPr>
+            <w:tcW w:w="0" w:type="auto"/>
+            <w:hideMark/>
+          </w:tcPr>
+          <w:p>
+            <w:pPr>
+              <w:rPr>
+                <w:lang w:val="en-GB"/>
+              </w:rPr>
+            </w:pPr>
+            <w:r>
+              <w:rPr>
+                <w:lang w:val="en-GB"/>
+              </w:rPr>
+              <w:t>Roma Sah</w:t>
+            </w:r>
+          </w:p>
+        </w:tc>
+      </w:tr>
+      <w:tr>
+        <w:tc>
+          <w:tcPr>
+            <w:tcW w:w="0" w:type="auto"/>
+            <w:hideMark/>
+          </w:tcPr>
+          <w:p>
+            <w:pPr>
+              <w:rPr>
+                <w:lang w:val="en-GB"/>
+              </w:rPr>
+            </w:pPr>
+            <w:r>
+              <w:rPr>
+                <w:lang w:val="en-GB"/>
+              </w:rPr>
+              <w:t>26 September 2026</w:t>
+            </w:r>
+          </w:p>
+        </w:tc>
+        <w:tc>
+          <w:tcPr>
+            <w:tcW w:w="0" w:type="auto"/>
+            <w:hideMark/>
+          </w:tcPr>
+          <w:p>
+            <w:pPr>
+              <w:rPr>
+                <w:lang w:val="en-GB"/>
+              </w:rPr>
+            </w:pPr>
+            <w:r>
+              <w:rPr>
+                <w:lang w:val="en-GB"/>
+              </w:rPr>
+              <w:t>Roma Sah – MIT251869</w:t>
+            </w:r>
+          </w:p>
+        </w:tc>
+        <w:tc>
+          <w:tcPr>
+            <w:tcW w:w="0" w:type="auto"/>
+            <w:hideMark/>
+          </w:tcPr>
+          <w:p>
+            <w:pPr>
+              <w:rPr>
+                <w:lang w:val="en-GB"/>
+              </w:rPr>
+            </w:pPr>
+            <w:r>
+              <w:rPr>
+                <w:lang w:val="en-GB"/>
+              </w:rPr>
+              <w:t>Checked the summary statistics, boxplots, histogram, daily trends and Paris hourly and weekday results. Reviewed Section 4.</w:t>
+            </w:r>
+          </w:p>
+        </w:tc>
+        <w:tc>
+          <w:tcPr>
+            <w:tcW w:w="0" w:type="auto"/>
+            <w:hideMark/>
+          </w:tcPr>
+          <w:p>
+            <w:pPr>
+              <w:rPr>
+                <w:lang w:val="en-GB"/>
+              </w:rPr>
+            </w:pPr>
+            <w:r>
+              <w:rPr>
+                <w:lang w:val="en-GB"/>
+              </w:rPr>
+              <w:t>Review EDA charts and findings</w:t>
+            </w:r>
+          </w:p>
+        </w:tc>
+        <w:tc>
+          <w:tcPr>
+            <w:tcW w:w="0" w:type="auto"/>
+            <w:hideMark/>
+          </w:tcPr>
+          <w:p>
+            <w:pPr>
+              <w:rPr>
+                <w:lang w:val="en-GB"/>
+              </w:rPr>
+            </w:pPr>
+            <w:r>
+              <w:rPr>
+                <w:lang w:val="en-GB"/>
+              </w:rPr>
+              <w:t>Aashika Gharti</w:t>
+            </w:r>
+          </w:p>
+        </w:tc>
+      </w:tr>
+      <w:tr>
+        <w:tc>
+          <w:tcPr>
+            <w:tcW w:w="0" w:type="auto"/>
+            <w:hideMark/>
+          </w:tcPr>
+          <w:p>
+            <w:pPr>
+              <w:rPr>
+                <w:lang w:val="en-GB"/>
+              </w:rPr>
+            </w:pPr>
+            <w:r>
+              <w:rPr>
+                <w:lang w:val="en-GB"/>
+              </w:rPr>
+              <w:t>21 September 2026</w:t>
+            </w:r>
+          </w:p>
+        </w:tc>
+        <w:tc>
+          <w:tcPr>
+            <w:tcW w:w="0" w:type="auto"/>
+            <w:hideMark/>
+          </w:tcPr>
+          <w:p>
+            <w:pPr>
+              <w:rPr>
+                <w:lang w:val="en-GB"/>
+              </w:rPr>
+            </w:pPr>
+            <w:r>
+              <w:rPr>
+                <w:lang w:val="en-GB"/>
+              </w:rPr>
+              <w:t>Roma Sah – MIT251869</w:t>
+            </w:r>
+          </w:p>
+        </w:tc>
+        <w:tc>
+          <w:tcPr>
+            <w:tcW w:w="0" w:type="auto"/>
+            <w:hideMark/>
+          </w:tcPr>
+          <w:p>
+            <w:pPr>
+              <w:rPr>
+                <w:lang w:val="en-GB"/>
+              </w:rPr>
+            </w:pPr>
+            <w:r>
+              <w:rPr>
+                <w:lang w:val="en-GB"/>
+              </w:rPr>
+              <w:t>Checked feature creation, chronological splitting, Linear Regression, Random Forest, persistence baseline and evaluation metrics. Reviewed Sections 5–7.</w:t>
+            </w:r>
+          </w:p>
+        </w:tc>
+        <w:tc>
+          <w:tcPr>
+            <w:tcW w:w="0" w:type="auto"/>
+            <w:hideMark/>
+          </w:tcPr>
+          <w:p>
+            <w:pPr>
+              <w:rPr>
+                <w:lang w:val="en-GB"/>
+              </w:rPr>
+            </w:pPr>
+            <w:r>
+              <w:rPr>
+                <w:lang w:val="en-GB"/>
+              </w:rPr>
+              <w:t>Verify model scores and recommendations</w:t>
+            </w:r>
+          </w:p>
+        </w:tc>
+        <w:tc>
+          <w:tcPr>
+            <w:tcW w:w="0" w:type="auto"/>
+            <w:hideMark/>
+          </w:tcPr>
+          <w:p>
+            <w:pPr>
+              <w:rPr>
+                <w:lang w:val="en-GB"/>
+              </w:rPr>
+            </w:pPr>
+            <w:r>
+              <w:rPr>
+                <w:lang w:val="en-GB"/>
+              </w:rPr>
+              <w:t>Aashika Gharti</w:t>
+            </w:r>
+          </w:p>
+        </w:tc>
+      </w:tr>
+      <w:tr>
+        <w:tc>
+          <w:tcPr>
+            <w:tcW w:w="0" w:type="auto"/>
+            <w:hideMark/>
+          </w:tcPr>
+          <w:p>
+            <w:pPr>
+              <w:rPr>
+                <w:lang w:val="en-GB"/>
+              </w:rPr>
+            </w:pPr>
+            <w:r>
+              <w:rPr>
+                <w:lang w:val="en-GB"/>
+              </w:rPr>
+              <w:t>26 September 2026</w:t>
+            </w:r>
+          </w:p>
+        </w:tc>
+        <w:tc>
+          <w:tcPr>
+            <w:tcW w:w="0" w:type="auto"/>
+            <w:hideMark/>
+          </w:tcPr>
+          <w:p>
+            <w:pPr>
+              <w:rPr>
+                <w:lang w:val="en-GB"/>
+              </w:rPr>
+            </w:pPr>
+            <w:r>
+              <w:rPr>
+                <w:lang w:val="en-GB"/>
+              </w:rPr>
+              <w:t>Roma Sah – MIT251869</w:t>
+            </w:r>
+          </w:p>
+          <w:p>
+            <w:pPr>
+              <w:rPr>
+                <w:lang w:val="en-GB"/>
+              </w:rPr>
+            </w:pPr>
+            <w:r>
+              <w:rPr>
+                <w:lang w:val="en-GB"/>
+              </w:rPr>
+              <w:t>&amp;</w:t>
+            </w:r>
+          </w:p>
+          <w:p>
+            <w:pPr>
+              <w:rPr>
+                <w:lang w:val="en-GB"/>
+              </w:rPr>
+            </w:pPr>
+            <w:r>
+              <w:rPr>
+                <w:lang w:val="en-GB"/>
+              </w:rPr>
+              <w:t>Aashika Gharti – MIT250470</w:t>
+            </w:r>
+          </w:p>
+        </w:tc>
+        <w:tc>
+          <w:tcPr>
+            <w:tcW w:w="0" w:type="auto"/>
+            <w:hideMark/>
+          </w:tcPr>
+          <w:p>
+            <w:pPr>
+              <w:rPr>
+                <w:lang w:val="en-GB"/>
+              </w:rPr>
+            </w:pPr>
+            <w:r>
+              <w:rPr>
+                <w:lang w:val="en-GB"/>
+              </w:rPr>
+              <w:t>Ran the notebook from beginning to end, checked the outputs and reviewed the final report before submission.</w:t>
+            </w:r>
+          </w:p>
+        </w:tc>
+        <w:tc>
+          <w:tcPr>
+            <w:tcW w:w="0" w:type="auto"/>
+            <w:hideMark/>
+          </w:tcPr>
+          <w:p>
+            <w:pPr>
+              <w:rPr>
+                <w:lang w:val="en-GB"/>
+              </w:rPr>
+            </w:pPr>
+            <w:r>
+              <w:rPr>
+                <w:lang w:val="en-GB"/>
+              </w:rPr>
+              <w:t>Final notebook and report checked for submission</w:t>
+            </w:r>
+          </w:p>
+        </w:tc>
+        <w:tc>
+          <w:tcPr>
+            <w:tcW w:w="0" w:type="auto"/>
+            <w:hideMark/>
+          </w:tcPr>
+          <w:p>
+            <w:pPr>
+              <w:rPr>
+                <w:lang w:val="en-GB"/>
+              </w:rPr>
+            </w:pPr>
+            <w:r>
+              <w:rPr>
+                <w:lang w:val="en-GB"/>
+              </w:rPr>
+              <w:t xml:space="preserve">Roma Sah and </w:t>
+            </w:r>
+            <w:r>
+              <w:rPr>
+                <w:lang w:val="en-GB"/>
+              </w:rPr>
+              <w:t xml:space="preserve">Aashika </w:t>
+            </w:r>
+            <w:r>
+              <w:rPr>
+                <w:lang w:val="en-GB"/>
+              </w:rPr>
+              <w:t xml:space="preserve">   </w:t>
+            </w:r>
+            <w:r>
+              <w:rPr>
+                <w:lang w:val="en-GB"/>
+              </w:rPr>
+              <w:t>Gharti</w:t>
+            </w:r>
+          </w:p>
+        </w:tc>
+      </w:tr>
+    </w:tbl>
+    <w:p>
+      <w:pPr>
+        <w:rPr>
+          <w:lang w:val="en-GB"/>
+        </w:rPr>
+      </w:pPr>
+      <w:r>
+        <w:rPr>
+          <w:lang w:val="en-GB"/>
+        </w:rPr>
+        <w:t>Non-contribution record: Md Samiul Alam Rafi – MIT250310 had no recorded contribution or GitHub commit.</w:t>
+      </w:r>
+    </w:p>
+    <w:p>
+      <w:pPr>
+        <w:rPr>
+          <w:lang w:val="en-GB"/>
+        </w:rPr>
+      </w:pPr>
+      <w:r>
+        <w:rPr>
+          <w:lang w:val="en-GB"/>
+        </w:rPr>
+        <w:t>GitHub version-history evidence</w:t>
+      </w:r>
+    </w:p>
+    <w:p>
+      <w:pPr>
+        <w:rPr>
+          <w:lang w:val="en-GB"/>
+        </w:rPr>
+      </w:pPr>
+      <w:r>
+        <w:rPr>
+          <w:lang w:val="en-GB"/>
+        </w:rPr>
+        <w:t>[Insert the GitHub commit-history screenshot here.]</w:t>
+      </w:r>
+    </w:p>
+    <w:p>
+      <w:pPr>
+        <w:rPr>
+          <w:lang w:val="en-GB"/>
+        </w:rPr>
+      </w:pPr>
+      <w:r>
+        <w:rPr>
+          <w:lang w:val="en-GB"/>
+        </w:rPr>
+        <w:t xml:space="preserve">Figure </w:t>
+      </w:r>
+      <w:r>
+        <w:rPr>
+          <w:lang w:val="en-GB"/>
+        </w:rPr>
+        <w:t>3</w:t>
+      </w:r>
+      <w:r>
+        <w:rPr>
+          <w:lang w:val="en-GB"/>
+        </w:rPr>
+        <w:t>. GitHub commit history showing the completed group contributions.</w:t>
+      </w:r>
+    </w:p>
+    <w:p>
+      <w:pPr>
+        <w:rPr>
+          <w:lang w:val="en-GB"/>
+        </w:rPr>
+      </w:pPr>
+      <w:r>
+        <w:rPr>
+          <w:lang w:val="en-GB"/>
+        </w:rPr>
+        <w:t>GitHub repository:</w:t>
+      </w:r>
+      <w:r>
+        <w:rPr>
+          <w:lang w:val="en-GB"/>
+        </w:rPr>
+        <w:br/>
+      </w:r>
+      <w:hyperlink r:id="rId10" w:history="1">
+        <w:r>
+          <w:rPr>
+            <w:rStyle w:val="Hyperlink"/>
+            <w:rFonts w:asciiTheme="majorHAnsi" w:eastAsiaTheme="majorEastAsia" w:hAnsiTheme="majorHAnsi" w:cstheme="majorHAnsi"/>
+            <w:b/>
+            <w:bCs/>
+            <w:color w:val="0000BF" w:themeColor="hyperlink" w:themeShade="BF"/>
+            <w:sz w:val="28"/>
+            <w:szCs w:val="28"/>
+            <w:lang w:val="en-GB"/>
+          </w:rPr>
+          <w:t>https://gith</w:t>
+        </w:r>
+        <w:r>
+          <w:rPr>
+            <w:rStyle w:val="Hyperlink"/>
+            <w:rFonts w:asciiTheme="majorHAnsi" w:eastAsiaTheme="majorEastAsia" w:hAnsiTheme="majorHAnsi" w:cstheme="majorHAnsi"/>
+            <w:b/>
+            <w:bCs/>
+            <w:color w:val="0000BF" w:themeColor="hyperlink" w:themeShade="BF"/>
+            <w:sz w:val="28"/>
+            <w:szCs w:val="28"/>
+            <w:lang w:val="en-GB"/>
+          </w:rPr>
+          <w:t>u</w:t>
+        </w:r>
+        <w:r>
+          <w:rPr>
+            <w:rStyle w:val="Hyperlink"/>
+            <w:rFonts w:asciiTheme="majorHAnsi" w:eastAsiaTheme="majorEastAsia" w:hAnsiTheme="majorHAnsi" w:cstheme="majorHAnsi"/>
+            <w:b/>
+            <w:bCs/>
+            <w:color w:val="0000BF" w:themeColor="hyperlink" w:themeShade="BF"/>
+            <w:sz w:val="28"/>
+            <w:szCs w:val="28"/>
+            <w:lang w:val="en-GB"/>
+          </w:rPr>
+          <w:t>b.com/romasah62414/BDA112-Assignment-2-Air-Quality</w:t>
+        </w:r>
+      </w:hyperlink>
+    </w:p>
+    <w:p>
+      <w:pPr>
+        <w:spacing w:line="360" w:lineRule="auto"/>
+        <w:rPr>
+          <w:rFonts w:asciiTheme="majorHAnsi" w:hAnsiTheme="majorHAnsi" w:cstheme="majorHAnsi"/>
+        </w:rPr>
+      </w:pPr>
+      <w:r>
+        <w:rPr>
+          <w:rFonts w:asciiTheme="majorHAnsi" w:hAnsiTheme="majorHAnsi" w:cstheme="majorHAnsi"/>
+        </w:rPr>
         <w:br w:type="page"/>
       </w:r>
     </w:p>
     <w:p>
       <w:pPr>
         <w:pStyle w:val="Heading1"/>
+        <w:spacing w:line="360" w:lineRule="auto"/>
+        <w:rPr>
+          <w:rFonts w:cstheme="majorHAnsi"/>
+          <w:color w:val="76923C" w:themeColor="accent3" w:themeShade="BF"/>
+          <w:sz w:val="28"/>
+        </w:rPr>
+      </w:pPr>
+      <w:bookmarkStart w:id="9" w:name="_Toc241346073"/>
+      <w:r>
+        <w:rPr>
+          <w:rFonts w:cstheme="majorHAnsi"/>
+          <w:color w:val="76923C" w:themeColor="accent3" w:themeShade="BF"/>
+          <w:sz w:val="28"/>
+        </w:rPr>
+        <w:lastRenderedPageBreak/>
+        <w:t>References</w:t>
+      </w:r>
+      <w:bookmarkEnd w:id="9"/>
+    </w:p>
+    <w:p>
+      <w:pPr>
+        <w:spacing w:line="360" w:lineRule="auto"/>
+        <w:rPr>
+          <w:rFonts w:asciiTheme="majorHAnsi" w:hAnsiTheme="majorHAnsi" w:cstheme="majorHAnsi"/>
+        </w:rPr>
       </w:pPr>
       <w:r>
-        <w:lastRenderedPageBreak/>
-        <w:t>6. Predictive models and evaluation</w:t>
+        <w:rPr>
+          <w:rFonts w:asciiTheme="majorHAnsi" w:hAnsiTheme="majorHAnsi" w:cstheme="majorHAnsi"/>
+        </w:rPr>
+        <w:t xml:space="preserve">[1] pandas development team, “How do I create plots in </w:t>
       </w:r>
+      <w:proofErr w:type="gramStart"/>
+      <w:r>
+        <w:rPr>
+          <w:rFonts w:asciiTheme="majorHAnsi" w:hAnsiTheme="majorHAnsi" w:cstheme="majorHAnsi"/>
+        </w:rPr>
+        <w:t>pandas?.</w:t>
+      </w:r>
+      <w:proofErr w:type="gramEnd"/>
+      <w:r>
+        <w:rPr>
+          <w:rFonts w:asciiTheme="majorHAnsi" w:hAnsiTheme="majorHAnsi" w:cstheme="majorHAnsi"/>
+        </w:rPr>
+        <w:t xml:space="preserve">” Accessed: Sep. </w:t>
+      </w:r>
+      <w:r>
+        <w:rPr>
+          <w:rFonts w:asciiTheme="majorHAnsi" w:hAnsiTheme="majorHAnsi" w:cstheme="majorHAnsi"/>
+        </w:rPr>
+        <w:t>20</w:t>
+      </w:r>
+      <w:r>
+        <w:rPr>
+          <w:rFonts w:asciiTheme="majorHAnsi" w:hAnsiTheme="majorHAnsi" w:cstheme="majorHAnsi"/>
+        </w:rPr>
+        <w:t xml:space="preserve">, 2026. [Online]. Available: </w:t>
+      </w:r>
+      <w:hyperlink r:id="rId11" w:history="1">
+        <w:r>
+          <w:rPr>
+            <w:rStyle w:val="Hyperlink"/>
+            <w:rFonts w:asciiTheme="majorHAnsi" w:hAnsiTheme="majorHAnsi" w:cstheme="majorHAnsi"/>
+          </w:rPr>
+          <w:t>https://pandas.pydata.org/docs/getting_started/intro_tutorials/04_plotting.html</w:t>
+        </w:r>
+      </w:hyperlink>
     </w:p>
     <w:p>
+      <w:pPr>
+        <w:spacing w:line="360" w:lineRule="auto"/>
+        <w:rPr>
+          <w:rFonts w:asciiTheme="majorHAnsi" w:hAnsiTheme="majorHAnsi" w:cstheme="majorHAnsi"/>
+        </w:rPr>
+      </w:pPr>
       <w:r>
-        <w:t>Both models predict the Paris concentration at time t using readings at t−1, t−2 and t−24 hours, the sine and cosine of the reported hour, and a weekend indicator. For example, a 10:00 prediction uses the readings at 09:00, 08:00 and 10:00 the previous day. The current target is never included as an input. Sine and cosine preserve the repeating daily cycle, so midnight is close to 23:00 rather than being treated as the opposite end of an ordinary numeric scale.</w:t>
+        <w:rPr>
+          <w:rFonts w:asciiTheme="majorHAnsi" w:hAnsiTheme="majorHAnsi" w:cstheme="majorHAnsi"/>
+        </w:rPr>
+        <w:t xml:space="preserve">[2] pandas development team, “air_quality_no2.csv, pandas source repository.” Accessed: Sep. </w:t>
       </w:r>
+      <w:r>
+        <w:rPr>
+          <w:rFonts w:asciiTheme="majorHAnsi" w:hAnsiTheme="majorHAnsi" w:cstheme="majorHAnsi"/>
+        </w:rPr>
+        <w:t>20</w:t>
+      </w:r>
+      <w:r>
+        <w:rPr>
+          <w:rFonts w:asciiTheme="majorHAnsi" w:hAnsiTheme="majorHAnsi" w:cstheme="majorHAnsi"/>
+        </w:rPr>
+        <w:t xml:space="preserve">, 2026. [Online]. Available: </w:t>
+      </w:r>
+      <w:hyperlink r:id="rId12" w:history="1">
+        <w:r>
+          <w:rPr>
+            <w:rStyle w:val="Hyperlink"/>
+            <w:rFonts w:asciiTheme="majorHAnsi" w:hAnsiTheme="majorHAnsi" w:cstheme="majorHAnsi"/>
+          </w:rPr>
+          <w:t>https://github.com/pandas-dev/pandas/blob/main/doc/data/air_quality_no2.csv</w:t>
+        </w:r>
+      </w:hyperlink>
     </w:p>
     <w:p>
+      <w:pPr>
+        <w:spacing w:line="360" w:lineRule="auto"/>
+        <w:rPr>
+          <w:rFonts w:asciiTheme="majorHAnsi" w:hAnsiTheme="majorHAnsi" w:cstheme="majorHAnsi"/>
+        </w:rPr>
+      </w:pPr>
       <w:r>
-        <w:t>The hourly timeline is divided chronologically: the first 60% for training, the next 20% for validation and the final 20% for testing. Removing rows with missing targets or lags leaves 595 training, 178 validation and 147 test observations, or 920 complete rows. In total, 161 grid rows are unavailable for modelling. The final eligible test observation is 19 June at 00:00, earlier than the dataset’s end because later rows lack required values. No random shuffle or future interpolation is used.</w:t>
-      </w:r>
-    </w:p>
-    <w:p>
-      <w:r>
-        <w:t>Linear Regression estimates an additive relationship between the inputs and target [4]. Random Forest averages 300 regression trees, with maximum depth 8, minimum leaf size 5 and random seed 42 [5]. These settings were specified before evaluation. The persistence baseline uses the previous hourly value as its prediction. This is a useful comparison because closely spaced measurements can be similar even without machine learning. Random Forest was selected using validation MAE: 4.55</w:t>
+        <w:rPr>
+          <w:rFonts w:asciiTheme="majorHAnsi" w:hAnsiTheme="majorHAnsi" w:cstheme="majorHAnsi"/>
+        </w:rPr>
+        <w:t xml:space="preserve">[3] Project Jupyter, “Project Jupyter.” Accessed: Sep. </w:t>
       </w:r>
       <w:r>
-        <w:t>3</w:t>
+        <w:rPr>
+          <w:rFonts w:asciiTheme="majorHAnsi" w:hAnsiTheme="majorHAnsi" w:cstheme="majorHAnsi"/>
+        </w:rPr>
+        <w:t>20</w:t>
       </w:r>
       <w:r>
-        <w:t>, compared with 4.892 for Linear Regression and 5.219 for persistence.</w:t>
+        <w:rPr>
+          <w:rFonts w:asciiTheme="majorHAnsi" w:hAnsiTheme="majorHAnsi" w:cstheme="majorHAnsi"/>
+        </w:rPr>
+        <w:t>, 2026. [Online]. Available: https://jupyter.org/</w:t>
       </w:r>
     </w:p>
     <w:p>
       <w:pPr>
-        <w:pStyle w:val="Caption"/>
+        <w:spacing w:line="360" w:lineRule="auto"/>
+        <w:rPr>
+          <w:rFonts w:asciiTheme="majorHAnsi" w:hAnsiTheme="majorHAnsi" w:cstheme="majorHAnsi"/>
+        </w:rPr>
       </w:pPr>
       <w:r>
-        <w:t>Table 2. Final performance on the same 147 later test observations.</w:t>
+        <w:rPr>
+          <w:rFonts w:asciiTheme="majorHAnsi" w:hAnsiTheme="majorHAnsi" w:cstheme="majorHAnsi"/>
+        </w:rPr>
+        <w:t xml:space="preserve">[4] scikit-learn developers, “LinearRegression.” Accessed: Sep. </w:t>
       </w:r>
-    </w:p>
-    <w:tbl>
-      <w:tblPr>
-        <w:tblW w:w="9026" w:type="dxa"/>
-        <w:tblInd w:w="120" w:type="dxa"/>
-        <w:tblBorders>
-          <w:top w:val="single" w:sz="4" w:space="0" w:color="B8BCC4"/>
-          <w:left w:val="single" w:sz="4" w:space="0" w:color="B8BCC4"/>
-          <w:bottom w:val="single" w:sz="4" w:space="0" w:color="B8BCC4"/>
-          <w:right w:val="single" w:sz="4" w:space="0" w:color="B8BCC4"/>
-          <w:insideH w:val="single" w:sz="4" w:space="0" w:color="B8BCC4"/>
-          <w:insideV w:val="single" w:sz="4" w:space="0" w:color="B8BCC4"/>
-        </w:tblBorders>
-        <w:tblLayout w:type="fixed"/>
-        <w:tblCellMar>
-          <w:top w:w="60" w:type="dxa"/>
-          <w:left w:w="120" w:type="dxa"/>
-          <w:bottom w:w="60" w:type="dxa"/>
-          <w:right w:w="120" w:type="dxa"/>
-        </w:tblCellMar>
-        <w:tblLook w:val="04A0" w:firstRow="1" w:lastRow="0" w:firstColumn="1" w:lastColumn="0" w:noHBand="0" w:noVBand="1"/>
-      </w:tblPr>
-      <w:tblGrid>
-        <w:gridCol w:w="2850"/>
-        <w:gridCol w:w="2200"/>
-        <w:gridCol w:w="2300"/>
-        <w:gridCol w:w="1676"/>
-      </w:tblGrid>
-      <w:tr>
-        <w:trPr>
-          <w:cantSplit/>
-        </w:trPr>
-        <w:tc>
-          <w:tcPr>
-            <w:tcW w:w="2850" w:type="dxa"/>
-            <w:shd w:val="clear" w:color="auto" w:fill="E8EEF5"/>
-          </w:tcPr>
-          <w:p>
-            <w:pPr>
-              <w:spacing w:after="0"/>
-            </w:pPr>
-            <w:r>
-              <w:rPr>
-                <w:b/>
-              </w:rPr>
-              <w:t>Model</w:t>
-            </w:r>
-          </w:p>
-        </w:tc>
-        <w:tc>
-          <w:tcPr>
-            <w:tcW w:w="2200" w:type="dxa"/>
-            <w:shd w:val="clear" w:color="auto" w:fill="E8EEF5"/>
-          </w:tcPr>
-          <w:p>
-            <w:pPr>
-              <w:spacing w:after="0"/>
-            </w:pPr>
-            <w:r>
-              <w:rPr>
-                <w:b/>
-              </w:rPr>
-              <w:t>MAE (µg/m³)</w:t>
-            </w:r>
-          </w:p>
-        </w:tc>
-        <w:tc>
-          <w:tcPr>
-            <w:tcW w:w="2300" w:type="dxa"/>
-            <w:shd w:val="clear" w:color="auto" w:fill="E8EEF5"/>
-          </w:tcPr>
-          <w:p>
-            <w:pPr>
-              <w:spacing w:after="0"/>
-            </w:pPr>
-            <w:r>
-              <w:rPr>
-                <w:b/>
-              </w:rPr>
-              <w:t>RMSE (µg/m³)</w:t>
-            </w:r>
-          </w:p>
-        </w:tc>
-        <w:tc>
-          <w:tcPr>
-            <w:tcW w:w="1676" w:type="dxa"/>
-            <w:shd w:val="clear" w:color="auto" w:fill="E8EEF5"/>
-          </w:tcPr>
-          <w:p>
-            <w:pPr>
-              <w:spacing w:after="0"/>
-            </w:pPr>
-            <w:r>
-              <w:rPr>
-                <w:b/>
-              </w:rPr>
-              <w:t>R²</w:t>
-            </w:r>
-          </w:p>
-        </w:tc>
-      </w:tr>
-      <w:tr>
-        <w:trPr>
-          <w:cantSplit/>
-        </w:trPr>
-        <w:tc>
-          <w:tcPr>
-            <w:tcW w:w="2850" w:type="dxa"/>
-          </w:tcPr>
-          <w:p>
-            <w:pPr>
-              <w:spacing w:after="0"/>
-            </w:pPr>
-            <w:r>
-              <w:t>Persistence</w:t>
-            </w:r>
-          </w:p>
-        </w:tc>
-        <w:tc>
-          <w:tcPr>
-            <w:tcW w:w="2200" w:type="dxa"/>
-          </w:tcPr>
-          <w:p>
-            <w:pPr>
-              <w:spacing w:after="0"/>
-            </w:pPr>
-            <w:r>
-              <w:t>5.684</w:t>
-            </w:r>
-          </w:p>
-        </w:tc>
-        <w:tc>
-          <w:tcPr>
-            <w:tcW w:w="2300" w:type="dxa"/>
-          </w:tcPr>
-          <w:p>
-            <w:pPr>
-              <w:spacing w:after="0"/>
-            </w:pPr>
-            <w:r>
-              <w:t>8.300</w:t>
-            </w:r>
-          </w:p>
-        </w:tc>
-        <w:tc>
-          <w:tcPr>
-            <w:tcW w:w="1676" w:type="dxa"/>
-          </w:tcPr>
-          <w:p>
-            <w:pPr>
-              <w:spacing w:after="0"/>
-            </w:pPr>
-            <w:r>
-              <w:t>0.787</w:t>
-            </w:r>
-          </w:p>
-        </w:tc>
-      </w:tr>
-      <w:tr>
-        <w:trPr>
-          <w:cantSplit/>
-        </w:trPr>
-        <w:tc>
-          <w:tcPr>
-            <w:tcW w:w="2850" w:type="dxa"/>
-          </w:tcPr>
-          <w:p>
-            <w:pPr>
-              <w:spacing w:after="0"/>
-            </w:pPr>
-            <w:r>
-              <w:t>Linear Regression</w:t>
-            </w:r>
-          </w:p>
-        </w:tc>
-        <w:tc>
-          <w:tcPr>
-            <w:tcW w:w="2200" w:type="dxa"/>
-          </w:tcPr>
-          <w:p>
-            <w:pPr>
-              <w:spacing w:after="0"/>
-            </w:pPr>
-            <w:r>
-              <w:t>5.116</w:t>
-            </w:r>
-          </w:p>
-        </w:tc>
-        <w:tc>
-          <w:tcPr>
-            <w:tcW w:w="2300" w:type="dxa"/>
-          </w:tcPr>
-          <w:p>
-            <w:pPr>
-              <w:spacing w:after="0"/>
-            </w:pPr>
-            <w:r>
-              <w:t>7.300</w:t>
-            </w:r>
-          </w:p>
-        </w:tc>
-        <w:tc>
-          <w:tcPr>
-            <w:tcW w:w="1676" w:type="dxa"/>
-          </w:tcPr>
-          <w:p>
-            <w:pPr>
-              <w:spacing w:after="0"/>
-            </w:pPr>
-            <w:r>
-              <w:t>0.835</w:t>
-            </w:r>
-          </w:p>
-        </w:tc>
-      </w:tr>
-      <w:tr>
-        <w:trPr>
-          <w:cantSplit/>
-        </w:trPr>
-        <w:tc>
-          <w:tcPr>
-            <w:tcW w:w="2850" w:type="dxa"/>
-          </w:tcPr>
-          <w:p>
-            <w:pPr>
-              <w:spacing w:after="0"/>
-            </w:pPr>
-            <w:r>
-              <w:t>Random Forest</w:t>
-            </w:r>
-          </w:p>
-        </w:tc>
-        <w:tc>
-          <w:tcPr>
-            <w:tcW w:w="2200" w:type="dxa"/>
-          </w:tcPr>
-          <w:p>
-            <w:pPr>
-              <w:spacing w:after="0"/>
-            </w:pPr>
-            <w:r>
-              <w:t>4.919</w:t>
-            </w:r>
-          </w:p>
-        </w:tc>
-        <w:tc>
-          <w:tcPr>
-            <w:tcW w:w="2300" w:type="dxa"/>
-          </w:tcPr>
-          <w:p>
-            <w:pPr>
-              <w:spacing w:after="0"/>
-            </w:pPr>
-            <w:r>
-              <w:t>7.486</w:t>
-            </w:r>
-          </w:p>
-        </w:tc>
-        <w:tc>
-          <w:tcPr>
-            <w:tcW w:w="1676" w:type="dxa"/>
-          </w:tcPr>
-          <w:p>
-            <w:pPr>
-              <w:spacing w:after="0"/>
-            </w:pPr>
-            <w:r>
-              <w:t>0.827</w:t>
-            </w:r>
-          </w:p>
-        </w:tc>
-      </w:tr>
-    </w:tbl>
-    <w:p>
       <w:r>
-        <w:t>Both fitted models were refitted on the combined training and validation data before the final test. MAE measures average absolute error, while RMSE gives greater weight to large errors. R² compares squared error with predicting the test-set mean [6]. Precision and recall are unsuitable because this task predicts concentrations rather than categories. Table 2 shows that Random Forest has the lowest test MAE, improving on persistence by 13.46%. It is preferred for the stated average-error objective, while Linear Regression has better RMSE and R². The forest is therefore not best on every measure.</w:t>
+        <w:rPr>
+          <w:rFonts w:asciiTheme="majorHAnsi" w:hAnsiTheme="majorHAnsi" w:cstheme="majorHAnsi"/>
+        </w:rPr>
+        <w:t>19</w:t>
       </w:r>
+      <w:r>
+        <w:rPr>
+          <w:rFonts w:asciiTheme="majorHAnsi" w:hAnsiTheme="majorHAnsi" w:cstheme="majorHAnsi"/>
+        </w:rPr>
+        <w:t xml:space="preserve">, 2026. [Online]. Available: </w:t>
+      </w:r>
+      <w:hyperlink r:id="rId13" w:history="1">
+        <w:r>
+          <w:rPr>
+            <w:rStyle w:val="Hyperlink"/>
+            <w:rFonts w:asciiTheme="majorHAnsi" w:hAnsiTheme="majorHAnsi" w:cstheme="majorHAnsi"/>
+          </w:rPr>
+          <w:t>https://scikit-learn.org/stable/modules/generated/sklearn.linear_model.LinearRegression.html</w:t>
+        </w:r>
+      </w:hyperlink>
     </w:p>
     <w:p>
+      <w:pPr>
+        <w:spacing w:line="360" w:lineRule="auto"/>
+        <w:rPr>
+          <w:rFonts w:asciiTheme="majorHAnsi" w:hAnsiTheme="majorHAnsi" w:cstheme="majorHAnsi"/>
+        </w:rPr>
+      </w:pPr>
       <w:r>
-        <w:t>The selected forest’s refit-training MAE is 3.73, below its test MAE of 4.92. This gap supports further checks for overfitting and changing conditions. Both models tend to miss some sharp movements, as shown by the notebook’s prediction plots. Evaluation represents rolling one-hour-ahead forecasts: each earlier actual reading is available before the next prediction. It does not represent predicting an entire week from one starting point, and statistical certainty is limited by the short test period.</w:t>
+        <w:rPr>
+          <w:rFonts w:asciiTheme="majorHAnsi" w:hAnsiTheme="majorHAnsi" w:cstheme="majorHAnsi"/>
+        </w:rPr>
+        <w:t xml:space="preserve">[5] scikit-learn developers, “RandomForestRegressor.” Accessed: Sep. </w:t>
       </w:r>
+      <w:r>
+        <w:rPr>
+          <w:rFonts w:asciiTheme="majorHAnsi" w:hAnsiTheme="majorHAnsi" w:cstheme="majorHAnsi"/>
+        </w:rPr>
+        <w:t>19</w:t>
+      </w:r>
+      <w:r>
+        <w:rPr>
+          <w:rFonts w:asciiTheme="majorHAnsi" w:hAnsiTheme="majorHAnsi" w:cstheme="majorHAnsi"/>
+        </w:rPr>
+        <w:t xml:space="preserve">, 2026. [Online]. Available: </w:t>
+      </w:r>
+      <w:hyperlink r:id="rId14" w:history="1">
+        <w:r>
+          <w:rPr>
+            <w:rStyle w:val="Hyperlink"/>
+            <w:rFonts w:asciiTheme="majorHAnsi" w:hAnsiTheme="majorHAnsi" w:cstheme="majorHAnsi"/>
+          </w:rPr>
+          <w:t>https://scikit-learn.org/stable/modules/generated/sklearn.ensemble.RandomForestRegressor.html</w:t>
+        </w:r>
+      </w:hyperlink>
     </w:p>
     <w:p>
+      <w:pPr>
+        <w:spacing w:line="360" w:lineRule="auto"/>
+        <w:rPr>
+          <w:rFonts w:asciiTheme="majorHAnsi" w:hAnsiTheme="majorHAnsi" w:cstheme="majorHAnsi"/>
+        </w:rPr>
+      </w:pPr>
       <w:r>
-        <w:br w:type="page"/>
+        <w:rPr>
+          <w:rFonts w:asciiTheme="majorHAnsi" w:hAnsiTheme="majorHAnsi" w:cstheme="majorHAnsi"/>
+        </w:rPr>
+        <w:t xml:space="preserve">[6] scikit-learn developers, “Metrics and scoring: quantifying the quality of predictions.” Accessed: Sep. </w:t>
+      </w:r>
+      <w:r>
+        <w:rPr>
+          <w:rFonts w:asciiTheme="majorHAnsi" w:hAnsiTheme="majorHAnsi" w:cstheme="majorHAnsi"/>
+        </w:rPr>
+        <w:t>20</w:t>
+      </w:r>
+      <w:r>
+        <w:rPr>
+          <w:rFonts w:asciiTheme="majorHAnsi" w:hAnsiTheme="majorHAnsi" w:cstheme="majorHAnsi"/>
+        </w:rPr>
+        <w:t xml:space="preserve">, 2026. [Online]. Available: </w:t>
+      </w:r>
+      <w:hyperlink r:id="rId15" w:history="1">
+        <w:r>
+          <w:rPr>
+            <w:rStyle w:val="Hyperlink"/>
+            <w:rFonts w:asciiTheme="majorHAnsi" w:hAnsiTheme="majorHAnsi" w:cstheme="majorHAnsi"/>
+          </w:rPr>
+          <w:t>https://scikit-learn.org/stable/modules/model_evaluation.html</w:t>
+        </w:r>
+      </w:hyperlink>
+    </w:p>
+    <w:p>
+      <w:pPr>
+        <w:spacing w:line="360" w:lineRule="auto"/>
+        <w:rPr>
+          <w:rFonts w:asciiTheme="majorHAnsi" w:hAnsiTheme="majorHAnsi" w:cstheme="majorHAnsi"/>
+        </w:rPr>
+      </w:pPr>
+      <w:r>
+        <w:rPr>
+          <w:rFonts w:asciiTheme="majorHAnsi" w:hAnsiTheme="majorHAnsi" w:cstheme="majorHAnsi"/>
+        </w:rPr>
+        <w:t xml:space="preserve">[7] NumPy developers, “NumPy: the absolute basics for beginners.” Accessed: Sep. </w:t>
+      </w:r>
+      <w:r>
+        <w:rPr>
+          <w:rFonts w:asciiTheme="majorHAnsi" w:hAnsiTheme="majorHAnsi" w:cstheme="majorHAnsi"/>
+        </w:rPr>
+        <w:t>19</w:t>
+      </w:r>
+      <w:r>
+        <w:rPr>
+          <w:rFonts w:asciiTheme="majorHAnsi" w:hAnsiTheme="majorHAnsi" w:cstheme="majorHAnsi"/>
+        </w:rPr>
+        <w:t xml:space="preserve">, 2026. [Online]. Available: </w:t>
+      </w:r>
+      <w:hyperlink r:id="rId16" w:history="1">
+        <w:r>
+          <w:rPr>
+            <w:rStyle w:val="Hyperlink"/>
+            <w:rFonts w:asciiTheme="majorHAnsi" w:hAnsiTheme="majorHAnsi" w:cstheme="majorHAnsi"/>
+          </w:rPr>
+          <w:t>https://numpy.org/doc/stable/user/absolute_beginners.html</w:t>
+        </w:r>
+      </w:hyperlink>
+    </w:p>
+    <w:p>
+      <w:pPr>
+        <w:spacing w:line="360" w:lineRule="auto"/>
+        <w:rPr>
+          <w:rFonts w:asciiTheme="majorHAnsi" w:hAnsiTheme="majorHAnsi" w:cstheme="majorHAnsi"/>
+        </w:rPr>
+      </w:pPr>
+      <w:r>
+        <w:rPr>
+          <w:rFonts w:asciiTheme="majorHAnsi" w:hAnsiTheme="majorHAnsi" w:cstheme="majorHAnsi"/>
+        </w:rPr>
+        <w:t xml:space="preserve">[8] Matplotlib developers, “Quick start guide.” Accessed: Sep. </w:t>
+      </w:r>
+      <w:r>
+        <w:rPr>
+          <w:rFonts w:asciiTheme="majorHAnsi" w:hAnsiTheme="majorHAnsi" w:cstheme="majorHAnsi"/>
+        </w:rPr>
+        <w:t>19</w:t>
+      </w:r>
+      <w:r>
+        <w:rPr>
+          <w:rFonts w:asciiTheme="majorHAnsi" w:hAnsiTheme="majorHAnsi" w:cstheme="majorHAnsi"/>
+        </w:rPr>
+        <w:t xml:space="preserve">, 2026. [Online]. Available: </w:t>
+      </w:r>
+      <w:hyperlink r:id="rId17" w:history="1">
+        <w:r>
+          <w:rPr>
+            <w:rStyle w:val="Hyperlink"/>
+            <w:rFonts w:asciiTheme="majorHAnsi" w:hAnsiTheme="majorHAnsi" w:cstheme="majorHAnsi"/>
+          </w:rPr>
+          <w:t>https://matplotlib.org/stable/users/explain/quick_start.html</w:t>
+        </w:r>
+      </w:hyperlink>
+    </w:p>
+    <w:p>
+      <w:pPr>
+        <w:pStyle w:val="Heading1"/>
+        <w:rPr>
+          <w:color w:val="76923C" w:themeColor="accent3" w:themeShade="BF"/>
+          <w:sz w:val="28"/>
+        </w:rPr>
+      </w:pPr>
+      <w:bookmarkStart w:id="10" w:name="_Toc241346074"/>
+      <w:r>
+        <w:rPr>
+          <w:color w:val="76923C" w:themeColor="accent3" w:themeShade="BF"/>
+          <w:sz w:val="28"/>
+        </w:rPr>
+        <w:t>Appendix A. AI usage declaration</w:t>
+      </w:r>
+      <w:bookmarkEnd w:id="10"/>
+    </w:p>
+    <w:p/>
+    <w:p>
+      <w:pPr>
+        <w:pStyle w:val="NormalWeb"/>
+        <w:rPr>
+          <w:lang w:val="en-GB"/>
+        </w:rPr>
+      </w:pPr>
+      <w:r>
+        <w:rPr>
+          <w:lang w:val="en-GB"/>
+        </w:rPr>
+        <w:t>ChatGPT provided</w:t>
+      </w:r>
+      <w:r>
+        <w:rPr>
+          <w:lang w:val="en-GB"/>
+        </w:rPr>
+        <w:t xml:space="preserve"> substantial assistance with understanding the assignment and help to fix any error and problem while running code.</w:t>
       </w:r>
     </w:p>
     <w:p>
       <w:pPr>
-        <w:pStyle w:val="Heading1"/>
+        <w:pStyle w:val="NormalWeb"/>
+        <w:rPr>
+          <w:lang w:val="en-GB"/>
+        </w:rPr>
+      </w:pPr>
+    </w:p>
+    <w:p>
+      <w:pPr>
+        <w:pStyle w:val="NormalWeb"/>
+        <w:rPr>
+          <w:lang w:val="en-GB"/>
+        </w:rPr>
       </w:pPr>
       <w:r>
-        <w:lastRenderedPageBreak/>
-        <w:t>7. Limitations and practical recommendations</w:t>
-      </w:r>
-    </w:p>
-    <w:p>
-      <w:r>
-        <w:t>The main limitation is representativeness. One short historical extract cannot describe current pollution conditions, a full year or all neighbourhoods in a city. Paris was chosen because of coverage, which makes the model useful for this station but does not demonstrate transfer to another location. All observations come from existing measurements rather than a controlled experiment. The reported differences are associations, and this project cannot identify which source caused a pollution increase.</w:t>
-      </w:r>
-    </w:p>
-    <w:p>
-      <w:r>
-        <w:t>Missing data can create selection bias if outages occur during unusual pollution events. Excluding incomplete targets and lags avoids fabricated values, but it does not solve this bias. The extract also lacks weather, traffic counts, emissions information and instrument quality flags. Its unspecified timezone limits calendar interpretation. Zero readings and extreme values remain uncertain until checked with the original provider. These issues should be addressed before treating the model as operational evidence.</w:t>
-      </w:r>
-    </w:p>
-    <w:p>
-      <w:r>
-        <w:t>First, the monitoring team should obtain a longer dataset with known timezones, clear station metadata and quality-control flags. It should monitor completeness by station and investigate extended gaps, especially where hourly predictions are required. The same cleaning rules should be documented and applied to future updates. High readings should be reviewed against provider records rather than automatically removed, because cleaning away genuine peaks would weaken the practical purpose of an air-quality analysis.</w:t>
-      </w:r>
-    </w:p>
-    <w:p>
-      <w:r>
-        <w:t>Second, the team should extend the forecasting inputs with relevant weather and traffic information when those data are available. Only values that would be known at the prediction time should be included. Testing should then be repeated across several later periods and additional stations. Model selection should still happen before the final test is inspected. Comparing each new version with persistence will show whether the extra complexity produces a consistent practical improvement.</w:t>
-      </w:r>
-    </w:p>
-    <w:p>
-      <w:r>
-        <w:t>Third, any pilot should track both MAE and RMSE. Average accuracy matters for routine monitoring, while larger errors may matter more during sudden pollution changes. The preferred model can therefore depend on the monitoring objective. Predictions should be presented with observed readings and missingness information, rather than as certain facts. Public alerts or regulatory conclusions would require suitable standards, validated data and a much stronger evaluation than this classroom example provides.</w:t>
+        <w:rPr>
+          <w:lang w:val="en-GB"/>
+        </w:rPr>
+        <w:t>Example prompts included “guide me step by step” and “explain these model results.”</w:t>
       </w:r>
     </w:p>
     <w:p>
       <w:pPr>
-        <w:pStyle w:val="Heading1"/>
+        <w:pStyle w:val="NormalWeb"/>
+        <w:rPr>
+          <w:lang w:val="en-GB"/>
+        </w:rPr>
       </w:pPr>
-      <w:r>
-        <w:t>8. Collaboration, responsible AI and conclusion</w:t>
-      </w:r>
-    </w:p>
-    <w:p>
-      <w:r>
-        <w:br w:type="page"/>
-      </w:r>
     </w:p>
     <w:p>
       <w:pPr>
-        <w:pStyle w:val="Heading1"/>
+        <w:pStyle w:val="NormalWeb"/>
+        <w:rPr>
+          <w:rFonts w:asciiTheme="majorHAnsi" w:hAnsiTheme="majorHAnsi" w:cstheme="majorHAnsi"/>
+        </w:rPr>
       </w:pPr>
-      <w:r>
-        <w:lastRenderedPageBreak/>
-        <w:t>References</w:t>
-      </w:r>
     </w:p>
-    <w:p>
-      <w:r>
-        <w:t xml:space="preserve">[1] pandas development team, “How do I create plots in </w:t>
-      </w:r>
-      <w:proofErr w:type="gramStart"/>
-      <w:r>
-        <w:t>pandas?.</w:t>
-      </w:r>
-      <w:proofErr w:type="gramEnd"/>
-      <w:r>
-        <w:t xml:space="preserve">” Accessed: Sep. </w:t>
-      </w:r>
-      <w:r>
-        <w:t>20</w:t>
-      </w:r>
-      <w:r>
-        <w:t>, 2026. [Online]. Available: https://pandas.pydata.org/docs/getting_started/intro_tutorials/04_plotting.html</w:t>
-      </w:r>
-    </w:p>
-    <w:p>
-      <w:r>
-        <w:t xml:space="preserve">[2] pandas development team, “air_quality_no2.csv, pandas source repository.” Accessed: Sep. </w:t>
-      </w:r>
-      <w:r>
-        <w:t>20</w:t>
-      </w:r>
-      <w:r>
-        <w:t>, 2026. [Online]. Available: https://github.com/pandas-dev/pandas/blob/main/doc/data/air_quality_no2.csv</w:t>
-      </w:r>
-    </w:p>
-    <w:p>
-      <w:r>
-        <w:t xml:space="preserve">[3] Project Jupyter, “Project Jupyter.” Accessed: Sep. </w:t>
-      </w:r>
-      <w:r>
-        <w:t>20</w:t>
-      </w:r>
-      <w:r>
-        <w:t>, 2026. [Online]. Available: https://jupyter.org/</w:t>
-      </w:r>
-    </w:p>
-    <w:p>
-      <w:r>
-        <w:t xml:space="preserve">[4] scikit-learn developers, “LinearRegression.” Accessed: Sep. </w:t>
-      </w:r>
-      <w:r>
-        <w:t>19</w:t>
-      </w:r>
-      <w:r>
-        <w:t>, 2026. [Online]. Available: https://scikit-learn.org/stable/modules/generated/sklearn.linear_model.LinearRegression.html</w:t>
-      </w:r>
-    </w:p>
-    <w:p>
-      <w:r>
-        <w:t xml:space="preserve">[5] scikit-learn developers, “RandomForestRegressor.” Accessed: Sep. </w:t>
-      </w:r>
-      <w:r>
-        <w:t>19</w:t>
-      </w:r>
-      <w:r>
-        <w:t>, 2026. [Online]. Available: https://scikit-learn.org/stable/modules/generated/sklearn.ensemble.RandomForestRegressor.html</w:t>
-      </w:r>
-    </w:p>
-    <w:p>
-      <w:r>
-        <w:t xml:space="preserve">[6] scikit-learn developers, “Metrics and scoring: quantifying the quality of predictions.” Accessed: Sep. </w:t>
-      </w:r>
-      <w:r>
-        <w:t>20</w:t>
-      </w:r>
-      <w:r>
-        <w:t>, 2026. [Online]. Available: https://scikit-learn.org/stable/modules/model_evaluation.html</w:t>
-      </w:r>
-    </w:p>
-    <w:p>
-      <w:r>
-        <w:t xml:space="preserve">[7] NumPy developers, “NumPy: the absolute basics for beginners.” Accessed: Sep. </w:t>
-      </w:r>
-      <w:r>
-        <w:t>19</w:t>
-      </w:r>
-      <w:r>
-        <w:t>, 2026. [Online]. Available: https://numpy.org/doc/stable/user/absolute_beginners.html</w:t>
-      </w:r>
-    </w:p>
-    <w:p>
-      <w:r>
-        <w:t xml:space="preserve">[8] Matplotlib developers, “Quick start guide.” Accessed: Sep. </w:t>
-      </w:r>
-      <w:r>
-        <w:t>19</w:t>
-      </w:r>
-      <w:r>
-        <w:t>, 2026. [Online]. Available: https://matplotlib.org/stable/users/explain/quick_start.html</w:t>
-      </w:r>
-    </w:p>
-    <w:p>
-      <w:pPr>
-        <w:pStyle w:val="Heading1"/>
-      </w:pPr>
-      <w:r>
-        <w:t>Appendix A. AI usage declaration and verification</w:t>
-      </w:r>
-    </w:p>
-    <w:p>
-      <w:r>
-        <w:br w:type="page"/>
-      </w:r>
-    </w:p>
-    <w:p>
-      <w:pPr>
-        <w:pStyle w:val="Heading1"/>
-      </w:pPr>
-      <w:r>
-        <w:lastRenderedPageBreak/>
-        <w:t>Appendix B. Group contribution and version record</w:t>
-      </w:r>
-    </w:p>
-    <w:p>
-      <w:r>
-        <w:t>Complete this appendix using actual work. The tasks below are a proposed allocation, not a claim that they have been completed. Add or remove rows to match the group size. Attach or link genuine evidence of collaborative contributions.</w:t>
-      </w:r>
-    </w:p>
-    <w:tbl>
-      <w:tblPr>
-        <w:tblW w:w="9026" w:type="dxa"/>
-        <w:tblInd w:w="120" w:type="dxa"/>
-        <w:tblBorders>
-          <w:top w:val="single" w:sz="4" w:space="0" w:color="B8BCC4"/>
-          <w:left w:val="single" w:sz="4" w:space="0" w:color="B8BCC4"/>
-          <w:bottom w:val="single" w:sz="4" w:space="0" w:color="B8BCC4"/>
-          <w:right w:val="single" w:sz="4" w:space="0" w:color="B8BCC4"/>
-          <w:insideH w:val="single" w:sz="4" w:space="0" w:color="B8BCC4"/>
-          <w:insideV w:val="single" w:sz="4" w:space="0" w:color="B8BCC4"/>
-        </w:tblBorders>
-        <w:tblLayout w:type="fixed"/>
-        <w:tblCellMar>
-          <w:top w:w="60" w:type="dxa"/>
-          <w:left w:w="120" w:type="dxa"/>
-          <w:bottom w:w="60" w:type="dxa"/>
-          <w:right w:w="120" w:type="dxa"/>
-        </w:tblCellMar>
-        <w:tblLook w:val="04A0" w:firstRow="1" w:lastRow="0" w:firstColumn="1" w:lastColumn="0" w:noHBand="0" w:noVBand="1"/>
-      </w:tblPr>
-      <w:tblGrid>
-        <w:gridCol w:w="2850"/>
-        <w:gridCol w:w="2400"/>
-        <w:gridCol w:w="1900"/>
-        <w:gridCol w:w="1876"/>
-      </w:tblGrid>
-      <w:tr>
-        <w:trPr>
-          <w:cantSplit/>
-        </w:trPr>
-        <w:tc>
-          <w:tcPr>
-            <w:tcW w:w="2850" w:type="dxa"/>
-            <w:shd w:val="clear" w:color="auto" w:fill="E8EEF5"/>
-          </w:tcPr>
-          <w:p>
-            <w:pPr>
-              <w:spacing w:after="0"/>
-            </w:pPr>
-            <w:r>
-              <w:rPr>
-                <w:b/>
-              </w:rPr>
-              <w:t>Task</w:t>
-            </w:r>
-          </w:p>
-        </w:tc>
-        <w:tc>
-          <w:tcPr>
-            <w:tcW w:w="2400" w:type="dxa"/>
-            <w:shd w:val="clear" w:color="auto" w:fill="E8EEF5"/>
-          </w:tcPr>
-          <w:p>
-            <w:pPr>
-              <w:spacing w:after="0"/>
-            </w:pPr>
-            <w:r>
-              <w:rPr>
-                <w:b/>
-              </w:rPr>
-              <w:t>Actual member/ID</w:t>
-            </w:r>
-          </w:p>
-        </w:tc>
-        <w:tc>
-          <w:tcPr>
-            <w:tcW w:w="1900" w:type="dxa"/>
-            <w:shd w:val="clear" w:color="auto" w:fill="E8EEF5"/>
-          </w:tcPr>
-          <w:p>
-            <w:pPr>
-              <w:spacing w:after="0"/>
-            </w:pPr>
-            <w:r>
-              <w:rPr>
-                <w:b/>
-              </w:rPr>
-              <w:t>Date/version</w:t>
-            </w:r>
-          </w:p>
-        </w:tc>
-        <w:tc>
-          <w:tcPr>
-            <w:tcW w:w="1876" w:type="dxa"/>
-            <w:shd w:val="clear" w:color="auto" w:fill="E8EEF5"/>
-          </w:tcPr>
-          <w:p>
-            <w:pPr>
-              <w:spacing w:after="0"/>
-            </w:pPr>
-            <w:r>
-              <w:rPr>
-                <w:b/>
-              </w:rPr>
-              <w:t>Peer reviewer</w:t>
-            </w:r>
-          </w:p>
-        </w:tc>
-      </w:tr>
-      <w:tr>
-        <w:trPr>
-          <w:cantSplit/>
-        </w:trPr>
-        <w:tc>
-          <w:tcPr>
-            <w:tcW w:w="2850" w:type="dxa"/>
-          </w:tcPr>
-          <w:p>
-            <w:pPr>
-              <w:spacing w:after="0"/>
-            </w:pPr>
-            <w:r>
-              <w:t>Dataset and source review</w:t>
-            </w:r>
-          </w:p>
-        </w:tc>
-        <w:tc>
-          <w:tcPr>
-            <w:tcW w:w="2400" w:type="dxa"/>
-          </w:tcPr>
-          <w:p>
-            <w:pPr>
-              <w:spacing w:after="0"/>
-            </w:pPr>
-            <w:r>
-              <w:t>[add]</w:t>
-            </w:r>
-          </w:p>
-        </w:tc>
-        <w:tc>
-          <w:tcPr>
-            <w:tcW w:w="1900" w:type="dxa"/>
-          </w:tcPr>
-          <w:p>
-            <w:pPr>
-              <w:spacing w:after="0"/>
-            </w:pPr>
-            <w:r>
-              <w:t>[add]</w:t>
-            </w:r>
-          </w:p>
-        </w:tc>
-        <w:tc>
-          <w:tcPr>
-            <w:tcW w:w="1876" w:type="dxa"/>
-          </w:tcPr>
-          <w:p>
-            <w:pPr>
-              <w:spacing w:after="0"/>
-            </w:pPr>
-            <w:r>
-              <w:t>[add]</w:t>
-            </w:r>
-          </w:p>
-        </w:tc>
-      </w:tr>
-      <w:tr>
-        <w:trPr>
-          <w:cantSplit/>
-        </w:trPr>
-        <w:tc>
-          <w:tcPr>
-            <w:tcW w:w="2850" w:type="dxa"/>
-          </w:tcPr>
-          <w:p>
-            <w:pPr>
-              <w:spacing w:after="0"/>
-            </w:pPr>
-            <w:r>
-              <w:t>Cleaning and EDA checks</w:t>
-            </w:r>
-          </w:p>
-        </w:tc>
-        <w:tc>
-          <w:tcPr>
-            <w:tcW w:w="2400" w:type="dxa"/>
-          </w:tcPr>
-          <w:p>
-            <w:pPr>
-              <w:spacing w:after="0"/>
-            </w:pPr>
-            <w:r>
-              <w:t>[add]</w:t>
-            </w:r>
-          </w:p>
-        </w:tc>
-        <w:tc>
-          <w:tcPr>
-            <w:tcW w:w="1900" w:type="dxa"/>
-          </w:tcPr>
-          <w:p>
-            <w:pPr>
-              <w:spacing w:after="0"/>
-            </w:pPr>
-            <w:r>
-              <w:t>[add]</w:t>
-            </w:r>
-          </w:p>
-        </w:tc>
-        <w:tc>
-          <w:tcPr>
-            <w:tcW w:w="1876" w:type="dxa"/>
-          </w:tcPr>
-          <w:p>
-            <w:pPr>
-              <w:spacing w:after="0"/>
-            </w:pPr>
-            <w:r>
-              <w:t>[add]</w:t>
-            </w:r>
-          </w:p>
-        </w:tc>
-      </w:tr>
-      <w:tr>
-        <w:trPr>
-          <w:cantSplit/>
-        </w:trPr>
-        <w:tc>
-          <w:tcPr>
-            <w:tcW w:w="2850" w:type="dxa"/>
-          </w:tcPr>
-          <w:p>
-            <w:pPr>
-              <w:spacing w:after="0"/>
-            </w:pPr>
-            <w:r>
-              <w:t>Model and metric checks</w:t>
-            </w:r>
-          </w:p>
-        </w:tc>
-        <w:tc>
-          <w:tcPr>
-            <w:tcW w:w="2400" w:type="dxa"/>
-          </w:tcPr>
-          <w:p>
-            <w:pPr>
-              <w:spacing w:after="0"/>
-            </w:pPr>
-            <w:r>
-              <w:t>[add]</w:t>
-            </w:r>
-          </w:p>
-        </w:tc>
-        <w:tc>
-          <w:tcPr>
-            <w:tcW w:w="1900" w:type="dxa"/>
-          </w:tcPr>
-          <w:p>
-            <w:pPr>
-              <w:spacing w:after="0"/>
-            </w:pPr>
-            <w:r>
-              <w:t>[add]</w:t>
-            </w:r>
-          </w:p>
-        </w:tc>
-        <w:tc>
-          <w:tcPr>
-            <w:tcW w:w="1876" w:type="dxa"/>
-          </w:tcPr>
-          <w:p>
-            <w:pPr>
-              <w:spacing w:after="0"/>
-            </w:pPr>
-            <w:r>
-              <w:t>[add]</w:t>
-            </w:r>
-          </w:p>
-        </w:tc>
-      </w:tr>
-      <w:tr>
-        <w:trPr>
-          <w:cantSplit/>
-        </w:trPr>
-        <w:tc>
-          <w:tcPr>
-            <w:tcW w:w="2850" w:type="dxa"/>
-          </w:tcPr>
-          <w:p>
-            <w:pPr>
-              <w:spacing w:after="0"/>
-            </w:pPr>
-            <w:r>
-              <w:t>Report and slide review</w:t>
-            </w:r>
-          </w:p>
-        </w:tc>
-        <w:tc>
-          <w:tcPr>
-            <w:tcW w:w="2400" w:type="dxa"/>
-          </w:tcPr>
-          <w:p>
-            <w:pPr>
-              <w:spacing w:after="0"/>
-            </w:pPr>
-            <w:r>
-              <w:t>[add]</w:t>
-            </w:r>
-          </w:p>
-        </w:tc>
-        <w:tc>
-          <w:tcPr>
-            <w:tcW w:w="1900" w:type="dxa"/>
-          </w:tcPr>
-          <w:p>
-            <w:pPr>
-              <w:spacing w:after="0"/>
-            </w:pPr>
-            <w:r>
-              <w:t>[add]</w:t>
-            </w:r>
-          </w:p>
-        </w:tc>
-        <w:tc>
-          <w:tcPr>
-            <w:tcW w:w="1876" w:type="dxa"/>
-          </w:tcPr>
-          <w:p>
-            <w:pPr>
-              <w:spacing w:after="0"/>
-            </w:pPr>
-            <w:r>
-              <w:t>[add]</w:t>
-            </w:r>
-          </w:p>
-        </w:tc>
-      </w:tr>
-      <w:tr>
-        <w:trPr>
-          <w:cantSplit/>
-        </w:trPr>
-        <w:tc>
-          <w:tcPr>
-            <w:tcW w:w="2850" w:type="dxa"/>
-          </w:tcPr>
-          <w:p>
-            <w:pPr>
-              <w:spacing w:after="0"/>
-            </w:pPr>
-            <w:r>
-              <w:t>Presentation rehearsal</w:t>
-            </w:r>
-          </w:p>
-        </w:tc>
-        <w:tc>
-          <w:tcPr>
-            <w:tcW w:w="2400" w:type="dxa"/>
-          </w:tcPr>
-          <w:p>
-            <w:pPr>
-              <w:spacing w:after="0"/>
-            </w:pPr>
-            <w:r>
-              <w:t>[add]</w:t>
-            </w:r>
-          </w:p>
-        </w:tc>
-        <w:tc>
-          <w:tcPr>
-            <w:tcW w:w="1900" w:type="dxa"/>
-          </w:tcPr>
-          <w:p>
-            <w:pPr>
-              <w:spacing w:after="0"/>
-            </w:pPr>
-            <w:r>
-              <w:t>[add]</w:t>
-            </w:r>
-          </w:p>
-        </w:tc>
-        <w:tc>
-          <w:tcPr>
-            <w:tcW w:w="1876" w:type="dxa"/>
-          </w:tcPr>
-          <w:p>
-            <w:pPr>
-              <w:spacing w:after="0"/>
-            </w:pPr>
-            <w:r>
-              <w:t>[add]</w:t>
-            </w:r>
-          </w:p>
-        </w:tc>
-      </w:tr>
-    </w:tbl>
-    <w:p>
-      <w:r>
-        <w:t>Git repository or dated shared-version link: [add actual link]</w:t>
-      </w:r>
-      <w:r>
-        <w:br/>
-        <w:t>Meeting dates and decisions: [add genuine records]</w:t>
-      </w:r>
-      <w:r>
-        <w:br/>
-        <w:t>Completed milestones: [add dates, owners and evidence]</w:t>
-      </w:r>
-      <w:r>
-        <w:br/>
-        <w:t>Final group approval and cover-page completion: [add after review]</w:t>
-      </w:r>
-    </w:p>
-    <w:p/>
     <w:sectPr>
-      <w:headerReference w:type="default" r:id="rId10"/>
-      <w:footerReference w:type="default" r:id="rId11"/>
+      <w:headerReference w:type="default" r:id="rId18"/>
+      <w:footerReference w:type="default" r:id="rId19"/>
       <w:pgSz w:w="11906" w:h="16838"/>
       <w:pgMar w:top="1440" w:right="1440" w:bottom="1440" w:left="1440" w:header="708" w:footer="708" w:gutter="0"/>
       <w:cols w:space="720"/>
@@ -1615,7 +7878,7 @@
 </file>
 
 <file path=word/endnotes.xml><?xml version="1.0" encoding="utf-8"?>
-<w:endnotes xmlns:wpc="http://schemas.microsoft.com/office/word/2010/wordprocessingCanvas" xmlns:cx="http://schemas.microsoft.com/office/drawing/2014/chartex" xmlns:cx1="http://schemas.microsoft.com/office/drawing/2015/9/8/chartex" xmlns:cx2="http://schemas.microsoft.com/office/drawing/2015/10/21/chartex" xmlns:cx3="http://schemas.microsoft.com/office/drawing/2016/5/9/chartex" xmlns:cx4="http://schemas.microsoft.com/office/drawing/2016/5/10/chartex" xmlns:cx5="http://schemas.microsoft.com/office/drawing/2016/5/11/chartex" xmlns:cx6="http://schemas.microsoft.com/office/drawing/2016/5/12/chartex" xmlns:cx7="http://schemas.microsoft.com/office/drawing/2016/5/13/chartex" xmlns:cx8="http://schemas.microsoft.com/office/drawing/2016/5/14/chartex" xmlns:mc="http://schemas.openxmlformats.org/markup-compatibility/2006" xmlns:m="http://schemas.openxmlformats.org/officeDocument/2006/math" xmlns:aink="http://schemas.microsoft.com/office/drawing/2016/ink" xmlns:am3d="http://schemas.microsoft.com/office/drawing/2017/model3d" xmlns:oel="http://schemas.microsoft.com/office/2019/extlst" xmlns:r="http://schemas.openxmlformats.org/officeDocument/2006/relationships" xmlns:wp14="http://schemas.microsoft.com/office/word/2010/wordprocessingDrawing" xmlns:wp="http://schemas.openxmlformats.org/drawingml/2006/wordprocessingDrawing" xmlns:wpg="http://schemas.microsoft.com/office/word/2010/wordprocessingGroup" xmlns:wpi="http://schemas.microsoft.com/office/word/2010/wordprocessingInk" xmlns:wps="http://schemas.microsoft.com/office/word/2010/wordprocessingShape" xmlns:o="urn:schemas-microsoft-com:office:office" xmlns:v="urn:schemas-microsoft-com:vml" xmlns:w10="urn:schemas-microsoft-com:office:word" xmlns:w="http://schemas.openxmlformats.org/wordprocessingml/2006/main" xmlns:w14="http://schemas.microsoft.com/office/word/2010/wordml" xmlns:w15="http://schemas.microsoft.com/office/word/2012/wordml" xmlns:w16cei="http://schemas.microsoft.com/office/word/2026/wordml/cei" xmlns:w16cex="http://schemas.microsoft.com/office/word/2018/wordml/cex" xmlns:w16cid="http://schemas.microsoft.com/office/word/2016/wordml/cid" xmlns:w16="http://schemas.microsoft.com/office/word/2018/wordml" xmlns:w16sdtdh="http://schemas.microsoft.com/office/word/2020/wordml/sdtdatahash" xmlns:w16sdtfl="http://schemas.microsoft.com/office/word/2024/wordml/sdtformatlock" xmlns:w16se="http://schemas.microsoft.com/office/word/2015/wordml/symex" xmlns:w16du="http://schemas.microsoft.com/office/word/2023/wordml/word16du" xmlns:wne="http://schemas.microsoft.com/office/word/2006/wordml" mc:Ignorable="w14 w15 w16se w16cid w16 w16cex w16sdtdh w16sdtfl w16du wp14">
+<w:endnotes xmlns:wpc="http://schemas.microsoft.com/office/word/2010/wordprocessingCanvas" xmlns:cx="http://schemas.microsoft.com/office/drawing/2014/chartex" xmlns:cx1="http://schemas.microsoft.com/office/drawing/2015/9/8/chartex" xmlns:cx2="http://schemas.microsoft.com/office/drawing/2015/10/21/chartex" xmlns:cx3="http://schemas.microsoft.com/office/drawing/2016/5/9/chartex" xmlns:cx4="http://schemas.microsoft.com/office/drawing/2016/5/10/chartex" xmlns:cx5="http://schemas.microsoft.com/office/drawing/2016/5/11/chartex" xmlns:cx6="http://schemas.microsoft.com/office/drawing/2016/5/12/chartex" xmlns:cx7="http://schemas.microsoft.com/office/drawing/2016/5/13/chartex" xmlns:cx8="http://schemas.microsoft.com/office/drawing/2016/5/14/chartex" xmlns:mc="http://schemas.openxmlformats.org/markup-compatibility/2006" xmlns:m="http://schemas.openxmlformats.org/officeDocument/2006/math" xmlns:aink="http://schemas.microsoft.com/office/drawing/2016/ink" xmlns:am3d="http://schemas.microsoft.com/office/drawing/2017/model3d" xmlns:oel="http://schemas.microsoft.com/office/2019/extlst" xmlns:r="http://schemas.openxmlformats.org/officeDocument/2006/relationships" xmlns:wp14="http://schemas.microsoft.com/office/word/2010/wordprocessingDrawing" xmlns:wp="http://schemas.openxmlformats.org/drawingml/2006/wordprocessingDrawing" xmlns:wpg="http://schemas.microsoft.com/office/word/2010/wordprocessingGroup" xmlns:wpi="http://schemas.microsoft.com/office/word/2010/wordprocessingInk" xmlns:wps="http://schemas.microsoft.com/office/word/2010/wordprocessingShape" xmlns:o="urn:schemas-microsoft-com:office:office" xmlns:v="urn:schemas-microsoft-com:vml" xmlns:w10="urn:schemas-microsoft-com:office:word" xmlns:w="http://schemas.openxmlformats.org/wordprocessingml/2006/main" xmlns:w14="http://schemas.microsoft.com/office/word/2010/wordml" xmlns:w15="http://schemas.microsoft.com/office/word/2012/wordml" xmlns:w16cex="http://schemas.microsoft.com/office/word/2018/wordml/cex" xmlns:w16cid="http://schemas.microsoft.com/office/word/2016/wordml/cid" xmlns:w16="http://schemas.microsoft.com/office/word/2018/wordml" xmlns:w16sdtdh="http://schemas.microsoft.com/office/word/2020/wordml/sdtdatahash" xmlns:w16sdtfl="http://schemas.microsoft.com/office/word/2024/wordml/sdtformatlock" xmlns:w16se="http://schemas.microsoft.com/office/word/2015/wordml/symex" xmlns:w16du="http://schemas.microsoft.com/office/word/2023/wordml/word16du" xmlns:wne="http://schemas.microsoft.com/office/word/2006/wordml" mc:Ignorable="w14 w15 w16se w16cid w16 w16cex w16sdtdh w16sdtfl w16du wp14">
   <w:endnote w:type="separator" w:id="-1">
     <w:p>
       <w:pPr>
@@ -1640,7 +7903,7 @@
 </file>
 
 <file path=word/footer1.xml><?xml version="1.0" encoding="utf-8"?>
-<w:ftr xmlns:wpc="http://schemas.microsoft.com/office/word/2010/wordprocessingCanvas" xmlns:cx="http://schemas.microsoft.com/office/drawing/2014/chartex" xmlns:cx1="http://schemas.microsoft.com/office/drawing/2015/9/8/chartex" xmlns:cx2="http://schemas.microsoft.com/office/drawing/2015/10/21/chartex" xmlns:cx3="http://schemas.microsoft.com/office/drawing/2016/5/9/chartex" xmlns:cx4="http://schemas.microsoft.com/office/drawing/2016/5/10/chartex" xmlns:cx5="http://schemas.microsoft.com/office/drawing/2016/5/11/chartex" xmlns:cx6="http://schemas.microsoft.com/office/drawing/2016/5/12/chartex" xmlns:cx7="http://schemas.microsoft.com/office/drawing/2016/5/13/chartex" xmlns:cx8="http://schemas.microsoft.com/office/drawing/2016/5/14/chartex" xmlns:mc="http://schemas.openxmlformats.org/markup-compatibility/2006" xmlns:m="http://schemas.openxmlformats.org/officeDocument/2006/math" xmlns:aink="http://schemas.microsoft.com/office/drawing/2016/ink" xmlns:am3d="http://schemas.microsoft.com/office/drawing/2017/model3d" xmlns:oel="http://schemas.microsoft.com/office/2019/extlst" xmlns:r="http://schemas.openxmlformats.org/officeDocument/2006/relationships" xmlns:wp14="http://schemas.microsoft.com/office/word/2010/wordprocessingDrawing" xmlns:wp="http://schemas.openxmlformats.org/drawingml/2006/wordprocessingDrawing" xmlns:wpg="http://schemas.microsoft.com/office/word/2010/wordprocessingGroup" xmlns:wpi="http://schemas.microsoft.com/office/word/2010/wordprocessingInk" xmlns:wps="http://schemas.microsoft.com/office/word/2010/wordprocessingShape" xmlns:o="urn:schemas-microsoft-com:office:office" xmlns:v="urn:schemas-microsoft-com:vml" xmlns:w10="urn:schemas-microsoft-com:office:word" xmlns:w="http://schemas.openxmlformats.org/wordprocessingml/2006/main" xmlns:w14="http://schemas.microsoft.com/office/word/2010/wordml" xmlns:w15="http://schemas.microsoft.com/office/word/2012/wordml" xmlns:w16cei="http://schemas.microsoft.com/office/word/2026/wordml/cei" xmlns:w16cex="http://schemas.microsoft.com/office/word/2018/wordml/cex" xmlns:w16cid="http://schemas.microsoft.com/office/word/2016/wordml/cid" xmlns:w16="http://schemas.microsoft.com/office/word/2018/wordml" xmlns:w16sdtdh="http://schemas.microsoft.com/office/word/2020/wordml/sdtdatahash" xmlns:w16sdtfl="http://schemas.microsoft.com/office/word/2024/wordml/sdtformatlock" xmlns:w16se="http://schemas.microsoft.com/office/word/2015/wordml/symex" xmlns:w16du="http://schemas.microsoft.com/office/word/2023/wordml/word16du" xmlns:wne="http://schemas.microsoft.com/office/word/2006/wordml" mc:Ignorable="w14 w15 w16se w16cid w16 w16cex w16sdtdh w16sdtfl w16du wp14">
+<w:ftr xmlns:wpc="http://schemas.microsoft.com/office/word/2010/wordprocessingCanvas" xmlns:cx="http://schemas.microsoft.com/office/drawing/2014/chartex" xmlns:cx1="http://schemas.microsoft.com/office/drawing/2015/9/8/chartex" xmlns:cx2="http://schemas.microsoft.com/office/drawing/2015/10/21/chartex" xmlns:cx3="http://schemas.microsoft.com/office/drawing/2016/5/9/chartex" xmlns:cx4="http://schemas.microsoft.com/office/drawing/2016/5/10/chartex" xmlns:cx5="http://schemas.microsoft.com/office/drawing/2016/5/11/chartex" xmlns:cx6="http://schemas.microsoft.com/office/drawing/2016/5/12/chartex" xmlns:cx7="http://schemas.microsoft.com/office/drawing/2016/5/13/chartex" xmlns:cx8="http://schemas.microsoft.com/office/drawing/2016/5/14/chartex" xmlns:mc="http://schemas.openxmlformats.org/markup-compatibility/2006" xmlns:m="http://schemas.openxmlformats.org/officeDocument/2006/math" xmlns:aink="http://schemas.microsoft.com/office/drawing/2016/ink" xmlns:am3d="http://schemas.microsoft.com/office/drawing/2017/model3d" xmlns:oel="http://schemas.microsoft.com/office/2019/extlst" xmlns:r="http://schemas.openxmlformats.org/officeDocument/2006/relationships" xmlns:wp14="http://schemas.microsoft.com/office/word/2010/wordprocessingDrawing" xmlns:wp="http://schemas.openxmlformats.org/drawingml/2006/wordprocessingDrawing" xmlns:wpg="http://schemas.microsoft.com/office/word/2010/wordprocessingGroup" xmlns:wpi="http://schemas.microsoft.com/office/word/2010/wordprocessingInk" xmlns:wps="http://schemas.microsoft.com/office/word/2010/wordprocessingShape" xmlns:o="urn:schemas-microsoft-com:office:office" xmlns:v="urn:schemas-microsoft-com:vml" xmlns:w10="urn:schemas-microsoft-com:office:word" xmlns:w="http://schemas.openxmlformats.org/wordprocessingml/2006/main" xmlns:w14="http://schemas.microsoft.com/office/word/2010/wordml" xmlns:w15="http://schemas.microsoft.com/office/word/2012/wordml" xmlns:w16cex="http://schemas.microsoft.com/office/word/2018/wordml/cex" xmlns:w16cid="http://schemas.microsoft.com/office/word/2016/wordml/cid" xmlns:w16="http://schemas.microsoft.com/office/word/2018/wordml" xmlns:w16sdtdh="http://schemas.microsoft.com/office/word/2020/wordml/sdtdatahash" xmlns:w16sdtfl="http://schemas.microsoft.com/office/word/2024/wordml/sdtformatlock" xmlns:w16se="http://schemas.microsoft.com/office/word/2015/wordml/symex" xmlns:w16du="http://schemas.microsoft.com/office/word/2023/wordml/word16du" xmlns:wne="http://schemas.microsoft.com/office/word/2006/wordml" mc:Ignorable="w14 w15 w16se w16cid w16 w16cex w16sdtdh w16sdtfl w16du wp14">
   <w:p>
     <w:pPr>
       <w:pStyle w:val="Footer"/>
@@ -1672,7 +7935,7 @@
 </file>
 
 <file path=word/footnotes.xml><?xml version="1.0" encoding="utf-8"?>
-<w:footnotes xmlns:wpc="http://schemas.microsoft.com/office/word/2010/wordprocessingCanvas" xmlns:cx="http://schemas.microsoft.com/office/drawing/2014/chartex" xmlns:cx1="http://schemas.microsoft.com/office/drawing/2015/9/8/chartex" xmlns:cx2="http://schemas.microsoft.com/office/drawing/2015/10/21/chartex" xmlns:cx3="http://schemas.microsoft.com/office/drawing/2016/5/9/chartex" xmlns:cx4="http://schemas.microsoft.com/office/drawing/2016/5/10/chartex" xmlns:cx5="http://schemas.microsoft.com/office/drawing/2016/5/11/chartex" xmlns:cx6="http://schemas.microsoft.com/office/drawing/2016/5/12/chartex" xmlns:cx7="http://schemas.microsoft.com/office/drawing/2016/5/13/chartex" xmlns:cx8="http://schemas.microsoft.com/office/drawing/2016/5/14/chartex" xmlns:mc="http://schemas.openxmlformats.org/markup-compatibility/2006" xmlns:m="http://schemas.openxmlformats.org/officeDocument/2006/math" xmlns:aink="http://schemas.microsoft.com/office/drawing/2016/ink" xmlns:am3d="http://schemas.microsoft.com/office/drawing/2017/model3d" xmlns:oel="http://schemas.microsoft.com/office/2019/extlst" xmlns:r="http://schemas.openxmlformats.org/officeDocument/2006/relationships" xmlns:wp14="http://schemas.microsoft.com/office/word/2010/wordprocessingDrawing" xmlns:wp="http://schemas.openxmlformats.org/drawingml/2006/wordprocessingDrawing" xmlns:wpg="http://schemas.microsoft.com/office/word/2010/wordprocessingGroup" xmlns:wpi="http://schemas.microsoft.com/office/word/2010/wordprocessingInk" xmlns:wps="http://schemas.microsoft.com/office/word/2010/wordprocessingShape" xmlns:o="urn:schemas-microsoft-com:office:office" xmlns:v="urn:schemas-microsoft-com:vml" xmlns:w10="urn:schemas-microsoft-com:office:word" xmlns:w="http://schemas.openxmlformats.org/wordprocessingml/2006/main" xmlns:w14="http://schemas.microsoft.com/office/word/2010/wordml" xmlns:w15="http://schemas.microsoft.com/office/word/2012/wordml" xmlns:w16cei="http://schemas.microsoft.com/office/word/2026/wordml/cei" xmlns:w16cex="http://schemas.microsoft.com/office/word/2018/wordml/cex" xmlns:w16cid="http://schemas.microsoft.com/office/word/2016/wordml/cid" xmlns:w16="http://schemas.microsoft.com/office/word/2018/wordml" xmlns:w16sdtdh="http://schemas.microsoft.com/office/word/2020/wordml/sdtdatahash" xmlns:w16sdtfl="http://schemas.microsoft.com/office/word/2024/wordml/sdtformatlock" xmlns:w16se="http://schemas.microsoft.com/office/word/2015/wordml/symex" xmlns:w16du="http://schemas.microsoft.com/office/word/2023/wordml/word16du" xmlns:wne="http://schemas.microsoft.com/office/word/2006/wordml" mc:Ignorable="w14 w15 w16se w16cid w16 w16cex w16sdtdh w16sdtfl w16du wp14">
+<w:footnotes xmlns:wpc="http://schemas.microsoft.com/office/word/2010/wordprocessingCanvas" xmlns:cx="http://schemas.microsoft.com/office/drawing/2014/chartex" xmlns:cx1="http://schemas.microsoft.com/office/drawing/2015/9/8/chartex" xmlns:cx2="http://schemas.microsoft.com/office/drawing/2015/10/21/chartex" xmlns:cx3="http://schemas.microsoft.com/office/drawing/2016/5/9/chartex" xmlns:cx4="http://schemas.microsoft.com/office/drawing/2016/5/10/chartex" xmlns:cx5="http://schemas.microsoft.com/office/drawing/2016/5/11/chartex" xmlns:cx6="http://schemas.microsoft.com/office/drawing/2016/5/12/chartex" xmlns:cx7="http://schemas.microsoft.com/office/drawing/2016/5/13/chartex" xmlns:cx8="http://schemas.microsoft.com/office/drawing/2016/5/14/chartex" xmlns:mc="http://schemas.openxmlformats.org/markup-compatibility/2006" xmlns:m="http://schemas.openxmlformats.org/officeDocument/2006/math" xmlns:aink="http://schemas.microsoft.com/office/drawing/2016/ink" xmlns:am3d="http://schemas.microsoft.com/office/drawing/2017/model3d" xmlns:oel="http://schemas.microsoft.com/office/2019/extlst" xmlns:r="http://schemas.openxmlformats.org/officeDocument/2006/relationships" xmlns:wp14="http://schemas.microsoft.com/office/word/2010/wordprocessingDrawing" xmlns:wp="http://schemas.openxmlformats.org/drawingml/2006/wordprocessingDrawing" xmlns:wpg="http://schemas.microsoft.com/office/word/2010/wordprocessingGroup" xmlns:wpi="http://schemas.microsoft.com/office/word/2010/wordprocessingInk" xmlns:wps="http://schemas.microsoft.com/office/word/2010/wordprocessingShape" xmlns:o="urn:schemas-microsoft-com:office:office" xmlns:v="urn:schemas-microsoft-com:vml" xmlns:w10="urn:schemas-microsoft-com:office:word" xmlns:w="http://schemas.openxmlformats.org/wordprocessingml/2006/main" xmlns:w14="http://schemas.microsoft.com/office/word/2010/wordml" xmlns:w15="http://schemas.microsoft.com/office/word/2012/wordml" xmlns:w16cex="http://schemas.microsoft.com/office/word/2018/wordml/cex" xmlns:w16cid="http://schemas.microsoft.com/office/word/2016/wordml/cid" xmlns:w16="http://schemas.microsoft.com/office/word/2018/wordml" xmlns:w16sdtdh="http://schemas.microsoft.com/office/word/2020/wordml/sdtdatahash" xmlns:w16sdtfl="http://schemas.microsoft.com/office/word/2024/wordml/sdtformatlock" xmlns:w16se="http://schemas.microsoft.com/office/word/2015/wordml/symex" xmlns:w16du="http://schemas.microsoft.com/office/word/2023/wordml/word16du" xmlns:wne="http://schemas.microsoft.com/office/word/2006/wordml" mc:Ignorable="w14 w15 w16se w16cid w16 w16cex w16sdtdh w16sdtfl w16du wp14">
   <w:footnote w:type="separator" w:id="-1">
     <w:p>
       <w:pPr>
@@ -1697,7 +7960,7 @@
 </file>
 
 <file path=word/header1.xml><?xml version="1.0" encoding="utf-8"?>
-<w:hdr xmlns:wpc="http://schemas.microsoft.com/office/word/2010/wordprocessingCanvas" xmlns:cx="http://schemas.microsoft.com/office/drawing/2014/chartex" xmlns:cx1="http://schemas.microsoft.com/office/drawing/2015/9/8/chartex" xmlns:cx2="http://schemas.microsoft.com/office/drawing/2015/10/21/chartex" xmlns:cx3="http://schemas.microsoft.com/office/drawing/2016/5/9/chartex" xmlns:cx4="http://schemas.microsoft.com/office/drawing/2016/5/10/chartex" xmlns:cx5="http://schemas.microsoft.com/office/drawing/2016/5/11/chartex" xmlns:cx6="http://schemas.microsoft.com/office/drawing/2016/5/12/chartex" xmlns:cx7="http://schemas.microsoft.com/office/drawing/2016/5/13/chartex" xmlns:cx8="http://schemas.microsoft.com/office/drawing/2016/5/14/chartex" xmlns:mc="http://schemas.openxmlformats.org/markup-compatibility/2006" xmlns:m="http://schemas.openxmlformats.org/officeDocument/2006/math" xmlns:aink="http://schemas.microsoft.com/office/drawing/2016/ink" xmlns:am3d="http://schemas.microsoft.com/office/drawing/2017/model3d" xmlns:oel="http://schemas.microsoft.com/office/2019/extlst" xmlns:r="http://schemas.openxmlformats.org/officeDocument/2006/relationships" xmlns:wp14="http://schemas.microsoft.com/office/word/2010/wordprocessingDrawing" xmlns:wp="http://schemas.openxmlformats.org/drawingml/2006/wordprocessingDrawing" xmlns:wpg="http://schemas.microsoft.com/office/word/2010/wordprocessingGroup" xmlns:wpi="http://schemas.microsoft.com/office/word/2010/wordprocessingInk" xmlns:wps="http://schemas.microsoft.com/office/word/2010/wordprocessingShape" xmlns:o="urn:schemas-microsoft-com:office:office" xmlns:v="urn:schemas-microsoft-com:vml" xmlns:w10="urn:schemas-microsoft-com:office:word" xmlns:w="http://schemas.openxmlformats.org/wordprocessingml/2006/main" xmlns:w14="http://schemas.microsoft.com/office/word/2010/wordml" xmlns:w15="http://schemas.microsoft.com/office/word/2012/wordml" xmlns:w16cei="http://schemas.microsoft.com/office/word/2026/wordml/cei" xmlns:w16cex="http://schemas.microsoft.com/office/word/2018/wordml/cex" xmlns:w16cid="http://schemas.microsoft.com/office/word/2016/wordml/cid" xmlns:w16="http://schemas.microsoft.com/office/word/2018/wordml" xmlns:w16sdtdh="http://schemas.microsoft.com/office/word/2020/wordml/sdtdatahash" xmlns:w16sdtfl="http://schemas.microsoft.com/office/word/2024/wordml/sdtformatlock" xmlns:w16se="http://schemas.microsoft.com/office/word/2015/wordml/symex" xmlns:w16du="http://schemas.microsoft.com/office/word/2023/wordml/word16du" xmlns:wne="http://schemas.microsoft.com/office/word/2006/wordml" mc:Ignorable="w14 w15 w16se w16cid w16 w16cex w16sdtdh w16sdtfl w16du wp14">
+<w:hdr xmlns:wpc="http://schemas.microsoft.com/office/word/2010/wordprocessingCanvas" xmlns:cx="http://schemas.microsoft.com/office/drawing/2014/chartex" xmlns:cx1="http://schemas.microsoft.com/office/drawing/2015/9/8/chartex" xmlns:cx2="http://schemas.microsoft.com/office/drawing/2015/10/21/chartex" xmlns:cx3="http://schemas.microsoft.com/office/drawing/2016/5/9/chartex" xmlns:cx4="http://schemas.microsoft.com/office/drawing/2016/5/10/chartex" xmlns:cx5="http://schemas.microsoft.com/office/drawing/2016/5/11/chartex" xmlns:cx6="http://schemas.microsoft.com/office/drawing/2016/5/12/chartex" xmlns:cx7="http://schemas.microsoft.com/office/drawing/2016/5/13/chartex" xmlns:cx8="http://schemas.microsoft.com/office/drawing/2016/5/14/chartex" xmlns:mc="http://schemas.openxmlformats.org/markup-compatibility/2006" xmlns:m="http://schemas.openxmlformats.org/officeDocument/2006/math" xmlns:aink="http://schemas.microsoft.com/office/drawing/2016/ink" xmlns:am3d="http://schemas.microsoft.com/office/drawing/2017/model3d" xmlns:oel="http://schemas.microsoft.com/office/2019/extlst" xmlns:r="http://schemas.openxmlformats.org/officeDocument/2006/relationships" xmlns:wp14="http://schemas.microsoft.com/office/word/2010/wordprocessingDrawing" xmlns:wp="http://schemas.openxmlformats.org/drawingml/2006/wordprocessingDrawing" xmlns:wpg="http://schemas.microsoft.com/office/word/2010/wordprocessingGroup" xmlns:wpi="http://schemas.microsoft.com/office/word/2010/wordprocessingInk" xmlns:wps="http://schemas.microsoft.com/office/word/2010/wordprocessingShape" xmlns:o="urn:schemas-microsoft-com:office:office" xmlns:v="urn:schemas-microsoft-com:vml" xmlns:w10="urn:schemas-microsoft-com:office:word" xmlns:w="http://schemas.openxmlformats.org/wordprocessingml/2006/main" xmlns:w14="http://schemas.microsoft.com/office/word/2010/wordml" xmlns:w15="http://schemas.microsoft.com/office/word/2012/wordml" xmlns:w16cex="http://schemas.microsoft.com/office/word/2018/wordml/cex" xmlns:w16cid="http://schemas.microsoft.com/office/word/2016/wordml/cid" xmlns:w16="http://schemas.microsoft.com/office/word/2018/wordml" xmlns:w16sdtdh="http://schemas.microsoft.com/office/word/2020/wordml/sdtdatahash" xmlns:w16sdtfl="http://schemas.microsoft.com/office/word/2024/wordml/sdtformatlock" xmlns:w16se="http://schemas.microsoft.com/office/word/2015/wordml/symex" xmlns:w16du="http://schemas.microsoft.com/office/word/2023/wordml/word16du" xmlns:wne="http://schemas.microsoft.com/office/word/2006/wordml" mc:Ignorable="w14 w15 w16se w16cid w16 w16cex w16sdtdh w16sdtfl w16du wp14">
   <w:p>
     <w:r>
       <w:t>BDA112 | Urban Air Quality Analytics with Python</w:t>
@@ -1707,7 +7970,7 @@
 </file>
 
 <file path=word/numbering.xml><?xml version="1.0" encoding="utf-8"?>
-<w:numbering xmlns:wpc="http://schemas.microsoft.com/office/word/2010/wordprocessingCanvas" xmlns:cx="http://schemas.microsoft.com/office/drawing/2014/chartex" xmlns:cx1="http://schemas.microsoft.com/office/drawing/2015/9/8/chartex" xmlns:cx2="http://schemas.microsoft.com/office/drawing/2015/10/21/chartex" xmlns:cx3="http://schemas.microsoft.com/office/drawing/2016/5/9/chartex" xmlns:cx4="http://schemas.microsoft.com/office/drawing/2016/5/10/chartex" xmlns:cx5="http://schemas.microsoft.com/office/drawing/2016/5/11/chartex" xmlns:cx6="http://schemas.microsoft.com/office/drawing/2016/5/12/chartex" xmlns:cx7="http://schemas.microsoft.com/office/drawing/2016/5/13/chartex" xmlns:cx8="http://schemas.microsoft.com/office/drawing/2016/5/14/chartex" xmlns:mc="http://schemas.openxmlformats.org/markup-compatibility/2006" xmlns:m="http://schemas.openxmlformats.org/officeDocument/2006/math" xmlns:aink="http://schemas.microsoft.com/office/drawing/2016/ink" xmlns:am3d="http://schemas.microsoft.com/office/drawing/2017/model3d" xmlns:oel="http://schemas.microsoft.com/office/2019/extlst" xmlns:r="http://schemas.openxmlformats.org/officeDocument/2006/relationships" xmlns:wp14="http://schemas.microsoft.com/office/word/2010/wordprocessingDrawing" xmlns:wp="http://schemas.openxmlformats.org/drawingml/2006/wordprocessingDrawing" xmlns:wpg="http://schemas.microsoft.com/office/word/2010/wordprocessingGroup" xmlns:wpi="http://schemas.microsoft.com/office/word/2010/wordprocessingInk" xmlns:wps="http://schemas.microsoft.com/office/word/2010/wordprocessingShape" xmlns:o="urn:schemas-microsoft-com:office:office" xmlns:v="urn:schemas-microsoft-com:vml" xmlns:w10="urn:schemas-microsoft-com:office:word" xmlns:w="http://schemas.openxmlformats.org/wordprocessingml/2006/main" xmlns:w14="http://schemas.microsoft.com/office/word/2010/wordml" xmlns:w15="http://schemas.microsoft.com/office/word/2012/wordml" xmlns:w16cei="http://schemas.microsoft.com/office/word/2026/wordml/cei" xmlns:w16cex="http://schemas.microsoft.com/office/word/2018/wordml/cex" xmlns:w16cid="http://schemas.microsoft.com/office/word/2016/wordml/cid" xmlns:w16="http://schemas.microsoft.com/office/word/2018/wordml" xmlns:w16sdtdh="http://schemas.microsoft.com/office/word/2020/wordml/sdtdatahash" xmlns:w16sdtfl="http://schemas.microsoft.com/office/word/2024/wordml/sdtformatlock" xmlns:w16se="http://schemas.microsoft.com/office/word/2015/wordml/symex" xmlns:w16du="http://schemas.microsoft.com/office/word/2023/wordml/word16du" xmlns:wne="http://schemas.microsoft.com/office/word/2006/wordml" mc:Ignorable="w14 w15 w16se w16cid w16 w16cex w16sdtdh w16sdtfl w16du wp14">
+<w:numbering xmlns:wpc="http://schemas.microsoft.com/office/word/2010/wordprocessingCanvas" xmlns:cx="http://schemas.microsoft.com/office/drawing/2014/chartex" xmlns:cx1="http://schemas.microsoft.com/office/drawing/2015/9/8/chartex" xmlns:cx2="http://schemas.microsoft.com/office/drawing/2015/10/21/chartex" xmlns:cx3="http://schemas.microsoft.com/office/drawing/2016/5/9/chartex" xmlns:cx4="http://schemas.microsoft.com/office/drawing/2016/5/10/chartex" xmlns:cx5="http://schemas.microsoft.com/office/drawing/2016/5/11/chartex" xmlns:cx6="http://schemas.microsoft.com/office/drawing/2016/5/12/chartex" xmlns:cx7="http://schemas.microsoft.com/office/drawing/2016/5/13/chartex" xmlns:cx8="http://schemas.microsoft.com/office/drawing/2016/5/14/chartex" xmlns:mc="http://schemas.openxmlformats.org/markup-compatibility/2006" xmlns:m="http://schemas.openxmlformats.org/officeDocument/2006/math" xmlns:aink="http://schemas.microsoft.com/office/drawing/2016/ink" xmlns:am3d="http://schemas.microsoft.com/office/drawing/2017/model3d" xmlns:oel="http://schemas.microsoft.com/office/2019/extlst" xmlns:r="http://schemas.openxmlformats.org/officeDocument/2006/relationships" xmlns:wp14="http://schemas.microsoft.com/office/word/2010/wordprocessingDrawing" xmlns:wp="http://schemas.openxmlformats.org/drawingml/2006/wordprocessingDrawing" xmlns:wpg="http://schemas.microsoft.com/office/word/2010/wordprocessingGroup" xmlns:wpi="http://schemas.microsoft.com/office/word/2010/wordprocessingInk" xmlns:wps="http://schemas.microsoft.com/office/word/2010/wordprocessingShape" xmlns:o="urn:schemas-microsoft-com:office:office" xmlns:v="urn:schemas-microsoft-com:vml" xmlns:w10="urn:schemas-microsoft-com:office:word" xmlns:w="http://schemas.openxmlformats.org/wordprocessingml/2006/main" xmlns:w14="http://schemas.microsoft.com/office/word/2010/wordml" xmlns:w15="http://schemas.microsoft.com/office/word/2012/wordml" xmlns:w16cex="http://schemas.microsoft.com/office/word/2018/wordml/cex" xmlns:w16cid="http://schemas.microsoft.com/office/word/2016/wordml/cid" xmlns:w16="http://schemas.microsoft.com/office/word/2018/wordml" xmlns:w16sdtdh="http://schemas.microsoft.com/office/word/2020/wordml/sdtdatahash" xmlns:w16sdtfl="http://schemas.microsoft.com/office/word/2024/wordml/sdtformatlock" xmlns:w16se="http://schemas.microsoft.com/office/word/2015/wordml/symex" xmlns:w16du="http://schemas.microsoft.com/office/word/2023/wordml/word16du" xmlns:wne="http://schemas.microsoft.com/office/word/2006/wordml" mc:Ignorable="w14 w15 w16se w16cid w16 w16cex w16sdtdh w16sdtfl w16du wp14">
   <w:abstractNum w:abstractNumId="0" w15:restartNumberingAfterBreak="0">
     <w:nsid w:val="FFFFFF7C"/>
     <w:multiLevelType w:val="singleLevel"/>
@@ -1879,6 +8142,128 @@
       </w:rPr>
     </w:lvl>
   </w:abstractNum>
+  <w:abstractNum w:abstractNumId="9" w15:restartNumberingAfterBreak="0">
+    <w:nsid w:val="281D14DC"/>
+    <w:multiLevelType w:val="hybridMultilevel"/>
+    <w:tmpl w:val="CB065966"/>
+    <w:lvl w:ilvl="0" w:tplc="03D09924">
+      <w:start w:val="1"/>
+      <w:numFmt w:val="decimal"/>
+      <w:lvlText w:val="%1."/>
+      <w:lvlJc w:val="left"/>
+      <w:pPr>
+        <w:ind w:left="845" w:hanging="721"/>
+      </w:pPr>
+      <w:rPr>
+        <w:rFonts w:ascii="Calibri" w:eastAsia="Calibri" w:hAnsi="Calibri" w:cs="Calibri" w:hint="default"/>
+        <w:b w:val="0"/>
+        <w:bCs w:val="0"/>
+        <w:i w:val="0"/>
+        <w:iCs w:val="0"/>
+        <w:spacing w:val="-2"/>
+        <w:w w:val="100"/>
+        <w:sz w:val="22"/>
+        <w:szCs w:val="22"/>
+        <w:lang w:val="en-US" w:eastAsia="en-US" w:bidi="ar-SA"/>
+      </w:rPr>
+    </w:lvl>
+    <w:lvl w:ilvl="1" w:tplc="818EB656">
+      <w:numFmt w:val="bullet"/>
+      <w:lvlText w:val="•"/>
+      <w:lvlJc w:val="left"/>
+      <w:pPr>
+        <w:ind w:left="1795" w:hanging="721"/>
+      </w:pPr>
+      <w:rPr>
+        <w:rFonts w:hint="default"/>
+        <w:lang w:val="en-US" w:eastAsia="en-US" w:bidi="ar-SA"/>
+      </w:rPr>
+    </w:lvl>
+    <w:lvl w:ilvl="2" w:tplc="91641410">
+      <w:numFmt w:val="bullet"/>
+      <w:lvlText w:val="•"/>
+      <w:lvlJc w:val="left"/>
+      <w:pPr>
+        <w:ind w:left="2750" w:hanging="721"/>
+      </w:pPr>
+      <w:rPr>
+        <w:rFonts w:hint="default"/>
+        <w:lang w:val="en-US" w:eastAsia="en-US" w:bidi="ar-SA"/>
+      </w:rPr>
+    </w:lvl>
+    <w:lvl w:ilvl="3" w:tplc="2B3CF0A8">
+      <w:numFmt w:val="bullet"/>
+      <w:lvlText w:val="•"/>
+      <w:lvlJc w:val="left"/>
+      <w:pPr>
+        <w:ind w:left="3705" w:hanging="721"/>
+      </w:pPr>
+      <w:rPr>
+        <w:rFonts w:hint="default"/>
+        <w:lang w:val="en-US" w:eastAsia="en-US" w:bidi="ar-SA"/>
+      </w:rPr>
+    </w:lvl>
+    <w:lvl w:ilvl="4" w:tplc="1932F1FC">
+      <w:numFmt w:val="bullet"/>
+      <w:lvlText w:val="•"/>
+      <w:lvlJc w:val="left"/>
+      <w:pPr>
+        <w:ind w:left="4660" w:hanging="721"/>
+      </w:pPr>
+      <w:rPr>
+        <w:rFonts w:hint="default"/>
+        <w:lang w:val="en-US" w:eastAsia="en-US" w:bidi="ar-SA"/>
+      </w:rPr>
+    </w:lvl>
+    <w:lvl w:ilvl="5" w:tplc="F91E823C">
+      <w:numFmt w:val="bullet"/>
+      <w:lvlText w:val="•"/>
+      <w:lvlJc w:val="left"/>
+      <w:pPr>
+        <w:ind w:left="5616" w:hanging="721"/>
+      </w:pPr>
+      <w:rPr>
+        <w:rFonts w:hint="default"/>
+        <w:lang w:val="en-US" w:eastAsia="en-US" w:bidi="ar-SA"/>
+      </w:rPr>
+    </w:lvl>
+    <w:lvl w:ilvl="6" w:tplc="B852A846">
+      <w:numFmt w:val="bullet"/>
+      <w:lvlText w:val="•"/>
+      <w:lvlJc w:val="left"/>
+      <w:pPr>
+        <w:ind w:left="6571" w:hanging="721"/>
+      </w:pPr>
+      <w:rPr>
+        <w:rFonts w:hint="default"/>
+        <w:lang w:val="en-US" w:eastAsia="en-US" w:bidi="ar-SA"/>
+      </w:rPr>
+    </w:lvl>
+    <w:lvl w:ilvl="7" w:tplc="0630D256">
+      <w:numFmt w:val="bullet"/>
+      <w:lvlText w:val="•"/>
+      <w:lvlJc w:val="left"/>
+      <w:pPr>
+        <w:ind w:left="7526" w:hanging="721"/>
+      </w:pPr>
+      <w:rPr>
+        <w:rFonts w:hint="default"/>
+        <w:lang w:val="en-US" w:eastAsia="en-US" w:bidi="ar-SA"/>
+      </w:rPr>
+    </w:lvl>
+    <w:lvl w:ilvl="8" w:tplc="CD826FAE">
+      <w:numFmt w:val="bullet"/>
+      <w:lvlText w:val="•"/>
+      <w:lvlJc w:val="left"/>
+      <w:pPr>
+        <w:ind w:left="8481" w:hanging="721"/>
+      </w:pPr>
+      <w:rPr>
+        <w:rFonts w:hint="default"/>
+        <w:lang w:val="en-US" w:eastAsia="en-US" w:bidi="ar-SA"/>
+      </w:rPr>
+    </w:lvl>
+  </w:abstractNum>
   <w:num w:numId="1" w16cid:durableId="1099712849">
     <w:abstractNumId w:val="8"/>
   </w:num>
@@ -1905,6 +8290,9 @@
   </w:num>
   <w:num w:numId="9" w16cid:durableId="2037272179">
     <w:abstractNumId w:val="0"/>
+  </w:num>
+  <w:num w:numId="10" w16cid:durableId="1921986412">
+    <w:abstractNumId w:val="9"/>
   </w:num>
 </w:numbering>
 </file>
@@ -2515,7 +8903,6 @@
   <w:style w:type="character" w:default="1" w:styleId="DefaultParagraphFont">
     <w:name w:val="Default Paragraph Font"/>
     <w:uiPriority w:val="1"/>
-    <w:semiHidden/>
     <w:unhideWhenUsed/>
   </w:style>
   <w:style w:type="table" w:default="1" w:styleId="TableNormal">
@@ -2585,6 +8972,7 @@
   </w:style>
   <w:style w:type="paragraph" w:styleId="NoSpacing">
     <w:name w:val="No Spacing"/>
+    <w:link w:val="NoSpacingChar"/>
     <w:uiPriority w:val="1"/>
     <w:qFormat/>
     <w:rsid w:val="00FC693F"/>
@@ -3222,7 +9610,6 @@
     <w:basedOn w:val="Heading1"/>
     <w:next w:val="Normal"/>
     <w:uiPriority w:val="39"/>
-    <w:semiHidden/>
     <w:unhideWhenUsed/>
     <w:qFormat/>
     <w:rsid w:val="00FC693F"/>
@@ -13283,6 +19670,554 @@
         <w:shd w:val="clear" w:color="auto" w:fill="FBCAA2" w:themeFill="accent6" w:themeFillTint="7F"/>
       </w:tcPr>
     </w:tblStylePr>
+  </w:style>
+  <w:style w:type="table" w:styleId="GridTable4-Accent3">
+    <w:name w:val="Grid Table 4 Accent 3"/>
+    <w:basedOn w:val="TableNormal"/>
+    <w:uiPriority w:val="49"/>
+    <w:rsid w:val="006023B3"/>
+    <w:pPr>
+      <w:spacing w:after="0" w:line="240" w:lineRule="auto"/>
+    </w:pPr>
+    <w:tblPr>
+      <w:tblStyleRowBandSize w:val="1"/>
+      <w:tblStyleColBandSize w:val="1"/>
+      <w:tblBorders>
+        <w:top w:val="single" w:sz="4" w:space="0" w:color="C2D69B" w:themeColor="accent3" w:themeTint="99"/>
+        <w:left w:val="single" w:sz="4" w:space="0" w:color="C2D69B" w:themeColor="accent3" w:themeTint="99"/>
+        <w:bottom w:val="single" w:sz="4" w:space="0" w:color="C2D69B" w:themeColor="accent3" w:themeTint="99"/>
+        <w:right w:val="single" w:sz="4" w:space="0" w:color="C2D69B" w:themeColor="accent3" w:themeTint="99"/>
+        <w:insideH w:val="single" w:sz="4" w:space="0" w:color="C2D69B" w:themeColor="accent3" w:themeTint="99"/>
+        <w:insideV w:val="single" w:sz="4" w:space="0" w:color="C2D69B" w:themeColor="accent3" w:themeTint="99"/>
+      </w:tblBorders>
+    </w:tblPr>
+    <w:tblStylePr w:type="firstRow">
+      <w:rPr>
+        <w:b/>
+        <w:bCs/>
+        <w:color w:val="FFFFFF" w:themeColor="background1"/>
+      </w:rPr>
+      <w:tblPr/>
+      <w:tcPr>
+        <w:tcBorders>
+          <w:top w:val="single" w:sz="4" w:space="0" w:color="9BBB59" w:themeColor="accent3"/>
+          <w:left w:val="single" w:sz="4" w:space="0" w:color="9BBB59" w:themeColor="accent3"/>
+          <w:bottom w:val="single" w:sz="4" w:space="0" w:color="9BBB59" w:themeColor="accent3"/>
+          <w:right w:val="single" w:sz="4" w:space="0" w:color="9BBB59" w:themeColor="accent3"/>
+          <w:insideH w:val="nil"/>
+          <w:insideV w:val="nil"/>
+        </w:tcBorders>
+        <w:shd w:val="clear" w:color="auto" w:fill="9BBB59" w:themeFill="accent3"/>
+      </w:tcPr>
+    </w:tblStylePr>
+    <w:tblStylePr w:type="lastRow">
+      <w:rPr>
+        <w:b/>
+        <w:bCs/>
+      </w:rPr>
+      <w:tblPr/>
+      <w:tcPr>
+        <w:tcBorders>
+          <w:top w:val="double" w:sz="4" w:space="0" w:color="9BBB59" w:themeColor="accent3"/>
+        </w:tcBorders>
+      </w:tcPr>
+    </w:tblStylePr>
+    <w:tblStylePr w:type="firstCol">
+      <w:rPr>
+        <w:b/>
+        <w:bCs/>
+      </w:rPr>
+    </w:tblStylePr>
+    <w:tblStylePr w:type="lastCol">
+      <w:rPr>
+        <w:b/>
+        <w:bCs/>
+      </w:rPr>
+    </w:tblStylePr>
+    <w:tblStylePr w:type="band1Vert">
+      <w:tblPr/>
+      <w:tcPr>
+        <w:shd w:val="clear" w:color="auto" w:fill="EAF1DD" w:themeFill="accent3" w:themeFillTint="33"/>
+      </w:tcPr>
+    </w:tblStylePr>
+    <w:tblStylePr w:type="band1Horz">
+      <w:tblPr/>
+      <w:tcPr>
+        <w:shd w:val="clear" w:color="auto" w:fill="EAF1DD" w:themeFill="accent3" w:themeFillTint="33"/>
+      </w:tcPr>
+    </w:tblStylePr>
+  </w:style>
+  <w:style w:type="table" w:styleId="GridTable4-Accent4">
+    <w:name w:val="Grid Table 4 Accent 4"/>
+    <w:basedOn w:val="TableNormal"/>
+    <w:uiPriority w:val="49"/>
+    <w:rsid w:val="006023B3"/>
+    <w:pPr>
+      <w:spacing w:after="0" w:line="240" w:lineRule="auto"/>
+    </w:pPr>
+    <w:tblPr>
+      <w:tblStyleRowBandSize w:val="1"/>
+      <w:tblStyleColBandSize w:val="1"/>
+      <w:tblBorders>
+        <w:top w:val="single" w:sz="4" w:space="0" w:color="B2A1C7" w:themeColor="accent4" w:themeTint="99"/>
+        <w:left w:val="single" w:sz="4" w:space="0" w:color="B2A1C7" w:themeColor="accent4" w:themeTint="99"/>
+        <w:bottom w:val="single" w:sz="4" w:space="0" w:color="B2A1C7" w:themeColor="accent4" w:themeTint="99"/>
+        <w:right w:val="single" w:sz="4" w:space="0" w:color="B2A1C7" w:themeColor="accent4" w:themeTint="99"/>
+        <w:insideH w:val="single" w:sz="4" w:space="0" w:color="B2A1C7" w:themeColor="accent4" w:themeTint="99"/>
+        <w:insideV w:val="single" w:sz="4" w:space="0" w:color="B2A1C7" w:themeColor="accent4" w:themeTint="99"/>
+      </w:tblBorders>
+    </w:tblPr>
+    <w:tblStylePr w:type="firstRow">
+      <w:rPr>
+        <w:b/>
+        <w:bCs/>
+        <w:color w:val="FFFFFF" w:themeColor="background1"/>
+      </w:rPr>
+      <w:tblPr/>
+      <w:tcPr>
+        <w:tcBorders>
+          <w:top w:val="single" w:sz="4" w:space="0" w:color="8064A2" w:themeColor="accent4"/>
+          <w:left w:val="single" w:sz="4" w:space="0" w:color="8064A2" w:themeColor="accent4"/>
+          <w:bottom w:val="single" w:sz="4" w:space="0" w:color="8064A2" w:themeColor="accent4"/>
+          <w:right w:val="single" w:sz="4" w:space="0" w:color="8064A2" w:themeColor="accent4"/>
+          <w:insideH w:val="nil"/>
+          <w:insideV w:val="nil"/>
+        </w:tcBorders>
+        <w:shd w:val="clear" w:color="auto" w:fill="8064A2" w:themeFill="accent4"/>
+      </w:tcPr>
+    </w:tblStylePr>
+    <w:tblStylePr w:type="lastRow">
+      <w:rPr>
+        <w:b/>
+        <w:bCs/>
+      </w:rPr>
+      <w:tblPr/>
+      <w:tcPr>
+        <w:tcBorders>
+          <w:top w:val="double" w:sz="4" w:space="0" w:color="8064A2" w:themeColor="accent4"/>
+        </w:tcBorders>
+      </w:tcPr>
+    </w:tblStylePr>
+    <w:tblStylePr w:type="firstCol">
+      <w:rPr>
+        <w:b/>
+        <w:bCs/>
+      </w:rPr>
+    </w:tblStylePr>
+    <w:tblStylePr w:type="lastCol">
+      <w:rPr>
+        <w:b/>
+        <w:bCs/>
+      </w:rPr>
+    </w:tblStylePr>
+    <w:tblStylePr w:type="band1Vert">
+      <w:tblPr/>
+      <w:tcPr>
+        <w:shd w:val="clear" w:color="auto" w:fill="E5DFEC" w:themeFill="accent4" w:themeFillTint="33"/>
+      </w:tcPr>
+    </w:tblStylePr>
+    <w:tblStylePr w:type="band1Horz">
+      <w:tblPr/>
+      <w:tcPr>
+        <w:shd w:val="clear" w:color="auto" w:fill="E5DFEC" w:themeFill="accent4" w:themeFillTint="33"/>
+      </w:tcPr>
+    </w:tblStylePr>
+  </w:style>
+  <w:style w:type="table" w:styleId="GridTable4-Accent5">
+    <w:name w:val="Grid Table 4 Accent 5"/>
+    <w:basedOn w:val="TableNormal"/>
+    <w:uiPriority w:val="49"/>
+    <w:rsid w:val="006023B3"/>
+    <w:pPr>
+      <w:spacing w:after="0" w:line="240" w:lineRule="auto"/>
+    </w:pPr>
+    <w:tblPr>
+      <w:tblStyleRowBandSize w:val="1"/>
+      <w:tblStyleColBandSize w:val="1"/>
+      <w:tblBorders>
+        <w:top w:val="single" w:sz="4" w:space="0" w:color="92CDDC" w:themeColor="accent5" w:themeTint="99"/>
+        <w:left w:val="single" w:sz="4" w:space="0" w:color="92CDDC" w:themeColor="accent5" w:themeTint="99"/>
+        <w:bottom w:val="single" w:sz="4" w:space="0" w:color="92CDDC" w:themeColor="accent5" w:themeTint="99"/>
+        <w:right w:val="single" w:sz="4" w:space="0" w:color="92CDDC" w:themeColor="accent5" w:themeTint="99"/>
+        <w:insideH w:val="single" w:sz="4" w:space="0" w:color="92CDDC" w:themeColor="accent5" w:themeTint="99"/>
+        <w:insideV w:val="single" w:sz="4" w:space="0" w:color="92CDDC" w:themeColor="accent5" w:themeTint="99"/>
+      </w:tblBorders>
+    </w:tblPr>
+    <w:tblStylePr w:type="firstRow">
+      <w:rPr>
+        <w:b/>
+        <w:bCs/>
+        <w:color w:val="FFFFFF" w:themeColor="background1"/>
+      </w:rPr>
+      <w:tblPr/>
+      <w:tcPr>
+        <w:tcBorders>
+          <w:top w:val="single" w:sz="4" w:space="0" w:color="4BACC6" w:themeColor="accent5"/>
+          <w:left w:val="single" w:sz="4" w:space="0" w:color="4BACC6" w:themeColor="accent5"/>
+          <w:bottom w:val="single" w:sz="4" w:space="0" w:color="4BACC6" w:themeColor="accent5"/>
+          <w:right w:val="single" w:sz="4" w:space="0" w:color="4BACC6" w:themeColor="accent5"/>
+          <w:insideH w:val="nil"/>
+          <w:insideV w:val="nil"/>
+        </w:tcBorders>
+        <w:shd w:val="clear" w:color="auto" w:fill="4BACC6" w:themeFill="accent5"/>
+      </w:tcPr>
+    </w:tblStylePr>
+    <w:tblStylePr w:type="lastRow">
+      <w:rPr>
+        <w:b/>
+        <w:bCs/>
+      </w:rPr>
+      <w:tblPr/>
+      <w:tcPr>
+        <w:tcBorders>
+          <w:top w:val="double" w:sz="4" w:space="0" w:color="4BACC6" w:themeColor="accent5"/>
+        </w:tcBorders>
+      </w:tcPr>
+    </w:tblStylePr>
+    <w:tblStylePr w:type="firstCol">
+      <w:rPr>
+        <w:b/>
+        <w:bCs/>
+      </w:rPr>
+    </w:tblStylePr>
+    <w:tblStylePr w:type="lastCol">
+      <w:rPr>
+        <w:b/>
+        <w:bCs/>
+      </w:rPr>
+    </w:tblStylePr>
+    <w:tblStylePr w:type="band1Vert">
+      <w:tblPr/>
+      <w:tcPr>
+        <w:shd w:val="clear" w:color="auto" w:fill="DAEEF3" w:themeFill="accent5" w:themeFillTint="33"/>
+      </w:tcPr>
+    </w:tblStylePr>
+    <w:tblStylePr w:type="band1Horz">
+      <w:tblPr/>
+      <w:tcPr>
+        <w:shd w:val="clear" w:color="auto" w:fill="DAEEF3" w:themeFill="accent5" w:themeFillTint="33"/>
+      </w:tcPr>
+    </w:tblStylePr>
+  </w:style>
+  <w:style w:type="table" w:styleId="GridTable4-Accent1">
+    <w:name w:val="Grid Table 4 Accent 1"/>
+    <w:basedOn w:val="TableNormal"/>
+    <w:uiPriority w:val="49"/>
+    <w:rsid w:val="006023B3"/>
+    <w:pPr>
+      <w:spacing w:after="0" w:line="240" w:lineRule="auto"/>
+    </w:pPr>
+    <w:tblPr>
+      <w:tblStyleRowBandSize w:val="1"/>
+      <w:tblStyleColBandSize w:val="1"/>
+      <w:tblBorders>
+        <w:top w:val="single" w:sz="4" w:space="0" w:color="95B3D7" w:themeColor="accent1" w:themeTint="99"/>
+        <w:left w:val="single" w:sz="4" w:space="0" w:color="95B3D7" w:themeColor="accent1" w:themeTint="99"/>
+        <w:bottom w:val="single" w:sz="4" w:space="0" w:color="95B3D7" w:themeColor="accent1" w:themeTint="99"/>
+        <w:right w:val="single" w:sz="4" w:space="0" w:color="95B3D7" w:themeColor="accent1" w:themeTint="99"/>
+        <w:insideH w:val="single" w:sz="4" w:space="0" w:color="95B3D7" w:themeColor="accent1" w:themeTint="99"/>
+        <w:insideV w:val="single" w:sz="4" w:space="0" w:color="95B3D7" w:themeColor="accent1" w:themeTint="99"/>
+      </w:tblBorders>
+    </w:tblPr>
+    <w:tblStylePr w:type="firstRow">
+      <w:rPr>
+        <w:b/>
+        <w:bCs/>
+        <w:color w:val="FFFFFF" w:themeColor="background1"/>
+      </w:rPr>
+      <w:tblPr/>
+      <w:tcPr>
+        <w:tcBorders>
+          <w:top w:val="single" w:sz="4" w:space="0" w:color="4F81BD" w:themeColor="accent1"/>
+          <w:left w:val="single" w:sz="4" w:space="0" w:color="4F81BD" w:themeColor="accent1"/>
+          <w:bottom w:val="single" w:sz="4" w:space="0" w:color="4F81BD" w:themeColor="accent1"/>
+          <w:right w:val="single" w:sz="4" w:space="0" w:color="4F81BD" w:themeColor="accent1"/>
+          <w:insideH w:val="nil"/>
+          <w:insideV w:val="nil"/>
+        </w:tcBorders>
+        <w:shd w:val="clear" w:color="auto" w:fill="4F81BD" w:themeFill="accent1"/>
+      </w:tcPr>
+    </w:tblStylePr>
+    <w:tblStylePr w:type="lastRow">
+      <w:rPr>
+        <w:b/>
+        <w:bCs/>
+      </w:rPr>
+      <w:tblPr/>
+      <w:tcPr>
+        <w:tcBorders>
+          <w:top w:val="double" w:sz="4" w:space="0" w:color="4F81BD" w:themeColor="accent1"/>
+        </w:tcBorders>
+      </w:tcPr>
+    </w:tblStylePr>
+    <w:tblStylePr w:type="firstCol">
+      <w:rPr>
+        <w:b/>
+        <w:bCs/>
+      </w:rPr>
+    </w:tblStylePr>
+    <w:tblStylePr w:type="lastCol">
+      <w:rPr>
+        <w:b/>
+        <w:bCs/>
+      </w:rPr>
+    </w:tblStylePr>
+    <w:tblStylePr w:type="band1Vert">
+      <w:tblPr/>
+      <w:tcPr>
+        <w:shd w:val="clear" w:color="auto" w:fill="DBE5F1" w:themeFill="accent1" w:themeFillTint="33"/>
+      </w:tcPr>
+    </w:tblStylePr>
+    <w:tblStylePr w:type="band1Horz">
+      <w:tblPr/>
+      <w:tcPr>
+        <w:shd w:val="clear" w:color="auto" w:fill="DBE5F1" w:themeFill="accent1" w:themeFillTint="33"/>
+      </w:tcPr>
+    </w:tblStylePr>
+  </w:style>
+  <w:style w:type="character" w:styleId="Hyperlink">
+    <w:name w:val="Hyperlink"/>
+    <w:basedOn w:val="DefaultParagraphFont"/>
+    <w:uiPriority w:val="99"/>
+    <w:unhideWhenUsed/>
+    <w:rsid w:val="006023B3"/>
+    <w:rPr>
+      <w:color w:val="0000FF" w:themeColor="hyperlink"/>
+      <w:u w:val="single"/>
+    </w:rPr>
+  </w:style>
+  <w:style w:type="character" w:styleId="UnresolvedMention">
+    <w:name w:val="Unresolved Mention"/>
+    <w:basedOn w:val="DefaultParagraphFont"/>
+    <w:uiPriority w:val="99"/>
+    <w:semiHidden/>
+    <w:unhideWhenUsed/>
+    <w:rsid w:val="006023B3"/>
+    <w:rPr>
+      <w:color w:val="605E5C"/>
+      <w:shd w:val="clear" w:color="auto" w:fill="E1DFDD"/>
+    </w:rPr>
+  </w:style>
+  <w:style w:type="character" w:styleId="FollowedHyperlink">
+    <w:name w:val="FollowedHyperlink"/>
+    <w:basedOn w:val="DefaultParagraphFont"/>
+    <w:uiPriority w:val="99"/>
+    <w:semiHidden/>
+    <w:unhideWhenUsed/>
+    <w:rsid w:val="006023B3"/>
+    <w:rPr>
+      <w:color w:val="800080" w:themeColor="followedHyperlink"/>
+      <w:u w:val="single"/>
+    </w:rPr>
+  </w:style>
+  <w:style w:type="paragraph" w:styleId="TOC1">
+    <w:name w:val="toc 1"/>
+    <w:basedOn w:val="Normal"/>
+    <w:next w:val="Normal"/>
+    <w:autoRedefine/>
+    <w:uiPriority w:val="39"/>
+    <w:unhideWhenUsed/>
+    <w:rsid w:val="00C36BC8"/>
+    <w:pPr>
+      <w:spacing w:before="120" w:after="0"/>
+    </w:pPr>
+    <w:rPr>
+      <w:rFonts w:asciiTheme="minorHAnsi" w:hAnsiTheme="minorHAnsi"/>
+      <w:b/>
+      <w:bCs/>
+      <w:i/>
+      <w:iCs/>
+      <w:sz w:val="24"/>
+      <w:szCs w:val="24"/>
+    </w:rPr>
+  </w:style>
+  <w:style w:type="paragraph" w:styleId="TOC2">
+    <w:name w:val="toc 2"/>
+    <w:basedOn w:val="Normal"/>
+    <w:next w:val="Normal"/>
+    <w:autoRedefine/>
+    <w:uiPriority w:val="39"/>
+    <w:semiHidden/>
+    <w:unhideWhenUsed/>
+    <w:rsid w:val="00C36BC8"/>
+    <w:pPr>
+      <w:spacing w:before="120" w:after="0"/>
+      <w:ind w:left="220"/>
+    </w:pPr>
+    <w:rPr>
+      <w:rFonts w:asciiTheme="minorHAnsi" w:hAnsiTheme="minorHAnsi"/>
+      <w:b/>
+      <w:bCs/>
+    </w:rPr>
+  </w:style>
+  <w:style w:type="paragraph" w:styleId="TOC3">
+    <w:name w:val="toc 3"/>
+    <w:basedOn w:val="Normal"/>
+    <w:next w:val="Normal"/>
+    <w:autoRedefine/>
+    <w:uiPriority w:val="39"/>
+    <w:semiHidden/>
+    <w:unhideWhenUsed/>
+    <w:rsid w:val="00C36BC8"/>
+    <w:pPr>
+      <w:spacing w:after="0"/>
+      <w:ind w:left="440"/>
+    </w:pPr>
+    <w:rPr>
+      <w:rFonts w:asciiTheme="minorHAnsi" w:hAnsiTheme="minorHAnsi"/>
+      <w:sz w:val="20"/>
+      <w:szCs w:val="20"/>
+    </w:rPr>
+  </w:style>
+  <w:style w:type="paragraph" w:styleId="TOC4">
+    <w:name w:val="toc 4"/>
+    <w:basedOn w:val="Normal"/>
+    <w:next w:val="Normal"/>
+    <w:autoRedefine/>
+    <w:uiPriority w:val="39"/>
+    <w:semiHidden/>
+    <w:unhideWhenUsed/>
+    <w:rsid w:val="00C36BC8"/>
+    <w:pPr>
+      <w:spacing w:after="0"/>
+      <w:ind w:left="660"/>
+    </w:pPr>
+    <w:rPr>
+      <w:rFonts w:asciiTheme="minorHAnsi" w:hAnsiTheme="minorHAnsi"/>
+      <w:sz w:val="20"/>
+      <w:szCs w:val="20"/>
+    </w:rPr>
+  </w:style>
+  <w:style w:type="paragraph" w:styleId="TOC5">
+    <w:name w:val="toc 5"/>
+    <w:basedOn w:val="Normal"/>
+    <w:next w:val="Normal"/>
+    <w:autoRedefine/>
+    <w:uiPriority w:val="39"/>
+    <w:semiHidden/>
+    <w:unhideWhenUsed/>
+    <w:rsid w:val="00C36BC8"/>
+    <w:pPr>
+      <w:spacing w:after="0"/>
+      <w:ind w:left="880"/>
+    </w:pPr>
+    <w:rPr>
+      <w:rFonts w:asciiTheme="minorHAnsi" w:hAnsiTheme="minorHAnsi"/>
+      <w:sz w:val="20"/>
+      <w:szCs w:val="20"/>
+    </w:rPr>
+  </w:style>
+  <w:style w:type="paragraph" w:styleId="TOC6">
+    <w:name w:val="toc 6"/>
+    <w:basedOn w:val="Normal"/>
+    <w:next w:val="Normal"/>
+    <w:autoRedefine/>
+    <w:uiPriority w:val="39"/>
+    <w:semiHidden/>
+    <w:unhideWhenUsed/>
+    <w:rsid w:val="00C36BC8"/>
+    <w:pPr>
+      <w:spacing w:after="0"/>
+      <w:ind w:left="1100"/>
+    </w:pPr>
+    <w:rPr>
+      <w:rFonts w:asciiTheme="minorHAnsi" w:hAnsiTheme="minorHAnsi"/>
+      <w:sz w:val="20"/>
+      <w:szCs w:val="20"/>
+    </w:rPr>
+  </w:style>
+  <w:style w:type="paragraph" w:styleId="TOC7">
+    <w:name w:val="toc 7"/>
+    <w:basedOn w:val="Normal"/>
+    <w:next w:val="Normal"/>
+    <w:autoRedefine/>
+    <w:uiPriority w:val="39"/>
+    <w:semiHidden/>
+    <w:unhideWhenUsed/>
+    <w:rsid w:val="00C36BC8"/>
+    <w:pPr>
+      <w:spacing w:after="0"/>
+      <w:ind w:left="1320"/>
+    </w:pPr>
+    <w:rPr>
+      <w:rFonts w:asciiTheme="minorHAnsi" w:hAnsiTheme="minorHAnsi"/>
+      <w:sz w:val="20"/>
+      <w:szCs w:val="20"/>
+    </w:rPr>
+  </w:style>
+  <w:style w:type="paragraph" w:styleId="TOC8">
+    <w:name w:val="toc 8"/>
+    <w:basedOn w:val="Normal"/>
+    <w:next w:val="Normal"/>
+    <w:autoRedefine/>
+    <w:uiPriority w:val="39"/>
+    <w:semiHidden/>
+    <w:unhideWhenUsed/>
+    <w:rsid w:val="00C36BC8"/>
+    <w:pPr>
+      <w:spacing w:after="0"/>
+      <w:ind w:left="1540"/>
+    </w:pPr>
+    <w:rPr>
+      <w:rFonts w:asciiTheme="minorHAnsi" w:hAnsiTheme="minorHAnsi"/>
+      <w:sz w:val="20"/>
+      <w:szCs w:val="20"/>
+    </w:rPr>
+  </w:style>
+  <w:style w:type="paragraph" w:styleId="TOC9">
+    <w:name w:val="toc 9"/>
+    <w:basedOn w:val="Normal"/>
+    <w:next w:val="Normal"/>
+    <w:autoRedefine/>
+    <w:uiPriority w:val="39"/>
+    <w:semiHidden/>
+    <w:unhideWhenUsed/>
+    <w:rsid w:val="00C36BC8"/>
+    <w:pPr>
+      <w:spacing w:after="0"/>
+      <w:ind w:left="1760"/>
+    </w:pPr>
+    <w:rPr>
+      <w:rFonts w:asciiTheme="minorHAnsi" w:hAnsiTheme="minorHAnsi"/>
+      <w:sz w:val="20"/>
+      <w:szCs w:val="20"/>
+    </w:rPr>
+  </w:style>
+  <w:style w:type="paragraph" w:customStyle="1" w:styleId="TableParagraph">
+    <w:name w:val="Table Paragraph"/>
+    <w:basedOn w:val="Normal"/>
+    <w:uiPriority w:val="1"/>
+    <w:qFormat/>
+    <w:rsid w:val="00E12DDA"/>
+    <w:pPr>
+      <w:widowControl w:val="0"/>
+      <w:autoSpaceDE w:val="0"/>
+      <w:autoSpaceDN w:val="0"/>
+      <w:spacing w:after="0"/>
+    </w:pPr>
+    <w:rPr>
+      <w:rFonts w:ascii="Trebuchet MS" w:eastAsia="Trebuchet MS" w:hAnsi="Trebuchet MS" w:cs="Trebuchet MS"/>
+      <w:color w:val="auto"/>
+    </w:rPr>
+  </w:style>
+  <w:style w:type="paragraph" w:styleId="NormalWeb">
+    <w:name w:val="Normal (Web)"/>
+    <w:basedOn w:val="Normal"/>
+    <w:uiPriority w:val="99"/>
+    <w:unhideWhenUsed/>
+    <w:rsid w:val="00A230F5"/>
+    <w:rPr>
+      <w:rFonts w:cs="Times New Roman"/>
+      <w:sz w:val="24"/>
+      <w:szCs w:val="24"/>
+    </w:rPr>
+  </w:style>
+  <w:style w:type="character" w:customStyle="1" w:styleId="NoSpacingChar">
+    <w:name w:val="No Spacing Char"/>
+    <w:basedOn w:val="DefaultParagraphFont"/>
+    <w:link w:val="NoSpacing"/>
+    <w:uiPriority w:val="1"/>
+    <w:rsid w:val="00800D52"/>
   </w:style>
 </w:styles>
 </file>

--- a/204_Spyder_BDA112_Ass2.docx
+++ b/204_Spyder_BDA112_Ass2.docx
@@ -648,6 +648,7 @@
                                 <w:sdt>
                                   <w:sdtPr>
                                     <w:rPr>
+                                      <w:rFonts w:asciiTheme="majorHAnsi" w:hAnsiTheme="majorHAnsi" w:cstheme="majorHAnsi"/>
                                       <w:color w:val="FFFFFF" w:themeColor="background1"/>
                                       <w:sz w:val="36"/>
                                       <w:szCs w:val="36"/>
@@ -664,6 +665,7 @@
                                         <w:pStyle w:val="NoSpacing"/>
                                         <w:spacing w:before="120"/>
                                         <w:rPr>
+                                          <w:rFonts w:asciiTheme="majorHAnsi" w:hAnsiTheme="majorHAnsi" w:cstheme="majorHAnsi"/>
                                           <w:color w:val="FFFFFF" w:themeColor="background1"/>
                                           <w:sz w:val="36"/>
                                           <w:szCs w:val="36"/>
@@ -671,6 +673,7 @@
                                       </w:pPr>
                                       <w:r>
                                         <w:rPr>
+                                          <w:rFonts w:asciiTheme="majorHAnsi" w:hAnsiTheme="majorHAnsi" w:cstheme="majorHAnsi"/>
                                           <w:color w:val="FFFFFF" w:themeColor="background1"/>
                                           <w:sz w:val="36"/>
                                           <w:szCs w:val="36"/>
@@ -788,6 +791,7 @@
                           <w:sdt>
                             <w:sdtPr>
                               <w:rPr>
+                                <w:rFonts w:asciiTheme="majorHAnsi" w:hAnsiTheme="majorHAnsi" w:cstheme="majorHAnsi"/>
                                 <w:color w:val="FFFFFF" w:themeColor="background1"/>
                                 <w:sz w:val="36"/>
                                 <w:szCs w:val="36"/>
@@ -804,6 +808,7 @@
                                   <w:pStyle w:val="NoSpacing"/>
                                   <w:spacing w:before="120"/>
                                   <w:rPr>
+                                    <w:rFonts w:asciiTheme="majorHAnsi" w:hAnsiTheme="majorHAnsi" w:cstheme="majorHAnsi"/>
                                     <w:color w:val="FFFFFF" w:themeColor="background1"/>
                                     <w:sz w:val="36"/>
                                     <w:szCs w:val="36"/>
@@ -811,6 +816,7 @@
                                 </w:pPr>
                                 <w:r>
                                   <w:rPr>
+                                    <w:rFonts w:asciiTheme="majorHAnsi" w:hAnsiTheme="majorHAnsi" w:cstheme="majorHAnsi"/>
                                     <w:color w:val="FFFFFF" w:themeColor="background1"/>
                                     <w:sz w:val="36"/>
                                     <w:szCs w:val="36"/>
@@ -7377,10 +7383,94 @@
       </w:pPr>
       <w:r>
         <w:rPr>
+          <w:noProof/>
           <w:lang w:val="en-GB"/>
         </w:rPr>
-        <w:t>[Insert the GitHub commit-history screenshot here.]</w:t>
+        <w:lastRenderedPageBreak/>
+        <w:drawing>
+          <wp:inline distT="0" distB="0" distL="0" distR="0" wp14:anchorId="790ABBCE" wp14:editId="2D68FB08">
+            <wp:extent cx="5731510" cy="2908935"/>
+            <wp:effectExtent l="0" t="0" r="0" b="0"/>
+            <wp:docPr id="1578224144" name="Picture 1"/>
+            <wp:cNvGraphicFramePr>
+              <a:graphicFrameLocks xmlns:a="http://schemas.openxmlformats.org/drawingml/2006/main" noChangeAspect="1"/>
+            </wp:cNvGraphicFramePr>
+            <a:graphic xmlns:a="http://schemas.openxmlformats.org/drawingml/2006/main">
+              <a:graphicData uri="http://schemas.openxmlformats.org/drawingml/2006/picture">
+                <pic:pic xmlns:pic="http://schemas.openxmlformats.org/drawingml/2006/picture">
+                  <pic:nvPicPr>
+                    <pic:cNvPr id="1578224144" name="Picture 1578224144"/>
+                    <pic:cNvPicPr/>
+                  </pic:nvPicPr>
+                  <pic:blipFill>
+                    <a:blip r:embed="rId10"/>
+                    <a:stretch>
+                      <a:fillRect/>
+                    </a:stretch>
+                  </pic:blipFill>
+                  <pic:spPr>
+                    <a:xfrm>
+                      <a:off x="0" y="0"/>
+                      <a:ext cx="5731510" cy="2908935"/>
+                    </a:xfrm>
+                    <a:prstGeom prst="rect">
+                      <a:avLst/>
+                    </a:prstGeom>
+                  </pic:spPr>
+                </pic:pic>
+              </a:graphicData>
+            </a:graphic>
+          </wp:inline>
+        </w:drawing>
       </w:r>
+    </w:p>
+    <w:p>
+      <w:pPr>
+        <w:jc w:val="center"/>
+        <w:rPr>
+          <w:i/>
+          <w:iCs/>
+          <w:color w:val="808080" w:themeColor="background1" w:themeShade="80"/>
+          <w:lang w:val="en-GB"/>
+        </w:rPr>
+      </w:pPr>
+      <w:r>
+        <w:rPr>
+          <w:i/>
+          <w:iCs/>
+          <w:color w:val="808080" w:themeColor="background1" w:themeShade="80"/>
+          <w:lang w:val="en-GB"/>
+        </w:rPr>
+        <w:t xml:space="preserve">Figure </w:t>
+      </w:r>
+      <w:r>
+        <w:rPr>
+          <w:i/>
+          <w:iCs/>
+          <w:color w:val="808080" w:themeColor="background1" w:themeShade="80"/>
+          <w:lang w:val="en-GB"/>
+        </w:rPr>
+        <w:t>3</w:t>
+      </w:r>
+      <w:r>
+        <w:rPr>
+          <w:i/>
+          <w:iCs/>
+          <w:color w:val="808080" w:themeColor="background1" w:themeShade="80"/>
+          <w:lang w:val="en-GB"/>
+        </w:rPr>
+        <w:t>. GitHub commit history showing the completed group contributions.</w:t>
+      </w:r>
+    </w:p>
+    <w:p>
+      <w:pPr>
+        <w:jc w:val="center"/>
+        <w:rPr>
+          <w:i/>
+          <w:iCs/>
+          <w:lang w:val="en-GB"/>
+        </w:rPr>
+      </w:pPr>
     </w:p>
     <w:p>
       <w:pPr>
@@ -7390,22 +7480,89 @@
       </w:pPr>
       <w:r>
         <w:rPr>
+          <w:noProof/>
+          <w:lang w:val="en-GB"/>
+        </w:rPr>
+        <w:drawing>
+          <wp:inline distT="0" distB="0" distL="0" distR="0" wp14:anchorId="34E7A067" wp14:editId="530909F9">
+            <wp:extent cx="5731510" cy="3649980"/>
+            <wp:effectExtent l="0" t="0" r="0" b="0"/>
+            <wp:docPr id="2031295689" name="Picture 2"/>
+            <wp:cNvGraphicFramePr>
+              <a:graphicFrameLocks xmlns:a="http://schemas.openxmlformats.org/drawingml/2006/main" noChangeAspect="1"/>
+            </wp:cNvGraphicFramePr>
+            <a:graphic xmlns:a="http://schemas.openxmlformats.org/drawingml/2006/main">
+              <a:graphicData uri="http://schemas.openxmlformats.org/drawingml/2006/picture">
+                <pic:pic xmlns:pic="http://schemas.openxmlformats.org/drawingml/2006/picture">
+                  <pic:nvPicPr>
+                    <pic:cNvPr id="2031295689" name="Picture 2031295689"/>
+                    <pic:cNvPicPr/>
+                  </pic:nvPicPr>
+                  <pic:blipFill>
+                    <a:blip r:embed="rId11"/>
+                    <a:stretch>
+                      <a:fillRect/>
+                    </a:stretch>
+                  </pic:blipFill>
+                  <pic:spPr>
+                    <a:xfrm>
+                      <a:off x="0" y="0"/>
+                      <a:ext cx="5731510" cy="3649980"/>
+                    </a:xfrm>
+                    <a:prstGeom prst="rect">
+                      <a:avLst/>
+                    </a:prstGeom>
+                  </pic:spPr>
+                </pic:pic>
+              </a:graphicData>
+            </a:graphic>
+          </wp:inline>
+        </w:drawing>
+      </w:r>
+    </w:p>
+    <w:p>
+      <w:pPr>
+        <w:jc w:val="center"/>
+        <w:rPr>
+          <w:i/>
+          <w:iCs/>
+          <w:lang w:val="en-GB"/>
+        </w:rPr>
+      </w:pPr>
+      <w:r>
+        <w:rPr>
+          <w:i/>
+          <w:iCs/>
+          <w:color w:val="808080" w:themeColor="background1" w:themeShade="80"/>
           <w:lang w:val="en-GB"/>
         </w:rPr>
         <w:t xml:space="preserve">Figure </w:t>
       </w:r>
       <w:r>
         <w:rPr>
+          <w:i/>
+          <w:iCs/>
+          <w:color w:val="808080" w:themeColor="background1" w:themeShade="80"/>
           <w:lang w:val="en-GB"/>
         </w:rPr>
-        <w:t>3</w:t>
+        <w:t>4</w:t>
       </w:r>
       <w:r>
         <w:rPr>
+          <w:i/>
+          <w:iCs/>
+          <w:color w:val="808080" w:themeColor="background1" w:themeShade="80"/>
           <w:lang w:val="en-GB"/>
         </w:rPr>
         <w:t>. GitHub commit history showing the completed group contributions.</w:t>
       </w:r>
+    </w:p>
+    <w:p>
+      <w:pPr>
+        <w:rPr>
+          <w:lang w:val="en-GB"/>
+        </w:rPr>
+      </w:pPr>
     </w:p>
     <w:p>
       <w:pPr>
@@ -7425,7 +7582,7 @@
         </w:rPr>
         <w:br/>
       </w:r>
-      <w:hyperlink r:id="rId10" w:history="1">
+      <w:hyperlink r:id="rId12" w:history="1">
         <w:r>
           <w:rPr>
             <w:rStyle w:val="Hyperlink"/>
@@ -7542,7 +7699,7 @@
         </w:rPr>
         <w:t xml:space="preserve">, 2026. [Online]. Available: </w:t>
       </w:r>
-      <w:hyperlink r:id="rId11" w:history="1">
+      <w:hyperlink r:id="rId13" w:history="1">
         <w:r>
           <w:rPr>
             <w:rStyle w:val="Hyperlink"/>
@@ -7577,7 +7734,7 @@
         </w:rPr>
         <w:t xml:space="preserve">, 2026. [Online]. Available: </w:t>
       </w:r>
-      <w:hyperlink r:id="rId12" w:history="1">
+      <w:hyperlink r:id="rId14" w:history="1">
         <w:r>
           <w:rPr>
             <w:rStyle w:val="Hyperlink"/>
@@ -7638,7 +7795,7 @@
         </w:rPr>
         <w:t xml:space="preserve">, 2026. [Online]. Available: </w:t>
       </w:r>
-      <w:hyperlink r:id="rId13" w:history="1">
+      <w:hyperlink r:id="rId15" w:history="1">
         <w:r>
           <w:rPr>
             <w:rStyle w:val="Hyperlink"/>
@@ -7673,7 +7830,7 @@
         </w:rPr>
         <w:t xml:space="preserve">, 2026. [Online]. Available: </w:t>
       </w:r>
-      <w:hyperlink r:id="rId14" w:history="1">
+      <w:hyperlink r:id="rId16" w:history="1">
         <w:r>
           <w:rPr>
             <w:rStyle w:val="Hyperlink"/>
@@ -7708,7 +7865,7 @@
         </w:rPr>
         <w:t xml:space="preserve">, 2026. [Online]. Available: </w:t>
       </w:r>
-      <w:hyperlink r:id="rId15" w:history="1">
+      <w:hyperlink r:id="rId17" w:history="1">
         <w:r>
           <w:rPr>
             <w:rStyle w:val="Hyperlink"/>
@@ -7743,7 +7900,7 @@
         </w:rPr>
         <w:t xml:space="preserve">, 2026. [Online]. Available: </w:t>
       </w:r>
-      <w:hyperlink r:id="rId16" w:history="1">
+      <w:hyperlink r:id="rId18" w:history="1">
         <w:r>
           <w:rPr>
             <w:rStyle w:val="Hyperlink"/>
@@ -7778,7 +7935,7 @@
         </w:rPr>
         <w:t xml:space="preserve">, 2026. [Online]. Available: </w:t>
       </w:r>
-      <w:hyperlink r:id="rId17" w:history="1">
+      <w:hyperlink r:id="rId19" w:history="1">
         <w:r>
           <w:rPr>
             <w:rStyle w:val="Hyperlink"/>
@@ -7866,8 +8023,8 @@
       </w:pPr>
     </w:p>
     <w:sectPr>
-      <w:headerReference w:type="default" r:id="rId18"/>
-      <w:footerReference w:type="default" r:id="rId19"/>
+      <w:headerReference w:type="default" r:id="rId20"/>
+      <w:footerReference w:type="default" r:id="rId21"/>
       <w:pgSz w:w="11906" w:h="16838"/>
       <w:pgMar w:top="1440" w:right="1440" w:bottom="1440" w:left="1440" w:header="708" w:footer="708" w:gutter="0"/>
       <w:cols w:space="720"/>

--- a/204_Spyder_BDA112_Ass2.docx
+++ b/204_Spyder_BDA112_Ass2.docx
@@ -1,6 +1,6 @@
 
 <file path=word/document.xml><?xml version="1.0" encoding="utf-8"?>
-<w:document xmlns:wpc="http://schemas.microsoft.com/office/word/2010/wordprocessingCanvas" xmlns:cx="http://schemas.microsoft.com/office/drawing/2014/chartex" xmlns:cx1="http://schemas.microsoft.com/office/drawing/2015/9/8/chartex" xmlns:cx2="http://schemas.microsoft.com/office/drawing/2015/10/21/chartex" xmlns:cx3="http://schemas.microsoft.com/office/drawing/2016/5/9/chartex" xmlns:cx4="http://schemas.microsoft.com/office/drawing/2016/5/10/chartex" xmlns:cx5="http://schemas.microsoft.com/office/drawing/2016/5/11/chartex" xmlns:cx6="http://schemas.microsoft.com/office/drawing/2016/5/12/chartex" xmlns:cx7="http://schemas.microsoft.com/office/drawing/2016/5/13/chartex" xmlns:cx8="http://schemas.microsoft.com/office/drawing/2016/5/14/chartex" xmlns:mc="http://schemas.openxmlformats.org/markup-compatibility/2006" xmlns:m="http://schemas.openxmlformats.org/officeDocument/2006/math" xmlns:aink="http://schemas.microsoft.com/office/drawing/2016/ink" xmlns:am3d="http://schemas.microsoft.com/office/drawing/2017/model3d" xmlns:oel="http://schemas.microsoft.com/office/2019/extlst" xmlns:r="http://schemas.openxmlformats.org/officeDocument/2006/relationships" xmlns:wp14="http://schemas.microsoft.com/office/word/2010/wordprocessingDrawing" xmlns:wp="http://schemas.openxmlformats.org/drawingml/2006/wordprocessingDrawing" xmlns:wpg="http://schemas.microsoft.com/office/word/2010/wordprocessingGroup" xmlns:wpi="http://schemas.microsoft.com/office/word/2010/wordprocessingInk" xmlns:wps="http://schemas.microsoft.com/office/word/2010/wordprocessingShape" xmlns:o="urn:schemas-microsoft-com:office:office" xmlns:v="urn:schemas-microsoft-com:vml" xmlns:w10="urn:schemas-microsoft-com:office:word" xmlns:w="http://schemas.openxmlformats.org/wordprocessingml/2006/main" xmlns:w14="http://schemas.microsoft.com/office/word/2010/wordml" xmlns:w15="http://schemas.microsoft.com/office/word/2012/wordml" xmlns:w16cex="http://schemas.microsoft.com/office/word/2018/wordml/cex" xmlns:w16cid="http://schemas.microsoft.com/office/word/2016/wordml/cid" xmlns:w16="http://schemas.microsoft.com/office/word/2018/wordml" xmlns:w16sdtdh="http://schemas.microsoft.com/office/word/2020/wordml/sdtdatahash" xmlns:w16sdtfl="http://schemas.microsoft.com/office/word/2024/wordml/sdtformatlock" xmlns:w16se="http://schemas.microsoft.com/office/word/2015/wordml/symex" xmlns:w16du="http://schemas.microsoft.com/office/word/2023/wordml/word16du" xmlns:wne="http://schemas.microsoft.com/office/word/2006/wordml" mc:Ignorable="w14 w15 w16se w16cid w16 w16cex w16sdtdh w16sdtfl w16du wp14">
+<w:document xmlns:wpc="http://schemas.microsoft.com/office/word/2010/wordprocessingCanvas" xmlns:cx="http://schemas.microsoft.com/office/drawing/2014/chartex" xmlns:cx1="http://schemas.microsoft.com/office/drawing/2015/9/8/chartex" xmlns:cx2="http://schemas.microsoft.com/office/drawing/2015/10/21/chartex" xmlns:cx3="http://schemas.microsoft.com/office/drawing/2016/5/9/chartex" xmlns:cx4="http://schemas.microsoft.com/office/drawing/2016/5/10/chartex" xmlns:cx5="http://schemas.microsoft.com/office/drawing/2016/5/11/chartex" xmlns:cx6="http://schemas.microsoft.com/office/drawing/2016/5/12/chartex" xmlns:cx7="http://schemas.microsoft.com/office/drawing/2016/5/13/chartex" xmlns:cx8="http://schemas.microsoft.com/office/drawing/2016/5/14/chartex" xmlns:mc="http://schemas.openxmlformats.org/markup-compatibility/2006" xmlns:aink="http://schemas.microsoft.com/office/drawing/2016/ink" xmlns:am3d="http://schemas.microsoft.com/office/drawing/2017/model3d" xmlns:o="urn:schemas-microsoft-com:office:office" xmlns:oel="http://schemas.microsoft.com/office/2019/extlst" xmlns:r="http://schemas.openxmlformats.org/officeDocument/2006/relationships" xmlns:m="http://schemas.openxmlformats.org/officeDocument/2006/math" xmlns:v="urn:schemas-microsoft-com:vml" xmlns:wp14="http://schemas.microsoft.com/office/word/2010/wordprocessingDrawing" xmlns:wp="http://schemas.openxmlformats.org/drawingml/2006/wordprocessingDrawing" xmlns:w10="urn:schemas-microsoft-com:office:word" xmlns:w="http://schemas.openxmlformats.org/wordprocessingml/2006/main" xmlns:w14="http://schemas.microsoft.com/office/word/2010/wordml" xmlns:w15="http://schemas.microsoft.com/office/word/2012/wordml" xmlns:w16cei="http://schemas.microsoft.com/office/word/2026/wordml/cei" xmlns:w16cex="http://schemas.microsoft.com/office/word/2018/wordml/cex" xmlns:w16cid="http://schemas.microsoft.com/office/word/2016/wordml/cid" xmlns:w16="http://schemas.microsoft.com/office/word/2018/wordml" xmlns:w16du="http://schemas.microsoft.com/office/word/2023/wordml/word16du" xmlns:w16sdtdh="http://schemas.microsoft.com/office/word/2020/wordml/sdtdatahash" xmlns:w16sdtfl="http://schemas.microsoft.com/office/word/2024/wordml/sdtformatlock" xmlns:w16se="http://schemas.microsoft.com/office/word/2015/wordml/symex" xmlns:wpg="http://schemas.microsoft.com/office/word/2010/wordprocessingGroup" xmlns:wpi="http://schemas.microsoft.com/office/word/2010/wordprocessingInk" xmlns:wne="http://schemas.microsoft.com/office/word/2006/wordml" xmlns:wps="http://schemas.microsoft.com/office/word/2010/wordprocessingShape" mc:Ignorable="w14 w15 w16se w16cid w16 w16cex w16sdtdh w16sdtfl w16du wp14">
   <w:body>
     <w:sdt>
       <w:sdtPr>
@@ -706,9 +706,9 @@
               </mc:Choice>
               <mc:Fallback>
                 <w:pict>
-                  <v:group w14:anchorId="10E9E350" id="Group 85" o:spid="_x0000_s1026" style="position:absolute;margin-left:17pt;margin-top:37.95pt;width:558.5pt;height:10in;z-index:-251657216;mso-height-percent:909;mso-position-horizontal-relative:page;mso-position-vertical-relative:page;mso-height-percent:909" coordorigin="-2398" coordsize="70931,91440" o:gfxdata="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">
-                    <v:group id="Group 49" o:spid="_x0000_s1027" style="position:absolute;left:-1496;width:70028;height:91440" coordorigin="-1496" coordsize="70028,91440" o:gfxdata="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">
-                      <v:rect id="Rectangle 54" o:spid="_x0000_s1028" style="position:absolute;left:-1496;width:68579;height:91440;visibility:visible;mso-wrap-style:square;v-text-anchor:top" o:gfxdata="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" fillcolor="#4e6128 [1606]" stroked="f" strokeweight="2pt">
+                  <v:group w14:anchorId="10E9E350" id="Group 85" o:spid="_x0000_s1026" style="position:absolute;margin-left:17pt;margin-top:37.95pt;width:558.5pt;height:10in;z-index:-251657216;mso-height-percent:909;mso-position-horizontal-relative:page;mso-position-vertical-relative:page;mso-height-percent:909" coordorigin="-2398" coordsize="70931,91440" o:gfxdata="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">
+                    <v:group id="Group 49" o:spid="_x0000_s1027" style="position:absolute;left:-1496;width:70028;height:91440" coordorigin="-1496" coordsize="70028,91440" o:gfxdata="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">
+                      <v:rect id="Rectangle 54" o:spid="_x0000_s1028" style="position:absolute;left:-1496;width:68579;height:91440;visibility:visible;mso-wrap-style:square;v-text-anchor:top" o:gfxdata="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" fillcolor="#4e6128 [1606]" stroked="f" strokeweight="2pt">
                         <v:textbox inset="54pt,54pt,1in,5in">
                           <w:txbxContent>
                             <w:p>
@@ -724,20 +724,20 @@
                           </w:txbxContent>
                         </v:textbox>
                       </v:rect>
-                      <v:group id="Group 2" o:spid="_x0000_s1029" style="position:absolute;left:25241;width:43291;height:44910" coordsize="43291,44910" o:gfxdata="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">
-                        <v:shape id="Freeform 56" o:spid="_x0000_s1030" style="position:absolute;left:15017;width:28274;height:28352;visibility:visible;mso-wrap-style:square;v-text-anchor:top" coordsize="1781,1786" o:gfxdata="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" path="m4,1786l,1782,1776,r5,5l4,1786xe" filled="f" stroked="f">
+                      <v:group id="Group 2" o:spid="_x0000_s1029" style="position:absolute;left:25241;width:43291;height:44910" coordsize="43291,44910" o:gfxdata="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">
+                        <v:shape id="Freeform 56" o:spid="_x0000_s1030" style="position:absolute;left:15017;width:28274;height:28352;visibility:visible;mso-wrap-style:square;v-text-anchor:top" coordsize="1781,1786" o:gfxdata="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" path="m4,1786l,1782,1776,r5,5l4,1786xe" filled="f" stroked="f">
                           <v:path arrowok="t" o:connecttype="custom" o:connectlocs="6350,2835275;0,2828925;2819400,0;2827338,7938;6350,2835275" o:connectangles="0,0,0,0,0"/>
                         </v:shape>
-                        <v:shape id="Freeform 57" o:spid="_x0000_s1031" style="position:absolute;left:7826;top:2270;width:35465;height:35464;visibility:visible;mso-wrap-style:square;v-text-anchor:top" coordsize="2234,2234" o:gfxdata="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" path="m5,2234l,2229,2229,r5,5l5,2234xe" filled="f" stroked="f">
+                        <v:shape id="Freeform 57" o:spid="_x0000_s1031" style="position:absolute;left:7826;top:2270;width:35465;height:35464;visibility:visible;mso-wrap-style:square;v-text-anchor:top" coordsize="2234,2234" o:gfxdata="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" path="m5,2234l,2229,2229,r5,5l5,2234xe" filled="f" stroked="f">
                           <v:path arrowok="t" o:connecttype="custom" o:connectlocs="7938,3546475;0,3538538;3538538,0;3546475,7938;7938,3546475" o:connectangles="0,0,0,0,0"/>
                         </v:shape>
-                        <v:shape id="Freeform 58" o:spid="_x0000_s1032" style="position:absolute;left:8413;top:1095;width:34878;height:34877;visibility:visible;mso-wrap-style:square;v-text-anchor:top" coordsize="2197,2197" o:gfxdata="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" path="m9,2197l,2193,2188,r9,10l9,2197xe" filled="f" stroked="f">
+                        <v:shape id="Freeform 58" o:spid="_x0000_s1032" style="position:absolute;left:8413;top:1095;width:34878;height:34877;visibility:visible;mso-wrap-style:square;v-text-anchor:top" coordsize="2197,2197" o:gfxdata="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" path="m9,2197l,2193,2188,r9,10l9,2197xe" filled="f" stroked="f">
                           <v:path arrowok="t" o:connecttype="custom" o:connectlocs="14288,3487738;0,3481388;3473450,0;3487738,15875;14288,3487738" o:connectangles="0,0,0,0,0"/>
                         </v:shape>
-                        <v:shape id="Freeform 59" o:spid="_x0000_s1033" style="position:absolute;left:12160;top:4984;width:31131;height:31211;visibility:visible;mso-wrap-style:square;v-text-anchor:top" coordsize="1961,1966" o:gfxdata="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" path="m9,1966l,1957,1952,r9,9l9,1966xe" filled="f" stroked="f">
+                        <v:shape id="Freeform 59" o:spid="_x0000_s1033" style="position:absolute;left:12160;top:4984;width:31131;height:31211;visibility:visible;mso-wrap-style:square;v-text-anchor:top" coordsize="1961,1966" o:gfxdata="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" path="m9,1966l,1957,1952,r9,9l9,1966xe" filled="f" stroked="f">
                           <v:path arrowok="t" o:connecttype="custom" o:connectlocs="14288,3121025;0,3106738;3098800,0;3113088,14288;14288,3121025" o:connectangles="0,0,0,0,0"/>
                         </v:shape>
-                        <v:shape id="Freeform 60" o:spid="_x0000_s1034" style="position:absolute;top:1539;width:43291;height:43371;visibility:visible;mso-wrap-style:square;v-text-anchor:top" coordsize="2727,2732" o:gfxdata="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" path="m,2732r,-4l2722,r5,5l,2732xe" filled="f" stroked="f">
+                        <v:shape id="Freeform 60" o:spid="_x0000_s1034" style="position:absolute;top:1539;width:43291;height:43371;visibility:visible;mso-wrap-style:square;v-text-anchor:top" coordsize="2727,2732" o:gfxdata="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" path="m,2732r,-4l2722,r5,5l,2732xe" filled="f" stroked="f">
                           <v:path arrowok="t" o:connecttype="custom" o:connectlocs="0,4337050;0,4330700;4321175,0;4329113,7938;0,4337050" o:connectangles="0,0,0,0,0"/>
                         </v:shape>
                       </v:group>
@@ -746,7 +746,7 @@
                       <v:stroke joinstyle="miter"/>
                       <v:path gradientshapeok="t" o:connecttype="rect"/>
                     </v:shapetype>
-                    <v:shape id="Text Box 61" o:spid="_x0000_s1035" type="#_x0000_t202" style="position:absolute;left:-2398;top:37049;width:68433;height:37898;visibility:visible;mso-wrap-style:square;v-text-anchor:bottom" o:gfxdata="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" filled="f" stroked="f" strokeweight=".5pt">
+                    <v:shape id="Text Box 61" o:spid="_x0000_s1035" type="#_x0000_t202" style="position:absolute;left:-2398;top:37049;width:68433;height:37898;visibility:visible;mso-wrap-style:square;v-text-anchor:bottom" o:gfxdata="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" filled="f" stroked="f" strokeweight=".5pt">
                       <v:textbox inset="54pt,0,1in,0">
                         <w:txbxContent>
                           <w:sdt>
@@ -3509,14 +3509,7 @@
                 <w:rFonts w:ascii="Calibri" w:hAnsi="Calibri" w:cs="Calibri"/>
                 <w:lang w:val="en-AU"/>
               </w:rPr>
-              <w:t xml:space="preserve"> </w:t>
-            </w:r>
-            <w:r>
-              <w:rPr>
-                <w:rFonts w:ascii="Calibri" w:hAnsi="Calibri" w:cs="Calibri"/>
-                <w:lang w:val="en-AU"/>
-              </w:rPr>
-              <w:t>Sep 2026</w:t>
+              <w:t xml:space="preserve"> Sep 2026</w:t>
             </w:r>
           </w:p>
         </w:tc>
@@ -3609,14 +3602,7 @@
                 <w:rFonts w:ascii="Calibri" w:hAnsi="Calibri" w:cs="Calibri"/>
                 <w:lang w:val="en-AU"/>
               </w:rPr>
-              <w:t xml:space="preserve"> </w:t>
-            </w:r>
-            <w:r>
-              <w:rPr>
-                <w:rFonts w:ascii="Calibri" w:hAnsi="Calibri" w:cs="Calibri"/>
-                <w:lang w:val="en-AU"/>
-              </w:rPr>
-              <w:t>Sep 2026</w:t>
+              <w:t xml:space="preserve"> Sep 2026</w:t>
             </w:r>
           </w:p>
         </w:tc>
@@ -4137,6 +4123,12 @@
     </w:p>
     <w:sdt>
       <w:sdtPr>
+        <w:rPr>
+          <w:rFonts w:ascii="Times New Roman" w:eastAsiaTheme="minorEastAsia" w:hAnsi="Times New Roman" w:cstheme="minorBidi"/>
+          <w:b w:val="0"/>
+          <w:bCs w:val="0"/>
+          <w:szCs w:val="22"/>
+        </w:rPr>
         <w:id w:val="1922825863"/>
         <w:docPartObj>
           <w:docPartGallery w:val="Table of Contents"/>
@@ -4145,10 +4137,8 @@
       </w:sdtPr>
       <w:sdtEndPr>
         <w:rPr>
-          <w:rFonts w:ascii="Times New Roman" w:eastAsiaTheme="minorEastAsia" w:hAnsi="Times New Roman" w:cstheme="minorBidi"/>
           <w:noProof/>
           <w:color w:val="000000" w:themeColor="text1"/>
-          <w:szCs w:val="22"/>
           <w:highlight w:val="yellow"/>
         </w:rPr>
       </w:sdtEndPr>
@@ -5218,7 +5208,21 @@
         <w:rPr>
           <w:rFonts w:asciiTheme="majorHAnsi" w:hAnsiTheme="majorHAnsi" w:cstheme="majorHAnsi"/>
         </w:rPr>
-        <w:t xml:space="preserve">Environmental teams could use urban air-quality data to detect where additional monitoring efforts should be undertaken and to determine air quality patterns. The aim of this project is to examine the nitrogen dioxide (NO₂) data from a published dataset derived from OpenAQ. It investigates three weather stations and </w:t>
+        <w:t xml:space="preserve">Environmental teams could use urban air-quality data to detect where additional monitoring efforts should be undertaken and to determine air quality patterns. The aim of this project is to examine the nitrogen dioxide (NO₂) data from a published dataset derived from </w:t>
+      </w:r>
+      <w:proofErr w:type="spellStart"/>
+      <w:r>
+        <w:rPr>
+          <w:rFonts w:asciiTheme="majorHAnsi" w:hAnsiTheme="majorHAnsi" w:cstheme="majorHAnsi"/>
+        </w:rPr>
+        <w:t>OpenAQ</w:t>
+      </w:r>
+      <w:proofErr w:type="spellEnd"/>
+      <w:r>
+        <w:rPr>
+          <w:rFonts w:asciiTheme="majorHAnsi" w:hAnsiTheme="majorHAnsi" w:cstheme="majorHAnsi"/>
+        </w:rPr>
+        <w:t xml:space="preserve">. It investigates three weather stations and </w:t>
       </w:r>
       <w:r>
         <w:rPr>
@@ -5387,7 +5391,35 @@
         <w:rPr>
           <w:rFonts w:asciiTheme="majorHAnsi" w:hAnsiTheme="majorHAnsi" w:cstheme="majorHAnsi"/>
         </w:rPr>
-        <w:t xml:space="preserve"> project repository on 4 September 2026 [2] and identified by pandas as an OpenAQ sample from FR04014 in Paris, BETR801 in Antwerp and London Westminster [1]. This is not a new download from OpenAQ's full data repository but a historical teaching extract. The data file has four columns (one NO₂ for each station) and 1,035 rows, which is the number of reported datetimes. It is reported to have been held from 7 May to 21 June 2019. The notebook incorporates the recovered CSV snapshot and verifies the snapshot's SHA-256 hash, which means there's no need to have a separate data file or API key.</w:t>
+        <w:t xml:space="preserve"> project repository on 4 September 2026 [2] and identified by pandas as an </w:t>
+      </w:r>
+      <w:proofErr w:type="spellStart"/>
+      <w:r>
+        <w:rPr>
+          <w:rFonts w:asciiTheme="majorHAnsi" w:hAnsiTheme="majorHAnsi" w:cstheme="majorHAnsi"/>
+        </w:rPr>
+        <w:t>OpenAQ</w:t>
+      </w:r>
+      <w:proofErr w:type="spellEnd"/>
+      <w:r>
+        <w:rPr>
+          <w:rFonts w:asciiTheme="majorHAnsi" w:hAnsiTheme="majorHAnsi" w:cstheme="majorHAnsi"/>
+        </w:rPr>
+        <w:t xml:space="preserve"> sample from FR04014 in Paris, BETR801 in Antwerp and London Westminster [1]. This is not a new download from </w:t>
+      </w:r>
+      <w:proofErr w:type="spellStart"/>
+      <w:r>
+        <w:rPr>
+          <w:rFonts w:asciiTheme="majorHAnsi" w:hAnsiTheme="majorHAnsi" w:cstheme="majorHAnsi"/>
+        </w:rPr>
+        <w:t>OpenAQ's</w:t>
+      </w:r>
+      <w:proofErr w:type="spellEnd"/>
+      <w:r>
+        <w:rPr>
+          <w:rFonts w:asciiTheme="majorHAnsi" w:hAnsiTheme="majorHAnsi" w:cstheme="majorHAnsi"/>
+        </w:rPr>
+        <w:t xml:space="preserve"> full data repository but a historical teaching extract. The data file has four columns (one NO₂ for each station) and 1,035 rows, which is the number of reported datetimes. It is reported to have been held from 7 May to 21 June 2019. The notebook incorporates the recovered CSV snapshot and verifies the snapshot's SHA-256 hash, which means there's no need to have a separate data file or API key.</w:t>
       </w:r>
     </w:p>
     <w:p>
@@ -5889,7 +5921,35 @@
         <w:rPr>
           <w:rFonts w:asciiTheme="majorHAnsi" w:hAnsiTheme="majorHAnsi" w:cstheme="majorHAnsi"/>
         </w:rPr>
-        <w:t>The wide CSV does not include timezone metadata or the original provider quality flags. The analysis keeps timestamps on the source’s reported clock and does not call them UTC. Calendar summaries must therefore be interpreted as reported-clock patterns, not verified local rush-hour effects. Cross-station measurements are not used together as forecasting inputs. A deployment would require the original metadata and correctly aligned timezones. The snapshot hash verifies the embedded recovered CSV, rather than claiming byte-for-byte identity with upstream line endings.</w:t>
+        <w:t xml:space="preserve">The wide CSV does not include </w:t>
+      </w:r>
+      <w:proofErr w:type="spellStart"/>
+      <w:r>
+        <w:rPr>
+          <w:rFonts w:asciiTheme="majorHAnsi" w:hAnsiTheme="majorHAnsi" w:cstheme="majorHAnsi"/>
+        </w:rPr>
+        <w:t>timezone</w:t>
+      </w:r>
+      <w:proofErr w:type="spellEnd"/>
+      <w:r>
+        <w:rPr>
+          <w:rFonts w:asciiTheme="majorHAnsi" w:hAnsiTheme="majorHAnsi" w:cstheme="majorHAnsi"/>
+        </w:rPr>
+        <w:t xml:space="preserve"> metadata or the original provider quality flags. The analysis keeps timestamps on the source’s reported clock and does not call them UTC. Calendar summaries must therefore be interpreted as reported-clock patterns, not verified local rush-hour effects. Cross-station measurements are not used together as forecasting inputs. A deployment would require the original metadata and correctly aligned </w:t>
+      </w:r>
+      <w:proofErr w:type="spellStart"/>
+      <w:r>
+        <w:rPr>
+          <w:rFonts w:asciiTheme="majorHAnsi" w:hAnsiTheme="majorHAnsi" w:cstheme="majorHAnsi"/>
+        </w:rPr>
+        <w:t>timezones</w:t>
+      </w:r>
+      <w:proofErr w:type="spellEnd"/>
+      <w:r>
+        <w:rPr>
+          <w:rFonts w:asciiTheme="majorHAnsi" w:hAnsiTheme="majorHAnsi" w:cstheme="majorHAnsi"/>
+        </w:rPr>
+        <w:t>. The snapshot hash verifies the embedded recovered CSV, rather than claiming byte-for-byte identity with upstream line endings.</w:t>
       </w:r>
     </w:p>
     <w:p>
@@ -6642,7 +6702,23 @@
           <w:rFonts w:asciiTheme="majorHAnsi" w:hAnsiTheme="majorHAnsi" w:cstheme="majorHAnsi"/>
           <w:lang w:val="en-GB"/>
         </w:rPr>
-        <w:t>This study used a short historical dataset based on three monitoring stations. Paris had the best coverage, but its results may not be applicable to other locations or current conditions. Missing readings, a different timezone and the absence of weather, traffic, pollution and quality information also restrict the findings. Therefore, the observed patterns cannot prove what caused the pollution changes.</w:t>
+        <w:t xml:space="preserve">This study used a short historical dataset based on three monitoring stations. Paris had the best coverage, but its results may not be applicable to other locations or current conditions. Missing readings, a different </w:t>
+      </w:r>
+      <w:proofErr w:type="spellStart"/>
+      <w:r>
+        <w:rPr>
+          <w:rFonts w:asciiTheme="majorHAnsi" w:hAnsiTheme="majorHAnsi" w:cstheme="majorHAnsi"/>
+          <w:lang w:val="en-GB"/>
+        </w:rPr>
+        <w:t>timezone</w:t>
+      </w:r>
+      <w:proofErr w:type="spellEnd"/>
+      <w:r>
+        <w:rPr>
+          <w:rFonts w:asciiTheme="majorHAnsi" w:hAnsiTheme="majorHAnsi" w:cstheme="majorHAnsi"/>
+          <w:lang w:val="en-GB"/>
+        </w:rPr>
+        <w:t xml:space="preserve"> and the absence of weather, traffic, pollution and quality information also restrict the findings. Therefore, the observed patterns cannot prove what caused the pollution changes.</w:t>
       </w:r>
     </w:p>
     <w:p>
@@ -6658,7 +6734,23 @@
           <w:rFonts w:asciiTheme="majorHAnsi" w:hAnsiTheme="majorHAnsi" w:cstheme="majorHAnsi"/>
           <w:lang w:val="en-GB"/>
         </w:rPr>
-        <w:t>The future work should be based on a longer and quality-checked dataset with confirmed timezones and station information. Weather and traffic information could be added at prediction time. The models should be tested with all periods and stations and compared to the persistence baseline using MAE and RMSE. The unusual observations should be checked instead of eliminated automatically. This model should remain a classroom prototype until stronger data and testing are available</w:t>
+        <w:t xml:space="preserve">The future work should be based on a longer and quality-checked dataset with confirmed </w:t>
+      </w:r>
+      <w:proofErr w:type="spellStart"/>
+      <w:r>
+        <w:rPr>
+          <w:rFonts w:asciiTheme="majorHAnsi" w:hAnsiTheme="majorHAnsi" w:cstheme="majorHAnsi"/>
+          <w:lang w:val="en-GB"/>
+        </w:rPr>
+        <w:t>timezones</w:t>
+      </w:r>
+      <w:proofErr w:type="spellEnd"/>
+      <w:r>
+        <w:rPr>
+          <w:rFonts w:asciiTheme="majorHAnsi" w:hAnsiTheme="majorHAnsi" w:cstheme="majorHAnsi"/>
+          <w:lang w:val="en-GB"/>
+        </w:rPr>
+        <w:t xml:space="preserve"> and station information. Weather and traffic information could be added at prediction time. The models should be tested with all periods and stations and compared to the persistence baseline using MAE and RMSE. The unusual observations should be checked instead of eliminated automatically. This model should remain a classroom prototype until stronger data and testing are available</w:t>
       </w:r>
       <w:r>
         <w:rPr>
@@ -7536,25 +7628,7 @@
           <w:color w:val="808080" w:themeColor="background1" w:themeShade="80"/>
           <w:lang w:val="en-GB"/>
         </w:rPr>
-        <w:t xml:space="preserve">Figure </w:t>
-      </w:r>
-      <w:r>
-        <w:rPr>
-          <w:i/>
-          <w:iCs/>
-          <w:color w:val="808080" w:themeColor="background1" w:themeShade="80"/>
-          <w:lang w:val="en-GB"/>
-        </w:rPr>
-        <w:t>4</w:t>
-      </w:r>
-      <w:r>
-        <w:rPr>
-          <w:i/>
-          <w:iCs/>
-          <w:color w:val="808080" w:themeColor="background1" w:themeShade="80"/>
-          <w:lang w:val="en-GB"/>
-        </w:rPr>
-        <w:t>. GitHub commit history showing the completed group contributions.</w:t>
+        <w:t>Figure 4. GitHub commit history showing the completed group contributions.</w:t>
       </w:r>
     </w:p>
     <w:p>
@@ -7586,41 +7660,29 @@
         <w:r>
           <w:rPr>
             <w:rStyle w:val="Hyperlink"/>
-            <w:rFonts w:asciiTheme="majorHAnsi" w:eastAsiaTheme="majorEastAsia" w:hAnsiTheme="majorHAnsi" w:cstheme="majorHAnsi"/>
-            <w:b/>
-            <w:bCs/>
-            <w:color w:val="0000BF" w:themeColor="hyperlink" w:themeShade="BF"/>
-            <w:sz w:val="28"/>
-            <w:szCs w:val="28"/>
-            <w:lang w:val="en-GB"/>
+            <w:rFonts w:ascii="-webkit-standard" w:hAnsi="-webkit-standard"/>
+            <w:sz w:val="27"/>
+            <w:szCs w:val="27"/>
           </w:rPr>
-          <w:t>https://gith</w:t>
+          <w:t>https://github.com/romasah62414/204_Spyder_</w:t>
         </w:r>
         <w:r>
           <w:rPr>
             <w:rStyle w:val="Hyperlink"/>
-            <w:rFonts w:asciiTheme="majorHAnsi" w:eastAsiaTheme="majorEastAsia" w:hAnsiTheme="majorHAnsi" w:cstheme="majorHAnsi"/>
-            <w:b/>
-            <w:bCs/>
-            <w:color w:val="0000BF" w:themeColor="hyperlink" w:themeShade="BF"/>
-            <w:sz w:val="28"/>
-            <w:szCs w:val="28"/>
-            <w:lang w:val="en-GB"/>
+            <w:rFonts w:ascii="-webkit-standard" w:hAnsi="-webkit-standard"/>
+            <w:sz w:val="27"/>
+            <w:szCs w:val="27"/>
           </w:rPr>
-          <w:t>u</w:t>
+          <w:t>B</w:t>
         </w:r>
         <w:r>
           <w:rPr>
             <w:rStyle w:val="Hyperlink"/>
-            <w:rFonts w:asciiTheme="majorHAnsi" w:eastAsiaTheme="majorEastAsia" w:hAnsiTheme="majorHAnsi" w:cstheme="majorHAnsi"/>
-            <w:b/>
-            <w:bCs/>
-            <w:color w:val="0000BF" w:themeColor="hyperlink" w:themeShade="BF"/>
-            <w:sz w:val="28"/>
-            <w:szCs w:val="28"/>
-            <w:lang w:val="en-GB"/>
+            <w:rFonts w:ascii="-webkit-standard" w:hAnsi="-webkit-standard"/>
+            <w:sz w:val="27"/>
+            <w:szCs w:val="27"/>
           </w:rPr>
-          <w:t>b.com/romasah62414/BDA112-Assignment-2-Air-Quality</w:t>
+          <w:t>DA112_Ass2</w:t>
         </w:r>
       </w:hyperlink>
     </w:p>
@@ -7781,7 +7843,21 @@
         <w:rPr>
           <w:rFonts w:asciiTheme="majorHAnsi" w:hAnsiTheme="majorHAnsi" w:cstheme="majorHAnsi"/>
         </w:rPr>
-        <w:t xml:space="preserve">[4] scikit-learn developers, “LinearRegression.” Accessed: Sep. </w:t>
+        <w:t>[4] scikit-learn developers, “</w:t>
+      </w:r>
+      <w:proofErr w:type="spellStart"/>
+      <w:r>
+        <w:rPr>
+          <w:rFonts w:asciiTheme="majorHAnsi" w:hAnsiTheme="majorHAnsi" w:cstheme="majorHAnsi"/>
+        </w:rPr>
+        <w:t>LinearRegression</w:t>
+      </w:r>
+      <w:proofErr w:type="spellEnd"/>
+      <w:r>
+        <w:rPr>
+          <w:rFonts w:asciiTheme="majorHAnsi" w:hAnsiTheme="majorHAnsi" w:cstheme="majorHAnsi"/>
+        </w:rPr>
+        <w:t xml:space="preserve">.” Accessed: Sep. </w:t>
       </w:r>
       <w:r>
         <w:rPr>
@@ -7816,7 +7892,21 @@
         <w:rPr>
           <w:rFonts w:asciiTheme="majorHAnsi" w:hAnsiTheme="majorHAnsi" w:cstheme="majorHAnsi"/>
         </w:rPr>
-        <w:t xml:space="preserve">[5] scikit-learn developers, “RandomForestRegressor.” Accessed: Sep. </w:t>
+        <w:t>[5] scikit-learn developers, “</w:t>
+      </w:r>
+      <w:proofErr w:type="spellStart"/>
+      <w:r>
+        <w:rPr>
+          <w:rFonts w:asciiTheme="majorHAnsi" w:hAnsiTheme="majorHAnsi" w:cstheme="majorHAnsi"/>
+        </w:rPr>
+        <w:t>RandomForestRegressor</w:t>
+      </w:r>
+      <w:proofErr w:type="spellEnd"/>
+      <w:r>
+        <w:rPr>
+          <w:rFonts w:asciiTheme="majorHAnsi" w:hAnsiTheme="majorHAnsi" w:cstheme="majorHAnsi"/>
+        </w:rPr>
+        <w:t xml:space="preserve">.” Accessed: Sep. </w:t>
       </w:r>
       <w:r>
         <w:rPr>
@@ -7975,13 +8065,7 @@
         <w:rPr>
           <w:lang w:val="en-GB"/>
         </w:rPr>
-        <w:t>ChatGPT provided</w:t>
-      </w:r>
-      <w:r>
-        <w:rPr>
-          <w:lang w:val="en-GB"/>
-        </w:rPr>
-        <w:t xml:space="preserve"> substantial assistance with understanding the assignment and help to fix any error and problem while running code.</w:t>
+        <w:t>ChatGPT provided substantial assistance with understanding the assignment and help to fix any error and problem while running code.</w:t>
       </w:r>
     </w:p>
     <w:p>
@@ -8035,7 +8119,7 @@
 </file>
 
 <file path=word/endnotes.xml><?xml version="1.0" encoding="utf-8"?>
-<w:endnotes xmlns:wpc="http://schemas.microsoft.com/office/word/2010/wordprocessingCanvas" xmlns:cx="http://schemas.microsoft.com/office/drawing/2014/chartex" xmlns:cx1="http://schemas.microsoft.com/office/drawing/2015/9/8/chartex" xmlns:cx2="http://schemas.microsoft.com/office/drawing/2015/10/21/chartex" xmlns:cx3="http://schemas.microsoft.com/office/drawing/2016/5/9/chartex" xmlns:cx4="http://schemas.microsoft.com/office/drawing/2016/5/10/chartex" xmlns:cx5="http://schemas.microsoft.com/office/drawing/2016/5/11/chartex" xmlns:cx6="http://schemas.microsoft.com/office/drawing/2016/5/12/chartex" xmlns:cx7="http://schemas.microsoft.com/office/drawing/2016/5/13/chartex" xmlns:cx8="http://schemas.microsoft.com/office/drawing/2016/5/14/chartex" xmlns:mc="http://schemas.openxmlformats.org/markup-compatibility/2006" xmlns:m="http://schemas.openxmlformats.org/officeDocument/2006/math" xmlns:aink="http://schemas.microsoft.com/office/drawing/2016/ink" xmlns:am3d="http://schemas.microsoft.com/office/drawing/2017/model3d" xmlns:oel="http://schemas.microsoft.com/office/2019/extlst" xmlns:r="http://schemas.openxmlformats.org/officeDocument/2006/relationships" xmlns:wp14="http://schemas.microsoft.com/office/word/2010/wordprocessingDrawing" xmlns:wp="http://schemas.openxmlformats.org/drawingml/2006/wordprocessingDrawing" xmlns:wpg="http://schemas.microsoft.com/office/word/2010/wordprocessingGroup" xmlns:wpi="http://schemas.microsoft.com/office/word/2010/wordprocessingInk" xmlns:wps="http://schemas.microsoft.com/office/word/2010/wordprocessingShape" xmlns:o="urn:schemas-microsoft-com:office:office" xmlns:v="urn:schemas-microsoft-com:vml" xmlns:w10="urn:schemas-microsoft-com:office:word" xmlns:w="http://schemas.openxmlformats.org/wordprocessingml/2006/main" xmlns:w14="http://schemas.microsoft.com/office/word/2010/wordml" xmlns:w15="http://schemas.microsoft.com/office/word/2012/wordml" xmlns:w16cex="http://schemas.microsoft.com/office/word/2018/wordml/cex" xmlns:w16cid="http://schemas.microsoft.com/office/word/2016/wordml/cid" xmlns:w16="http://schemas.microsoft.com/office/word/2018/wordml" xmlns:w16sdtdh="http://schemas.microsoft.com/office/word/2020/wordml/sdtdatahash" xmlns:w16sdtfl="http://schemas.microsoft.com/office/word/2024/wordml/sdtformatlock" xmlns:w16se="http://schemas.microsoft.com/office/word/2015/wordml/symex" xmlns:w16du="http://schemas.microsoft.com/office/word/2023/wordml/word16du" xmlns:wne="http://schemas.microsoft.com/office/word/2006/wordml" mc:Ignorable="w14 w15 w16se w16cid w16 w16cex w16sdtdh w16sdtfl w16du wp14">
+<w:endnotes xmlns:wpc="http://schemas.microsoft.com/office/word/2010/wordprocessingCanvas" xmlns:cx="http://schemas.microsoft.com/office/drawing/2014/chartex" xmlns:cx1="http://schemas.microsoft.com/office/drawing/2015/9/8/chartex" xmlns:cx2="http://schemas.microsoft.com/office/drawing/2015/10/21/chartex" xmlns:cx3="http://schemas.microsoft.com/office/drawing/2016/5/9/chartex" xmlns:cx4="http://schemas.microsoft.com/office/drawing/2016/5/10/chartex" xmlns:cx5="http://schemas.microsoft.com/office/drawing/2016/5/11/chartex" xmlns:cx6="http://schemas.microsoft.com/office/drawing/2016/5/12/chartex" xmlns:cx7="http://schemas.microsoft.com/office/drawing/2016/5/13/chartex" xmlns:cx8="http://schemas.microsoft.com/office/drawing/2016/5/14/chartex" xmlns:mc="http://schemas.openxmlformats.org/markup-compatibility/2006" xmlns:aink="http://schemas.microsoft.com/office/drawing/2016/ink" xmlns:am3d="http://schemas.microsoft.com/office/drawing/2017/model3d" xmlns:o="urn:schemas-microsoft-com:office:office" xmlns:oel="http://schemas.microsoft.com/office/2019/extlst" xmlns:r="http://schemas.openxmlformats.org/officeDocument/2006/relationships" xmlns:m="http://schemas.openxmlformats.org/officeDocument/2006/math" xmlns:v="urn:schemas-microsoft-com:vml" xmlns:wp14="http://schemas.microsoft.com/office/word/2010/wordprocessingDrawing" xmlns:wp="http://schemas.openxmlformats.org/drawingml/2006/wordprocessingDrawing" xmlns:w10="urn:schemas-microsoft-com:office:word" xmlns:w="http://schemas.openxmlformats.org/wordprocessingml/2006/main" xmlns:w14="http://schemas.microsoft.com/office/word/2010/wordml" xmlns:w15="http://schemas.microsoft.com/office/word/2012/wordml" xmlns:w16cei="http://schemas.microsoft.com/office/word/2026/wordml/cei" xmlns:w16cex="http://schemas.microsoft.com/office/word/2018/wordml/cex" xmlns:w16cid="http://schemas.microsoft.com/office/word/2016/wordml/cid" xmlns:w16="http://schemas.microsoft.com/office/word/2018/wordml" xmlns:w16du="http://schemas.microsoft.com/office/word/2023/wordml/word16du" xmlns:w16sdtdh="http://schemas.microsoft.com/office/word/2020/wordml/sdtdatahash" xmlns:w16sdtfl="http://schemas.microsoft.com/office/word/2024/wordml/sdtformatlock" xmlns:w16se="http://schemas.microsoft.com/office/word/2015/wordml/symex" xmlns:wpg="http://schemas.microsoft.com/office/word/2010/wordprocessingGroup" xmlns:wpi="http://schemas.microsoft.com/office/word/2010/wordprocessingInk" xmlns:wne="http://schemas.microsoft.com/office/word/2006/wordml" xmlns:wps="http://schemas.microsoft.com/office/word/2010/wordprocessingShape" mc:Ignorable="w14 w15 w16se w16cid w16 w16cex w16sdtdh w16sdtfl w16du wp14">
   <w:endnote w:type="separator" w:id="-1">
     <w:p>
       <w:pPr>
@@ -8060,7 +8144,7 @@
 </file>
 
 <file path=word/footer1.xml><?xml version="1.0" encoding="utf-8"?>
-<w:ftr xmlns:wpc="http://schemas.microsoft.com/office/word/2010/wordprocessingCanvas" xmlns:cx="http://schemas.microsoft.com/office/drawing/2014/chartex" xmlns:cx1="http://schemas.microsoft.com/office/drawing/2015/9/8/chartex" xmlns:cx2="http://schemas.microsoft.com/office/drawing/2015/10/21/chartex" xmlns:cx3="http://schemas.microsoft.com/office/drawing/2016/5/9/chartex" xmlns:cx4="http://schemas.microsoft.com/office/drawing/2016/5/10/chartex" xmlns:cx5="http://schemas.microsoft.com/office/drawing/2016/5/11/chartex" xmlns:cx6="http://schemas.microsoft.com/office/drawing/2016/5/12/chartex" xmlns:cx7="http://schemas.microsoft.com/office/drawing/2016/5/13/chartex" xmlns:cx8="http://schemas.microsoft.com/office/drawing/2016/5/14/chartex" xmlns:mc="http://schemas.openxmlformats.org/markup-compatibility/2006" xmlns:m="http://schemas.openxmlformats.org/officeDocument/2006/math" xmlns:aink="http://schemas.microsoft.com/office/drawing/2016/ink" xmlns:am3d="http://schemas.microsoft.com/office/drawing/2017/model3d" xmlns:oel="http://schemas.microsoft.com/office/2019/extlst" xmlns:r="http://schemas.openxmlformats.org/officeDocument/2006/relationships" xmlns:wp14="http://schemas.microsoft.com/office/word/2010/wordprocessingDrawing" xmlns:wp="http://schemas.openxmlformats.org/drawingml/2006/wordprocessingDrawing" xmlns:wpg="http://schemas.microsoft.com/office/word/2010/wordprocessingGroup" xmlns:wpi="http://schemas.microsoft.com/office/word/2010/wordprocessingInk" xmlns:wps="http://schemas.microsoft.com/office/word/2010/wordprocessingShape" xmlns:o="urn:schemas-microsoft-com:office:office" xmlns:v="urn:schemas-microsoft-com:vml" xmlns:w10="urn:schemas-microsoft-com:office:word" xmlns:w="http://schemas.openxmlformats.org/wordprocessingml/2006/main" xmlns:w14="http://schemas.microsoft.com/office/word/2010/wordml" xmlns:w15="http://schemas.microsoft.com/office/word/2012/wordml" xmlns:w16cex="http://schemas.microsoft.com/office/word/2018/wordml/cex" xmlns:w16cid="http://schemas.microsoft.com/office/word/2016/wordml/cid" xmlns:w16="http://schemas.microsoft.com/office/word/2018/wordml" xmlns:w16sdtdh="http://schemas.microsoft.com/office/word/2020/wordml/sdtdatahash" xmlns:w16sdtfl="http://schemas.microsoft.com/office/word/2024/wordml/sdtformatlock" xmlns:w16se="http://schemas.microsoft.com/office/word/2015/wordml/symex" xmlns:w16du="http://schemas.microsoft.com/office/word/2023/wordml/word16du" xmlns:wne="http://schemas.microsoft.com/office/word/2006/wordml" mc:Ignorable="w14 w15 w16se w16cid w16 w16cex w16sdtdh w16sdtfl w16du wp14">
+<w:ftr xmlns:wpc="http://schemas.microsoft.com/office/word/2010/wordprocessingCanvas" xmlns:cx="http://schemas.microsoft.com/office/drawing/2014/chartex" xmlns:cx1="http://schemas.microsoft.com/office/drawing/2015/9/8/chartex" xmlns:cx2="http://schemas.microsoft.com/office/drawing/2015/10/21/chartex" xmlns:cx3="http://schemas.microsoft.com/office/drawing/2016/5/9/chartex" xmlns:cx4="http://schemas.microsoft.com/office/drawing/2016/5/10/chartex" xmlns:cx5="http://schemas.microsoft.com/office/drawing/2016/5/11/chartex" xmlns:cx6="http://schemas.microsoft.com/office/drawing/2016/5/12/chartex" xmlns:cx7="http://schemas.microsoft.com/office/drawing/2016/5/13/chartex" xmlns:cx8="http://schemas.microsoft.com/office/drawing/2016/5/14/chartex" xmlns:mc="http://schemas.openxmlformats.org/markup-compatibility/2006" xmlns:aink="http://schemas.microsoft.com/office/drawing/2016/ink" xmlns:am3d="http://schemas.microsoft.com/office/drawing/2017/model3d" xmlns:o="urn:schemas-microsoft-com:office:office" xmlns:oel="http://schemas.microsoft.com/office/2019/extlst" xmlns:r="http://schemas.openxmlformats.org/officeDocument/2006/relationships" xmlns:m="http://schemas.openxmlformats.org/officeDocument/2006/math" xmlns:v="urn:schemas-microsoft-com:vml" xmlns:wp14="http://schemas.microsoft.com/office/word/2010/wordprocessingDrawing" xmlns:wp="http://schemas.openxmlformats.org/drawingml/2006/wordprocessingDrawing" xmlns:w10="urn:schemas-microsoft-com:office:word" xmlns:w="http://schemas.openxmlformats.org/wordprocessingml/2006/main" xmlns:w14="http://schemas.microsoft.com/office/word/2010/wordml" xmlns:w15="http://schemas.microsoft.com/office/word/2012/wordml" xmlns:w16cei="http://schemas.microsoft.com/office/word/2026/wordml/cei" xmlns:w16cex="http://schemas.microsoft.com/office/word/2018/wordml/cex" xmlns:w16cid="http://schemas.microsoft.com/office/word/2016/wordml/cid" xmlns:w16="http://schemas.microsoft.com/office/word/2018/wordml" xmlns:w16du="http://schemas.microsoft.com/office/word/2023/wordml/word16du" xmlns:w16sdtdh="http://schemas.microsoft.com/office/word/2020/wordml/sdtdatahash" xmlns:w16sdtfl="http://schemas.microsoft.com/office/word/2024/wordml/sdtformatlock" xmlns:w16se="http://schemas.microsoft.com/office/word/2015/wordml/symex" xmlns:wpg="http://schemas.microsoft.com/office/word/2010/wordprocessingGroup" xmlns:wpi="http://schemas.microsoft.com/office/word/2010/wordprocessingInk" xmlns:wne="http://schemas.microsoft.com/office/word/2006/wordml" xmlns:wps="http://schemas.microsoft.com/office/word/2010/wordprocessingShape" mc:Ignorable="w14 w15 w16se w16cid w16 w16cex w16sdtdh w16sdtfl w16du wp14">
   <w:p>
     <w:pPr>
       <w:pStyle w:val="Footer"/>
@@ -8092,7 +8176,7 @@
 </file>
 
 <file path=word/footnotes.xml><?xml version="1.0" encoding="utf-8"?>
-<w:footnotes xmlns:wpc="http://schemas.microsoft.com/office/word/2010/wordprocessingCanvas" xmlns:cx="http://schemas.microsoft.com/office/drawing/2014/chartex" xmlns:cx1="http://schemas.microsoft.com/office/drawing/2015/9/8/chartex" xmlns:cx2="http://schemas.microsoft.com/office/drawing/2015/10/21/chartex" xmlns:cx3="http://schemas.microsoft.com/office/drawing/2016/5/9/chartex" xmlns:cx4="http://schemas.microsoft.com/office/drawing/2016/5/10/chartex" xmlns:cx5="http://schemas.microsoft.com/office/drawing/2016/5/11/chartex" xmlns:cx6="http://schemas.microsoft.com/office/drawing/2016/5/12/chartex" xmlns:cx7="http://schemas.microsoft.com/office/drawing/2016/5/13/chartex" xmlns:cx8="http://schemas.microsoft.com/office/drawing/2016/5/14/chartex" xmlns:mc="http://schemas.openxmlformats.org/markup-compatibility/2006" xmlns:m="http://schemas.openxmlformats.org/officeDocument/2006/math" xmlns:aink="http://schemas.microsoft.com/office/drawing/2016/ink" xmlns:am3d="http://schemas.microsoft.com/office/drawing/2017/model3d" xmlns:oel="http://schemas.microsoft.com/office/2019/extlst" xmlns:r="http://schemas.openxmlformats.org/officeDocument/2006/relationships" xmlns:wp14="http://schemas.microsoft.com/office/word/2010/wordprocessingDrawing" xmlns:wp="http://schemas.openxmlformats.org/drawingml/2006/wordprocessingDrawing" xmlns:wpg="http://schemas.microsoft.com/office/word/2010/wordprocessingGroup" xmlns:wpi="http://schemas.microsoft.com/office/word/2010/wordprocessingInk" xmlns:wps="http://schemas.microsoft.com/office/word/2010/wordprocessingShape" xmlns:o="urn:schemas-microsoft-com:office:office" xmlns:v="urn:schemas-microsoft-com:vml" xmlns:w10="urn:schemas-microsoft-com:office:word" xmlns:w="http://schemas.openxmlformats.org/wordprocessingml/2006/main" xmlns:w14="http://schemas.microsoft.com/office/word/2010/wordml" xmlns:w15="http://schemas.microsoft.com/office/word/2012/wordml" xmlns:w16cex="http://schemas.microsoft.com/office/word/2018/wordml/cex" xmlns:w16cid="http://schemas.microsoft.com/office/word/2016/wordml/cid" xmlns:w16="http://schemas.microsoft.com/office/word/2018/wordml" xmlns:w16sdtdh="http://schemas.microsoft.com/office/word/2020/wordml/sdtdatahash" xmlns:w16sdtfl="http://schemas.microsoft.com/office/word/2024/wordml/sdtformatlock" xmlns:w16se="http://schemas.microsoft.com/office/word/2015/wordml/symex" xmlns:w16du="http://schemas.microsoft.com/office/word/2023/wordml/word16du" xmlns:wne="http://schemas.microsoft.com/office/word/2006/wordml" mc:Ignorable="w14 w15 w16se w16cid w16 w16cex w16sdtdh w16sdtfl w16du wp14">
+<w:footnotes xmlns:wpc="http://schemas.microsoft.com/office/word/2010/wordprocessingCanvas" xmlns:cx="http://schemas.microsoft.com/office/drawing/2014/chartex" xmlns:cx1="http://schemas.microsoft.com/office/drawing/2015/9/8/chartex" xmlns:cx2="http://schemas.microsoft.com/office/drawing/2015/10/21/chartex" xmlns:cx3="http://schemas.microsoft.com/office/drawing/2016/5/9/chartex" xmlns:cx4="http://schemas.microsoft.com/office/drawing/2016/5/10/chartex" xmlns:cx5="http://schemas.microsoft.com/office/drawing/2016/5/11/chartex" xmlns:cx6="http://schemas.microsoft.com/office/drawing/2016/5/12/chartex" xmlns:cx7="http://schemas.microsoft.com/office/drawing/2016/5/13/chartex" xmlns:cx8="http://schemas.microsoft.com/office/drawing/2016/5/14/chartex" xmlns:mc="http://schemas.openxmlformats.org/markup-compatibility/2006" xmlns:aink="http://schemas.microsoft.com/office/drawing/2016/ink" xmlns:am3d="http://schemas.microsoft.com/office/drawing/2017/model3d" xmlns:o="urn:schemas-microsoft-com:office:office" xmlns:oel="http://schemas.microsoft.com/office/2019/extlst" xmlns:r="http://schemas.openxmlformats.org/officeDocument/2006/relationships" xmlns:m="http://schemas.openxmlformats.org/officeDocument/2006/math" xmlns:v="urn:schemas-microsoft-com:vml" xmlns:wp14="http://schemas.microsoft.com/office/word/2010/wordprocessingDrawing" xmlns:wp="http://schemas.openxmlformats.org/drawingml/2006/wordprocessingDrawing" xmlns:w10="urn:schemas-microsoft-com:office:word" xmlns:w="http://schemas.openxmlformats.org/wordprocessingml/2006/main" xmlns:w14="http://schemas.microsoft.com/office/word/2010/wordml" xmlns:w15="http://schemas.microsoft.com/office/word/2012/wordml" xmlns:w16cei="http://schemas.microsoft.com/office/word/2026/wordml/cei" xmlns:w16cex="http://schemas.microsoft.com/office/word/2018/wordml/cex" xmlns:w16cid="http://schemas.microsoft.com/office/word/2016/wordml/cid" xmlns:w16="http://schemas.microsoft.com/office/word/2018/wordml" xmlns:w16du="http://schemas.microsoft.com/office/word/2023/wordml/word16du" xmlns:w16sdtdh="http://schemas.microsoft.com/office/word/2020/wordml/sdtdatahash" xmlns:w16sdtfl="http://schemas.microsoft.com/office/word/2024/wordml/sdtformatlock" xmlns:w16se="http://schemas.microsoft.com/office/word/2015/wordml/symex" xmlns:wpg="http://schemas.microsoft.com/office/word/2010/wordprocessingGroup" xmlns:wpi="http://schemas.microsoft.com/office/word/2010/wordprocessingInk" xmlns:wne="http://schemas.microsoft.com/office/word/2006/wordml" xmlns:wps="http://schemas.microsoft.com/office/word/2010/wordprocessingShape" mc:Ignorable="w14 w15 w16se w16cid w16 w16cex w16sdtdh w16sdtfl w16du wp14">
   <w:footnote w:type="separator" w:id="-1">
     <w:p>
       <w:pPr>
@@ -8117,7 +8201,7 @@
 </file>
 
 <file path=word/header1.xml><?xml version="1.0" encoding="utf-8"?>
-<w:hdr xmlns:wpc="http://schemas.microsoft.com/office/word/2010/wordprocessingCanvas" xmlns:cx="http://schemas.microsoft.com/office/drawing/2014/chartex" xmlns:cx1="http://schemas.microsoft.com/office/drawing/2015/9/8/chartex" xmlns:cx2="http://schemas.microsoft.com/office/drawing/2015/10/21/chartex" xmlns:cx3="http://schemas.microsoft.com/office/drawing/2016/5/9/chartex" xmlns:cx4="http://schemas.microsoft.com/office/drawing/2016/5/10/chartex" xmlns:cx5="http://schemas.microsoft.com/office/drawing/2016/5/11/chartex" xmlns:cx6="http://schemas.microsoft.com/office/drawing/2016/5/12/chartex" xmlns:cx7="http://schemas.microsoft.com/office/drawing/2016/5/13/chartex" xmlns:cx8="http://schemas.microsoft.com/office/drawing/2016/5/14/chartex" xmlns:mc="http://schemas.openxmlformats.org/markup-compatibility/2006" xmlns:m="http://schemas.openxmlformats.org/officeDocument/2006/math" xmlns:aink="http://schemas.microsoft.com/office/drawing/2016/ink" xmlns:am3d="http://schemas.microsoft.com/office/drawing/2017/model3d" xmlns:oel="http://schemas.microsoft.com/office/2019/extlst" xmlns:r="http://schemas.openxmlformats.org/officeDocument/2006/relationships" xmlns:wp14="http://schemas.microsoft.com/office/word/2010/wordprocessingDrawing" xmlns:wp="http://schemas.openxmlformats.org/drawingml/2006/wordprocessingDrawing" xmlns:wpg="http://schemas.microsoft.com/office/word/2010/wordprocessingGroup" xmlns:wpi="http://schemas.microsoft.com/office/word/2010/wordprocessingInk" xmlns:wps="http://schemas.microsoft.com/office/word/2010/wordprocessingShape" xmlns:o="urn:schemas-microsoft-com:office:office" xmlns:v="urn:schemas-microsoft-com:vml" xmlns:w10="urn:schemas-microsoft-com:office:word" xmlns:w="http://schemas.openxmlformats.org/wordprocessingml/2006/main" xmlns:w14="http://schemas.microsoft.com/office/word/2010/wordml" xmlns:w15="http://schemas.microsoft.com/office/word/2012/wordml" xmlns:w16cex="http://schemas.microsoft.com/office/word/2018/wordml/cex" xmlns:w16cid="http://schemas.microsoft.com/office/word/2016/wordml/cid" xmlns:w16="http://schemas.microsoft.com/office/word/2018/wordml" xmlns:w16sdtdh="http://schemas.microsoft.com/office/word/2020/wordml/sdtdatahash" xmlns:w16sdtfl="http://schemas.microsoft.com/office/word/2024/wordml/sdtformatlock" xmlns:w16se="http://schemas.microsoft.com/office/word/2015/wordml/symex" xmlns:w16du="http://schemas.microsoft.com/office/word/2023/wordml/word16du" xmlns:wne="http://schemas.microsoft.com/office/word/2006/wordml" mc:Ignorable="w14 w15 w16se w16cid w16 w16cex w16sdtdh w16sdtfl w16du wp14">
+<w:hdr xmlns:wpc="http://schemas.microsoft.com/office/word/2010/wordprocessingCanvas" xmlns:cx="http://schemas.microsoft.com/office/drawing/2014/chartex" xmlns:cx1="http://schemas.microsoft.com/office/drawing/2015/9/8/chartex" xmlns:cx2="http://schemas.microsoft.com/office/drawing/2015/10/21/chartex" xmlns:cx3="http://schemas.microsoft.com/office/drawing/2016/5/9/chartex" xmlns:cx4="http://schemas.microsoft.com/office/drawing/2016/5/10/chartex" xmlns:cx5="http://schemas.microsoft.com/office/drawing/2016/5/11/chartex" xmlns:cx6="http://schemas.microsoft.com/office/drawing/2016/5/12/chartex" xmlns:cx7="http://schemas.microsoft.com/office/drawing/2016/5/13/chartex" xmlns:cx8="http://schemas.microsoft.com/office/drawing/2016/5/14/chartex" xmlns:mc="http://schemas.openxmlformats.org/markup-compatibility/2006" xmlns:aink="http://schemas.microsoft.com/office/drawing/2016/ink" xmlns:am3d="http://schemas.microsoft.com/office/drawing/2017/model3d" xmlns:o="urn:schemas-microsoft-com:office:office" xmlns:oel="http://schemas.microsoft.com/office/2019/extlst" xmlns:r="http://schemas.openxmlformats.org/officeDocument/2006/relationships" xmlns:m="http://schemas.openxmlformats.org/officeDocument/2006/math" xmlns:v="urn:schemas-microsoft-com:vml" xmlns:wp14="http://schemas.microsoft.com/office/word/2010/wordprocessingDrawing" xmlns:wp="http://schemas.openxmlformats.org/drawingml/2006/wordprocessingDrawing" xmlns:w10="urn:schemas-microsoft-com:office:word" xmlns:w="http://schemas.openxmlformats.org/wordprocessingml/2006/main" xmlns:w14="http://schemas.microsoft.com/office/word/2010/wordml" xmlns:w15="http://schemas.microsoft.com/office/word/2012/wordml" xmlns:w16cei="http://schemas.microsoft.com/office/word/2026/wordml/cei" xmlns:w16cex="http://schemas.microsoft.com/office/word/2018/wordml/cex" xmlns:w16cid="http://schemas.microsoft.com/office/word/2016/wordml/cid" xmlns:w16="http://schemas.microsoft.com/office/word/2018/wordml" xmlns:w16du="http://schemas.microsoft.com/office/word/2023/wordml/word16du" xmlns:w16sdtdh="http://schemas.microsoft.com/office/word/2020/wordml/sdtdatahash" xmlns:w16sdtfl="http://schemas.microsoft.com/office/word/2024/wordml/sdtformatlock" xmlns:w16se="http://schemas.microsoft.com/office/word/2015/wordml/symex" xmlns:wpg="http://schemas.microsoft.com/office/word/2010/wordprocessingGroup" xmlns:wpi="http://schemas.microsoft.com/office/word/2010/wordprocessingInk" xmlns:wne="http://schemas.microsoft.com/office/word/2006/wordml" xmlns:wps="http://schemas.microsoft.com/office/word/2010/wordprocessingShape" mc:Ignorable="w14 w15 w16se w16cid w16 w16cex w16sdtdh w16sdtfl w16du wp14">
   <w:p>
     <w:r>
       <w:t>BDA112 | Urban Air Quality Analytics with Python</w:t>
@@ -8127,7 +8211,7 @@
 </file>
 
 <file path=word/numbering.xml><?xml version="1.0" encoding="utf-8"?>
-<w:numbering xmlns:wpc="http://schemas.microsoft.com/office/word/2010/wordprocessingCanvas" xmlns:cx="http://schemas.microsoft.com/office/drawing/2014/chartex" xmlns:cx1="http://schemas.microsoft.com/office/drawing/2015/9/8/chartex" xmlns:cx2="http://schemas.microsoft.com/office/drawing/2015/10/21/chartex" xmlns:cx3="http://schemas.microsoft.com/office/drawing/2016/5/9/chartex" xmlns:cx4="http://schemas.microsoft.com/office/drawing/2016/5/10/chartex" xmlns:cx5="http://schemas.microsoft.com/office/drawing/2016/5/11/chartex" xmlns:cx6="http://schemas.microsoft.com/office/drawing/2016/5/12/chartex" xmlns:cx7="http://schemas.microsoft.com/office/drawing/2016/5/13/chartex" xmlns:cx8="http://schemas.microsoft.com/office/drawing/2016/5/14/chartex" xmlns:mc="http://schemas.openxmlformats.org/markup-compatibility/2006" xmlns:m="http://schemas.openxmlformats.org/officeDocument/2006/math" xmlns:aink="http://schemas.microsoft.com/office/drawing/2016/ink" xmlns:am3d="http://schemas.microsoft.com/office/drawing/2017/model3d" xmlns:oel="http://schemas.microsoft.com/office/2019/extlst" xmlns:r="http://schemas.openxmlformats.org/officeDocument/2006/relationships" xmlns:wp14="http://schemas.microsoft.com/office/word/2010/wordprocessingDrawing" xmlns:wp="http://schemas.openxmlformats.org/drawingml/2006/wordprocessingDrawing" xmlns:wpg="http://schemas.microsoft.com/office/word/2010/wordprocessingGroup" xmlns:wpi="http://schemas.microsoft.com/office/word/2010/wordprocessingInk" xmlns:wps="http://schemas.microsoft.com/office/word/2010/wordprocessingShape" xmlns:o="urn:schemas-microsoft-com:office:office" xmlns:v="urn:schemas-microsoft-com:vml" xmlns:w10="urn:schemas-microsoft-com:office:word" xmlns:w="http://schemas.openxmlformats.org/wordprocessingml/2006/main" xmlns:w14="http://schemas.microsoft.com/office/word/2010/wordml" xmlns:w15="http://schemas.microsoft.com/office/word/2012/wordml" xmlns:w16cex="http://schemas.microsoft.com/office/word/2018/wordml/cex" xmlns:w16cid="http://schemas.microsoft.com/office/word/2016/wordml/cid" xmlns:w16="http://schemas.microsoft.com/office/word/2018/wordml" xmlns:w16sdtdh="http://schemas.microsoft.com/office/word/2020/wordml/sdtdatahash" xmlns:w16sdtfl="http://schemas.microsoft.com/office/word/2024/wordml/sdtformatlock" xmlns:w16se="http://schemas.microsoft.com/office/word/2015/wordml/symex" xmlns:w16du="http://schemas.microsoft.com/office/word/2023/wordml/word16du" xmlns:wne="http://schemas.microsoft.com/office/word/2006/wordml" mc:Ignorable="w14 w15 w16se w16cid w16 w16cex w16sdtdh w16sdtfl w16du wp14">
+<w:numbering xmlns:wpc="http://schemas.microsoft.com/office/word/2010/wordprocessingCanvas" xmlns:cx="http://schemas.microsoft.com/office/drawing/2014/chartex" xmlns:cx1="http://schemas.microsoft.com/office/drawing/2015/9/8/chartex" xmlns:cx2="http://schemas.microsoft.com/office/drawing/2015/10/21/chartex" xmlns:cx3="http://schemas.microsoft.com/office/drawing/2016/5/9/chartex" xmlns:cx4="http://schemas.microsoft.com/office/drawing/2016/5/10/chartex" xmlns:cx5="http://schemas.microsoft.com/office/drawing/2016/5/11/chartex" xmlns:cx6="http://schemas.microsoft.com/office/drawing/2016/5/12/chartex" xmlns:cx7="http://schemas.microsoft.com/office/drawing/2016/5/13/chartex" xmlns:cx8="http://schemas.microsoft.com/office/drawing/2016/5/14/chartex" xmlns:mc="http://schemas.openxmlformats.org/markup-compatibility/2006" xmlns:aink="http://schemas.microsoft.com/office/drawing/2016/ink" xmlns:am3d="http://schemas.microsoft.com/office/drawing/2017/model3d" xmlns:o="urn:schemas-microsoft-com:office:office" xmlns:oel="http://schemas.microsoft.com/office/2019/extlst" xmlns:r="http://schemas.openxmlformats.org/officeDocument/2006/relationships" xmlns:m="http://schemas.openxmlformats.org/officeDocument/2006/math" xmlns:v="urn:schemas-microsoft-com:vml" xmlns:wp14="http://schemas.microsoft.com/office/word/2010/wordprocessingDrawing" xmlns:wp="http://schemas.openxmlformats.org/drawingml/2006/wordprocessingDrawing" xmlns:w10="urn:schemas-microsoft-com:office:word" xmlns:w="http://schemas.openxmlformats.org/wordprocessingml/2006/main" xmlns:w14="http://schemas.microsoft.com/office/word/2010/wordml" xmlns:w15="http://schemas.microsoft.com/office/word/2012/wordml" xmlns:w16cei="http://schemas.microsoft.com/office/word/2026/wordml/cei" xmlns:w16cex="http://schemas.microsoft.com/office/word/2018/wordml/cex" xmlns:w16cid="http://schemas.microsoft.com/office/word/2016/wordml/cid" xmlns:w16="http://schemas.microsoft.com/office/word/2018/wordml" xmlns:w16du="http://schemas.microsoft.com/office/word/2023/wordml/word16du" xmlns:w16sdtdh="http://schemas.microsoft.com/office/word/2020/wordml/sdtdatahash" xmlns:w16sdtfl="http://schemas.microsoft.com/office/word/2024/wordml/sdtformatlock" xmlns:w16se="http://schemas.microsoft.com/office/word/2015/wordml/symex" xmlns:wpg="http://schemas.microsoft.com/office/word/2010/wordprocessingGroup" xmlns:wpi="http://schemas.microsoft.com/office/word/2010/wordprocessingInk" xmlns:wne="http://schemas.microsoft.com/office/word/2006/wordml" xmlns:wps="http://schemas.microsoft.com/office/word/2010/wordprocessingShape" mc:Ignorable="w14 w15 w16se w16cid w16 w16cex w16sdtdh w16sdtfl w16du wp14">
   <w:abstractNum w:abstractNumId="0" w15:restartNumberingAfterBreak="0">
     <w:nsid w:val="FFFFFF7C"/>
     <w:multiLevelType w:val="singleLevel"/>
@@ -8455,7 +8539,7 @@
 </file>
 
 <file path=word/styles.xml><?xml version="1.0" encoding="utf-8"?>
-<w:styles xmlns:mc="http://schemas.openxmlformats.org/markup-compatibility/2006" xmlns:r="http://schemas.openxmlformats.org/officeDocument/2006/relationships" xmlns:w="http://schemas.openxmlformats.org/wordprocessingml/2006/main" xmlns:w14="http://schemas.microsoft.com/office/word/2010/wordml" xmlns:w15="http://schemas.microsoft.com/office/word/2012/wordml" xmlns:w16cex="http://schemas.microsoft.com/office/word/2018/wordml/cex" xmlns:w16cid="http://schemas.microsoft.com/office/word/2016/wordml/cid" xmlns:w16="http://schemas.microsoft.com/office/word/2018/wordml" xmlns:w16sdtdh="http://schemas.microsoft.com/office/word/2020/wordml/sdtdatahash" xmlns:w16sdtfl="http://schemas.microsoft.com/office/word/2024/wordml/sdtformatlock" xmlns:w16se="http://schemas.microsoft.com/office/word/2015/wordml/symex" xmlns:w16du="http://schemas.microsoft.com/office/word/2023/wordml/word16du" mc:Ignorable="w14 w15 w16se w16cid w16 w16cex w16sdtdh w16sdtfl w16du">
+<w:styles xmlns:mc="http://schemas.openxmlformats.org/markup-compatibility/2006" xmlns:r="http://schemas.openxmlformats.org/officeDocument/2006/relationships" xmlns:w="http://schemas.openxmlformats.org/wordprocessingml/2006/main" xmlns:w14="http://schemas.microsoft.com/office/word/2010/wordml" xmlns:w15="http://schemas.microsoft.com/office/word/2012/wordml" xmlns:w16cex="http://schemas.microsoft.com/office/word/2018/wordml/cex" xmlns:w16cid="http://schemas.microsoft.com/office/word/2016/wordml/cid" xmlns:w16="http://schemas.microsoft.com/office/word/2018/wordml" xmlns:w16du="http://schemas.microsoft.com/office/word/2023/wordml/word16du" xmlns:w16sdtdh="http://schemas.microsoft.com/office/word/2020/wordml/sdtdatahash" xmlns:w16sdtfl="http://schemas.microsoft.com/office/word/2024/wordml/sdtformatlock" xmlns:w16se="http://schemas.microsoft.com/office/word/2015/wordml/symex" mc:Ignorable="w14 w15 w16se w16cid w16 w16cex w16sdtdh w16sdtfl w16du">
   <w:docDefaults>
     <w:rPrDefault>
       <w:rPr>
@@ -17969,7 +18053,7 @@
       </w:tcPr>
     </w:tblStylePr>
   </w:style>
-  <w:style w:type="table" w:styleId="ColourfulShading">
+  <w:style w:type="table" w:styleId="ColorfulShading">
     <w:name w:val="Colorful Shading"/>
     <w:basedOn w:val="TableNormal"/>
     <w:uiPriority w:val="71"/>
@@ -18084,7 +18168,7 @@
       </w:rPr>
     </w:tblStylePr>
   </w:style>
-  <w:style w:type="table" w:styleId="ColourfulShadingAccent1">
+  <w:style w:type="table" w:styleId="ColorfulShading-Accent1">
     <w:name w:val="Colorful Shading Accent 1"/>
     <w:basedOn w:val="TableNormal"/>
     <w:uiPriority w:val="71"/>
@@ -18199,7 +18283,7 @@
       </w:rPr>
     </w:tblStylePr>
   </w:style>
-  <w:style w:type="table" w:styleId="ColourfulShadingAccent2">
+  <w:style w:type="table" w:styleId="ColorfulShading-Accent2">
     <w:name w:val="Colorful Shading Accent 2"/>
     <w:basedOn w:val="TableNormal"/>
     <w:uiPriority w:val="71"/>
@@ -18314,7 +18398,7 @@
       </w:rPr>
     </w:tblStylePr>
   </w:style>
-  <w:style w:type="table" w:styleId="ColourfulShadingAccent3">
+  <w:style w:type="table" w:styleId="ColorfulShading-Accent3">
     <w:name w:val="Colorful Shading Accent 3"/>
     <w:basedOn w:val="TableNormal"/>
     <w:uiPriority w:val="71"/>
@@ -18419,7 +18503,7 @@
       </w:tcPr>
     </w:tblStylePr>
   </w:style>
-  <w:style w:type="table" w:styleId="ColourfulShadingAccent4">
+  <w:style w:type="table" w:styleId="ColorfulShading-Accent4">
     <w:name w:val="Colorful Shading Accent 4"/>
     <w:basedOn w:val="TableNormal"/>
     <w:uiPriority w:val="71"/>
@@ -18534,7 +18618,7 @@
       </w:rPr>
     </w:tblStylePr>
   </w:style>
-  <w:style w:type="table" w:styleId="ColourfulShadingAccent5">
+  <w:style w:type="table" w:styleId="ColorfulShading-Accent5">
     <w:name w:val="Colorful Shading Accent 5"/>
     <w:basedOn w:val="TableNormal"/>
     <w:uiPriority w:val="71"/>
@@ -18649,7 +18733,7 @@
       </w:rPr>
     </w:tblStylePr>
   </w:style>
-  <w:style w:type="table" w:styleId="ColourfulShadingAccent6">
+  <w:style w:type="table" w:styleId="ColorfulShading-Accent6">
     <w:name w:val="Colorful Shading Accent 6"/>
     <w:basedOn w:val="TableNormal"/>
     <w:uiPriority w:val="71"/>
@@ -18764,7 +18848,7 @@
       </w:rPr>
     </w:tblStylePr>
   </w:style>
-  <w:style w:type="table" w:styleId="ColourfulList">
+  <w:style w:type="table" w:styleId="ColorfulList">
     <w:name w:val="Colorful List"/>
     <w:basedOn w:val="TableNormal"/>
     <w:uiPriority w:val="72"/>
@@ -18843,7 +18927,7 @@
       </w:tcPr>
     </w:tblStylePr>
   </w:style>
-  <w:style w:type="table" w:styleId="ColourfulListAccent1">
+  <w:style w:type="table" w:styleId="ColorfulList-Accent1">
     <w:name w:val="Colorful List Accent 1"/>
     <w:basedOn w:val="TableNormal"/>
     <w:uiPriority w:val="72"/>
@@ -18922,7 +19006,7 @@
       </w:tcPr>
     </w:tblStylePr>
   </w:style>
-  <w:style w:type="table" w:styleId="ColourfulListAccent2">
+  <w:style w:type="table" w:styleId="ColorfulList-Accent2">
     <w:name w:val="Colorful List Accent 2"/>
     <w:basedOn w:val="TableNormal"/>
     <w:uiPriority w:val="72"/>
@@ -19001,7 +19085,7 @@
       </w:tcPr>
     </w:tblStylePr>
   </w:style>
-  <w:style w:type="table" w:styleId="ColourfulListAccent3">
+  <w:style w:type="table" w:styleId="ColorfulList-Accent3">
     <w:name w:val="Colorful List Accent 3"/>
     <w:basedOn w:val="TableNormal"/>
     <w:uiPriority w:val="72"/>
@@ -19080,7 +19164,7 @@
       </w:tcPr>
     </w:tblStylePr>
   </w:style>
-  <w:style w:type="table" w:styleId="ColourfulListAccent4">
+  <w:style w:type="table" w:styleId="ColorfulList-Accent4">
     <w:name w:val="Colorful List Accent 4"/>
     <w:basedOn w:val="TableNormal"/>
     <w:uiPriority w:val="72"/>
@@ -19159,7 +19243,7 @@
       </w:tcPr>
     </w:tblStylePr>
   </w:style>
-  <w:style w:type="table" w:styleId="ColourfulListAccent5">
+  <w:style w:type="table" w:styleId="ColorfulList-Accent5">
     <w:name w:val="Colorful List Accent 5"/>
     <w:basedOn w:val="TableNormal"/>
     <w:uiPriority w:val="72"/>
@@ -19238,7 +19322,7 @@
       </w:tcPr>
     </w:tblStylePr>
   </w:style>
-  <w:style w:type="table" w:styleId="ColourfulListAccent6">
+  <w:style w:type="table" w:styleId="ColorfulList-Accent6">
     <w:name w:val="Colorful List Accent 6"/>
     <w:basedOn w:val="TableNormal"/>
     <w:uiPriority w:val="72"/>
@@ -19317,7 +19401,7 @@
       </w:tcPr>
     </w:tblStylePr>
   </w:style>
-  <w:style w:type="table" w:styleId="ColourfulGrid">
+  <w:style w:type="table" w:styleId="ColorfulGrid">
     <w:name w:val="Colorful Grid"/>
     <w:basedOn w:val="TableNormal"/>
     <w:uiPriority w:val="73"/>
@@ -19390,7 +19474,7 @@
       </w:tcPr>
     </w:tblStylePr>
   </w:style>
-  <w:style w:type="table" w:styleId="ColourfulGridAccent1">
+  <w:style w:type="table" w:styleId="ColorfulGrid-Accent1">
     <w:name w:val="Colorful Grid Accent 1"/>
     <w:basedOn w:val="TableNormal"/>
     <w:uiPriority w:val="73"/>
@@ -19463,7 +19547,7 @@
       </w:tcPr>
     </w:tblStylePr>
   </w:style>
-  <w:style w:type="table" w:styleId="ColourfulGridAccent2">
+  <w:style w:type="table" w:styleId="ColorfulGrid-Accent2">
     <w:name w:val="Colorful Grid Accent 2"/>
     <w:basedOn w:val="TableNormal"/>
     <w:uiPriority w:val="73"/>
@@ -19536,7 +19620,7 @@
       </w:tcPr>
     </w:tblStylePr>
   </w:style>
-  <w:style w:type="table" w:styleId="ColourfulGridAccent3">
+  <w:style w:type="table" w:styleId="ColorfulGrid-Accent3">
     <w:name w:val="Colorful Grid Accent 3"/>
     <w:basedOn w:val="TableNormal"/>
     <w:uiPriority w:val="73"/>
@@ -19609,7 +19693,7 @@
       </w:tcPr>
     </w:tblStylePr>
   </w:style>
-  <w:style w:type="table" w:styleId="ColourfulGridAccent4">
+  <w:style w:type="table" w:styleId="ColorfulGrid-Accent4">
     <w:name w:val="Colorful Grid Accent 4"/>
     <w:basedOn w:val="TableNormal"/>
     <w:uiPriority w:val="73"/>
@@ -19682,7 +19766,7 @@
       </w:tcPr>
     </w:tblStylePr>
   </w:style>
-  <w:style w:type="table" w:styleId="ColourfulGridAccent5">
+  <w:style w:type="table" w:styleId="ColorfulGrid-Accent5">
     <w:name w:val="Colorful Grid Accent 5"/>
     <w:basedOn w:val="TableNormal"/>
     <w:uiPriority w:val="73"/>
@@ -19755,7 +19839,7 @@
       </w:tcPr>
     </w:tblStylePr>
   </w:style>
-  <w:style w:type="table" w:styleId="ColourfulGridAccent6">
+  <w:style w:type="table" w:styleId="ColorfulGrid-Accent6">
     <w:name w:val="Colorful Grid Accent 6"/>
     <w:basedOn w:val="TableNormal"/>
     <w:uiPriority w:val="73"/>
